--- a/taniguchi/api/Fix/API設計書_業者マスタ.docx
+++ b/taniguchi/api/Fix/API設計書_業者マスタ.docx
@@ -1,284 +1,5 @@
 
-<file path=customXml\item1.xml><?xml version="1.0" encoding="utf-8"?>
-<p:properties xmlns:p="http://schemas.microsoft.com/office/2006/metadata/properties" xmlns:xsi="http://www.w3.org/2001/XMLSchema-instance" xmlns:pc="http://schemas.microsoft.com/office/infopath/2007/PartnerControls">
-  <documentManagement/>
-</p:properties>
-</file>
-
-<file path=customXml\item2.xml><?xml version="1.0" encoding="utf-8"?>
-<ct:contentTypeSchema xmlns:ct="http://schemas.microsoft.com/office/2006/metadata/contentType" xmlns:ma="http://schemas.microsoft.com/office/2006/metadata/properties/metaAttributes" ct:_="" ma:_="" ma:contentTypeName="ドキュメント" ma:contentTypeID="0x010100980A9EDA4423B04DB8E0445FEDD7979D" ma:contentTypeVersion="7" ma:contentTypeDescription="新しいドキュメントを作成します。" ma:contentTypeScope="" ma:versionID="ae2973d07f0a8b338627d92cf3d61aa1">
-  <xsd:schema xmlns:xsd="http://www.w3.org/2001/XMLSchema" xmlns:xs="http://www.w3.org/2001/XMLSchema" xmlns:p="http://schemas.microsoft.com/office/2006/metadata/properties" xmlns:ns2="927401a0-f477-47ea-a92d-ddff39ed07e6" targetNamespace="http://schemas.microsoft.com/office/2006/metadata/properties" ma:root="true" ma:fieldsID="e5a487444864ebd2c47c4b9587078a69" ns2:_="">
-    <xsd:import namespace="927401a0-f477-47ea-a92d-ddff39ed07e6"/>
-    <xsd:element name="properties">
-      <xsd:complexType>
-        <xsd:sequence>
-          <xsd:element name="documentManagement">
-            <xsd:complexType>
-              <xsd:all>
-                <xsd:element ref="ns2:MediaServiceMetadata" minOccurs="0"/>
-                <xsd:element ref="ns2:MediaServiceFastMetadata" minOccurs="0"/>
-                <xsd:element ref="ns2:MediaServiceSearchProperties" minOccurs="0"/>
-                <xsd:element ref="ns2:MediaServiceDateTaken" minOccurs="0"/>
-                <xsd:element ref="ns2:MediaServiceGenerationTime" minOccurs="0"/>
-                <xsd:element ref="ns2:MediaServiceEventHashCode" minOccurs="0"/>
-                <xsd:element ref="ns2:MediaLengthInSeconds" minOccurs="0"/>
-              </xsd:all>
-            </xsd:complexType>
-          </xsd:element>
-        </xsd:sequence>
-      </xsd:complexType>
-    </xsd:element>
-  </xsd:schema>
-  <xsd:schema xmlns:xsd="http://www.w3.org/2001/XMLSchema" xmlns:xs="http://www.w3.org/2001/XMLSchema" xmlns:dms="http://schemas.microsoft.com/office/2006/documentManagement/types" xmlns:pc="http://schemas.microsoft.com/office/infopath/2007/PartnerControls" targetNamespace="927401a0-f477-47ea-a92d-ddff39ed07e6" elementFormDefault="qualified">
-    <xsd:import namespace="http://schemas.microsoft.com/office/2006/documentManagement/types"/>
-    <xsd:import namespace="http://schemas.microsoft.com/office/infopath/2007/PartnerControls"/>
-    <xsd:element name="MediaServiceMetadata" ma:index="8" nillable="true" ma:displayName="MediaServiceMetadata" ma:hidden="true" ma:internalName="MediaServiceMetadata" ma:readOnly="true">
-      <xsd:simpleType>
-        <xsd:restriction base="dms:Note"/>
-      </xsd:simpleType>
-    </xsd:element>
-    <xsd:element name="MediaServiceFastMetadata" ma:index="9" nillable="true" ma:displayName="MediaServiceFastMetadata" ma:hidden="true" ma:internalName="MediaServiceFastMetadata" ma:readOnly="true">
-      <xsd:simpleType>
-        <xsd:restriction base="dms:Note"/>
-      </xsd:simpleType>
-    </xsd:element>
-    <xsd:element name="MediaServiceSearchProperties" ma:index="10" nillable="true" ma:displayName="MediaServiceSearchProperties" ma:hidden="true" ma:internalName="MediaServiceSearchProperties" ma:readOnly="true">
-      <xsd:simpleType>
-        <xsd:restriction base="dms:Note"/>
-      </xsd:simpleType>
-    </xsd:element>
-    <xsd:element name="MediaServiceDateTaken" ma:index="11" nillable="true" ma:displayName="MediaServiceDateTaken" ma:hidden="true" ma:indexed="true" ma:internalName="MediaServiceDateTaken" ma:readOnly="true">
-      <xsd:simpleType>
-        <xsd:restriction base="dms:Text"/>
-      </xsd:simpleType>
-    </xsd:element>
-    <xsd:element name="MediaServiceGenerationTime" ma:index="12" nillable="true" ma:displayName="MediaServiceGenerationTime" ma:hidden="true" ma:internalName="MediaServiceGenerationTime" ma:readOnly="true">
-      <xsd:simpleType>
-        <xsd:restriction base="dms:Text"/>
-      </xsd:simpleType>
-    </xsd:element>
-    <xsd:element name="MediaServiceEventHashCode" ma:index="13" nillable="true" ma:displayName="MediaServiceEventHashCode" ma:hidden="true" ma:internalName="MediaServiceEventHashCode" ma:readOnly="true">
-      <xsd:simpleType>
-        <xsd:restriction base="dms:Text"/>
-      </xsd:simpleType>
-    </xsd:element>
-    <xsd:element name="MediaLengthInSeconds" ma:index="14" nillable="true" ma:displayName="MediaLengthInSeconds" ma:hidden="true" ma:internalName="MediaLengthInSeconds" ma:readOnly="true">
-      <xsd:simpleType>
-        <xsd:restriction base="dms:Unknown"/>
-      </xsd:simpleType>
-    </xsd:element>
-  </xsd:schema>
-  <xsd:schema xmlns="http://schemas.openxmlformats.org/package/2006/metadata/core-properties" xmlns:xsd="http://www.w3.org/2001/XMLSchema" xmlns:xsi="http://www.w3.org/2001/XMLSchema-instance" xmlns:dc="http://purl.org/dc/elements/1.1/" xmlns:dcterms="http://purl.org/dc/terms/" xmlns:odoc="http://schemas.microsoft.com/internal/obd" targetNamespace="http://schemas.openxmlformats.org/package/2006/metadata/core-properties" elementFormDefault="qualified" attributeFormDefault="unqualified" blockDefault="#all">
-    <xsd:import namespace="http://purl.org/dc/elements/1.1/" schemaLocation="http://dublincore.org/schemas/xmls/qdc/2003/04/02/dc.xsd"/>
-    <xsd:import namespace="http://purl.org/dc/terms/" schemaLocation="http://dublincore.org/schemas/xmls/qdc/2003/04/02/dcterms.xsd"/>
-    <xsd:element name="coreProperties" type="CT_coreProperties"/>
-    <xsd:complexType name="CT_coreProperties">
-      <xsd:all>
-        <xsd:element ref="dc:creator" minOccurs="0" maxOccurs="1"/>
-        <xsd:element ref="dcterms:created" minOccurs="0" maxOccurs="1"/>
-        <xsd:element ref="dc:identifier" minOccurs="0" maxOccurs="1"/>
-        <xsd:element name="contentType" minOccurs="0" maxOccurs="1" type="xsd:string" ma:index="0" ma:displayName="コンテンツ タイプ"/>
-        <xsd:element ref="dc:title" minOccurs="0" maxOccurs="1" ma:index="4" ma:displayName="タイトル"/>
-        <xsd:element ref="dc:subject" minOccurs="0" maxOccurs="1"/>
-        <xsd:element ref="dc:description" minOccurs="0" maxOccurs="1"/>
-        <xsd:element name="keywords" minOccurs="0" maxOccurs="1" type="xsd:string"/>
-        <xsd:element ref="dc:language" minOccurs="0" maxOccurs="1"/>
-        <xsd:element name="category" minOccurs="0" maxOccurs="1" type="xsd:string"/>
-        <xsd:element name="version" minOccurs="0" maxOccurs="1" type="xsd:string"/>
-        <xsd:element name="revision" minOccurs="0" maxOccurs="1" type="xsd:string">
-          <xsd:annotation>
-            <xsd:documentation>
-                        This value indicates the number of saves or revisions. The application is responsible for updating this value after each revision.
-                    </xsd:documentation>
-          </xsd:annotation>
-        </xsd:element>
-        <xsd:element name="lastModifiedBy" minOccurs="0" maxOccurs="1" type="xsd:string"/>
-        <xsd:element ref="dcterms:modified" minOccurs="0" maxOccurs="1"/>
-        <xsd:element name="contentStatus" minOccurs="0" maxOccurs="1" type="xsd:string"/>
-      </xsd:all>
-    </xsd:complexType>
-  </xsd:schema>
-  <xs:schema xmlns:pc="http://schemas.microsoft.com/office/infopath/2007/PartnerControls" xmlns:xs="http://www.w3.org/2001/XMLSchema" targetNamespace="http://schemas.microsoft.com/office/infopath/2007/PartnerControls" elementFormDefault="qualified" attributeFormDefault="unqualified">
-    <xs:element name="Person">
-      <xs:complexType>
-        <xs:sequence>
-          <xs:element ref="pc:DisplayName" minOccurs="0"/>
-          <xs:element ref="pc:AccountId" minOccurs="0"/>
-          <xs:element ref="pc:AccountType" minOccurs="0"/>
-        </xs:sequence>
-      </xs:complexType>
-    </xs:element>
-    <xs:element name="DisplayName" type="xs:string"/>
-    <xs:element name="AccountId" type="xs:string"/>
-    <xs:element name="AccountType" type="xs:string"/>
-    <xs:element name="BDCAssociatedEntity">
-      <xs:complexType>
-        <xs:sequence>
-          <xs:element ref="pc:BDCEntity" minOccurs="0" maxOccurs="unbounded"/>
-        </xs:sequence>
-        <xs:attribute ref="pc:EntityNamespace"/>
-        <xs:attribute ref="pc:EntityName"/>
-        <xs:attribute ref="pc:SystemInstanceName"/>
-        <xs:attribute ref="pc:AssociationName"/>
-      </xs:complexType>
-    </xs:element>
-    <xs:attribute name="EntityNamespace" type="xs:string"/>
-    <xs:attribute name="EntityName" type="xs:string"/>
-    <xs:attribute name="SystemInstanceName" type="xs:string"/>
-    <xs:attribute name="AssociationName" type="xs:string"/>
-    <xs:element name="BDCEntity">
-      <xs:complexType>
-        <xs:sequence>
-          <xs:element ref="pc:EntityDisplayName" minOccurs="0"/>
-          <xs:element ref="pc:EntityInstanceReference" minOccurs="0"/>
-          <xs:element ref="pc:EntityId1" minOccurs="0"/>
-          <xs:element ref="pc:EntityId2" minOccurs="0"/>
-          <xs:element ref="pc:EntityId3" minOccurs="0"/>
-          <xs:element ref="pc:EntityId4" minOccurs="0"/>
-          <xs:element ref="pc:EntityId5" minOccurs="0"/>
-        </xs:sequence>
-      </xs:complexType>
-    </xs:element>
-    <xs:element name="EntityDisplayName" type="xs:string"/>
-    <xs:element name="EntityInstanceReference" type="xs:string"/>
-    <xs:element name="EntityId1" type="xs:string"/>
-    <xs:element name="EntityId2" type="xs:string"/>
-    <xs:element name="EntityId3" type="xs:string"/>
-    <xs:element name="EntityId4" type="xs:string"/>
-    <xs:element name="EntityId5" type="xs:string"/>
-    <xs:element name="Terms">
-      <xs:complexType>
-        <xs:sequence>
-          <xs:element ref="pc:TermInfo" minOccurs="0" maxOccurs="unbounded"/>
-        </xs:sequence>
-      </xs:complexType>
-    </xs:element>
-    <xs:element name="TermInfo">
-      <xs:complexType>
-        <xs:sequence>
-          <xs:element ref="pc:TermName" minOccurs="0"/>
-          <xs:element ref="pc:TermId" minOccurs="0"/>
-        </xs:sequence>
-      </xs:complexType>
-    </xs:element>
-    <xs:element name="TermName" type="xs:string"/>
-    <xs:element name="TermId" type="xs:string"/>
-  </xs:schema>
-</ct:contentTypeSchema>
-</file>
-
-<file path=customXml\item3.xml><?xml version="1.0" encoding="utf-8"?>
-<?mso-contentType ?>
-<FormTemplates xmlns="http://schemas.microsoft.com/sharepoint/v3/contenttype/forms">
-  <Display>DocumentLibraryForm</Display>
-  <Edit>DocumentLibraryForm</Edit>
-  <New>DocumentLibraryForm</New>
-</FormTemplates>
-</file>
-
-<file path=customXml\item4.xml><?xml version="1.0" encoding="utf-8"?>
-<b:Sources xmlns:b="http://schemas.openxmlformats.org/officeDocument/2006/bibliography" xmlns="http://schemas.openxmlformats.org/officeDocument/2006/bibliography" SelectedStyle="/APASixthEditionOfficeOnline.xsl" StyleName="APA" Version="6"/>
-</file>
-
-<file path=customXml\itemProps1.xml><?xml version="1.0" encoding="utf-8"?>
-<ds:datastoreItem xmlns:ds="http://schemas.openxmlformats.org/officeDocument/2006/customXml" ds:itemID="{D3BCF3CB-61D5-4782-9982-1529DA68D8A5}">
-  <ds:schemaRefs>
-    <ds:schemaRef ds:uri="http://schemas.microsoft.com/office/2006/metadata/properties"/>
-    <ds:schemaRef ds:uri="http://schemas.microsoft.com/office/infopath/2007/PartnerControls"/>
-  </ds:schemaRefs>
-</ds:datastoreItem>
-</file>
-
-<file path=customXml\itemProps2.xml><?xml version="1.0" encoding="utf-8"?>
-<ds:datastoreItem xmlns:ds="http://schemas.openxmlformats.org/officeDocument/2006/customXml" ds:itemID="{00976E19-0F6D-447D-99EA-E239DB62938F}">
-  <ds:schemaRefs>
-    <ds:schemaRef ds:uri="http://schemas.microsoft.com/office/2006/metadata/contentType"/>
-    <ds:schemaRef ds:uri="http://schemas.microsoft.com/office/2006/metadata/properties/metaAttributes"/>
-    <ds:schemaRef ds:uri="http://www.w3.org/2001/XMLSchema"/>
-    <ds:schemaRef ds:uri="http://schemas.microsoft.com/office/2006/metadata/properties"/>
-    <ds:schemaRef ds:uri="927401a0-f477-47ea-a92d-ddff39ed07e6"/>
-    <ds:schemaRef ds:uri="http://schemas.microsoft.com/office/2006/documentManagement/types"/>
-    <ds:schemaRef ds:uri="http://schemas.microsoft.com/office/infopath/2007/PartnerControls"/>
-    <ds:schemaRef ds:uri="http://schemas.openxmlformats.org/package/2006/metadata/core-properties"/>
-    <ds:schemaRef ds:uri="http://purl.org/dc/elements/1.1/"/>
-    <ds:schemaRef ds:uri="http://purl.org/dc/terms/"/>
-    <ds:schemaRef ds:uri="http://schemas.microsoft.com/internal/obd"/>
-  </ds:schemaRefs>
-</ds:datastoreItem>
-</file>
-
-<file path=customXml\itemProps3.xml><?xml version="1.0" encoding="utf-8"?>
-<ds:datastoreItem xmlns:ds="http://schemas.openxmlformats.org/officeDocument/2006/customXml" ds:itemID="{812A22FD-A03A-40FC-8882-33DA0C3EFC8E}">
-  <ds:schemaRefs>
-    <ds:schemaRef ds:uri="http://schemas.microsoft.com/sharepoint/v3/contenttype/forms"/>
-  </ds:schemaRefs>
-</ds:datastoreItem>
-</file>
-
-<file path=customXml\itemProps4.xml><?xml version="1.0" encoding="utf-8"?>
-<ds:datastoreItem xmlns:ds="http://schemas.openxmlformats.org/officeDocument/2006/customXml" ds:itemID="{10C87B47-89E1-434B-B69B-80E10AEF4092}">
-  <ds:schemaRefs>
-    <ds:schemaRef ds:uri="http://schemas.openxmlformats.org/officeDocument/2006/bibliography"/>
-  </ds:schemaRefs>
-</ds:datastoreItem>
-</file>
-
-<file path=docProps\app.xml><?xml version="1.0" encoding="utf-8"?>
-<Properties xmlns="http://schemas.openxmlformats.org/officeDocument/2006/extended-properties" xmlns:vt="http://schemas.openxmlformats.org/officeDocument/2006/docPropsVTypes">
-  <Template>Normal.dotm</Template>
-  <TotalTime>97</TotalTime>
-  <Pages>16</Pages>
-  <Words>1506</Words>
-  <Characters>8585</Characters>
-  <Application>Microsoft Office Word</Application>
-  <DocSecurity>0</DocSecurity>
-  <Lines>71</Lines>
-  <Paragraphs>20</Paragraphs>
-  <ScaleCrop>false</ScaleCrop>
-  <HeadingPairs>
-    <vt:vector size="2" baseType="variant">
-      <vt:variant>
-        <vt:lpstr>タイトル</vt:lpstr>
-      </vt:variant>
-      <vt:variant>
-        <vt:i4>1</vt:i4>
-      </vt:variant>
-    </vt:vector>
-  </HeadingPairs>
-  <TitlesOfParts>
-    <vt:vector size="1" baseType="lpstr">
-      <vt:lpstr>API 設計書現有品調査</vt:lpstr>
-    </vt:vector>
-  </TitlesOfParts>
-  <Company/>
-  <LinksUpToDate>false</LinksUpToDate>
-  <CharactersWithSpaces>10071</CharactersWithSpaces>
-  <SharedDoc>false</SharedDoc>
-  <HyperlinksChanged>false</HyperlinksChanged>
-  <AppVersion>16.0000</AppVersion>
-</Properties>
-</file>
-
-<file path=docProps\core.xml><?xml version="1.0" encoding="utf-8"?>
-<cp:coreProperties xmlns:cp="http://schemas.openxmlformats.org/package/2006/metadata/core-properties" xmlns:dc="http://purl.org/dc/elements/1.1/" xmlns:dcterms="http://purl.org/dc/terms/" xmlns:dcmitype="http://purl.org/dc/dcmitype/" xmlns:xsi="http://www.w3.org/2001/XMLSchema-instance">
-  <dc:title>API設計書　　　　　　　業者マスタ</dc:title>
-  <dc:subject>対象システム：医療機器管理システム</dc:subject>
-  <cp:lastModifiedBy>緑 谷口</cp:lastModifiedBy>
-  <cp:revision>53</cp:revision>
-  <dcterms:created xsi:type="dcterms:W3CDTF">2026-03-01T00:24:00Z</dcterms:created>
-  <dcterms:modified xsi:type="dcterms:W3CDTF">2026-03-13T16:51:00Z</dcterms:modified>
-</cp:coreProperties>
-</file>
-
-<file path=docProps\custom.xml><?xml version="1.0" encoding="utf-8"?>
-<Properties xmlns="http://schemas.openxmlformats.org/officeDocument/2006/custom-properties" xmlns:vt="http://schemas.openxmlformats.org/officeDocument/2006/docPropsVTypes">
-  <property fmtid="{D5CDD505-2E9C-101B-9397-08002B2CF9AE}" pid="2" name="ContentTypeId">
-    <vt:lpwstr>0x010100980A9EDA4423B04DB8E0445FEDD7979D</vt:lpwstr>
-  </property>
-</Properties>
-</file>
-
-<file path=word\document.xml><?xml version="1.0" encoding="utf-8"?>
+<file path=word/document.xml><?xml version="1.0" encoding="utf-8"?>
 <w:document xmlns:wpc="http://schemas.microsoft.com/office/word/2010/wordprocessingCanvas" xmlns:cx="http://schemas.microsoft.com/office/drawing/2014/chartex" xmlns:cx1="http://schemas.microsoft.com/office/drawing/2015/9/8/chartex" xmlns:cx2="http://schemas.microsoft.com/office/drawing/2015/10/21/chartex" xmlns:cx3="http://schemas.microsoft.com/office/drawing/2016/5/9/chartex" xmlns:cx4="http://schemas.microsoft.com/office/drawing/2016/5/10/chartex" xmlns:cx5="http://schemas.microsoft.com/office/drawing/2016/5/11/chartex" xmlns:cx6="http://schemas.microsoft.com/office/drawing/2016/5/12/chartex" xmlns:cx7="http://schemas.microsoft.com/office/drawing/2016/5/13/chartex" xmlns:cx8="http://schemas.microsoft.com/office/drawing/2016/5/14/chartex" xmlns:mc="http://schemas.openxmlformats.org/markup-compatibility/2006" xmlns:aink="http://schemas.microsoft.com/office/drawing/2016/ink" xmlns:am3d="http://schemas.microsoft.com/office/drawing/2017/model3d" xmlns:o="urn:schemas-microsoft-com:office:office" xmlns:oel="http://schemas.microsoft.com/office/2019/extlst" xmlns:r="http://schemas.openxmlformats.org/officeDocument/2006/relationships" xmlns:m="http://schemas.openxmlformats.org/officeDocument/2006/math" xmlns:v="urn:schemas-microsoft-com:vml" xmlns:wp14="http://schemas.microsoft.com/office/word/2010/wordprocessingDrawing" xmlns:wp="http://schemas.openxmlformats.org/drawingml/2006/wordprocessingDrawing" xmlns:w10="urn:schemas-microsoft-com:office:word" xmlns:w="http://schemas.openxmlformats.org/wordprocessingml/2006/main" xmlns:w14="http://schemas.microsoft.com/office/word/2010/wordml" xmlns:w15="http://schemas.microsoft.com/office/word/2012/wordml" xmlns:w16cex="http://schemas.microsoft.com/office/word/2018/wordml/cex" xmlns:w16cid="http://schemas.microsoft.com/office/word/2016/wordml/cid" xmlns:w16="http://schemas.microsoft.com/office/word/2018/wordml" xmlns:w16du="http://schemas.microsoft.com/office/word/2023/wordml/word16du" xmlns:w16sdtdh="http://schemas.microsoft.com/office/word/2020/wordml/sdtdatahash" xmlns:w16sdtfl="http://schemas.microsoft.com/office/word/2024/wordml/sdtformatlock" xmlns:w16se="http://schemas.microsoft.com/office/word/2015/wordml/symex" xmlns:wpg="http://schemas.microsoft.com/office/word/2010/wordprocessingGroup" xmlns:wpi="http://schemas.microsoft.com/office/word/2010/wordprocessingInk" xmlns:wne="http://schemas.microsoft.com/office/word/2006/wordml" xmlns:wps="http://schemas.microsoft.com/office/word/2010/wordprocessingShape" mc:Ignorable="w14 w15 w16se w16cid w16 w16cex w16sdtdh w16sdtfl w16du wp14">
   <w:body>
     <w:bookmarkStart w:id="0" w:name="_tad0l5kfozhu" w:colFirst="0" w:colLast="0" w:displacedByCustomXml="next"/>
@@ -396,7 +117,6 @@
                                     <w:dataBinding w:prefixMappings="xmlns:ns0='http://purl.org/dc/elements/1.1/' xmlns:ns1='http://schemas.openxmlformats.org/package/2006/metadata/core-properties' " w:xpath="/ns1:coreProperties[1]/ns0:title[1]" w:storeItemID="{6C3C8BC8-F283-45AE-878A-BAB7291924A1}"/>
                                     <w:text/>
                                   </w:sdtPr>
-                                  <w:sdtEndPr/>
                                   <w:sdtContent>
                                     <w:r>
                                       <w:rPr>
@@ -446,7 +166,6 @@
                                   <w:dataBinding w:prefixMappings="xmlns:ns0='http://purl.org/dc/elements/1.1/' xmlns:ns1='http://schemas.openxmlformats.org/package/2006/metadata/core-properties' " w:xpath="/ns1:coreProperties[1]/ns0:subject[1]" w:storeItemID="{6C3C8BC8-F283-45AE-878A-BAB7291924A1}"/>
                                   <w:text/>
                                 </w:sdtPr>
-                                <w:sdtEndPr/>
                                 <w:sdtContent>
                                   <w:p>
                                     <w:pPr>
@@ -2992,6 +2711,7 @@
         <w:rPr>
           <w:noProof/>
         </w:rPr>
+        <w:lastRenderedPageBreak/>
         <w:t>ステータスコード</w:t>
       </w:r>
       <w:r>
@@ -3374,11 +3094,19 @@
         <w:rPr>
           <w:noProof/>
         </w:rPr>
-        <w:t>業者削除（/vendor-master/vendors/{vendorId}）</w:t>
-      </w:r>
-      <w:r>
-        <w:rPr>
-          <w:noProof/>
+        <w:t>業者削除</w:t>
+      </w:r>
+      <w:r>
+        <w:rPr>
+          <w:noProof/>
+          <w:lang w:val="en-US"/>
+        </w:rPr>
+        <w:t>（/vendor-master/vendors/{vendorId}）</w:t>
+      </w:r>
+      <w:r>
+        <w:rPr>
+          <w:noProof/>
+          <w:lang w:val="en-US"/>
         </w:rPr>
         <w:tab/>
       </w:r>
@@ -3391,6 +3119,7 @@
       <w:r>
         <w:rPr>
           <w:noProof/>
+          <w:lang w:val="en-US"/>
         </w:rPr>
         <w:instrText xml:space="preserve"> PAGEREF _Toc224345547 \h </w:instrText>
       </w:r>
@@ -3408,6 +3137,7 @@
       <w:r>
         <w:rPr>
           <w:noProof/>
+          <w:lang w:val="en-US"/>
         </w:rPr>
         <w:t>12</w:t>
       </w:r>
@@ -3437,7 +3167,6 @@
         <w:rPr>
           <w:noProof/>
         </w:rPr>
-        <w:lastRenderedPageBreak/>
         <w:t>リクエストパラメータ</w:t>
       </w:r>
       <w:r>
@@ -4134,18 +3863,33 @@
     <w:p>
       <w:pPr>
         <w:pStyle w:val="10"/>
+      </w:pPr>
+      <w:r>
+        <w:fldChar w:fldCharType="end"/>
+      </w:r>
+      <w:bookmarkStart w:id="1" w:name="_Toc224345515"/>
+    </w:p>
+    <w:p>
+      <w:pPr>
+        <w:rPr>
+          <w:b/>
+          <w:sz w:val="40"/>
+          <w:szCs w:val="40"/>
+        </w:rPr>
+      </w:pPr>
+      <w:r>
+        <w:br w:type="page"/>
+      </w:r>
+    </w:p>
+    <w:p>
+      <w:pPr>
+        <w:pStyle w:val="10"/>
+      </w:pPr>
+      <w:r>
         <w:rPr>
           <w:rFonts w:hint="eastAsia"/>
         </w:rPr>
-      </w:pPr>
-      <w:r>
-        <w:fldChar w:fldCharType="end"/>
-      </w:r>
-      <w:bookmarkStart w:id="1" w:name="_Toc224345515"/>
-      <w:r>
-        <w:rPr>
-          <w:rFonts w:hint="eastAsia"/>
-        </w:rPr>
+        <w:lastRenderedPageBreak/>
         <w:t>第1章 概要</w:t>
       </w:r>
       <w:bookmarkEnd w:id="1"/>
@@ -4153,9 +3897,6 @@
     <w:p>
       <w:pPr>
         <w:pStyle w:val="2"/>
-        <w:rPr>
-          <w:rFonts w:hint="eastAsia"/>
-        </w:rPr>
       </w:pPr>
       <w:bookmarkStart w:id="2" w:name="_Toc224345516"/>
       <w:r>
@@ -4167,11 +3908,6 @@
       <w:bookmarkEnd w:id="2"/>
     </w:p>
     <w:p>
-      <w:pPr>
-        <w:rPr>
-          <w:rFonts w:hint="eastAsia"/>
-        </w:rPr>
-      </w:pPr>
       <w:r>
         <w:rPr>
           <w:rFonts w:hint="eastAsia"/>
@@ -4180,11 +3916,6 @@
       </w:r>
     </w:p>
     <w:p>
-      <w:pPr>
-        <w:rPr>
-          <w:rFonts w:hint="eastAsia"/>
-        </w:rPr>
-      </w:pPr>
       <w:r>
         <w:rPr>
           <w:rFonts w:hint="eastAsia"/>
@@ -4200,9 +3931,6 @@
           <w:numId w:val="120"/>
         </w:numPr>
         <w:ind w:leftChars="0"/>
-        <w:rPr>
-          <w:rFonts w:hint="eastAsia"/>
-        </w:rPr>
       </w:pPr>
       <w:r>
         <w:rPr>
@@ -4219,9 +3947,6 @@
           <w:numId w:val="120"/>
         </w:numPr>
         <w:ind w:leftChars="0"/>
-        <w:rPr>
-          <w:rFonts w:hint="eastAsia"/>
-        </w:rPr>
       </w:pPr>
       <w:r>
         <w:rPr>
@@ -4238,9 +3963,6 @@
           <w:numId w:val="120"/>
         </w:numPr>
         <w:ind w:leftChars="0"/>
-        <w:rPr>
-          <w:rFonts w:hint="eastAsia"/>
-        </w:rPr>
       </w:pPr>
       <w:r>
         <w:rPr>
@@ -4257,9 +3979,6 @@
           <w:numId w:val="120"/>
         </w:numPr>
         <w:ind w:leftChars="0"/>
-        <w:rPr>
-          <w:rFonts w:hint="eastAsia"/>
-        </w:rPr>
       </w:pPr>
       <w:r>
         <w:rPr>
@@ -4271,9 +3990,6 @@
     <w:p>
       <w:pPr>
         <w:pStyle w:val="2"/>
-        <w:rPr>
-          <w:rFonts w:hint="eastAsia"/>
-        </w:rPr>
       </w:pPr>
       <w:bookmarkStart w:id="3" w:name="_Toc224345517"/>
       <w:r>
@@ -4285,11 +4001,6 @@
       <w:bookmarkEnd w:id="3"/>
     </w:p>
     <w:p>
-      <w:pPr>
-        <w:rPr>
-          <w:rFonts w:hint="eastAsia"/>
-        </w:rPr>
-      </w:pPr>
       <w:r>
         <w:rPr>
           <w:rFonts w:hint="eastAsia"/>
@@ -4298,11 +4009,6 @@
       </w:r>
     </w:p>
     <w:p>
-      <w:pPr>
-        <w:rPr>
-          <w:rFonts w:hint="eastAsia"/>
-        </w:rPr>
-      </w:pPr>
       <w:r>
         <w:rPr>
           <w:rFonts w:hint="eastAsia"/>
@@ -4313,9 +4019,6 @@
     <w:p>
       <w:pPr>
         <w:pStyle w:val="2"/>
-        <w:rPr>
-          <w:rFonts w:hint="eastAsia"/>
-        </w:rPr>
       </w:pPr>
       <w:bookmarkStart w:id="4" w:name="_Toc224345518"/>
       <w:r>
@@ -4424,7 +4127,6 @@
               <w:rPr>
                 <w:rFonts w:hint="eastAsia"/>
               </w:rPr>
-              <w:lastRenderedPageBreak/>
               <w:t>担当施設</w:t>
             </w:r>
           </w:p>
@@ -4472,13 +4174,9 @@
         </w:tc>
       </w:tr>
     </w:tbl>
-    <w:p/>
     <w:p>
       <w:pPr>
         <w:pStyle w:val="2"/>
-        <w:rPr>
-          <w:rFonts w:hint="eastAsia"/>
-        </w:rPr>
       </w:pPr>
       <w:bookmarkStart w:id="5" w:name="_Toc224345519"/>
       <w:r>
@@ -4587,6 +4285,7 @@
               <w:rPr>
                 <w:rFonts w:hint="eastAsia"/>
               </w:rPr>
+              <w:lastRenderedPageBreak/>
               <w:t>画面URL</w:t>
             </w:r>
           </w:p>
@@ -4631,13 +4330,9 @@
         </w:tc>
       </w:tr>
     </w:tbl>
-    <w:p/>
     <w:p>
       <w:pPr>
         <w:pStyle w:val="10"/>
-        <w:rPr>
-          <w:rFonts w:hint="eastAsia"/>
-        </w:rPr>
       </w:pPr>
       <w:bookmarkStart w:id="6" w:name="_Toc224345520"/>
       <w:r>
@@ -4651,9 +4346,6 @@
     <w:p>
       <w:pPr>
         <w:pStyle w:val="2"/>
-        <w:rPr>
-          <w:rFonts w:hint="eastAsia"/>
-        </w:rPr>
       </w:pPr>
       <w:bookmarkStart w:id="7" w:name="_Toc224345521"/>
       <w:r>
@@ -4665,11 +4357,6 @@
       <w:bookmarkEnd w:id="7"/>
     </w:p>
     <w:p>
-      <w:pPr>
-        <w:rPr>
-          <w:rFonts w:hint="eastAsia"/>
-        </w:rPr>
-      </w:pPr>
       <w:r>
         <w:rPr>
           <w:rFonts w:hint="eastAsia"/>
@@ -4678,11 +4365,6 @@
       </w:r>
     </w:p>
     <w:p>
-      <w:pPr>
-        <w:rPr>
-          <w:rFonts w:hint="eastAsia"/>
-        </w:rPr>
-      </w:pPr>
       <w:r>
         <w:rPr>
           <w:rFonts w:hint="eastAsia"/>
@@ -4691,11 +4373,6 @@
       </w:r>
     </w:p>
     <w:p>
-      <w:pPr>
-        <w:rPr>
-          <w:rFonts w:hint="eastAsia"/>
-        </w:rPr>
-      </w:pPr>
       <w:r>
         <w:rPr>
           <w:rFonts w:hint="eastAsia"/>
@@ -4706,9 +4383,6 @@
     <w:p>
       <w:pPr>
         <w:pStyle w:val="2"/>
-        <w:rPr>
-          <w:rFonts w:hint="eastAsia"/>
-        </w:rPr>
       </w:pPr>
       <w:bookmarkStart w:id="8" w:name="_Toc224345522"/>
       <w:r>
@@ -4720,11 +4394,6 @@
       <w:bookmarkEnd w:id="8"/>
     </w:p>
     <w:p>
-      <w:pPr>
-        <w:rPr>
-          <w:rFonts w:hint="eastAsia"/>
-        </w:rPr>
-      </w:pPr>
       <w:r>
         <w:rPr>
           <w:rFonts w:hint="eastAsia"/>
@@ -4733,11 +4402,6 @@
       </w:r>
     </w:p>
     <w:p>
-      <w:pPr>
-        <w:rPr>
-          <w:rFonts w:hint="eastAsia"/>
-        </w:rPr>
-      </w:pPr>
       <w:r>
         <w:rPr>
           <w:rFonts w:hint="eastAsia"/>
@@ -4746,11 +4410,6 @@
       </w:r>
     </w:p>
     <w:p>
-      <w:pPr>
-        <w:rPr>
-          <w:rFonts w:hint="eastAsia"/>
-        </w:rPr>
-      </w:pPr>
       <w:r>
         <w:rPr>
           <w:rFonts w:hint="eastAsia"/>
@@ -4759,11 +4418,6 @@
       </w:r>
     </w:p>
     <w:p>
-      <w:pPr>
-        <w:rPr>
-          <w:rFonts w:hint="eastAsia"/>
-        </w:rPr>
-      </w:pPr>
       <w:r>
         <w:rPr>
           <w:rFonts w:hint="eastAsia"/>
@@ -4774,9 +4428,6 @@
     <w:p>
       <w:pPr>
         <w:pStyle w:val="2"/>
-        <w:rPr>
-          <w:rFonts w:hint="eastAsia"/>
-        </w:rPr>
       </w:pPr>
       <w:bookmarkStart w:id="9" w:name="_Toc224345523"/>
       <w:r>
@@ -4897,13 +4548,25 @@
             <w:tcW w:w="1667" w:type="pct"/>
           </w:tcPr>
           <w:p>
-            <w:r>
-              <w:t>vendor_id, facility_id, invoice_registration_no, vendor_name, address, posit</w:t>
-            </w:r>
-            <w:r>
-              <w:lastRenderedPageBreak/>
-              <w:t>ion_name, role_name, contact_person, phone, email, is_primary_contact, deleted_at</w:t>
-            </w:r>
+            <w:pPr>
+              <w:rPr>
+                <w:lang w:val="en-US"/>
+              </w:rPr>
+            </w:pPr>
+            <w:r>
+              <w:rPr>
+                <w:lang w:val="en-US"/>
+              </w:rPr>
+              <w:t>vendor_id, facility_id, invoice_registration_no, vendor_name, address, position_name, role_name, contact_person, phone, email, is_primary_contact, deleted_at</w:t>
+            </w:r>
+          </w:p>
+          <w:p>
+            <w:pPr>
+              <w:rPr>
+                <w:rFonts w:hint="eastAsia"/>
+                <w:lang w:val="en-US"/>
+              </w:rPr>
+            </w:pPr>
           </w:p>
         </w:tc>
       </w:tr>
@@ -4931,6 +4594,13 @@
               <w:t>担当施設名の解決、施設存在確認、担当施設候補APIの参照元</w:t>
             </w:r>
           </w:p>
+          <w:p>
+            <w:pPr>
+              <w:rPr>
+                <w:rFonts w:hint="eastAsia"/>
+              </w:rPr>
+            </w:pPr>
+          </w:p>
         </w:tc>
         <w:tc>
           <w:tcPr>
@@ -4949,9 +4619,25 @@
             <w:tcW w:w="1666" w:type="pct"/>
           </w:tcPr>
           <w:p>
-            <w:r>
+            <w:pPr>
+              <w:rPr>
+                <w:lang w:val="en-US"/>
+              </w:rPr>
+            </w:pPr>
+            <w:r>
+              <w:rPr>
+                <w:lang w:val="en-US"/>
+              </w:rPr>
               <w:t>rfq_vendors / quotations / orders / borrowing_application_details / disposal_application_details / repair_request_details / maintenance_contracts / inspection_tasks / edit_list_items</w:t>
             </w:r>
+          </w:p>
+          <w:p>
+            <w:pPr>
+              <w:rPr>
+                <w:rFonts w:hint="eastAsia"/>
+                <w:lang w:val="en-US"/>
+              </w:rPr>
+            </w:pPr>
           </w:p>
         </w:tc>
         <w:tc>
@@ -4982,13 +4668,9 @@
         </w:tc>
       </w:tr>
     </w:tbl>
-    <w:p/>
     <w:p>
       <w:pPr>
         <w:pStyle w:val="10"/>
-        <w:rPr>
-          <w:rFonts w:hint="eastAsia"/>
-        </w:rPr>
       </w:pPr>
       <w:bookmarkStart w:id="10" w:name="_Toc224345524"/>
       <w:r>
@@ -5002,9 +4684,6 @@
     <w:p>
       <w:pPr>
         <w:pStyle w:val="2"/>
-        <w:rPr>
-          <w:rFonts w:hint="eastAsia"/>
-        </w:rPr>
       </w:pPr>
       <w:bookmarkStart w:id="11" w:name="_Toc224345525"/>
       <w:r>
@@ -5023,9 +4702,6 @@
           <w:numId w:val="121"/>
         </w:numPr>
         <w:ind w:leftChars="0"/>
-        <w:rPr>
-          <w:rFonts w:hint="eastAsia"/>
-        </w:rPr>
       </w:pPr>
       <w:r>
         <w:rPr>
@@ -5042,9 +4718,6 @@
           <w:numId w:val="121"/>
         </w:numPr>
         <w:ind w:leftChars="0"/>
-        <w:rPr>
-          <w:rFonts w:hint="eastAsia"/>
-        </w:rPr>
       </w:pPr>
       <w:r>
         <w:rPr>
@@ -5061,9 +4734,6 @@
           <w:numId w:val="121"/>
         </w:numPr>
         <w:ind w:leftChars="0"/>
-        <w:rPr>
-          <w:rFonts w:hint="eastAsia"/>
-        </w:rPr>
       </w:pPr>
       <w:r>
         <w:rPr>
@@ -5080,9 +4750,6 @@
           <w:numId w:val="121"/>
         </w:numPr>
         <w:ind w:leftChars="0"/>
-        <w:rPr>
-          <w:rFonts w:hint="eastAsia"/>
-        </w:rPr>
       </w:pPr>
       <w:r>
         <w:rPr>
@@ -5099,9 +4766,6 @@
           <w:numId w:val="121"/>
         </w:numPr>
         <w:ind w:leftChars="0"/>
-        <w:rPr>
-          <w:rFonts w:hint="eastAsia"/>
-        </w:rPr>
       </w:pPr>
       <w:r>
         <w:rPr>
@@ -5113,9 +4777,6 @@
     <w:p>
       <w:pPr>
         <w:pStyle w:val="2"/>
-        <w:rPr>
-          <w:rFonts w:hint="eastAsia"/>
-        </w:rPr>
       </w:pPr>
       <w:bookmarkStart w:id="12" w:name="_Toc224345526"/>
       <w:r>
@@ -5127,11 +4788,6 @@
       <w:bookmarkEnd w:id="12"/>
     </w:p>
     <w:p>
-      <w:pPr>
-        <w:rPr>
-          <w:rFonts w:hint="eastAsia"/>
-        </w:rPr>
-      </w:pPr>
       <w:r>
         <w:rPr>
           <w:rFonts w:hint="eastAsia"/>
@@ -5142,9 +4798,6 @@
     <w:p>
       <w:pPr>
         <w:pStyle w:val="2"/>
-        <w:rPr>
-          <w:rFonts w:hint="eastAsia"/>
-        </w:rPr>
       </w:pPr>
       <w:bookmarkStart w:id="13" w:name="_Toc224345527"/>
       <w:r>
@@ -5205,6 +4858,7 @@
                 <w:rFonts w:hint="eastAsia"/>
                 <w:b/>
               </w:rPr>
+              <w:lastRenderedPageBreak/>
               <w:t>処理</w:t>
             </w:r>
           </w:p>
@@ -5280,7 +4934,6 @@
               <w:rPr>
                 <w:rFonts w:hint="eastAsia"/>
               </w:rPr>
-              <w:lastRenderedPageBreak/>
               <w:t>業者一覧取得</w:t>
             </w:r>
           </w:p>
@@ -5380,13 +5033,9 @@
         </w:tc>
       </w:tr>
     </w:tbl>
-    <w:p/>
     <w:p>
       <w:pPr>
         <w:pStyle w:val="2"/>
-        <w:rPr>
-          <w:rFonts w:hint="eastAsia"/>
-        </w:rPr>
       </w:pPr>
       <w:bookmarkStart w:id="14" w:name="_Toc224345528"/>
       <w:r>
@@ -5405,15 +5054,12 @@
           <w:numId w:val="122"/>
         </w:numPr>
         <w:ind w:leftChars="0"/>
+      </w:pPr>
+      <w:r>
         <w:rPr>
           <w:rFonts w:hint="eastAsia"/>
         </w:rPr>
-      </w:pPr>
-      <w:r>
-        <w:rPr>
-          <w:rFonts w:hint="eastAsia"/>
-        </w:rPr>
-        <w:t>モック画面に合わせ、担当施設名、業者名、キーワードで絞り込む</w:t>
+        <w:t>担当施設名、業者名、キーワードで絞り込む</w:t>
       </w:r>
     </w:p>
     <w:p>
@@ -5424,9 +5070,6 @@
           <w:numId w:val="122"/>
         </w:numPr>
         <w:ind w:leftChars="0"/>
-        <w:rPr>
-          <w:rFonts w:hint="eastAsia"/>
-        </w:rPr>
       </w:pPr>
       <w:r>
         <w:rPr>
@@ -5443,9 +5086,6 @@
           <w:numId w:val="122"/>
         </w:numPr>
         <w:ind w:leftChars="0"/>
-        <w:rPr>
-          <w:rFonts w:hint="eastAsia"/>
-        </w:rPr>
       </w:pPr>
       <w:r>
         <w:rPr>
@@ -5462,9 +5102,6 @@
           <w:numId w:val="122"/>
         </w:numPr>
         <w:ind w:leftChars="0"/>
-        <w:rPr>
-          <w:rFonts w:hint="eastAsia"/>
-        </w:rPr>
       </w:pPr>
       <w:r>
         <w:rPr>
@@ -5481,9 +5118,6 @@
           <w:numId w:val="122"/>
         </w:numPr>
         <w:ind w:leftChars="0"/>
-        <w:rPr>
-          <w:rFonts w:hint="eastAsia"/>
-        </w:rPr>
       </w:pPr>
       <w:r>
         <w:rPr>
@@ -5495,9 +5129,6 @@
     <w:p>
       <w:pPr>
         <w:pStyle w:val="2"/>
-        <w:rPr>
-          <w:rFonts w:hint="eastAsia"/>
-        </w:rPr>
       </w:pPr>
       <w:bookmarkStart w:id="15" w:name="_Toc224345529"/>
       <w:r>
@@ -5511,9 +5142,6 @@
     <w:p>
       <w:pPr>
         <w:pStyle w:val="3"/>
-        <w:rPr>
-          <w:rFonts w:hint="eastAsia"/>
-        </w:rPr>
       </w:pPr>
       <w:bookmarkStart w:id="16" w:name="_Toc224345530"/>
       <w:r>
@@ -5766,15 +5394,13 @@
     <w:p>
       <w:pPr>
         <w:pStyle w:val="10"/>
+      </w:pPr>
+      <w:bookmarkStart w:id="17" w:name="_Toc224345531"/>
+      <w:r>
         <w:rPr>
           <w:rFonts w:hint="eastAsia"/>
         </w:rPr>
-      </w:pPr>
-      <w:bookmarkStart w:id="17" w:name="_Toc224345531"/>
-      <w:r>
-        <w:rPr>
-          <w:rFonts w:hint="eastAsia"/>
-        </w:rPr>
+        <w:lastRenderedPageBreak/>
         <w:t>第4章 API一覧</w:t>
       </w:r>
       <w:bookmarkEnd w:id="17"/>
@@ -5782,9 +5408,6 @@
     <w:p>
       <w:pPr>
         <w:pStyle w:val="2"/>
-        <w:rPr>
-          <w:rFonts w:hint="eastAsia"/>
-        </w:rPr>
       </w:pPr>
       <w:bookmarkStart w:id="18" w:name="_Toc224345532"/>
       <w:r>
@@ -5926,7 +5549,6 @@
               <w:rPr>
                 <w:rFonts w:hint="eastAsia"/>
               </w:rPr>
-              <w:lastRenderedPageBreak/>
               <w:t>業者一覧取得</w:t>
             </w:r>
           </w:p>
@@ -6162,13 +5784,9 @@
         </w:tc>
       </w:tr>
     </w:tbl>
-    <w:p/>
     <w:p>
       <w:pPr>
         <w:pStyle w:val="10"/>
-        <w:rPr>
-          <w:rFonts w:hint="eastAsia"/>
-        </w:rPr>
       </w:pPr>
       <w:bookmarkStart w:id="19" w:name="_Toc224345533"/>
       <w:r>
@@ -6183,24 +5801,26 @@
       <w:pPr>
         <w:pStyle w:val="2"/>
         <w:rPr>
+          <w:lang w:val="en-US"/>
+        </w:rPr>
+      </w:pPr>
+      <w:bookmarkStart w:id="20" w:name="_Toc224345534"/>
+      <w:r>
+        <w:rPr>
           <w:rFonts w:hint="eastAsia"/>
         </w:rPr>
-      </w:pPr>
-      <w:bookmarkStart w:id="20" w:name="_Toc224345534"/>
+        <w:t>業者一覧取得</w:t>
+      </w:r>
       <w:r>
         <w:rPr>
           <w:rFonts w:hint="eastAsia"/>
-        </w:rPr>
-        <w:t>業者一覧取得（/vendor-master/vendors）</w:t>
+          <w:lang w:val="en-US"/>
+        </w:rPr>
+        <w:t>（/vendor-master/vendors）</w:t>
       </w:r>
       <w:bookmarkEnd w:id="20"/>
     </w:p>
     <w:p>
-      <w:pPr>
-        <w:rPr>
-          <w:rFonts w:hint="eastAsia"/>
-        </w:rPr>
-      </w:pPr>
       <w:r>
         <w:rPr>
           <w:rFonts w:hint="eastAsia"/>
@@ -6211,9 +5831,6 @@
     <w:p>
       <w:pPr>
         <w:pStyle w:val="4"/>
-        <w:rPr>
-          <w:rFonts w:hint="eastAsia"/>
-        </w:rPr>
       </w:pPr>
       <w:r>
         <w:rPr>
@@ -6233,11 +5850,6 @@
       </w:r>
     </w:p>
     <w:p>
-      <w:pPr>
-        <w:rPr>
-          <w:rFonts w:hint="eastAsia"/>
-        </w:rPr>
-      </w:pPr>
       <w:r>
         <w:rPr>
           <w:rFonts w:hint="eastAsia"/>
@@ -6248,9 +5860,6 @@
     <w:p>
       <w:pPr>
         <w:pStyle w:val="3"/>
-        <w:rPr>
-          <w:rFonts w:hint="eastAsia"/>
-        </w:rPr>
       </w:pPr>
       <w:bookmarkStart w:id="21" w:name="_Toc224345535"/>
       <w:r>
@@ -6500,6 +6109,7 @@
           </w:tcPr>
           <w:p>
             <w:r>
+              <w:lastRenderedPageBreak/>
               <w:t>keyword</w:t>
             </w:r>
           </w:p>
@@ -6549,28 +6159,18 @@
         </w:tc>
       </w:tr>
     </w:tbl>
-    <w:p/>
     <w:p>
       <w:pPr>
         <w:pStyle w:val="4"/>
+      </w:pPr>
+      <w:r>
         <w:rPr>
           <w:rFonts w:hint="eastAsia"/>
         </w:rPr>
-      </w:pPr>
-      <w:r>
-        <w:rPr>
-          <w:rFonts w:hint="eastAsia"/>
-        </w:rPr>
-        <w:lastRenderedPageBreak/>
         <w:t>権限チェック</w:t>
       </w:r>
     </w:p>
     <w:p>
-      <w:pPr>
-        <w:rPr>
-          <w:rFonts w:hint="eastAsia"/>
-        </w:rPr>
-      </w:pPr>
       <w:r>
         <w:rPr>
           <w:rFonts w:hint="eastAsia"/>
@@ -6579,11 +6179,6 @@
       </w:r>
     </w:p>
     <w:p>
-      <w:pPr>
-        <w:rPr>
-          <w:rFonts w:hint="eastAsia"/>
-        </w:rPr>
-      </w:pPr>
       <w:r>
         <w:rPr>
           <w:rFonts w:hint="eastAsia"/>
@@ -6594,9 +6189,6 @@
     <w:p>
       <w:pPr>
         <w:pStyle w:val="4"/>
-        <w:rPr>
-          <w:rFonts w:hint="eastAsia"/>
-        </w:rPr>
       </w:pPr>
       <w:r>
         <w:rPr>
@@ -6606,11 +6198,6 @@
       </w:r>
     </w:p>
     <w:p>
-      <w:pPr>
-        <w:rPr>
-          <w:rFonts w:hint="eastAsia"/>
-        </w:rPr>
-      </w:pPr>
       <w:r>
         <w:rPr>
           <w:rFonts w:hint="eastAsia"/>
@@ -6619,11 +6206,6 @@
       </w:r>
     </w:p>
     <w:p>
-      <w:pPr>
-        <w:rPr>
-          <w:rFonts w:hint="eastAsia"/>
-        </w:rPr>
-      </w:pPr>
       <w:r>
         <w:rPr>
           <w:rFonts w:hint="eastAsia"/>
@@ -6632,11 +6214,6 @@
       </w:r>
     </w:p>
     <w:p>
-      <w:pPr>
-        <w:rPr>
-          <w:rFonts w:hint="eastAsia"/>
-        </w:rPr>
-      </w:pPr>
       <w:r>
         <w:rPr>
           <w:rFonts w:hint="eastAsia"/>
@@ -6645,11 +6222,6 @@
       </w:r>
     </w:p>
     <w:p>
-      <w:pPr>
-        <w:rPr>
-          <w:rFonts w:hint="eastAsia"/>
-        </w:rPr>
-      </w:pPr>
       <w:r>
         <w:rPr>
           <w:rFonts w:hint="eastAsia"/>
@@ -6660,9 +6232,6 @@
     <w:p>
       <w:pPr>
         <w:pStyle w:val="3"/>
-        <w:rPr>
-          <w:rFonts w:hint="eastAsia"/>
-        </w:rPr>
       </w:pPr>
       <w:bookmarkStart w:id="22" w:name="_Toc224345536"/>
       <w:r>
@@ -6866,19 +6435,32 @@
         </w:tc>
       </w:tr>
     </w:tbl>
-    <w:p/>
     <w:p>
       <w:pPr>
         <w:pStyle w:val="4"/>
         <w:rPr>
+          <w:lang w:val="en-US"/>
+        </w:rPr>
+      </w:pPr>
+      <w:r>
+        <w:rPr>
           <w:rFonts w:hint="eastAsia"/>
-        </w:rPr>
-      </w:pPr>
+          <w:lang w:val="en-US"/>
+        </w:rPr>
+        <w:t>items</w:t>
+      </w:r>
       <w:r>
         <w:rPr>
           <w:rFonts w:hint="eastAsia"/>
         </w:rPr>
-        <w:t>items要素（VendorSummary）</w:t>
+        <w:t>要素</w:t>
+      </w:r>
+      <w:r>
+        <w:rPr>
+          <w:rFonts w:hint="eastAsia"/>
+          <w:lang w:val="en-US"/>
+        </w:rPr>
+        <w:t>（VendorSummary）</w:t>
       </w:r>
     </w:p>
     <w:tbl>
@@ -7395,6 +6977,7 @@
           </w:tcPr>
           <w:p>
             <w:r>
+              <w:lastRenderedPageBreak/>
               <w:t>phone</w:t>
             </w:r>
           </w:p>
@@ -7524,13 +7107,9 @@
         </w:tc>
       </w:tr>
     </w:tbl>
-    <w:p/>
     <w:p>
       <w:pPr>
         <w:pStyle w:val="3"/>
-        <w:rPr>
-          <w:rFonts w:hint="eastAsia"/>
-        </w:rPr>
       </w:pPr>
       <w:bookmarkStart w:id="23" w:name="_Toc224345537"/>
       <w:r>
@@ -7628,7 +7207,6 @@
           </w:tcPr>
           <w:p>
             <w:r>
-              <w:lastRenderedPageBreak/>
               <w:t>200</w:t>
             </w:r>
           </w:p>
@@ -7798,29 +7376,30 @@
         </w:tc>
       </w:tr>
     </w:tbl>
-    <w:p/>
     <w:p>
       <w:pPr>
         <w:pStyle w:val="2"/>
         <w:rPr>
+          <w:lang w:val="en-US"/>
+        </w:rPr>
+      </w:pPr>
+      <w:bookmarkStart w:id="24" w:name="_Toc224345538"/>
+      <w:r>
+        <w:rPr>
           <w:rFonts w:hint="eastAsia"/>
         </w:rPr>
-      </w:pPr>
-      <w:bookmarkStart w:id="24" w:name="_Toc224345538"/>
+        <w:t>業者新規作成</w:t>
+      </w:r>
       <w:r>
         <w:rPr>
           <w:rFonts w:hint="eastAsia"/>
-        </w:rPr>
-        <w:t>業者新規作成（/vendor-master/vendors）</w:t>
+          <w:lang w:val="en-US"/>
+        </w:rPr>
+        <w:t>（/vendor-master/vendors）</w:t>
       </w:r>
       <w:bookmarkEnd w:id="24"/>
     </w:p>
     <w:p>
-      <w:pPr>
-        <w:rPr>
-          <w:rFonts w:hint="eastAsia"/>
-        </w:rPr>
-      </w:pPr>
       <w:r>
         <w:rPr>
           <w:rFonts w:hint="eastAsia"/>
@@ -7831,9 +7410,6 @@
     <w:p>
       <w:pPr>
         <w:pStyle w:val="4"/>
-        <w:rPr>
-          <w:rFonts w:hint="eastAsia"/>
-        </w:rPr>
       </w:pPr>
       <w:r>
         <w:rPr>
@@ -7853,11 +7429,6 @@
       </w:r>
     </w:p>
     <w:p>
-      <w:pPr>
-        <w:rPr>
-          <w:rFonts w:hint="eastAsia"/>
-        </w:rPr>
-      </w:pPr>
       <w:r>
         <w:rPr>
           <w:rFonts w:hint="eastAsia"/>
@@ -7868,9 +7439,6 @@
     <w:p>
       <w:pPr>
         <w:pStyle w:val="3"/>
-        <w:rPr>
-          <w:rFonts w:hint="eastAsia"/>
-        </w:rPr>
       </w:pPr>
       <w:bookmarkStart w:id="25" w:name="_Toc224345539"/>
       <w:r>
@@ -8434,27 +8002,19 @@
         </w:tc>
       </w:tr>
     </w:tbl>
-    <w:p/>
     <w:p>
       <w:pPr>
         <w:pStyle w:val="4"/>
+      </w:pPr>
+      <w:r>
         <w:rPr>
           <w:rFonts w:hint="eastAsia"/>
         </w:rPr>
-      </w:pPr>
-      <w:r>
-        <w:rPr>
-          <w:rFonts w:hint="eastAsia"/>
-        </w:rPr>
+        <w:lastRenderedPageBreak/>
         <w:t>権限チェック</w:t>
       </w:r>
     </w:p>
     <w:p>
-      <w:pPr>
-        <w:rPr>
-          <w:rFonts w:hint="eastAsia"/>
-        </w:rPr>
-      </w:pPr>
       <w:r>
         <w:rPr>
           <w:rFonts w:hint="eastAsia"/>
@@ -8465,9 +8025,6 @@
     <w:p>
       <w:pPr>
         <w:pStyle w:val="4"/>
-        <w:rPr>
-          <w:rFonts w:hint="eastAsia"/>
-        </w:rPr>
       </w:pPr>
       <w:r>
         <w:rPr>
@@ -8477,11 +8034,6 @@
       </w:r>
     </w:p>
     <w:p>
-      <w:pPr>
-        <w:rPr>
-          <w:rFonts w:hint="eastAsia"/>
-        </w:rPr>
-      </w:pPr>
       <w:r>
         <w:rPr>
           <w:rFonts w:hint="eastAsia"/>
@@ -8490,25 +8042,14 @@
       </w:r>
     </w:p>
     <w:p>
-      <w:pPr>
+      <w:r>
         <w:rPr>
           <w:rFonts w:hint="eastAsia"/>
         </w:rPr>
-      </w:pPr>
-      <w:r>
-        <w:rPr>
-          <w:rFonts w:hint="eastAsia"/>
-        </w:rPr>
-        <w:lastRenderedPageBreak/>
         <w:t>`vendors` に新規レコードを追加し、`created_at` と `updated_at` を現在時刻で設定する</w:t>
       </w:r>
     </w:p>
     <w:p>
-      <w:pPr>
-        <w:rPr>
-          <w:rFonts w:hint="eastAsia"/>
-        </w:rPr>
-      </w:pPr>
       <w:r>
         <w:rPr>
           <w:rFonts w:hint="eastAsia"/>
@@ -8519,9 +8060,6 @@
     <w:p>
       <w:pPr>
         <w:pStyle w:val="3"/>
-        <w:rPr>
-          <w:rFonts w:hint="eastAsia"/>
-        </w:rPr>
       </w:pPr>
       <w:bookmarkStart w:id="26" w:name="_Toc224345540"/>
       <w:r>
@@ -8680,19 +8218,32 @@
         </w:tc>
       </w:tr>
     </w:tbl>
-    <w:p/>
     <w:p>
       <w:pPr>
         <w:pStyle w:val="4"/>
         <w:rPr>
+          <w:lang w:val="en-US"/>
+        </w:rPr>
+      </w:pPr>
+      <w:r>
+        <w:rPr>
           <w:rFonts w:hint="eastAsia"/>
-        </w:rPr>
-      </w:pPr>
+          <w:lang w:val="en-US"/>
+        </w:rPr>
+        <w:t>item</w:t>
+      </w:r>
       <w:r>
         <w:rPr>
           <w:rFonts w:hint="eastAsia"/>
         </w:rPr>
-        <w:t>item要素（VendorSummary）</w:t>
+        <w:t>要素</w:t>
+      </w:r>
+      <w:r>
+        <w:rPr>
+          <w:rFonts w:hint="eastAsia"/>
+          <w:lang w:val="en-US"/>
+        </w:rPr>
+        <w:t>（VendorSummary）</w:t>
       </w:r>
     </w:p>
     <w:tbl>
@@ -9342,9 +8893,6 @@
     <w:p>
       <w:pPr>
         <w:pStyle w:val="3"/>
-        <w:rPr>
-          <w:rFonts w:hint="eastAsia"/>
-        </w:rPr>
       </w:pPr>
       <w:bookmarkStart w:id="27" w:name="_Toc224345541"/>
       <w:r>
@@ -9512,6 +9060,7 @@
           </w:tcPr>
           <w:p>
             <w:r>
+              <w:lastRenderedPageBreak/>
               <w:t>401</w:t>
             </w:r>
           </w:p>
@@ -9646,30 +9195,30 @@
         </w:tc>
       </w:tr>
     </w:tbl>
-    <w:p/>
     <w:p>
       <w:pPr>
         <w:pStyle w:val="2"/>
         <w:rPr>
+          <w:lang w:val="en-US"/>
+        </w:rPr>
+      </w:pPr>
+      <w:bookmarkStart w:id="28" w:name="_Toc224345542"/>
+      <w:r>
+        <w:rPr>
           <w:rFonts w:hint="eastAsia"/>
         </w:rPr>
-      </w:pPr>
-      <w:bookmarkStart w:id="28" w:name="_Toc224345542"/>
+        <w:t>業者更新</w:t>
+      </w:r>
       <w:r>
         <w:rPr>
           <w:rFonts w:hint="eastAsia"/>
-        </w:rPr>
-        <w:lastRenderedPageBreak/>
-        <w:t>業者更新（/vendor-master/vendors/{vendorId}）</w:t>
+          <w:lang w:val="en-US"/>
+        </w:rPr>
+        <w:t>（/vendor-master/vendors/{vendorId}）</w:t>
       </w:r>
       <w:bookmarkEnd w:id="28"/>
     </w:p>
     <w:p>
-      <w:pPr>
-        <w:rPr>
-          <w:rFonts w:hint="eastAsia"/>
-        </w:rPr>
-      </w:pPr>
       <w:r>
         <w:rPr>
           <w:rFonts w:hint="eastAsia"/>
@@ -9680,9 +9229,6 @@
     <w:p>
       <w:pPr>
         <w:pStyle w:val="4"/>
-        <w:rPr>
-          <w:rFonts w:hint="eastAsia"/>
-        </w:rPr>
       </w:pPr>
       <w:r>
         <w:rPr>
@@ -9702,11 +9248,6 @@
       </w:r>
     </w:p>
     <w:p>
-      <w:pPr>
-        <w:rPr>
-          <w:rFonts w:hint="eastAsia"/>
-        </w:rPr>
-      </w:pPr>
       <w:r>
         <w:rPr>
           <w:rFonts w:hint="eastAsia"/>
@@ -9717,9 +9258,6 @@
     <w:p>
       <w:pPr>
         <w:pStyle w:val="3"/>
-        <w:rPr>
-          <w:rFonts w:hint="eastAsia"/>
-        </w:rPr>
       </w:pPr>
       <w:bookmarkStart w:id="29" w:name="_Toc224345543"/>
       <w:r>
@@ -9908,13 +9446,9 @@
         </w:tc>
       </w:tr>
     </w:tbl>
-    <w:p/>
     <w:p>
       <w:pPr>
         <w:pStyle w:val="3"/>
-        <w:rPr>
-          <w:rFonts w:hint="eastAsia"/>
-        </w:rPr>
       </w:pPr>
       <w:bookmarkStart w:id="30" w:name="_Toc224345544"/>
       <w:r>
@@ -10482,23 +10016,16 @@
     <w:p>
       <w:pPr>
         <w:pStyle w:val="4"/>
+      </w:pPr>
+      <w:r>
         <w:rPr>
           <w:rFonts w:hint="eastAsia"/>
         </w:rPr>
-      </w:pPr>
-      <w:r>
-        <w:rPr>
-          <w:rFonts w:hint="eastAsia"/>
-        </w:rPr>
+        <w:lastRenderedPageBreak/>
         <w:t>権限チェック</w:t>
       </w:r>
     </w:p>
     <w:p>
-      <w:pPr>
-        <w:rPr>
-          <w:rFonts w:hint="eastAsia"/>
-        </w:rPr>
-      </w:pPr>
       <w:r>
         <w:rPr>
           <w:rFonts w:hint="eastAsia"/>
@@ -10509,9 +10036,6 @@
     <w:p>
       <w:pPr>
         <w:pStyle w:val="4"/>
-        <w:rPr>
-          <w:rFonts w:hint="eastAsia"/>
-        </w:rPr>
       </w:pPr>
       <w:r>
         <w:rPr>
@@ -10521,11 +10045,6 @@
       </w:r>
     </w:p>
     <w:p>
-      <w:pPr>
-        <w:rPr>
-          <w:rFonts w:hint="eastAsia"/>
-        </w:rPr>
-      </w:pPr>
       <w:r>
         <w:rPr>
           <w:rFonts w:hint="eastAsia"/>
@@ -10534,11 +10053,6 @@
       </w:r>
     </w:p>
     <w:p>
-      <w:pPr>
-        <w:rPr>
-          <w:rFonts w:hint="eastAsia"/>
-        </w:rPr>
-      </w:pPr>
       <w:r>
         <w:rPr>
           <w:rFonts w:hint="eastAsia"/>
@@ -10547,11 +10061,6 @@
       </w:r>
     </w:p>
     <w:p>
-      <w:pPr>
-        <w:rPr>
-          <w:rFonts w:hint="eastAsia"/>
-        </w:rPr>
-      </w:pPr>
       <w:r>
         <w:rPr>
           <w:rFonts w:hint="eastAsia"/>
@@ -10562,16 +10071,12 @@
     <w:p>
       <w:pPr>
         <w:pStyle w:val="3"/>
+      </w:pPr>
+      <w:bookmarkStart w:id="31" w:name="_Toc224345545"/>
+      <w:r>
         <w:rPr>
           <w:rFonts w:hint="eastAsia"/>
         </w:rPr>
-      </w:pPr>
-      <w:bookmarkStart w:id="31" w:name="_Toc224345545"/>
-      <w:r>
-        <w:rPr>
-          <w:rFonts w:hint="eastAsia"/>
-        </w:rPr>
-        <w:lastRenderedPageBreak/>
         <w:t>レスポンス（200：VendorResponse）</w:t>
       </w:r>
       <w:bookmarkEnd w:id="31"/>
@@ -10724,19 +10229,32 @@
         </w:tc>
       </w:tr>
     </w:tbl>
-    <w:p/>
     <w:p>
       <w:pPr>
         <w:pStyle w:val="4"/>
         <w:rPr>
+          <w:lang w:val="en-US"/>
+        </w:rPr>
+      </w:pPr>
+      <w:r>
+        <w:rPr>
           <w:rFonts w:hint="eastAsia"/>
-        </w:rPr>
-      </w:pPr>
+          <w:lang w:val="en-US"/>
+        </w:rPr>
+        <w:t>item</w:t>
+      </w:r>
       <w:r>
         <w:rPr>
           <w:rFonts w:hint="eastAsia"/>
         </w:rPr>
-        <w:t>item要素（VendorSummary）</w:t>
+        <w:t>要素</w:t>
+      </w:r>
+      <w:r>
+        <w:rPr>
+          <w:rFonts w:hint="eastAsia"/>
+          <w:lang w:val="en-US"/>
+        </w:rPr>
+        <w:t>（VendorSummary）</w:t>
       </w:r>
     </w:p>
     <w:tbl>
@@ -11382,13 +10900,9 @@
         </w:tc>
       </w:tr>
     </w:tbl>
-    <w:p/>
     <w:p>
       <w:pPr>
         <w:pStyle w:val="3"/>
-        <w:rPr>
-          <w:rFonts w:hint="eastAsia"/>
-        </w:rPr>
       </w:pPr>
       <w:bookmarkStart w:id="32" w:name="_Toc224345546"/>
       <w:r>
@@ -11591,6 +11105,7 @@
           </w:tcPr>
           <w:p>
             <w:r>
+              <w:lastRenderedPageBreak/>
               <w:t>403</w:t>
             </w:r>
           </w:p>
@@ -11690,29 +11205,30 @@
         </w:tc>
       </w:tr>
     </w:tbl>
-    <w:p/>
     <w:p>
       <w:pPr>
         <w:pStyle w:val="2"/>
         <w:rPr>
+          <w:lang w:val="en-US"/>
+        </w:rPr>
+      </w:pPr>
+      <w:bookmarkStart w:id="33" w:name="_Toc224345547"/>
+      <w:r>
+        <w:rPr>
           <w:rFonts w:hint="eastAsia"/>
         </w:rPr>
-      </w:pPr>
-      <w:bookmarkStart w:id="33" w:name="_Toc224345547"/>
+        <w:t>業者削除</w:t>
+      </w:r>
       <w:r>
         <w:rPr>
           <w:rFonts w:hint="eastAsia"/>
-        </w:rPr>
-        <w:t>業者削除（/vendor-master/vendors/{vendorId}）</w:t>
+          <w:lang w:val="en-US"/>
+        </w:rPr>
+        <w:t>（/vendor-master/vendors/{vendorId}）</w:t>
       </w:r>
       <w:bookmarkEnd w:id="33"/>
     </w:p>
     <w:p>
-      <w:pPr>
-        <w:rPr>
-          <w:rFonts w:hint="eastAsia"/>
-        </w:rPr>
-      </w:pPr>
       <w:r>
         <w:rPr>
           <w:rFonts w:hint="eastAsia"/>
@@ -11723,15 +11239,11 @@
     <w:p>
       <w:pPr>
         <w:pStyle w:val="4"/>
+      </w:pPr>
+      <w:r>
         <w:rPr>
           <w:rFonts w:hint="eastAsia"/>
         </w:rPr>
-      </w:pPr>
-      <w:r>
-        <w:rPr>
-          <w:rFonts w:hint="eastAsia"/>
-        </w:rPr>
-        <w:lastRenderedPageBreak/>
         <w:t>エンドポイント</w:t>
       </w:r>
     </w:p>
@@ -11746,11 +11258,6 @@
       </w:r>
     </w:p>
     <w:p>
-      <w:pPr>
-        <w:rPr>
-          <w:rFonts w:hint="eastAsia"/>
-        </w:rPr>
-      </w:pPr>
       <w:r>
         <w:rPr>
           <w:rFonts w:hint="eastAsia"/>
@@ -11761,9 +11268,6 @@
     <w:p>
       <w:pPr>
         <w:pStyle w:val="3"/>
-        <w:rPr>
-          <w:rFonts w:hint="eastAsia"/>
-        </w:rPr>
       </w:pPr>
       <w:bookmarkStart w:id="34" w:name="_Toc224345548"/>
       <w:r>
@@ -11952,13 +11456,9 @@
         </w:tc>
       </w:tr>
     </w:tbl>
-    <w:p/>
     <w:p>
       <w:pPr>
         <w:pStyle w:val="4"/>
-        <w:rPr>
-          <w:rFonts w:hint="eastAsia"/>
-        </w:rPr>
       </w:pPr>
       <w:r>
         <w:rPr>
@@ -11968,11 +11468,6 @@
       </w:r>
     </w:p>
     <w:p>
-      <w:pPr>
-        <w:rPr>
-          <w:rFonts w:hint="eastAsia"/>
-        </w:rPr>
-      </w:pPr>
       <w:r>
         <w:rPr>
           <w:rFonts w:hint="eastAsia"/>
@@ -11983,9 +11478,6 @@
     <w:p>
       <w:pPr>
         <w:pStyle w:val="4"/>
-        <w:rPr>
-          <w:rFonts w:hint="eastAsia"/>
-        </w:rPr>
       </w:pPr>
       <w:r>
         <w:rPr>
@@ -11995,11 +11487,6 @@
       </w:r>
     </w:p>
     <w:p>
-      <w:pPr>
-        <w:rPr>
-          <w:rFonts w:hint="eastAsia"/>
-        </w:rPr>
-      </w:pPr>
       <w:r>
         <w:rPr>
           <w:rFonts w:hint="eastAsia"/>
@@ -12008,11 +11495,6 @@
       </w:r>
     </w:p>
     <w:p>
-      <w:pPr>
-        <w:rPr>
-          <w:rFonts w:hint="eastAsia"/>
-        </w:rPr>
-      </w:pPr>
       <w:r>
         <w:rPr>
           <w:rFonts w:hint="eastAsia"/>
@@ -12021,11 +11503,6 @@
       </w:r>
     </w:p>
     <w:p>
-      <w:pPr>
-        <w:rPr>
-          <w:rFonts w:hint="eastAsia"/>
-        </w:rPr>
-      </w:pPr>
       <w:r>
         <w:rPr>
           <w:rFonts w:hint="eastAsia"/>
@@ -12036,9 +11513,6 @@
     <w:p>
       <w:pPr>
         <w:pStyle w:val="3"/>
-        <w:rPr>
-          <w:rFonts w:hint="eastAsia"/>
-        </w:rPr>
       </w:pPr>
       <w:bookmarkStart w:id="35" w:name="_Toc224345549"/>
       <w:r>
@@ -12050,11 +11524,6 @@
       <w:bookmarkEnd w:id="35"/>
     </w:p>
     <w:p>
-      <w:pPr>
-        <w:rPr>
-          <w:rFonts w:hint="eastAsia"/>
-        </w:rPr>
-      </w:pPr>
       <w:r>
         <w:rPr>
           <w:rFonts w:hint="eastAsia"/>
@@ -12065,9 +11534,6 @@
     <w:p>
       <w:pPr>
         <w:pStyle w:val="3"/>
-        <w:rPr>
-          <w:rFonts w:hint="eastAsia"/>
-        </w:rPr>
       </w:pPr>
       <w:bookmarkStart w:id="36" w:name="_Toc224345550"/>
       <w:r>
@@ -12200,6 +11666,7 @@
           </w:tcPr>
           <w:p>
             <w:r>
+              <w:lastRenderedPageBreak/>
               <w:t>401</w:t>
             </w:r>
           </w:p>
@@ -12334,13 +11801,9 @@
         </w:tc>
       </w:tr>
     </w:tbl>
-    <w:p/>
     <w:p>
       <w:pPr>
         <w:pStyle w:val="10"/>
-        <w:rPr>
-          <w:rFonts w:hint="eastAsia"/>
-        </w:rPr>
       </w:pPr>
       <w:bookmarkStart w:id="37" w:name="_Toc224345551"/>
       <w:r>
@@ -12354,9 +11817,6 @@
     <w:p>
       <w:pPr>
         <w:pStyle w:val="2"/>
-        <w:rPr>
-          <w:rFonts w:hint="eastAsia"/>
-        </w:rPr>
       </w:pPr>
       <w:bookmarkStart w:id="38" w:name="_Toc224345552"/>
       <w:r>
@@ -12458,7 +11918,6 @@
               <w:rPr>
                 <w:rFonts w:hint="eastAsia"/>
               </w:rPr>
-              <w:lastRenderedPageBreak/>
               <w:t>業者一覧取得</w:t>
             </w:r>
           </w:p>
@@ -12532,13 +11991,9 @@
         </w:tc>
       </w:tr>
     </w:tbl>
-    <w:p/>
     <w:p>
       <w:pPr>
         <w:pStyle w:val="2"/>
-        <w:rPr>
-          <w:rFonts w:hint="eastAsia"/>
-        </w:rPr>
       </w:pPr>
       <w:bookmarkStart w:id="39" w:name="_Toc224345553"/>
       <w:r>
@@ -12557,9 +12012,6 @@
           <w:numId w:val="123"/>
         </w:numPr>
         <w:ind w:leftChars="0"/>
-        <w:rPr>
-          <w:rFonts w:hint="eastAsia"/>
-        </w:rPr>
       </w:pPr>
       <w:r>
         <w:rPr>
@@ -12576,9 +12028,6 @@
           <w:numId w:val="123"/>
         </w:numPr>
         <w:ind w:leftChars="0"/>
-        <w:rPr>
-          <w:rFonts w:hint="eastAsia"/>
-        </w:rPr>
       </w:pPr>
       <w:r>
         <w:rPr>
@@ -12595,9 +12044,6 @@
           <w:numId w:val="123"/>
         </w:numPr>
         <w:ind w:leftChars="0"/>
-        <w:rPr>
-          <w:rFonts w:hint="eastAsia"/>
-        </w:rPr>
       </w:pPr>
       <w:r>
         <w:rPr>
@@ -12614,9 +12060,6 @@
           <w:numId w:val="123"/>
         </w:numPr>
         <w:ind w:leftChars="0"/>
-        <w:rPr>
-          <w:rFonts w:hint="eastAsia"/>
-        </w:rPr>
       </w:pPr>
       <w:r>
         <w:rPr>
@@ -12628,9 +12071,6 @@
     <w:p>
       <w:pPr>
         <w:pStyle w:val="2"/>
-        <w:rPr>
-          <w:rFonts w:hint="eastAsia"/>
-        </w:rPr>
       </w:pPr>
       <w:bookmarkStart w:id="40" w:name="_Toc224345554"/>
       <w:r>
@@ -12649,9 +12089,6 @@
           <w:numId w:val="124"/>
         </w:numPr>
         <w:ind w:leftChars="0"/>
-        <w:rPr>
-          <w:rFonts w:hint="eastAsia"/>
-        </w:rPr>
       </w:pPr>
       <w:r>
         <w:rPr>
@@ -12668,9 +12105,6 @@
           <w:numId w:val="124"/>
         </w:numPr>
         <w:ind w:leftChars="0"/>
-        <w:rPr>
-          <w:rFonts w:hint="eastAsia"/>
-        </w:rPr>
       </w:pPr>
       <w:r>
         <w:rPr>
@@ -12682,15 +12116,13 @@
     <w:p>
       <w:pPr>
         <w:pStyle w:val="10"/>
+      </w:pPr>
+      <w:bookmarkStart w:id="41" w:name="_Toc224345555"/>
+      <w:r>
         <w:rPr>
           <w:rFonts w:hint="eastAsia"/>
         </w:rPr>
-      </w:pPr>
-      <w:bookmarkStart w:id="41" w:name="_Toc224345555"/>
-      <w:r>
-        <w:rPr>
-          <w:rFonts w:hint="eastAsia"/>
-        </w:rPr>
+        <w:lastRenderedPageBreak/>
         <w:t>第7章 エラーコード一覧</w:t>
       </w:r>
       <w:bookmarkEnd w:id="41"/>
@@ -12986,20 +12418,15 @@
         </w:tc>
       </w:tr>
     </w:tbl>
-    <w:p/>
     <w:p>
       <w:pPr>
         <w:pStyle w:val="10"/>
+      </w:pPr>
+      <w:bookmarkStart w:id="42" w:name="_Toc224345556"/>
+      <w:r>
         <w:rPr>
           <w:rFonts w:hint="eastAsia"/>
         </w:rPr>
-      </w:pPr>
-      <w:bookmarkStart w:id="42" w:name="_Toc224345556"/>
-      <w:r>
-        <w:rPr>
-          <w:rFonts w:hint="eastAsia"/>
-        </w:rPr>
-        <w:lastRenderedPageBreak/>
         <w:t>第8章 運用・保守方針</w:t>
       </w:r>
       <w:bookmarkEnd w:id="42"/>
@@ -13007,9 +12434,6 @@
     <w:p>
       <w:pPr>
         <w:pStyle w:val="2"/>
-        <w:rPr>
-          <w:rFonts w:hint="eastAsia"/>
-        </w:rPr>
       </w:pPr>
       <w:bookmarkStart w:id="43" w:name="_Toc224345557"/>
       <w:r>
@@ -13028,9 +12452,6 @@
           <w:numId w:val="125"/>
         </w:numPr>
         <w:ind w:leftChars="0"/>
-        <w:rPr>
-          <w:rFonts w:hint="eastAsia"/>
-        </w:rPr>
       </w:pPr>
       <w:r>
         <w:rPr>
@@ -13047,9 +12468,6 @@
           <w:numId w:val="125"/>
         </w:numPr>
         <w:ind w:leftChars="0"/>
-        <w:rPr>
-          <w:rFonts w:hint="eastAsia"/>
-        </w:rPr>
       </w:pPr>
       <w:r>
         <w:rPr>
@@ -13066,9 +12484,6 @@
           <w:numId w:val="125"/>
         </w:numPr>
         <w:ind w:leftChars="0"/>
-        <w:rPr>
-          <w:rFonts w:hint="eastAsia"/>
-        </w:rPr>
       </w:pPr>
       <w:r>
         <w:rPr>
@@ -13080,9 +12495,6 @@
     <w:p>
       <w:pPr>
         <w:pStyle w:val="2"/>
-        <w:rPr>
-          <w:rFonts w:hint="eastAsia"/>
-        </w:rPr>
       </w:pPr>
       <w:bookmarkStart w:id="44" w:name="_Toc224345558"/>
       <w:r>
@@ -13101,9 +12513,6 @@
           <w:numId w:val="126"/>
         </w:numPr>
         <w:ind w:leftChars="0"/>
-        <w:rPr>
-          <w:rFonts w:hint="eastAsia"/>
-        </w:rPr>
       </w:pPr>
       <w:r>
         <w:rPr>
@@ -13120,9 +12529,6 @@
           <w:numId w:val="126"/>
         </w:numPr>
         <w:ind w:leftChars="0"/>
-        <w:rPr>
-          <w:rFonts w:hint="eastAsia"/>
-        </w:rPr>
       </w:pPr>
       <w:r>
         <w:rPr>
@@ -13139,9 +12545,6 @@
           <w:numId w:val="126"/>
         </w:numPr>
         <w:ind w:leftChars="0"/>
-        <w:rPr>
-          <w:rFonts w:hint="eastAsia"/>
-        </w:rPr>
       </w:pPr>
       <w:r>
         <w:rPr>
@@ -13163,7 +12566,7 @@
 </w:document>
 </file>
 
-<file path=word\endnotes.xml><?xml version="1.0" encoding="utf-8"?>
+<file path=word/endnotes.xml><?xml version="1.0" encoding="utf-8"?>
 <w:endnotes xmlns:wpc="http://schemas.microsoft.com/office/word/2010/wordprocessingCanvas" xmlns:cx="http://schemas.microsoft.com/office/drawing/2014/chartex" xmlns:cx1="http://schemas.microsoft.com/office/drawing/2015/9/8/chartex" xmlns:cx2="http://schemas.microsoft.com/office/drawing/2015/10/21/chartex" xmlns:cx3="http://schemas.microsoft.com/office/drawing/2016/5/9/chartex" xmlns:cx4="http://schemas.microsoft.com/office/drawing/2016/5/10/chartex" xmlns:cx5="http://schemas.microsoft.com/office/drawing/2016/5/11/chartex" xmlns:cx6="http://schemas.microsoft.com/office/drawing/2016/5/12/chartex" xmlns:cx7="http://schemas.microsoft.com/office/drawing/2016/5/13/chartex" xmlns:cx8="http://schemas.microsoft.com/office/drawing/2016/5/14/chartex" xmlns:mc="http://schemas.openxmlformats.org/markup-compatibility/2006" xmlns:aink="http://schemas.microsoft.com/office/drawing/2016/ink" xmlns:am3d="http://schemas.microsoft.com/office/drawing/2017/model3d" xmlns:o="urn:schemas-microsoft-com:office:office" xmlns:oel="http://schemas.microsoft.com/office/2019/extlst" xmlns:r="http://schemas.openxmlformats.org/officeDocument/2006/relationships" xmlns:m="http://schemas.openxmlformats.org/officeDocument/2006/math" xmlns:v="urn:schemas-microsoft-com:vml" xmlns:wp14="http://schemas.microsoft.com/office/word/2010/wordprocessingDrawing" xmlns:wp="http://schemas.openxmlformats.org/drawingml/2006/wordprocessingDrawing" xmlns:w10="urn:schemas-microsoft-com:office:word" xmlns:w="http://schemas.openxmlformats.org/wordprocessingml/2006/main" xmlns:w14="http://schemas.microsoft.com/office/word/2010/wordml" xmlns:w15="http://schemas.microsoft.com/office/word/2012/wordml" xmlns:w16cex="http://schemas.microsoft.com/office/word/2018/wordml/cex" xmlns:w16cid="http://schemas.microsoft.com/office/word/2016/wordml/cid" xmlns:w16="http://schemas.microsoft.com/office/word/2018/wordml" xmlns:w16du="http://schemas.microsoft.com/office/word/2023/wordml/word16du" xmlns:w16sdtdh="http://schemas.microsoft.com/office/word/2020/wordml/sdtdatahash" xmlns:w16sdtfl="http://schemas.microsoft.com/office/word/2024/wordml/sdtformatlock" xmlns:w16se="http://schemas.microsoft.com/office/word/2015/wordml/symex" xmlns:wpg="http://schemas.microsoft.com/office/word/2010/wordprocessingGroup" xmlns:wpi="http://schemas.microsoft.com/office/word/2010/wordprocessingInk" xmlns:wne="http://schemas.microsoft.com/office/word/2006/wordml" xmlns:wps="http://schemas.microsoft.com/office/word/2010/wordprocessingShape" mc:Ignorable="w14 w15 w16se w16cid w16 w16cex w16sdtdh w16sdtfl w16du wp14">
   <w:endnote w:type="separator" w:id="-1">
     <w:p>
@@ -13188,97 +12591,7 @@
 </w:endnotes>
 </file>
 
-<file path=word\fontTable.xml><?xml version="1.0" encoding="utf-8"?>
-<w:fonts xmlns:mc="http://schemas.openxmlformats.org/markup-compatibility/2006" xmlns:r="http://schemas.openxmlformats.org/officeDocument/2006/relationships" xmlns:w="http://schemas.openxmlformats.org/wordprocessingml/2006/main" xmlns:w14="http://schemas.microsoft.com/office/word/2010/wordml" xmlns:w15="http://schemas.microsoft.com/office/word/2012/wordml" xmlns:w16cex="http://schemas.microsoft.com/office/word/2018/wordml/cex" xmlns:w16cid="http://schemas.microsoft.com/office/word/2016/wordml/cid" xmlns:w16="http://schemas.microsoft.com/office/word/2018/wordml" xmlns:w16du="http://schemas.microsoft.com/office/word/2023/wordml/word16du" xmlns:w16sdtdh="http://schemas.microsoft.com/office/word/2020/wordml/sdtdatahash" xmlns:w16sdtfl="http://schemas.microsoft.com/office/word/2024/wordml/sdtformatlock" xmlns:w16se="http://schemas.microsoft.com/office/word/2015/wordml/symex" mc:Ignorable="w14 w15 w16se w16cid w16 w16cex w16sdtdh w16sdtfl w16du">
-  <w:font w:name="Wingdings">
-    <w:panose1 w:val="05000000000000000000"/>
-    <w:charset w:val="02"/>
-    <w:family w:val="auto"/>
-    <w:pitch w:val="variable"/>
-    <w:sig w:usb0="00000000" w:usb1="10000000" w:usb2="00000000" w:usb3="00000000" w:csb0="80000000" w:csb1="00000000"/>
-  </w:font>
-  <w:font w:name="Times New Roman">
-    <w:panose1 w:val="02020603050405020304"/>
-    <w:charset w:val="00"/>
-    <w:family w:val="roman"/>
-    <w:pitch w:val="variable"/>
-    <w:sig w:usb0="E0002EFF" w:usb1="C000785B" w:usb2="00000009" w:usb3="00000000" w:csb0="000001FF" w:csb1="00000000"/>
-  </w:font>
-  <w:font w:name="Symbol">
-    <w:panose1 w:val="05050102010706020507"/>
-    <w:charset w:val="02"/>
-    <w:family w:val="roman"/>
-    <w:pitch w:val="variable"/>
-    <w:sig w:usb0="00000000" w:usb1="10000000" w:usb2="00000000" w:usb3="00000000" w:csb0="80000000" w:csb1="00000000"/>
-  </w:font>
-  <w:font w:name="Courier New">
-    <w:panose1 w:val="02070309020205020404"/>
-    <w:charset w:val="00"/>
-    <w:family w:val="modern"/>
-    <w:pitch w:val="fixed"/>
-    <w:sig w:usb0="E0002EFF" w:usb1="C0007843" w:usb2="00000009" w:usb3="00000000" w:csb0="000001FF" w:csb1="00000000"/>
-  </w:font>
-  <w:font w:name="ＭＳ ゴシック">
-    <w:altName w:val="MS Gothic"/>
-    <w:panose1 w:val="020B0609070205080204"/>
-    <w:charset w:val="80"/>
-    <w:family w:val="modern"/>
-    <w:pitch w:val="fixed"/>
-    <w:sig w:usb0="E00002FF" w:usb1="6AC7FDFB" w:usb2="08000012" w:usb3="00000000" w:csb0="0002009F" w:csb1="00000000"/>
-  </w:font>
-  <w:font w:name="Arial">
-    <w:panose1 w:val="020B0604020202020204"/>
-    <w:charset w:val="00"/>
-    <w:family w:val="swiss"/>
-    <w:pitch w:val="variable"/>
-    <w:sig w:usb0="E0002EFF" w:usb1="C000785B" w:usb2="00000009" w:usb3="00000000" w:csb0="000001FF" w:csb1="00000000"/>
-  </w:font>
-  <w:font w:name="ＭＳ 明朝">
-    <w:altName w:val="MS Mincho"/>
-    <w:panose1 w:val="02020609040205080304"/>
-    <w:charset w:val="80"/>
-    <w:family w:val="roman"/>
-    <w:pitch w:val="fixed"/>
-    <w:sig w:usb0="E00002FF" w:usb1="6AC7FDFB" w:usb2="08000012" w:usb3="00000000" w:csb0="0002009F" w:csb1="00000000"/>
-  </w:font>
-  <w:font w:name="Meiryo UI">
-    <w:panose1 w:val="020B0604030504040204"/>
-    <w:charset w:val="80"/>
-    <w:family w:val="modern"/>
-    <w:pitch w:val="variable"/>
-    <w:sig w:usb0="E00002FF" w:usb1="6AC7FFFF" w:usb2="08000012" w:usb3="00000000" w:csb0="0002009F" w:csb1="00000000"/>
-    <w:embedRegular r:id="rId1" w:subsetted="1" w:fontKey="{A4C70FB9-81A6-426E-BFC2-7C3650D66CCA}"/>
-    <w:embedBold r:id="rId2" w:subsetted="1" w:fontKey="{3F9A0150-4BFE-4F00-A77D-58F2F3FEBA36}"/>
-    <w:embedItalic r:id="rId3" w:subsetted="1" w:fontKey="{4FEB21F1-66CC-4288-B4B9-CE21A6BE730E}"/>
-  </w:font>
-  <w:font w:name="Cambria">
-    <w:panose1 w:val="02040503050406030204"/>
-    <w:charset w:val="00"/>
-    <w:family w:val="roman"/>
-    <w:pitch w:val="variable"/>
-    <w:sig w:usb0="E00006FF" w:usb1="420024FF" w:usb2="02000000" w:usb3="00000000" w:csb0="0000019F" w:csb1="00000000"/>
-    <w:embedRegular r:id="rId4" w:fontKey="{B9EADDCA-9C30-48FD-A061-89D36F5683A7}"/>
-  </w:font>
-  <w:font w:name="ＭＳ Ｐゴシック">
-    <w:altName w:val="MS PGothic"/>
-    <w:panose1 w:val="020B0600070205080204"/>
-    <w:charset w:val="80"/>
-    <w:family w:val="modern"/>
-    <w:pitch w:val="variable"/>
-    <w:sig w:usb0="E00002FF" w:usb1="6AC7FDFB" w:usb2="08000012" w:usb3="00000000" w:csb0="0002009F" w:csb1="00000000"/>
-  </w:font>
-  <w:font w:name="Calibri">
-    <w:panose1 w:val="020F0502020204030204"/>
-    <w:charset w:val="00"/>
-    <w:family w:val="swiss"/>
-    <w:pitch w:val="variable"/>
-    <w:sig w:usb0="E4002EFF" w:usb1="C200247B" w:usb2="00000009" w:usb3="00000000" w:csb0="000001FF" w:csb1="00000000"/>
-    <w:embedRegular r:id="rId5" w:fontKey="{B6FC26FA-598F-4C8D-BE5B-95933E089D15}"/>
-  </w:font>
-</w:fonts>
-</file>
-
-<file path=word\footnotes.xml><?xml version="1.0" encoding="utf-8"?>
+<file path=word/footnotes.xml><?xml version="1.0" encoding="utf-8"?>
 <w:footnotes xmlns:wpc="http://schemas.microsoft.com/office/word/2010/wordprocessingCanvas" xmlns:cx="http://schemas.microsoft.com/office/drawing/2014/chartex" xmlns:cx1="http://schemas.microsoft.com/office/drawing/2015/9/8/chartex" xmlns:cx2="http://schemas.microsoft.com/office/drawing/2015/10/21/chartex" xmlns:cx3="http://schemas.microsoft.com/office/drawing/2016/5/9/chartex" xmlns:cx4="http://schemas.microsoft.com/office/drawing/2016/5/10/chartex" xmlns:cx5="http://schemas.microsoft.com/office/drawing/2016/5/11/chartex" xmlns:cx6="http://schemas.microsoft.com/office/drawing/2016/5/12/chartex" xmlns:cx7="http://schemas.microsoft.com/office/drawing/2016/5/13/chartex" xmlns:cx8="http://schemas.microsoft.com/office/drawing/2016/5/14/chartex" xmlns:mc="http://schemas.openxmlformats.org/markup-compatibility/2006" xmlns:aink="http://schemas.microsoft.com/office/drawing/2016/ink" xmlns:am3d="http://schemas.microsoft.com/office/drawing/2017/model3d" xmlns:o="urn:schemas-microsoft-com:office:office" xmlns:oel="http://schemas.microsoft.com/office/2019/extlst" xmlns:r="http://schemas.openxmlformats.org/officeDocument/2006/relationships" xmlns:m="http://schemas.openxmlformats.org/officeDocument/2006/math" xmlns:v="urn:schemas-microsoft-com:vml" xmlns:wp14="http://schemas.microsoft.com/office/word/2010/wordprocessingDrawing" xmlns:wp="http://schemas.openxmlformats.org/drawingml/2006/wordprocessingDrawing" xmlns:w10="urn:schemas-microsoft-com:office:word" xmlns:w="http://schemas.openxmlformats.org/wordprocessingml/2006/main" xmlns:w14="http://schemas.microsoft.com/office/word/2010/wordml" xmlns:w15="http://schemas.microsoft.com/office/word/2012/wordml" xmlns:w16cex="http://schemas.microsoft.com/office/word/2018/wordml/cex" xmlns:w16cid="http://schemas.microsoft.com/office/word/2016/wordml/cid" xmlns:w16="http://schemas.microsoft.com/office/word/2018/wordml" xmlns:w16du="http://schemas.microsoft.com/office/word/2023/wordml/word16du" xmlns:w16sdtdh="http://schemas.microsoft.com/office/word/2020/wordml/sdtdatahash" xmlns:w16sdtfl="http://schemas.microsoft.com/office/word/2024/wordml/sdtformatlock" xmlns:w16se="http://schemas.microsoft.com/office/word/2015/wordml/symex" xmlns:wpg="http://schemas.microsoft.com/office/word/2010/wordprocessingGroup" xmlns:wpi="http://schemas.microsoft.com/office/word/2010/wordprocessingInk" xmlns:wne="http://schemas.microsoft.com/office/word/2006/wordml" xmlns:wps="http://schemas.microsoft.com/office/word/2010/wordprocessingShape" mc:Ignorable="w14 w15 w16se w16cid w16 w16cex w16sdtdh w16sdtfl w16du wp14">
   <w:footnote w:type="separator" w:id="-1">
     <w:p>
@@ -13303,7 +12616,7 @@
 </w:footnotes>
 </file>
 
-<file path=word\numbering.xml><?xml version="1.0" encoding="utf-8"?>
+<file path=word/numbering.xml><?xml version="1.0" encoding="utf-8"?>
 <w:numbering xmlns:wpc="http://schemas.microsoft.com/office/word/2010/wordprocessingCanvas" xmlns:cx="http://schemas.microsoft.com/office/drawing/2014/chartex" xmlns:cx1="http://schemas.microsoft.com/office/drawing/2015/9/8/chartex" xmlns:cx2="http://schemas.microsoft.com/office/drawing/2015/10/21/chartex" xmlns:cx3="http://schemas.microsoft.com/office/drawing/2016/5/9/chartex" xmlns:cx4="http://schemas.microsoft.com/office/drawing/2016/5/10/chartex" xmlns:cx5="http://schemas.microsoft.com/office/drawing/2016/5/11/chartex" xmlns:cx6="http://schemas.microsoft.com/office/drawing/2016/5/12/chartex" xmlns:cx7="http://schemas.microsoft.com/office/drawing/2016/5/13/chartex" xmlns:cx8="http://schemas.microsoft.com/office/drawing/2016/5/14/chartex" xmlns:mc="http://schemas.openxmlformats.org/markup-compatibility/2006" xmlns:aink="http://schemas.microsoft.com/office/drawing/2016/ink" xmlns:am3d="http://schemas.microsoft.com/office/drawing/2017/model3d" xmlns:o="urn:schemas-microsoft-com:office:office" xmlns:oel="http://schemas.microsoft.com/office/2019/extlst" xmlns:r="http://schemas.openxmlformats.org/officeDocument/2006/relationships" xmlns:m="http://schemas.openxmlformats.org/officeDocument/2006/math" xmlns:v="urn:schemas-microsoft-com:vml" xmlns:wp14="http://schemas.microsoft.com/office/word/2010/wordprocessingDrawing" xmlns:wp="http://schemas.openxmlformats.org/drawingml/2006/wordprocessingDrawing" xmlns:w10="urn:schemas-microsoft-com:office:word" xmlns:w="http://schemas.openxmlformats.org/wordprocessingml/2006/main" xmlns:w14="http://schemas.microsoft.com/office/word/2010/wordml" xmlns:w15="http://schemas.microsoft.com/office/word/2012/wordml" xmlns:w16cex="http://schemas.microsoft.com/office/word/2018/wordml/cex" xmlns:w16cid="http://schemas.microsoft.com/office/word/2016/wordml/cid" xmlns:w16="http://schemas.microsoft.com/office/word/2018/wordml" xmlns:w16du="http://schemas.microsoft.com/office/word/2023/wordml/word16du" xmlns:w16sdtdh="http://schemas.microsoft.com/office/word/2020/wordml/sdtdatahash" xmlns:w16sdtfl="http://schemas.microsoft.com/office/word/2024/wordml/sdtformatlock" xmlns:w16se="http://schemas.microsoft.com/office/word/2015/wordml/symex" xmlns:wpg="http://schemas.microsoft.com/office/word/2010/wordprocessingGroup" xmlns:wpi="http://schemas.microsoft.com/office/word/2010/wordprocessingInk" xmlns:wne="http://schemas.microsoft.com/office/word/2006/wordml" xmlns:wps="http://schemas.microsoft.com/office/word/2010/wordprocessingShape" mc:Ignorable="w14 w15 w16se w16cid w16 w16cex w16sdtdh w16sdtfl w16du wp14">
   <w:abstractNum w:abstractNumId="0" w15:restartNumberingAfterBreak="0">
     <w:nsid w:val="00100367"/>
@@ -13318,7 +12631,7 @@
         <w:ind w:left="440" w:hanging="440"/>
       </w:pPr>
       <w:rPr>
-        <w:rFonts w:ascii="Meiryo UI" w:hAnsi="Meiryo UI" w:eastAsia="Meiryo UI" w:cs="Meiryo UI" w:hint="default"/>
+        <w:rFonts w:ascii="Meiryo UI" w:eastAsia="Meiryo UI" w:hAnsi="Meiryo UI" w:cs="Meiryo UI" w:hint="default"/>
       </w:rPr>
     </w:lvl>
     <w:lvl w:ilvl="1" w:tplc="0409000B">
@@ -13330,7 +12643,7 @@
         <w:ind w:left="880" w:hanging="440"/>
       </w:pPr>
       <w:rPr>
-        <w:rFonts w:ascii="Meiryo UI" w:hAnsi="Meiryo UI" w:eastAsia="Meiryo UI" w:cs="Meiryo UI" w:hint="default"/>
+        <w:rFonts w:ascii="Meiryo UI" w:eastAsia="Meiryo UI" w:hAnsi="Meiryo UI" w:cs="Meiryo UI" w:hint="default"/>
       </w:rPr>
     </w:lvl>
     <w:lvl w:ilvl="2" w:tplc="0409000D" w:tentative="1">
@@ -13342,7 +12655,7 @@
         <w:ind w:left="1320" w:hanging="440"/>
       </w:pPr>
       <w:rPr>
-        <w:rFonts w:ascii="Meiryo UI" w:hAnsi="Meiryo UI" w:eastAsia="Meiryo UI" w:cs="Meiryo UI" w:hint="default"/>
+        <w:rFonts w:ascii="Meiryo UI" w:eastAsia="Meiryo UI" w:hAnsi="Meiryo UI" w:cs="Meiryo UI" w:hint="default"/>
       </w:rPr>
     </w:lvl>
     <w:lvl w:ilvl="3" w:tplc="04090001" w:tentative="1">
@@ -13354,7 +12667,7 @@
         <w:ind w:left="1760" w:hanging="440"/>
       </w:pPr>
       <w:rPr>
-        <w:rFonts w:ascii="Meiryo UI" w:hAnsi="Meiryo UI" w:eastAsia="Meiryo UI" w:cs="Meiryo UI" w:hint="default"/>
+        <w:rFonts w:ascii="Meiryo UI" w:eastAsia="Meiryo UI" w:hAnsi="Meiryo UI" w:cs="Meiryo UI" w:hint="default"/>
       </w:rPr>
     </w:lvl>
     <w:lvl w:ilvl="4" w:tplc="0409000B" w:tentative="1">
@@ -13366,7 +12679,7 @@
         <w:ind w:left="2200" w:hanging="440"/>
       </w:pPr>
       <w:rPr>
-        <w:rFonts w:ascii="Meiryo UI" w:hAnsi="Meiryo UI" w:eastAsia="Meiryo UI" w:cs="Meiryo UI" w:hint="default"/>
+        <w:rFonts w:ascii="Meiryo UI" w:eastAsia="Meiryo UI" w:hAnsi="Meiryo UI" w:cs="Meiryo UI" w:hint="default"/>
       </w:rPr>
     </w:lvl>
     <w:lvl w:ilvl="5" w:tplc="0409000D" w:tentative="1">
@@ -13378,7 +12691,7 @@
         <w:ind w:left="2640" w:hanging="440"/>
       </w:pPr>
       <w:rPr>
-        <w:rFonts w:ascii="Meiryo UI" w:hAnsi="Meiryo UI" w:eastAsia="Meiryo UI" w:cs="Meiryo UI" w:hint="default"/>
+        <w:rFonts w:ascii="Meiryo UI" w:eastAsia="Meiryo UI" w:hAnsi="Meiryo UI" w:cs="Meiryo UI" w:hint="default"/>
       </w:rPr>
     </w:lvl>
     <w:lvl w:ilvl="6" w:tplc="04090001" w:tentative="1">
@@ -13390,7 +12703,7 @@
         <w:ind w:left="3080" w:hanging="440"/>
       </w:pPr>
       <w:rPr>
-        <w:rFonts w:ascii="Meiryo UI" w:hAnsi="Meiryo UI" w:eastAsia="Meiryo UI" w:cs="Meiryo UI" w:hint="default"/>
+        <w:rFonts w:ascii="Meiryo UI" w:eastAsia="Meiryo UI" w:hAnsi="Meiryo UI" w:cs="Meiryo UI" w:hint="default"/>
       </w:rPr>
     </w:lvl>
     <w:lvl w:ilvl="7" w:tplc="0409000B" w:tentative="1">
@@ -13402,7 +12715,7 @@
         <w:ind w:left="3520" w:hanging="440"/>
       </w:pPr>
       <w:rPr>
-        <w:rFonts w:ascii="Meiryo UI" w:hAnsi="Meiryo UI" w:eastAsia="Meiryo UI" w:cs="Meiryo UI" w:hint="default"/>
+        <w:rFonts w:ascii="Meiryo UI" w:eastAsia="Meiryo UI" w:hAnsi="Meiryo UI" w:cs="Meiryo UI" w:hint="default"/>
       </w:rPr>
     </w:lvl>
     <w:lvl w:ilvl="8" w:tplc="0409000D" w:tentative="1">
@@ -13414,7 +12727,7 @@
         <w:ind w:left="3960" w:hanging="440"/>
       </w:pPr>
       <w:rPr>
-        <w:rFonts w:ascii="Meiryo UI" w:hAnsi="Meiryo UI" w:eastAsia="Meiryo UI" w:cs="Meiryo UI" w:hint="default"/>
+        <w:rFonts w:ascii="Meiryo UI" w:eastAsia="Meiryo UI" w:hAnsi="Meiryo UI" w:cs="Meiryo UI" w:hint="default"/>
       </w:rPr>
     </w:lvl>
   </w:abstractNum>
@@ -13431,7 +12744,7 @@
         <w:ind w:left="800" w:hanging="440"/>
       </w:pPr>
       <w:rPr>
-        <w:rFonts w:ascii="Meiryo UI" w:hAnsi="Meiryo UI" w:eastAsia="Meiryo UI" w:cs="Meiryo UI" w:hint="default"/>
+        <w:rFonts w:ascii="Meiryo UI" w:eastAsia="Meiryo UI" w:hAnsi="Meiryo UI" w:cs="Meiryo UI" w:hint="default"/>
         <w:u w:val="none"/>
       </w:rPr>
     </w:lvl>
@@ -13545,7 +12858,7 @@
         <w:ind w:left="440" w:hanging="440"/>
       </w:pPr>
       <w:rPr>
-        <w:rFonts w:ascii="Meiryo UI" w:hAnsi="Meiryo UI" w:eastAsia="Meiryo UI" w:cs="Meiryo UI" w:hint="default"/>
+        <w:rFonts w:ascii="Meiryo UI" w:eastAsia="Meiryo UI" w:hAnsi="Meiryo UI" w:cs="Meiryo UI" w:hint="default"/>
       </w:rPr>
     </w:lvl>
     <w:lvl w:ilvl="1" w:tplc="0409000B" w:tentative="1">
@@ -13557,7 +12870,7 @@
         <w:ind w:left="880" w:hanging="440"/>
       </w:pPr>
       <w:rPr>
-        <w:rFonts w:ascii="Meiryo UI" w:hAnsi="Meiryo UI" w:eastAsia="Meiryo UI" w:cs="Meiryo UI" w:hint="default"/>
+        <w:rFonts w:ascii="Meiryo UI" w:eastAsia="Meiryo UI" w:hAnsi="Meiryo UI" w:cs="Meiryo UI" w:hint="default"/>
       </w:rPr>
     </w:lvl>
     <w:lvl w:ilvl="2" w:tplc="0409000D" w:tentative="1">
@@ -13569,7 +12882,7 @@
         <w:ind w:left="1320" w:hanging="440"/>
       </w:pPr>
       <w:rPr>
-        <w:rFonts w:ascii="Meiryo UI" w:hAnsi="Meiryo UI" w:eastAsia="Meiryo UI" w:cs="Meiryo UI" w:hint="default"/>
+        <w:rFonts w:ascii="Meiryo UI" w:eastAsia="Meiryo UI" w:hAnsi="Meiryo UI" w:cs="Meiryo UI" w:hint="default"/>
       </w:rPr>
     </w:lvl>
     <w:lvl w:ilvl="3" w:tplc="04090001" w:tentative="1">
@@ -13581,7 +12894,7 @@
         <w:ind w:left="1760" w:hanging="440"/>
       </w:pPr>
       <w:rPr>
-        <w:rFonts w:ascii="Meiryo UI" w:hAnsi="Meiryo UI" w:eastAsia="Meiryo UI" w:cs="Meiryo UI" w:hint="default"/>
+        <w:rFonts w:ascii="Meiryo UI" w:eastAsia="Meiryo UI" w:hAnsi="Meiryo UI" w:cs="Meiryo UI" w:hint="default"/>
       </w:rPr>
     </w:lvl>
     <w:lvl w:ilvl="4" w:tplc="0409000B" w:tentative="1">
@@ -13593,7 +12906,7 @@
         <w:ind w:left="2200" w:hanging="440"/>
       </w:pPr>
       <w:rPr>
-        <w:rFonts w:ascii="Meiryo UI" w:hAnsi="Meiryo UI" w:eastAsia="Meiryo UI" w:cs="Meiryo UI" w:hint="default"/>
+        <w:rFonts w:ascii="Meiryo UI" w:eastAsia="Meiryo UI" w:hAnsi="Meiryo UI" w:cs="Meiryo UI" w:hint="default"/>
       </w:rPr>
     </w:lvl>
     <w:lvl w:ilvl="5" w:tplc="0409000D" w:tentative="1">
@@ -13605,7 +12918,7 @@
         <w:ind w:left="2640" w:hanging="440"/>
       </w:pPr>
       <w:rPr>
-        <w:rFonts w:ascii="Meiryo UI" w:hAnsi="Meiryo UI" w:eastAsia="Meiryo UI" w:cs="Meiryo UI" w:hint="default"/>
+        <w:rFonts w:ascii="Meiryo UI" w:eastAsia="Meiryo UI" w:hAnsi="Meiryo UI" w:cs="Meiryo UI" w:hint="default"/>
       </w:rPr>
     </w:lvl>
     <w:lvl w:ilvl="6" w:tplc="04090001" w:tentative="1">
@@ -13617,7 +12930,7 @@
         <w:ind w:left="3080" w:hanging="440"/>
       </w:pPr>
       <w:rPr>
-        <w:rFonts w:ascii="Meiryo UI" w:hAnsi="Meiryo UI" w:eastAsia="Meiryo UI" w:cs="Meiryo UI" w:hint="default"/>
+        <w:rFonts w:ascii="Meiryo UI" w:eastAsia="Meiryo UI" w:hAnsi="Meiryo UI" w:cs="Meiryo UI" w:hint="default"/>
       </w:rPr>
     </w:lvl>
     <w:lvl w:ilvl="7" w:tplc="0409000B" w:tentative="1">
@@ -13629,7 +12942,7 @@
         <w:ind w:left="3520" w:hanging="440"/>
       </w:pPr>
       <w:rPr>
-        <w:rFonts w:ascii="Meiryo UI" w:hAnsi="Meiryo UI" w:eastAsia="Meiryo UI" w:cs="Meiryo UI" w:hint="default"/>
+        <w:rFonts w:ascii="Meiryo UI" w:eastAsia="Meiryo UI" w:hAnsi="Meiryo UI" w:cs="Meiryo UI" w:hint="default"/>
       </w:rPr>
     </w:lvl>
     <w:lvl w:ilvl="8" w:tplc="0409000D" w:tentative="1">
@@ -13641,7 +12954,7 @@
         <w:ind w:left="3960" w:hanging="440"/>
       </w:pPr>
       <w:rPr>
-        <w:rFonts w:ascii="Meiryo UI" w:hAnsi="Meiryo UI" w:eastAsia="Meiryo UI" w:cs="Meiryo UI" w:hint="default"/>
+        <w:rFonts w:ascii="Meiryo UI" w:eastAsia="Meiryo UI" w:hAnsi="Meiryo UI" w:cs="Meiryo UI" w:hint="default"/>
       </w:rPr>
     </w:lvl>
   </w:abstractNum>
@@ -13658,7 +12971,7 @@
         <w:ind w:left="800" w:hanging="440"/>
       </w:pPr>
       <w:rPr>
-        <w:rFonts w:ascii="Meiryo UI" w:hAnsi="Meiryo UI" w:eastAsia="Meiryo UI" w:cs="Meiryo UI" w:hint="default"/>
+        <w:rFonts w:ascii="Meiryo UI" w:eastAsia="Meiryo UI" w:hAnsi="Meiryo UI" w:cs="Meiryo UI" w:hint="default"/>
         <w:u w:val="none"/>
       </w:rPr>
     </w:lvl>
@@ -13885,7 +13198,7 @@
         <w:ind w:left="680" w:hanging="440"/>
       </w:pPr>
       <w:rPr>
-        <w:rFonts w:ascii="Meiryo UI" w:hAnsi="Meiryo UI" w:eastAsia="Meiryo UI" w:cs="Meiryo UI" w:hint="default"/>
+        <w:rFonts w:ascii="Meiryo UI" w:eastAsia="Meiryo UI" w:hAnsi="Meiryo UI" w:cs="Meiryo UI" w:hint="default"/>
       </w:rPr>
     </w:lvl>
     <w:lvl w:ilvl="1" w:tplc="0409000B" w:tentative="1">
@@ -13897,7 +13210,7 @@
         <w:ind w:left="1120" w:hanging="440"/>
       </w:pPr>
       <w:rPr>
-        <w:rFonts w:ascii="Meiryo UI" w:hAnsi="Meiryo UI" w:eastAsia="Meiryo UI" w:cs="Meiryo UI" w:hint="default"/>
+        <w:rFonts w:ascii="Meiryo UI" w:eastAsia="Meiryo UI" w:hAnsi="Meiryo UI" w:cs="Meiryo UI" w:hint="default"/>
       </w:rPr>
     </w:lvl>
     <w:lvl w:ilvl="2" w:tplc="0409000D" w:tentative="1">
@@ -13909,7 +13222,7 @@
         <w:ind w:left="1560" w:hanging="440"/>
       </w:pPr>
       <w:rPr>
-        <w:rFonts w:ascii="Meiryo UI" w:hAnsi="Meiryo UI" w:eastAsia="Meiryo UI" w:cs="Meiryo UI" w:hint="default"/>
+        <w:rFonts w:ascii="Meiryo UI" w:eastAsia="Meiryo UI" w:hAnsi="Meiryo UI" w:cs="Meiryo UI" w:hint="default"/>
       </w:rPr>
     </w:lvl>
     <w:lvl w:ilvl="3" w:tplc="04090001" w:tentative="1">
@@ -13921,7 +13234,7 @@
         <w:ind w:left="2000" w:hanging="440"/>
       </w:pPr>
       <w:rPr>
-        <w:rFonts w:ascii="Meiryo UI" w:hAnsi="Meiryo UI" w:eastAsia="Meiryo UI" w:cs="Meiryo UI" w:hint="default"/>
+        <w:rFonts w:ascii="Meiryo UI" w:eastAsia="Meiryo UI" w:hAnsi="Meiryo UI" w:cs="Meiryo UI" w:hint="default"/>
       </w:rPr>
     </w:lvl>
     <w:lvl w:ilvl="4" w:tplc="0409000B" w:tentative="1">
@@ -13933,7 +13246,7 @@
         <w:ind w:left="2440" w:hanging="440"/>
       </w:pPr>
       <w:rPr>
-        <w:rFonts w:ascii="Meiryo UI" w:hAnsi="Meiryo UI" w:eastAsia="Meiryo UI" w:cs="Meiryo UI" w:hint="default"/>
+        <w:rFonts w:ascii="Meiryo UI" w:eastAsia="Meiryo UI" w:hAnsi="Meiryo UI" w:cs="Meiryo UI" w:hint="default"/>
       </w:rPr>
     </w:lvl>
     <w:lvl w:ilvl="5" w:tplc="0409000D" w:tentative="1">
@@ -13945,7 +13258,7 @@
         <w:ind w:left="2880" w:hanging="440"/>
       </w:pPr>
       <w:rPr>
-        <w:rFonts w:ascii="Meiryo UI" w:hAnsi="Meiryo UI" w:eastAsia="Meiryo UI" w:cs="Meiryo UI" w:hint="default"/>
+        <w:rFonts w:ascii="Meiryo UI" w:eastAsia="Meiryo UI" w:hAnsi="Meiryo UI" w:cs="Meiryo UI" w:hint="default"/>
       </w:rPr>
     </w:lvl>
     <w:lvl w:ilvl="6" w:tplc="04090001" w:tentative="1">
@@ -13957,7 +13270,7 @@
         <w:ind w:left="3320" w:hanging="440"/>
       </w:pPr>
       <w:rPr>
-        <w:rFonts w:ascii="Meiryo UI" w:hAnsi="Meiryo UI" w:eastAsia="Meiryo UI" w:cs="Meiryo UI" w:hint="default"/>
+        <w:rFonts w:ascii="Meiryo UI" w:eastAsia="Meiryo UI" w:hAnsi="Meiryo UI" w:cs="Meiryo UI" w:hint="default"/>
       </w:rPr>
     </w:lvl>
     <w:lvl w:ilvl="7" w:tplc="0409000B" w:tentative="1">
@@ -13969,7 +13282,7 @@
         <w:ind w:left="3760" w:hanging="440"/>
       </w:pPr>
       <w:rPr>
-        <w:rFonts w:ascii="Meiryo UI" w:hAnsi="Meiryo UI" w:eastAsia="Meiryo UI" w:cs="Meiryo UI" w:hint="default"/>
+        <w:rFonts w:ascii="Meiryo UI" w:eastAsia="Meiryo UI" w:hAnsi="Meiryo UI" w:cs="Meiryo UI" w:hint="default"/>
       </w:rPr>
     </w:lvl>
     <w:lvl w:ilvl="8" w:tplc="0409000D" w:tentative="1">
@@ -13981,7 +13294,7 @@
         <w:ind w:left="4200" w:hanging="440"/>
       </w:pPr>
       <w:rPr>
-        <w:rFonts w:ascii="Meiryo UI" w:hAnsi="Meiryo UI" w:eastAsia="Meiryo UI" w:cs="Meiryo UI" w:hint="default"/>
+        <w:rFonts w:ascii="Meiryo UI" w:eastAsia="Meiryo UI" w:hAnsi="Meiryo UI" w:cs="Meiryo UI" w:hint="default"/>
       </w:rPr>
     </w:lvl>
   </w:abstractNum>
@@ -14198,7 +13511,7 @@
         <w:ind w:left="1160" w:hanging="440"/>
       </w:pPr>
       <w:rPr>
-        <w:rFonts w:ascii="Meiryo UI" w:hAnsi="Meiryo UI" w:eastAsia="Meiryo UI" w:cs="Meiryo UI" w:hint="default"/>
+        <w:rFonts w:ascii="Meiryo UI" w:eastAsia="Meiryo UI" w:hAnsi="Meiryo UI" w:cs="Meiryo UI" w:hint="default"/>
       </w:rPr>
     </w:lvl>
     <w:lvl w:ilvl="1" w:tplc="0409000B" w:tentative="1">
@@ -14210,7 +13523,7 @@
         <w:ind w:left="1600" w:hanging="440"/>
       </w:pPr>
       <w:rPr>
-        <w:rFonts w:ascii="Meiryo UI" w:hAnsi="Meiryo UI" w:eastAsia="Meiryo UI" w:cs="Meiryo UI" w:hint="default"/>
+        <w:rFonts w:ascii="Meiryo UI" w:eastAsia="Meiryo UI" w:hAnsi="Meiryo UI" w:cs="Meiryo UI" w:hint="default"/>
       </w:rPr>
     </w:lvl>
     <w:lvl w:ilvl="2" w:tplc="0409000D" w:tentative="1">
@@ -14222,7 +13535,7 @@
         <w:ind w:left="2040" w:hanging="440"/>
       </w:pPr>
       <w:rPr>
-        <w:rFonts w:ascii="Meiryo UI" w:hAnsi="Meiryo UI" w:eastAsia="Meiryo UI" w:cs="Meiryo UI" w:hint="default"/>
+        <w:rFonts w:ascii="Meiryo UI" w:eastAsia="Meiryo UI" w:hAnsi="Meiryo UI" w:cs="Meiryo UI" w:hint="default"/>
       </w:rPr>
     </w:lvl>
     <w:lvl w:ilvl="3" w:tplc="04090001" w:tentative="1">
@@ -14234,7 +13547,7 @@
         <w:ind w:left="2480" w:hanging="440"/>
       </w:pPr>
       <w:rPr>
-        <w:rFonts w:ascii="Meiryo UI" w:hAnsi="Meiryo UI" w:eastAsia="Meiryo UI" w:cs="Meiryo UI" w:hint="default"/>
+        <w:rFonts w:ascii="Meiryo UI" w:eastAsia="Meiryo UI" w:hAnsi="Meiryo UI" w:cs="Meiryo UI" w:hint="default"/>
       </w:rPr>
     </w:lvl>
     <w:lvl w:ilvl="4" w:tplc="0409000B" w:tentative="1">
@@ -14246,7 +13559,7 @@
         <w:ind w:left="2920" w:hanging="440"/>
       </w:pPr>
       <w:rPr>
-        <w:rFonts w:ascii="Meiryo UI" w:hAnsi="Meiryo UI" w:eastAsia="Meiryo UI" w:cs="Meiryo UI" w:hint="default"/>
+        <w:rFonts w:ascii="Meiryo UI" w:eastAsia="Meiryo UI" w:hAnsi="Meiryo UI" w:cs="Meiryo UI" w:hint="default"/>
       </w:rPr>
     </w:lvl>
     <w:lvl w:ilvl="5" w:tplc="0409000D" w:tentative="1">
@@ -14258,7 +13571,7 @@
         <w:ind w:left="3360" w:hanging="440"/>
       </w:pPr>
       <w:rPr>
-        <w:rFonts w:ascii="Meiryo UI" w:hAnsi="Meiryo UI" w:eastAsia="Meiryo UI" w:cs="Meiryo UI" w:hint="default"/>
+        <w:rFonts w:ascii="Meiryo UI" w:eastAsia="Meiryo UI" w:hAnsi="Meiryo UI" w:cs="Meiryo UI" w:hint="default"/>
       </w:rPr>
     </w:lvl>
     <w:lvl w:ilvl="6" w:tplc="04090001" w:tentative="1">
@@ -14270,7 +13583,7 @@
         <w:ind w:left="3800" w:hanging="440"/>
       </w:pPr>
       <w:rPr>
-        <w:rFonts w:ascii="Meiryo UI" w:hAnsi="Meiryo UI" w:eastAsia="Meiryo UI" w:cs="Meiryo UI" w:hint="default"/>
+        <w:rFonts w:ascii="Meiryo UI" w:eastAsia="Meiryo UI" w:hAnsi="Meiryo UI" w:cs="Meiryo UI" w:hint="default"/>
       </w:rPr>
     </w:lvl>
     <w:lvl w:ilvl="7" w:tplc="0409000B" w:tentative="1">
@@ -14282,7 +13595,7 @@
         <w:ind w:left="4240" w:hanging="440"/>
       </w:pPr>
       <w:rPr>
-        <w:rFonts w:ascii="Meiryo UI" w:hAnsi="Meiryo UI" w:eastAsia="Meiryo UI" w:cs="Meiryo UI" w:hint="default"/>
+        <w:rFonts w:ascii="Meiryo UI" w:eastAsia="Meiryo UI" w:hAnsi="Meiryo UI" w:cs="Meiryo UI" w:hint="default"/>
       </w:rPr>
     </w:lvl>
     <w:lvl w:ilvl="8" w:tplc="0409000D" w:tentative="1">
@@ -14294,7 +13607,7 @@
         <w:ind w:left="4680" w:hanging="440"/>
       </w:pPr>
       <w:rPr>
-        <w:rFonts w:ascii="Meiryo UI" w:hAnsi="Meiryo UI" w:eastAsia="Meiryo UI" w:cs="Meiryo UI" w:hint="default"/>
+        <w:rFonts w:ascii="Meiryo UI" w:eastAsia="Meiryo UI" w:hAnsi="Meiryo UI" w:cs="Meiryo UI" w:hint="default"/>
       </w:rPr>
     </w:lvl>
   </w:abstractNum>
@@ -14311,7 +13624,7 @@
         <w:ind w:left="800" w:hanging="440"/>
       </w:pPr>
       <w:rPr>
-        <w:rFonts w:ascii="Meiryo UI" w:hAnsi="Meiryo UI" w:eastAsia="Meiryo UI" w:cs="Meiryo UI" w:hint="default"/>
+        <w:rFonts w:ascii="Meiryo UI" w:eastAsia="Meiryo UI" w:hAnsi="Meiryo UI" w:cs="Meiryo UI" w:hint="default"/>
         <w:u w:val="none"/>
       </w:rPr>
     </w:lvl>
@@ -14538,7 +13851,7 @@
         <w:ind w:left="800" w:hanging="440"/>
       </w:pPr>
       <w:rPr>
-        <w:rFonts w:ascii="Meiryo UI" w:hAnsi="Meiryo UI" w:eastAsia="Meiryo UI" w:cs="Meiryo UI" w:hint="default"/>
+        <w:rFonts w:ascii="Meiryo UI" w:eastAsia="Meiryo UI" w:hAnsi="Meiryo UI" w:cs="Meiryo UI" w:hint="default"/>
         <w:u w:val="none"/>
       </w:rPr>
     </w:lvl>
@@ -14551,7 +13864,7 @@
         <w:ind w:left="1520" w:hanging="440"/>
       </w:pPr>
       <w:rPr>
-        <w:rFonts w:ascii="Meiryo UI" w:hAnsi="Meiryo UI" w:eastAsia="Meiryo UI" w:cs="Meiryo UI" w:hint="default"/>
+        <w:rFonts w:ascii="Meiryo UI" w:eastAsia="Meiryo UI" w:hAnsi="Meiryo UI" w:cs="Meiryo UI" w:hint="default"/>
       </w:rPr>
     </w:lvl>
     <w:lvl w:ilvl="2">
@@ -14652,7 +13965,7 @@
         <w:ind w:left="800" w:hanging="440"/>
       </w:pPr>
       <w:rPr>
-        <w:rFonts w:ascii="Meiryo UI" w:hAnsi="Meiryo UI" w:eastAsia="Meiryo UI" w:cs="Meiryo UI" w:hint="default"/>
+        <w:rFonts w:ascii="Meiryo UI" w:eastAsia="Meiryo UI" w:hAnsi="Meiryo UI" w:cs="Meiryo UI" w:hint="default"/>
         <w:u w:val="none"/>
       </w:rPr>
     </w:lvl>
@@ -14766,7 +14079,7 @@
         <w:ind w:left="440" w:hanging="440"/>
       </w:pPr>
       <w:rPr>
-        <w:rFonts w:ascii="Meiryo UI" w:hAnsi="Meiryo UI" w:eastAsia="Meiryo UI" w:cs="Meiryo UI" w:hint="default"/>
+        <w:rFonts w:ascii="Meiryo UI" w:eastAsia="Meiryo UI" w:hAnsi="Meiryo UI" w:cs="Meiryo UI" w:hint="default"/>
       </w:rPr>
     </w:lvl>
     <w:lvl w:ilvl="1" w:tplc="0409000B">
@@ -14778,7 +14091,7 @@
         <w:ind w:left="880" w:hanging="440"/>
       </w:pPr>
       <w:rPr>
-        <w:rFonts w:ascii="Meiryo UI" w:hAnsi="Meiryo UI" w:eastAsia="Meiryo UI" w:cs="Meiryo UI" w:hint="default"/>
+        <w:rFonts w:ascii="Meiryo UI" w:eastAsia="Meiryo UI" w:hAnsi="Meiryo UI" w:cs="Meiryo UI" w:hint="default"/>
       </w:rPr>
     </w:lvl>
     <w:lvl w:ilvl="2" w:tplc="0409000D">
@@ -14790,7 +14103,7 @@
         <w:ind w:left="1320" w:hanging="440"/>
       </w:pPr>
       <w:rPr>
-        <w:rFonts w:ascii="Meiryo UI" w:hAnsi="Meiryo UI" w:eastAsia="Meiryo UI" w:cs="Meiryo UI" w:hint="default"/>
+        <w:rFonts w:ascii="Meiryo UI" w:eastAsia="Meiryo UI" w:hAnsi="Meiryo UI" w:cs="Meiryo UI" w:hint="default"/>
       </w:rPr>
     </w:lvl>
     <w:lvl w:ilvl="3" w:tplc="04090001" w:tentative="1">
@@ -14802,7 +14115,7 @@
         <w:ind w:left="1760" w:hanging="440"/>
       </w:pPr>
       <w:rPr>
-        <w:rFonts w:ascii="Meiryo UI" w:hAnsi="Meiryo UI" w:eastAsia="Meiryo UI" w:cs="Meiryo UI" w:hint="default"/>
+        <w:rFonts w:ascii="Meiryo UI" w:eastAsia="Meiryo UI" w:hAnsi="Meiryo UI" w:cs="Meiryo UI" w:hint="default"/>
       </w:rPr>
     </w:lvl>
     <w:lvl w:ilvl="4" w:tplc="0409000B" w:tentative="1">
@@ -14814,7 +14127,7 @@
         <w:ind w:left="2200" w:hanging="440"/>
       </w:pPr>
       <w:rPr>
-        <w:rFonts w:ascii="Meiryo UI" w:hAnsi="Meiryo UI" w:eastAsia="Meiryo UI" w:cs="Meiryo UI" w:hint="default"/>
+        <w:rFonts w:ascii="Meiryo UI" w:eastAsia="Meiryo UI" w:hAnsi="Meiryo UI" w:cs="Meiryo UI" w:hint="default"/>
       </w:rPr>
     </w:lvl>
     <w:lvl w:ilvl="5" w:tplc="0409000D" w:tentative="1">
@@ -14826,7 +14139,7 @@
         <w:ind w:left="2640" w:hanging="440"/>
       </w:pPr>
       <w:rPr>
-        <w:rFonts w:ascii="Meiryo UI" w:hAnsi="Meiryo UI" w:eastAsia="Meiryo UI" w:cs="Meiryo UI" w:hint="default"/>
+        <w:rFonts w:ascii="Meiryo UI" w:eastAsia="Meiryo UI" w:hAnsi="Meiryo UI" w:cs="Meiryo UI" w:hint="default"/>
       </w:rPr>
     </w:lvl>
     <w:lvl w:ilvl="6" w:tplc="04090001" w:tentative="1">
@@ -14838,7 +14151,7 @@
         <w:ind w:left="3080" w:hanging="440"/>
       </w:pPr>
       <w:rPr>
-        <w:rFonts w:ascii="Meiryo UI" w:hAnsi="Meiryo UI" w:eastAsia="Meiryo UI" w:cs="Meiryo UI" w:hint="default"/>
+        <w:rFonts w:ascii="Meiryo UI" w:eastAsia="Meiryo UI" w:hAnsi="Meiryo UI" w:cs="Meiryo UI" w:hint="default"/>
       </w:rPr>
     </w:lvl>
     <w:lvl w:ilvl="7" w:tplc="0409000B" w:tentative="1">
@@ -14850,7 +14163,7 @@
         <w:ind w:left="3520" w:hanging="440"/>
       </w:pPr>
       <w:rPr>
-        <w:rFonts w:ascii="Meiryo UI" w:hAnsi="Meiryo UI" w:eastAsia="Meiryo UI" w:cs="Meiryo UI" w:hint="default"/>
+        <w:rFonts w:ascii="Meiryo UI" w:eastAsia="Meiryo UI" w:hAnsi="Meiryo UI" w:cs="Meiryo UI" w:hint="default"/>
       </w:rPr>
     </w:lvl>
     <w:lvl w:ilvl="8" w:tplc="0409000D" w:tentative="1">
@@ -14862,7 +14175,7 @@
         <w:ind w:left="3960" w:hanging="440"/>
       </w:pPr>
       <w:rPr>
-        <w:rFonts w:ascii="Meiryo UI" w:hAnsi="Meiryo UI" w:eastAsia="Meiryo UI" w:cs="Meiryo UI" w:hint="default"/>
+        <w:rFonts w:ascii="Meiryo UI" w:eastAsia="Meiryo UI" w:hAnsi="Meiryo UI" w:cs="Meiryo UI" w:hint="default"/>
       </w:rPr>
     </w:lvl>
   </w:abstractNum>
@@ -14992,7 +14305,7 @@
         <w:ind w:left="440" w:hanging="440"/>
       </w:pPr>
       <w:rPr>
-        <w:rFonts w:ascii="Meiryo UI" w:hAnsi="Meiryo UI" w:eastAsia="Meiryo UI" w:cs="Meiryo UI" w:hint="default"/>
+        <w:rFonts w:ascii="Meiryo UI" w:eastAsia="Meiryo UI" w:hAnsi="Meiryo UI" w:cs="Meiryo UI" w:hint="default"/>
       </w:rPr>
     </w:lvl>
     <w:lvl w:ilvl="1" w:tplc="0409000B" w:tentative="1">
@@ -15004,7 +14317,7 @@
         <w:ind w:left="880" w:hanging="440"/>
       </w:pPr>
       <w:rPr>
-        <w:rFonts w:ascii="Meiryo UI" w:hAnsi="Meiryo UI" w:eastAsia="Meiryo UI" w:cs="Meiryo UI" w:hint="default"/>
+        <w:rFonts w:ascii="Meiryo UI" w:eastAsia="Meiryo UI" w:hAnsi="Meiryo UI" w:cs="Meiryo UI" w:hint="default"/>
       </w:rPr>
     </w:lvl>
     <w:lvl w:ilvl="2" w:tplc="0409000D" w:tentative="1">
@@ -15016,7 +14329,7 @@
         <w:ind w:left="1320" w:hanging="440"/>
       </w:pPr>
       <w:rPr>
-        <w:rFonts w:ascii="Meiryo UI" w:hAnsi="Meiryo UI" w:eastAsia="Meiryo UI" w:cs="Meiryo UI" w:hint="default"/>
+        <w:rFonts w:ascii="Meiryo UI" w:eastAsia="Meiryo UI" w:hAnsi="Meiryo UI" w:cs="Meiryo UI" w:hint="default"/>
       </w:rPr>
     </w:lvl>
     <w:lvl w:ilvl="3" w:tplc="04090001" w:tentative="1">
@@ -15028,7 +14341,7 @@
         <w:ind w:left="1760" w:hanging="440"/>
       </w:pPr>
       <w:rPr>
-        <w:rFonts w:ascii="Meiryo UI" w:hAnsi="Meiryo UI" w:eastAsia="Meiryo UI" w:cs="Meiryo UI" w:hint="default"/>
+        <w:rFonts w:ascii="Meiryo UI" w:eastAsia="Meiryo UI" w:hAnsi="Meiryo UI" w:cs="Meiryo UI" w:hint="default"/>
       </w:rPr>
     </w:lvl>
     <w:lvl w:ilvl="4" w:tplc="0409000B" w:tentative="1">
@@ -15040,7 +14353,7 @@
         <w:ind w:left="2200" w:hanging="440"/>
       </w:pPr>
       <w:rPr>
-        <w:rFonts w:ascii="Meiryo UI" w:hAnsi="Meiryo UI" w:eastAsia="Meiryo UI" w:cs="Meiryo UI" w:hint="default"/>
+        <w:rFonts w:ascii="Meiryo UI" w:eastAsia="Meiryo UI" w:hAnsi="Meiryo UI" w:cs="Meiryo UI" w:hint="default"/>
       </w:rPr>
     </w:lvl>
     <w:lvl w:ilvl="5" w:tplc="0409000D" w:tentative="1">
@@ -15052,7 +14365,7 @@
         <w:ind w:left="2640" w:hanging="440"/>
       </w:pPr>
       <w:rPr>
-        <w:rFonts w:ascii="Meiryo UI" w:hAnsi="Meiryo UI" w:eastAsia="Meiryo UI" w:cs="Meiryo UI" w:hint="default"/>
+        <w:rFonts w:ascii="Meiryo UI" w:eastAsia="Meiryo UI" w:hAnsi="Meiryo UI" w:cs="Meiryo UI" w:hint="default"/>
       </w:rPr>
     </w:lvl>
     <w:lvl w:ilvl="6" w:tplc="04090001" w:tentative="1">
@@ -15064,7 +14377,7 @@
         <w:ind w:left="3080" w:hanging="440"/>
       </w:pPr>
       <w:rPr>
-        <w:rFonts w:ascii="Meiryo UI" w:hAnsi="Meiryo UI" w:eastAsia="Meiryo UI" w:cs="Meiryo UI" w:hint="default"/>
+        <w:rFonts w:ascii="Meiryo UI" w:eastAsia="Meiryo UI" w:hAnsi="Meiryo UI" w:cs="Meiryo UI" w:hint="default"/>
       </w:rPr>
     </w:lvl>
     <w:lvl w:ilvl="7" w:tplc="0409000B" w:tentative="1">
@@ -15076,7 +14389,7 @@
         <w:ind w:left="3520" w:hanging="440"/>
       </w:pPr>
       <w:rPr>
-        <w:rFonts w:ascii="Meiryo UI" w:hAnsi="Meiryo UI" w:eastAsia="Meiryo UI" w:cs="Meiryo UI" w:hint="default"/>
+        <w:rFonts w:ascii="Meiryo UI" w:eastAsia="Meiryo UI" w:hAnsi="Meiryo UI" w:cs="Meiryo UI" w:hint="default"/>
       </w:rPr>
     </w:lvl>
     <w:lvl w:ilvl="8" w:tplc="0409000D" w:tentative="1">
@@ -15088,7 +14401,7 @@
         <w:ind w:left="3960" w:hanging="440"/>
       </w:pPr>
       <w:rPr>
-        <w:rFonts w:ascii="Meiryo UI" w:hAnsi="Meiryo UI" w:eastAsia="Meiryo UI" w:cs="Meiryo UI" w:hint="default"/>
+        <w:rFonts w:ascii="Meiryo UI" w:eastAsia="Meiryo UI" w:hAnsi="Meiryo UI" w:cs="Meiryo UI" w:hint="default"/>
       </w:rPr>
     </w:lvl>
   </w:abstractNum>
@@ -15105,7 +14418,7 @@
         <w:ind w:left="800" w:hanging="440"/>
       </w:pPr>
       <w:rPr>
-        <w:rFonts w:ascii="Meiryo UI" w:hAnsi="Meiryo UI" w:eastAsia="Meiryo UI" w:cs="Meiryo UI" w:hint="default"/>
+        <w:rFonts w:ascii="Meiryo UI" w:eastAsia="Meiryo UI" w:hAnsi="Meiryo UI" w:cs="Meiryo UI" w:hint="default"/>
         <w:u w:val="none"/>
       </w:rPr>
     </w:lvl>
@@ -15219,7 +14532,7 @@
         <w:ind w:left="440" w:hanging="440"/>
       </w:pPr>
       <w:rPr>
-        <w:rFonts w:ascii="Meiryo UI" w:hAnsi="Meiryo UI" w:eastAsia="Meiryo UI" w:cs="Meiryo UI" w:hint="default"/>
+        <w:rFonts w:ascii="Meiryo UI" w:eastAsia="Meiryo UI" w:hAnsi="Meiryo UI" w:cs="Meiryo UI" w:hint="default"/>
       </w:rPr>
     </w:lvl>
     <w:lvl w:ilvl="1" w:tplc="0409000B" w:tentative="1">
@@ -15231,7 +14544,7 @@
         <w:ind w:left="880" w:hanging="440"/>
       </w:pPr>
       <w:rPr>
-        <w:rFonts w:ascii="Meiryo UI" w:hAnsi="Meiryo UI" w:eastAsia="Meiryo UI" w:cs="Meiryo UI" w:hint="default"/>
+        <w:rFonts w:ascii="Meiryo UI" w:eastAsia="Meiryo UI" w:hAnsi="Meiryo UI" w:cs="Meiryo UI" w:hint="default"/>
       </w:rPr>
     </w:lvl>
     <w:lvl w:ilvl="2" w:tplc="0409000D" w:tentative="1">
@@ -15243,7 +14556,7 @@
         <w:ind w:left="1320" w:hanging="440"/>
       </w:pPr>
       <w:rPr>
-        <w:rFonts w:ascii="Meiryo UI" w:hAnsi="Meiryo UI" w:eastAsia="Meiryo UI" w:cs="Meiryo UI" w:hint="default"/>
+        <w:rFonts w:ascii="Meiryo UI" w:eastAsia="Meiryo UI" w:hAnsi="Meiryo UI" w:cs="Meiryo UI" w:hint="default"/>
       </w:rPr>
     </w:lvl>
     <w:lvl w:ilvl="3" w:tplc="04090001" w:tentative="1">
@@ -15255,7 +14568,7 @@
         <w:ind w:left="1760" w:hanging="440"/>
       </w:pPr>
       <w:rPr>
-        <w:rFonts w:ascii="Meiryo UI" w:hAnsi="Meiryo UI" w:eastAsia="Meiryo UI" w:cs="Meiryo UI" w:hint="default"/>
+        <w:rFonts w:ascii="Meiryo UI" w:eastAsia="Meiryo UI" w:hAnsi="Meiryo UI" w:cs="Meiryo UI" w:hint="default"/>
       </w:rPr>
     </w:lvl>
     <w:lvl w:ilvl="4" w:tplc="0409000B" w:tentative="1">
@@ -15267,7 +14580,7 @@
         <w:ind w:left="2200" w:hanging="440"/>
       </w:pPr>
       <w:rPr>
-        <w:rFonts w:ascii="Meiryo UI" w:hAnsi="Meiryo UI" w:eastAsia="Meiryo UI" w:cs="Meiryo UI" w:hint="default"/>
+        <w:rFonts w:ascii="Meiryo UI" w:eastAsia="Meiryo UI" w:hAnsi="Meiryo UI" w:cs="Meiryo UI" w:hint="default"/>
       </w:rPr>
     </w:lvl>
     <w:lvl w:ilvl="5" w:tplc="0409000D" w:tentative="1">
@@ -15279,7 +14592,7 @@
         <w:ind w:left="2640" w:hanging="440"/>
       </w:pPr>
       <w:rPr>
-        <w:rFonts w:ascii="Meiryo UI" w:hAnsi="Meiryo UI" w:eastAsia="Meiryo UI" w:cs="Meiryo UI" w:hint="default"/>
+        <w:rFonts w:ascii="Meiryo UI" w:eastAsia="Meiryo UI" w:hAnsi="Meiryo UI" w:cs="Meiryo UI" w:hint="default"/>
       </w:rPr>
     </w:lvl>
     <w:lvl w:ilvl="6" w:tplc="04090001" w:tentative="1">
@@ -15291,7 +14604,7 @@
         <w:ind w:left="3080" w:hanging="440"/>
       </w:pPr>
       <w:rPr>
-        <w:rFonts w:ascii="Meiryo UI" w:hAnsi="Meiryo UI" w:eastAsia="Meiryo UI" w:cs="Meiryo UI" w:hint="default"/>
+        <w:rFonts w:ascii="Meiryo UI" w:eastAsia="Meiryo UI" w:hAnsi="Meiryo UI" w:cs="Meiryo UI" w:hint="default"/>
       </w:rPr>
     </w:lvl>
     <w:lvl w:ilvl="7" w:tplc="0409000B" w:tentative="1">
@@ -15303,7 +14616,7 @@
         <w:ind w:left="3520" w:hanging="440"/>
       </w:pPr>
       <w:rPr>
-        <w:rFonts w:ascii="Meiryo UI" w:hAnsi="Meiryo UI" w:eastAsia="Meiryo UI" w:cs="Meiryo UI" w:hint="default"/>
+        <w:rFonts w:ascii="Meiryo UI" w:eastAsia="Meiryo UI" w:hAnsi="Meiryo UI" w:cs="Meiryo UI" w:hint="default"/>
       </w:rPr>
     </w:lvl>
     <w:lvl w:ilvl="8" w:tplc="0409000D" w:tentative="1">
@@ -15315,7 +14628,7 @@
         <w:ind w:left="3960" w:hanging="440"/>
       </w:pPr>
       <w:rPr>
-        <w:rFonts w:ascii="Meiryo UI" w:hAnsi="Meiryo UI" w:eastAsia="Meiryo UI" w:cs="Meiryo UI" w:hint="default"/>
+        <w:rFonts w:ascii="Meiryo UI" w:eastAsia="Meiryo UI" w:hAnsi="Meiryo UI" w:cs="Meiryo UI" w:hint="default"/>
       </w:rPr>
     </w:lvl>
   </w:abstractNum>
@@ -15419,7 +14732,7 @@
         <w:ind w:left="440" w:hanging="440"/>
       </w:pPr>
       <w:rPr>
-        <w:rFonts w:ascii="Meiryo UI" w:hAnsi="Meiryo UI" w:eastAsia="Meiryo UI" w:cs="Meiryo UI" w:hint="default"/>
+        <w:rFonts w:ascii="Meiryo UI" w:eastAsia="Meiryo UI" w:hAnsi="Meiryo UI" w:cs="Meiryo UI" w:hint="default"/>
       </w:rPr>
     </w:lvl>
     <w:lvl w:ilvl="1" w:tplc="0409000B">
@@ -15431,7 +14744,7 @@
         <w:ind w:left="880" w:hanging="440"/>
       </w:pPr>
       <w:rPr>
-        <w:rFonts w:ascii="Meiryo UI" w:hAnsi="Meiryo UI" w:eastAsia="Meiryo UI" w:cs="Meiryo UI" w:hint="default"/>
+        <w:rFonts w:ascii="Meiryo UI" w:eastAsia="Meiryo UI" w:hAnsi="Meiryo UI" w:cs="Meiryo UI" w:hint="default"/>
       </w:rPr>
     </w:lvl>
     <w:lvl w:ilvl="2" w:tplc="0409000D" w:tentative="1">
@@ -15443,7 +14756,7 @@
         <w:ind w:left="1320" w:hanging="440"/>
       </w:pPr>
       <w:rPr>
-        <w:rFonts w:ascii="Meiryo UI" w:hAnsi="Meiryo UI" w:eastAsia="Meiryo UI" w:cs="Meiryo UI" w:hint="default"/>
+        <w:rFonts w:ascii="Meiryo UI" w:eastAsia="Meiryo UI" w:hAnsi="Meiryo UI" w:cs="Meiryo UI" w:hint="default"/>
       </w:rPr>
     </w:lvl>
     <w:lvl w:ilvl="3" w:tplc="04090001" w:tentative="1">
@@ -15455,7 +14768,7 @@
         <w:ind w:left="1760" w:hanging="440"/>
       </w:pPr>
       <w:rPr>
-        <w:rFonts w:ascii="Meiryo UI" w:hAnsi="Meiryo UI" w:eastAsia="Meiryo UI" w:cs="Meiryo UI" w:hint="default"/>
+        <w:rFonts w:ascii="Meiryo UI" w:eastAsia="Meiryo UI" w:hAnsi="Meiryo UI" w:cs="Meiryo UI" w:hint="default"/>
       </w:rPr>
     </w:lvl>
     <w:lvl w:ilvl="4" w:tplc="0409000B" w:tentative="1">
@@ -15467,7 +14780,7 @@
         <w:ind w:left="2200" w:hanging="440"/>
       </w:pPr>
       <w:rPr>
-        <w:rFonts w:ascii="Meiryo UI" w:hAnsi="Meiryo UI" w:eastAsia="Meiryo UI" w:cs="Meiryo UI" w:hint="default"/>
+        <w:rFonts w:ascii="Meiryo UI" w:eastAsia="Meiryo UI" w:hAnsi="Meiryo UI" w:cs="Meiryo UI" w:hint="default"/>
       </w:rPr>
     </w:lvl>
     <w:lvl w:ilvl="5" w:tplc="0409000D" w:tentative="1">
@@ -15479,7 +14792,7 @@
         <w:ind w:left="2640" w:hanging="440"/>
       </w:pPr>
       <w:rPr>
-        <w:rFonts w:ascii="Meiryo UI" w:hAnsi="Meiryo UI" w:eastAsia="Meiryo UI" w:cs="Meiryo UI" w:hint="default"/>
+        <w:rFonts w:ascii="Meiryo UI" w:eastAsia="Meiryo UI" w:hAnsi="Meiryo UI" w:cs="Meiryo UI" w:hint="default"/>
       </w:rPr>
     </w:lvl>
     <w:lvl w:ilvl="6" w:tplc="04090001" w:tentative="1">
@@ -15491,7 +14804,7 @@
         <w:ind w:left="3080" w:hanging="440"/>
       </w:pPr>
       <w:rPr>
-        <w:rFonts w:ascii="Meiryo UI" w:hAnsi="Meiryo UI" w:eastAsia="Meiryo UI" w:cs="Meiryo UI" w:hint="default"/>
+        <w:rFonts w:ascii="Meiryo UI" w:eastAsia="Meiryo UI" w:hAnsi="Meiryo UI" w:cs="Meiryo UI" w:hint="default"/>
       </w:rPr>
     </w:lvl>
     <w:lvl w:ilvl="7" w:tplc="0409000B" w:tentative="1">
@@ -15503,7 +14816,7 @@
         <w:ind w:left="3520" w:hanging="440"/>
       </w:pPr>
       <w:rPr>
-        <w:rFonts w:ascii="Meiryo UI" w:hAnsi="Meiryo UI" w:eastAsia="Meiryo UI" w:cs="Meiryo UI" w:hint="default"/>
+        <w:rFonts w:ascii="Meiryo UI" w:eastAsia="Meiryo UI" w:hAnsi="Meiryo UI" w:cs="Meiryo UI" w:hint="default"/>
       </w:rPr>
     </w:lvl>
     <w:lvl w:ilvl="8" w:tplc="0409000D" w:tentative="1">
@@ -15515,7 +14828,7 @@
         <w:ind w:left="3960" w:hanging="440"/>
       </w:pPr>
       <w:rPr>
-        <w:rFonts w:ascii="Meiryo UI" w:hAnsi="Meiryo UI" w:eastAsia="Meiryo UI" w:cs="Meiryo UI" w:hint="default"/>
+        <w:rFonts w:ascii="Meiryo UI" w:eastAsia="Meiryo UI" w:hAnsi="Meiryo UI" w:cs="Meiryo UI" w:hint="default"/>
       </w:rPr>
     </w:lvl>
   </w:abstractNum>
@@ -15532,7 +14845,7 @@
         <w:ind w:left="680" w:hanging="440"/>
       </w:pPr>
       <w:rPr>
-        <w:rFonts w:ascii="Meiryo UI" w:hAnsi="Meiryo UI" w:eastAsia="Meiryo UI" w:cs="Meiryo UI" w:hint="default"/>
+        <w:rFonts w:ascii="Meiryo UI" w:eastAsia="Meiryo UI" w:hAnsi="Meiryo UI" w:cs="Meiryo UI" w:hint="default"/>
       </w:rPr>
     </w:lvl>
     <w:lvl w:ilvl="1" w:tplc="0409000B" w:tentative="1">
@@ -15544,7 +14857,7 @@
         <w:ind w:left="1120" w:hanging="440"/>
       </w:pPr>
       <w:rPr>
-        <w:rFonts w:ascii="Meiryo UI" w:hAnsi="Meiryo UI" w:eastAsia="Meiryo UI" w:cs="Meiryo UI" w:hint="default"/>
+        <w:rFonts w:ascii="Meiryo UI" w:eastAsia="Meiryo UI" w:hAnsi="Meiryo UI" w:cs="Meiryo UI" w:hint="default"/>
       </w:rPr>
     </w:lvl>
     <w:lvl w:ilvl="2" w:tplc="0409000D" w:tentative="1">
@@ -15556,7 +14869,7 @@
         <w:ind w:left="1560" w:hanging="440"/>
       </w:pPr>
       <w:rPr>
-        <w:rFonts w:ascii="Meiryo UI" w:hAnsi="Meiryo UI" w:eastAsia="Meiryo UI" w:cs="Meiryo UI" w:hint="default"/>
+        <w:rFonts w:ascii="Meiryo UI" w:eastAsia="Meiryo UI" w:hAnsi="Meiryo UI" w:cs="Meiryo UI" w:hint="default"/>
       </w:rPr>
     </w:lvl>
     <w:lvl w:ilvl="3" w:tplc="04090001" w:tentative="1">
@@ -15568,7 +14881,7 @@
         <w:ind w:left="2000" w:hanging="440"/>
       </w:pPr>
       <w:rPr>
-        <w:rFonts w:ascii="Meiryo UI" w:hAnsi="Meiryo UI" w:eastAsia="Meiryo UI" w:cs="Meiryo UI" w:hint="default"/>
+        <w:rFonts w:ascii="Meiryo UI" w:eastAsia="Meiryo UI" w:hAnsi="Meiryo UI" w:cs="Meiryo UI" w:hint="default"/>
       </w:rPr>
     </w:lvl>
     <w:lvl w:ilvl="4" w:tplc="0409000B" w:tentative="1">
@@ -15580,7 +14893,7 @@
         <w:ind w:left="2440" w:hanging="440"/>
       </w:pPr>
       <w:rPr>
-        <w:rFonts w:ascii="Meiryo UI" w:hAnsi="Meiryo UI" w:eastAsia="Meiryo UI" w:cs="Meiryo UI" w:hint="default"/>
+        <w:rFonts w:ascii="Meiryo UI" w:eastAsia="Meiryo UI" w:hAnsi="Meiryo UI" w:cs="Meiryo UI" w:hint="default"/>
       </w:rPr>
     </w:lvl>
     <w:lvl w:ilvl="5" w:tplc="0409000D" w:tentative="1">
@@ -15592,7 +14905,7 @@
         <w:ind w:left="2880" w:hanging="440"/>
       </w:pPr>
       <w:rPr>
-        <w:rFonts w:ascii="Meiryo UI" w:hAnsi="Meiryo UI" w:eastAsia="Meiryo UI" w:cs="Meiryo UI" w:hint="default"/>
+        <w:rFonts w:ascii="Meiryo UI" w:eastAsia="Meiryo UI" w:hAnsi="Meiryo UI" w:cs="Meiryo UI" w:hint="default"/>
       </w:rPr>
     </w:lvl>
     <w:lvl w:ilvl="6" w:tplc="04090001" w:tentative="1">
@@ -15604,7 +14917,7 @@
         <w:ind w:left="3320" w:hanging="440"/>
       </w:pPr>
       <w:rPr>
-        <w:rFonts w:ascii="Meiryo UI" w:hAnsi="Meiryo UI" w:eastAsia="Meiryo UI" w:cs="Meiryo UI" w:hint="default"/>
+        <w:rFonts w:ascii="Meiryo UI" w:eastAsia="Meiryo UI" w:hAnsi="Meiryo UI" w:cs="Meiryo UI" w:hint="default"/>
       </w:rPr>
     </w:lvl>
     <w:lvl w:ilvl="7" w:tplc="0409000B" w:tentative="1">
@@ -15616,7 +14929,7 @@
         <w:ind w:left="3760" w:hanging="440"/>
       </w:pPr>
       <w:rPr>
-        <w:rFonts w:ascii="Meiryo UI" w:hAnsi="Meiryo UI" w:eastAsia="Meiryo UI" w:cs="Meiryo UI" w:hint="default"/>
+        <w:rFonts w:ascii="Meiryo UI" w:eastAsia="Meiryo UI" w:hAnsi="Meiryo UI" w:cs="Meiryo UI" w:hint="default"/>
       </w:rPr>
     </w:lvl>
     <w:lvl w:ilvl="8" w:tplc="0409000D" w:tentative="1">
@@ -15628,7 +14941,7 @@
         <w:ind w:left="4200" w:hanging="440"/>
       </w:pPr>
       <w:rPr>
-        <w:rFonts w:ascii="Meiryo UI" w:hAnsi="Meiryo UI" w:eastAsia="Meiryo UI" w:cs="Meiryo UI" w:hint="default"/>
+        <w:rFonts w:ascii="Meiryo UI" w:eastAsia="Meiryo UI" w:hAnsi="Meiryo UI" w:cs="Meiryo UI" w:hint="default"/>
       </w:rPr>
     </w:lvl>
   </w:abstractNum>
@@ -15645,7 +14958,7 @@
         <w:ind w:left="800" w:hanging="440"/>
       </w:pPr>
       <w:rPr>
-        <w:rFonts w:ascii="Meiryo UI" w:hAnsi="Meiryo UI" w:eastAsia="Meiryo UI" w:cs="Meiryo UI" w:hint="default"/>
+        <w:rFonts w:ascii="Meiryo UI" w:eastAsia="Meiryo UI" w:hAnsi="Meiryo UI" w:cs="Meiryo UI" w:hint="default"/>
         <w:u w:val="none"/>
       </w:rPr>
     </w:lvl>
@@ -15759,7 +15072,7 @@
         <w:ind w:left="880" w:hanging="440"/>
       </w:pPr>
       <w:rPr>
-        <w:rFonts w:ascii="Meiryo UI" w:hAnsi="Meiryo UI" w:eastAsia="Meiryo UI" w:cs="Meiryo UI" w:hint="default"/>
+        <w:rFonts w:ascii="Meiryo UI" w:eastAsia="Meiryo UI" w:hAnsi="Meiryo UI" w:cs="Meiryo UI" w:hint="default"/>
       </w:rPr>
     </w:lvl>
     <w:lvl w:ilvl="1" w:tplc="0409000B" w:tentative="1">
@@ -15771,7 +15084,7 @@
         <w:ind w:left="1320" w:hanging="440"/>
       </w:pPr>
       <w:rPr>
-        <w:rFonts w:ascii="Meiryo UI" w:hAnsi="Meiryo UI" w:eastAsia="Meiryo UI" w:cs="Meiryo UI" w:hint="default"/>
+        <w:rFonts w:ascii="Meiryo UI" w:eastAsia="Meiryo UI" w:hAnsi="Meiryo UI" w:cs="Meiryo UI" w:hint="default"/>
       </w:rPr>
     </w:lvl>
     <w:lvl w:ilvl="2" w:tplc="0409000D" w:tentative="1">
@@ -15783,7 +15096,7 @@
         <w:ind w:left="1760" w:hanging="440"/>
       </w:pPr>
       <w:rPr>
-        <w:rFonts w:ascii="Meiryo UI" w:hAnsi="Meiryo UI" w:eastAsia="Meiryo UI" w:cs="Meiryo UI" w:hint="default"/>
+        <w:rFonts w:ascii="Meiryo UI" w:eastAsia="Meiryo UI" w:hAnsi="Meiryo UI" w:cs="Meiryo UI" w:hint="default"/>
       </w:rPr>
     </w:lvl>
     <w:lvl w:ilvl="3" w:tplc="04090001" w:tentative="1">
@@ -15795,7 +15108,7 @@
         <w:ind w:left="2200" w:hanging="440"/>
       </w:pPr>
       <w:rPr>
-        <w:rFonts w:ascii="Meiryo UI" w:hAnsi="Meiryo UI" w:eastAsia="Meiryo UI" w:cs="Meiryo UI" w:hint="default"/>
+        <w:rFonts w:ascii="Meiryo UI" w:eastAsia="Meiryo UI" w:hAnsi="Meiryo UI" w:cs="Meiryo UI" w:hint="default"/>
       </w:rPr>
     </w:lvl>
     <w:lvl w:ilvl="4" w:tplc="0409000B" w:tentative="1">
@@ -15807,7 +15120,7 @@
         <w:ind w:left="2640" w:hanging="440"/>
       </w:pPr>
       <w:rPr>
-        <w:rFonts w:ascii="Meiryo UI" w:hAnsi="Meiryo UI" w:eastAsia="Meiryo UI" w:cs="Meiryo UI" w:hint="default"/>
+        <w:rFonts w:ascii="Meiryo UI" w:eastAsia="Meiryo UI" w:hAnsi="Meiryo UI" w:cs="Meiryo UI" w:hint="default"/>
       </w:rPr>
     </w:lvl>
     <w:lvl w:ilvl="5" w:tplc="0409000D" w:tentative="1">
@@ -15819,7 +15132,7 @@
         <w:ind w:left="3080" w:hanging="440"/>
       </w:pPr>
       <w:rPr>
-        <w:rFonts w:ascii="Meiryo UI" w:hAnsi="Meiryo UI" w:eastAsia="Meiryo UI" w:cs="Meiryo UI" w:hint="default"/>
+        <w:rFonts w:ascii="Meiryo UI" w:eastAsia="Meiryo UI" w:hAnsi="Meiryo UI" w:cs="Meiryo UI" w:hint="default"/>
       </w:rPr>
     </w:lvl>
     <w:lvl w:ilvl="6" w:tplc="04090001" w:tentative="1">
@@ -15831,7 +15144,7 @@
         <w:ind w:left="3520" w:hanging="440"/>
       </w:pPr>
       <w:rPr>
-        <w:rFonts w:ascii="Meiryo UI" w:hAnsi="Meiryo UI" w:eastAsia="Meiryo UI" w:cs="Meiryo UI" w:hint="default"/>
+        <w:rFonts w:ascii="Meiryo UI" w:eastAsia="Meiryo UI" w:hAnsi="Meiryo UI" w:cs="Meiryo UI" w:hint="default"/>
       </w:rPr>
     </w:lvl>
     <w:lvl w:ilvl="7" w:tplc="0409000B" w:tentative="1">
@@ -15843,7 +15156,7 @@
         <w:ind w:left="3960" w:hanging="440"/>
       </w:pPr>
       <w:rPr>
-        <w:rFonts w:ascii="Meiryo UI" w:hAnsi="Meiryo UI" w:eastAsia="Meiryo UI" w:cs="Meiryo UI" w:hint="default"/>
+        <w:rFonts w:ascii="Meiryo UI" w:eastAsia="Meiryo UI" w:hAnsi="Meiryo UI" w:cs="Meiryo UI" w:hint="default"/>
       </w:rPr>
     </w:lvl>
     <w:lvl w:ilvl="8" w:tplc="0409000D" w:tentative="1">
@@ -15855,7 +15168,7 @@
         <w:ind w:left="4400" w:hanging="440"/>
       </w:pPr>
       <w:rPr>
-        <w:rFonts w:ascii="Meiryo UI" w:hAnsi="Meiryo UI" w:eastAsia="Meiryo UI" w:cs="Meiryo UI" w:hint="default"/>
+        <w:rFonts w:ascii="Meiryo UI" w:eastAsia="Meiryo UI" w:hAnsi="Meiryo UI" w:cs="Meiryo UI" w:hint="default"/>
       </w:rPr>
     </w:lvl>
   </w:abstractNum>
@@ -15872,7 +15185,7 @@
         <w:ind w:left="440" w:hanging="440"/>
       </w:pPr>
       <w:rPr>
-        <w:rFonts w:ascii="Meiryo UI" w:hAnsi="Meiryo UI" w:eastAsia="Meiryo UI" w:cs="Meiryo UI" w:hint="default"/>
+        <w:rFonts w:ascii="Meiryo UI" w:eastAsia="Meiryo UI" w:hAnsi="Meiryo UI" w:cs="Meiryo UI" w:hint="default"/>
       </w:rPr>
     </w:lvl>
     <w:lvl w:ilvl="1" w:tplc="0409000B" w:tentative="1">
@@ -15884,7 +15197,7 @@
         <w:ind w:left="880" w:hanging="440"/>
       </w:pPr>
       <w:rPr>
-        <w:rFonts w:ascii="Meiryo UI" w:hAnsi="Meiryo UI" w:eastAsia="Meiryo UI" w:cs="Meiryo UI" w:hint="default"/>
+        <w:rFonts w:ascii="Meiryo UI" w:eastAsia="Meiryo UI" w:hAnsi="Meiryo UI" w:cs="Meiryo UI" w:hint="default"/>
       </w:rPr>
     </w:lvl>
     <w:lvl w:ilvl="2" w:tplc="0409000D" w:tentative="1">
@@ -15896,7 +15209,7 @@
         <w:ind w:left="1320" w:hanging="440"/>
       </w:pPr>
       <w:rPr>
-        <w:rFonts w:ascii="Meiryo UI" w:hAnsi="Meiryo UI" w:eastAsia="Meiryo UI" w:cs="Meiryo UI" w:hint="default"/>
+        <w:rFonts w:ascii="Meiryo UI" w:eastAsia="Meiryo UI" w:hAnsi="Meiryo UI" w:cs="Meiryo UI" w:hint="default"/>
       </w:rPr>
     </w:lvl>
     <w:lvl w:ilvl="3" w:tplc="04090001" w:tentative="1">
@@ -15908,7 +15221,7 @@
         <w:ind w:left="1760" w:hanging="440"/>
       </w:pPr>
       <w:rPr>
-        <w:rFonts w:ascii="Meiryo UI" w:hAnsi="Meiryo UI" w:eastAsia="Meiryo UI" w:cs="Meiryo UI" w:hint="default"/>
+        <w:rFonts w:ascii="Meiryo UI" w:eastAsia="Meiryo UI" w:hAnsi="Meiryo UI" w:cs="Meiryo UI" w:hint="default"/>
       </w:rPr>
     </w:lvl>
     <w:lvl w:ilvl="4" w:tplc="0409000B" w:tentative="1">
@@ -15920,7 +15233,7 @@
         <w:ind w:left="2200" w:hanging="440"/>
       </w:pPr>
       <w:rPr>
-        <w:rFonts w:ascii="Meiryo UI" w:hAnsi="Meiryo UI" w:eastAsia="Meiryo UI" w:cs="Meiryo UI" w:hint="default"/>
+        <w:rFonts w:ascii="Meiryo UI" w:eastAsia="Meiryo UI" w:hAnsi="Meiryo UI" w:cs="Meiryo UI" w:hint="default"/>
       </w:rPr>
     </w:lvl>
     <w:lvl w:ilvl="5" w:tplc="0409000D" w:tentative="1">
@@ -15932,7 +15245,7 @@
         <w:ind w:left="2640" w:hanging="440"/>
       </w:pPr>
       <w:rPr>
-        <w:rFonts w:ascii="Meiryo UI" w:hAnsi="Meiryo UI" w:eastAsia="Meiryo UI" w:cs="Meiryo UI" w:hint="default"/>
+        <w:rFonts w:ascii="Meiryo UI" w:eastAsia="Meiryo UI" w:hAnsi="Meiryo UI" w:cs="Meiryo UI" w:hint="default"/>
       </w:rPr>
     </w:lvl>
     <w:lvl w:ilvl="6" w:tplc="04090001" w:tentative="1">
@@ -15944,7 +15257,7 @@
         <w:ind w:left="3080" w:hanging="440"/>
       </w:pPr>
       <w:rPr>
-        <w:rFonts w:ascii="Meiryo UI" w:hAnsi="Meiryo UI" w:eastAsia="Meiryo UI" w:cs="Meiryo UI" w:hint="default"/>
+        <w:rFonts w:ascii="Meiryo UI" w:eastAsia="Meiryo UI" w:hAnsi="Meiryo UI" w:cs="Meiryo UI" w:hint="default"/>
       </w:rPr>
     </w:lvl>
     <w:lvl w:ilvl="7" w:tplc="0409000B" w:tentative="1">
@@ -15956,7 +15269,7 @@
         <w:ind w:left="3520" w:hanging="440"/>
       </w:pPr>
       <w:rPr>
-        <w:rFonts w:ascii="Meiryo UI" w:hAnsi="Meiryo UI" w:eastAsia="Meiryo UI" w:cs="Meiryo UI" w:hint="default"/>
+        <w:rFonts w:ascii="Meiryo UI" w:eastAsia="Meiryo UI" w:hAnsi="Meiryo UI" w:cs="Meiryo UI" w:hint="default"/>
       </w:rPr>
     </w:lvl>
     <w:lvl w:ilvl="8" w:tplc="0409000D" w:tentative="1">
@@ -15968,7 +15281,7 @@
         <w:ind w:left="3960" w:hanging="440"/>
       </w:pPr>
       <w:rPr>
-        <w:rFonts w:ascii="Meiryo UI" w:hAnsi="Meiryo UI" w:eastAsia="Meiryo UI" w:cs="Meiryo UI" w:hint="default"/>
+        <w:rFonts w:ascii="Meiryo UI" w:eastAsia="Meiryo UI" w:hAnsi="Meiryo UI" w:cs="Meiryo UI" w:hint="default"/>
       </w:rPr>
     </w:lvl>
   </w:abstractNum>
@@ -15985,7 +15298,7 @@
         <w:ind w:left="800" w:hanging="440"/>
       </w:pPr>
       <w:rPr>
-        <w:rFonts w:ascii="Meiryo UI" w:hAnsi="Meiryo UI" w:eastAsia="Meiryo UI" w:cs="Meiryo UI" w:hint="default"/>
+        <w:rFonts w:ascii="Meiryo UI" w:eastAsia="Meiryo UI" w:hAnsi="Meiryo UI" w:cs="Meiryo UI" w:hint="default"/>
         <w:u w:val="none"/>
       </w:rPr>
     </w:lvl>
@@ -16212,7 +15525,7 @@
         <w:ind w:left="680" w:hanging="440"/>
       </w:pPr>
       <w:rPr>
-        <w:rFonts w:ascii="Meiryo UI" w:hAnsi="Meiryo UI" w:eastAsia="Meiryo UI" w:cs="Meiryo UI" w:hint="default"/>
+        <w:rFonts w:ascii="Meiryo UI" w:eastAsia="Meiryo UI" w:hAnsi="Meiryo UI" w:cs="Meiryo UI" w:hint="default"/>
       </w:rPr>
     </w:lvl>
     <w:lvl w:ilvl="1" w:tplc="0409000B" w:tentative="1">
@@ -16224,7 +15537,7 @@
         <w:ind w:left="1120" w:hanging="440"/>
       </w:pPr>
       <w:rPr>
-        <w:rFonts w:ascii="Meiryo UI" w:hAnsi="Meiryo UI" w:eastAsia="Meiryo UI" w:cs="Meiryo UI" w:hint="default"/>
+        <w:rFonts w:ascii="Meiryo UI" w:eastAsia="Meiryo UI" w:hAnsi="Meiryo UI" w:cs="Meiryo UI" w:hint="default"/>
       </w:rPr>
     </w:lvl>
     <w:lvl w:ilvl="2" w:tplc="0409000D" w:tentative="1">
@@ -16236,7 +15549,7 @@
         <w:ind w:left="1560" w:hanging="440"/>
       </w:pPr>
       <w:rPr>
-        <w:rFonts w:ascii="Meiryo UI" w:hAnsi="Meiryo UI" w:eastAsia="Meiryo UI" w:cs="Meiryo UI" w:hint="default"/>
+        <w:rFonts w:ascii="Meiryo UI" w:eastAsia="Meiryo UI" w:hAnsi="Meiryo UI" w:cs="Meiryo UI" w:hint="default"/>
       </w:rPr>
     </w:lvl>
     <w:lvl w:ilvl="3" w:tplc="04090001" w:tentative="1">
@@ -16248,7 +15561,7 @@
         <w:ind w:left="2000" w:hanging="440"/>
       </w:pPr>
       <w:rPr>
-        <w:rFonts w:ascii="Meiryo UI" w:hAnsi="Meiryo UI" w:eastAsia="Meiryo UI" w:cs="Meiryo UI" w:hint="default"/>
+        <w:rFonts w:ascii="Meiryo UI" w:eastAsia="Meiryo UI" w:hAnsi="Meiryo UI" w:cs="Meiryo UI" w:hint="default"/>
       </w:rPr>
     </w:lvl>
     <w:lvl w:ilvl="4" w:tplc="0409000B" w:tentative="1">
@@ -16260,7 +15573,7 @@
         <w:ind w:left="2440" w:hanging="440"/>
       </w:pPr>
       <w:rPr>
-        <w:rFonts w:ascii="Meiryo UI" w:hAnsi="Meiryo UI" w:eastAsia="Meiryo UI" w:cs="Meiryo UI" w:hint="default"/>
+        <w:rFonts w:ascii="Meiryo UI" w:eastAsia="Meiryo UI" w:hAnsi="Meiryo UI" w:cs="Meiryo UI" w:hint="default"/>
       </w:rPr>
     </w:lvl>
     <w:lvl w:ilvl="5" w:tplc="0409000D" w:tentative="1">
@@ -16272,7 +15585,7 @@
         <w:ind w:left="2880" w:hanging="440"/>
       </w:pPr>
       <w:rPr>
-        <w:rFonts w:ascii="Meiryo UI" w:hAnsi="Meiryo UI" w:eastAsia="Meiryo UI" w:cs="Meiryo UI" w:hint="default"/>
+        <w:rFonts w:ascii="Meiryo UI" w:eastAsia="Meiryo UI" w:hAnsi="Meiryo UI" w:cs="Meiryo UI" w:hint="default"/>
       </w:rPr>
     </w:lvl>
     <w:lvl w:ilvl="6" w:tplc="04090001" w:tentative="1">
@@ -16284,7 +15597,7 @@
         <w:ind w:left="3320" w:hanging="440"/>
       </w:pPr>
       <w:rPr>
-        <w:rFonts w:ascii="Meiryo UI" w:hAnsi="Meiryo UI" w:eastAsia="Meiryo UI" w:cs="Meiryo UI" w:hint="default"/>
+        <w:rFonts w:ascii="Meiryo UI" w:eastAsia="Meiryo UI" w:hAnsi="Meiryo UI" w:cs="Meiryo UI" w:hint="default"/>
       </w:rPr>
     </w:lvl>
     <w:lvl w:ilvl="7" w:tplc="0409000B" w:tentative="1">
@@ -16296,7 +15609,7 @@
         <w:ind w:left="3760" w:hanging="440"/>
       </w:pPr>
       <w:rPr>
-        <w:rFonts w:ascii="Meiryo UI" w:hAnsi="Meiryo UI" w:eastAsia="Meiryo UI" w:cs="Meiryo UI" w:hint="default"/>
+        <w:rFonts w:ascii="Meiryo UI" w:eastAsia="Meiryo UI" w:hAnsi="Meiryo UI" w:cs="Meiryo UI" w:hint="default"/>
       </w:rPr>
     </w:lvl>
     <w:lvl w:ilvl="8" w:tplc="0409000D" w:tentative="1">
@@ -16308,7 +15621,7 @@
         <w:ind w:left="4200" w:hanging="440"/>
       </w:pPr>
       <w:rPr>
-        <w:rFonts w:ascii="Meiryo UI" w:hAnsi="Meiryo UI" w:eastAsia="Meiryo UI" w:cs="Meiryo UI" w:hint="default"/>
+        <w:rFonts w:ascii="Meiryo UI" w:eastAsia="Meiryo UI" w:hAnsi="Meiryo UI" w:cs="Meiryo UI" w:hint="default"/>
       </w:rPr>
     </w:lvl>
   </w:abstractNum>
@@ -16325,7 +15638,7 @@
         <w:ind w:left="800" w:hanging="440"/>
       </w:pPr>
       <w:rPr>
-        <w:rFonts w:ascii="Meiryo UI" w:hAnsi="Meiryo UI" w:eastAsia="Meiryo UI" w:cs="Meiryo UI" w:hint="default"/>
+        <w:rFonts w:ascii="Meiryo UI" w:eastAsia="Meiryo UI" w:hAnsi="Meiryo UI" w:cs="Meiryo UI" w:hint="default"/>
         <w:u w:val="none"/>
       </w:rPr>
     </w:lvl>
@@ -16338,7 +15651,7 @@
         <w:ind w:left="1520" w:hanging="440"/>
       </w:pPr>
       <w:rPr>
-        <w:rFonts w:ascii="Meiryo UI" w:hAnsi="Meiryo UI" w:eastAsia="Meiryo UI" w:cs="Meiryo UI" w:hint="default"/>
+        <w:rFonts w:ascii="Meiryo UI" w:eastAsia="Meiryo UI" w:hAnsi="Meiryo UI" w:cs="Meiryo UI" w:hint="default"/>
       </w:rPr>
     </w:lvl>
     <w:lvl w:ilvl="2">
@@ -16439,7 +15752,7 @@
         <w:ind w:left="440" w:hanging="440"/>
       </w:pPr>
       <w:rPr>
-        <w:rFonts w:ascii="Meiryo UI" w:hAnsi="Meiryo UI" w:eastAsia="Meiryo UI" w:cs="Meiryo UI" w:hint="default"/>
+        <w:rFonts w:ascii="Meiryo UI" w:eastAsia="Meiryo UI" w:hAnsi="Meiryo UI" w:cs="Meiryo UI" w:hint="default"/>
       </w:rPr>
     </w:lvl>
     <w:lvl w:ilvl="1" w:tplc="0409000B" w:tentative="1">
@@ -16451,7 +15764,7 @@
         <w:ind w:left="880" w:hanging="440"/>
       </w:pPr>
       <w:rPr>
-        <w:rFonts w:ascii="Meiryo UI" w:hAnsi="Meiryo UI" w:eastAsia="Meiryo UI" w:cs="Meiryo UI" w:hint="default"/>
+        <w:rFonts w:ascii="Meiryo UI" w:eastAsia="Meiryo UI" w:hAnsi="Meiryo UI" w:cs="Meiryo UI" w:hint="default"/>
       </w:rPr>
     </w:lvl>
     <w:lvl w:ilvl="2" w:tplc="0409000D" w:tentative="1">
@@ -16463,7 +15776,7 @@
         <w:ind w:left="1320" w:hanging="440"/>
       </w:pPr>
       <w:rPr>
-        <w:rFonts w:ascii="Meiryo UI" w:hAnsi="Meiryo UI" w:eastAsia="Meiryo UI" w:cs="Meiryo UI" w:hint="default"/>
+        <w:rFonts w:ascii="Meiryo UI" w:eastAsia="Meiryo UI" w:hAnsi="Meiryo UI" w:cs="Meiryo UI" w:hint="default"/>
       </w:rPr>
     </w:lvl>
     <w:lvl w:ilvl="3" w:tplc="04090001" w:tentative="1">
@@ -16475,7 +15788,7 @@
         <w:ind w:left="1760" w:hanging="440"/>
       </w:pPr>
       <w:rPr>
-        <w:rFonts w:ascii="Meiryo UI" w:hAnsi="Meiryo UI" w:eastAsia="Meiryo UI" w:cs="Meiryo UI" w:hint="default"/>
+        <w:rFonts w:ascii="Meiryo UI" w:eastAsia="Meiryo UI" w:hAnsi="Meiryo UI" w:cs="Meiryo UI" w:hint="default"/>
       </w:rPr>
     </w:lvl>
     <w:lvl w:ilvl="4" w:tplc="0409000B" w:tentative="1">
@@ -16487,7 +15800,7 @@
         <w:ind w:left="2200" w:hanging="440"/>
       </w:pPr>
       <w:rPr>
-        <w:rFonts w:ascii="Meiryo UI" w:hAnsi="Meiryo UI" w:eastAsia="Meiryo UI" w:cs="Meiryo UI" w:hint="default"/>
+        <w:rFonts w:ascii="Meiryo UI" w:eastAsia="Meiryo UI" w:hAnsi="Meiryo UI" w:cs="Meiryo UI" w:hint="default"/>
       </w:rPr>
     </w:lvl>
     <w:lvl w:ilvl="5" w:tplc="0409000D" w:tentative="1">
@@ -16499,7 +15812,7 @@
         <w:ind w:left="2640" w:hanging="440"/>
       </w:pPr>
       <w:rPr>
-        <w:rFonts w:ascii="Meiryo UI" w:hAnsi="Meiryo UI" w:eastAsia="Meiryo UI" w:cs="Meiryo UI" w:hint="default"/>
+        <w:rFonts w:ascii="Meiryo UI" w:eastAsia="Meiryo UI" w:hAnsi="Meiryo UI" w:cs="Meiryo UI" w:hint="default"/>
       </w:rPr>
     </w:lvl>
     <w:lvl w:ilvl="6" w:tplc="04090001" w:tentative="1">
@@ -16511,7 +15824,7 @@
         <w:ind w:left="3080" w:hanging="440"/>
       </w:pPr>
       <w:rPr>
-        <w:rFonts w:ascii="Meiryo UI" w:hAnsi="Meiryo UI" w:eastAsia="Meiryo UI" w:cs="Meiryo UI" w:hint="default"/>
+        <w:rFonts w:ascii="Meiryo UI" w:eastAsia="Meiryo UI" w:hAnsi="Meiryo UI" w:cs="Meiryo UI" w:hint="default"/>
       </w:rPr>
     </w:lvl>
     <w:lvl w:ilvl="7" w:tplc="0409000B" w:tentative="1">
@@ -16523,7 +15836,7 @@
         <w:ind w:left="3520" w:hanging="440"/>
       </w:pPr>
       <w:rPr>
-        <w:rFonts w:ascii="Meiryo UI" w:hAnsi="Meiryo UI" w:eastAsia="Meiryo UI" w:cs="Meiryo UI" w:hint="default"/>
+        <w:rFonts w:ascii="Meiryo UI" w:eastAsia="Meiryo UI" w:hAnsi="Meiryo UI" w:cs="Meiryo UI" w:hint="default"/>
       </w:rPr>
     </w:lvl>
     <w:lvl w:ilvl="8" w:tplc="0409000D" w:tentative="1">
@@ -16535,7 +15848,7 @@
         <w:ind w:left="3960" w:hanging="440"/>
       </w:pPr>
       <w:rPr>
-        <w:rFonts w:ascii="Meiryo UI" w:hAnsi="Meiryo UI" w:eastAsia="Meiryo UI" w:cs="Meiryo UI" w:hint="default"/>
+        <w:rFonts w:ascii="Meiryo UI" w:eastAsia="Meiryo UI" w:hAnsi="Meiryo UI" w:cs="Meiryo UI" w:hint="default"/>
       </w:rPr>
     </w:lvl>
   </w:abstractNum>
@@ -16552,7 +15865,7 @@
         <w:ind w:left="800" w:hanging="440"/>
       </w:pPr>
       <w:rPr>
-        <w:rFonts w:ascii="Meiryo UI" w:hAnsi="Meiryo UI" w:eastAsia="Meiryo UI" w:cs="Meiryo UI" w:hint="default"/>
+        <w:rFonts w:ascii="Meiryo UI" w:eastAsia="Meiryo UI" w:hAnsi="Meiryo UI" w:cs="Meiryo UI" w:hint="default"/>
         <w:u w:val="none"/>
       </w:rPr>
     </w:lvl>
@@ -16666,7 +15979,7 @@
         <w:ind w:left="440" w:hanging="440"/>
       </w:pPr>
       <w:rPr>
-        <w:rFonts w:ascii="Meiryo UI" w:hAnsi="Meiryo UI" w:eastAsia="Meiryo UI" w:cs="Meiryo UI" w:hint="default"/>
+        <w:rFonts w:ascii="Meiryo UI" w:eastAsia="Meiryo UI" w:hAnsi="Meiryo UI" w:cs="Meiryo UI" w:hint="default"/>
       </w:rPr>
     </w:lvl>
     <w:lvl w:ilvl="1" w:tplc="0409000B" w:tentative="1">
@@ -16678,7 +15991,7 @@
         <w:ind w:left="880" w:hanging="440"/>
       </w:pPr>
       <w:rPr>
-        <w:rFonts w:ascii="Meiryo UI" w:hAnsi="Meiryo UI" w:eastAsia="Meiryo UI" w:cs="Meiryo UI" w:hint="default"/>
+        <w:rFonts w:ascii="Meiryo UI" w:eastAsia="Meiryo UI" w:hAnsi="Meiryo UI" w:cs="Meiryo UI" w:hint="default"/>
       </w:rPr>
     </w:lvl>
     <w:lvl w:ilvl="2" w:tplc="0409000D" w:tentative="1">
@@ -16690,7 +16003,7 @@
         <w:ind w:left="1320" w:hanging="440"/>
       </w:pPr>
       <w:rPr>
-        <w:rFonts w:ascii="Meiryo UI" w:hAnsi="Meiryo UI" w:eastAsia="Meiryo UI" w:cs="Meiryo UI" w:hint="default"/>
+        <w:rFonts w:ascii="Meiryo UI" w:eastAsia="Meiryo UI" w:hAnsi="Meiryo UI" w:cs="Meiryo UI" w:hint="default"/>
       </w:rPr>
     </w:lvl>
     <w:lvl w:ilvl="3" w:tplc="04090001" w:tentative="1">
@@ -16702,7 +16015,7 @@
         <w:ind w:left="1760" w:hanging="440"/>
       </w:pPr>
       <w:rPr>
-        <w:rFonts w:ascii="Meiryo UI" w:hAnsi="Meiryo UI" w:eastAsia="Meiryo UI" w:cs="Meiryo UI" w:hint="default"/>
+        <w:rFonts w:ascii="Meiryo UI" w:eastAsia="Meiryo UI" w:hAnsi="Meiryo UI" w:cs="Meiryo UI" w:hint="default"/>
       </w:rPr>
     </w:lvl>
     <w:lvl w:ilvl="4" w:tplc="0409000B" w:tentative="1">
@@ -16714,7 +16027,7 @@
         <w:ind w:left="2200" w:hanging="440"/>
       </w:pPr>
       <w:rPr>
-        <w:rFonts w:ascii="Meiryo UI" w:hAnsi="Meiryo UI" w:eastAsia="Meiryo UI" w:cs="Meiryo UI" w:hint="default"/>
+        <w:rFonts w:ascii="Meiryo UI" w:eastAsia="Meiryo UI" w:hAnsi="Meiryo UI" w:cs="Meiryo UI" w:hint="default"/>
       </w:rPr>
     </w:lvl>
     <w:lvl w:ilvl="5" w:tplc="0409000D" w:tentative="1">
@@ -16726,7 +16039,7 @@
         <w:ind w:left="2640" w:hanging="440"/>
       </w:pPr>
       <w:rPr>
-        <w:rFonts w:ascii="Meiryo UI" w:hAnsi="Meiryo UI" w:eastAsia="Meiryo UI" w:cs="Meiryo UI" w:hint="default"/>
+        <w:rFonts w:ascii="Meiryo UI" w:eastAsia="Meiryo UI" w:hAnsi="Meiryo UI" w:cs="Meiryo UI" w:hint="default"/>
       </w:rPr>
     </w:lvl>
     <w:lvl w:ilvl="6" w:tplc="04090001" w:tentative="1">
@@ -16738,7 +16051,7 @@
         <w:ind w:left="3080" w:hanging="440"/>
       </w:pPr>
       <w:rPr>
-        <w:rFonts w:ascii="Meiryo UI" w:hAnsi="Meiryo UI" w:eastAsia="Meiryo UI" w:cs="Meiryo UI" w:hint="default"/>
+        <w:rFonts w:ascii="Meiryo UI" w:eastAsia="Meiryo UI" w:hAnsi="Meiryo UI" w:cs="Meiryo UI" w:hint="default"/>
       </w:rPr>
     </w:lvl>
     <w:lvl w:ilvl="7" w:tplc="0409000B" w:tentative="1">
@@ -16750,7 +16063,7 @@
         <w:ind w:left="3520" w:hanging="440"/>
       </w:pPr>
       <w:rPr>
-        <w:rFonts w:ascii="Meiryo UI" w:hAnsi="Meiryo UI" w:eastAsia="Meiryo UI" w:cs="Meiryo UI" w:hint="default"/>
+        <w:rFonts w:ascii="Meiryo UI" w:eastAsia="Meiryo UI" w:hAnsi="Meiryo UI" w:cs="Meiryo UI" w:hint="default"/>
       </w:rPr>
     </w:lvl>
     <w:lvl w:ilvl="8" w:tplc="0409000D" w:tentative="1">
@@ -16762,7 +16075,7 @@
         <w:ind w:left="3960" w:hanging="440"/>
       </w:pPr>
       <w:rPr>
-        <w:rFonts w:ascii="Meiryo UI" w:hAnsi="Meiryo UI" w:eastAsia="Meiryo UI" w:cs="Meiryo UI" w:hint="default"/>
+        <w:rFonts w:ascii="Meiryo UI" w:eastAsia="Meiryo UI" w:hAnsi="Meiryo UI" w:cs="Meiryo UI" w:hint="default"/>
       </w:rPr>
     </w:lvl>
   </w:abstractNum>
@@ -16779,7 +16092,7 @@
         <w:ind w:left="800" w:hanging="440"/>
       </w:pPr>
       <w:rPr>
-        <w:rFonts w:ascii="Meiryo UI" w:hAnsi="Meiryo UI" w:eastAsia="Meiryo UI" w:cs="Meiryo UI" w:hint="default"/>
+        <w:rFonts w:ascii="Meiryo UI" w:eastAsia="Meiryo UI" w:hAnsi="Meiryo UI" w:cs="Meiryo UI" w:hint="default"/>
         <w:u w:val="none"/>
       </w:rPr>
     </w:lvl>
@@ -16792,7 +16105,7 @@
         <w:ind w:left="1520" w:hanging="440"/>
       </w:pPr>
       <w:rPr>
-        <w:rFonts w:ascii="Meiryo UI" w:hAnsi="Meiryo UI" w:eastAsia="Meiryo UI" w:cs="Meiryo UI" w:hint="default"/>
+        <w:rFonts w:ascii="Meiryo UI" w:eastAsia="Meiryo UI" w:hAnsi="Meiryo UI" w:cs="Meiryo UI" w:hint="default"/>
       </w:rPr>
     </w:lvl>
     <w:lvl w:ilvl="2">
@@ -16896,7 +16209,7 @@
         <w:ind w:left="720" w:hanging="360"/>
       </w:pPr>
       <w:rPr>
-        <w:rFonts w:ascii="Meiryo UI" w:hAnsi="Meiryo UI" w:eastAsia="Meiryo UI" w:cs="Meiryo UI" w:hint="default"/>
+        <w:rFonts w:ascii="Meiryo UI" w:eastAsia="Meiryo UI" w:hAnsi="Meiryo UI" w:cs="Meiryo UI" w:hint="default"/>
         <w:sz w:val="20"/>
       </w:rPr>
     </w:lvl>
@@ -16928,7 +16241,7 @@
         <w:ind w:left="2160" w:hanging="360"/>
       </w:pPr>
       <w:rPr>
-        <w:rFonts w:ascii="Meiryo UI" w:hAnsi="Meiryo UI" w:eastAsia="Meiryo UI" w:cs="Meiryo UI" w:hint="default"/>
+        <w:rFonts w:ascii="Meiryo UI" w:eastAsia="Meiryo UI" w:hAnsi="Meiryo UI" w:cs="Meiryo UI" w:hint="default"/>
         <w:sz w:val="20"/>
       </w:rPr>
     </w:lvl>
@@ -16944,7 +16257,7 @@
         <w:ind w:left="2880" w:hanging="360"/>
       </w:pPr>
       <w:rPr>
-        <w:rFonts w:ascii="Meiryo UI" w:hAnsi="Meiryo UI" w:eastAsia="Meiryo UI" w:cs="Meiryo UI" w:hint="default"/>
+        <w:rFonts w:ascii="Meiryo UI" w:eastAsia="Meiryo UI" w:hAnsi="Meiryo UI" w:cs="Meiryo UI" w:hint="default"/>
         <w:sz w:val="20"/>
       </w:rPr>
     </w:lvl>
@@ -16960,7 +16273,7 @@
         <w:ind w:left="3600" w:hanging="360"/>
       </w:pPr>
       <w:rPr>
-        <w:rFonts w:ascii="Meiryo UI" w:hAnsi="Meiryo UI" w:eastAsia="Meiryo UI" w:cs="Meiryo UI" w:hint="default"/>
+        <w:rFonts w:ascii="Meiryo UI" w:eastAsia="Meiryo UI" w:hAnsi="Meiryo UI" w:cs="Meiryo UI" w:hint="default"/>
         <w:sz w:val="20"/>
       </w:rPr>
     </w:lvl>
@@ -16976,7 +16289,7 @@
         <w:ind w:left="4320" w:hanging="360"/>
       </w:pPr>
       <w:rPr>
-        <w:rFonts w:ascii="Meiryo UI" w:hAnsi="Meiryo UI" w:eastAsia="Meiryo UI" w:cs="Meiryo UI" w:hint="default"/>
+        <w:rFonts w:ascii="Meiryo UI" w:eastAsia="Meiryo UI" w:hAnsi="Meiryo UI" w:cs="Meiryo UI" w:hint="default"/>
         <w:sz w:val="20"/>
       </w:rPr>
     </w:lvl>
@@ -16992,7 +16305,7 @@
         <w:ind w:left="5040" w:hanging="360"/>
       </w:pPr>
       <w:rPr>
-        <w:rFonts w:ascii="Meiryo UI" w:hAnsi="Meiryo UI" w:eastAsia="Meiryo UI" w:cs="Meiryo UI" w:hint="default"/>
+        <w:rFonts w:ascii="Meiryo UI" w:eastAsia="Meiryo UI" w:hAnsi="Meiryo UI" w:cs="Meiryo UI" w:hint="default"/>
         <w:sz w:val="20"/>
       </w:rPr>
     </w:lvl>
@@ -17008,7 +16321,7 @@
         <w:ind w:left="5760" w:hanging="360"/>
       </w:pPr>
       <w:rPr>
-        <w:rFonts w:ascii="Meiryo UI" w:hAnsi="Meiryo UI" w:eastAsia="Meiryo UI" w:cs="Meiryo UI" w:hint="default"/>
+        <w:rFonts w:ascii="Meiryo UI" w:eastAsia="Meiryo UI" w:hAnsi="Meiryo UI" w:cs="Meiryo UI" w:hint="default"/>
         <w:sz w:val="20"/>
       </w:rPr>
     </w:lvl>
@@ -17024,7 +16337,7 @@
         <w:ind w:left="6480" w:hanging="360"/>
       </w:pPr>
       <w:rPr>
-        <w:rFonts w:ascii="Meiryo UI" w:hAnsi="Meiryo UI" w:eastAsia="Meiryo UI" w:cs="Meiryo UI" w:hint="default"/>
+        <w:rFonts w:ascii="Meiryo UI" w:eastAsia="Meiryo UI" w:hAnsi="Meiryo UI" w:cs="Meiryo UI" w:hint="default"/>
         <w:sz w:val="20"/>
       </w:rPr>
     </w:lvl>
@@ -17042,7 +16355,7 @@
         <w:ind w:left="440" w:hanging="440"/>
       </w:pPr>
       <w:rPr>
-        <w:rFonts w:ascii="Meiryo UI" w:hAnsi="Meiryo UI" w:eastAsia="Meiryo UI" w:cs="Meiryo UI" w:hint="default"/>
+        <w:rFonts w:ascii="Meiryo UI" w:eastAsia="Meiryo UI" w:hAnsi="Meiryo UI" w:cs="Meiryo UI" w:hint="default"/>
       </w:rPr>
     </w:lvl>
     <w:lvl w:ilvl="1" w:tplc="0409000B" w:tentative="1">
@@ -17054,7 +16367,7 @@
         <w:ind w:left="880" w:hanging="440"/>
       </w:pPr>
       <w:rPr>
-        <w:rFonts w:ascii="Meiryo UI" w:hAnsi="Meiryo UI" w:eastAsia="Meiryo UI" w:cs="Meiryo UI" w:hint="default"/>
+        <w:rFonts w:ascii="Meiryo UI" w:eastAsia="Meiryo UI" w:hAnsi="Meiryo UI" w:cs="Meiryo UI" w:hint="default"/>
       </w:rPr>
     </w:lvl>
     <w:lvl w:ilvl="2" w:tplc="0409000D" w:tentative="1">
@@ -17066,7 +16379,7 @@
         <w:ind w:left="1320" w:hanging="440"/>
       </w:pPr>
       <w:rPr>
-        <w:rFonts w:ascii="Meiryo UI" w:hAnsi="Meiryo UI" w:eastAsia="Meiryo UI" w:cs="Meiryo UI" w:hint="default"/>
+        <w:rFonts w:ascii="Meiryo UI" w:eastAsia="Meiryo UI" w:hAnsi="Meiryo UI" w:cs="Meiryo UI" w:hint="default"/>
       </w:rPr>
     </w:lvl>
     <w:lvl w:ilvl="3" w:tplc="04090001" w:tentative="1">
@@ -17078,7 +16391,7 @@
         <w:ind w:left="1760" w:hanging="440"/>
       </w:pPr>
       <w:rPr>
-        <w:rFonts w:ascii="Meiryo UI" w:hAnsi="Meiryo UI" w:eastAsia="Meiryo UI" w:cs="Meiryo UI" w:hint="default"/>
+        <w:rFonts w:ascii="Meiryo UI" w:eastAsia="Meiryo UI" w:hAnsi="Meiryo UI" w:cs="Meiryo UI" w:hint="default"/>
       </w:rPr>
     </w:lvl>
     <w:lvl w:ilvl="4" w:tplc="0409000B" w:tentative="1">
@@ -17090,7 +16403,7 @@
         <w:ind w:left="2200" w:hanging="440"/>
       </w:pPr>
       <w:rPr>
-        <w:rFonts w:ascii="Meiryo UI" w:hAnsi="Meiryo UI" w:eastAsia="Meiryo UI" w:cs="Meiryo UI" w:hint="default"/>
+        <w:rFonts w:ascii="Meiryo UI" w:eastAsia="Meiryo UI" w:hAnsi="Meiryo UI" w:cs="Meiryo UI" w:hint="default"/>
       </w:rPr>
     </w:lvl>
     <w:lvl w:ilvl="5" w:tplc="0409000D" w:tentative="1">
@@ -17102,7 +16415,7 @@
         <w:ind w:left="2640" w:hanging="440"/>
       </w:pPr>
       <w:rPr>
-        <w:rFonts w:ascii="Meiryo UI" w:hAnsi="Meiryo UI" w:eastAsia="Meiryo UI" w:cs="Meiryo UI" w:hint="default"/>
+        <w:rFonts w:ascii="Meiryo UI" w:eastAsia="Meiryo UI" w:hAnsi="Meiryo UI" w:cs="Meiryo UI" w:hint="default"/>
       </w:rPr>
     </w:lvl>
     <w:lvl w:ilvl="6" w:tplc="04090001" w:tentative="1">
@@ -17114,7 +16427,7 @@
         <w:ind w:left="3080" w:hanging="440"/>
       </w:pPr>
       <w:rPr>
-        <w:rFonts w:ascii="Meiryo UI" w:hAnsi="Meiryo UI" w:eastAsia="Meiryo UI" w:cs="Meiryo UI" w:hint="default"/>
+        <w:rFonts w:ascii="Meiryo UI" w:eastAsia="Meiryo UI" w:hAnsi="Meiryo UI" w:cs="Meiryo UI" w:hint="default"/>
       </w:rPr>
     </w:lvl>
     <w:lvl w:ilvl="7" w:tplc="0409000B" w:tentative="1">
@@ -17126,7 +16439,7 @@
         <w:ind w:left="3520" w:hanging="440"/>
       </w:pPr>
       <w:rPr>
-        <w:rFonts w:ascii="Meiryo UI" w:hAnsi="Meiryo UI" w:eastAsia="Meiryo UI" w:cs="Meiryo UI" w:hint="default"/>
+        <w:rFonts w:ascii="Meiryo UI" w:eastAsia="Meiryo UI" w:hAnsi="Meiryo UI" w:cs="Meiryo UI" w:hint="default"/>
       </w:rPr>
     </w:lvl>
     <w:lvl w:ilvl="8" w:tplc="0409000D" w:tentative="1">
@@ -17138,7 +16451,7 @@
         <w:ind w:left="3960" w:hanging="440"/>
       </w:pPr>
       <w:rPr>
-        <w:rFonts w:ascii="Meiryo UI" w:hAnsi="Meiryo UI" w:eastAsia="Meiryo UI" w:cs="Meiryo UI" w:hint="default"/>
+        <w:rFonts w:ascii="Meiryo UI" w:eastAsia="Meiryo UI" w:hAnsi="Meiryo UI" w:cs="Meiryo UI" w:hint="default"/>
       </w:rPr>
     </w:lvl>
   </w:abstractNum>
@@ -17155,7 +16468,7 @@
         <w:ind w:left="440" w:hanging="440"/>
       </w:pPr>
       <w:rPr>
-        <w:rFonts w:ascii="Meiryo UI" w:hAnsi="Meiryo UI" w:eastAsia="Meiryo UI" w:cs="Meiryo UI" w:hint="default"/>
+        <w:rFonts w:ascii="Meiryo UI" w:eastAsia="Meiryo UI" w:hAnsi="Meiryo UI" w:cs="Meiryo UI" w:hint="default"/>
       </w:rPr>
     </w:lvl>
     <w:lvl w:ilvl="1">
@@ -17167,7 +16480,7 @@
         <w:ind w:left="1520" w:hanging="440"/>
       </w:pPr>
       <w:rPr>
-        <w:rFonts w:ascii="Meiryo UI" w:hAnsi="Meiryo UI" w:eastAsia="Meiryo UI" w:cs="Meiryo UI" w:hint="default"/>
+        <w:rFonts w:ascii="Meiryo UI" w:eastAsia="Meiryo UI" w:hAnsi="Meiryo UI" w:cs="Meiryo UI" w:hint="default"/>
       </w:rPr>
     </w:lvl>
     <w:lvl w:ilvl="2" w:tentative="1">
@@ -17268,7 +16581,7 @@
         <w:ind w:left="800" w:hanging="440"/>
       </w:pPr>
       <w:rPr>
-        <w:rFonts w:ascii="Meiryo UI" w:hAnsi="Meiryo UI" w:eastAsia="Meiryo UI" w:cs="Meiryo UI" w:hint="default"/>
+        <w:rFonts w:ascii="Meiryo UI" w:eastAsia="Meiryo UI" w:hAnsi="Meiryo UI" w:cs="Meiryo UI" w:hint="default"/>
         <w:u w:val="none"/>
       </w:rPr>
     </w:lvl>
@@ -17382,7 +16695,7 @@
         <w:ind w:left="440" w:hanging="440"/>
       </w:pPr>
       <w:rPr>
-        <w:rFonts w:ascii="Meiryo UI" w:hAnsi="Meiryo UI" w:eastAsia="Meiryo UI" w:cs="Meiryo UI" w:hint="default"/>
+        <w:rFonts w:ascii="Meiryo UI" w:eastAsia="Meiryo UI" w:hAnsi="Meiryo UI" w:cs="Meiryo UI" w:hint="default"/>
       </w:rPr>
     </w:lvl>
     <w:lvl w:ilvl="1" w:tplc="0409000B" w:tentative="1">
@@ -17394,7 +16707,7 @@
         <w:ind w:left="880" w:hanging="440"/>
       </w:pPr>
       <w:rPr>
-        <w:rFonts w:ascii="Meiryo UI" w:hAnsi="Meiryo UI" w:eastAsia="Meiryo UI" w:cs="Meiryo UI" w:hint="default"/>
+        <w:rFonts w:ascii="Meiryo UI" w:eastAsia="Meiryo UI" w:hAnsi="Meiryo UI" w:cs="Meiryo UI" w:hint="default"/>
       </w:rPr>
     </w:lvl>
     <w:lvl w:ilvl="2" w:tplc="0409000D" w:tentative="1">
@@ -17406,7 +16719,7 @@
         <w:ind w:left="1320" w:hanging="440"/>
       </w:pPr>
       <w:rPr>
-        <w:rFonts w:ascii="Meiryo UI" w:hAnsi="Meiryo UI" w:eastAsia="Meiryo UI" w:cs="Meiryo UI" w:hint="default"/>
+        <w:rFonts w:ascii="Meiryo UI" w:eastAsia="Meiryo UI" w:hAnsi="Meiryo UI" w:cs="Meiryo UI" w:hint="default"/>
       </w:rPr>
     </w:lvl>
     <w:lvl w:ilvl="3" w:tplc="04090001" w:tentative="1">
@@ -17418,7 +16731,7 @@
         <w:ind w:left="1760" w:hanging="440"/>
       </w:pPr>
       <w:rPr>
-        <w:rFonts w:ascii="Meiryo UI" w:hAnsi="Meiryo UI" w:eastAsia="Meiryo UI" w:cs="Meiryo UI" w:hint="default"/>
+        <w:rFonts w:ascii="Meiryo UI" w:eastAsia="Meiryo UI" w:hAnsi="Meiryo UI" w:cs="Meiryo UI" w:hint="default"/>
       </w:rPr>
     </w:lvl>
     <w:lvl w:ilvl="4" w:tplc="0409000B" w:tentative="1">
@@ -17430,7 +16743,7 @@
         <w:ind w:left="2200" w:hanging="440"/>
       </w:pPr>
       <w:rPr>
-        <w:rFonts w:ascii="Meiryo UI" w:hAnsi="Meiryo UI" w:eastAsia="Meiryo UI" w:cs="Meiryo UI" w:hint="default"/>
+        <w:rFonts w:ascii="Meiryo UI" w:eastAsia="Meiryo UI" w:hAnsi="Meiryo UI" w:cs="Meiryo UI" w:hint="default"/>
       </w:rPr>
     </w:lvl>
     <w:lvl w:ilvl="5" w:tplc="0409000D" w:tentative="1">
@@ -17442,7 +16755,7 @@
         <w:ind w:left="2640" w:hanging="440"/>
       </w:pPr>
       <w:rPr>
-        <w:rFonts w:ascii="Meiryo UI" w:hAnsi="Meiryo UI" w:eastAsia="Meiryo UI" w:cs="Meiryo UI" w:hint="default"/>
+        <w:rFonts w:ascii="Meiryo UI" w:eastAsia="Meiryo UI" w:hAnsi="Meiryo UI" w:cs="Meiryo UI" w:hint="default"/>
       </w:rPr>
     </w:lvl>
     <w:lvl w:ilvl="6" w:tplc="04090001" w:tentative="1">
@@ -17454,7 +16767,7 @@
         <w:ind w:left="3080" w:hanging="440"/>
       </w:pPr>
       <w:rPr>
-        <w:rFonts w:ascii="Meiryo UI" w:hAnsi="Meiryo UI" w:eastAsia="Meiryo UI" w:cs="Meiryo UI" w:hint="default"/>
+        <w:rFonts w:ascii="Meiryo UI" w:eastAsia="Meiryo UI" w:hAnsi="Meiryo UI" w:cs="Meiryo UI" w:hint="default"/>
       </w:rPr>
     </w:lvl>
     <w:lvl w:ilvl="7" w:tplc="0409000B" w:tentative="1">
@@ -17466,7 +16779,7 @@
         <w:ind w:left="3520" w:hanging="440"/>
       </w:pPr>
       <w:rPr>
-        <w:rFonts w:ascii="Meiryo UI" w:hAnsi="Meiryo UI" w:eastAsia="Meiryo UI" w:cs="Meiryo UI" w:hint="default"/>
+        <w:rFonts w:ascii="Meiryo UI" w:eastAsia="Meiryo UI" w:hAnsi="Meiryo UI" w:cs="Meiryo UI" w:hint="default"/>
       </w:rPr>
     </w:lvl>
     <w:lvl w:ilvl="8" w:tplc="0409000D" w:tentative="1">
@@ -17478,7 +16791,7 @@
         <w:ind w:left="3960" w:hanging="440"/>
       </w:pPr>
       <w:rPr>
-        <w:rFonts w:ascii="Meiryo UI" w:hAnsi="Meiryo UI" w:eastAsia="Meiryo UI" w:cs="Meiryo UI" w:hint="default"/>
+        <w:rFonts w:ascii="Meiryo UI" w:eastAsia="Meiryo UI" w:hAnsi="Meiryo UI" w:cs="Meiryo UI" w:hint="default"/>
       </w:rPr>
     </w:lvl>
   </w:abstractNum>
@@ -17495,7 +16808,7 @@
         <w:ind w:left="800" w:hanging="440"/>
       </w:pPr>
       <w:rPr>
-        <w:rFonts w:ascii="Meiryo UI" w:hAnsi="Meiryo UI" w:eastAsia="Meiryo UI" w:cs="Meiryo UI" w:hint="default"/>
+        <w:rFonts w:ascii="Meiryo UI" w:eastAsia="Meiryo UI" w:hAnsi="Meiryo UI" w:cs="Meiryo UI" w:hint="default"/>
         <w:u w:val="none"/>
       </w:rPr>
     </w:lvl>
@@ -17609,7 +16922,7 @@
         <w:ind w:left="440" w:hanging="440"/>
       </w:pPr>
       <w:rPr>
-        <w:rFonts w:ascii="Meiryo UI" w:hAnsi="Meiryo UI" w:eastAsia="Meiryo UI" w:cs="Meiryo UI" w:hint="default"/>
+        <w:rFonts w:ascii="Meiryo UI" w:eastAsia="Meiryo UI" w:hAnsi="Meiryo UI" w:cs="Meiryo UI" w:hint="default"/>
       </w:rPr>
     </w:lvl>
     <w:lvl w:ilvl="1" w:tplc="0409000B" w:tentative="1">
@@ -17621,7 +16934,7 @@
         <w:ind w:left="880" w:hanging="440"/>
       </w:pPr>
       <w:rPr>
-        <w:rFonts w:ascii="Meiryo UI" w:hAnsi="Meiryo UI" w:eastAsia="Meiryo UI" w:cs="Meiryo UI" w:hint="default"/>
+        <w:rFonts w:ascii="Meiryo UI" w:eastAsia="Meiryo UI" w:hAnsi="Meiryo UI" w:cs="Meiryo UI" w:hint="default"/>
       </w:rPr>
     </w:lvl>
     <w:lvl w:ilvl="2" w:tplc="0409000D" w:tentative="1">
@@ -17633,7 +16946,7 @@
         <w:ind w:left="1320" w:hanging="440"/>
       </w:pPr>
       <w:rPr>
-        <w:rFonts w:ascii="Meiryo UI" w:hAnsi="Meiryo UI" w:eastAsia="Meiryo UI" w:cs="Meiryo UI" w:hint="default"/>
+        <w:rFonts w:ascii="Meiryo UI" w:eastAsia="Meiryo UI" w:hAnsi="Meiryo UI" w:cs="Meiryo UI" w:hint="default"/>
       </w:rPr>
     </w:lvl>
     <w:lvl w:ilvl="3" w:tplc="04090001" w:tentative="1">
@@ -17645,7 +16958,7 @@
         <w:ind w:left="1760" w:hanging="440"/>
       </w:pPr>
       <w:rPr>
-        <w:rFonts w:ascii="Meiryo UI" w:hAnsi="Meiryo UI" w:eastAsia="Meiryo UI" w:cs="Meiryo UI" w:hint="default"/>
+        <w:rFonts w:ascii="Meiryo UI" w:eastAsia="Meiryo UI" w:hAnsi="Meiryo UI" w:cs="Meiryo UI" w:hint="default"/>
       </w:rPr>
     </w:lvl>
     <w:lvl w:ilvl="4" w:tplc="0409000B" w:tentative="1">
@@ -17657,7 +16970,7 @@
         <w:ind w:left="2200" w:hanging="440"/>
       </w:pPr>
       <w:rPr>
-        <w:rFonts w:ascii="Meiryo UI" w:hAnsi="Meiryo UI" w:eastAsia="Meiryo UI" w:cs="Meiryo UI" w:hint="default"/>
+        <w:rFonts w:ascii="Meiryo UI" w:eastAsia="Meiryo UI" w:hAnsi="Meiryo UI" w:cs="Meiryo UI" w:hint="default"/>
       </w:rPr>
     </w:lvl>
     <w:lvl w:ilvl="5" w:tplc="0409000D" w:tentative="1">
@@ -17669,7 +16982,7 @@
         <w:ind w:left="2640" w:hanging="440"/>
       </w:pPr>
       <w:rPr>
-        <w:rFonts w:ascii="Meiryo UI" w:hAnsi="Meiryo UI" w:eastAsia="Meiryo UI" w:cs="Meiryo UI" w:hint="default"/>
+        <w:rFonts w:ascii="Meiryo UI" w:eastAsia="Meiryo UI" w:hAnsi="Meiryo UI" w:cs="Meiryo UI" w:hint="default"/>
       </w:rPr>
     </w:lvl>
     <w:lvl w:ilvl="6" w:tplc="04090001" w:tentative="1">
@@ -17681,7 +16994,7 @@
         <w:ind w:left="3080" w:hanging="440"/>
       </w:pPr>
       <w:rPr>
-        <w:rFonts w:ascii="Meiryo UI" w:hAnsi="Meiryo UI" w:eastAsia="Meiryo UI" w:cs="Meiryo UI" w:hint="default"/>
+        <w:rFonts w:ascii="Meiryo UI" w:eastAsia="Meiryo UI" w:hAnsi="Meiryo UI" w:cs="Meiryo UI" w:hint="default"/>
       </w:rPr>
     </w:lvl>
     <w:lvl w:ilvl="7" w:tplc="0409000B" w:tentative="1">
@@ -17693,7 +17006,7 @@
         <w:ind w:left="3520" w:hanging="440"/>
       </w:pPr>
       <w:rPr>
-        <w:rFonts w:ascii="Meiryo UI" w:hAnsi="Meiryo UI" w:eastAsia="Meiryo UI" w:cs="Meiryo UI" w:hint="default"/>
+        <w:rFonts w:ascii="Meiryo UI" w:eastAsia="Meiryo UI" w:hAnsi="Meiryo UI" w:cs="Meiryo UI" w:hint="default"/>
       </w:rPr>
     </w:lvl>
     <w:lvl w:ilvl="8" w:tplc="0409000D" w:tentative="1">
@@ -17705,7 +17018,7 @@
         <w:ind w:left="3960" w:hanging="440"/>
       </w:pPr>
       <w:rPr>
-        <w:rFonts w:ascii="Meiryo UI" w:hAnsi="Meiryo UI" w:eastAsia="Meiryo UI" w:cs="Meiryo UI" w:hint="default"/>
+        <w:rFonts w:ascii="Meiryo UI" w:eastAsia="Meiryo UI" w:hAnsi="Meiryo UI" w:cs="Meiryo UI" w:hint="default"/>
       </w:rPr>
     </w:lvl>
   </w:abstractNum>
@@ -17722,7 +17035,7 @@
         <w:ind w:left="800" w:hanging="440"/>
       </w:pPr>
       <w:rPr>
-        <w:rFonts w:ascii="Meiryo UI" w:hAnsi="Meiryo UI" w:eastAsia="Meiryo UI" w:cs="Meiryo UI" w:hint="default"/>
+        <w:rFonts w:ascii="Meiryo UI" w:eastAsia="Meiryo UI" w:hAnsi="Meiryo UI" w:cs="Meiryo UI" w:hint="default"/>
         <w:u w:val="none"/>
       </w:rPr>
     </w:lvl>
@@ -17735,7 +17048,7 @@
         <w:ind w:left="1520" w:hanging="440"/>
       </w:pPr>
       <w:rPr>
-        <w:rFonts w:ascii="Meiryo UI" w:hAnsi="Meiryo UI" w:eastAsia="Meiryo UI" w:cs="Meiryo UI" w:hint="default"/>
+        <w:rFonts w:ascii="Meiryo UI" w:eastAsia="Meiryo UI" w:hAnsi="Meiryo UI" w:cs="Meiryo UI" w:hint="default"/>
       </w:rPr>
     </w:lvl>
     <w:lvl w:ilvl="2">
@@ -17848,7 +17161,7 @@
         <w:ind w:left="1520" w:hanging="440"/>
       </w:pPr>
       <w:rPr>
-        <w:rFonts w:ascii="Meiryo UI" w:hAnsi="Meiryo UI" w:eastAsia="Meiryo UI" w:cs="Meiryo UI" w:hint="default"/>
+        <w:rFonts w:ascii="Meiryo UI" w:eastAsia="Meiryo UI" w:hAnsi="Meiryo UI" w:cs="Meiryo UI" w:hint="default"/>
       </w:rPr>
     </w:lvl>
     <w:lvl w:ilvl="2" w:tentative="1">
@@ -17949,7 +17262,7 @@
         <w:ind w:left="800" w:hanging="440"/>
       </w:pPr>
       <w:rPr>
-        <w:rFonts w:ascii="Meiryo UI" w:hAnsi="Meiryo UI" w:eastAsia="Meiryo UI" w:cs="Meiryo UI" w:hint="default"/>
+        <w:rFonts w:ascii="Meiryo UI" w:eastAsia="Meiryo UI" w:hAnsi="Meiryo UI" w:cs="Meiryo UI" w:hint="default"/>
         <w:u w:val="none"/>
       </w:rPr>
     </w:lvl>
@@ -18063,7 +17376,7 @@
         <w:ind w:left="680" w:hanging="440"/>
       </w:pPr>
       <w:rPr>
-        <w:rFonts w:ascii="Meiryo UI" w:hAnsi="Meiryo UI" w:eastAsia="Meiryo UI" w:cs="Meiryo UI" w:hint="default"/>
+        <w:rFonts w:ascii="Meiryo UI" w:eastAsia="Meiryo UI" w:hAnsi="Meiryo UI" w:cs="Meiryo UI" w:hint="default"/>
       </w:rPr>
     </w:lvl>
     <w:lvl w:ilvl="1" w:tplc="0409000B" w:tentative="1">
@@ -18075,7 +17388,7 @@
         <w:ind w:left="1120" w:hanging="440"/>
       </w:pPr>
       <w:rPr>
-        <w:rFonts w:ascii="Meiryo UI" w:hAnsi="Meiryo UI" w:eastAsia="Meiryo UI" w:cs="Meiryo UI" w:hint="default"/>
+        <w:rFonts w:ascii="Meiryo UI" w:eastAsia="Meiryo UI" w:hAnsi="Meiryo UI" w:cs="Meiryo UI" w:hint="default"/>
       </w:rPr>
     </w:lvl>
     <w:lvl w:ilvl="2" w:tplc="0409000D" w:tentative="1">
@@ -18087,7 +17400,7 @@
         <w:ind w:left="1560" w:hanging="440"/>
       </w:pPr>
       <w:rPr>
-        <w:rFonts w:ascii="Meiryo UI" w:hAnsi="Meiryo UI" w:eastAsia="Meiryo UI" w:cs="Meiryo UI" w:hint="default"/>
+        <w:rFonts w:ascii="Meiryo UI" w:eastAsia="Meiryo UI" w:hAnsi="Meiryo UI" w:cs="Meiryo UI" w:hint="default"/>
       </w:rPr>
     </w:lvl>
     <w:lvl w:ilvl="3" w:tplc="04090001" w:tentative="1">
@@ -18099,7 +17412,7 @@
         <w:ind w:left="2000" w:hanging="440"/>
       </w:pPr>
       <w:rPr>
-        <w:rFonts w:ascii="Meiryo UI" w:hAnsi="Meiryo UI" w:eastAsia="Meiryo UI" w:cs="Meiryo UI" w:hint="default"/>
+        <w:rFonts w:ascii="Meiryo UI" w:eastAsia="Meiryo UI" w:hAnsi="Meiryo UI" w:cs="Meiryo UI" w:hint="default"/>
       </w:rPr>
     </w:lvl>
     <w:lvl w:ilvl="4" w:tplc="0409000B" w:tentative="1">
@@ -18111,7 +17424,7 @@
         <w:ind w:left="2440" w:hanging="440"/>
       </w:pPr>
       <w:rPr>
-        <w:rFonts w:ascii="Meiryo UI" w:hAnsi="Meiryo UI" w:eastAsia="Meiryo UI" w:cs="Meiryo UI" w:hint="default"/>
+        <w:rFonts w:ascii="Meiryo UI" w:eastAsia="Meiryo UI" w:hAnsi="Meiryo UI" w:cs="Meiryo UI" w:hint="default"/>
       </w:rPr>
     </w:lvl>
     <w:lvl w:ilvl="5" w:tplc="0409000D" w:tentative="1">
@@ -18123,7 +17436,7 @@
         <w:ind w:left="2880" w:hanging="440"/>
       </w:pPr>
       <w:rPr>
-        <w:rFonts w:ascii="Meiryo UI" w:hAnsi="Meiryo UI" w:eastAsia="Meiryo UI" w:cs="Meiryo UI" w:hint="default"/>
+        <w:rFonts w:ascii="Meiryo UI" w:eastAsia="Meiryo UI" w:hAnsi="Meiryo UI" w:cs="Meiryo UI" w:hint="default"/>
       </w:rPr>
     </w:lvl>
     <w:lvl w:ilvl="6" w:tplc="04090001" w:tentative="1">
@@ -18135,7 +17448,7 @@
         <w:ind w:left="3320" w:hanging="440"/>
       </w:pPr>
       <w:rPr>
-        <w:rFonts w:ascii="Meiryo UI" w:hAnsi="Meiryo UI" w:eastAsia="Meiryo UI" w:cs="Meiryo UI" w:hint="default"/>
+        <w:rFonts w:ascii="Meiryo UI" w:eastAsia="Meiryo UI" w:hAnsi="Meiryo UI" w:cs="Meiryo UI" w:hint="default"/>
       </w:rPr>
     </w:lvl>
     <w:lvl w:ilvl="7" w:tplc="0409000B" w:tentative="1">
@@ -18147,7 +17460,7 @@
         <w:ind w:left="3760" w:hanging="440"/>
       </w:pPr>
       <w:rPr>
-        <w:rFonts w:ascii="Meiryo UI" w:hAnsi="Meiryo UI" w:eastAsia="Meiryo UI" w:cs="Meiryo UI" w:hint="default"/>
+        <w:rFonts w:ascii="Meiryo UI" w:eastAsia="Meiryo UI" w:hAnsi="Meiryo UI" w:cs="Meiryo UI" w:hint="default"/>
       </w:rPr>
     </w:lvl>
     <w:lvl w:ilvl="8" w:tplc="0409000D" w:tentative="1">
@@ -18159,7 +17472,7 @@
         <w:ind w:left="4200" w:hanging="440"/>
       </w:pPr>
       <w:rPr>
-        <w:rFonts w:ascii="Meiryo UI" w:hAnsi="Meiryo UI" w:eastAsia="Meiryo UI" w:cs="Meiryo UI" w:hint="default"/>
+        <w:rFonts w:ascii="Meiryo UI" w:eastAsia="Meiryo UI" w:hAnsi="Meiryo UI" w:cs="Meiryo UI" w:hint="default"/>
       </w:rPr>
     </w:lvl>
   </w:abstractNum>
@@ -18176,7 +17489,7 @@
         <w:ind w:left="800" w:hanging="440"/>
       </w:pPr>
       <w:rPr>
-        <w:rFonts w:ascii="Meiryo UI" w:hAnsi="Meiryo UI" w:eastAsia="Meiryo UI" w:cs="Meiryo UI" w:hint="default"/>
+        <w:rFonts w:ascii="Meiryo UI" w:eastAsia="Meiryo UI" w:hAnsi="Meiryo UI" w:cs="Meiryo UI" w:hint="default"/>
         <w:u w:val="none"/>
       </w:rPr>
     </w:lvl>
@@ -18290,7 +17603,7 @@
         <w:ind w:left="1160" w:hanging="440"/>
       </w:pPr>
       <w:rPr>
-        <w:rFonts w:ascii="Meiryo UI" w:hAnsi="Meiryo UI" w:eastAsia="Meiryo UI" w:cs="Meiryo UI" w:hint="default"/>
+        <w:rFonts w:ascii="Meiryo UI" w:eastAsia="Meiryo UI" w:hAnsi="Meiryo UI" w:cs="Meiryo UI" w:hint="default"/>
       </w:rPr>
     </w:lvl>
     <w:lvl w:ilvl="1" w:tplc="0409000B" w:tentative="1">
@@ -18302,7 +17615,7 @@
         <w:ind w:left="1600" w:hanging="440"/>
       </w:pPr>
       <w:rPr>
-        <w:rFonts w:ascii="Meiryo UI" w:hAnsi="Meiryo UI" w:eastAsia="Meiryo UI" w:cs="Meiryo UI" w:hint="default"/>
+        <w:rFonts w:ascii="Meiryo UI" w:eastAsia="Meiryo UI" w:hAnsi="Meiryo UI" w:cs="Meiryo UI" w:hint="default"/>
       </w:rPr>
     </w:lvl>
     <w:lvl w:ilvl="2" w:tplc="0409000D" w:tentative="1">
@@ -18314,7 +17627,7 @@
         <w:ind w:left="2040" w:hanging="440"/>
       </w:pPr>
       <w:rPr>
-        <w:rFonts w:ascii="Meiryo UI" w:hAnsi="Meiryo UI" w:eastAsia="Meiryo UI" w:cs="Meiryo UI" w:hint="default"/>
+        <w:rFonts w:ascii="Meiryo UI" w:eastAsia="Meiryo UI" w:hAnsi="Meiryo UI" w:cs="Meiryo UI" w:hint="default"/>
       </w:rPr>
     </w:lvl>
     <w:lvl w:ilvl="3" w:tplc="04090001" w:tentative="1">
@@ -18326,7 +17639,7 @@
         <w:ind w:left="2480" w:hanging="440"/>
       </w:pPr>
       <w:rPr>
-        <w:rFonts w:ascii="Meiryo UI" w:hAnsi="Meiryo UI" w:eastAsia="Meiryo UI" w:cs="Meiryo UI" w:hint="default"/>
+        <w:rFonts w:ascii="Meiryo UI" w:eastAsia="Meiryo UI" w:hAnsi="Meiryo UI" w:cs="Meiryo UI" w:hint="default"/>
       </w:rPr>
     </w:lvl>
     <w:lvl w:ilvl="4" w:tplc="0409000B" w:tentative="1">
@@ -18338,7 +17651,7 @@
         <w:ind w:left="2920" w:hanging="440"/>
       </w:pPr>
       <w:rPr>
-        <w:rFonts w:ascii="Meiryo UI" w:hAnsi="Meiryo UI" w:eastAsia="Meiryo UI" w:cs="Meiryo UI" w:hint="default"/>
+        <w:rFonts w:ascii="Meiryo UI" w:eastAsia="Meiryo UI" w:hAnsi="Meiryo UI" w:cs="Meiryo UI" w:hint="default"/>
       </w:rPr>
     </w:lvl>
     <w:lvl w:ilvl="5" w:tplc="0409000D" w:tentative="1">
@@ -18350,7 +17663,7 @@
         <w:ind w:left="3360" w:hanging="440"/>
       </w:pPr>
       <w:rPr>
-        <w:rFonts w:ascii="Meiryo UI" w:hAnsi="Meiryo UI" w:eastAsia="Meiryo UI" w:cs="Meiryo UI" w:hint="default"/>
+        <w:rFonts w:ascii="Meiryo UI" w:eastAsia="Meiryo UI" w:hAnsi="Meiryo UI" w:cs="Meiryo UI" w:hint="default"/>
       </w:rPr>
     </w:lvl>
     <w:lvl w:ilvl="6" w:tplc="04090001" w:tentative="1">
@@ -18362,7 +17675,7 @@
         <w:ind w:left="3800" w:hanging="440"/>
       </w:pPr>
       <w:rPr>
-        <w:rFonts w:ascii="Meiryo UI" w:hAnsi="Meiryo UI" w:eastAsia="Meiryo UI" w:cs="Meiryo UI" w:hint="default"/>
+        <w:rFonts w:ascii="Meiryo UI" w:eastAsia="Meiryo UI" w:hAnsi="Meiryo UI" w:cs="Meiryo UI" w:hint="default"/>
       </w:rPr>
     </w:lvl>
     <w:lvl w:ilvl="7" w:tplc="0409000B" w:tentative="1">
@@ -18374,7 +17687,7 @@
         <w:ind w:left="4240" w:hanging="440"/>
       </w:pPr>
       <w:rPr>
-        <w:rFonts w:ascii="Meiryo UI" w:hAnsi="Meiryo UI" w:eastAsia="Meiryo UI" w:cs="Meiryo UI" w:hint="default"/>
+        <w:rFonts w:ascii="Meiryo UI" w:eastAsia="Meiryo UI" w:hAnsi="Meiryo UI" w:cs="Meiryo UI" w:hint="default"/>
       </w:rPr>
     </w:lvl>
     <w:lvl w:ilvl="8" w:tplc="0409000D" w:tentative="1">
@@ -18386,7 +17699,7 @@
         <w:ind w:left="4680" w:hanging="440"/>
       </w:pPr>
       <w:rPr>
-        <w:rFonts w:ascii="Meiryo UI" w:hAnsi="Meiryo UI" w:eastAsia="Meiryo UI" w:cs="Meiryo UI" w:hint="default"/>
+        <w:rFonts w:ascii="Meiryo UI" w:eastAsia="Meiryo UI" w:hAnsi="Meiryo UI" w:cs="Meiryo UI" w:hint="default"/>
       </w:rPr>
     </w:lvl>
   </w:abstractNum>
@@ -18516,7 +17829,7 @@
         <w:ind w:left="680" w:hanging="440"/>
       </w:pPr>
       <w:rPr>
-        <w:rFonts w:ascii="Meiryo UI" w:hAnsi="Meiryo UI" w:eastAsia="Meiryo UI" w:cs="Meiryo UI" w:hint="default"/>
+        <w:rFonts w:ascii="Meiryo UI" w:eastAsia="Meiryo UI" w:hAnsi="Meiryo UI" w:cs="Meiryo UI" w:hint="default"/>
       </w:rPr>
     </w:lvl>
     <w:lvl w:ilvl="1" w:tplc="0409000B" w:tentative="1">
@@ -18528,7 +17841,7 @@
         <w:ind w:left="1120" w:hanging="440"/>
       </w:pPr>
       <w:rPr>
-        <w:rFonts w:ascii="Meiryo UI" w:hAnsi="Meiryo UI" w:eastAsia="Meiryo UI" w:cs="Meiryo UI" w:hint="default"/>
+        <w:rFonts w:ascii="Meiryo UI" w:eastAsia="Meiryo UI" w:hAnsi="Meiryo UI" w:cs="Meiryo UI" w:hint="default"/>
       </w:rPr>
     </w:lvl>
     <w:lvl w:ilvl="2" w:tplc="0409000D" w:tentative="1">
@@ -18540,7 +17853,7 @@
         <w:ind w:left="1560" w:hanging="440"/>
       </w:pPr>
       <w:rPr>
-        <w:rFonts w:ascii="Meiryo UI" w:hAnsi="Meiryo UI" w:eastAsia="Meiryo UI" w:cs="Meiryo UI" w:hint="default"/>
+        <w:rFonts w:ascii="Meiryo UI" w:eastAsia="Meiryo UI" w:hAnsi="Meiryo UI" w:cs="Meiryo UI" w:hint="default"/>
       </w:rPr>
     </w:lvl>
     <w:lvl w:ilvl="3" w:tplc="04090001" w:tentative="1">
@@ -18552,7 +17865,7 @@
         <w:ind w:left="2000" w:hanging="440"/>
       </w:pPr>
       <w:rPr>
-        <w:rFonts w:ascii="Meiryo UI" w:hAnsi="Meiryo UI" w:eastAsia="Meiryo UI" w:cs="Meiryo UI" w:hint="default"/>
+        <w:rFonts w:ascii="Meiryo UI" w:eastAsia="Meiryo UI" w:hAnsi="Meiryo UI" w:cs="Meiryo UI" w:hint="default"/>
       </w:rPr>
     </w:lvl>
     <w:lvl w:ilvl="4" w:tplc="0409000B" w:tentative="1">
@@ -18564,7 +17877,7 @@
         <w:ind w:left="2440" w:hanging="440"/>
       </w:pPr>
       <w:rPr>
-        <w:rFonts w:ascii="Meiryo UI" w:hAnsi="Meiryo UI" w:eastAsia="Meiryo UI" w:cs="Meiryo UI" w:hint="default"/>
+        <w:rFonts w:ascii="Meiryo UI" w:eastAsia="Meiryo UI" w:hAnsi="Meiryo UI" w:cs="Meiryo UI" w:hint="default"/>
       </w:rPr>
     </w:lvl>
     <w:lvl w:ilvl="5" w:tplc="0409000D" w:tentative="1">
@@ -18576,7 +17889,7 @@
         <w:ind w:left="2880" w:hanging="440"/>
       </w:pPr>
       <w:rPr>
-        <w:rFonts w:ascii="Meiryo UI" w:hAnsi="Meiryo UI" w:eastAsia="Meiryo UI" w:cs="Meiryo UI" w:hint="default"/>
+        <w:rFonts w:ascii="Meiryo UI" w:eastAsia="Meiryo UI" w:hAnsi="Meiryo UI" w:cs="Meiryo UI" w:hint="default"/>
       </w:rPr>
     </w:lvl>
     <w:lvl w:ilvl="6" w:tplc="04090001" w:tentative="1">
@@ -18588,7 +17901,7 @@
         <w:ind w:left="3320" w:hanging="440"/>
       </w:pPr>
       <w:rPr>
-        <w:rFonts w:ascii="Meiryo UI" w:hAnsi="Meiryo UI" w:eastAsia="Meiryo UI" w:cs="Meiryo UI" w:hint="default"/>
+        <w:rFonts w:ascii="Meiryo UI" w:eastAsia="Meiryo UI" w:hAnsi="Meiryo UI" w:cs="Meiryo UI" w:hint="default"/>
       </w:rPr>
     </w:lvl>
     <w:lvl w:ilvl="7" w:tplc="0409000B" w:tentative="1">
@@ -18600,7 +17913,7 @@
         <w:ind w:left="3760" w:hanging="440"/>
       </w:pPr>
       <w:rPr>
-        <w:rFonts w:ascii="Meiryo UI" w:hAnsi="Meiryo UI" w:eastAsia="Meiryo UI" w:cs="Meiryo UI" w:hint="default"/>
+        <w:rFonts w:ascii="Meiryo UI" w:eastAsia="Meiryo UI" w:hAnsi="Meiryo UI" w:cs="Meiryo UI" w:hint="default"/>
       </w:rPr>
     </w:lvl>
     <w:lvl w:ilvl="8" w:tplc="0409000D" w:tentative="1">
@@ -18612,7 +17925,7 @@
         <w:ind w:left="4200" w:hanging="440"/>
       </w:pPr>
       <w:rPr>
-        <w:rFonts w:ascii="Meiryo UI" w:hAnsi="Meiryo UI" w:eastAsia="Meiryo UI" w:cs="Meiryo UI" w:hint="default"/>
+        <w:rFonts w:ascii="Meiryo UI" w:eastAsia="Meiryo UI" w:hAnsi="Meiryo UI" w:cs="Meiryo UI" w:hint="default"/>
       </w:rPr>
     </w:lvl>
   </w:abstractNum>
@@ -18629,7 +17942,7 @@
         <w:ind w:left="680" w:hanging="440"/>
       </w:pPr>
       <w:rPr>
-        <w:rFonts w:ascii="Meiryo UI" w:hAnsi="Meiryo UI" w:eastAsia="Meiryo UI" w:cs="Meiryo UI" w:hint="default"/>
+        <w:rFonts w:ascii="Meiryo UI" w:eastAsia="Meiryo UI" w:hAnsi="Meiryo UI" w:cs="Meiryo UI" w:hint="default"/>
       </w:rPr>
     </w:lvl>
     <w:lvl w:ilvl="1" w:tplc="0409000B" w:tentative="1">
@@ -18641,7 +17954,7 @@
         <w:ind w:left="1120" w:hanging="440"/>
       </w:pPr>
       <w:rPr>
-        <w:rFonts w:ascii="Meiryo UI" w:hAnsi="Meiryo UI" w:eastAsia="Meiryo UI" w:cs="Meiryo UI" w:hint="default"/>
+        <w:rFonts w:ascii="Meiryo UI" w:eastAsia="Meiryo UI" w:hAnsi="Meiryo UI" w:cs="Meiryo UI" w:hint="default"/>
       </w:rPr>
     </w:lvl>
     <w:lvl w:ilvl="2" w:tplc="0409000D" w:tentative="1">
@@ -18653,7 +17966,7 @@
         <w:ind w:left="1560" w:hanging="440"/>
       </w:pPr>
       <w:rPr>
-        <w:rFonts w:ascii="Meiryo UI" w:hAnsi="Meiryo UI" w:eastAsia="Meiryo UI" w:cs="Meiryo UI" w:hint="default"/>
+        <w:rFonts w:ascii="Meiryo UI" w:eastAsia="Meiryo UI" w:hAnsi="Meiryo UI" w:cs="Meiryo UI" w:hint="default"/>
       </w:rPr>
     </w:lvl>
     <w:lvl w:ilvl="3" w:tplc="04090001" w:tentative="1">
@@ -18665,7 +17978,7 @@
         <w:ind w:left="2000" w:hanging="440"/>
       </w:pPr>
       <w:rPr>
-        <w:rFonts w:ascii="Meiryo UI" w:hAnsi="Meiryo UI" w:eastAsia="Meiryo UI" w:cs="Meiryo UI" w:hint="default"/>
+        <w:rFonts w:ascii="Meiryo UI" w:eastAsia="Meiryo UI" w:hAnsi="Meiryo UI" w:cs="Meiryo UI" w:hint="default"/>
       </w:rPr>
     </w:lvl>
     <w:lvl w:ilvl="4" w:tplc="0409000B" w:tentative="1">
@@ -18677,7 +17990,7 @@
         <w:ind w:left="2440" w:hanging="440"/>
       </w:pPr>
       <w:rPr>
-        <w:rFonts w:ascii="Meiryo UI" w:hAnsi="Meiryo UI" w:eastAsia="Meiryo UI" w:cs="Meiryo UI" w:hint="default"/>
+        <w:rFonts w:ascii="Meiryo UI" w:eastAsia="Meiryo UI" w:hAnsi="Meiryo UI" w:cs="Meiryo UI" w:hint="default"/>
       </w:rPr>
     </w:lvl>
     <w:lvl w:ilvl="5" w:tplc="0409000D" w:tentative="1">
@@ -18689,7 +18002,7 @@
         <w:ind w:left="2880" w:hanging="440"/>
       </w:pPr>
       <w:rPr>
-        <w:rFonts w:ascii="Meiryo UI" w:hAnsi="Meiryo UI" w:eastAsia="Meiryo UI" w:cs="Meiryo UI" w:hint="default"/>
+        <w:rFonts w:ascii="Meiryo UI" w:eastAsia="Meiryo UI" w:hAnsi="Meiryo UI" w:cs="Meiryo UI" w:hint="default"/>
       </w:rPr>
     </w:lvl>
     <w:lvl w:ilvl="6" w:tplc="04090001" w:tentative="1">
@@ -18701,7 +18014,7 @@
         <w:ind w:left="3320" w:hanging="440"/>
       </w:pPr>
       <w:rPr>
-        <w:rFonts w:ascii="Meiryo UI" w:hAnsi="Meiryo UI" w:eastAsia="Meiryo UI" w:cs="Meiryo UI" w:hint="default"/>
+        <w:rFonts w:ascii="Meiryo UI" w:eastAsia="Meiryo UI" w:hAnsi="Meiryo UI" w:cs="Meiryo UI" w:hint="default"/>
       </w:rPr>
     </w:lvl>
     <w:lvl w:ilvl="7" w:tplc="0409000B" w:tentative="1">
@@ -18713,7 +18026,7 @@
         <w:ind w:left="3760" w:hanging="440"/>
       </w:pPr>
       <w:rPr>
-        <w:rFonts w:ascii="Meiryo UI" w:hAnsi="Meiryo UI" w:eastAsia="Meiryo UI" w:cs="Meiryo UI" w:hint="default"/>
+        <w:rFonts w:ascii="Meiryo UI" w:eastAsia="Meiryo UI" w:hAnsi="Meiryo UI" w:cs="Meiryo UI" w:hint="default"/>
       </w:rPr>
     </w:lvl>
     <w:lvl w:ilvl="8" w:tplc="0409000D" w:tentative="1">
@@ -18725,7 +18038,7 @@
         <w:ind w:left="4200" w:hanging="440"/>
       </w:pPr>
       <w:rPr>
-        <w:rFonts w:ascii="Meiryo UI" w:hAnsi="Meiryo UI" w:eastAsia="Meiryo UI" w:cs="Meiryo UI" w:hint="default"/>
+        <w:rFonts w:ascii="Meiryo UI" w:eastAsia="Meiryo UI" w:hAnsi="Meiryo UI" w:cs="Meiryo UI" w:hint="default"/>
       </w:rPr>
     </w:lvl>
   </w:abstractNum>
@@ -18742,7 +18055,7 @@
         <w:ind w:left="440" w:hanging="440"/>
       </w:pPr>
       <w:rPr>
-        <w:rFonts w:ascii="Meiryo UI" w:hAnsi="Meiryo UI" w:eastAsia="Meiryo UI" w:cs="Meiryo UI" w:hint="default"/>
+        <w:rFonts w:ascii="Meiryo UI" w:eastAsia="Meiryo UI" w:hAnsi="Meiryo UI" w:cs="Meiryo UI" w:hint="default"/>
       </w:rPr>
     </w:lvl>
     <w:lvl w:ilvl="1" w:tplc="0409000B" w:tentative="1">
@@ -18754,7 +18067,7 @@
         <w:ind w:left="880" w:hanging="440"/>
       </w:pPr>
       <w:rPr>
-        <w:rFonts w:ascii="Meiryo UI" w:hAnsi="Meiryo UI" w:eastAsia="Meiryo UI" w:cs="Meiryo UI" w:hint="default"/>
+        <w:rFonts w:ascii="Meiryo UI" w:eastAsia="Meiryo UI" w:hAnsi="Meiryo UI" w:cs="Meiryo UI" w:hint="default"/>
       </w:rPr>
     </w:lvl>
     <w:lvl w:ilvl="2" w:tplc="0409000D" w:tentative="1">
@@ -18766,7 +18079,7 @@
         <w:ind w:left="1320" w:hanging="440"/>
       </w:pPr>
       <w:rPr>
-        <w:rFonts w:ascii="Meiryo UI" w:hAnsi="Meiryo UI" w:eastAsia="Meiryo UI" w:cs="Meiryo UI" w:hint="default"/>
+        <w:rFonts w:ascii="Meiryo UI" w:eastAsia="Meiryo UI" w:hAnsi="Meiryo UI" w:cs="Meiryo UI" w:hint="default"/>
       </w:rPr>
     </w:lvl>
     <w:lvl w:ilvl="3" w:tplc="04090001" w:tentative="1">
@@ -18778,7 +18091,7 @@
         <w:ind w:left="1760" w:hanging="440"/>
       </w:pPr>
       <w:rPr>
-        <w:rFonts w:ascii="Meiryo UI" w:hAnsi="Meiryo UI" w:eastAsia="Meiryo UI" w:cs="Meiryo UI" w:hint="default"/>
+        <w:rFonts w:ascii="Meiryo UI" w:eastAsia="Meiryo UI" w:hAnsi="Meiryo UI" w:cs="Meiryo UI" w:hint="default"/>
       </w:rPr>
     </w:lvl>
     <w:lvl w:ilvl="4" w:tplc="0409000B" w:tentative="1">
@@ -18790,7 +18103,7 @@
         <w:ind w:left="2200" w:hanging="440"/>
       </w:pPr>
       <w:rPr>
-        <w:rFonts w:ascii="Meiryo UI" w:hAnsi="Meiryo UI" w:eastAsia="Meiryo UI" w:cs="Meiryo UI" w:hint="default"/>
+        <w:rFonts w:ascii="Meiryo UI" w:eastAsia="Meiryo UI" w:hAnsi="Meiryo UI" w:cs="Meiryo UI" w:hint="default"/>
       </w:rPr>
     </w:lvl>
     <w:lvl w:ilvl="5" w:tplc="0409000D" w:tentative="1">
@@ -18802,7 +18115,7 @@
         <w:ind w:left="2640" w:hanging="440"/>
       </w:pPr>
       <w:rPr>
-        <w:rFonts w:ascii="Meiryo UI" w:hAnsi="Meiryo UI" w:eastAsia="Meiryo UI" w:cs="Meiryo UI" w:hint="default"/>
+        <w:rFonts w:ascii="Meiryo UI" w:eastAsia="Meiryo UI" w:hAnsi="Meiryo UI" w:cs="Meiryo UI" w:hint="default"/>
       </w:rPr>
     </w:lvl>
     <w:lvl w:ilvl="6" w:tplc="04090001" w:tentative="1">
@@ -18814,7 +18127,7 @@
         <w:ind w:left="3080" w:hanging="440"/>
       </w:pPr>
       <w:rPr>
-        <w:rFonts w:ascii="Meiryo UI" w:hAnsi="Meiryo UI" w:eastAsia="Meiryo UI" w:cs="Meiryo UI" w:hint="default"/>
+        <w:rFonts w:ascii="Meiryo UI" w:eastAsia="Meiryo UI" w:hAnsi="Meiryo UI" w:cs="Meiryo UI" w:hint="default"/>
       </w:rPr>
     </w:lvl>
     <w:lvl w:ilvl="7" w:tplc="0409000B" w:tentative="1">
@@ -18826,7 +18139,7 @@
         <w:ind w:left="3520" w:hanging="440"/>
       </w:pPr>
       <w:rPr>
-        <w:rFonts w:ascii="Meiryo UI" w:hAnsi="Meiryo UI" w:eastAsia="Meiryo UI" w:cs="Meiryo UI" w:hint="default"/>
+        <w:rFonts w:ascii="Meiryo UI" w:eastAsia="Meiryo UI" w:hAnsi="Meiryo UI" w:cs="Meiryo UI" w:hint="default"/>
       </w:rPr>
     </w:lvl>
     <w:lvl w:ilvl="8" w:tplc="0409000D" w:tentative="1">
@@ -18838,7 +18151,7 @@
         <w:ind w:left="3960" w:hanging="440"/>
       </w:pPr>
       <w:rPr>
-        <w:rFonts w:ascii="Meiryo UI" w:hAnsi="Meiryo UI" w:eastAsia="Meiryo UI" w:cs="Meiryo UI" w:hint="default"/>
+        <w:rFonts w:ascii="Meiryo UI" w:eastAsia="Meiryo UI" w:hAnsi="Meiryo UI" w:cs="Meiryo UI" w:hint="default"/>
       </w:rPr>
     </w:lvl>
   </w:abstractNum>
@@ -18855,7 +18168,7 @@
         <w:ind w:left="440" w:hanging="440"/>
       </w:pPr>
       <w:rPr>
-        <w:rFonts w:ascii="Meiryo UI" w:hAnsi="Meiryo UI" w:eastAsia="Meiryo UI" w:cs="Meiryo UI" w:hint="default"/>
+        <w:rFonts w:ascii="Meiryo UI" w:eastAsia="Meiryo UI" w:hAnsi="Meiryo UI" w:cs="Meiryo UI" w:hint="default"/>
       </w:rPr>
     </w:lvl>
     <w:lvl w:ilvl="1" w:tplc="0409000B" w:tentative="1">
@@ -18867,7 +18180,7 @@
         <w:ind w:left="880" w:hanging="440"/>
       </w:pPr>
       <w:rPr>
-        <w:rFonts w:ascii="Meiryo UI" w:hAnsi="Meiryo UI" w:eastAsia="Meiryo UI" w:cs="Meiryo UI" w:hint="default"/>
+        <w:rFonts w:ascii="Meiryo UI" w:eastAsia="Meiryo UI" w:hAnsi="Meiryo UI" w:cs="Meiryo UI" w:hint="default"/>
       </w:rPr>
     </w:lvl>
     <w:lvl w:ilvl="2" w:tplc="0409000D" w:tentative="1">
@@ -18879,7 +18192,7 @@
         <w:ind w:left="1320" w:hanging="440"/>
       </w:pPr>
       <w:rPr>
-        <w:rFonts w:ascii="Meiryo UI" w:hAnsi="Meiryo UI" w:eastAsia="Meiryo UI" w:cs="Meiryo UI" w:hint="default"/>
+        <w:rFonts w:ascii="Meiryo UI" w:eastAsia="Meiryo UI" w:hAnsi="Meiryo UI" w:cs="Meiryo UI" w:hint="default"/>
       </w:rPr>
     </w:lvl>
     <w:lvl w:ilvl="3" w:tplc="04090001" w:tentative="1">
@@ -18891,7 +18204,7 @@
         <w:ind w:left="1760" w:hanging="440"/>
       </w:pPr>
       <w:rPr>
-        <w:rFonts w:ascii="Meiryo UI" w:hAnsi="Meiryo UI" w:eastAsia="Meiryo UI" w:cs="Meiryo UI" w:hint="default"/>
+        <w:rFonts w:ascii="Meiryo UI" w:eastAsia="Meiryo UI" w:hAnsi="Meiryo UI" w:cs="Meiryo UI" w:hint="default"/>
       </w:rPr>
     </w:lvl>
     <w:lvl w:ilvl="4" w:tplc="0409000B" w:tentative="1">
@@ -18903,7 +18216,7 @@
         <w:ind w:left="2200" w:hanging="440"/>
       </w:pPr>
       <w:rPr>
-        <w:rFonts w:ascii="Meiryo UI" w:hAnsi="Meiryo UI" w:eastAsia="Meiryo UI" w:cs="Meiryo UI" w:hint="default"/>
+        <w:rFonts w:ascii="Meiryo UI" w:eastAsia="Meiryo UI" w:hAnsi="Meiryo UI" w:cs="Meiryo UI" w:hint="default"/>
       </w:rPr>
     </w:lvl>
     <w:lvl w:ilvl="5" w:tplc="0409000D" w:tentative="1">
@@ -18915,7 +18228,7 @@
         <w:ind w:left="2640" w:hanging="440"/>
       </w:pPr>
       <w:rPr>
-        <w:rFonts w:ascii="Meiryo UI" w:hAnsi="Meiryo UI" w:eastAsia="Meiryo UI" w:cs="Meiryo UI" w:hint="default"/>
+        <w:rFonts w:ascii="Meiryo UI" w:eastAsia="Meiryo UI" w:hAnsi="Meiryo UI" w:cs="Meiryo UI" w:hint="default"/>
       </w:rPr>
     </w:lvl>
     <w:lvl w:ilvl="6" w:tplc="04090001" w:tentative="1">
@@ -18927,7 +18240,7 @@
         <w:ind w:left="3080" w:hanging="440"/>
       </w:pPr>
       <w:rPr>
-        <w:rFonts w:ascii="Meiryo UI" w:hAnsi="Meiryo UI" w:eastAsia="Meiryo UI" w:cs="Meiryo UI" w:hint="default"/>
+        <w:rFonts w:ascii="Meiryo UI" w:eastAsia="Meiryo UI" w:hAnsi="Meiryo UI" w:cs="Meiryo UI" w:hint="default"/>
       </w:rPr>
     </w:lvl>
     <w:lvl w:ilvl="7" w:tplc="0409000B" w:tentative="1">
@@ -18939,7 +18252,7 @@
         <w:ind w:left="3520" w:hanging="440"/>
       </w:pPr>
       <w:rPr>
-        <w:rFonts w:ascii="Meiryo UI" w:hAnsi="Meiryo UI" w:eastAsia="Meiryo UI" w:cs="Meiryo UI" w:hint="default"/>
+        <w:rFonts w:ascii="Meiryo UI" w:eastAsia="Meiryo UI" w:hAnsi="Meiryo UI" w:cs="Meiryo UI" w:hint="default"/>
       </w:rPr>
     </w:lvl>
     <w:lvl w:ilvl="8" w:tplc="0409000D" w:tentative="1">
@@ -18951,7 +18264,7 @@
         <w:ind w:left="3960" w:hanging="440"/>
       </w:pPr>
       <w:rPr>
-        <w:rFonts w:ascii="Meiryo UI" w:hAnsi="Meiryo UI" w:eastAsia="Meiryo UI" w:cs="Meiryo UI" w:hint="default"/>
+        <w:rFonts w:ascii="Meiryo UI" w:eastAsia="Meiryo UI" w:hAnsi="Meiryo UI" w:cs="Meiryo UI" w:hint="default"/>
       </w:rPr>
     </w:lvl>
   </w:abstractNum>
@@ -18968,7 +18281,7 @@
         <w:ind w:left="440" w:hanging="440"/>
       </w:pPr>
       <w:rPr>
-        <w:rFonts w:ascii="Meiryo UI" w:hAnsi="Meiryo UI" w:eastAsia="Meiryo UI" w:cs="Meiryo UI" w:hint="default"/>
+        <w:rFonts w:ascii="Meiryo UI" w:eastAsia="Meiryo UI" w:hAnsi="Meiryo UI" w:cs="Meiryo UI" w:hint="default"/>
       </w:rPr>
     </w:lvl>
     <w:lvl w:ilvl="1" w:tplc="0409000B">
@@ -18980,7 +18293,7 @@
         <w:ind w:left="880" w:hanging="440"/>
       </w:pPr>
       <w:rPr>
-        <w:rFonts w:ascii="Meiryo UI" w:hAnsi="Meiryo UI" w:eastAsia="Meiryo UI" w:cs="Meiryo UI" w:hint="default"/>
+        <w:rFonts w:ascii="Meiryo UI" w:eastAsia="Meiryo UI" w:hAnsi="Meiryo UI" w:cs="Meiryo UI" w:hint="default"/>
       </w:rPr>
     </w:lvl>
     <w:lvl w:ilvl="2" w:tplc="0409000D" w:tentative="1">
@@ -18992,7 +18305,7 @@
         <w:ind w:left="1320" w:hanging="440"/>
       </w:pPr>
       <w:rPr>
-        <w:rFonts w:ascii="Meiryo UI" w:hAnsi="Meiryo UI" w:eastAsia="Meiryo UI" w:cs="Meiryo UI" w:hint="default"/>
+        <w:rFonts w:ascii="Meiryo UI" w:eastAsia="Meiryo UI" w:hAnsi="Meiryo UI" w:cs="Meiryo UI" w:hint="default"/>
       </w:rPr>
     </w:lvl>
     <w:lvl w:ilvl="3" w:tplc="04090001" w:tentative="1">
@@ -19004,7 +18317,7 @@
         <w:ind w:left="1760" w:hanging="440"/>
       </w:pPr>
       <w:rPr>
-        <w:rFonts w:ascii="Meiryo UI" w:hAnsi="Meiryo UI" w:eastAsia="Meiryo UI" w:cs="Meiryo UI" w:hint="default"/>
+        <w:rFonts w:ascii="Meiryo UI" w:eastAsia="Meiryo UI" w:hAnsi="Meiryo UI" w:cs="Meiryo UI" w:hint="default"/>
       </w:rPr>
     </w:lvl>
     <w:lvl w:ilvl="4" w:tplc="0409000B" w:tentative="1">
@@ -19016,7 +18329,7 @@
         <w:ind w:left="2200" w:hanging="440"/>
       </w:pPr>
       <w:rPr>
-        <w:rFonts w:ascii="Meiryo UI" w:hAnsi="Meiryo UI" w:eastAsia="Meiryo UI" w:cs="Meiryo UI" w:hint="default"/>
+        <w:rFonts w:ascii="Meiryo UI" w:eastAsia="Meiryo UI" w:hAnsi="Meiryo UI" w:cs="Meiryo UI" w:hint="default"/>
       </w:rPr>
     </w:lvl>
     <w:lvl w:ilvl="5" w:tplc="0409000D" w:tentative="1">
@@ -19028,7 +18341,7 @@
         <w:ind w:left="2640" w:hanging="440"/>
       </w:pPr>
       <w:rPr>
-        <w:rFonts w:ascii="Meiryo UI" w:hAnsi="Meiryo UI" w:eastAsia="Meiryo UI" w:cs="Meiryo UI" w:hint="default"/>
+        <w:rFonts w:ascii="Meiryo UI" w:eastAsia="Meiryo UI" w:hAnsi="Meiryo UI" w:cs="Meiryo UI" w:hint="default"/>
       </w:rPr>
     </w:lvl>
     <w:lvl w:ilvl="6" w:tplc="04090001" w:tentative="1">
@@ -19040,7 +18353,7 @@
         <w:ind w:left="3080" w:hanging="440"/>
       </w:pPr>
       <w:rPr>
-        <w:rFonts w:ascii="Meiryo UI" w:hAnsi="Meiryo UI" w:eastAsia="Meiryo UI" w:cs="Meiryo UI" w:hint="default"/>
+        <w:rFonts w:ascii="Meiryo UI" w:eastAsia="Meiryo UI" w:hAnsi="Meiryo UI" w:cs="Meiryo UI" w:hint="default"/>
       </w:rPr>
     </w:lvl>
     <w:lvl w:ilvl="7" w:tplc="0409000B" w:tentative="1">
@@ -19052,7 +18365,7 @@
         <w:ind w:left="3520" w:hanging="440"/>
       </w:pPr>
       <w:rPr>
-        <w:rFonts w:ascii="Meiryo UI" w:hAnsi="Meiryo UI" w:eastAsia="Meiryo UI" w:cs="Meiryo UI" w:hint="default"/>
+        <w:rFonts w:ascii="Meiryo UI" w:eastAsia="Meiryo UI" w:hAnsi="Meiryo UI" w:cs="Meiryo UI" w:hint="default"/>
       </w:rPr>
     </w:lvl>
     <w:lvl w:ilvl="8" w:tplc="0409000D" w:tentative="1">
@@ -19064,7 +18377,7 @@
         <w:ind w:left="3960" w:hanging="440"/>
       </w:pPr>
       <w:rPr>
-        <w:rFonts w:ascii="Meiryo UI" w:hAnsi="Meiryo UI" w:eastAsia="Meiryo UI" w:cs="Meiryo UI" w:hint="default"/>
+        <w:rFonts w:ascii="Meiryo UI" w:eastAsia="Meiryo UI" w:hAnsi="Meiryo UI" w:cs="Meiryo UI" w:hint="default"/>
       </w:rPr>
     </w:lvl>
   </w:abstractNum>
@@ -19093,7 +18406,7 @@
         <w:ind w:left="880" w:hanging="440"/>
       </w:pPr>
       <w:rPr>
-        <w:rFonts w:ascii="Meiryo UI" w:hAnsi="Meiryo UI" w:eastAsia="Meiryo UI" w:cs="Meiryo UI" w:hint="default"/>
+        <w:rFonts w:ascii="Meiryo UI" w:eastAsia="Meiryo UI" w:hAnsi="Meiryo UI" w:cs="Meiryo UI" w:hint="default"/>
       </w:rPr>
     </w:lvl>
     <w:lvl w:ilvl="2" w:tplc="0409000D" w:tentative="1">
@@ -19105,7 +18418,7 @@
         <w:ind w:left="1320" w:hanging="440"/>
       </w:pPr>
       <w:rPr>
-        <w:rFonts w:ascii="Meiryo UI" w:hAnsi="Meiryo UI" w:eastAsia="Meiryo UI" w:cs="Meiryo UI" w:hint="default"/>
+        <w:rFonts w:ascii="Meiryo UI" w:eastAsia="Meiryo UI" w:hAnsi="Meiryo UI" w:cs="Meiryo UI" w:hint="default"/>
       </w:rPr>
     </w:lvl>
     <w:lvl w:ilvl="3" w:tplc="04090001" w:tentative="1">
@@ -19117,7 +18430,7 @@
         <w:ind w:left="1760" w:hanging="440"/>
       </w:pPr>
       <w:rPr>
-        <w:rFonts w:ascii="Meiryo UI" w:hAnsi="Meiryo UI" w:eastAsia="Meiryo UI" w:cs="Meiryo UI" w:hint="default"/>
+        <w:rFonts w:ascii="Meiryo UI" w:eastAsia="Meiryo UI" w:hAnsi="Meiryo UI" w:cs="Meiryo UI" w:hint="default"/>
       </w:rPr>
     </w:lvl>
     <w:lvl w:ilvl="4" w:tplc="0409000B" w:tentative="1">
@@ -19129,7 +18442,7 @@
         <w:ind w:left="2200" w:hanging="440"/>
       </w:pPr>
       <w:rPr>
-        <w:rFonts w:ascii="Meiryo UI" w:hAnsi="Meiryo UI" w:eastAsia="Meiryo UI" w:cs="Meiryo UI" w:hint="default"/>
+        <w:rFonts w:ascii="Meiryo UI" w:eastAsia="Meiryo UI" w:hAnsi="Meiryo UI" w:cs="Meiryo UI" w:hint="default"/>
       </w:rPr>
     </w:lvl>
     <w:lvl w:ilvl="5" w:tplc="0409000D" w:tentative="1">
@@ -19141,7 +18454,7 @@
         <w:ind w:left="2640" w:hanging="440"/>
       </w:pPr>
       <w:rPr>
-        <w:rFonts w:ascii="Meiryo UI" w:hAnsi="Meiryo UI" w:eastAsia="Meiryo UI" w:cs="Meiryo UI" w:hint="default"/>
+        <w:rFonts w:ascii="Meiryo UI" w:eastAsia="Meiryo UI" w:hAnsi="Meiryo UI" w:cs="Meiryo UI" w:hint="default"/>
       </w:rPr>
     </w:lvl>
     <w:lvl w:ilvl="6" w:tplc="04090001" w:tentative="1">
@@ -19153,7 +18466,7 @@
         <w:ind w:left="3080" w:hanging="440"/>
       </w:pPr>
       <w:rPr>
-        <w:rFonts w:ascii="Meiryo UI" w:hAnsi="Meiryo UI" w:eastAsia="Meiryo UI" w:cs="Meiryo UI" w:hint="default"/>
+        <w:rFonts w:ascii="Meiryo UI" w:eastAsia="Meiryo UI" w:hAnsi="Meiryo UI" w:cs="Meiryo UI" w:hint="default"/>
       </w:rPr>
     </w:lvl>
     <w:lvl w:ilvl="7" w:tplc="0409000B" w:tentative="1">
@@ -19165,7 +18478,7 @@
         <w:ind w:left="3520" w:hanging="440"/>
       </w:pPr>
       <w:rPr>
-        <w:rFonts w:ascii="Meiryo UI" w:hAnsi="Meiryo UI" w:eastAsia="Meiryo UI" w:cs="Meiryo UI" w:hint="default"/>
+        <w:rFonts w:ascii="Meiryo UI" w:eastAsia="Meiryo UI" w:hAnsi="Meiryo UI" w:cs="Meiryo UI" w:hint="default"/>
       </w:rPr>
     </w:lvl>
     <w:lvl w:ilvl="8" w:tplc="0409000D" w:tentative="1">
@@ -19177,7 +18490,7 @@
         <w:ind w:left="3960" w:hanging="440"/>
       </w:pPr>
       <w:rPr>
-        <w:rFonts w:ascii="Meiryo UI" w:hAnsi="Meiryo UI" w:eastAsia="Meiryo UI" w:cs="Meiryo UI" w:hint="default"/>
+        <w:rFonts w:ascii="Meiryo UI" w:eastAsia="Meiryo UI" w:hAnsi="Meiryo UI" w:cs="Meiryo UI" w:hint="default"/>
       </w:rPr>
     </w:lvl>
   </w:abstractNum>
@@ -19194,7 +18507,7 @@
         <w:ind w:left="800" w:hanging="440"/>
       </w:pPr>
       <w:rPr>
-        <w:rFonts w:ascii="Meiryo UI" w:hAnsi="Meiryo UI" w:eastAsia="Meiryo UI" w:cs="Meiryo UI" w:hint="default"/>
+        <w:rFonts w:ascii="Meiryo UI" w:eastAsia="Meiryo UI" w:hAnsi="Meiryo UI" w:cs="Meiryo UI" w:hint="default"/>
         <w:u w:val="none"/>
       </w:rPr>
     </w:lvl>
@@ -19207,7 +18520,7 @@
         <w:ind w:left="1520" w:hanging="440"/>
       </w:pPr>
       <w:rPr>
-        <w:rFonts w:ascii="Meiryo UI" w:hAnsi="Meiryo UI" w:eastAsia="Meiryo UI" w:cs="Meiryo UI" w:hint="default"/>
+        <w:rFonts w:ascii="Meiryo UI" w:eastAsia="Meiryo UI" w:hAnsi="Meiryo UI" w:cs="Meiryo UI" w:hint="default"/>
       </w:rPr>
     </w:lvl>
     <w:lvl w:ilvl="2">
@@ -19308,7 +18621,7 @@
         <w:ind w:left="440" w:hanging="440"/>
       </w:pPr>
       <w:rPr>
-        <w:rFonts w:ascii="Meiryo UI" w:hAnsi="Meiryo UI" w:eastAsia="Meiryo UI" w:cs="Meiryo UI" w:hint="default"/>
+        <w:rFonts w:ascii="Meiryo UI" w:eastAsia="Meiryo UI" w:hAnsi="Meiryo UI" w:cs="Meiryo UI" w:hint="default"/>
       </w:rPr>
     </w:lvl>
     <w:lvl w:ilvl="1" w:tplc="0409000B">
@@ -19320,7 +18633,7 @@
         <w:ind w:left="880" w:hanging="440"/>
       </w:pPr>
       <w:rPr>
-        <w:rFonts w:ascii="Meiryo UI" w:hAnsi="Meiryo UI" w:eastAsia="Meiryo UI" w:cs="Meiryo UI" w:hint="default"/>
+        <w:rFonts w:ascii="Meiryo UI" w:eastAsia="Meiryo UI" w:hAnsi="Meiryo UI" w:cs="Meiryo UI" w:hint="default"/>
       </w:rPr>
     </w:lvl>
     <w:lvl w:ilvl="2" w:tplc="0409000D" w:tentative="1">
@@ -19332,7 +18645,7 @@
         <w:ind w:left="1320" w:hanging="440"/>
       </w:pPr>
       <w:rPr>
-        <w:rFonts w:ascii="Meiryo UI" w:hAnsi="Meiryo UI" w:eastAsia="Meiryo UI" w:cs="Meiryo UI" w:hint="default"/>
+        <w:rFonts w:ascii="Meiryo UI" w:eastAsia="Meiryo UI" w:hAnsi="Meiryo UI" w:cs="Meiryo UI" w:hint="default"/>
       </w:rPr>
     </w:lvl>
     <w:lvl w:ilvl="3" w:tplc="04090001" w:tentative="1">
@@ -19344,7 +18657,7 @@
         <w:ind w:left="1760" w:hanging="440"/>
       </w:pPr>
       <w:rPr>
-        <w:rFonts w:ascii="Meiryo UI" w:hAnsi="Meiryo UI" w:eastAsia="Meiryo UI" w:cs="Meiryo UI" w:hint="default"/>
+        <w:rFonts w:ascii="Meiryo UI" w:eastAsia="Meiryo UI" w:hAnsi="Meiryo UI" w:cs="Meiryo UI" w:hint="default"/>
       </w:rPr>
     </w:lvl>
     <w:lvl w:ilvl="4" w:tplc="0409000B" w:tentative="1">
@@ -19356,7 +18669,7 @@
         <w:ind w:left="2200" w:hanging="440"/>
       </w:pPr>
       <w:rPr>
-        <w:rFonts w:ascii="Meiryo UI" w:hAnsi="Meiryo UI" w:eastAsia="Meiryo UI" w:cs="Meiryo UI" w:hint="default"/>
+        <w:rFonts w:ascii="Meiryo UI" w:eastAsia="Meiryo UI" w:hAnsi="Meiryo UI" w:cs="Meiryo UI" w:hint="default"/>
       </w:rPr>
     </w:lvl>
     <w:lvl w:ilvl="5" w:tplc="0409000D" w:tentative="1">
@@ -19368,7 +18681,7 @@
         <w:ind w:left="2640" w:hanging="440"/>
       </w:pPr>
       <w:rPr>
-        <w:rFonts w:ascii="Meiryo UI" w:hAnsi="Meiryo UI" w:eastAsia="Meiryo UI" w:cs="Meiryo UI" w:hint="default"/>
+        <w:rFonts w:ascii="Meiryo UI" w:eastAsia="Meiryo UI" w:hAnsi="Meiryo UI" w:cs="Meiryo UI" w:hint="default"/>
       </w:rPr>
     </w:lvl>
     <w:lvl w:ilvl="6" w:tplc="04090001" w:tentative="1">
@@ -19380,7 +18693,7 @@
         <w:ind w:left="3080" w:hanging="440"/>
       </w:pPr>
       <w:rPr>
-        <w:rFonts w:ascii="Meiryo UI" w:hAnsi="Meiryo UI" w:eastAsia="Meiryo UI" w:cs="Meiryo UI" w:hint="default"/>
+        <w:rFonts w:ascii="Meiryo UI" w:eastAsia="Meiryo UI" w:hAnsi="Meiryo UI" w:cs="Meiryo UI" w:hint="default"/>
       </w:rPr>
     </w:lvl>
     <w:lvl w:ilvl="7" w:tplc="0409000B" w:tentative="1">
@@ -19392,7 +18705,7 @@
         <w:ind w:left="3520" w:hanging="440"/>
       </w:pPr>
       <w:rPr>
-        <w:rFonts w:ascii="Meiryo UI" w:hAnsi="Meiryo UI" w:eastAsia="Meiryo UI" w:cs="Meiryo UI" w:hint="default"/>
+        <w:rFonts w:ascii="Meiryo UI" w:eastAsia="Meiryo UI" w:hAnsi="Meiryo UI" w:cs="Meiryo UI" w:hint="default"/>
       </w:rPr>
     </w:lvl>
     <w:lvl w:ilvl="8" w:tplc="0409000D" w:tentative="1">
@@ -19404,7 +18717,7 @@
         <w:ind w:left="3960" w:hanging="440"/>
       </w:pPr>
       <w:rPr>
-        <w:rFonts w:ascii="Meiryo UI" w:hAnsi="Meiryo UI" w:eastAsia="Meiryo UI" w:cs="Meiryo UI" w:hint="default"/>
+        <w:rFonts w:ascii="Meiryo UI" w:eastAsia="Meiryo UI" w:hAnsi="Meiryo UI" w:cs="Meiryo UI" w:hint="default"/>
       </w:rPr>
     </w:lvl>
   </w:abstractNum>
@@ -19421,7 +18734,7 @@
         <w:ind w:left="800" w:hanging="440"/>
       </w:pPr>
       <w:rPr>
-        <w:rFonts w:ascii="Meiryo UI" w:hAnsi="Meiryo UI" w:eastAsia="Meiryo UI" w:cs="Meiryo UI" w:hint="default"/>
+        <w:rFonts w:ascii="Meiryo UI" w:eastAsia="Meiryo UI" w:hAnsi="Meiryo UI" w:cs="Meiryo UI" w:hint="default"/>
         <w:u w:val="none"/>
       </w:rPr>
     </w:lvl>
@@ -19622,7 +18935,7 @@
         <w:ind w:left="800" w:hanging="440"/>
       </w:pPr>
       <w:rPr>
-        <w:rFonts w:ascii="Meiryo UI" w:hAnsi="Meiryo UI" w:eastAsia="Meiryo UI" w:cs="Meiryo UI" w:hint="default"/>
+        <w:rFonts w:ascii="Meiryo UI" w:eastAsia="Meiryo UI" w:hAnsi="Meiryo UI" w:cs="Meiryo UI" w:hint="default"/>
         <w:u w:val="none"/>
       </w:rPr>
     </w:lvl>
@@ -19823,7 +19136,7 @@
         <w:ind w:left="440" w:hanging="440"/>
       </w:pPr>
       <w:rPr>
-        <w:rFonts w:ascii="Meiryo UI" w:hAnsi="Meiryo UI" w:eastAsia="Meiryo UI" w:cs="Meiryo UI" w:hint="default"/>
+        <w:rFonts w:ascii="Meiryo UI" w:eastAsia="Meiryo UI" w:hAnsi="Meiryo UI" w:cs="Meiryo UI" w:hint="default"/>
       </w:rPr>
     </w:lvl>
     <w:lvl w:ilvl="1" w:tplc="0409000B" w:tentative="1">
@@ -19835,7 +19148,7 @@
         <w:ind w:left="880" w:hanging="440"/>
       </w:pPr>
       <w:rPr>
-        <w:rFonts w:ascii="Meiryo UI" w:hAnsi="Meiryo UI" w:eastAsia="Meiryo UI" w:cs="Meiryo UI" w:hint="default"/>
+        <w:rFonts w:ascii="Meiryo UI" w:eastAsia="Meiryo UI" w:hAnsi="Meiryo UI" w:cs="Meiryo UI" w:hint="default"/>
       </w:rPr>
     </w:lvl>
     <w:lvl w:ilvl="2" w:tplc="0409000D" w:tentative="1">
@@ -19847,7 +19160,7 @@
         <w:ind w:left="1320" w:hanging="440"/>
       </w:pPr>
       <w:rPr>
-        <w:rFonts w:ascii="Meiryo UI" w:hAnsi="Meiryo UI" w:eastAsia="Meiryo UI" w:cs="Meiryo UI" w:hint="default"/>
+        <w:rFonts w:ascii="Meiryo UI" w:eastAsia="Meiryo UI" w:hAnsi="Meiryo UI" w:cs="Meiryo UI" w:hint="default"/>
       </w:rPr>
     </w:lvl>
     <w:lvl w:ilvl="3" w:tplc="04090001" w:tentative="1">
@@ -19859,7 +19172,7 @@
         <w:ind w:left="1760" w:hanging="440"/>
       </w:pPr>
       <w:rPr>
-        <w:rFonts w:ascii="Meiryo UI" w:hAnsi="Meiryo UI" w:eastAsia="Meiryo UI" w:cs="Meiryo UI" w:hint="default"/>
+        <w:rFonts w:ascii="Meiryo UI" w:eastAsia="Meiryo UI" w:hAnsi="Meiryo UI" w:cs="Meiryo UI" w:hint="default"/>
       </w:rPr>
     </w:lvl>
     <w:lvl w:ilvl="4" w:tplc="0409000B" w:tentative="1">
@@ -19871,7 +19184,7 @@
         <w:ind w:left="2200" w:hanging="440"/>
       </w:pPr>
       <w:rPr>
-        <w:rFonts w:ascii="Meiryo UI" w:hAnsi="Meiryo UI" w:eastAsia="Meiryo UI" w:cs="Meiryo UI" w:hint="default"/>
+        <w:rFonts w:ascii="Meiryo UI" w:eastAsia="Meiryo UI" w:hAnsi="Meiryo UI" w:cs="Meiryo UI" w:hint="default"/>
       </w:rPr>
     </w:lvl>
     <w:lvl w:ilvl="5" w:tplc="0409000D" w:tentative="1">
@@ -19883,7 +19196,7 @@
         <w:ind w:left="2640" w:hanging="440"/>
       </w:pPr>
       <w:rPr>
-        <w:rFonts w:ascii="Meiryo UI" w:hAnsi="Meiryo UI" w:eastAsia="Meiryo UI" w:cs="Meiryo UI" w:hint="default"/>
+        <w:rFonts w:ascii="Meiryo UI" w:eastAsia="Meiryo UI" w:hAnsi="Meiryo UI" w:cs="Meiryo UI" w:hint="default"/>
       </w:rPr>
     </w:lvl>
     <w:lvl w:ilvl="6" w:tplc="04090001" w:tentative="1">
@@ -19895,7 +19208,7 @@
         <w:ind w:left="3080" w:hanging="440"/>
       </w:pPr>
       <w:rPr>
-        <w:rFonts w:ascii="Meiryo UI" w:hAnsi="Meiryo UI" w:eastAsia="Meiryo UI" w:cs="Meiryo UI" w:hint="default"/>
+        <w:rFonts w:ascii="Meiryo UI" w:eastAsia="Meiryo UI" w:hAnsi="Meiryo UI" w:cs="Meiryo UI" w:hint="default"/>
       </w:rPr>
     </w:lvl>
     <w:lvl w:ilvl="7" w:tplc="0409000B" w:tentative="1">
@@ -19907,7 +19220,7 @@
         <w:ind w:left="3520" w:hanging="440"/>
       </w:pPr>
       <w:rPr>
-        <w:rFonts w:ascii="Meiryo UI" w:hAnsi="Meiryo UI" w:eastAsia="Meiryo UI" w:cs="Meiryo UI" w:hint="default"/>
+        <w:rFonts w:ascii="Meiryo UI" w:eastAsia="Meiryo UI" w:hAnsi="Meiryo UI" w:cs="Meiryo UI" w:hint="default"/>
       </w:rPr>
     </w:lvl>
     <w:lvl w:ilvl="8" w:tplc="0409000D" w:tentative="1">
@@ -19919,7 +19232,7 @@
         <w:ind w:left="3960" w:hanging="440"/>
       </w:pPr>
       <w:rPr>
-        <w:rFonts w:ascii="Meiryo UI" w:hAnsi="Meiryo UI" w:eastAsia="Meiryo UI" w:cs="Meiryo UI" w:hint="default"/>
+        <w:rFonts w:ascii="Meiryo UI" w:eastAsia="Meiryo UI" w:hAnsi="Meiryo UI" w:cs="Meiryo UI" w:hint="default"/>
       </w:rPr>
     </w:lvl>
   </w:abstractNum>
@@ -19936,7 +19249,7 @@
         <w:ind w:left="800" w:hanging="440"/>
       </w:pPr>
       <w:rPr>
-        <w:rFonts w:ascii="Meiryo UI" w:hAnsi="Meiryo UI" w:eastAsia="Meiryo UI" w:cs="Meiryo UI" w:hint="default"/>
+        <w:rFonts w:ascii="Meiryo UI" w:eastAsia="Meiryo UI" w:hAnsi="Meiryo UI" w:cs="Meiryo UI" w:hint="default"/>
         <w:u w:val="none"/>
       </w:rPr>
     </w:lvl>
@@ -19949,7 +19262,7 @@
         <w:ind w:left="1520" w:hanging="440"/>
       </w:pPr>
       <w:rPr>
-        <w:rFonts w:ascii="Meiryo UI" w:hAnsi="Meiryo UI" w:eastAsia="Meiryo UI" w:cs="Meiryo UI" w:hint="default"/>
+        <w:rFonts w:ascii="Meiryo UI" w:eastAsia="Meiryo UI" w:hAnsi="Meiryo UI" w:cs="Meiryo UI" w:hint="default"/>
       </w:rPr>
     </w:lvl>
     <w:lvl w:ilvl="2">
@@ -20050,7 +19363,7 @@
         <w:ind w:left="440" w:hanging="440"/>
       </w:pPr>
       <w:rPr>
-        <w:rFonts w:ascii="Meiryo UI" w:hAnsi="Meiryo UI" w:eastAsia="Meiryo UI" w:cs="Meiryo UI" w:hint="default"/>
+        <w:rFonts w:ascii="Meiryo UI" w:eastAsia="Meiryo UI" w:hAnsi="Meiryo UI" w:cs="Meiryo UI" w:hint="default"/>
       </w:rPr>
     </w:lvl>
     <w:lvl w:ilvl="1" w:tplc="0409000B" w:tentative="1">
@@ -20062,7 +19375,7 @@
         <w:ind w:left="880" w:hanging="440"/>
       </w:pPr>
       <w:rPr>
-        <w:rFonts w:ascii="Meiryo UI" w:hAnsi="Meiryo UI" w:eastAsia="Meiryo UI" w:cs="Meiryo UI" w:hint="default"/>
+        <w:rFonts w:ascii="Meiryo UI" w:eastAsia="Meiryo UI" w:hAnsi="Meiryo UI" w:cs="Meiryo UI" w:hint="default"/>
       </w:rPr>
     </w:lvl>
     <w:lvl w:ilvl="2" w:tplc="0409000D" w:tentative="1">
@@ -20074,7 +19387,7 @@
         <w:ind w:left="1320" w:hanging="440"/>
       </w:pPr>
       <w:rPr>
-        <w:rFonts w:ascii="Meiryo UI" w:hAnsi="Meiryo UI" w:eastAsia="Meiryo UI" w:cs="Meiryo UI" w:hint="default"/>
+        <w:rFonts w:ascii="Meiryo UI" w:eastAsia="Meiryo UI" w:hAnsi="Meiryo UI" w:cs="Meiryo UI" w:hint="default"/>
       </w:rPr>
     </w:lvl>
     <w:lvl w:ilvl="3" w:tplc="04090001" w:tentative="1">
@@ -20086,7 +19399,7 @@
         <w:ind w:left="1760" w:hanging="440"/>
       </w:pPr>
       <w:rPr>
-        <w:rFonts w:ascii="Meiryo UI" w:hAnsi="Meiryo UI" w:eastAsia="Meiryo UI" w:cs="Meiryo UI" w:hint="default"/>
+        <w:rFonts w:ascii="Meiryo UI" w:eastAsia="Meiryo UI" w:hAnsi="Meiryo UI" w:cs="Meiryo UI" w:hint="default"/>
       </w:rPr>
     </w:lvl>
     <w:lvl w:ilvl="4" w:tplc="0409000B" w:tentative="1">
@@ -20098,7 +19411,7 @@
         <w:ind w:left="2200" w:hanging="440"/>
       </w:pPr>
       <w:rPr>
-        <w:rFonts w:ascii="Meiryo UI" w:hAnsi="Meiryo UI" w:eastAsia="Meiryo UI" w:cs="Meiryo UI" w:hint="default"/>
+        <w:rFonts w:ascii="Meiryo UI" w:eastAsia="Meiryo UI" w:hAnsi="Meiryo UI" w:cs="Meiryo UI" w:hint="default"/>
       </w:rPr>
     </w:lvl>
     <w:lvl w:ilvl="5" w:tplc="0409000D" w:tentative="1">
@@ -20110,7 +19423,7 @@
         <w:ind w:left="2640" w:hanging="440"/>
       </w:pPr>
       <w:rPr>
-        <w:rFonts w:ascii="Meiryo UI" w:hAnsi="Meiryo UI" w:eastAsia="Meiryo UI" w:cs="Meiryo UI" w:hint="default"/>
+        <w:rFonts w:ascii="Meiryo UI" w:eastAsia="Meiryo UI" w:hAnsi="Meiryo UI" w:cs="Meiryo UI" w:hint="default"/>
       </w:rPr>
     </w:lvl>
     <w:lvl w:ilvl="6" w:tplc="04090001" w:tentative="1">
@@ -20122,7 +19435,7 @@
         <w:ind w:left="3080" w:hanging="440"/>
       </w:pPr>
       <w:rPr>
-        <w:rFonts w:ascii="Meiryo UI" w:hAnsi="Meiryo UI" w:eastAsia="Meiryo UI" w:cs="Meiryo UI" w:hint="default"/>
+        <w:rFonts w:ascii="Meiryo UI" w:eastAsia="Meiryo UI" w:hAnsi="Meiryo UI" w:cs="Meiryo UI" w:hint="default"/>
       </w:rPr>
     </w:lvl>
     <w:lvl w:ilvl="7" w:tplc="0409000B" w:tentative="1">
@@ -20134,7 +19447,7 @@
         <w:ind w:left="3520" w:hanging="440"/>
       </w:pPr>
       <w:rPr>
-        <w:rFonts w:ascii="Meiryo UI" w:hAnsi="Meiryo UI" w:eastAsia="Meiryo UI" w:cs="Meiryo UI" w:hint="default"/>
+        <w:rFonts w:ascii="Meiryo UI" w:eastAsia="Meiryo UI" w:hAnsi="Meiryo UI" w:cs="Meiryo UI" w:hint="default"/>
       </w:rPr>
     </w:lvl>
     <w:lvl w:ilvl="8" w:tplc="0409000D" w:tentative="1">
@@ -20146,7 +19459,7 @@
         <w:ind w:left="3960" w:hanging="440"/>
       </w:pPr>
       <w:rPr>
-        <w:rFonts w:ascii="Meiryo UI" w:hAnsi="Meiryo UI" w:eastAsia="Meiryo UI" w:cs="Meiryo UI" w:hint="default"/>
+        <w:rFonts w:ascii="Meiryo UI" w:eastAsia="Meiryo UI" w:hAnsi="Meiryo UI" w:cs="Meiryo UI" w:hint="default"/>
       </w:rPr>
     </w:lvl>
   </w:abstractNum>
@@ -20163,7 +19476,7 @@
         <w:ind w:left="800" w:hanging="440"/>
       </w:pPr>
       <w:rPr>
-        <w:rFonts w:ascii="Meiryo UI" w:hAnsi="Meiryo UI" w:eastAsia="Meiryo UI" w:cs="Meiryo UI" w:hint="default"/>
+        <w:rFonts w:ascii="Meiryo UI" w:eastAsia="Meiryo UI" w:hAnsi="Meiryo UI" w:cs="Meiryo UI" w:hint="default"/>
         <w:u w:val="none"/>
       </w:rPr>
     </w:lvl>
@@ -20176,7 +19489,7 @@
         <w:ind w:left="1520" w:hanging="440"/>
       </w:pPr>
       <w:rPr>
-        <w:rFonts w:ascii="Meiryo UI" w:hAnsi="Meiryo UI" w:eastAsia="Meiryo UI" w:cs="Meiryo UI" w:hint="default"/>
+        <w:rFonts w:ascii="Meiryo UI" w:eastAsia="Meiryo UI" w:hAnsi="Meiryo UI" w:cs="Meiryo UI" w:hint="default"/>
       </w:rPr>
     </w:lvl>
     <w:lvl w:ilvl="2">
@@ -20277,7 +19590,7 @@
         <w:ind w:left="800" w:hanging="440"/>
       </w:pPr>
       <w:rPr>
-        <w:rFonts w:ascii="Meiryo UI" w:hAnsi="Meiryo UI" w:eastAsia="Meiryo UI" w:cs="Meiryo UI" w:hint="default"/>
+        <w:rFonts w:ascii="Meiryo UI" w:eastAsia="Meiryo UI" w:hAnsi="Meiryo UI" w:cs="Meiryo UI" w:hint="default"/>
         <w:u w:val="none"/>
       </w:rPr>
     </w:lvl>
@@ -20290,7 +19603,7 @@
         <w:ind w:left="1520" w:hanging="440"/>
       </w:pPr>
       <w:rPr>
-        <w:rFonts w:ascii="Meiryo UI" w:hAnsi="Meiryo UI" w:eastAsia="Meiryo UI" w:cs="Meiryo UI" w:hint="default"/>
+        <w:rFonts w:ascii="Meiryo UI" w:eastAsia="Meiryo UI" w:hAnsi="Meiryo UI" w:cs="Meiryo UI" w:hint="default"/>
       </w:rPr>
     </w:lvl>
     <w:lvl w:ilvl="2">
@@ -20391,7 +19704,7 @@
         <w:ind w:left="680" w:hanging="440"/>
       </w:pPr>
       <w:rPr>
-        <w:rFonts w:ascii="Meiryo UI" w:hAnsi="Meiryo UI" w:eastAsia="Meiryo UI" w:cs="Meiryo UI" w:hint="default"/>
+        <w:rFonts w:ascii="Meiryo UI" w:eastAsia="Meiryo UI" w:hAnsi="Meiryo UI" w:cs="Meiryo UI" w:hint="default"/>
       </w:rPr>
     </w:lvl>
     <w:lvl w:ilvl="1" w:tplc="0409000B" w:tentative="1">
@@ -20403,7 +19716,7 @@
         <w:ind w:left="1120" w:hanging="440"/>
       </w:pPr>
       <w:rPr>
-        <w:rFonts w:ascii="Meiryo UI" w:hAnsi="Meiryo UI" w:eastAsia="Meiryo UI" w:cs="Meiryo UI" w:hint="default"/>
+        <w:rFonts w:ascii="Meiryo UI" w:eastAsia="Meiryo UI" w:hAnsi="Meiryo UI" w:cs="Meiryo UI" w:hint="default"/>
       </w:rPr>
     </w:lvl>
     <w:lvl w:ilvl="2" w:tplc="0409000D" w:tentative="1">
@@ -20415,7 +19728,7 @@
         <w:ind w:left="1560" w:hanging="440"/>
       </w:pPr>
       <w:rPr>
-        <w:rFonts w:ascii="Meiryo UI" w:hAnsi="Meiryo UI" w:eastAsia="Meiryo UI" w:cs="Meiryo UI" w:hint="default"/>
+        <w:rFonts w:ascii="Meiryo UI" w:eastAsia="Meiryo UI" w:hAnsi="Meiryo UI" w:cs="Meiryo UI" w:hint="default"/>
       </w:rPr>
     </w:lvl>
     <w:lvl w:ilvl="3" w:tplc="04090001" w:tentative="1">
@@ -20427,7 +19740,7 @@
         <w:ind w:left="2000" w:hanging="440"/>
       </w:pPr>
       <w:rPr>
-        <w:rFonts w:ascii="Meiryo UI" w:hAnsi="Meiryo UI" w:eastAsia="Meiryo UI" w:cs="Meiryo UI" w:hint="default"/>
+        <w:rFonts w:ascii="Meiryo UI" w:eastAsia="Meiryo UI" w:hAnsi="Meiryo UI" w:cs="Meiryo UI" w:hint="default"/>
       </w:rPr>
     </w:lvl>
     <w:lvl w:ilvl="4" w:tplc="0409000B" w:tentative="1">
@@ -20439,7 +19752,7 @@
         <w:ind w:left="2440" w:hanging="440"/>
       </w:pPr>
       <w:rPr>
-        <w:rFonts w:ascii="Meiryo UI" w:hAnsi="Meiryo UI" w:eastAsia="Meiryo UI" w:cs="Meiryo UI" w:hint="default"/>
+        <w:rFonts w:ascii="Meiryo UI" w:eastAsia="Meiryo UI" w:hAnsi="Meiryo UI" w:cs="Meiryo UI" w:hint="default"/>
       </w:rPr>
     </w:lvl>
     <w:lvl w:ilvl="5" w:tplc="0409000D" w:tentative="1">
@@ -20451,7 +19764,7 @@
         <w:ind w:left="2880" w:hanging="440"/>
       </w:pPr>
       <w:rPr>
-        <w:rFonts w:ascii="Meiryo UI" w:hAnsi="Meiryo UI" w:eastAsia="Meiryo UI" w:cs="Meiryo UI" w:hint="default"/>
+        <w:rFonts w:ascii="Meiryo UI" w:eastAsia="Meiryo UI" w:hAnsi="Meiryo UI" w:cs="Meiryo UI" w:hint="default"/>
       </w:rPr>
     </w:lvl>
     <w:lvl w:ilvl="6" w:tplc="04090001" w:tentative="1">
@@ -20463,7 +19776,7 @@
         <w:ind w:left="3320" w:hanging="440"/>
       </w:pPr>
       <w:rPr>
-        <w:rFonts w:ascii="Meiryo UI" w:hAnsi="Meiryo UI" w:eastAsia="Meiryo UI" w:cs="Meiryo UI" w:hint="default"/>
+        <w:rFonts w:ascii="Meiryo UI" w:eastAsia="Meiryo UI" w:hAnsi="Meiryo UI" w:cs="Meiryo UI" w:hint="default"/>
       </w:rPr>
     </w:lvl>
     <w:lvl w:ilvl="7" w:tplc="0409000B" w:tentative="1">
@@ -20475,7 +19788,7 @@
         <w:ind w:left="3760" w:hanging="440"/>
       </w:pPr>
       <w:rPr>
-        <w:rFonts w:ascii="Meiryo UI" w:hAnsi="Meiryo UI" w:eastAsia="Meiryo UI" w:cs="Meiryo UI" w:hint="default"/>
+        <w:rFonts w:ascii="Meiryo UI" w:eastAsia="Meiryo UI" w:hAnsi="Meiryo UI" w:cs="Meiryo UI" w:hint="default"/>
       </w:rPr>
     </w:lvl>
     <w:lvl w:ilvl="8" w:tplc="0409000D" w:tentative="1">
@@ -20487,7 +19800,7 @@
         <w:ind w:left="4200" w:hanging="440"/>
       </w:pPr>
       <w:rPr>
-        <w:rFonts w:ascii="Meiryo UI" w:hAnsi="Meiryo UI" w:eastAsia="Meiryo UI" w:cs="Meiryo UI" w:hint="default"/>
+        <w:rFonts w:ascii="Meiryo UI" w:eastAsia="Meiryo UI" w:hAnsi="Meiryo UI" w:cs="Meiryo UI" w:hint="default"/>
       </w:rPr>
     </w:lvl>
   </w:abstractNum>
@@ -20504,7 +19817,7 @@
         <w:ind w:left="800" w:hanging="440"/>
       </w:pPr>
       <w:rPr>
-        <w:rFonts w:ascii="Meiryo UI" w:hAnsi="Meiryo UI" w:eastAsia="Meiryo UI" w:cs="Meiryo UI" w:hint="default"/>
+        <w:rFonts w:ascii="Meiryo UI" w:eastAsia="Meiryo UI" w:hAnsi="Meiryo UI" w:cs="Meiryo UI" w:hint="default"/>
         <w:u w:val="none"/>
       </w:rPr>
     </w:lvl>
@@ -20618,7 +19931,7 @@
         <w:ind w:left="800" w:hanging="440"/>
       </w:pPr>
       <w:rPr>
-        <w:rFonts w:ascii="Meiryo UI" w:hAnsi="Meiryo UI" w:eastAsia="Meiryo UI" w:cs="Meiryo UI" w:hint="default"/>
+        <w:rFonts w:ascii="Meiryo UI" w:eastAsia="Meiryo UI" w:hAnsi="Meiryo UI" w:cs="Meiryo UI" w:hint="default"/>
         <w:u w:val="none"/>
       </w:rPr>
     </w:lvl>
@@ -20732,7 +20045,7 @@
         <w:ind w:left="440" w:hanging="440"/>
       </w:pPr>
       <w:rPr>
-        <w:rFonts w:ascii="Meiryo UI" w:hAnsi="Meiryo UI" w:eastAsia="Meiryo UI" w:cs="Meiryo UI" w:hint="default"/>
+        <w:rFonts w:ascii="Meiryo UI" w:eastAsia="Meiryo UI" w:hAnsi="Meiryo UI" w:cs="Meiryo UI" w:hint="default"/>
       </w:rPr>
     </w:lvl>
     <w:lvl w:ilvl="1" w:tplc="0409000B" w:tentative="1">
@@ -20744,7 +20057,7 @@
         <w:ind w:left="880" w:hanging="440"/>
       </w:pPr>
       <w:rPr>
-        <w:rFonts w:ascii="Meiryo UI" w:hAnsi="Meiryo UI" w:eastAsia="Meiryo UI" w:cs="Meiryo UI" w:hint="default"/>
+        <w:rFonts w:ascii="Meiryo UI" w:eastAsia="Meiryo UI" w:hAnsi="Meiryo UI" w:cs="Meiryo UI" w:hint="default"/>
       </w:rPr>
     </w:lvl>
     <w:lvl w:ilvl="2" w:tplc="0409000D" w:tentative="1">
@@ -20756,7 +20069,7 @@
         <w:ind w:left="1320" w:hanging="440"/>
       </w:pPr>
       <w:rPr>
-        <w:rFonts w:ascii="Meiryo UI" w:hAnsi="Meiryo UI" w:eastAsia="Meiryo UI" w:cs="Meiryo UI" w:hint="default"/>
+        <w:rFonts w:ascii="Meiryo UI" w:eastAsia="Meiryo UI" w:hAnsi="Meiryo UI" w:cs="Meiryo UI" w:hint="default"/>
       </w:rPr>
     </w:lvl>
     <w:lvl w:ilvl="3" w:tplc="04090001" w:tentative="1">
@@ -20768,7 +20081,7 @@
         <w:ind w:left="1760" w:hanging="440"/>
       </w:pPr>
       <w:rPr>
-        <w:rFonts w:ascii="Meiryo UI" w:hAnsi="Meiryo UI" w:eastAsia="Meiryo UI" w:cs="Meiryo UI" w:hint="default"/>
+        <w:rFonts w:ascii="Meiryo UI" w:eastAsia="Meiryo UI" w:hAnsi="Meiryo UI" w:cs="Meiryo UI" w:hint="default"/>
       </w:rPr>
     </w:lvl>
     <w:lvl w:ilvl="4" w:tplc="0409000B" w:tentative="1">
@@ -20780,7 +20093,7 @@
         <w:ind w:left="2200" w:hanging="440"/>
       </w:pPr>
       <w:rPr>
-        <w:rFonts w:ascii="Meiryo UI" w:hAnsi="Meiryo UI" w:eastAsia="Meiryo UI" w:cs="Meiryo UI" w:hint="default"/>
+        <w:rFonts w:ascii="Meiryo UI" w:eastAsia="Meiryo UI" w:hAnsi="Meiryo UI" w:cs="Meiryo UI" w:hint="default"/>
       </w:rPr>
     </w:lvl>
     <w:lvl w:ilvl="5" w:tplc="0409000D" w:tentative="1">
@@ -20792,7 +20105,7 @@
         <w:ind w:left="2640" w:hanging="440"/>
       </w:pPr>
       <w:rPr>
-        <w:rFonts w:ascii="Meiryo UI" w:hAnsi="Meiryo UI" w:eastAsia="Meiryo UI" w:cs="Meiryo UI" w:hint="default"/>
+        <w:rFonts w:ascii="Meiryo UI" w:eastAsia="Meiryo UI" w:hAnsi="Meiryo UI" w:cs="Meiryo UI" w:hint="default"/>
       </w:rPr>
     </w:lvl>
     <w:lvl w:ilvl="6" w:tplc="04090001" w:tentative="1">
@@ -20804,7 +20117,7 @@
         <w:ind w:left="3080" w:hanging="440"/>
       </w:pPr>
       <w:rPr>
-        <w:rFonts w:ascii="Meiryo UI" w:hAnsi="Meiryo UI" w:eastAsia="Meiryo UI" w:cs="Meiryo UI" w:hint="default"/>
+        <w:rFonts w:ascii="Meiryo UI" w:eastAsia="Meiryo UI" w:hAnsi="Meiryo UI" w:cs="Meiryo UI" w:hint="default"/>
       </w:rPr>
     </w:lvl>
     <w:lvl w:ilvl="7" w:tplc="0409000B" w:tentative="1">
@@ -20816,7 +20129,7 @@
         <w:ind w:left="3520" w:hanging="440"/>
       </w:pPr>
       <w:rPr>
-        <w:rFonts w:ascii="Meiryo UI" w:hAnsi="Meiryo UI" w:eastAsia="Meiryo UI" w:cs="Meiryo UI" w:hint="default"/>
+        <w:rFonts w:ascii="Meiryo UI" w:eastAsia="Meiryo UI" w:hAnsi="Meiryo UI" w:cs="Meiryo UI" w:hint="default"/>
       </w:rPr>
     </w:lvl>
     <w:lvl w:ilvl="8" w:tplc="0409000D" w:tentative="1">
@@ -20828,7 +20141,7 @@
         <w:ind w:left="3960" w:hanging="440"/>
       </w:pPr>
       <w:rPr>
-        <w:rFonts w:ascii="Meiryo UI" w:hAnsi="Meiryo UI" w:eastAsia="Meiryo UI" w:cs="Meiryo UI" w:hint="default"/>
+        <w:rFonts w:ascii="Meiryo UI" w:eastAsia="Meiryo UI" w:hAnsi="Meiryo UI" w:cs="Meiryo UI" w:hint="default"/>
       </w:rPr>
     </w:lvl>
   </w:abstractNum>
@@ -20845,7 +20158,7 @@
         <w:ind w:left="440" w:hanging="440"/>
       </w:pPr>
       <w:rPr>
-        <w:rFonts w:ascii="Meiryo UI" w:hAnsi="Meiryo UI" w:eastAsia="Meiryo UI" w:cs="Meiryo UI" w:hint="default"/>
+        <w:rFonts w:ascii="Meiryo UI" w:eastAsia="Meiryo UI" w:hAnsi="Meiryo UI" w:cs="Meiryo UI" w:hint="default"/>
       </w:rPr>
     </w:lvl>
     <w:lvl w:ilvl="1" w:tplc="0409000B" w:tentative="1">
@@ -20857,7 +20170,7 @@
         <w:ind w:left="880" w:hanging="440"/>
       </w:pPr>
       <w:rPr>
-        <w:rFonts w:ascii="Meiryo UI" w:hAnsi="Meiryo UI" w:eastAsia="Meiryo UI" w:cs="Meiryo UI" w:hint="default"/>
+        <w:rFonts w:ascii="Meiryo UI" w:eastAsia="Meiryo UI" w:hAnsi="Meiryo UI" w:cs="Meiryo UI" w:hint="default"/>
       </w:rPr>
     </w:lvl>
     <w:lvl w:ilvl="2" w:tplc="0409000D" w:tentative="1">
@@ -20869,7 +20182,7 @@
         <w:ind w:left="1320" w:hanging="440"/>
       </w:pPr>
       <w:rPr>
-        <w:rFonts w:ascii="Meiryo UI" w:hAnsi="Meiryo UI" w:eastAsia="Meiryo UI" w:cs="Meiryo UI" w:hint="default"/>
+        <w:rFonts w:ascii="Meiryo UI" w:eastAsia="Meiryo UI" w:hAnsi="Meiryo UI" w:cs="Meiryo UI" w:hint="default"/>
       </w:rPr>
     </w:lvl>
     <w:lvl w:ilvl="3" w:tplc="04090001" w:tentative="1">
@@ -20881,7 +20194,7 @@
         <w:ind w:left="1760" w:hanging="440"/>
       </w:pPr>
       <w:rPr>
-        <w:rFonts w:ascii="Meiryo UI" w:hAnsi="Meiryo UI" w:eastAsia="Meiryo UI" w:cs="Meiryo UI" w:hint="default"/>
+        <w:rFonts w:ascii="Meiryo UI" w:eastAsia="Meiryo UI" w:hAnsi="Meiryo UI" w:cs="Meiryo UI" w:hint="default"/>
       </w:rPr>
     </w:lvl>
     <w:lvl w:ilvl="4" w:tplc="0409000B" w:tentative="1">
@@ -20893,7 +20206,7 @@
         <w:ind w:left="2200" w:hanging="440"/>
       </w:pPr>
       <w:rPr>
-        <w:rFonts w:ascii="Meiryo UI" w:hAnsi="Meiryo UI" w:eastAsia="Meiryo UI" w:cs="Meiryo UI" w:hint="default"/>
+        <w:rFonts w:ascii="Meiryo UI" w:eastAsia="Meiryo UI" w:hAnsi="Meiryo UI" w:cs="Meiryo UI" w:hint="default"/>
       </w:rPr>
     </w:lvl>
     <w:lvl w:ilvl="5" w:tplc="0409000D" w:tentative="1">
@@ -20905,7 +20218,7 @@
         <w:ind w:left="2640" w:hanging="440"/>
       </w:pPr>
       <w:rPr>
-        <w:rFonts w:ascii="Meiryo UI" w:hAnsi="Meiryo UI" w:eastAsia="Meiryo UI" w:cs="Meiryo UI" w:hint="default"/>
+        <w:rFonts w:ascii="Meiryo UI" w:eastAsia="Meiryo UI" w:hAnsi="Meiryo UI" w:cs="Meiryo UI" w:hint="default"/>
       </w:rPr>
     </w:lvl>
     <w:lvl w:ilvl="6" w:tplc="04090001" w:tentative="1">
@@ -20917,7 +20230,7 @@
         <w:ind w:left="3080" w:hanging="440"/>
       </w:pPr>
       <w:rPr>
-        <w:rFonts w:ascii="Meiryo UI" w:hAnsi="Meiryo UI" w:eastAsia="Meiryo UI" w:cs="Meiryo UI" w:hint="default"/>
+        <w:rFonts w:ascii="Meiryo UI" w:eastAsia="Meiryo UI" w:hAnsi="Meiryo UI" w:cs="Meiryo UI" w:hint="default"/>
       </w:rPr>
     </w:lvl>
     <w:lvl w:ilvl="7" w:tplc="0409000B" w:tentative="1">
@@ -20929,7 +20242,7 @@
         <w:ind w:left="3520" w:hanging="440"/>
       </w:pPr>
       <w:rPr>
-        <w:rFonts w:ascii="Meiryo UI" w:hAnsi="Meiryo UI" w:eastAsia="Meiryo UI" w:cs="Meiryo UI" w:hint="default"/>
+        <w:rFonts w:ascii="Meiryo UI" w:eastAsia="Meiryo UI" w:hAnsi="Meiryo UI" w:cs="Meiryo UI" w:hint="default"/>
       </w:rPr>
     </w:lvl>
     <w:lvl w:ilvl="8" w:tplc="0409000D" w:tentative="1">
@@ -20941,7 +20254,7 @@
         <w:ind w:left="3960" w:hanging="440"/>
       </w:pPr>
       <w:rPr>
-        <w:rFonts w:ascii="Meiryo UI" w:hAnsi="Meiryo UI" w:eastAsia="Meiryo UI" w:cs="Meiryo UI" w:hint="default"/>
+        <w:rFonts w:ascii="Meiryo UI" w:eastAsia="Meiryo UI" w:hAnsi="Meiryo UI" w:cs="Meiryo UI" w:hint="default"/>
       </w:rPr>
     </w:lvl>
   </w:abstractNum>
@@ -20958,7 +20271,7 @@
         <w:ind w:left="440" w:hanging="440"/>
       </w:pPr>
       <w:rPr>
-        <w:rFonts w:ascii="Meiryo UI" w:hAnsi="Meiryo UI" w:eastAsia="Meiryo UI" w:cs="Meiryo UI" w:hint="default"/>
+        <w:rFonts w:ascii="Meiryo UI" w:eastAsia="Meiryo UI" w:hAnsi="Meiryo UI" w:cs="Meiryo UI" w:hint="default"/>
       </w:rPr>
     </w:lvl>
   </w:abstractNum>
@@ -21091,7 +20404,7 @@
         <w:ind w:left="720" w:hanging="360"/>
       </w:pPr>
       <w:rPr>
-        <w:rFonts w:ascii="Meiryo UI" w:hAnsi="Meiryo UI" w:eastAsia="Meiryo UI" w:cs="Meiryo UI" w:hint="default"/>
+        <w:rFonts w:ascii="Meiryo UI" w:eastAsia="Meiryo UI" w:hAnsi="Meiryo UI" w:cs="Meiryo UI" w:hint="default"/>
         <w:sz w:val="20"/>
       </w:rPr>
     </w:lvl>
@@ -21123,7 +20436,7 @@
         <w:ind w:left="2160" w:hanging="360"/>
       </w:pPr>
       <w:rPr>
-        <w:rFonts w:ascii="Meiryo UI" w:hAnsi="Meiryo UI" w:eastAsia="Meiryo UI" w:cs="Meiryo UI" w:hint="default"/>
+        <w:rFonts w:ascii="Meiryo UI" w:eastAsia="Meiryo UI" w:hAnsi="Meiryo UI" w:cs="Meiryo UI" w:hint="default"/>
         <w:sz w:val="20"/>
       </w:rPr>
     </w:lvl>
@@ -21139,7 +20452,7 @@
         <w:ind w:left="2880" w:hanging="360"/>
       </w:pPr>
       <w:rPr>
-        <w:rFonts w:ascii="Meiryo UI" w:hAnsi="Meiryo UI" w:eastAsia="Meiryo UI" w:cs="Meiryo UI" w:hint="default"/>
+        <w:rFonts w:ascii="Meiryo UI" w:eastAsia="Meiryo UI" w:hAnsi="Meiryo UI" w:cs="Meiryo UI" w:hint="default"/>
         <w:sz w:val="20"/>
       </w:rPr>
     </w:lvl>
@@ -21155,7 +20468,7 @@
         <w:ind w:left="3600" w:hanging="360"/>
       </w:pPr>
       <w:rPr>
-        <w:rFonts w:ascii="Meiryo UI" w:hAnsi="Meiryo UI" w:eastAsia="Meiryo UI" w:cs="Meiryo UI" w:hint="default"/>
+        <w:rFonts w:ascii="Meiryo UI" w:eastAsia="Meiryo UI" w:hAnsi="Meiryo UI" w:cs="Meiryo UI" w:hint="default"/>
         <w:sz w:val="20"/>
       </w:rPr>
     </w:lvl>
@@ -21171,7 +20484,7 @@
         <w:ind w:left="4320" w:hanging="360"/>
       </w:pPr>
       <w:rPr>
-        <w:rFonts w:ascii="Meiryo UI" w:hAnsi="Meiryo UI" w:eastAsia="Meiryo UI" w:cs="Meiryo UI" w:hint="default"/>
+        <w:rFonts w:ascii="Meiryo UI" w:eastAsia="Meiryo UI" w:hAnsi="Meiryo UI" w:cs="Meiryo UI" w:hint="default"/>
         <w:sz w:val="20"/>
       </w:rPr>
     </w:lvl>
@@ -21187,7 +20500,7 @@
         <w:ind w:left="5040" w:hanging="360"/>
       </w:pPr>
       <w:rPr>
-        <w:rFonts w:ascii="Meiryo UI" w:hAnsi="Meiryo UI" w:eastAsia="Meiryo UI" w:cs="Meiryo UI" w:hint="default"/>
+        <w:rFonts w:ascii="Meiryo UI" w:eastAsia="Meiryo UI" w:hAnsi="Meiryo UI" w:cs="Meiryo UI" w:hint="default"/>
         <w:sz w:val="20"/>
       </w:rPr>
     </w:lvl>
@@ -21203,7 +20516,7 @@
         <w:ind w:left="5760" w:hanging="360"/>
       </w:pPr>
       <w:rPr>
-        <w:rFonts w:ascii="Meiryo UI" w:hAnsi="Meiryo UI" w:eastAsia="Meiryo UI" w:cs="Meiryo UI" w:hint="default"/>
+        <w:rFonts w:ascii="Meiryo UI" w:eastAsia="Meiryo UI" w:hAnsi="Meiryo UI" w:cs="Meiryo UI" w:hint="default"/>
         <w:sz w:val="20"/>
       </w:rPr>
     </w:lvl>
@@ -21219,7 +20532,7 @@
         <w:ind w:left="6480" w:hanging="360"/>
       </w:pPr>
       <w:rPr>
-        <w:rFonts w:ascii="Meiryo UI" w:hAnsi="Meiryo UI" w:eastAsia="Meiryo UI" w:cs="Meiryo UI" w:hint="default"/>
+        <w:rFonts w:ascii="Meiryo UI" w:eastAsia="Meiryo UI" w:hAnsi="Meiryo UI" w:cs="Meiryo UI" w:hint="default"/>
         <w:sz w:val="20"/>
       </w:rPr>
     </w:lvl>
@@ -21240,7 +20553,7 @@
         <w:ind w:left="720" w:hanging="360"/>
       </w:pPr>
       <w:rPr>
-        <w:rFonts w:ascii="Meiryo UI" w:hAnsi="Meiryo UI" w:eastAsia="Meiryo UI" w:cs="Meiryo UI" w:hint="default"/>
+        <w:rFonts w:ascii="Meiryo UI" w:eastAsia="Meiryo UI" w:hAnsi="Meiryo UI" w:cs="Meiryo UI" w:hint="default"/>
         <w:sz w:val="20"/>
       </w:rPr>
     </w:lvl>
@@ -21272,7 +20585,7 @@
         <w:ind w:left="2160" w:hanging="360"/>
       </w:pPr>
       <w:rPr>
-        <w:rFonts w:ascii="Meiryo UI" w:hAnsi="Meiryo UI" w:eastAsia="Meiryo UI" w:cs="Meiryo UI" w:hint="default"/>
+        <w:rFonts w:ascii="Meiryo UI" w:eastAsia="Meiryo UI" w:hAnsi="Meiryo UI" w:cs="Meiryo UI" w:hint="default"/>
         <w:sz w:val="20"/>
       </w:rPr>
     </w:lvl>
@@ -21288,7 +20601,7 @@
         <w:ind w:left="2880" w:hanging="360"/>
       </w:pPr>
       <w:rPr>
-        <w:rFonts w:ascii="Meiryo UI" w:hAnsi="Meiryo UI" w:eastAsia="Meiryo UI" w:cs="Meiryo UI" w:hint="default"/>
+        <w:rFonts w:ascii="Meiryo UI" w:eastAsia="Meiryo UI" w:hAnsi="Meiryo UI" w:cs="Meiryo UI" w:hint="default"/>
         <w:sz w:val="20"/>
       </w:rPr>
     </w:lvl>
@@ -21304,7 +20617,7 @@
         <w:ind w:left="3600" w:hanging="360"/>
       </w:pPr>
       <w:rPr>
-        <w:rFonts w:ascii="Meiryo UI" w:hAnsi="Meiryo UI" w:eastAsia="Meiryo UI" w:cs="Meiryo UI" w:hint="default"/>
+        <w:rFonts w:ascii="Meiryo UI" w:eastAsia="Meiryo UI" w:hAnsi="Meiryo UI" w:cs="Meiryo UI" w:hint="default"/>
         <w:sz w:val="20"/>
       </w:rPr>
     </w:lvl>
@@ -21320,7 +20633,7 @@
         <w:ind w:left="4320" w:hanging="360"/>
       </w:pPr>
       <w:rPr>
-        <w:rFonts w:ascii="Meiryo UI" w:hAnsi="Meiryo UI" w:eastAsia="Meiryo UI" w:cs="Meiryo UI" w:hint="default"/>
+        <w:rFonts w:ascii="Meiryo UI" w:eastAsia="Meiryo UI" w:hAnsi="Meiryo UI" w:cs="Meiryo UI" w:hint="default"/>
         <w:sz w:val="20"/>
       </w:rPr>
     </w:lvl>
@@ -21336,7 +20649,7 @@
         <w:ind w:left="5040" w:hanging="360"/>
       </w:pPr>
       <w:rPr>
-        <w:rFonts w:ascii="Meiryo UI" w:hAnsi="Meiryo UI" w:eastAsia="Meiryo UI" w:cs="Meiryo UI" w:hint="default"/>
+        <w:rFonts w:ascii="Meiryo UI" w:eastAsia="Meiryo UI" w:hAnsi="Meiryo UI" w:cs="Meiryo UI" w:hint="default"/>
         <w:sz w:val="20"/>
       </w:rPr>
     </w:lvl>
@@ -21352,7 +20665,7 @@
         <w:ind w:left="5760" w:hanging="360"/>
       </w:pPr>
       <w:rPr>
-        <w:rFonts w:ascii="Meiryo UI" w:hAnsi="Meiryo UI" w:eastAsia="Meiryo UI" w:cs="Meiryo UI" w:hint="default"/>
+        <w:rFonts w:ascii="Meiryo UI" w:eastAsia="Meiryo UI" w:hAnsi="Meiryo UI" w:cs="Meiryo UI" w:hint="default"/>
         <w:sz w:val="20"/>
       </w:rPr>
     </w:lvl>
@@ -21368,7 +20681,7 @@
         <w:ind w:left="6480" w:hanging="360"/>
       </w:pPr>
       <w:rPr>
-        <w:rFonts w:ascii="Meiryo UI" w:hAnsi="Meiryo UI" w:eastAsia="Meiryo UI" w:cs="Meiryo UI" w:hint="default"/>
+        <w:rFonts w:ascii="Meiryo UI" w:eastAsia="Meiryo UI" w:hAnsi="Meiryo UI" w:cs="Meiryo UI" w:hint="default"/>
         <w:sz w:val="20"/>
       </w:rPr>
     </w:lvl>
@@ -21386,7 +20699,7 @@
         <w:ind w:left="440" w:hanging="440"/>
       </w:pPr>
       <w:rPr>
-        <w:rFonts w:ascii="Meiryo UI" w:hAnsi="Meiryo UI" w:eastAsia="Meiryo UI" w:cs="Meiryo UI" w:hint="default"/>
+        <w:rFonts w:ascii="Meiryo UI" w:eastAsia="Meiryo UI" w:hAnsi="Meiryo UI" w:cs="Meiryo UI" w:hint="default"/>
       </w:rPr>
     </w:lvl>
     <w:lvl w:ilvl="1" w:tplc="0409000B">
@@ -21398,7 +20711,7 @@
         <w:ind w:left="880" w:hanging="440"/>
       </w:pPr>
       <w:rPr>
-        <w:rFonts w:ascii="Meiryo UI" w:hAnsi="Meiryo UI" w:eastAsia="Meiryo UI" w:cs="Meiryo UI" w:hint="default"/>
+        <w:rFonts w:ascii="Meiryo UI" w:eastAsia="Meiryo UI" w:hAnsi="Meiryo UI" w:cs="Meiryo UI" w:hint="default"/>
       </w:rPr>
     </w:lvl>
     <w:lvl w:ilvl="2" w:tplc="0409000D" w:tentative="1">
@@ -21410,7 +20723,7 @@
         <w:ind w:left="1320" w:hanging="440"/>
       </w:pPr>
       <w:rPr>
-        <w:rFonts w:ascii="Meiryo UI" w:hAnsi="Meiryo UI" w:eastAsia="Meiryo UI" w:cs="Meiryo UI" w:hint="default"/>
+        <w:rFonts w:ascii="Meiryo UI" w:eastAsia="Meiryo UI" w:hAnsi="Meiryo UI" w:cs="Meiryo UI" w:hint="default"/>
       </w:rPr>
     </w:lvl>
     <w:lvl w:ilvl="3" w:tplc="04090001" w:tentative="1">
@@ -21422,7 +20735,7 @@
         <w:ind w:left="1760" w:hanging="440"/>
       </w:pPr>
       <w:rPr>
-        <w:rFonts w:ascii="Meiryo UI" w:hAnsi="Meiryo UI" w:eastAsia="Meiryo UI" w:cs="Meiryo UI" w:hint="default"/>
+        <w:rFonts w:ascii="Meiryo UI" w:eastAsia="Meiryo UI" w:hAnsi="Meiryo UI" w:cs="Meiryo UI" w:hint="default"/>
       </w:rPr>
     </w:lvl>
     <w:lvl w:ilvl="4" w:tplc="0409000B" w:tentative="1">
@@ -21434,7 +20747,7 @@
         <w:ind w:left="2200" w:hanging="440"/>
       </w:pPr>
       <w:rPr>
-        <w:rFonts w:ascii="Meiryo UI" w:hAnsi="Meiryo UI" w:eastAsia="Meiryo UI" w:cs="Meiryo UI" w:hint="default"/>
+        <w:rFonts w:ascii="Meiryo UI" w:eastAsia="Meiryo UI" w:hAnsi="Meiryo UI" w:cs="Meiryo UI" w:hint="default"/>
       </w:rPr>
     </w:lvl>
     <w:lvl w:ilvl="5" w:tplc="0409000D" w:tentative="1">
@@ -21446,7 +20759,7 @@
         <w:ind w:left="2640" w:hanging="440"/>
       </w:pPr>
       <w:rPr>
-        <w:rFonts w:ascii="Meiryo UI" w:hAnsi="Meiryo UI" w:eastAsia="Meiryo UI" w:cs="Meiryo UI" w:hint="default"/>
+        <w:rFonts w:ascii="Meiryo UI" w:eastAsia="Meiryo UI" w:hAnsi="Meiryo UI" w:cs="Meiryo UI" w:hint="default"/>
       </w:rPr>
     </w:lvl>
     <w:lvl w:ilvl="6" w:tplc="04090001" w:tentative="1">
@@ -21458,7 +20771,7 @@
         <w:ind w:left="3080" w:hanging="440"/>
       </w:pPr>
       <w:rPr>
-        <w:rFonts w:ascii="Meiryo UI" w:hAnsi="Meiryo UI" w:eastAsia="Meiryo UI" w:cs="Meiryo UI" w:hint="default"/>
+        <w:rFonts w:ascii="Meiryo UI" w:eastAsia="Meiryo UI" w:hAnsi="Meiryo UI" w:cs="Meiryo UI" w:hint="default"/>
       </w:rPr>
     </w:lvl>
     <w:lvl w:ilvl="7" w:tplc="0409000B" w:tentative="1">
@@ -21470,7 +20783,7 @@
         <w:ind w:left="3520" w:hanging="440"/>
       </w:pPr>
       <w:rPr>
-        <w:rFonts w:ascii="Meiryo UI" w:hAnsi="Meiryo UI" w:eastAsia="Meiryo UI" w:cs="Meiryo UI" w:hint="default"/>
+        <w:rFonts w:ascii="Meiryo UI" w:eastAsia="Meiryo UI" w:hAnsi="Meiryo UI" w:cs="Meiryo UI" w:hint="default"/>
       </w:rPr>
     </w:lvl>
     <w:lvl w:ilvl="8" w:tplc="0409000D" w:tentative="1">
@@ -21482,7 +20795,7 @@
         <w:ind w:left="3960" w:hanging="440"/>
       </w:pPr>
       <w:rPr>
-        <w:rFonts w:ascii="Meiryo UI" w:hAnsi="Meiryo UI" w:eastAsia="Meiryo UI" w:cs="Meiryo UI" w:hint="default"/>
+        <w:rFonts w:ascii="Meiryo UI" w:eastAsia="Meiryo UI" w:hAnsi="Meiryo UI" w:cs="Meiryo UI" w:hint="default"/>
       </w:rPr>
     </w:lvl>
   </w:abstractNum>
@@ -21502,7 +20815,7 @@
         <w:ind w:left="720" w:hanging="360"/>
       </w:pPr>
       <w:rPr>
-        <w:rFonts w:ascii="Meiryo UI" w:hAnsi="Meiryo UI" w:eastAsia="Meiryo UI" w:cs="Meiryo UI" w:hint="default"/>
+        <w:rFonts w:ascii="Meiryo UI" w:eastAsia="Meiryo UI" w:hAnsi="Meiryo UI" w:cs="Meiryo UI" w:hint="default"/>
         <w:sz w:val="20"/>
       </w:rPr>
     </w:lvl>
@@ -21534,7 +20847,7 @@
         <w:ind w:left="2160" w:hanging="360"/>
       </w:pPr>
       <w:rPr>
-        <w:rFonts w:ascii="Meiryo UI" w:hAnsi="Meiryo UI" w:eastAsia="Meiryo UI" w:cs="Meiryo UI" w:hint="default"/>
+        <w:rFonts w:ascii="Meiryo UI" w:eastAsia="Meiryo UI" w:hAnsi="Meiryo UI" w:cs="Meiryo UI" w:hint="default"/>
         <w:sz w:val="20"/>
       </w:rPr>
     </w:lvl>
@@ -21550,7 +20863,7 @@
         <w:ind w:left="2880" w:hanging="360"/>
       </w:pPr>
       <w:rPr>
-        <w:rFonts w:ascii="Meiryo UI" w:hAnsi="Meiryo UI" w:eastAsia="Meiryo UI" w:cs="Meiryo UI" w:hint="default"/>
+        <w:rFonts w:ascii="Meiryo UI" w:eastAsia="Meiryo UI" w:hAnsi="Meiryo UI" w:cs="Meiryo UI" w:hint="default"/>
         <w:sz w:val="20"/>
       </w:rPr>
     </w:lvl>
@@ -21566,7 +20879,7 @@
         <w:ind w:left="3600" w:hanging="360"/>
       </w:pPr>
       <w:rPr>
-        <w:rFonts w:ascii="Meiryo UI" w:hAnsi="Meiryo UI" w:eastAsia="Meiryo UI" w:cs="Meiryo UI" w:hint="default"/>
+        <w:rFonts w:ascii="Meiryo UI" w:eastAsia="Meiryo UI" w:hAnsi="Meiryo UI" w:cs="Meiryo UI" w:hint="default"/>
         <w:sz w:val="20"/>
       </w:rPr>
     </w:lvl>
@@ -21582,7 +20895,7 @@
         <w:ind w:left="4320" w:hanging="360"/>
       </w:pPr>
       <w:rPr>
-        <w:rFonts w:ascii="Meiryo UI" w:hAnsi="Meiryo UI" w:eastAsia="Meiryo UI" w:cs="Meiryo UI" w:hint="default"/>
+        <w:rFonts w:ascii="Meiryo UI" w:eastAsia="Meiryo UI" w:hAnsi="Meiryo UI" w:cs="Meiryo UI" w:hint="default"/>
         <w:sz w:val="20"/>
       </w:rPr>
     </w:lvl>
@@ -21598,7 +20911,7 @@
         <w:ind w:left="5040" w:hanging="360"/>
       </w:pPr>
       <w:rPr>
-        <w:rFonts w:ascii="Meiryo UI" w:hAnsi="Meiryo UI" w:eastAsia="Meiryo UI" w:cs="Meiryo UI" w:hint="default"/>
+        <w:rFonts w:ascii="Meiryo UI" w:eastAsia="Meiryo UI" w:hAnsi="Meiryo UI" w:cs="Meiryo UI" w:hint="default"/>
         <w:sz w:val="20"/>
       </w:rPr>
     </w:lvl>
@@ -21614,7 +20927,7 @@
         <w:ind w:left="5760" w:hanging="360"/>
       </w:pPr>
       <w:rPr>
-        <w:rFonts w:ascii="Meiryo UI" w:hAnsi="Meiryo UI" w:eastAsia="Meiryo UI" w:cs="Meiryo UI" w:hint="default"/>
+        <w:rFonts w:ascii="Meiryo UI" w:eastAsia="Meiryo UI" w:hAnsi="Meiryo UI" w:cs="Meiryo UI" w:hint="default"/>
         <w:sz w:val="20"/>
       </w:rPr>
     </w:lvl>
@@ -21630,7 +20943,7 @@
         <w:ind w:left="6480" w:hanging="360"/>
       </w:pPr>
       <w:rPr>
-        <w:rFonts w:ascii="Meiryo UI" w:hAnsi="Meiryo UI" w:eastAsia="Meiryo UI" w:cs="Meiryo UI" w:hint="default"/>
+        <w:rFonts w:ascii="Meiryo UI" w:eastAsia="Meiryo UI" w:hAnsi="Meiryo UI" w:cs="Meiryo UI" w:hint="default"/>
         <w:sz w:val="20"/>
       </w:rPr>
     </w:lvl>
@@ -21770,7 +21083,7 @@
         <w:ind w:left="440" w:hanging="440"/>
       </w:pPr>
       <w:rPr>
-        <w:rFonts w:ascii="Meiryo UI" w:hAnsi="Meiryo UI" w:eastAsia="Meiryo UI" w:cs="Meiryo UI" w:hint="default"/>
+        <w:rFonts w:ascii="Meiryo UI" w:eastAsia="Meiryo UI" w:hAnsi="Meiryo UI" w:cs="Meiryo UI" w:hint="default"/>
       </w:rPr>
     </w:lvl>
     <w:lvl w:ilvl="2" w:tplc="04090003">
@@ -21782,7 +21095,7 @@
         <w:ind w:left="440" w:hanging="440"/>
       </w:pPr>
       <w:rPr>
-        <w:rFonts w:ascii="Meiryo UI" w:hAnsi="Meiryo UI" w:eastAsia="Meiryo UI" w:cs="Meiryo UI" w:hint="default"/>
+        <w:rFonts w:ascii="Meiryo UI" w:eastAsia="Meiryo UI" w:hAnsi="Meiryo UI" w:cs="Meiryo UI" w:hint="default"/>
       </w:rPr>
     </w:lvl>
     <w:lvl w:ilvl="3" w:tplc="FFFFFFFF" w:tentative="1">
@@ -21856,7 +21169,7 @@
         <w:ind w:left="720" w:hanging="360"/>
       </w:pPr>
       <w:rPr>
-        <w:rFonts w:ascii="Meiryo UI" w:hAnsi="Meiryo UI" w:eastAsia="Meiryo UI" w:cs="Meiryo UI" w:hint="default"/>
+        <w:rFonts w:ascii="Meiryo UI" w:eastAsia="Meiryo UI" w:hAnsi="Meiryo UI" w:cs="Meiryo UI" w:hint="default"/>
         <w:sz w:val="20"/>
       </w:rPr>
     </w:lvl>
@@ -21888,7 +21201,7 @@
         <w:ind w:left="2160" w:hanging="360"/>
       </w:pPr>
       <w:rPr>
-        <w:rFonts w:ascii="Meiryo UI" w:hAnsi="Meiryo UI" w:eastAsia="Meiryo UI" w:cs="Meiryo UI" w:hint="default"/>
+        <w:rFonts w:ascii="Meiryo UI" w:eastAsia="Meiryo UI" w:hAnsi="Meiryo UI" w:cs="Meiryo UI" w:hint="default"/>
         <w:sz w:val="20"/>
       </w:rPr>
     </w:lvl>
@@ -21904,7 +21217,7 @@
         <w:ind w:left="2880" w:hanging="360"/>
       </w:pPr>
       <w:rPr>
-        <w:rFonts w:ascii="Meiryo UI" w:hAnsi="Meiryo UI" w:eastAsia="Meiryo UI" w:cs="Meiryo UI" w:hint="default"/>
+        <w:rFonts w:ascii="Meiryo UI" w:eastAsia="Meiryo UI" w:hAnsi="Meiryo UI" w:cs="Meiryo UI" w:hint="default"/>
         <w:sz w:val="20"/>
       </w:rPr>
     </w:lvl>
@@ -21920,7 +21233,7 @@
         <w:ind w:left="3600" w:hanging="360"/>
       </w:pPr>
       <w:rPr>
-        <w:rFonts w:ascii="Meiryo UI" w:hAnsi="Meiryo UI" w:eastAsia="Meiryo UI" w:cs="Meiryo UI" w:hint="default"/>
+        <w:rFonts w:ascii="Meiryo UI" w:eastAsia="Meiryo UI" w:hAnsi="Meiryo UI" w:cs="Meiryo UI" w:hint="default"/>
         <w:sz w:val="20"/>
       </w:rPr>
     </w:lvl>
@@ -21936,7 +21249,7 @@
         <w:ind w:left="4320" w:hanging="360"/>
       </w:pPr>
       <w:rPr>
-        <w:rFonts w:ascii="Meiryo UI" w:hAnsi="Meiryo UI" w:eastAsia="Meiryo UI" w:cs="Meiryo UI" w:hint="default"/>
+        <w:rFonts w:ascii="Meiryo UI" w:eastAsia="Meiryo UI" w:hAnsi="Meiryo UI" w:cs="Meiryo UI" w:hint="default"/>
         <w:sz w:val="20"/>
       </w:rPr>
     </w:lvl>
@@ -21952,7 +21265,7 @@
         <w:ind w:left="5040" w:hanging="360"/>
       </w:pPr>
       <w:rPr>
-        <w:rFonts w:ascii="Meiryo UI" w:hAnsi="Meiryo UI" w:eastAsia="Meiryo UI" w:cs="Meiryo UI" w:hint="default"/>
+        <w:rFonts w:ascii="Meiryo UI" w:eastAsia="Meiryo UI" w:hAnsi="Meiryo UI" w:cs="Meiryo UI" w:hint="default"/>
         <w:sz w:val="20"/>
       </w:rPr>
     </w:lvl>
@@ -21968,7 +21281,7 @@
         <w:ind w:left="5760" w:hanging="360"/>
       </w:pPr>
       <w:rPr>
-        <w:rFonts w:ascii="Meiryo UI" w:hAnsi="Meiryo UI" w:eastAsia="Meiryo UI" w:cs="Meiryo UI" w:hint="default"/>
+        <w:rFonts w:ascii="Meiryo UI" w:eastAsia="Meiryo UI" w:hAnsi="Meiryo UI" w:cs="Meiryo UI" w:hint="default"/>
         <w:sz w:val="20"/>
       </w:rPr>
     </w:lvl>
@@ -21984,7 +21297,7 @@
         <w:ind w:left="6480" w:hanging="360"/>
       </w:pPr>
       <w:rPr>
-        <w:rFonts w:ascii="Meiryo UI" w:hAnsi="Meiryo UI" w:eastAsia="Meiryo UI" w:cs="Meiryo UI" w:hint="default"/>
+        <w:rFonts w:ascii="Meiryo UI" w:eastAsia="Meiryo UI" w:hAnsi="Meiryo UI" w:cs="Meiryo UI" w:hint="default"/>
         <w:sz w:val="20"/>
       </w:rPr>
     </w:lvl>
@@ -22002,7 +21315,7 @@
         <w:ind w:left="440" w:hanging="440"/>
       </w:pPr>
       <w:rPr>
-        <w:rFonts w:ascii="Meiryo UI" w:hAnsi="Meiryo UI" w:eastAsia="Meiryo UI" w:cs="Meiryo UI" w:hint="default"/>
+        <w:rFonts w:ascii="Meiryo UI" w:eastAsia="Meiryo UI" w:hAnsi="Meiryo UI" w:cs="Meiryo UI" w:hint="default"/>
       </w:rPr>
     </w:lvl>
     <w:lvl w:ilvl="1" w:tplc="0409000B" w:tentative="1">
@@ -22014,7 +21327,7 @@
         <w:ind w:left="880" w:hanging="440"/>
       </w:pPr>
       <w:rPr>
-        <w:rFonts w:ascii="Meiryo UI" w:hAnsi="Meiryo UI" w:eastAsia="Meiryo UI" w:cs="Meiryo UI" w:hint="default"/>
+        <w:rFonts w:ascii="Meiryo UI" w:eastAsia="Meiryo UI" w:hAnsi="Meiryo UI" w:cs="Meiryo UI" w:hint="default"/>
       </w:rPr>
     </w:lvl>
     <w:lvl w:ilvl="2" w:tplc="0409000D" w:tentative="1">
@@ -22026,7 +21339,7 @@
         <w:ind w:left="1320" w:hanging="440"/>
       </w:pPr>
       <w:rPr>
-        <w:rFonts w:ascii="Meiryo UI" w:hAnsi="Meiryo UI" w:eastAsia="Meiryo UI" w:cs="Meiryo UI" w:hint="default"/>
+        <w:rFonts w:ascii="Meiryo UI" w:eastAsia="Meiryo UI" w:hAnsi="Meiryo UI" w:cs="Meiryo UI" w:hint="default"/>
       </w:rPr>
     </w:lvl>
     <w:lvl w:ilvl="3" w:tplc="04090001" w:tentative="1">
@@ -22038,7 +21351,7 @@
         <w:ind w:left="1760" w:hanging="440"/>
       </w:pPr>
       <w:rPr>
-        <w:rFonts w:ascii="Meiryo UI" w:hAnsi="Meiryo UI" w:eastAsia="Meiryo UI" w:cs="Meiryo UI" w:hint="default"/>
+        <w:rFonts w:ascii="Meiryo UI" w:eastAsia="Meiryo UI" w:hAnsi="Meiryo UI" w:cs="Meiryo UI" w:hint="default"/>
       </w:rPr>
     </w:lvl>
     <w:lvl w:ilvl="4" w:tplc="0409000B" w:tentative="1">
@@ -22050,7 +21363,7 @@
         <w:ind w:left="2200" w:hanging="440"/>
       </w:pPr>
       <w:rPr>
-        <w:rFonts w:ascii="Meiryo UI" w:hAnsi="Meiryo UI" w:eastAsia="Meiryo UI" w:cs="Meiryo UI" w:hint="default"/>
+        <w:rFonts w:ascii="Meiryo UI" w:eastAsia="Meiryo UI" w:hAnsi="Meiryo UI" w:cs="Meiryo UI" w:hint="default"/>
       </w:rPr>
     </w:lvl>
     <w:lvl w:ilvl="5" w:tplc="0409000D" w:tentative="1">
@@ -22062,7 +21375,7 @@
         <w:ind w:left="2640" w:hanging="440"/>
       </w:pPr>
       <w:rPr>
-        <w:rFonts w:ascii="Meiryo UI" w:hAnsi="Meiryo UI" w:eastAsia="Meiryo UI" w:cs="Meiryo UI" w:hint="default"/>
+        <w:rFonts w:ascii="Meiryo UI" w:eastAsia="Meiryo UI" w:hAnsi="Meiryo UI" w:cs="Meiryo UI" w:hint="default"/>
       </w:rPr>
     </w:lvl>
     <w:lvl w:ilvl="6" w:tplc="04090001" w:tentative="1">
@@ -22074,7 +21387,7 @@
         <w:ind w:left="3080" w:hanging="440"/>
       </w:pPr>
       <w:rPr>
-        <w:rFonts w:ascii="Meiryo UI" w:hAnsi="Meiryo UI" w:eastAsia="Meiryo UI" w:cs="Meiryo UI" w:hint="default"/>
+        <w:rFonts w:ascii="Meiryo UI" w:eastAsia="Meiryo UI" w:hAnsi="Meiryo UI" w:cs="Meiryo UI" w:hint="default"/>
       </w:rPr>
     </w:lvl>
     <w:lvl w:ilvl="7" w:tplc="0409000B" w:tentative="1">
@@ -22086,7 +21399,7 @@
         <w:ind w:left="3520" w:hanging="440"/>
       </w:pPr>
       <w:rPr>
-        <w:rFonts w:ascii="Meiryo UI" w:hAnsi="Meiryo UI" w:eastAsia="Meiryo UI" w:cs="Meiryo UI" w:hint="default"/>
+        <w:rFonts w:ascii="Meiryo UI" w:eastAsia="Meiryo UI" w:hAnsi="Meiryo UI" w:cs="Meiryo UI" w:hint="default"/>
       </w:rPr>
     </w:lvl>
     <w:lvl w:ilvl="8" w:tplc="0409000D" w:tentative="1">
@@ -22098,7 +21411,7 @@
         <w:ind w:left="3960" w:hanging="440"/>
       </w:pPr>
       <w:rPr>
-        <w:rFonts w:ascii="Meiryo UI" w:hAnsi="Meiryo UI" w:eastAsia="Meiryo UI" w:cs="Meiryo UI" w:hint="default"/>
+        <w:rFonts w:ascii="Meiryo UI" w:eastAsia="Meiryo UI" w:hAnsi="Meiryo UI" w:cs="Meiryo UI" w:hint="default"/>
       </w:rPr>
     </w:lvl>
   </w:abstractNum>
@@ -22228,7 +21541,7 @@
         <w:ind w:left="800" w:hanging="440"/>
       </w:pPr>
       <w:rPr>
-        <w:rFonts w:ascii="Meiryo UI" w:hAnsi="Meiryo UI" w:eastAsia="Meiryo UI" w:cs="Meiryo UI" w:hint="default"/>
+        <w:rFonts w:ascii="Meiryo UI" w:eastAsia="Meiryo UI" w:hAnsi="Meiryo UI" w:cs="Meiryo UI" w:hint="default"/>
         <w:u w:val="none"/>
       </w:rPr>
     </w:lvl>
@@ -22241,7 +21554,7 @@
         <w:ind w:left="1520" w:hanging="440"/>
       </w:pPr>
       <w:rPr>
-        <w:rFonts w:ascii="Meiryo UI" w:hAnsi="Meiryo UI" w:eastAsia="Meiryo UI" w:cs="Meiryo UI" w:hint="default"/>
+        <w:rFonts w:ascii="Meiryo UI" w:eastAsia="Meiryo UI" w:hAnsi="Meiryo UI" w:cs="Meiryo UI" w:hint="default"/>
       </w:rPr>
     </w:lvl>
     <w:lvl w:ilvl="2">
@@ -22342,7 +21655,7 @@
         <w:ind w:left="1160" w:hanging="440"/>
       </w:pPr>
       <w:rPr>
-        <w:rFonts w:ascii="Meiryo UI" w:hAnsi="Meiryo UI" w:eastAsia="Meiryo UI" w:cs="Meiryo UI" w:hint="default"/>
+        <w:rFonts w:ascii="Meiryo UI" w:eastAsia="Meiryo UI" w:hAnsi="Meiryo UI" w:cs="Meiryo UI" w:hint="default"/>
       </w:rPr>
     </w:lvl>
     <w:lvl w:ilvl="1" w:tplc="0409000B" w:tentative="1">
@@ -22354,7 +21667,7 @@
         <w:ind w:left="1600" w:hanging="440"/>
       </w:pPr>
       <w:rPr>
-        <w:rFonts w:ascii="Meiryo UI" w:hAnsi="Meiryo UI" w:eastAsia="Meiryo UI" w:cs="Meiryo UI" w:hint="default"/>
+        <w:rFonts w:ascii="Meiryo UI" w:eastAsia="Meiryo UI" w:hAnsi="Meiryo UI" w:cs="Meiryo UI" w:hint="default"/>
       </w:rPr>
     </w:lvl>
     <w:lvl w:ilvl="2" w:tplc="0409000D" w:tentative="1">
@@ -22366,7 +21679,7 @@
         <w:ind w:left="2040" w:hanging="440"/>
       </w:pPr>
       <w:rPr>
-        <w:rFonts w:ascii="Meiryo UI" w:hAnsi="Meiryo UI" w:eastAsia="Meiryo UI" w:cs="Meiryo UI" w:hint="default"/>
+        <w:rFonts w:ascii="Meiryo UI" w:eastAsia="Meiryo UI" w:hAnsi="Meiryo UI" w:cs="Meiryo UI" w:hint="default"/>
       </w:rPr>
     </w:lvl>
     <w:lvl w:ilvl="3" w:tplc="04090001" w:tentative="1">
@@ -22378,7 +21691,7 @@
         <w:ind w:left="2480" w:hanging="440"/>
       </w:pPr>
       <w:rPr>
-        <w:rFonts w:ascii="Meiryo UI" w:hAnsi="Meiryo UI" w:eastAsia="Meiryo UI" w:cs="Meiryo UI" w:hint="default"/>
+        <w:rFonts w:ascii="Meiryo UI" w:eastAsia="Meiryo UI" w:hAnsi="Meiryo UI" w:cs="Meiryo UI" w:hint="default"/>
       </w:rPr>
     </w:lvl>
     <w:lvl w:ilvl="4" w:tplc="0409000B" w:tentative="1">
@@ -22390,7 +21703,7 @@
         <w:ind w:left="2920" w:hanging="440"/>
       </w:pPr>
       <w:rPr>
-        <w:rFonts w:ascii="Meiryo UI" w:hAnsi="Meiryo UI" w:eastAsia="Meiryo UI" w:cs="Meiryo UI" w:hint="default"/>
+        <w:rFonts w:ascii="Meiryo UI" w:eastAsia="Meiryo UI" w:hAnsi="Meiryo UI" w:cs="Meiryo UI" w:hint="default"/>
       </w:rPr>
     </w:lvl>
     <w:lvl w:ilvl="5" w:tplc="0409000D" w:tentative="1">
@@ -22402,7 +21715,7 @@
         <w:ind w:left="3360" w:hanging="440"/>
       </w:pPr>
       <w:rPr>
-        <w:rFonts w:ascii="Meiryo UI" w:hAnsi="Meiryo UI" w:eastAsia="Meiryo UI" w:cs="Meiryo UI" w:hint="default"/>
+        <w:rFonts w:ascii="Meiryo UI" w:eastAsia="Meiryo UI" w:hAnsi="Meiryo UI" w:cs="Meiryo UI" w:hint="default"/>
       </w:rPr>
     </w:lvl>
     <w:lvl w:ilvl="6" w:tplc="04090001" w:tentative="1">
@@ -22414,7 +21727,7 @@
         <w:ind w:left="3800" w:hanging="440"/>
       </w:pPr>
       <w:rPr>
-        <w:rFonts w:ascii="Meiryo UI" w:hAnsi="Meiryo UI" w:eastAsia="Meiryo UI" w:cs="Meiryo UI" w:hint="default"/>
+        <w:rFonts w:ascii="Meiryo UI" w:eastAsia="Meiryo UI" w:hAnsi="Meiryo UI" w:cs="Meiryo UI" w:hint="default"/>
       </w:rPr>
     </w:lvl>
     <w:lvl w:ilvl="7" w:tplc="0409000B" w:tentative="1">
@@ -22426,7 +21739,7 @@
         <w:ind w:left="4240" w:hanging="440"/>
       </w:pPr>
       <w:rPr>
-        <w:rFonts w:ascii="Meiryo UI" w:hAnsi="Meiryo UI" w:eastAsia="Meiryo UI" w:cs="Meiryo UI" w:hint="default"/>
+        <w:rFonts w:ascii="Meiryo UI" w:eastAsia="Meiryo UI" w:hAnsi="Meiryo UI" w:cs="Meiryo UI" w:hint="default"/>
       </w:rPr>
     </w:lvl>
     <w:lvl w:ilvl="8" w:tplc="0409000D" w:tentative="1">
@@ -22438,7 +21751,7 @@
         <w:ind w:left="4680" w:hanging="440"/>
       </w:pPr>
       <w:rPr>
-        <w:rFonts w:ascii="Meiryo UI" w:hAnsi="Meiryo UI" w:eastAsia="Meiryo UI" w:cs="Meiryo UI" w:hint="default"/>
+        <w:rFonts w:ascii="Meiryo UI" w:eastAsia="Meiryo UI" w:hAnsi="Meiryo UI" w:cs="Meiryo UI" w:hint="default"/>
       </w:rPr>
     </w:lvl>
   </w:abstractNum>
@@ -22455,7 +21768,7 @@
         <w:ind w:left="800" w:hanging="440"/>
       </w:pPr>
       <w:rPr>
-        <w:rFonts w:ascii="Meiryo UI" w:hAnsi="Meiryo UI" w:eastAsia="Meiryo UI" w:cs="Meiryo UI" w:hint="default"/>
+        <w:rFonts w:ascii="Meiryo UI" w:eastAsia="Meiryo UI" w:hAnsi="Meiryo UI" w:cs="Meiryo UI" w:hint="default"/>
         <w:u w:val="none"/>
       </w:rPr>
     </w:lvl>
@@ -22569,7 +21882,7 @@
         <w:ind w:left="800" w:hanging="440"/>
       </w:pPr>
       <w:rPr>
-        <w:rFonts w:ascii="Meiryo UI" w:hAnsi="Meiryo UI" w:eastAsia="Meiryo UI" w:cs="Meiryo UI" w:hint="default"/>
+        <w:rFonts w:ascii="Meiryo UI" w:eastAsia="Meiryo UI" w:hAnsi="Meiryo UI" w:cs="Meiryo UI" w:hint="default"/>
         <w:u w:val="none"/>
       </w:rPr>
     </w:lvl>
@@ -22582,7 +21895,7 @@
         <w:ind w:left="1520" w:hanging="440"/>
       </w:pPr>
       <w:rPr>
-        <w:rFonts w:ascii="Meiryo UI" w:hAnsi="Meiryo UI" w:eastAsia="Meiryo UI" w:cs="Meiryo UI" w:hint="default"/>
+        <w:rFonts w:ascii="Meiryo UI" w:eastAsia="Meiryo UI" w:hAnsi="Meiryo UI" w:cs="Meiryo UI" w:hint="default"/>
       </w:rPr>
     </w:lvl>
     <w:lvl w:ilvl="2">
@@ -22683,7 +21996,7 @@
         <w:ind w:left="800" w:hanging="440"/>
       </w:pPr>
       <w:rPr>
-        <w:rFonts w:ascii="Meiryo UI" w:hAnsi="Meiryo UI" w:eastAsia="Meiryo UI" w:cs="Meiryo UI" w:hint="default"/>
+        <w:rFonts w:ascii="Meiryo UI" w:eastAsia="Meiryo UI" w:hAnsi="Meiryo UI" w:cs="Meiryo UI" w:hint="default"/>
         <w:u w:val="none"/>
       </w:rPr>
     </w:lvl>
@@ -22696,7 +22009,7 @@
         <w:ind w:left="1520" w:hanging="440"/>
       </w:pPr>
       <w:rPr>
-        <w:rFonts w:ascii="Meiryo UI" w:hAnsi="Meiryo UI" w:eastAsia="Meiryo UI" w:cs="Meiryo UI" w:hint="default"/>
+        <w:rFonts w:ascii="Meiryo UI" w:eastAsia="Meiryo UI" w:hAnsi="Meiryo UI" w:cs="Meiryo UI" w:hint="default"/>
       </w:rPr>
     </w:lvl>
     <w:lvl w:ilvl="2">
@@ -22797,7 +22110,7 @@
         <w:ind w:left="440" w:hanging="440"/>
       </w:pPr>
       <w:rPr>
-        <w:rFonts w:ascii="Meiryo UI" w:hAnsi="Meiryo UI" w:eastAsia="Meiryo UI" w:cs="Meiryo UI" w:hint="default"/>
+        <w:rFonts w:ascii="Meiryo UI" w:eastAsia="Meiryo UI" w:hAnsi="Meiryo UI" w:cs="Meiryo UI" w:hint="default"/>
       </w:rPr>
     </w:lvl>
     <w:lvl w:ilvl="1" w:tplc="0409000B" w:tentative="1">
@@ -22809,7 +22122,7 @@
         <w:ind w:left="880" w:hanging="440"/>
       </w:pPr>
       <w:rPr>
-        <w:rFonts w:ascii="Meiryo UI" w:hAnsi="Meiryo UI" w:eastAsia="Meiryo UI" w:cs="Meiryo UI" w:hint="default"/>
+        <w:rFonts w:ascii="Meiryo UI" w:eastAsia="Meiryo UI" w:hAnsi="Meiryo UI" w:cs="Meiryo UI" w:hint="default"/>
       </w:rPr>
     </w:lvl>
     <w:lvl w:ilvl="2" w:tplc="0409000D" w:tentative="1">
@@ -22821,7 +22134,7 @@
         <w:ind w:left="1320" w:hanging="440"/>
       </w:pPr>
       <w:rPr>
-        <w:rFonts w:ascii="Meiryo UI" w:hAnsi="Meiryo UI" w:eastAsia="Meiryo UI" w:cs="Meiryo UI" w:hint="default"/>
+        <w:rFonts w:ascii="Meiryo UI" w:eastAsia="Meiryo UI" w:hAnsi="Meiryo UI" w:cs="Meiryo UI" w:hint="default"/>
       </w:rPr>
     </w:lvl>
     <w:lvl w:ilvl="3" w:tplc="04090001" w:tentative="1">
@@ -22833,7 +22146,7 @@
         <w:ind w:left="1760" w:hanging="440"/>
       </w:pPr>
       <w:rPr>
-        <w:rFonts w:ascii="Meiryo UI" w:hAnsi="Meiryo UI" w:eastAsia="Meiryo UI" w:cs="Meiryo UI" w:hint="default"/>
+        <w:rFonts w:ascii="Meiryo UI" w:eastAsia="Meiryo UI" w:hAnsi="Meiryo UI" w:cs="Meiryo UI" w:hint="default"/>
       </w:rPr>
     </w:lvl>
     <w:lvl w:ilvl="4" w:tplc="0409000B" w:tentative="1">
@@ -22845,7 +22158,7 @@
         <w:ind w:left="2200" w:hanging="440"/>
       </w:pPr>
       <w:rPr>
-        <w:rFonts w:ascii="Meiryo UI" w:hAnsi="Meiryo UI" w:eastAsia="Meiryo UI" w:cs="Meiryo UI" w:hint="default"/>
+        <w:rFonts w:ascii="Meiryo UI" w:eastAsia="Meiryo UI" w:hAnsi="Meiryo UI" w:cs="Meiryo UI" w:hint="default"/>
       </w:rPr>
     </w:lvl>
     <w:lvl w:ilvl="5" w:tplc="0409000D" w:tentative="1">
@@ -22857,7 +22170,7 @@
         <w:ind w:left="2640" w:hanging="440"/>
       </w:pPr>
       <w:rPr>
-        <w:rFonts w:ascii="Meiryo UI" w:hAnsi="Meiryo UI" w:eastAsia="Meiryo UI" w:cs="Meiryo UI" w:hint="default"/>
+        <w:rFonts w:ascii="Meiryo UI" w:eastAsia="Meiryo UI" w:hAnsi="Meiryo UI" w:cs="Meiryo UI" w:hint="default"/>
       </w:rPr>
     </w:lvl>
     <w:lvl w:ilvl="6" w:tplc="04090001" w:tentative="1">
@@ -22869,7 +22182,7 @@
         <w:ind w:left="3080" w:hanging="440"/>
       </w:pPr>
       <w:rPr>
-        <w:rFonts w:ascii="Meiryo UI" w:hAnsi="Meiryo UI" w:eastAsia="Meiryo UI" w:cs="Meiryo UI" w:hint="default"/>
+        <w:rFonts w:ascii="Meiryo UI" w:eastAsia="Meiryo UI" w:hAnsi="Meiryo UI" w:cs="Meiryo UI" w:hint="default"/>
       </w:rPr>
     </w:lvl>
     <w:lvl w:ilvl="7" w:tplc="0409000B" w:tentative="1">
@@ -22881,7 +22194,7 @@
         <w:ind w:left="3520" w:hanging="440"/>
       </w:pPr>
       <w:rPr>
-        <w:rFonts w:ascii="Meiryo UI" w:hAnsi="Meiryo UI" w:eastAsia="Meiryo UI" w:cs="Meiryo UI" w:hint="default"/>
+        <w:rFonts w:ascii="Meiryo UI" w:eastAsia="Meiryo UI" w:hAnsi="Meiryo UI" w:cs="Meiryo UI" w:hint="default"/>
       </w:rPr>
     </w:lvl>
     <w:lvl w:ilvl="8" w:tplc="0409000D" w:tentative="1">
@@ -22893,7 +22206,7 @@
         <w:ind w:left="3960" w:hanging="440"/>
       </w:pPr>
       <w:rPr>
-        <w:rFonts w:ascii="Meiryo UI" w:hAnsi="Meiryo UI" w:eastAsia="Meiryo UI" w:cs="Meiryo UI" w:hint="default"/>
+        <w:rFonts w:ascii="Meiryo UI" w:eastAsia="Meiryo UI" w:hAnsi="Meiryo UI" w:cs="Meiryo UI" w:hint="default"/>
       </w:rPr>
     </w:lvl>
   </w:abstractNum>
@@ -23023,7 +22336,7 @@
         <w:ind w:left="440" w:hanging="440"/>
       </w:pPr>
       <w:rPr>
-        <w:rFonts w:ascii="Meiryo UI" w:hAnsi="Meiryo UI" w:eastAsia="Meiryo UI" w:cs="Meiryo UI" w:hint="default"/>
+        <w:rFonts w:ascii="Meiryo UI" w:eastAsia="Meiryo UI" w:hAnsi="Meiryo UI" w:cs="Meiryo UI" w:hint="default"/>
       </w:rPr>
     </w:lvl>
     <w:lvl w:ilvl="1" w:tplc="0409000B" w:tentative="1">
@@ -23035,7 +22348,7 @@
         <w:ind w:left="880" w:hanging="440"/>
       </w:pPr>
       <w:rPr>
-        <w:rFonts w:ascii="Meiryo UI" w:hAnsi="Meiryo UI" w:eastAsia="Meiryo UI" w:cs="Meiryo UI" w:hint="default"/>
+        <w:rFonts w:ascii="Meiryo UI" w:eastAsia="Meiryo UI" w:hAnsi="Meiryo UI" w:cs="Meiryo UI" w:hint="default"/>
       </w:rPr>
     </w:lvl>
     <w:lvl w:ilvl="2" w:tplc="0409000D" w:tentative="1">
@@ -23047,7 +22360,7 @@
         <w:ind w:left="1320" w:hanging="440"/>
       </w:pPr>
       <w:rPr>
-        <w:rFonts w:ascii="Meiryo UI" w:hAnsi="Meiryo UI" w:eastAsia="Meiryo UI" w:cs="Meiryo UI" w:hint="default"/>
+        <w:rFonts w:ascii="Meiryo UI" w:eastAsia="Meiryo UI" w:hAnsi="Meiryo UI" w:cs="Meiryo UI" w:hint="default"/>
       </w:rPr>
     </w:lvl>
     <w:lvl w:ilvl="3" w:tplc="04090001" w:tentative="1">
@@ -23059,7 +22372,7 @@
         <w:ind w:left="1760" w:hanging="440"/>
       </w:pPr>
       <w:rPr>
-        <w:rFonts w:ascii="Meiryo UI" w:hAnsi="Meiryo UI" w:eastAsia="Meiryo UI" w:cs="Meiryo UI" w:hint="default"/>
+        <w:rFonts w:ascii="Meiryo UI" w:eastAsia="Meiryo UI" w:hAnsi="Meiryo UI" w:cs="Meiryo UI" w:hint="default"/>
       </w:rPr>
     </w:lvl>
     <w:lvl w:ilvl="4" w:tplc="0409000B" w:tentative="1">
@@ -23071,7 +22384,7 @@
         <w:ind w:left="2200" w:hanging="440"/>
       </w:pPr>
       <w:rPr>
-        <w:rFonts w:ascii="Meiryo UI" w:hAnsi="Meiryo UI" w:eastAsia="Meiryo UI" w:cs="Meiryo UI" w:hint="default"/>
+        <w:rFonts w:ascii="Meiryo UI" w:eastAsia="Meiryo UI" w:hAnsi="Meiryo UI" w:cs="Meiryo UI" w:hint="default"/>
       </w:rPr>
     </w:lvl>
     <w:lvl w:ilvl="5" w:tplc="0409000D" w:tentative="1">
@@ -23083,7 +22396,7 @@
         <w:ind w:left="2640" w:hanging="440"/>
       </w:pPr>
       <w:rPr>
-        <w:rFonts w:ascii="Meiryo UI" w:hAnsi="Meiryo UI" w:eastAsia="Meiryo UI" w:cs="Meiryo UI" w:hint="default"/>
+        <w:rFonts w:ascii="Meiryo UI" w:eastAsia="Meiryo UI" w:hAnsi="Meiryo UI" w:cs="Meiryo UI" w:hint="default"/>
       </w:rPr>
     </w:lvl>
     <w:lvl w:ilvl="6" w:tplc="04090001" w:tentative="1">
@@ -23095,7 +22408,7 @@
         <w:ind w:left="3080" w:hanging="440"/>
       </w:pPr>
       <w:rPr>
-        <w:rFonts w:ascii="Meiryo UI" w:hAnsi="Meiryo UI" w:eastAsia="Meiryo UI" w:cs="Meiryo UI" w:hint="default"/>
+        <w:rFonts w:ascii="Meiryo UI" w:eastAsia="Meiryo UI" w:hAnsi="Meiryo UI" w:cs="Meiryo UI" w:hint="default"/>
       </w:rPr>
     </w:lvl>
     <w:lvl w:ilvl="7" w:tplc="0409000B" w:tentative="1">
@@ -23107,7 +22420,7 @@
         <w:ind w:left="3520" w:hanging="440"/>
       </w:pPr>
       <w:rPr>
-        <w:rFonts w:ascii="Meiryo UI" w:hAnsi="Meiryo UI" w:eastAsia="Meiryo UI" w:cs="Meiryo UI" w:hint="default"/>
+        <w:rFonts w:ascii="Meiryo UI" w:eastAsia="Meiryo UI" w:hAnsi="Meiryo UI" w:cs="Meiryo UI" w:hint="default"/>
       </w:rPr>
     </w:lvl>
     <w:lvl w:ilvl="8" w:tplc="0409000D" w:tentative="1">
@@ -23119,7 +22432,7 @@
         <w:ind w:left="3960" w:hanging="440"/>
       </w:pPr>
       <w:rPr>
-        <w:rFonts w:ascii="Meiryo UI" w:hAnsi="Meiryo UI" w:eastAsia="Meiryo UI" w:cs="Meiryo UI" w:hint="default"/>
+        <w:rFonts w:ascii="Meiryo UI" w:eastAsia="Meiryo UI" w:hAnsi="Meiryo UI" w:cs="Meiryo UI" w:hint="default"/>
       </w:rPr>
     </w:lvl>
   </w:abstractNum>
@@ -23145,7 +22458,7 @@
         <w:ind w:left="440" w:hanging="440"/>
       </w:pPr>
       <w:rPr>
-        <w:rFonts w:ascii="Meiryo UI" w:hAnsi="Meiryo UI" w:eastAsia="Meiryo UI" w:cs="Meiryo UI" w:hint="default"/>
+        <w:rFonts w:ascii="Meiryo UI" w:eastAsia="Meiryo UI" w:hAnsi="Meiryo UI" w:cs="Meiryo UI" w:hint="default"/>
       </w:rPr>
     </w:lvl>
     <w:lvl w:ilvl="2" w:tplc="04090003">
@@ -23157,7 +22470,7 @@
         <w:ind w:left="440" w:hanging="440"/>
       </w:pPr>
       <w:rPr>
-        <w:rFonts w:ascii="Meiryo UI" w:hAnsi="Meiryo UI" w:eastAsia="Meiryo UI" w:cs="Meiryo UI" w:hint="default"/>
+        <w:rFonts w:ascii="Meiryo UI" w:eastAsia="Meiryo UI" w:hAnsi="Meiryo UI" w:cs="Meiryo UI" w:hint="default"/>
       </w:rPr>
     </w:lvl>
     <w:lvl w:ilvl="3" w:tplc="0409000F" w:tentative="1">
@@ -23228,7 +22541,7 @@
         <w:ind w:left="800" w:hanging="440"/>
       </w:pPr>
       <w:rPr>
-        <w:rFonts w:ascii="Meiryo UI" w:hAnsi="Meiryo UI" w:eastAsia="Meiryo UI" w:cs="Meiryo UI" w:hint="default"/>
+        <w:rFonts w:ascii="Meiryo UI" w:eastAsia="Meiryo UI" w:hAnsi="Meiryo UI" w:cs="Meiryo UI" w:hint="default"/>
         <w:u w:val="none"/>
       </w:rPr>
     </w:lvl>
@@ -23342,7 +22655,7 @@
         <w:ind w:left="800" w:hanging="440"/>
       </w:pPr>
       <w:rPr>
-        <w:rFonts w:ascii="Meiryo UI" w:hAnsi="Meiryo UI" w:eastAsia="Meiryo UI" w:cs="Meiryo UI" w:hint="default"/>
+        <w:rFonts w:ascii="Meiryo UI" w:eastAsia="Meiryo UI" w:hAnsi="Meiryo UI" w:cs="Meiryo UI" w:hint="default"/>
         <w:u w:val="none"/>
       </w:rPr>
     </w:lvl>
@@ -23355,7 +22668,7 @@
         <w:ind w:left="1520" w:hanging="440"/>
       </w:pPr>
       <w:rPr>
-        <w:rFonts w:ascii="Meiryo UI" w:hAnsi="Meiryo UI" w:eastAsia="Meiryo UI" w:cs="Meiryo UI" w:hint="default"/>
+        <w:rFonts w:ascii="Meiryo UI" w:eastAsia="Meiryo UI" w:hAnsi="Meiryo UI" w:cs="Meiryo UI" w:hint="default"/>
       </w:rPr>
     </w:lvl>
     <w:lvl w:ilvl="2">
@@ -23456,7 +22769,7 @@
         <w:ind w:left="440" w:hanging="440"/>
       </w:pPr>
       <w:rPr>
-        <w:rFonts w:ascii="Meiryo UI" w:hAnsi="Meiryo UI" w:eastAsia="Meiryo UI" w:cs="Meiryo UI" w:hint="default"/>
+        <w:rFonts w:ascii="Meiryo UI" w:eastAsia="Meiryo UI" w:hAnsi="Meiryo UI" w:cs="Meiryo UI" w:hint="default"/>
       </w:rPr>
     </w:lvl>
     <w:lvl w:ilvl="1" w:tplc="0409000B" w:tentative="1">
@@ -23468,7 +22781,7 @@
         <w:ind w:left="880" w:hanging="440"/>
       </w:pPr>
       <w:rPr>
-        <w:rFonts w:ascii="Meiryo UI" w:hAnsi="Meiryo UI" w:eastAsia="Meiryo UI" w:cs="Meiryo UI" w:hint="default"/>
+        <w:rFonts w:ascii="Meiryo UI" w:eastAsia="Meiryo UI" w:hAnsi="Meiryo UI" w:cs="Meiryo UI" w:hint="default"/>
       </w:rPr>
     </w:lvl>
     <w:lvl w:ilvl="2" w:tplc="0409000D" w:tentative="1">
@@ -23480,7 +22793,7 @@
         <w:ind w:left="1320" w:hanging="440"/>
       </w:pPr>
       <w:rPr>
-        <w:rFonts w:ascii="Meiryo UI" w:hAnsi="Meiryo UI" w:eastAsia="Meiryo UI" w:cs="Meiryo UI" w:hint="default"/>
+        <w:rFonts w:ascii="Meiryo UI" w:eastAsia="Meiryo UI" w:hAnsi="Meiryo UI" w:cs="Meiryo UI" w:hint="default"/>
       </w:rPr>
     </w:lvl>
     <w:lvl w:ilvl="3" w:tplc="04090001" w:tentative="1">
@@ -23492,7 +22805,7 @@
         <w:ind w:left="1760" w:hanging="440"/>
       </w:pPr>
       <w:rPr>
-        <w:rFonts w:ascii="Meiryo UI" w:hAnsi="Meiryo UI" w:eastAsia="Meiryo UI" w:cs="Meiryo UI" w:hint="default"/>
+        <w:rFonts w:ascii="Meiryo UI" w:eastAsia="Meiryo UI" w:hAnsi="Meiryo UI" w:cs="Meiryo UI" w:hint="default"/>
       </w:rPr>
     </w:lvl>
     <w:lvl w:ilvl="4" w:tplc="0409000B" w:tentative="1">
@@ -23504,7 +22817,7 @@
         <w:ind w:left="2200" w:hanging="440"/>
       </w:pPr>
       <w:rPr>
-        <w:rFonts w:ascii="Meiryo UI" w:hAnsi="Meiryo UI" w:eastAsia="Meiryo UI" w:cs="Meiryo UI" w:hint="default"/>
+        <w:rFonts w:ascii="Meiryo UI" w:eastAsia="Meiryo UI" w:hAnsi="Meiryo UI" w:cs="Meiryo UI" w:hint="default"/>
       </w:rPr>
     </w:lvl>
     <w:lvl w:ilvl="5" w:tplc="0409000D" w:tentative="1">
@@ -23516,7 +22829,7 @@
         <w:ind w:left="2640" w:hanging="440"/>
       </w:pPr>
       <w:rPr>
-        <w:rFonts w:ascii="Meiryo UI" w:hAnsi="Meiryo UI" w:eastAsia="Meiryo UI" w:cs="Meiryo UI" w:hint="default"/>
+        <w:rFonts w:ascii="Meiryo UI" w:eastAsia="Meiryo UI" w:hAnsi="Meiryo UI" w:cs="Meiryo UI" w:hint="default"/>
       </w:rPr>
     </w:lvl>
     <w:lvl w:ilvl="6" w:tplc="04090001" w:tentative="1">
@@ -23528,7 +22841,7 @@
         <w:ind w:left="3080" w:hanging="440"/>
       </w:pPr>
       <w:rPr>
-        <w:rFonts w:ascii="Meiryo UI" w:hAnsi="Meiryo UI" w:eastAsia="Meiryo UI" w:cs="Meiryo UI" w:hint="default"/>
+        <w:rFonts w:ascii="Meiryo UI" w:eastAsia="Meiryo UI" w:hAnsi="Meiryo UI" w:cs="Meiryo UI" w:hint="default"/>
       </w:rPr>
     </w:lvl>
     <w:lvl w:ilvl="7" w:tplc="0409000B" w:tentative="1">
@@ -23540,7 +22853,7 @@
         <w:ind w:left="3520" w:hanging="440"/>
       </w:pPr>
       <w:rPr>
-        <w:rFonts w:ascii="Meiryo UI" w:hAnsi="Meiryo UI" w:eastAsia="Meiryo UI" w:cs="Meiryo UI" w:hint="default"/>
+        <w:rFonts w:ascii="Meiryo UI" w:eastAsia="Meiryo UI" w:hAnsi="Meiryo UI" w:cs="Meiryo UI" w:hint="default"/>
       </w:rPr>
     </w:lvl>
     <w:lvl w:ilvl="8" w:tplc="0409000D" w:tentative="1">
@@ -23552,7 +22865,7 @@
         <w:ind w:left="3960" w:hanging="440"/>
       </w:pPr>
       <w:rPr>
-        <w:rFonts w:ascii="Meiryo UI" w:hAnsi="Meiryo UI" w:eastAsia="Meiryo UI" w:cs="Meiryo UI" w:hint="default"/>
+        <w:rFonts w:ascii="Meiryo UI" w:eastAsia="Meiryo UI" w:hAnsi="Meiryo UI" w:cs="Meiryo UI" w:hint="default"/>
       </w:rPr>
     </w:lvl>
   </w:abstractNum>
@@ -23569,7 +22882,7 @@
         <w:ind w:left="440" w:hanging="440"/>
       </w:pPr>
       <w:rPr>
-        <w:rFonts w:ascii="Meiryo UI" w:hAnsi="Meiryo UI" w:eastAsia="Meiryo UI" w:cs="Meiryo UI" w:hint="default"/>
+        <w:rFonts w:ascii="Meiryo UI" w:eastAsia="Meiryo UI" w:hAnsi="Meiryo UI" w:cs="Meiryo UI" w:hint="default"/>
       </w:rPr>
     </w:lvl>
     <w:lvl w:ilvl="1" w:tplc="0409000B" w:tentative="1">
@@ -23581,7 +22894,7 @@
         <w:ind w:left="880" w:hanging="440"/>
       </w:pPr>
       <w:rPr>
-        <w:rFonts w:ascii="Meiryo UI" w:hAnsi="Meiryo UI" w:eastAsia="Meiryo UI" w:cs="Meiryo UI" w:hint="default"/>
+        <w:rFonts w:ascii="Meiryo UI" w:eastAsia="Meiryo UI" w:hAnsi="Meiryo UI" w:cs="Meiryo UI" w:hint="default"/>
       </w:rPr>
     </w:lvl>
     <w:lvl w:ilvl="2" w:tplc="0409000D" w:tentative="1">
@@ -23593,7 +22906,7 @@
         <w:ind w:left="1320" w:hanging="440"/>
       </w:pPr>
       <w:rPr>
-        <w:rFonts w:ascii="Meiryo UI" w:hAnsi="Meiryo UI" w:eastAsia="Meiryo UI" w:cs="Meiryo UI" w:hint="default"/>
+        <w:rFonts w:ascii="Meiryo UI" w:eastAsia="Meiryo UI" w:hAnsi="Meiryo UI" w:cs="Meiryo UI" w:hint="default"/>
       </w:rPr>
     </w:lvl>
     <w:lvl w:ilvl="3" w:tplc="04090001" w:tentative="1">
@@ -23605,7 +22918,7 @@
         <w:ind w:left="1760" w:hanging="440"/>
       </w:pPr>
       <w:rPr>
-        <w:rFonts w:ascii="Meiryo UI" w:hAnsi="Meiryo UI" w:eastAsia="Meiryo UI" w:cs="Meiryo UI" w:hint="default"/>
+        <w:rFonts w:ascii="Meiryo UI" w:eastAsia="Meiryo UI" w:hAnsi="Meiryo UI" w:cs="Meiryo UI" w:hint="default"/>
       </w:rPr>
     </w:lvl>
     <w:lvl w:ilvl="4" w:tplc="0409000B" w:tentative="1">
@@ -23617,7 +22930,7 @@
         <w:ind w:left="2200" w:hanging="440"/>
       </w:pPr>
       <w:rPr>
-        <w:rFonts w:ascii="Meiryo UI" w:hAnsi="Meiryo UI" w:eastAsia="Meiryo UI" w:cs="Meiryo UI" w:hint="default"/>
+        <w:rFonts w:ascii="Meiryo UI" w:eastAsia="Meiryo UI" w:hAnsi="Meiryo UI" w:cs="Meiryo UI" w:hint="default"/>
       </w:rPr>
     </w:lvl>
     <w:lvl w:ilvl="5" w:tplc="0409000D" w:tentative="1">
@@ -23629,7 +22942,7 @@
         <w:ind w:left="2640" w:hanging="440"/>
       </w:pPr>
       <w:rPr>
-        <w:rFonts w:ascii="Meiryo UI" w:hAnsi="Meiryo UI" w:eastAsia="Meiryo UI" w:cs="Meiryo UI" w:hint="default"/>
+        <w:rFonts w:ascii="Meiryo UI" w:eastAsia="Meiryo UI" w:hAnsi="Meiryo UI" w:cs="Meiryo UI" w:hint="default"/>
       </w:rPr>
     </w:lvl>
     <w:lvl w:ilvl="6" w:tplc="04090001" w:tentative="1">
@@ -23641,7 +22954,7 @@
         <w:ind w:left="3080" w:hanging="440"/>
       </w:pPr>
       <w:rPr>
-        <w:rFonts w:ascii="Meiryo UI" w:hAnsi="Meiryo UI" w:eastAsia="Meiryo UI" w:cs="Meiryo UI" w:hint="default"/>
+        <w:rFonts w:ascii="Meiryo UI" w:eastAsia="Meiryo UI" w:hAnsi="Meiryo UI" w:cs="Meiryo UI" w:hint="default"/>
       </w:rPr>
     </w:lvl>
     <w:lvl w:ilvl="7" w:tplc="0409000B" w:tentative="1">
@@ -23653,7 +22966,7 @@
         <w:ind w:left="3520" w:hanging="440"/>
       </w:pPr>
       <w:rPr>
-        <w:rFonts w:ascii="Meiryo UI" w:hAnsi="Meiryo UI" w:eastAsia="Meiryo UI" w:cs="Meiryo UI" w:hint="default"/>
+        <w:rFonts w:ascii="Meiryo UI" w:eastAsia="Meiryo UI" w:hAnsi="Meiryo UI" w:cs="Meiryo UI" w:hint="default"/>
       </w:rPr>
     </w:lvl>
     <w:lvl w:ilvl="8" w:tplc="0409000D" w:tentative="1">
@@ -23665,7 +22978,7 @@
         <w:ind w:left="3960" w:hanging="440"/>
       </w:pPr>
       <w:rPr>
-        <w:rFonts w:ascii="Meiryo UI" w:hAnsi="Meiryo UI" w:eastAsia="Meiryo UI" w:cs="Meiryo UI" w:hint="default"/>
+        <w:rFonts w:ascii="Meiryo UI" w:eastAsia="Meiryo UI" w:hAnsi="Meiryo UI" w:cs="Meiryo UI" w:hint="default"/>
       </w:rPr>
     </w:lvl>
   </w:abstractNum>
@@ -23682,7 +22995,7 @@
         <w:ind w:left="440" w:hanging="440"/>
       </w:pPr>
       <w:rPr>
-        <w:rFonts w:ascii="Meiryo UI" w:hAnsi="Meiryo UI" w:eastAsia="Meiryo UI" w:cs="Meiryo UI" w:hint="default"/>
+        <w:rFonts w:ascii="Meiryo UI" w:eastAsia="Meiryo UI" w:hAnsi="Meiryo UI" w:cs="Meiryo UI" w:hint="default"/>
       </w:rPr>
     </w:lvl>
     <w:lvl w:ilvl="1" w:tplc="0409000B" w:tentative="1">
@@ -23694,7 +23007,7 @@
         <w:ind w:left="880" w:hanging="440"/>
       </w:pPr>
       <w:rPr>
-        <w:rFonts w:ascii="Meiryo UI" w:hAnsi="Meiryo UI" w:eastAsia="Meiryo UI" w:cs="Meiryo UI" w:hint="default"/>
+        <w:rFonts w:ascii="Meiryo UI" w:eastAsia="Meiryo UI" w:hAnsi="Meiryo UI" w:cs="Meiryo UI" w:hint="default"/>
       </w:rPr>
     </w:lvl>
     <w:lvl w:ilvl="2" w:tplc="0409000D" w:tentative="1">
@@ -23706,7 +23019,7 @@
         <w:ind w:left="1320" w:hanging="440"/>
       </w:pPr>
       <w:rPr>
-        <w:rFonts w:ascii="Meiryo UI" w:hAnsi="Meiryo UI" w:eastAsia="Meiryo UI" w:cs="Meiryo UI" w:hint="default"/>
+        <w:rFonts w:ascii="Meiryo UI" w:eastAsia="Meiryo UI" w:hAnsi="Meiryo UI" w:cs="Meiryo UI" w:hint="default"/>
       </w:rPr>
     </w:lvl>
     <w:lvl w:ilvl="3" w:tplc="04090001" w:tentative="1">
@@ -23718,7 +23031,7 @@
         <w:ind w:left="1760" w:hanging="440"/>
       </w:pPr>
       <w:rPr>
-        <w:rFonts w:ascii="Meiryo UI" w:hAnsi="Meiryo UI" w:eastAsia="Meiryo UI" w:cs="Meiryo UI" w:hint="default"/>
+        <w:rFonts w:ascii="Meiryo UI" w:eastAsia="Meiryo UI" w:hAnsi="Meiryo UI" w:cs="Meiryo UI" w:hint="default"/>
       </w:rPr>
     </w:lvl>
     <w:lvl w:ilvl="4" w:tplc="0409000B" w:tentative="1">
@@ -23730,7 +23043,7 @@
         <w:ind w:left="2200" w:hanging="440"/>
       </w:pPr>
       <w:rPr>
-        <w:rFonts w:ascii="Meiryo UI" w:hAnsi="Meiryo UI" w:eastAsia="Meiryo UI" w:cs="Meiryo UI" w:hint="default"/>
+        <w:rFonts w:ascii="Meiryo UI" w:eastAsia="Meiryo UI" w:hAnsi="Meiryo UI" w:cs="Meiryo UI" w:hint="default"/>
       </w:rPr>
     </w:lvl>
     <w:lvl w:ilvl="5" w:tplc="0409000D" w:tentative="1">
@@ -23742,7 +23055,7 @@
         <w:ind w:left="2640" w:hanging="440"/>
       </w:pPr>
       <w:rPr>
-        <w:rFonts w:ascii="Meiryo UI" w:hAnsi="Meiryo UI" w:eastAsia="Meiryo UI" w:cs="Meiryo UI" w:hint="default"/>
+        <w:rFonts w:ascii="Meiryo UI" w:eastAsia="Meiryo UI" w:hAnsi="Meiryo UI" w:cs="Meiryo UI" w:hint="default"/>
       </w:rPr>
     </w:lvl>
     <w:lvl w:ilvl="6" w:tplc="04090001" w:tentative="1">
@@ -23754,7 +23067,7 @@
         <w:ind w:left="3080" w:hanging="440"/>
       </w:pPr>
       <w:rPr>
-        <w:rFonts w:ascii="Meiryo UI" w:hAnsi="Meiryo UI" w:eastAsia="Meiryo UI" w:cs="Meiryo UI" w:hint="default"/>
+        <w:rFonts w:ascii="Meiryo UI" w:eastAsia="Meiryo UI" w:hAnsi="Meiryo UI" w:cs="Meiryo UI" w:hint="default"/>
       </w:rPr>
     </w:lvl>
     <w:lvl w:ilvl="7" w:tplc="0409000B" w:tentative="1">
@@ -23766,7 +23079,7 @@
         <w:ind w:left="3520" w:hanging="440"/>
       </w:pPr>
       <w:rPr>
-        <w:rFonts w:ascii="Meiryo UI" w:hAnsi="Meiryo UI" w:eastAsia="Meiryo UI" w:cs="Meiryo UI" w:hint="default"/>
+        <w:rFonts w:ascii="Meiryo UI" w:eastAsia="Meiryo UI" w:hAnsi="Meiryo UI" w:cs="Meiryo UI" w:hint="default"/>
       </w:rPr>
     </w:lvl>
     <w:lvl w:ilvl="8" w:tplc="0409000D" w:tentative="1">
@@ -23778,7 +23091,7 @@
         <w:ind w:left="3960" w:hanging="440"/>
       </w:pPr>
       <w:rPr>
-        <w:rFonts w:ascii="Meiryo UI" w:hAnsi="Meiryo UI" w:eastAsia="Meiryo UI" w:cs="Meiryo UI" w:hint="default"/>
+        <w:rFonts w:ascii="Meiryo UI" w:eastAsia="Meiryo UI" w:hAnsi="Meiryo UI" w:cs="Meiryo UI" w:hint="default"/>
       </w:rPr>
     </w:lvl>
   </w:abstractNum>
@@ -23810,7 +23123,7 @@
         <w:ind w:left="440" w:hanging="440"/>
       </w:pPr>
       <w:rPr>
-        <w:rFonts w:ascii="Meiryo UI" w:hAnsi="Meiryo UI" w:eastAsia="Meiryo UI" w:cs="Meiryo UI" w:hint="default"/>
+        <w:rFonts w:ascii="Meiryo UI" w:eastAsia="Meiryo UI" w:hAnsi="Meiryo UI" w:cs="Meiryo UI" w:hint="default"/>
       </w:rPr>
     </w:lvl>
     <w:lvl w:ilvl="1" w:tplc="0409000B" w:tentative="1">
@@ -23822,7 +23135,7 @@
         <w:ind w:left="880" w:hanging="440"/>
       </w:pPr>
       <w:rPr>
-        <w:rFonts w:ascii="Meiryo UI" w:hAnsi="Meiryo UI" w:eastAsia="Meiryo UI" w:cs="Meiryo UI" w:hint="default"/>
+        <w:rFonts w:ascii="Meiryo UI" w:eastAsia="Meiryo UI" w:hAnsi="Meiryo UI" w:cs="Meiryo UI" w:hint="default"/>
       </w:rPr>
     </w:lvl>
     <w:lvl w:ilvl="2" w:tplc="0409000D" w:tentative="1">
@@ -23834,7 +23147,7 @@
         <w:ind w:left="1320" w:hanging="440"/>
       </w:pPr>
       <w:rPr>
-        <w:rFonts w:ascii="Meiryo UI" w:hAnsi="Meiryo UI" w:eastAsia="Meiryo UI" w:cs="Meiryo UI" w:hint="default"/>
+        <w:rFonts w:ascii="Meiryo UI" w:eastAsia="Meiryo UI" w:hAnsi="Meiryo UI" w:cs="Meiryo UI" w:hint="default"/>
       </w:rPr>
     </w:lvl>
     <w:lvl w:ilvl="3" w:tplc="04090001" w:tentative="1">
@@ -23846,7 +23159,7 @@
         <w:ind w:left="1760" w:hanging="440"/>
       </w:pPr>
       <w:rPr>
-        <w:rFonts w:ascii="Meiryo UI" w:hAnsi="Meiryo UI" w:eastAsia="Meiryo UI" w:cs="Meiryo UI" w:hint="default"/>
+        <w:rFonts w:ascii="Meiryo UI" w:eastAsia="Meiryo UI" w:hAnsi="Meiryo UI" w:cs="Meiryo UI" w:hint="default"/>
       </w:rPr>
     </w:lvl>
     <w:lvl w:ilvl="4" w:tplc="0409000B" w:tentative="1">
@@ -23858,7 +23171,7 @@
         <w:ind w:left="2200" w:hanging="440"/>
       </w:pPr>
       <w:rPr>
-        <w:rFonts w:ascii="Meiryo UI" w:hAnsi="Meiryo UI" w:eastAsia="Meiryo UI" w:cs="Meiryo UI" w:hint="default"/>
+        <w:rFonts w:ascii="Meiryo UI" w:eastAsia="Meiryo UI" w:hAnsi="Meiryo UI" w:cs="Meiryo UI" w:hint="default"/>
       </w:rPr>
     </w:lvl>
     <w:lvl w:ilvl="5" w:tplc="0409000D" w:tentative="1">
@@ -23870,7 +23183,7 @@
         <w:ind w:left="2640" w:hanging="440"/>
       </w:pPr>
       <w:rPr>
-        <w:rFonts w:ascii="Meiryo UI" w:hAnsi="Meiryo UI" w:eastAsia="Meiryo UI" w:cs="Meiryo UI" w:hint="default"/>
+        <w:rFonts w:ascii="Meiryo UI" w:eastAsia="Meiryo UI" w:hAnsi="Meiryo UI" w:cs="Meiryo UI" w:hint="default"/>
       </w:rPr>
     </w:lvl>
     <w:lvl w:ilvl="6" w:tplc="04090001" w:tentative="1">
@@ -23882,7 +23195,7 @@
         <w:ind w:left="3080" w:hanging="440"/>
       </w:pPr>
       <w:rPr>
-        <w:rFonts w:ascii="Meiryo UI" w:hAnsi="Meiryo UI" w:eastAsia="Meiryo UI" w:cs="Meiryo UI" w:hint="default"/>
+        <w:rFonts w:ascii="Meiryo UI" w:eastAsia="Meiryo UI" w:hAnsi="Meiryo UI" w:cs="Meiryo UI" w:hint="default"/>
       </w:rPr>
     </w:lvl>
     <w:lvl w:ilvl="7" w:tplc="0409000B" w:tentative="1">
@@ -23894,7 +23207,7 @@
         <w:ind w:left="3520" w:hanging="440"/>
       </w:pPr>
       <w:rPr>
-        <w:rFonts w:ascii="Meiryo UI" w:hAnsi="Meiryo UI" w:eastAsia="Meiryo UI" w:cs="Meiryo UI" w:hint="default"/>
+        <w:rFonts w:ascii="Meiryo UI" w:eastAsia="Meiryo UI" w:hAnsi="Meiryo UI" w:cs="Meiryo UI" w:hint="default"/>
       </w:rPr>
     </w:lvl>
     <w:lvl w:ilvl="8" w:tplc="0409000D" w:tentative="1">
@@ -23906,7 +23219,7 @@
         <w:ind w:left="3960" w:hanging="440"/>
       </w:pPr>
       <w:rPr>
-        <w:rFonts w:ascii="Meiryo UI" w:hAnsi="Meiryo UI" w:eastAsia="Meiryo UI" w:cs="Meiryo UI" w:hint="default"/>
+        <w:rFonts w:ascii="Meiryo UI" w:eastAsia="Meiryo UI" w:hAnsi="Meiryo UI" w:cs="Meiryo UI" w:hint="default"/>
       </w:rPr>
     </w:lvl>
   </w:abstractNum>
@@ -23923,7 +23236,7 @@
         <w:ind w:left="440" w:hanging="440"/>
       </w:pPr>
       <w:rPr>
-        <w:rFonts w:ascii="Meiryo UI" w:hAnsi="Meiryo UI" w:eastAsia="Meiryo UI" w:cs="Meiryo UI" w:hint="default"/>
+        <w:rFonts w:ascii="Meiryo UI" w:eastAsia="Meiryo UI" w:hAnsi="Meiryo UI" w:cs="Meiryo UI" w:hint="default"/>
       </w:rPr>
     </w:lvl>
     <w:lvl w:ilvl="1" w:tplc="0409000B" w:tentative="1">
@@ -23935,7 +23248,7 @@
         <w:ind w:left="880" w:hanging="440"/>
       </w:pPr>
       <w:rPr>
-        <w:rFonts w:ascii="Meiryo UI" w:hAnsi="Meiryo UI" w:eastAsia="Meiryo UI" w:cs="Meiryo UI" w:hint="default"/>
+        <w:rFonts w:ascii="Meiryo UI" w:eastAsia="Meiryo UI" w:hAnsi="Meiryo UI" w:cs="Meiryo UI" w:hint="default"/>
       </w:rPr>
     </w:lvl>
     <w:lvl w:ilvl="2" w:tplc="0409000D" w:tentative="1">
@@ -23947,7 +23260,7 @@
         <w:ind w:left="1320" w:hanging="440"/>
       </w:pPr>
       <w:rPr>
-        <w:rFonts w:ascii="Meiryo UI" w:hAnsi="Meiryo UI" w:eastAsia="Meiryo UI" w:cs="Meiryo UI" w:hint="default"/>
+        <w:rFonts w:ascii="Meiryo UI" w:eastAsia="Meiryo UI" w:hAnsi="Meiryo UI" w:cs="Meiryo UI" w:hint="default"/>
       </w:rPr>
     </w:lvl>
     <w:lvl w:ilvl="3" w:tplc="04090001" w:tentative="1">
@@ -23959,7 +23272,7 @@
         <w:ind w:left="1760" w:hanging="440"/>
       </w:pPr>
       <w:rPr>
-        <w:rFonts w:ascii="Meiryo UI" w:hAnsi="Meiryo UI" w:eastAsia="Meiryo UI" w:cs="Meiryo UI" w:hint="default"/>
+        <w:rFonts w:ascii="Meiryo UI" w:eastAsia="Meiryo UI" w:hAnsi="Meiryo UI" w:cs="Meiryo UI" w:hint="default"/>
       </w:rPr>
     </w:lvl>
     <w:lvl w:ilvl="4" w:tplc="0409000B" w:tentative="1">
@@ -23971,7 +23284,7 @@
         <w:ind w:left="2200" w:hanging="440"/>
       </w:pPr>
       <w:rPr>
-        <w:rFonts w:ascii="Meiryo UI" w:hAnsi="Meiryo UI" w:eastAsia="Meiryo UI" w:cs="Meiryo UI" w:hint="default"/>
+        <w:rFonts w:ascii="Meiryo UI" w:eastAsia="Meiryo UI" w:hAnsi="Meiryo UI" w:cs="Meiryo UI" w:hint="default"/>
       </w:rPr>
     </w:lvl>
     <w:lvl w:ilvl="5" w:tplc="0409000D" w:tentative="1">
@@ -23983,7 +23296,7 @@
         <w:ind w:left="2640" w:hanging="440"/>
       </w:pPr>
       <w:rPr>
-        <w:rFonts w:ascii="Meiryo UI" w:hAnsi="Meiryo UI" w:eastAsia="Meiryo UI" w:cs="Meiryo UI" w:hint="default"/>
+        <w:rFonts w:ascii="Meiryo UI" w:eastAsia="Meiryo UI" w:hAnsi="Meiryo UI" w:cs="Meiryo UI" w:hint="default"/>
       </w:rPr>
     </w:lvl>
     <w:lvl w:ilvl="6" w:tplc="04090001" w:tentative="1">
@@ -23995,7 +23308,7 @@
         <w:ind w:left="3080" w:hanging="440"/>
       </w:pPr>
       <w:rPr>
-        <w:rFonts w:ascii="Meiryo UI" w:hAnsi="Meiryo UI" w:eastAsia="Meiryo UI" w:cs="Meiryo UI" w:hint="default"/>
+        <w:rFonts w:ascii="Meiryo UI" w:eastAsia="Meiryo UI" w:hAnsi="Meiryo UI" w:cs="Meiryo UI" w:hint="default"/>
       </w:rPr>
     </w:lvl>
     <w:lvl w:ilvl="7" w:tplc="0409000B" w:tentative="1">
@@ -24007,7 +23320,7 @@
         <w:ind w:left="3520" w:hanging="440"/>
       </w:pPr>
       <w:rPr>
-        <w:rFonts w:ascii="Meiryo UI" w:hAnsi="Meiryo UI" w:eastAsia="Meiryo UI" w:cs="Meiryo UI" w:hint="default"/>
+        <w:rFonts w:ascii="Meiryo UI" w:eastAsia="Meiryo UI" w:hAnsi="Meiryo UI" w:cs="Meiryo UI" w:hint="default"/>
       </w:rPr>
     </w:lvl>
     <w:lvl w:ilvl="8" w:tplc="0409000D" w:tentative="1">
@@ -24019,7 +23332,7 @@
         <w:ind w:left="3960" w:hanging="440"/>
       </w:pPr>
       <w:rPr>
-        <w:rFonts w:ascii="Meiryo UI" w:hAnsi="Meiryo UI" w:eastAsia="Meiryo UI" w:cs="Meiryo UI" w:hint="default"/>
+        <w:rFonts w:ascii="Meiryo UI" w:eastAsia="Meiryo UI" w:hAnsi="Meiryo UI" w:cs="Meiryo UI" w:hint="default"/>
       </w:rPr>
     </w:lvl>
   </w:abstractNum>
@@ -24036,7 +23349,7 @@
         <w:ind w:left="440" w:hanging="440"/>
       </w:pPr>
       <w:rPr>
-        <w:rFonts w:ascii="Meiryo UI" w:hAnsi="Meiryo UI" w:eastAsia="Meiryo UI" w:cs="Meiryo UI" w:hint="default"/>
+        <w:rFonts w:ascii="Meiryo UI" w:eastAsia="Meiryo UI" w:hAnsi="Meiryo UI" w:cs="Meiryo UI" w:hint="default"/>
       </w:rPr>
     </w:lvl>
     <w:lvl w:ilvl="1" w:tplc="0409000B" w:tentative="1">
@@ -24048,7 +23361,7 @@
         <w:ind w:left="880" w:hanging="440"/>
       </w:pPr>
       <w:rPr>
-        <w:rFonts w:ascii="Meiryo UI" w:hAnsi="Meiryo UI" w:eastAsia="Meiryo UI" w:cs="Meiryo UI" w:hint="default"/>
+        <w:rFonts w:ascii="Meiryo UI" w:eastAsia="Meiryo UI" w:hAnsi="Meiryo UI" w:cs="Meiryo UI" w:hint="default"/>
       </w:rPr>
     </w:lvl>
     <w:lvl w:ilvl="2" w:tplc="0409000D" w:tentative="1">
@@ -24060,7 +23373,7 @@
         <w:ind w:left="1320" w:hanging="440"/>
       </w:pPr>
       <w:rPr>
-        <w:rFonts w:ascii="Meiryo UI" w:hAnsi="Meiryo UI" w:eastAsia="Meiryo UI" w:cs="Meiryo UI" w:hint="default"/>
+        <w:rFonts w:ascii="Meiryo UI" w:eastAsia="Meiryo UI" w:hAnsi="Meiryo UI" w:cs="Meiryo UI" w:hint="default"/>
       </w:rPr>
     </w:lvl>
     <w:lvl w:ilvl="3" w:tplc="04090001" w:tentative="1">
@@ -24072,7 +23385,7 @@
         <w:ind w:left="1760" w:hanging="440"/>
       </w:pPr>
       <w:rPr>
-        <w:rFonts w:ascii="Meiryo UI" w:hAnsi="Meiryo UI" w:eastAsia="Meiryo UI" w:cs="Meiryo UI" w:hint="default"/>
+        <w:rFonts w:ascii="Meiryo UI" w:eastAsia="Meiryo UI" w:hAnsi="Meiryo UI" w:cs="Meiryo UI" w:hint="default"/>
       </w:rPr>
     </w:lvl>
     <w:lvl w:ilvl="4" w:tplc="0409000B" w:tentative="1">
@@ -24084,7 +23397,7 @@
         <w:ind w:left="2200" w:hanging="440"/>
       </w:pPr>
       <w:rPr>
-        <w:rFonts w:ascii="Meiryo UI" w:hAnsi="Meiryo UI" w:eastAsia="Meiryo UI" w:cs="Meiryo UI" w:hint="default"/>
+        <w:rFonts w:ascii="Meiryo UI" w:eastAsia="Meiryo UI" w:hAnsi="Meiryo UI" w:cs="Meiryo UI" w:hint="default"/>
       </w:rPr>
     </w:lvl>
     <w:lvl w:ilvl="5" w:tplc="0409000D" w:tentative="1">
@@ -24096,7 +23409,7 @@
         <w:ind w:left="2640" w:hanging="440"/>
       </w:pPr>
       <w:rPr>
-        <w:rFonts w:ascii="Meiryo UI" w:hAnsi="Meiryo UI" w:eastAsia="Meiryo UI" w:cs="Meiryo UI" w:hint="default"/>
+        <w:rFonts w:ascii="Meiryo UI" w:eastAsia="Meiryo UI" w:hAnsi="Meiryo UI" w:cs="Meiryo UI" w:hint="default"/>
       </w:rPr>
     </w:lvl>
     <w:lvl w:ilvl="6" w:tplc="04090001" w:tentative="1">
@@ -24108,7 +23421,7 @@
         <w:ind w:left="3080" w:hanging="440"/>
       </w:pPr>
       <w:rPr>
-        <w:rFonts w:ascii="Meiryo UI" w:hAnsi="Meiryo UI" w:eastAsia="Meiryo UI" w:cs="Meiryo UI" w:hint="default"/>
+        <w:rFonts w:ascii="Meiryo UI" w:eastAsia="Meiryo UI" w:hAnsi="Meiryo UI" w:cs="Meiryo UI" w:hint="default"/>
       </w:rPr>
     </w:lvl>
     <w:lvl w:ilvl="7" w:tplc="0409000B" w:tentative="1">
@@ -24120,7 +23433,7 @@
         <w:ind w:left="3520" w:hanging="440"/>
       </w:pPr>
       <w:rPr>
-        <w:rFonts w:ascii="Meiryo UI" w:hAnsi="Meiryo UI" w:eastAsia="Meiryo UI" w:cs="Meiryo UI" w:hint="default"/>
+        <w:rFonts w:ascii="Meiryo UI" w:eastAsia="Meiryo UI" w:hAnsi="Meiryo UI" w:cs="Meiryo UI" w:hint="default"/>
       </w:rPr>
     </w:lvl>
     <w:lvl w:ilvl="8" w:tplc="0409000D" w:tentative="1">
@@ -24132,7 +23445,7 @@
         <w:ind w:left="3960" w:hanging="440"/>
       </w:pPr>
       <w:rPr>
-        <w:rFonts w:ascii="Meiryo UI" w:hAnsi="Meiryo UI" w:eastAsia="Meiryo UI" w:cs="Meiryo UI" w:hint="default"/>
+        <w:rFonts w:ascii="Meiryo UI" w:eastAsia="Meiryo UI" w:hAnsi="Meiryo UI" w:cs="Meiryo UI" w:hint="default"/>
       </w:rPr>
     </w:lvl>
   </w:abstractNum>
@@ -24149,7 +23462,7 @@
         <w:ind w:left="440" w:hanging="440"/>
       </w:pPr>
       <w:rPr>
-        <w:rFonts w:ascii="Meiryo UI" w:hAnsi="Meiryo UI" w:eastAsia="Meiryo UI" w:cs="Meiryo UI" w:hint="default"/>
+        <w:rFonts w:ascii="Meiryo UI" w:eastAsia="Meiryo UI" w:hAnsi="Meiryo UI" w:cs="Meiryo UI" w:hint="default"/>
       </w:rPr>
     </w:lvl>
     <w:lvl w:ilvl="1" w:tplc="0409000B" w:tentative="1">
@@ -24161,7 +23474,7 @@
         <w:ind w:left="880" w:hanging="440"/>
       </w:pPr>
       <w:rPr>
-        <w:rFonts w:ascii="Meiryo UI" w:hAnsi="Meiryo UI" w:eastAsia="Meiryo UI" w:cs="Meiryo UI" w:hint="default"/>
+        <w:rFonts w:ascii="Meiryo UI" w:eastAsia="Meiryo UI" w:hAnsi="Meiryo UI" w:cs="Meiryo UI" w:hint="default"/>
       </w:rPr>
     </w:lvl>
     <w:lvl w:ilvl="2" w:tplc="0409000D" w:tentative="1">
@@ -24173,7 +23486,7 @@
         <w:ind w:left="1320" w:hanging="440"/>
       </w:pPr>
       <w:rPr>
-        <w:rFonts w:ascii="Meiryo UI" w:hAnsi="Meiryo UI" w:eastAsia="Meiryo UI" w:cs="Meiryo UI" w:hint="default"/>
+        <w:rFonts w:ascii="Meiryo UI" w:eastAsia="Meiryo UI" w:hAnsi="Meiryo UI" w:cs="Meiryo UI" w:hint="default"/>
       </w:rPr>
     </w:lvl>
     <w:lvl w:ilvl="3" w:tplc="04090001" w:tentative="1">
@@ -24185,7 +23498,7 @@
         <w:ind w:left="1760" w:hanging="440"/>
       </w:pPr>
       <w:rPr>
-        <w:rFonts w:ascii="Meiryo UI" w:hAnsi="Meiryo UI" w:eastAsia="Meiryo UI" w:cs="Meiryo UI" w:hint="default"/>
+        <w:rFonts w:ascii="Meiryo UI" w:eastAsia="Meiryo UI" w:hAnsi="Meiryo UI" w:cs="Meiryo UI" w:hint="default"/>
       </w:rPr>
     </w:lvl>
     <w:lvl w:ilvl="4" w:tplc="0409000B" w:tentative="1">
@@ -24197,7 +23510,7 @@
         <w:ind w:left="2200" w:hanging="440"/>
       </w:pPr>
       <w:rPr>
-        <w:rFonts w:ascii="Meiryo UI" w:hAnsi="Meiryo UI" w:eastAsia="Meiryo UI" w:cs="Meiryo UI" w:hint="default"/>
+        <w:rFonts w:ascii="Meiryo UI" w:eastAsia="Meiryo UI" w:hAnsi="Meiryo UI" w:cs="Meiryo UI" w:hint="default"/>
       </w:rPr>
     </w:lvl>
     <w:lvl w:ilvl="5" w:tplc="0409000D" w:tentative="1">
@@ -24209,7 +23522,7 @@
         <w:ind w:left="2640" w:hanging="440"/>
       </w:pPr>
       <w:rPr>
-        <w:rFonts w:ascii="Meiryo UI" w:hAnsi="Meiryo UI" w:eastAsia="Meiryo UI" w:cs="Meiryo UI" w:hint="default"/>
+        <w:rFonts w:ascii="Meiryo UI" w:eastAsia="Meiryo UI" w:hAnsi="Meiryo UI" w:cs="Meiryo UI" w:hint="default"/>
       </w:rPr>
     </w:lvl>
     <w:lvl w:ilvl="6" w:tplc="04090001" w:tentative="1">
@@ -24221,7 +23534,7 @@
         <w:ind w:left="3080" w:hanging="440"/>
       </w:pPr>
       <w:rPr>
-        <w:rFonts w:ascii="Meiryo UI" w:hAnsi="Meiryo UI" w:eastAsia="Meiryo UI" w:cs="Meiryo UI" w:hint="default"/>
+        <w:rFonts w:ascii="Meiryo UI" w:eastAsia="Meiryo UI" w:hAnsi="Meiryo UI" w:cs="Meiryo UI" w:hint="default"/>
       </w:rPr>
     </w:lvl>
     <w:lvl w:ilvl="7" w:tplc="0409000B" w:tentative="1">
@@ -24233,7 +23546,7 @@
         <w:ind w:left="3520" w:hanging="440"/>
       </w:pPr>
       <w:rPr>
-        <w:rFonts w:ascii="Meiryo UI" w:hAnsi="Meiryo UI" w:eastAsia="Meiryo UI" w:cs="Meiryo UI" w:hint="default"/>
+        <w:rFonts w:ascii="Meiryo UI" w:eastAsia="Meiryo UI" w:hAnsi="Meiryo UI" w:cs="Meiryo UI" w:hint="default"/>
       </w:rPr>
     </w:lvl>
     <w:lvl w:ilvl="8" w:tplc="0409000D" w:tentative="1">
@@ -24245,7 +23558,7 @@
         <w:ind w:left="3960" w:hanging="440"/>
       </w:pPr>
       <w:rPr>
-        <w:rFonts w:ascii="Meiryo UI" w:hAnsi="Meiryo UI" w:eastAsia="Meiryo UI" w:cs="Meiryo UI" w:hint="default"/>
+        <w:rFonts w:ascii="Meiryo UI" w:eastAsia="Meiryo UI" w:hAnsi="Meiryo UI" w:cs="Meiryo UI" w:hint="default"/>
       </w:rPr>
     </w:lvl>
   </w:abstractNum>
@@ -24262,7 +23575,7 @@
         <w:ind w:left="680" w:hanging="440"/>
       </w:pPr>
       <w:rPr>
-        <w:rFonts w:ascii="Meiryo UI" w:hAnsi="Meiryo UI" w:eastAsia="Meiryo UI" w:cs="Meiryo UI" w:hint="default"/>
+        <w:rFonts w:ascii="Meiryo UI" w:eastAsia="Meiryo UI" w:hAnsi="Meiryo UI" w:cs="Meiryo UI" w:hint="default"/>
       </w:rPr>
     </w:lvl>
     <w:lvl w:ilvl="1" w:tplc="0409000B">
@@ -24274,7 +23587,7 @@
         <w:ind w:left="1120" w:hanging="440"/>
       </w:pPr>
       <w:rPr>
-        <w:rFonts w:ascii="Meiryo UI" w:hAnsi="Meiryo UI" w:eastAsia="Meiryo UI" w:cs="Meiryo UI" w:hint="default"/>
+        <w:rFonts w:ascii="Meiryo UI" w:eastAsia="Meiryo UI" w:hAnsi="Meiryo UI" w:cs="Meiryo UI" w:hint="default"/>
       </w:rPr>
     </w:lvl>
     <w:lvl w:ilvl="2" w:tplc="0409000D" w:tentative="1">
@@ -24286,7 +23599,7 @@
         <w:ind w:left="1560" w:hanging="440"/>
       </w:pPr>
       <w:rPr>
-        <w:rFonts w:ascii="Meiryo UI" w:hAnsi="Meiryo UI" w:eastAsia="Meiryo UI" w:cs="Meiryo UI" w:hint="default"/>
+        <w:rFonts w:ascii="Meiryo UI" w:eastAsia="Meiryo UI" w:hAnsi="Meiryo UI" w:cs="Meiryo UI" w:hint="default"/>
       </w:rPr>
     </w:lvl>
     <w:lvl w:ilvl="3" w:tplc="04090001" w:tentative="1">
@@ -24298,7 +23611,7 @@
         <w:ind w:left="2000" w:hanging="440"/>
       </w:pPr>
       <w:rPr>
-        <w:rFonts w:ascii="Meiryo UI" w:hAnsi="Meiryo UI" w:eastAsia="Meiryo UI" w:cs="Meiryo UI" w:hint="default"/>
+        <w:rFonts w:ascii="Meiryo UI" w:eastAsia="Meiryo UI" w:hAnsi="Meiryo UI" w:cs="Meiryo UI" w:hint="default"/>
       </w:rPr>
     </w:lvl>
     <w:lvl w:ilvl="4" w:tplc="0409000B" w:tentative="1">
@@ -24310,7 +23623,7 @@
         <w:ind w:left="2440" w:hanging="440"/>
       </w:pPr>
       <w:rPr>
-        <w:rFonts w:ascii="Meiryo UI" w:hAnsi="Meiryo UI" w:eastAsia="Meiryo UI" w:cs="Meiryo UI" w:hint="default"/>
+        <w:rFonts w:ascii="Meiryo UI" w:eastAsia="Meiryo UI" w:hAnsi="Meiryo UI" w:cs="Meiryo UI" w:hint="default"/>
       </w:rPr>
     </w:lvl>
     <w:lvl w:ilvl="5" w:tplc="0409000D" w:tentative="1">
@@ -24322,7 +23635,7 @@
         <w:ind w:left="2880" w:hanging="440"/>
       </w:pPr>
       <w:rPr>
-        <w:rFonts w:ascii="Meiryo UI" w:hAnsi="Meiryo UI" w:eastAsia="Meiryo UI" w:cs="Meiryo UI" w:hint="default"/>
+        <w:rFonts w:ascii="Meiryo UI" w:eastAsia="Meiryo UI" w:hAnsi="Meiryo UI" w:cs="Meiryo UI" w:hint="default"/>
       </w:rPr>
     </w:lvl>
     <w:lvl w:ilvl="6" w:tplc="04090001" w:tentative="1">
@@ -24334,7 +23647,7 @@
         <w:ind w:left="3320" w:hanging="440"/>
       </w:pPr>
       <w:rPr>
-        <w:rFonts w:ascii="Meiryo UI" w:hAnsi="Meiryo UI" w:eastAsia="Meiryo UI" w:cs="Meiryo UI" w:hint="default"/>
+        <w:rFonts w:ascii="Meiryo UI" w:eastAsia="Meiryo UI" w:hAnsi="Meiryo UI" w:cs="Meiryo UI" w:hint="default"/>
       </w:rPr>
     </w:lvl>
     <w:lvl w:ilvl="7" w:tplc="0409000B" w:tentative="1">
@@ -24346,7 +23659,7 @@
         <w:ind w:left="3760" w:hanging="440"/>
       </w:pPr>
       <w:rPr>
-        <w:rFonts w:ascii="Meiryo UI" w:hAnsi="Meiryo UI" w:eastAsia="Meiryo UI" w:cs="Meiryo UI" w:hint="default"/>
+        <w:rFonts w:ascii="Meiryo UI" w:eastAsia="Meiryo UI" w:hAnsi="Meiryo UI" w:cs="Meiryo UI" w:hint="default"/>
       </w:rPr>
     </w:lvl>
     <w:lvl w:ilvl="8" w:tplc="0409000D" w:tentative="1">
@@ -24358,7 +23671,7 @@
         <w:ind w:left="4200" w:hanging="440"/>
       </w:pPr>
       <w:rPr>
-        <w:rFonts w:ascii="Meiryo UI" w:hAnsi="Meiryo UI" w:eastAsia="Meiryo UI" w:cs="Meiryo UI" w:hint="default"/>
+        <w:rFonts w:ascii="Meiryo UI" w:eastAsia="Meiryo UI" w:hAnsi="Meiryo UI" w:cs="Meiryo UI" w:hint="default"/>
       </w:rPr>
     </w:lvl>
   </w:abstractNum>
@@ -24375,7 +23688,7 @@
         <w:ind w:left="800" w:hanging="440"/>
       </w:pPr>
       <w:rPr>
-        <w:rFonts w:ascii="Meiryo UI" w:hAnsi="Meiryo UI" w:eastAsia="Meiryo UI" w:cs="Meiryo UI" w:hint="default"/>
+        <w:rFonts w:ascii="Meiryo UI" w:eastAsia="Meiryo UI" w:hAnsi="Meiryo UI" w:cs="Meiryo UI" w:hint="default"/>
         <w:u w:val="none"/>
       </w:rPr>
     </w:lvl>
@@ -24489,7 +23802,7 @@
         <w:ind w:left="440" w:hanging="440"/>
       </w:pPr>
       <w:rPr>
-        <w:rFonts w:ascii="Meiryo UI" w:hAnsi="Meiryo UI" w:eastAsia="Meiryo UI" w:cs="Meiryo UI" w:hint="default"/>
+        <w:rFonts w:ascii="Meiryo UI" w:eastAsia="Meiryo UI" w:hAnsi="Meiryo UI" w:cs="Meiryo UI" w:hint="default"/>
       </w:rPr>
     </w:lvl>
     <w:lvl w:ilvl="1" w:tplc="0409000B" w:tentative="1">
@@ -24501,7 +23814,7 @@
         <w:ind w:left="880" w:hanging="440"/>
       </w:pPr>
       <w:rPr>
-        <w:rFonts w:ascii="Meiryo UI" w:hAnsi="Meiryo UI" w:eastAsia="Meiryo UI" w:cs="Meiryo UI" w:hint="default"/>
+        <w:rFonts w:ascii="Meiryo UI" w:eastAsia="Meiryo UI" w:hAnsi="Meiryo UI" w:cs="Meiryo UI" w:hint="default"/>
       </w:rPr>
     </w:lvl>
     <w:lvl w:ilvl="2" w:tplc="0409000D" w:tentative="1">
@@ -24513,7 +23826,7 @@
         <w:ind w:left="1320" w:hanging="440"/>
       </w:pPr>
       <w:rPr>
-        <w:rFonts w:ascii="Meiryo UI" w:hAnsi="Meiryo UI" w:eastAsia="Meiryo UI" w:cs="Meiryo UI" w:hint="default"/>
+        <w:rFonts w:ascii="Meiryo UI" w:eastAsia="Meiryo UI" w:hAnsi="Meiryo UI" w:cs="Meiryo UI" w:hint="default"/>
       </w:rPr>
     </w:lvl>
     <w:lvl w:ilvl="3" w:tplc="04090001" w:tentative="1">
@@ -24525,7 +23838,7 @@
         <w:ind w:left="1760" w:hanging="440"/>
       </w:pPr>
       <w:rPr>
-        <w:rFonts w:ascii="Meiryo UI" w:hAnsi="Meiryo UI" w:eastAsia="Meiryo UI" w:cs="Meiryo UI" w:hint="default"/>
+        <w:rFonts w:ascii="Meiryo UI" w:eastAsia="Meiryo UI" w:hAnsi="Meiryo UI" w:cs="Meiryo UI" w:hint="default"/>
       </w:rPr>
     </w:lvl>
     <w:lvl w:ilvl="4" w:tplc="0409000B" w:tentative="1">
@@ -24537,7 +23850,7 @@
         <w:ind w:left="2200" w:hanging="440"/>
       </w:pPr>
       <w:rPr>
-        <w:rFonts w:ascii="Meiryo UI" w:hAnsi="Meiryo UI" w:eastAsia="Meiryo UI" w:cs="Meiryo UI" w:hint="default"/>
+        <w:rFonts w:ascii="Meiryo UI" w:eastAsia="Meiryo UI" w:hAnsi="Meiryo UI" w:cs="Meiryo UI" w:hint="default"/>
       </w:rPr>
     </w:lvl>
     <w:lvl w:ilvl="5" w:tplc="0409000D" w:tentative="1">
@@ -24549,7 +23862,7 @@
         <w:ind w:left="2640" w:hanging="440"/>
       </w:pPr>
       <w:rPr>
-        <w:rFonts w:ascii="Meiryo UI" w:hAnsi="Meiryo UI" w:eastAsia="Meiryo UI" w:cs="Meiryo UI" w:hint="default"/>
+        <w:rFonts w:ascii="Meiryo UI" w:eastAsia="Meiryo UI" w:hAnsi="Meiryo UI" w:cs="Meiryo UI" w:hint="default"/>
       </w:rPr>
     </w:lvl>
     <w:lvl w:ilvl="6" w:tplc="04090001" w:tentative="1">
@@ -24561,7 +23874,7 @@
         <w:ind w:left="3080" w:hanging="440"/>
       </w:pPr>
       <w:rPr>
-        <w:rFonts w:ascii="Meiryo UI" w:hAnsi="Meiryo UI" w:eastAsia="Meiryo UI" w:cs="Meiryo UI" w:hint="default"/>
+        <w:rFonts w:ascii="Meiryo UI" w:eastAsia="Meiryo UI" w:hAnsi="Meiryo UI" w:cs="Meiryo UI" w:hint="default"/>
       </w:rPr>
     </w:lvl>
     <w:lvl w:ilvl="7" w:tplc="0409000B" w:tentative="1">
@@ -24573,7 +23886,7 @@
         <w:ind w:left="3520" w:hanging="440"/>
       </w:pPr>
       <w:rPr>
-        <w:rFonts w:ascii="Meiryo UI" w:hAnsi="Meiryo UI" w:eastAsia="Meiryo UI" w:cs="Meiryo UI" w:hint="default"/>
+        <w:rFonts w:ascii="Meiryo UI" w:eastAsia="Meiryo UI" w:hAnsi="Meiryo UI" w:cs="Meiryo UI" w:hint="default"/>
       </w:rPr>
     </w:lvl>
     <w:lvl w:ilvl="8" w:tplc="0409000D" w:tentative="1">
@@ -24585,7 +23898,7 @@
         <w:ind w:left="3960" w:hanging="440"/>
       </w:pPr>
       <w:rPr>
-        <w:rFonts w:ascii="Meiryo UI" w:hAnsi="Meiryo UI" w:eastAsia="Meiryo UI" w:cs="Meiryo UI" w:hint="default"/>
+        <w:rFonts w:ascii="Meiryo UI" w:eastAsia="Meiryo UI" w:hAnsi="Meiryo UI" w:cs="Meiryo UI" w:hint="default"/>
       </w:rPr>
     </w:lvl>
   </w:abstractNum>
@@ -24602,7 +23915,7 @@
         <w:ind w:left="440" w:hanging="440"/>
       </w:pPr>
       <w:rPr>
-        <w:rFonts w:ascii="Meiryo UI" w:hAnsi="Meiryo UI" w:eastAsia="Meiryo UI" w:cs="Meiryo UI" w:hint="default"/>
+        <w:rFonts w:ascii="Meiryo UI" w:eastAsia="Meiryo UI" w:hAnsi="Meiryo UI" w:cs="Meiryo UI" w:hint="default"/>
       </w:rPr>
     </w:lvl>
     <w:lvl w:ilvl="1" w:tplc="0409000B" w:tentative="1">
@@ -24614,7 +23927,7 @@
         <w:ind w:left="880" w:hanging="440"/>
       </w:pPr>
       <w:rPr>
-        <w:rFonts w:ascii="Meiryo UI" w:hAnsi="Meiryo UI" w:eastAsia="Meiryo UI" w:cs="Meiryo UI" w:hint="default"/>
+        <w:rFonts w:ascii="Meiryo UI" w:eastAsia="Meiryo UI" w:hAnsi="Meiryo UI" w:cs="Meiryo UI" w:hint="default"/>
       </w:rPr>
     </w:lvl>
     <w:lvl w:ilvl="2" w:tplc="0409000D" w:tentative="1">
@@ -24626,7 +23939,7 @@
         <w:ind w:left="1320" w:hanging="440"/>
       </w:pPr>
       <w:rPr>
-        <w:rFonts w:ascii="Meiryo UI" w:hAnsi="Meiryo UI" w:eastAsia="Meiryo UI" w:cs="Meiryo UI" w:hint="default"/>
+        <w:rFonts w:ascii="Meiryo UI" w:eastAsia="Meiryo UI" w:hAnsi="Meiryo UI" w:cs="Meiryo UI" w:hint="default"/>
       </w:rPr>
     </w:lvl>
     <w:lvl w:ilvl="3" w:tplc="04090001" w:tentative="1">
@@ -24638,7 +23951,7 @@
         <w:ind w:left="1760" w:hanging="440"/>
       </w:pPr>
       <w:rPr>
-        <w:rFonts w:ascii="Meiryo UI" w:hAnsi="Meiryo UI" w:eastAsia="Meiryo UI" w:cs="Meiryo UI" w:hint="default"/>
+        <w:rFonts w:ascii="Meiryo UI" w:eastAsia="Meiryo UI" w:hAnsi="Meiryo UI" w:cs="Meiryo UI" w:hint="default"/>
       </w:rPr>
     </w:lvl>
     <w:lvl w:ilvl="4" w:tplc="0409000B" w:tentative="1">
@@ -24650,7 +23963,7 @@
         <w:ind w:left="2200" w:hanging="440"/>
       </w:pPr>
       <w:rPr>
-        <w:rFonts w:ascii="Meiryo UI" w:hAnsi="Meiryo UI" w:eastAsia="Meiryo UI" w:cs="Meiryo UI" w:hint="default"/>
+        <w:rFonts w:ascii="Meiryo UI" w:eastAsia="Meiryo UI" w:hAnsi="Meiryo UI" w:cs="Meiryo UI" w:hint="default"/>
       </w:rPr>
     </w:lvl>
     <w:lvl w:ilvl="5" w:tplc="0409000D" w:tentative="1">
@@ -24662,7 +23975,7 @@
         <w:ind w:left="2640" w:hanging="440"/>
       </w:pPr>
       <w:rPr>
-        <w:rFonts w:ascii="Meiryo UI" w:hAnsi="Meiryo UI" w:eastAsia="Meiryo UI" w:cs="Meiryo UI" w:hint="default"/>
+        <w:rFonts w:ascii="Meiryo UI" w:eastAsia="Meiryo UI" w:hAnsi="Meiryo UI" w:cs="Meiryo UI" w:hint="default"/>
       </w:rPr>
     </w:lvl>
     <w:lvl w:ilvl="6" w:tplc="04090001" w:tentative="1">
@@ -24674,7 +23987,7 @@
         <w:ind w:left="3080" w:hanging="440"/>
       </w:pPr>
       <w:rPr>
-        <w:rFonts w:ascii="Meiryo UI" w:hAnsi="Meiryo UI" w:eastAsia="Meiryo UI" w:cs="Meiryo UI" w:hint="default"/>
+        <w:rFonts w:ascii="Meiryo UI" w:eastAsia="Meiryo UI" w:hAnsi="Meiryo UI" w:cs="Meiryo UI" w:hint="default"/>
       </w:rPr>
     </w:lvl>
     <w:lvl w:ilvl="7" w:tplc="0409000B" w:tentative="1">
@@ -24686,7 +23999,7 @@
         <w:ind w:left="3520" w:hanging="440"/>
       </w:pPr>
       <w:rPr>
-        <w:rFonts w:ascii="Meiryo UI" w:hAnsi="Meiryo UI" w:eastAsia="Meiryo UI" w:cs="Meiryo UI" w:hint="default"/>
+        <w:rFonts w:ascii="Meiryo UI" w:eastAsia="Meiryo UI" w:hAnsi="Meiryo UI" w:cs="Meiryo UI" w:hint="default"/>
       </w:rPr>
     </w:lvl>
     <w:lvl w:ilvl="8" w:tplc="0409000D" w:tentative="1">
@@ -24698,7 +24011,7 @@
         <w:ind w:left="3960" w:hanging="440"/>
       </w:pPr>
       <w:rPr>
-        <w:rFonts w:ascii="Meiryo UI" w:hAnsi="Meiryo UI" w:eastAsia="Meiryo UI" w:cs="Meiryo UI" w:hint="default"/>
+        <w:rFonts w:ascii="Meiryo UI" w:eastAsia="Meiryo UI" w:hAnsi="Meiryo UI" w:cs="Meiryo UI" w:hint="default"/>
       </w:rPr>
     </w:lvl>
   </w:abstractNum>
@@ -24715,7 +24028,7 @@
         <w:ind w:left="440" w:hanging="440"/>
       </w:pPr>
       <w:rPr>
-        <w:rFonts w:ascii="Meiryo UI" w:hAnsi="Meiryo UI" w:eastAsia="Meiryo UI" w:cs="Meiryo UI" w:hint="default"/>
+        <w:rFonts w:ascii="Meiryo UI" w:eastAsia="Meiryo UI" w:hAnsi="Meiryo UI" w:cs="Meiryo UI" w:hint="default"/>
       </w:rPr>
     </w:lvl>
     <w:lvl w:ilvl="1" w:tplc="FFFFFFFF" w:tentative="1">
@@ -24727,7 +24040,7 @@
         <w:ind w:left="880" w:hanging="440"/>
       </w:pPr>
       <w:rPr>
-        <w:rFonts w:ascii="Meiryo UI" w:hAnsi="Meiryo UI" w:eastAsia="Meiryo UI" w:cs="Meiryo UI" w:hint="default"/>
+        <w:rFonts w:ascii="Meiryo UI" w:eastAsia="Meiryo UI" w:hAnsi="Meiryo UI" w:cs="Meiryo UI" w:hint="default"/>
       </w:rPr>
     </w:lvl>
     <w:lvl w:ilvl="2" w:tplc="FFFFFFFF" w:tentative="1">
@@ -24739,7 +24052,7 @@
         <w:ind w:left="1320" w:hanging="440"/>
       </w:pPr>
       <w:rPr>
-        <w:rFonts w:ascii="Meiryo UI" w:hAnsi="Meiryo UI" w:eastAsia="Meiryo UI" w:cs="Meiryo UI" w:hint="default"/>
+        <w:rFonts w:ascii="Meiryo UI" w:eastAsia="Meiryo UI" w:hAnsi="Meiryo UI" w:cs="Meiryo UI" w:hint="default"/>
       </w:rPr>
     </w:lvl>
     <w:lvl w:ilvl="3" w:tplc="FFFFFFFF" w:tentative="1">
@@ -24751,7 +24064,7 @@
         <w:ind w:left="1760" w:hanging="440"/>
       </w:pPr>
       <w:rPr>
-        <w:rFonts w:ascii="Meiryo UI" w:hAnsi="Meiryo UI" w:eastAsia="Meiryo UI" w:cs="Meiryo UI" w:hint="default"/>
+        <w:rFonts w:ascii="Meiryo UI" w:eastAsia="Meiryo UI" w:hAnsi="Meiryo UI" w:cs="Meiryo UI" w:hint="default"/>
       </w:rPr>
     </w:lvl>
     <w:lvl w:ilvl="4" w:tplc="FFFFFFFF" w:tentative="1">
@@ -24763,7 +24076,7 @@
         <w:ind w:left="2200" w:hanging="440"/>
       </w:pPr>
       <w:rPr>
-        <w:rFonts w:ascii="Meiryo UI" w:hAnsi="Meiryo UI" w:eastAsia="Meiryo UI" w:cs="Meiryo UI" w:hint="default"/>
+        <w:rFonts w:ascii="Meiryo UI" w:eastAsia="Meiryo UI" w:hAnsi="Meiryo UI" w:cs="Meiryo UI" w:hint="default"/>
       </w:rPr>
     </w:lvl>
     <w:lvl w:ilvl="5" w:tplc="FFFFFFFF" w:tentative="1">
@@ -24775,7 +24088,7 @@
         <w:ind w:left="2640" w:hanging="440"/>
       </w:pPr>
       <w:rPr>
-        <w:rFonts w:ascii="Meiryo UI" w:hAnsi="Meiryo UI" w:eastAsia="Meiryo UI" w:cs="Meiryo UI" w:hint="default"/>
+        <w:rFonts w:ascii="Meiryo UI" w:eastAsia="Meiryo UI" w:hAnsi="Meiryo UI" w:cs="Meiryo UI" w:hint="default"/>
       </w:rPr>
     </w:lvl>
     <w:lvl w:ilvl="6" w:tplc="FFFFFFFF" w:tentative="1">
@@ -24787,7 +24100,7 @@
         <w:ind w:left="3080" w:hanging="440"/>
       </w:pPr>
       <w:rPr>
-        <w:rFonts w:ascii="Meiryo UI" w:hAnsi="Meiryo UI" w:eastAsia="Meiryo UI" w:cs="Meiryo UI" w:hint="default"/>
+        <w:rFonts w:ascii="Meiryo UI" w:eastAsia="Meiryo UI" w:hAnsi="Meiryo UI" w:cs="Meiryo UI" w:hint="default"/>
       </w:rPr>
     </w:lvl>
     <w:lvl w:ilvl="7" w:tplc="FFFFFFFF" w:tentative="1">
@@ -24799,7 +24112,7 @@
         <w:ind w:left="3520" w:hanging="440"/>
       </w:pPr>
       <w:rPr>
-        <w:rFonts w:ascii="Meiryo UI" w:hAnsi="Meiryo UI" w:eastAsia="Meiryo UI" w:cs="Meiryo UI" w:hint="default"/>
+        <w:rFonts w:ascii="Meiryo UI" w:eastAsia="Meiryo UI" w:hAnsi="Meiryo UI" w:cs="Meiryo UI" w:hint="default"/>
       </w:rPr>
     </w:lvl>
     <w:lvl w:ilvl="8" w:tplc="FFFFFFFF" w:tentative="1">
@@ -24811,7 +24124,7 @@
         <w:ind w:left="3960" w:hanging="440"/>
       </w:pPr>
       <w:rPr>
-        <w:rFonts w:ascii="Meiryo UI" w:hAnsi="Meiryo UI" w:eastAsia="Meiryo UI" w:cs="Meiryo UI" w:hint="default"/>
+        <w:rFonts w:ascii="Meiryo UI" w:eastAsia="Meiryo UI" w:hAnsi="Meiryo UI" w:cs="Meiryo UI" w:hint="default"/>
       </w:rPr>
     </w:lvl>
   </w:abstractNum>
@@ -24915,7 +24228,7 @@
         <w:ind w:left="440" w:hanging="440"/>
       </w:pPr>
       <w:rPr>
-        <w:rFonts w:ascii="Meiryo UI" w:hAnsi="Meiryo UI" w:eastAsia="Meiryo UI" w:cs="Meiryo UI" w:hint="default"/>
+        <w:rFonts w:ascii="Meiryo UI" w:eastAsia="Meiryo UI" w:hAnsi="Meiryo UI" w:cs="Meiryo UI" w:hint="default"/>
       </w:rPr>
     </w:lvl>
     <w:lvl w:ilvl="1" w:tplc="0409000B">
@@ -24927,7 +24240,7 @@
         <w:ind w:left="880" w:hanging="440"/>
       </w:pPr>
       <w:rPr>
-        <w:rFonts w:ascii="Meiryo UI" w:hAnsi="Meiryo UI" w:eastAsia="Meiryo UI" w:cs="Meiryo UI" w:hint="default"/>
+        <w:rFonts w:ascii="Meiryo UI" w:eastAsia="Meiryo UI" w:hAnsi="Meiryo UI" w:cs="Meiryo UI" w:hint="default"/>
       </w:rPr>
     </w:lvl>
     <w:lvl w:ilvl="2" w:tplc="0409000D" w:tentative="1">
@@ -24939,7 +24252,7 @@
         <w:ind w:left="1320" w:hanging="440"/>
       </w:pPr>
       <w:rPr>
-        <w:rFonts w:ascii="Meiryo UI" w:hAnsi="Meiryo UI" w:eastAsia="Meiryo UI" w:cs="Meiryo UI" w:hint="default"/>
+        <w:rFonts w:ascii="Meiryo UI" w:eastAsia="Meiryo UI" w:hAnsi="Meiryo UI" w:cs="Meiryo UI" w:hint="default"/>
       </w:rPr>
     </w:lvl>
     <w:lvl w:ilvl="3" w:tplc="04090001" w:tentative="1">
@@ -24951,7 +24264,7 @@
         <w:ind w:left="1760" w:hanging="440"/>
       </w:pPr>
       <w:rPr>
-        <w:rFonts w:ascii="Meiryo UI" w:hAnsi="Meiryo UI" w:eastAsia="Meiryo UI" w:cs="Meiryo UI" w:hint="default"/>
+        <w:rFonts w:ascii="Meiryo UI" w:eastAsia="Meiryo UI" w:hAnsi="Meiryo UI" w:cs="Meiryo UI" w:hint="default"/>
       </w:rPr>
     </w:lvl>
     <w:lvl w:ilvl="4" w:tplc="0409000B" w:tentative="1">
@@ -24963,7 +24276,7 @@
         <w:ind w:left="2200" w:hanging="440"/>
       </w:pPr>
       <w:rPr>
-        <w:rFonts w:ascii="Meiryo UI" w:hAnsi="Meiryo UI" w:eastAsia="Meiryo UI" w:cs="Meiryo UI" w:hint="default"/>
+        <w:rFonts w:ascii="Meiryo UI" w:eastAsia="Meiryo UI" w:hAnsi="Meiryo UI" w:cs="Meiryo UI" w:hint="default"/>
       </w:rPr>
     </w:lvl>
     <w:lvl w:ilvl="5" w:tplc="0409000D" w:tentative="1">
@@ -24975,7 +24288,7 @@
         <w:ind w:left="2640" w:hanging="440"/>
       </w:pPr>
       <w:rPr>
-        <w:rFonts w:ascii="Meiryo UI" w:hAnsi="Meiryo UI" w:eastAsia="Meiryo UI" w:cs="Meiryo UI" w:hint="default"/>
+        <w:rFonts w:ascii="Meiryo UI" w:eastAsia="Meiryo UI" w:hAnsi="Meiryo UI" w:cs="Meiryo UI" w:hint="default"/>
       </w:rPr>
     </w:lvl>
     <w:lvl w:ilvl="6" w:tplc="04090001" w:tentative="1">
@@ -24987,7 +24300,7 @@
         <w:ind w:left="3080" w:hanging="440"/>
       </w:pPr>
       <w:rPr>
-        <w:rFonts w:ascii="Meiryo UI" w:hAnsi="Meiryo UI" w:eastAsia="Meiryo UI" w:cs="Meiryo UI" w:hint="default"/>
+        <w:rFonts w:ascii="Meiryo UI" w:eastAsia="Meiryo UI" w:hAnsi="Meiryo UI" w:cs="Meiryo UI" w:hint="default"/>
       </w:rPr>
     </w:lvl>
     <w:lvl w:ilvl="7" w:tplc="0409000B" w:tentative="1">
@@ -24999,7 +24312,7 @@
         <w:ind w:left="3520" w:hanging="440"/>
       </w:pPr>
       <w:rPr>
-        <w:rFonts w:ascii="Meiryo UI" w:hAnsi="Meiryo UI" w:eastAsia="Meiryo UI" w:cs="Meiryo UI" w:hint="default"/>
+        <w:rFonts w:ascii="Meiryo UI" w:eastAsia="Meiryo UI" w:hAnsi="Meiryo UI" w:cs="Meiryo UI" w:hint="default"/>
       </w:rPr>
     </w:lvl>
     <w:lvl w:ilvl="8" w:tplc="0409000D" w:tentative="1">
@@ -25011,7 +24324,7 @@
         <w:ind w:left="3960" w:hanging="440"/>
       </w:pPr>
       <w:rPr>
-        <w:rFonts w:ascii="Meiryo UI" w:hAnsi="Meiryo UI" w:eastAsia="Meiryo UI" w:cs="Meiryo UI" w:hint="default"/>
+        <w:rFonts w:ascii="Meiryo UI" w:eastAsia="Meiryo UI" w:hAnsi="Meiryo UI" w:cs="Meiryo UI" w:hint="default"/>
       </w:rPr>
     </w:lvl>
   </w:abstractNum>
@@ -25028,7 +24341,7 @@
         <w:ind w:left="440" w:hanging="440"/>
       </w:pPr>
       <w:rPr>
-        <w:rFonts w:ascii="Meiryo UI" w:hAnsi="Meiryo UI" w:eastAsia="Meiryo UI" w:cs="Meiryo UI" w:hint="default"/>
+        <w:rFonts w:ascii="Meiryo UI" w:eastAsia="Meiryo UI" w:hAnsi="Meiryo UI" w:cs="Meiryo UI" w:hint="default"/>
       </w:rPr>
     </w:lvl>
     <w:lvl w:ilvl="1" w:tplc="0409000B" w:tentative="1">
@@ -25040,7 +24353,7 @@
         <w:ind w:left="880" w:hanging="440"/>
       </w:pPr>
       <w:rPr>
-        <w:rFonts w:ascii="Meiryo UI" w:hAnsi="Meiryo UI" w:eastAsia="Meiryo UI" w:cs="Meiryo UI" w:hint="default"/>
+        <w:rFonts w:ascii="Meiryo UI" w:eastAsia="Meiryo UI" w:hAnsi="Meiryo UI" w:cs="Meiryo UI" w:hint="default"/>
       </w:rPr>
     </w:lvl>
     <w:lvl w:ilvl="2" w:tplc="0409000D" w:tentative="1">
@@ -25052,7 +24365,7 @@
         <w:ind w:left="1320" w:hanging="440"/>
       </w:pPr>
       <w:rPr>
-        <w:rFonts w:ascii="Meiryo UI" w:hAnsi="Meiryo UI" w:eastAsia="Meiryo UI" w:cs="Meiryo UI" w:hint="default"/>
+        <w:rFonts w:ascii="Meiryo UI" w:eastAsia="Meiryo UI" w:hAnsi="Meiryo UI" w:cs="Meiryo UI" w:hint="default"/>
       </w:rPr>
     </w:lvl>
     <w:lvl w:ilvl="3" w:tplc="04090001" w:tentative="1">
@@ -25064,7 +24377,7 @@
         <w:ind w:left="1760" w:hanging="440"/>
       </w:pPr>
       <w:rPr>
-        <w:rFonts w:ascii="Meiryo UI" w:hAnsi="Meiryo UI" w:eastAsia="Meiryo UI" w:cs="Meiryo UI" w:hint="default"/>
+        <w:rFonts w:ascii="Meiryo UI" w:eastAsia="Meiryo UI" w:hAnsi="Meiryo UI" w:cs="Meiryo UI" w:hint="default"/>
       </w:rPr>
     </w:lvl>
     <w:lvl w:ilvl="4" w:tplc="0409000B" w:tentative="1">
@@ -25076,7 +24389,7 @@
         <w:ind w:left="2200" w:hanging="440"/>
       </w:pPr>
       <w:rPr>
-        <w:rFonts w:ascii="Meiryo UI" w:hAnsi="Meiryo UI" w:eastAsia="Meiryo UI" w:cs="Meiryo UI" w:hint="default"/>
+        <w:rFonts w:ascii="Meiryo UI" w:eastAsia="Meiryo UI" w:hAnsi="Meiryo UI" w:cs="Meiryo UI" w:hint="default"/>
       </w:rPr>
     </w:lvl>
     <w:lvl w:ilvl="5" w:tplc="0409000D" w:tentative="1">
@@ -25088,7 +24401,7 @@
         <w:ind w:left="2640" w:hanging="440"/>
       </w:pPr>
       <w:rPr>
-        <w:rFonts w:ascii="Meiryo UI" w:hAnsi="Meiryo UI" w:eastAsia="Meiryo UI" w:cs="Meiryo UI" w:hint="default"/>
+        <w:rFonts w:ascii="Meiryo UI" w:eastAsia="Meiryo UI" w:hAnsi="Meiryo UI" w:cs="Meiryo UI" w:hint="default"/>
       </w:rPr>
     </w:lvl>
     <w:lvl w:ilvl="6" w:tplc="04090001" w:tentative="1">
@@ -25100,7 +24413,7 @@
         <w:ind w:left="3080" w:hanging="440"/>
       </w:pPr>
       <w:rPr>
-        <w:rFonts w:ascii="Meiryo UI" w:hAnsi="Meiryo UI" w:eastAsia="Meiryo UI" w:cs="Meiryo UI" w:hint="default"/>
+        <w:rFonts w:ascii="Meiryo UI" w:eastAsia="Meiryo UI" w:hAnsi="Meiryo UI" w:cs="Meiryo UI" w:hint="default"/>
       </w:rPr>
     </w:lvl>
     <w:lvl w:ilvl="7" w:tplc="0409000B" w:tentative="1">
@@ -25112,7 +24425,7 @@
         <w:ind w:left="3520" w:hanging="440"/>
       </w:pPr>
       <w:rPr>
-        <w:rFonts w:ascii="Meiryo UI" w:hAnsi="Meiryo UI" w:eastAsia="Meiryo UI" w:cs="Meiryo UI" w:hint="default"/>
+        <w:rFonts w:ascii="Meiryo UI" w:eastAsia="Meiryo UI" w:hAnsi="Meiryo UI" w:cs="Meiryo UI" w:hint="default"/>
       </w:rPr>
     </w:lvl>
     <w:lvl w:ilvl="8" w:tplc="0409000D" w:tentative="1">
@@ -25124,7 +24437,7 @@
         <w:ind w:left="3960" w:hanging="440"/>
       </w:pPr>
       <w:rPr>
-        <w:rFonts w:ascii="Meiryo UI" w:hAnsi="Meiryo UI" w:eastAsia="Meiryo UI" w:cs="Meiryo UI" w:hint="default"/>
+        <w:rFonts w:ascii="Meiryo UI" w:eastAsia="Meiryo UI" w:hAnsi="Meiryo UI" w:cs="Meiryo UI" w:hint="default"/>
       </w:rPr>
     </w:lvl>
   </w:abstractNum>
@@ -25141,7 +24454,7 @@
         <w:ind w:left="800" w:hanging="440"/>
       </w:pPr>
       <w:rPr>
-        <w:rFonts w:ascii="Meiryo UI" w:hAnsi="Meiryo UI" w:eastAsia="Meiryo UI" w:cs="Meiryo UI" w:hint="default"/>
+        <w:rFonts w:ascii="Meiryo UI" w:eastAsia="Meiryo UI" w:hAnsi="Meiryo UI" w:cs="Meiryo UI" w:hint="default"/>
         <w:u w:val="none"/>
       </w:rPr>
     </w:lvl>
@@ -25154,7 +24467,7 @@
         <w:ind w:left="1520" w:hanging="440"/>
       </w:pPr>
       <w:rPr>
-        <w:rFonts w:ascii="Meiryo UI" w:hAnsi="Meiryo UI" w:eastAsia="Meiryo UI" w:cs="Meiryo UI" w:hint="default"/>
+        <w:rFonts w:ascii="Meiryo UI" w:eastAsia="Meiryo UI" w:hAnsi="Meiryo UI" w:cs="Meiryo UI" w:hint="default"/>
       </w:rPr>
     </w:lvl>
     <w:lvl w:ilvl="2">
@@ -25264,7 +24577,7 @@
         <w:ind w:left="440" w:hanging="440"/>
       </w:pPr>
       <w:rPr>
-        <w:rFonts w:ascii="Meiryo UI" w:hAnsi="Meiryo UI" w:eastAsia="Meiryo UI" w:cs="Meiryo UI" w:hint="default"/>
+        <w:rFonts w:ascii="Meiryo UI" w:eastAsia="Meiryo UI" w:hAnsi="Meiryo UI" w:cs="Meiryo UI" w:hint="default"/>
       </w:rPr>
     </w:lvl>
     <w:lvl w:ilvl="2" w:tplc="FFFFFFFF">
@@ -25276,7 +24589,7 @@
         <w:ind w:left="440" w:hanging="440"/>
       </w:pPr>
       <w:rPr>
-        <w:rFonts w:ascii="Meiryo UI" w:hAnsi="Meiryo UI" w:eastAsia="Meiryo UI" w:cs="Meiryo UI" w:hint="default"/>
+        <w:rFonts w:ascii="Meiryo UI" w:eastAsia="Meiryo UI" w:hAnsi="Meiryo UI" w:cs="Meiryo UI" w:hint="default"/>
       </w:rPr>
     </w:lvl>
     <w:lvl w:ilvl="3" w:tplc="FFFFFFFF" w:tentative="1">
@@ -25347,7 +24660,7 @@
         <w:ind w:left="440" w:hanging="440"/>
       </w:pPr>
       <w:rPr>
-        <w:rFonts w:ascii="Meiryo UI" w:hAnsi="Meiryo UI" w:eastAsia="Meiryo UI" w:cs="Meiryo UI" w:hint="default"/>
+        <w:rFonts w:ascii="Meiryo UI" w:eastAsia="Meiryo UI" w:hAnsi="Meiryo UI" w:cs="Meiryo UI" w:hint="default"/>
       </w:rPr>
     </w:lvl>
     <w:lvl w:ilvl="1" w:tplc="0409000B">
@@ -25359,7 +24672,7 @@
         <w:ind w:left="880" w:hanging="440"/>
       </w:pPr>
       <w:rPr>
-        <w:rFonts w:ascii="Meiryo UI" w:hAnsi="Meiryo UI" w:eastAsia="Meiryo UI" w:cs="Meiryo UI" w:hint="default"/>
+        <w:rFonts w:ascii="Meiryo UI" w:eastAsia="Meiryo UI" w:hAnsi="Meiryo UI" w:cs="Meiryo UI" w:hint="default"/>
       </w:rPr>
     </w:lvl>
     <w:lvl w:ilvl="2" w:tplc="0409000D" w:tentative="1">
@@ -25371,7 +24684,7 @@
         <w:ind w:left="1320" w:hanging="440"/>
       </w:pPr>
       <w:rPr>
-        <w:rFonts w:ascii="Meiryo UI" w:hAnsi="Meiryo UI" w:eastAsia="Meiryo UI" w:cs="Meiryo UI" w:hint="default"/>
+        <w:rFonts w:ascii="Meiryo UI" w:eastAsia="Meiryo UI" w:hAnsi="Meiryo UI" w:cs="Meiryo UI" w:hint="default"/>
       </w:rPr>
     </w:lvl>
     <w:lvl w:ilvl="3" w:tplc="04090001" w:tentative="1">
@@ -25383,7 +24696,7 @@
         <w:ind w:left="1760" w:hanging="440"/>
       </w:pPr>
       <w:rPr>
-        <w:rFonts w:ascii="Meiryo UI" w:hAnsi="Meiryo UI" w:eastAsia="Meiryo UI" w:cs="Meiryo UI" w:hint="default"/>
+        <w:rFonts w:ascii="Meiryo UI" w:eastAsia="Meiryo UI" w:hAnsi="Meiryo UI" w:cs="Meiryo UI" w:hint="default"/>
       </w:rPr>
     </w:lvl>
     <w:lvl w:ilvl="4" w:tplc="0409000B" w:tentative="1">
@@ -25395,7 +24708,7 @@
         <w:ind w:left="2200" w:hanging="440"/>
       </w:pPr>
       <w:rPr>
-        <w:rFonts w:ascii="Meiryo UI" w:hAnsi="Meiryo UI" w:eastAsia="Meiryo UI" w:cs="Meiryo UI" w:hint="default"/>
+        <w:rFonts w:ascii="Meiryo UI" w:eastAsia="Meiryo UI" w:hAnsi="Meiryo UI" w:cs="Meiryo UI" w:hint="default"/>
       </w:rPr>
     </w:lvl>
     <w:lvl w:ilvl="5" w:tplc="0409000D" w:tentative="1">
@@ -25407,7 +24720,7 @@
         <w:ind w:left="2640" w:hanging="440"/>
       </w:pPr>
       <w:rPr>
-        <w:rFonts w:ascii="Meiryo UI" w:hAnsi="Meiryo UI" w:eastAsia="Meiryo UI" w:cs="Meiryo UI" w:hint="default"/>
+        <w:rFonts w:ascii="Meiryo UI" w:eastAsia="Meiryo UI" w:hAnsi="Meiryo UI" w:cs="Meiryo UI" w:hint="default"/>
       </w:rPr>
     </w:lvl>
     <w:lvl w:ilvl="6" w:tplc="04090001" w:tentative="1">
@@ -25419,7 +24732,7 @@
         <w:ind w:left="3080" w:hanging="440"/>
       </w:pPr>
       <w:rPr>
-        <w:rFonts w:ascii="Meiryo UI" w:hAnsi="Meiryo UI" w:eastAsia="Meiryo UI" w:cs="Meiryo UI" w:hint="default"/>
+        <w:rFonts w:ascii="Meiryo UI" w:eastAsia="Meiryo UI" w:hAnsi="Meiryo UI" w:cs="Meiryo UI" w:hint="default"/>
       </w:rPr>
     </w:lvl>
     <w:lvl w:ilvl="7" w:tplc="0409000B" w:tentative="1">
@@ -25431,7 +24744,7 @@
         <w:ind w:left="3520" w:hanging="440"/>
       </w:pPr>
       <w:rPr>
-        <w:rFonts w:ascii="Meiryo UI" w:hAnsi="Meiryo UI" w:eastAsia="Meiryo UI" w:cs="Meiryo UI" w:hint="default"/>
+        <w:rFonts w:ascii="Meiryo UI" w:eastAsia="Meiryo UI" w:hAnsi="Meiryo UI" w:cs="Meiryo UI" w:hint="default"/>
       </w:rPr>
     </w:lvl>
     <w:lvl w:ilvl="8" w:tplc="0409000D" w:tentative="1">
@@ -25443,7 +24756,7 @@
         <w:ind w:left="3960" w:hanging="440"/>
       </w:pPr>
       <w:rPr>
-        <w:rFonts w:ascii="Meiryo UI" w:hAnsi="Meiryo UI" w:eastAsia="Meiryo UI" w:cs="Meiryo UI" w:hint="default"/>
+        <w:rFonts w:ascii="Meiryo UI" w:eastAsia="Meiryo UI" w:hAnsi="Meiryo UI" w:cs="Meiryo UI" w:hint="default"/>
       </w:rPr>
     </w:lvl>
   </w:abstractNum>
@@ -25460,7 +24773,7 @@
         <w:ind w:left="680" w:hanging="440"/>
       </w:pPr>
       <w:rPr>
-        <w:rFonts w:ascii="Meiryo UI" w:hAnsi="Meiryo UI" w:eastAsia="Meiryo UI" w:cs="Meiryo UI" w:hint="default"/>
+        <w:rFonts w:ascii="Meiryo UI" w:eastAsia="Meiryo UI" w:hAnsi="Meiryo UI" w:cs="Meiryo UI" w:hint="default"/>
       </w:rPr>
     </w:lvl>
     <w:lvl w:ilvl="1" w:tplc="0409000B" w:tentative="1">
@@ -25472,7 +24785,7 @@
         <w:ind w:left="1120" w:hanging="440"/>
       </w:pPr>
       <w:rPr>
-        <w:rFonts w:ascii="Meiryo UI" w:hAnsi="Meiryo UI" w:eastAsia="Meiryo UI" w:cs="Meiryo UI" w:hint="default"/>
+        <w:rFonts w:ascii="Meiryo UI" w:eastAsia="Meiryo UI" w:hAnsi="Meiryo UI" w:cs="Meiryo UI" w:hint="default"/>
       </w:rPr>
     </w:lvl>
     <w:lvl w:ilvl="2" w:tplc="0409000D" w:tentative="1">
@@ -25484,7 +24797,7 @@
         <w:ind w:left="1560" w:hanging="440"/>
       </w:pPr>
       <w:rPr>
-        <w:rFonts w:ascii="Meiryo UI" w:hAnsi="Meiryo UI" w:eastAsia="Meiryo UI" w:cs="Meiryo UI" w:hint="default"/>
+        <w:rFonts w:ascii="Meiryo UI" w:eastAsia="Meiryo UI" w:hAnsi="Meiryo UI" w:cs="Meiryo UI" w:hint="default"/>
       </w:rPr>
     </w:lvl>
     <w:lvl w:ilvl="3" w:tplc="04090001" w:tentative="1">
@@ -25496,7 +24809,7 @@
         <w:ind w:left="2000" w:hanging="440"/>
       </w:pPr>
       <w:rPr>
-        <w:rFonts w:ascii="Meiryo UI" w:hAnsi="Meiryo UI" w:eastAsia="Meiryo UI" w:cs="Meiryo UI" w:hint="default"/>
+        <w:rFonts w:ascii="Meiryo UI" w:eastAsia="Meiryo UI" w:hAnsi="Meiryo UI" w:cs="Meiryo UI" w:hint="default"/>
       </w:rPr>
     </w:lvl>
     <w:lvl w:ilvl="4" w:tplc="0409000B" w:tentative="1">
@@ -25508,7 +24821,7 @@
         <w:ind w:left="2440" w:hanging="440"/>
       </w:pPr>
       <w:rPr>
-        <w:rFonts w:ascii="Meiryo UI" w:hAnsi="Meiryo UI" w:eastAsia="Meiryo UI" w:cs="Meiryo UI" w:hint="default"/>
+        <w:rFonts w:ascii="Meiryo UI" w:eastAsia="Meiryo UI" w:hAnsi="Meiryo UI" w:cs="Meiryo UI" w:hint="default"/>
       </w:rPr>
     </w:lvl>
     <w:lvl w:ilvl="5" w:tplc="0409000D" w:tentative="1">
@@ -25520,7 +24833,7 @@
         <w:ind w:left="2880" w:hanging="440"/>
       </w:pPr>
       <w:rPr>
-        <w:rFonts w:ascii="Meiryo UI" w:hAnsi="Meiryo UI" w:eastAsia="Meiryo UI" w:cs="Meiryo UI" w:hint="default"/>
+        <w:rFonts w:ascii="Meiryo UI" w:eastAsia="Meiryo UI" w:hAnsi="Meiryo UI" w:cs="Meiryo UI" w:hint="default"/>
       </w:rPr>
     </w:lvl>
     <w:lvl w:ilvl="6" w:tplc="04090001" w:tentative="1">
@@ -25532,7 +24845,7 @@
         <w:ind w:left="3320" w:hanging="440"/>
       </w:pPr>
       <w:rPr>
-        <w:rFonts w:ascii="Meiryo UI" w:hAnsi="Meiryo UI" w:eastAsia="Meiryo UI" w:cs="Meiryo UI" w:hint="default"/>
+        <w:rFonts w:ascii="Meiryo UI" w:eastAsia="Meiryo UI" w:hAnsi="Meiryo UI" w:cs="Meiryo UI" w:hint="default"/>
       </w:rPr>
     </w:lvl>
     <w:lvl w:ilvl="7" w:tplc="0409000B" w:tentative="1">
@@ -25544,7 +24857,7 @@
         <w:ind w:left="3760" w:hanging="440"/>
       </w:pPr>
       <w:rPr>
-        <w:rFonts w:ascii="Meiryo UI" w:hAnsi="Meiryo UI" w:eastAsia="Meiryo UI" w:cs="Meiryo UI" w:hint="default"/>
+        <w:rFonts w:ascii="Meiryo UI" w:eastAsia="Meiryo UI" w:hAnsi="Meiryo UI" w:cs="Meiryo UI" w:hint="default"/>
       </w:rPr>
     </w:lvl>
     <w:lvl w:ilvl="8" w:tplc="0409000D" w:tentative="1">
@@ -25556,7 +24869,7 @@
         <w:ind w:left="4200" w:hanging="440"/>
       </w:pPr>
       <w:rPr>
-        <w:rFonts w:ascii="Meiryo UI" w:hAnsi="Meiryo UI" w:eastAsia="Meiryo UI" w:cs="Meiryo UI" w:hint="default"/>
+        <w:rFonts w:ascii="Meiryo UI" w:eastAsia="Meiryo UI" w:hAnsi="Meiryo UI" w:cs="Meiryo UI" w:hint="default"/>
       </w:rPr>
     </w:lvl>
   </w:abstractNum>
@@ -25659,7 +24972,7 @@
         <w:ind w:left="440" w:hanging="440"/>
       </w:pPr>
       <w:rPr>
-        <w:rFonts w:ascii="Meiryo UI" w:hAnsi="Meiryo UI" w:eastAsia="Meiryo UI" w:cs="Meiryo UI" w:hint="default"/>
+        <w:rFonts w:ascii="Meiryo UI" w:eastAsia="Meiryo UI" w:hAnsi="Meiryo UI" w:cs="Meiryo UI" w:hint="default"/>
       </w:rPr>
     </w:lvl>
     <w:lvl w:ilvl="1" w:tplc="0409000B" w:tentative="1">
@@ -25671,7 +24984,7 @@
         <w:ind w:left="880" w:hanging="440"/>
       </w:pPr>
       <w:rPr>
-        <w:rFonts w:ascii="Meiryo UI" w:hAnsi="Meiryo UI" w:eastAsia="Meiryo UI" w:cs="Meiryo UI" w:hint="default"/>
+        <w:rFonts w:ascii="Meiryo UI" w:eastAsia="Meiryo UI" w:hAnsi="Meiryo UI" w:cs="Meiryo UI" w:hint="default"/>
       </w:rPr>
     </w:lvl>
     <w:lvl w:ilvl="2" w:tplc="0409000D" w:tentative="1">
@@ -25683,7 +24996,7 @@
         <w:ind w:left="1320" w:hanging="440"/>
       </w:pPr>
       <w:rPr>
-        <w:rFonts w:ascii="Meiryo UI" w:hAnsi="Meiryo UI" w:eastAsia="Meiryo UI" w:cs="Meiryo UI" w:hint="default"/>
+        <w:rFonts w:ascii="Meiryo UI" w:eastAsia="Meiryo UI" w:hAnsi="Meiryo UI" w:cs="Meiryo UI" w:hint="default"/>
       </w:rPr>
     </w:lvl>
     <w:lvl w:ilvl="3" w:tplc="04090001" w:tentative="1">
@@ -25695,7 +25008,7 @@
         <w:ind w:left="1760" w:hanging="440"/>
       </w:pPr>
       <w:rPr>
-        <w:rFonts w:ascii="Meiryo UI" w:hAnsi="Meiryo UI" w:eastAsia="Meiryo UI" w:cs="Meiryo UI" w:hint="default"/>
+        <w:rFonts w:ascii="Meiryo UI" w:eastAsia="Meiryo UI" w:hAnsi="Meiryo UI" w:cs="Meiryo UI" w:hint="default"/>
       </w:rPr>
     </w:lvl>
     <w:lvl w:ilvl="4" w:tplc="0409000B" w:tentative="1">
@@ -25707,7 +25020,7 @@
         <w:ind w:left="2200" w:hanging="440"/>
       </w:pPr>
       <w:rPr>
-        <w:rFonts w:ascii="Meiryo UI" w:hAnsi="Meiryo UI" w:eastAsia="Meiryo UI" w:cs="Meiryo UI" w:hint="default"/>
+        <w:rFonts w:ascii="Meiryo UI" w:eastAsia="Meiryo UI" w:hAnsi="Meiryo UI" w:cs="Meiryo UI" w:hint="default"/>
       </w:rPr>
     </w:lvl>
     <w:lvl w:ilvl="5" w:tplc="0409000D" w:tentative="1">
@@ -25719,7 +25032,7 @@
         <w:ind w:left="2640" w:hanging="440"/>
       </w:pPr>
       <w:rPr>
-        <w:rFonts w:ascii="Meiryo UI" w:hAnsi="Meiryo UI" w:eastAsia="Meiryo UI" w:cs="Meiryo UI" w:hint="default"/>
+        <w:rFonts w:ascii="Meiryo UI" w:eastAsia="Meiryo UI" w:hAnsi="Meiryo UI" w:cs="Meiryo UI" w:hint="default"/>
       </w:rPr>
     </w:lvl>
     <w:lvl w:ilvl="6" w:tplc="04090001" w:tentative="1">
@@ -25731,7 +25044,7 @@
         <w:ind w:left="3080" w:hanging="440"/>
       </w:pPr>
       <w:rPr>
-        <w:rFonts w:ascii="Meiryo UI" w:hAnsi="Meiryo UI" w:eastAsia="Meiryo UI" w:cs="Meiryo UI" w:hint="default"/>
+        <w:rFonts w:ascii="Meiryo UI" w:eastAsia="Meiryo UI" w:hAnsi="Meiryo UI" w:cs="Meiryo UI" w:hint="default"/>
       </w:rPr>
     </w:lvl>
     <w:lvl w:ilvl="7" w:tplc="0409000B" w:tentative="1">
@@ -25743,7 +25056,7 @@
         <w:ind w:left="3520" w:hanging="440"/>
       </w:pPr>
       <w:rPr>
-        <w:rFonts w:ascii="Meiryo UI" w:hAnsi="Meiryo UI" w:eastAsia="Meiryo UI" w:cs="Meiryo UI" w:hint="default"/>
+        <w:rFonts w:ascii="Meiryo UI" w:eastAsia="Meiryo UI" w:hAnsi="Meiryo UI" w:cs="Meiryo UI" w:hint="default"/>
       </w:rPr>
     </w:lvl>
     <w:lvl w:ilvl="8" w:tplc="0409000D" w:tentative="1">
@@ -25755,7 +25068,7 @@
         <w:ind w:left="3960" w:hanging="440"/>
       </w:pPr>
       <w:rPr>
-        <w:rFonts w:ascii="Meiryo UI" w:hAnsi="Meiryo UI" w:eastAsia="Meiryo UI" w:cs="Meiryo UI" w:hint="default"/>
+        <w:rFonts w:ascii="Meiryo UI" w:eastAsia="Meiryo UI" w:hAnsi="Meiryo UI" w:cs="Meiryo UI" w:hint="default"/>
       </w:rPr>
     </w:lvl>
   </w:abstractNum>
@@ -25772,7 +25085,7 @@
         <w:ind w:left="440" w:hanging="440"/>
       </w:pPr>
       <w:rPr>
-        <w:rFonts w:ascii="Meiryo UI" w:hAnsi="Meiryo UI" w:eastAsia="Meiryo UI" w:cs="Meiryo UI" w:hint="default"/>
+        <w:rFonts w:ascii="Meiryo UI" w:eastAsia="Meiryo UI" w:hAnsi="Meiryo UI" w:cs="Meiryo UI" w:hint="default"/>
       </w:rPr>
     </w:lvl>
     <w:lvl w:ilvl="1" w:tplc="0409000B" w:tentative="1">
@@ -25784,7 +25097,7 @@
         <w:ind w:left="880" w:hanging="440"/>
       </w:pPr>
       <w:rPr>
-        <w:rFonts w:ascii="Meiryo UI" w:hAnsi="Meiryo UI" w:eastAsia="Meiryo UI" w:cs="Meiryo UI" w:hint="default"/>
+        <w:rFonts w:ascii="Meiryo UI" w:eastAsia="Meiryo UI" w:hAnsi="Meiryo UI" w:cs="Meiryo UI" w:hint="default"/>
       </w:rPr>
     </w:lvl>
     <w:lvl w:ilvl="2" w:tplc="0409000D" w:tentative="1">
@@ -25796,7 +25109,7 @@
         <w:ind w:left="1320" w:hanging="440"/>
       </w:pPr>
       <w:rPr>
-        <w:rFonts w:ascii="Meiryo UI" w:hAnsi="Meiryo UI" w:eastAsia="Meiryo UI" w:cs="Meiryo UI" w:hint="default"/>
+        <w:rFonts w:ascii="Meiryo UI" w:eastAsia="Meiryo UI" w:hAnsi="Meiryo UI" w:cs="Meiryo UI" w:hint="default"/>
       </w:rPr>
     </w:lvl>
     <w:lvl w:ilvl="3" w:tplc="04090001" w:tentative="1">
@@ -25808,7 +25121,7 @@
         <w:ind w:left="1760" w:hanging="440"/>
       </w:pPr>
       <w:rPr>
-        <w:rFonts w:ascii="Meiryo UI" w:hAnsi="Meiryo UI" w:eastAsia="Meiryo UI" w:cs="Meiryo UI" w:hint="default"/>
+        <w:rFonts w:ascii="Meiryo UI" w:eastAsia="Meiryo UI" w:hAnsi="Meiryo UI" w:cs="Meiryo UI" w:hint="default"/>
       </w:rPr>
     </w:lvl>
     <w:lvl w:ilvl="4" w:tplc="0409000B" w:tentative="1">
@@ -25820,7 +25133,7 @@
         <w:ind w:left="2200" w:hanging="440"/>
       </w:pPr>
       <w:rPr>
-        <w:rFonts w:ascii="Meiryo UI" w:hAnsi="Meiryo UI" w:eastAsia="Meiryo UI" w:cs="Meiryo UI" w:hint="default"/>
+        <w:rFonts w:ascii="Meiryo UI" w:eastAsia="Meiryo UI" w:hAnsi="Meiryo UI" w:cs="Meiryo UI" w:hint="default"/>
       </w:rPr>
     </w:lvl>
     <w:lvl w:ilvl="5" w:tplc="0409000D" w:tentative="1">
@@ -25832,7 +25145,7 @@
         <w:ind w:left="2640" w:hanging="440"/>
       </w:pPr>
       <w:rPr>
-        <w:rFonts w:ascii="Meiryo UI" w:hAnsi="Meiryo UI" w:eastAsia="Meiryo UI" w:cs="Meiryo UI" w:hint="default"/>
+        <w:rFonts w:ascii="Meiryo UI" w:eastAsia="Meiryo UI" w:hAnsi="Meiryo UI" w:cs="Meiryo UI" w:hint="default"/>
       </w:rPr>
     </w:lvl>
     <w:lvl w:ilvl="6" w:tplc="04090001" w:tentative="1">
@@ -25844,7 +25157,7 @@
         <w:ind w:left="3080" w:hanging="440"/>
       </w:pPr>
       <w:rPr>
-        <w:rFonts w:ascii="Meiryo UI" w:hAnsi="Meiryo UI" w:eastAsia="Meiryo UI" w:cs="Meiryo UI" w:hint="default"/>
+        <w:rFonts w:ascii="Meiryo UI" w:eastAsia="Meiryo UI" w:hAnsi="Meiryo UI" w:cs="Meiryo UI" w:hint="default"/>
       </w:rPr>
     </w:lvl>
     <w:lvl w:ilvl="7" w:tplc="0409000B" w:tentative="1">
@@ -25856,7 +25169,7 @@
         <w:ind w:left="3520" w:hanging="440"/>
       </w:pPr>
       <w:rPr>
-        <w:rFonts w:ascii="Meiryo UI" w:hAnsi="Meiryo UI" w:eastAsia="Meiryo UI" w:cs="Meiryo UI" w:hint="default"/>
+        <w:rFonts w:ascii="Meiryo UI" w:eastAsia="Meiryo UI" w:hAnsi="Meiryo UI" w:cs="Meiryo UI" w:hint="default"/>
       </w:rPr>
     </w:lvl>
     <w:lvl w:ilvl="8" w:tplc="0409000D" w:tentative="1">
@@ -25868,7 +25181,7 @@
         <w:ind w:left="3960" w:hanging="440"/>
       </w:pPr>
       <w:rPr>
-        <w:rFonts w:ascii="Meiryo UI" w:hAnsi="Meiryo UI" w:eastAsia="Meiryo UI" w:cs="Meiryo UI" w:hint="default"/>
+        <w:rFonts w:ascii="Meiryo UI" w:eastAsia="Meiryo UI" w:hAnsi="Meiryo UI" w:cs="Meiryo UI" w:hint="default"/>
       </w:rPr>
     </w:lvl>
   </w:abstractNum>
@@ -25885,7 +25198,7 @@
         <w:ind w:left="440" w:hanging="440"/>
       </w:pPr>
       <w:rPr>
-        <w:rFonts w:ascii="Meiryo UI" w:hAnsi="Meiryo UI" w:eastAsia="Meiryo UI" w:cs="Meiryo UI" w:hint="default"/>
+        <w:rFonts w:ascii="Meiryo UI" w:eastAsia="Meiryo UI" w:hAnsi="Meiryo UI" w:cs="Meiryo UI" w:hint="default"/>
       </w:rPr>
     </w:lvl>
     <w:lvl w:ilvl="1" w:tplc="0409000B" w:tentative="1">
@@ -25897,7 +25210,7 @@
         <w:ind w:left="880" w:hanging="440"/>
       </w:pPr>
       <w:rPr>
-        <w:rFonts w:ascii="Meiryo UI" w:hAnsi="Meiryo UI" w:eastAsia="Meiryo UI" w:cs="Meiryo UI" w:hint="default"/>
+        <w:rFonts w:ascii="Meiryo UI" w:eastAsia="Meiryo UI" w:hAnsi="Meiryo UI" w:cs="Meiryo UI" w:hint="default"/>
       </w:rPr>
     </w:lvl>
     <w:lvl w:ilvl="2" w:tplc="0409000D" w:tentative="1">
@@ -25909,7 +25222,7 @@
         <w:ind w:left="1320" w:hanging="440"/>
       </w:pPr>
       <w:rPr>
-        <w:rFonts w:ascii="Meiryo UI" w:hAnsi="Meiryo UI" w:eastAsia="Meiryo UI" w:cs="Meiryo UI" w:hint="default"/>
+        <w:rFonts w:ascii="Meiryo UI" w:eastAsia="Meiryo UI" w:hAnsi="Meiryo UI" w:cs="Meiryo UI" w:hint="default"/>
       </w:rPr>
     </w:lvl>
     <w:lvl w:ilvl="3" w:tplc="04090001" w:tentative="1">
@@ -25921,7 +25234,7 @@
         <w:ind w:left="1760" w:hanging="440"/>
       </w:pPr>
       <w:rPr>
-        <w:rFonts w:ascii="Meiryo UI" w:hAnsi="Meiryo UI" w:eastAsia="Meiryo UI" w:cs="Meiryo UI" w:hint="default"/>
+        <w:rFonts w:ascii="Meiryo UI" w:eastAsia="Meiryo UI" w:hAnsi="Meiryo UI" w:cs="Meiryo UI" w:hint="default"/>
       </w:rPr>
     </w:lvl>
     <w:lvl w:ilvl="4" w:tplc="0409000B" w:tentative="1">
@@ -25933,7 +25246,7 @@
         <w:ind w:left="2200" w:hanging="440"/>
       </w:pPr>
       <w:rPr>
-        <w:rFonts w:ascii="Meiryo UI" w:hAnsi="Meiryo UI" w:eastAsia="Meiryo UI" w:cs="Meiryo UI" w:hint="default"/>
+        <w:rFonts w:ascii="Meiryo UI" w:eastAsia="Meiryo UI" w:hAnsi="Meiryo UI" w:cs="Meiryo UI" w:hint="default"/>
       </w:rPr>
     </w:lvl>
     <w:lvl w:ilvl="5" w:tplc="0409000D" w:tentative="1">
@@ -25945,7 +25258,7 @@
         <w:ind w:left="2640" w:hanging="440"/>
       </w:pPr>
       <w:rPr>
-        <w:rFonts w:ascii="Meiryo UI" w:hAnsi="Meiryo UI" w:eastAsia="Meiryo UI" w:cs="Meiryo UI" w:hint="default"/>
+        <w:rFonts w:ascii="Meiryo UI" w:eastAsia="Meiryo UI" w:hAnsi="Meiryo UI" w:cs="Meiryo UI" w:hint="default"/>
       </w:rPr>
     </w:lvl>
     <w:lvl w:ilvl="6" w:tplc="04090001" w:tentative="1">
@@ -25957,7 +25270,7 @@
         <w:ind w:left="3080" w:hanging="440"/>
       </w:pPr>
       <w:rPr>
-        <w:rFonts w:ascii="Meiryo UI" w:hAnsi="Meiryo UI" w:eastAsia="Meiryo UI" w:cs="Meiryo UI" w:hint="default"/>
+        <w:rFonts w:ascii="Meiryo UI" w:eastAsia="Meiryo UI" w:hAnsi="Meiryo UI" w:cs="Meiryo UI" w:hint="default"/>
       </w:rPr>
     </w:lvl>
     <w:lvl w:ilvl="7" w:tplc="0409000B" w:tentative="1">
@@ -25969,7 +25282,7 @@
         <w:ind w:left="3520" w:hanging="440"/>
       </w:pPr>
       <w:rPr>
-        <w:rFonts w:ascii="Meiryo UI" w:hAnsi="Meiryo UI" w:eastAsia="Meiryo UI" w:cs="Meiryo UI" w:hint="default"/>
+        <w:rFonts w:ascii="Meiryo UI" w:eastAsia="Meiryo UI" w:hAnsi="Meiryo UI" w:cs="Meiryo UI" w:hint="default"/>
       </w:rPr>
     </w:lvl>
     <w:lvl w:ilvl="8" w:tplc="0409000D" w:tentative="1">
@@ -25981,7 +25294,7 @@
         <w:ind w:left="3960" w:hanging="440"/>
       </w:pPr>
       <w:rPr>
-        <w:rFonts w:ascii="Meiryo UI" w:hAnsi="Meiryo UI" w:eastAsia="Meiryo UI" w:cs="Meiryo UI" w:hint="default"/>
+        <w:rFonts w:ascii="Meiryo UI" w:eastAsia="Meiryo UI" w:hAnsi="Meiryo UI" w:cs="Meiryo UI" w:hint="default"/>
       </w:rPr>
     </w:lvl>
   </w:abstractNum>
@@ -25998,7 +25311,7 @@
         <w:ind w:left="800" w:hanging="440"/>
       </w:pPr>
       <w:rPr>
-        <w:rFonts w:ascii="Meiryo UI" w:hAnsi="Meiryo UI" w:eastAsia="Meiryo UI" w:cs="Meiryo UI" w:hint="default"/>
+        <w:rFonts w:ascii="Meiryo UI" w:eastAsia="Meiryo UI" w:hAnsi="Meiryo UI" w:cs="Meiryo UI" w:hint="default"/>
         <w:u w:val="none"/>
       </w:rPr>
     </w:lvl>
@@ -26011,7 +25324,7 @@
         <w:ind w:left="1520" w:hanging="440"/>
       </w:pPr>
       <w:rPr>
-        <w:rFonts w:ascii="Meiryo UI" w:hAnsi="Meiryo UI" w:eastAsia="Meiryo UI" w:cs="Meiryo UI" w:hint="default"/>
+        <w:rFonts w:ascii="Meiryo UI" w:eastAsia="Meiryo UI" w:hAnsi="Meiryo UI" w:cs="Meiryo UI" w:hint="default"/>
       </w:rPr>
     </w:lvl>
     <w:lvl w:ilvl="2">
@@ -26342,7 +25655,7 @@
         <w:ind w:left="720" w:hanging="360"/>
       </w:pPr>
       <w:rPr>
-        <w:rFonts w:ascii="Meiryo UI" w:hAnsi="Meiryo UI" w:eastAsia="Meiryo UI" w:cs="Meiryo UI" w:hint="default"/>
+        <w:rFonts w:ascii="Meiryo UI" w:eastAsia="Meiryo UI" w:hAnsi="Meiryo UI" w:cs="Meiryo UI" w:hint="default"/>
         <w:sz w:val="20"/>
       </w:rPr>
     </w:lvl>
@@ -26374,7 +25687,7 @@
         <w:ind w:left="2160" w:hanging="360"/>
       </w:pPr>
       <w:rPr>
-        <w:rFonts w:ascii="Meiryo UI" w:hAnsi="Meiryo UI" w:eastAsia="Meiryo UI" w:cs="Meiryo UI" w:hint="default"/>
+        <w:rFonts w:ascii="Meiryo UI" w:eastAsia="Meiryo UI" w:hAnsi="Meiryo UI" w:cs="Meiryo UI" w:hint="default"/>
         <w:sz w:val="20"/>
       </w:rPr>
     </w:lvl>
@@ -26390,7 +25703,7 @@
         <w:ind w:left="2880" w:hanging="360"/>
       </w:pPr>
       <w:rPr>
-        <w:rFonts w:ascii="Meiryo UI" w:hAnsi="Meiryo UI" w:eastAsia="Meiryo UI" w:cs="Meiryo UI" w:hint="default"/>
+        <w:rFonts w:ascii="Meiryo UI" w:eastAsia="Meiryo UI" w:hAnsi="Meiryo UI" w:cs="Meiryo UI" w:hint="default"/>
         <w:sz w:val="20"/>
       </w:rPr>
     </w:lvl>
@@ -26406,7 +25719,7 @@
         <w:ind w:left="3600" w:hanging="360"/>
       </w:pPr>
       <w:rPr>
-        <w:rFonts w:ascii="Meiryo UI" w:hAnsi="Meiryo UI" w:eastAsia="Meiryo UI" w:cs="Meiryo UI" w:hint="default"/>
+        <w:rFonts w:ascii="Meiryo UI" w:eastAsia="Meiryo UI" w:hAnsi="Meiryo UI" w:cs="Meiryo UI" w:hint="default"/>
         <w:sz w:val="20"/>
       </w:rPr>
     </w:lvl>
@@ -26422,7 +25735,7 @@
         <w:ind w:left="4320" w:hanging="360"/>
       </w:pPr>
       <w:rPr>
-        <w:rFonts w:ascii="Meiryo UI" w:hAnsi="Meiryo UI" w:eastAsia="Meiryo UI" w:cs="Meiryo UI" w:hint="default"/>
+        <w:rFonts w:ascii="Meiryo UI" w:eastAsia="Meiryo UI" w:hAnsi="Meiryo UI" w:cs="Meiryo UI" w:hint="default"/>
         <w:sz w:val="20"/>
       </w:rPr>
     </w:lvl>
@@ -26438,7 +25751,7 @@
         <w:ind w:left="5040" w:hanging="360"/>
       </w:pPr>
       <w:rPr>
-        <w:rFonts w:ascii="Meiryo UI" w:hAnsi="Meiryo UI" w:eastAsia="Meiryo UI" w:cs="Meiryo UI" w:hint="default"/>
+        <w:rFonts w:ascii="Meiryo UI" w:eastAsia="Meiryo UI" w:hAnsi="Meiryo UI" w:cs="Meiryo UI" w:hint="default"/>
         <w:sz w:val="20"/>
       </w:rPr>
     </w:lvl>
@@ -26454,7 +25767,7 @@
         <w:ind w:left="5760" w:hanging="360"/>
       </w:pPr>
       <w:rPr>
-        <w:rFonts w:ascii="Meiryo UI" w:hAnsi="Meiryo UI" w:eastAsia="Meiryo UI" w:cs="Meiryo UI" w:hint="default"/>
+        <w:rFonts w:ascii="Meiryo UI" w:eastAsia="Meiryo UI" w:hAnsi="Meiryo UI" w:cs="Meiryo UI" w:hint="default"/>
         <w:sz w:val="20"/>
       </w:rPr>
     </w:lvl>
@@ -26470,7 +25783,7 @@
         <w:ind w:left="6480" w:hanging="360"/>
       </w:pPr>
       <w:rPr>
-        <w:rFonts w:ascii="Meiryo UI" w:hAnsi="Meiryo UI" w:eastAsia="Meiryo UI" w:cs="Meiryo UI" w:hint="default"/>
+        <w:rFonts w:ascii="Meiryo UI" w:eastAsia="Meiryo UI" w:hAnsi="Meiryo UI" w:cs="Meiryo UI" w:hint="default"/>
         <w:sz w:val="20"/>
       </w:rPr>
     </w:lvl>
@@ -26488,7 +25801,7 @@
         <w:ind w:left="440" w:hanging="440"/>
       </w:pPr>
       <w:rPr>
-        <w:rFonts w:ascii="Meiryo UI" w:hAnsi="Meiryo UI" w:eastAsia="Meiryo UI" w:cs="Meiryo UI" w:hint="default"/>
+        <w:rFonts w:ascii="Meiryo UI" w:eastAsia="Meiryo UI" w:hAnsi="Meiryo UI" w:cs="Meiryo UI" w:hint="default"/>
       </w:rPr>
     </w:lvl>
     <w:lvl w:ilvl="1" w:tplc="0409000B" w:tentative="1">
@@ -26500,7 +25813,7 @@
         <w:ind w:left="880" w:hanging="440"/>
       </w:pPr>
       <w:rPr>
-        <w:rFonts w:ascii="Meiryo UI" w:hAnsi="Meiryo UI" w:eastAsia="Meiryo UI" w:cs="Meiryo UI" w:hint="default"/>
+        <w:rFonts w:ascii="Meiryo UI" w:eastAsia="Meiryo UI" w:hAnsi="Meiryo UI" w:cs="Meiryo UI" w:hint="default"/>
       </w:rPr>
     </w:lvl>
     <w:lvl w:ilvl="2" w:tplc="0409000D" w:tentative="1">
@@ -26512,7 +25825,7 @@
         <w:ind w:left="1320" w:hanging="440"/>
       </w:pPr>
       <w:rPr>
-        <w:rFonts w:ascii="Meiryo UI" w:hAnsi="Meiryo UI" w:eastAsia="Meiryo UI" w:cs="Meiryo UI" w:hint="default"/>
+        <w:rFonts w:ascii="Meiryo UI" w:eastAsia="Meiryo UI" w:hAnsi="Meiryo UI" w:cs="Meiryo UI" w:hint="default"/>
       </w:rPr>
     </w:lvl>
     <w:lvl w:ilvl="3" w:tplc="04090001" w:tentative="1">
@@ -26524,7 +25837,7 @@
         <w:ind w:left="1760" w:hanging="440"/>
       </w:pPr>
       <w:rPr>
-        <w:rFonts w:ascii="Meiryo UI" w:hAnsi="Meiryo UI" w:eastAsia="Meiryo UI" w:cs="Meiryo UI" w:hint="default"/>
+        <w:rFonts w:ascii="Meiryo UI" w:eastAsia="Meiryo UI" w:hAnsi="Meiryo UI" w:cs="Meiryo UI" w:hint="default"/>
       </w:rPr>
     </w:lvl>
     <w:lvl w:ilvl="4" w:tplc="0409000B" w:tentative="1">
@@ -26536,7 +25849,7 @@
         <w:ind w:left="2200" w:hanging="440"/>
       </w:pPr>
       <w:rPr>
-        <w:rFonts w:ascii="Meiryo UI" w:hAnsi="Meiryo UI" w:eastAsia="Meiryo UI" w:cs="Meiryo UI" w:hint="default"/>
+        <w:rFonts w:ascii="Meiryo UI" w:eastAsia="Meiryo UI" w:hAnsi="Meiryo UI" w:cs="Meiryo UI" w:hint="default"/>
       </w:rPr>
     </w:lvl>
     <w:lvl w:ilvl="5" w:tplc="0409000D" w:tentative="1">
@@ -26548,7 +25861,7 @@
         <w:ind w:left="2640" w:hanging="440"/>
       </w:pPr>
       <w:rPr>
-        <w:rFonts w:ascii="Meiryo UI" w:hAnsi="Meiryo UI" w:eastAsia="Meiryo UI" w:cs="Meiryo UI" w:hint="default"/>
+        <w:rFonts w:ascii="Meiryo UI" w:eastAsia="Meiryo UI" w:hAnsi="Meiryo UI" w:cs="Meiryo UI" w:hint="default"/>
       </w:rPr>
     </w:lvl>
     <w:lvl w:ilvl="6" w:tplc="04090001" w:tentative="1">
@@ -26560,7 +25873,7 @@
         <w:ind w:left="3080" w:hanging="440"/>
       </w:pPr>
       <w:rPr>
-        <w:rFonts w:ascii="Meiryo UI" w:hAnsi="Meiryo UI" w:eastAsia="Meiryo UI" w:cs="Meiryo UI" w:hint="default"/>
+        <w:rFonts w:ascii="Meiryo UI" w:eastAsia="Meiryo UI" w:hAnsi="Meiryo UI" w:cs="Meiryo UI" w:hint="default"/>
       </w:rPr>
     </w:lvl>
     <w:lvl w:ilvl="7" w:tplc="0409000B" w:tentative="1">
@@ -26572,7 +25885,7 @@
         <w:ind w:left="3520" w:hanging="440"/>
       </w:pPr>
       <w:rPr>
-        <w:rFonts w:ascii="Meiryo UI" w:hAnsi="Meiryo UI" w:eastAsia="Meiryo UI" w:cs="Meiryo UI" w:hint="default"/>
+        <w:rFonts w:ascii="Meiryo UI" w:eastAsia="Meiryo UI" w:hAnsi="Meiryo UI" w:cs="Meiryo UI" w:hint="default"/>
       </w:rPr>
     </w:lvl>
     <w:lvl w:ilvl="8" w:tplc="0409000D" w:tentative="1">
@@ -26584,7 +25897,7 @@
         <w:ind w:left="3960" w:hanging="440"/>
       </w:pPr>
       <w:rPr>
-        <w:rFonts w:ascii="Meiryo UI" w:hAnsi="Meiryo UI" w:eastAsia="Meiryo UI" w:cs="Meiryo UI" w:hint="default"/>
+        <w:rFonts w:ascii="Meiryo UI" w:eastAsia="Meiryo UI" w:hAnsi="Meiryo UI" w:cs="Meiryo UI" w:hint="default"/>
       </w:rPr>
     </w:lvl>
   </w:abstractNum>
@@ -26714,7 +26027,7 @@
         <w:ind w:left="440" w:hanging="440"/>
       </w:pPr>
       <w:rPr>
-        <w:rFonts w:ascii="Meiryo UI" w:hAnsi="Meiryo UI" w:eastAsia="Meiryo UI" w:cs="Meiryo UI" w:hint="default"/>
+        <w:rFonts w:ascii="Meiryo UI" w:eastAsia="Meiryo UI" w:hAnsi="Meiryo UI" w:cs="Meiryo UI" w:hint="default"/>
       </w:rPr>
     </w:lvl>
     <w:lvl w:ilvl="1" w:tplc="0409000B" w:tentative="1">
@@ -26726,7 +26039,7 @@
         <w:ind w:left="880" w:hanging="440"/>
       </w:pPr>
       <w:rPr>
-        <w:rFonts w:ascii="Meiryo UI" w:hAnsi="Meiryo UI" w:eastAsia="Meiryo UI" w:cs="Meiryo UI" w:hint="default"/>
+        <w:rFonts w:ascii="Meiryo UI" w:eastAsia="Meiryo UI" w:hAnsi="Meiryo UI" w:cs="Meiryo UI" w:hint="default"/>
       </w:rPr>
     </w:lvl>
     <w:lvl w:ilvl="2" w:tplc="0409000D" w:tentative="1">
@@ -26738,7 +26051,7 @@
         <w:ind w:left="1320" w:hanging="440"/>
       </w:pPr>
       <w:rPr>
-        <w:rFonts w:ascii="Meiryo UI" w:hAnsi="Meiryo UI" w:eastAsia="Meiryo UI" w:cs="Meiryo UI" w:hint="default"/>
+        <w:rFonts w:ascii="Meiryo UI" w:eastAsia="Meiryo UI" w:hAnsi="Meiryo UI" w:cs="Meiryo UI" w:hint="default"/>
       </w:rPr>
     </w:lvl>
     <w:lvl w:ilvl="3" w:tplc="04090001" w:tentative="1">
@@ -26750,7 +26063,7 @@
         <w:ind w:left="1760" w:hanging="440"/>
       </w:pPr>
       <w:rPr>
-        <w:rFonts w:ascii="Meiryo UI" w:hAnsi="Meiryo UI" w:eastAsia="Meiryo UI" w:cs="Meiryo UI" w:hint="default"/>
+        <w:rFonts w:ascii="Meiryo UI" w:eastAsia="Meiryo UI" w:hAnsi="Meiryo UI" w:cs="Meiryo UI" w:hint="default"/>
       </w:rPr>
     </w:lvl>
     <w:lvl w:ilvl="4" w:tplc="0409000B" w:tentative="1">
@@ -26762,7 +26075,7 @@
         <w:ind w:left="2200" w:hanging="440"/>
       </w:pPr>
       <w:rPr>
-        <w:rFonts w:ascii="Meiryo UI" w:hAnsi="Meiryo UI" w:eastAsia="Meiryo UI" w:cs="Meiryo UI" w:hint="default"/>
+        <w:rFonts w:ascii="Meiryo UI" w:eastAsia="Meiryo UI" w:hAnsi="Meiryo UI" w:cs="Meiryo UI" w:hint="default"/>
       </w:rPr>
     </w:lvl>
     <w:lvl w:ilvl="5" w:tplc="0409000D" w:tentative="1">
@@ -26774,7 +26087,7 @@
         <w:ind w:left="2640" w:hanging="440"/>
       </w:pPr>
       <w:rPr>
-        <w:rFonts w:ascii="Meiryo UI" w:hAnsi="Meiryo UI" w:eastAsia="Meiryo UI" w:cs="Meiryo UI" w:hint="default"/>
+        <w:rFonts w:ascii="Meiryo UI" w:eastAsia="Meiryo UI" w:hAnsi="Meiryo UI" w:cs="Meiryo UI" w:hint="default"/>
       </w:rPr>
     </w:lvl>
     <w:lvl w:ilvl="6" w:tplc="04090001" w:tentative="1">
@@ -26786,7 +26099,7 @@
         <w:ind w:left="3080" w:hanging="440"/>
       </w:pPr>
       <w:rPr>
-        <w:rFonts w:ascii="Meiryo UI" w:hAnsi="Meiryo UI" w:eastAsia="Meiryo UI" w:cs="Meiryo UI" w:hint="default"/>
+        <w:rFonts w:ascii="Meiryo UI" w:eastAsia="Meiryo UI" w:hAnsi="Meiryo UI" w:cs="Meiryo UI" w:hint="default"/>
       </w:rPr>
     </w:lvl>
     <w:lvl w:ilvl="7" w:tplc="0409000B" w:tentative="1">
@@ -26798,7 +26111,7 @@
         <w:ind w:left="3520" w:hanging="440"/>
       </w:pPr>
       <w:rPr>
-        <w:rFonts w:ascii="Meiryo UI" w:hAnsi="Meiryo UI" w:eastAsia="Meiryo UI" w:cs="Meiryo UI" w:hint="default"/>
+        <w:rFonts w:ascii="Meiryo UI" w:eastAsia="Meiryo UI" w:hAnsi="Meiryo UI" w:cs="Meiryo UI" w:hint="default"/>
       </w:rPr>
     </w:lvl>
     <w:lvl w:ilvl="8" w:tplc="0409000D" w:tentative="1">
@@ -26810,7 +26123,7 @@
         <w:ind w:left="3960" w:hanging="440"/>
       </w:pPr>
       <w:rPr>
-        <w:rFonts w:ascii="Meiryo UI" w:hAnsi="Meiryo UI" w:eastAsia="Meiryo UI" w:cs="Meiryo UI" w:hint="default"/>
+        <w:rFonts w:ascii="Meiryo UI" w:eastAsia="Meiryo UI" w:hAnsi="Meiryo UI" w:cs="Meiryo UI" w:hint="default"/>
       </w:rPr>
     </w:lvl>
   </w:abstractNum>
@@ -26827,7 +26140,7 @@
         <w:ind w:left="800" w:hanging="440"/>
       </w:pPr>
       <w:rPr>
-        <w:rFonts w:ascii="Meiryo UI" w:hAnsi="Meiryo UI" w:eastAsia="Meiryo UI" w:cs="Meiryo UI" w:hint="default"/>
+        <w:rFonts w:ascii="Meiryo UI" w:eastAsia="Meiryo UI" w:hAnsi="Meiryo UI" w:cs="Meiryo UI" w:hint="default"/>
         <w:u w:val="none"/>
       </w:rPr>
     </w:lvl>
@@ -26840,7 +26153,7 @@
         <w:ind w:left="1520" w:hanging="440"/>
       </w:pPr>
       <w:rPr>
-        <w:rFonts w:ascii="Meiryo UI" w:hAnsi="Meiryo UI" w:eastAsia="Meiryo UI" w:cs="Meiryo UI" w:hint="default"/>
+        <w:rFonts w:ascii="Meiryo UI" w:eastAsia="Meiryo UI" w:hAnsi="Meiryo UI" w:cs="Meiryo UI" w:hint="default"/>
       </w:rPr>
     </w:lvl>
     <w:lvl w:ilvl="2">
@@ -26941,7 +26254,7 @@
         <w:ind w:left="800" w:hanging="440"/>
       </w:pPr>
       <w:rPr>
-        <w:rFonts w:ascii="Meiryo UI" w:hAnsi="Meiryo UI" w:eastAsia="Meiryo UI" w:cs="Meiryo UI" w:hint="default"/>
+        <w:rFonts w:ascii="Meiryo UI" w:eastAsia="Meiryo UI" w:hAnsi="Meiryo UI" w:cs="Meiryo UI" w:hint="default"/>
         <w:u w:val="none"/>
       </w:rPr>
     </w:lvl>
@@ -27055,7 +26368,7 @@
         <w:ind w:left="800" w:hanging="440"/>
       </w:pPr>
       <w:rPr>
-        <w:rFonts w:ascii="Meiryo UI" w:hAnsi="Meiryo UI" w:eastAsia="Meiryo UI" w:cs="Meiryo UI" w:hint="default"/>
+        <w:rFonts w:ascii="Meiryo UI" w:eastAsia="Meiryo UI" w:hAnsi="Meiryo UI" w:cs="Meiryo UI" w:hint="default"/>
         <w:u w:val="none"/>
       </w:rPr>
     </w:lvl>
@@ -27169,7 +26482,7 @@
         <w:ind w:left="1160" w:hanging="440"/>
       </w:pPr>
       <w:rPr>
-        <w:rFonts w:ascii="Meiryo UI" w:hAnsi="Meiryo UI" w:eastAsia="Meiryo UI" w:cs="Meiryo UI" w:hint="default"/>
+        <w:rFonts w:ascii="Meiryo UI" w:eastAsia="Meiryo UI" w:hAnsi="Meiryo UI" w:cs="Meiryo UI" w:hint="default"/>
       </w:rPr>
     </w:lvl>
     <w:lvl w:ilvl="1" w:tplc="0409000B" w:tentative="1">
@@ -27181,7 +26494,7 @@
         <w:ind w:left="1600" w:hanging="440"/>
       </w:pPr>
       <w:rPr>
-        <w:rFonts w:ascii="Meiryo UI" w:hAnsi="Meiryo UI" w:eastAsia="Meiryo UI" w:cs="Meiryo UI" w:hint="default"/>
+        <w:rFonts w:ascii="Meiryo UI" w:eastAsia="Meiryo UI" w:hAnsi="Meiryo UI" w:cs="Meiryo UI" w:hint="default"/>
       </w:rPr>
     </w:lvl>
     <w:lvl w:ilvl="2" w:tplc="0409000D" w:tentative="1">
@@ -27193,7 +26506,7 @@
         <w:ind w:left="2040" w:hanging="440"/>
       </w:pPr>
       <w:rPr>
-        <w:rFonts w:ascii="Meiryo UI" w:hAnsi="Meiryo UI" w:eastAsia="Meiryo UI" w:cs="Meiryo UI" w:hint="default"/>
+        <w:rFonts w:ascii="Meiryo UI" w:eastAsia="Meiryo UI" w:hAnsi="Meiryo UI" w:cs="Meiryo UI" w:hint="default"/>
       </w:rPr>
     </w:lvl>
     <w:lvl w:ilvl="3" w:tplc="04090001" w:tentative="1">
@@ -27205,7 +26518,7 @@
         <w:ind w:left="2480" w:hanging="440"/>
       </w:pPr>
       <w:rPr>
-        <w:rFonts w:ascii="Meiryo UI" w:hAnsi="Meiryo UI" w:eastAsia="Meiryo UI" w:cs="Meiryo UI" w:hint="default"/>
+        <w:rFonts w:ascii="Meiryo UI" w:eastAsia="Meiryo UI" w:hAnsi="Meiryo UI" w:cs="Meiryo UI" w:hint="default"/>
       </w:rPr>
     </w:lvl>
     <w:lvl w:ilvl="4" w:tplc="0409000B" w:tentative="1">
@@ -27217,7 +26530,7 @@
         <w:ind w:left="2920" w:hanging="440"/>
       </w:pPr>
       <w:rPr>
-        <w:rFonts w:ascii="Meiryo UI" w:hAnsi="Meiryo UI" w:eastAsia="Meiryo UI" w:cs="Meiryo UI" w:hint="default"/>
+        <w:rFonts w:ascii="Meiryo UI" w:eastAsia="Meiryo UI" w:hAnsi="Meiryo UI" w:cs="Meiryo UI" w:hint="default"/>
       </w:rPr>
     </w:lvl>
     <w:lvl w:ilvl="5" w:tplc="0409000D" w:tentative="1">
@@ -27229,7 +26542,7 @@
         <w:ind w:left="3360" w:hanging="440"/>
       </w:pPr>
       <w:rPr>
-        <w:rFonts w:ascii="Meiryo UI" w:hAnsi="Meiryo UI" w:eastAsia="Meiryo UI" w:cs="Meiryo UI" w:hint="default"/>
+        <w:rFonts w:ascii="Meiryo UI" w:eastAsia="Meiryo UI" w:hAnsi="Meiryo UI" w:cs="Meiryo UI" w:hint="default"/>
       </w:rPr>
     </w:lvl>
     <w:lvl w:ilvl="6" w:tplc="04090001" w:tentative="1">
@@ -27241,7 +26554,7 @@
         <w:ind w:left="3800" w:hanging="440"/>
       </w:pPr>
       <w:rPr>
-        <w:rFonts w:ascii="Meiryo UI" w:hAnsi="Meiryo UI" w:eastAsia="Meiryo UI" w:cs="Meiryo UI" w:hint="default"/>
+        <w:rFonts w:ascii="Meiryo UI" w:eastAsia="Meiryo UI" w:hAnsi="Meiryo UI" w:cs="Meiryo UI" w:hint="default"/>
       </w:rPr>
     </w:lvl>
     <w:lvl w:ilvl="7" w:tplc="0409000B" w:tentative="1">
@@ -27253,7 +26566,7 @@
         <w:ind w:left="4240" w:hanging="440"/>
       </w:pPr>
       <w:rPr>
-        <w:rFonts w:ascii="Meiryo UI" w:hAnsi="Meiryo UI" w:eastAsia="Meiryo UI" w:cs="Meiryo UI" w:hint="default"/>
+        <w:rFonts w:ascii="Meiryo UI" w:eastAsia="Meiryo UI" w:hAnsi="Meiryo UI" w:cs="Meiryo UI" w:hint="default"/>
       </w:rPr>
     </w:lvl>
     <w:lvl w:ilvl="8" w:tplc="0409000D" w:tentative="1">
@@ -27265,7 +26578,7 @@
         <w:ind w:left="4680" w:hanging="440"/>
       </w:pPr>
       <w:rPr>
-        <w:rFonts w:ascii="Meiryo UI" w:hAnsi="Meiryo UI" w:eastAsia="Meiryo UI" w:cs="Meiryo UI" w:hint="default"/>
+        <w:rFonts w:ascii="Meiryo UI" w:eastAsia="Meiryo UI" w:hAnsi="Meiryo UI" w:cs="Meiryo UI" w:hint="default"/>
       </w:rPr>
     </w:lvl>
   </w:abstractNum>
@@ -27282,7 +26595,7 @@
         <w:ind w:left="440" w:hanging="440"/>
       </w:pPr>
       <w:rPr>
-        <w:rFonts w:ascii="Meiryo UI" w:hAnsi="Meiryo UI" w:eastAsia="Meiryo UI" w:cs="Meiryo UI" w:hint="default"/>
+        <w:rFonts w:ascii="Meiryo UI" w:eastAsia="Meiryo UI" w:hAnsi="Meiryo UI" w:cs="Meiryo UI" w:hint="default"/>
       </w:rPr>
     </w:lvl>
     <w:lvl w:ilvl="1" w:tplc="0409000B" w:tentative="1">
@@ -27294,7 +26607,7 @@
         <w:ind w:left="880" w:hanging="440"/>
       </w:pPr>
       <w:rPr>
-        <w:rFonts w:ascii="Meiryo UI" w:hAnsi="Meiryo UI" w:eastAsia="Meiryo UI" w:cs="Meiryo UI" w:hint="default"/>
+        <w:rFonts w:ascii="Meiryo UI" w:eastAsia="Meiryo UI" w:hAnsi="Meiryo UI" w:cs="Meiryo UI" w:hint="default"/>
       </w:rPr>
     </w:lvl>
     <w:lvl w:ilvl="2" w:tplc="0409000D" w:tentative="1">
@@ -27306,7 +26619,7 @@
         <w:ind w:left="1320" w:hanging="440"/>
       </w:pPr>
       <w:rPr>
-        <w:rFonts w:ascii="Meiryo UI" w:hAnsi="Meiryo UI" w:eastAsia="Meiryo UI" w:cs="Meiryo UI" w:hint="default"/>
+        <w:rFonts w:ascii="Meiryo UI" w:eastAsia="Meiryo UI" w:hAnsi="Meiryo UI" w:cs="Meiryo UI" w:hint="default"/>
       </w:rPr>
     </w:lvl>
     <w:lvl w:ilvl="3" w:tplc="04090001" w:tentative="1">
@@ -27318,7 +26631,7 @@
         <w:ind w:left="1760" w:hanging="440"/>
       </w:pPr>
       <w:rPr>
-        <w:rFonts w:ascii="Meiryo UI" w:hAnsi="Meiryo UI" w:eastAsia="Meiryo UI" w:cs="Meiryo UI" w:hint="default"/>
+        <w:rFonts w:ascii="Meiryo UI" w:eastAsia="Meiryo UI" w:hAnsi="Meiryo UI" w:cs="Meiryo UI" w:hint="default"/>
       </w:rPr>
     </w:lvl>
     <w:lvl w:ilvl="4" w:tplc="0409000B" w:tentative="1">
@@ -27330,7 +26643,7 @@
         <w:ind w:left="2200" w:hanging="440"/>
       </w:pPr>
       <w:rPr>
-        <w:rFonts w:ascii="Meiryo UI" w:hAnsi="Meiryo UI" w:eastAsia="Meiryo UI" w:cs="Meiryo UI" w:hint="default"/>
+        <w:rFonts w:ascii="Meiryo UI" w:eastAsia="Meiryo UI" w:hAnsi="Meiryo UI" w:cs="Meiryo UI" w:hint="default"/>
       </w:rPr>
     </w:lvl>
     <w:lvl w:ilvl="5" w:tplc="0409000D" w:tentative="1">
@@ -27342,7 +26655,7 @@
         <w:ind w:left="2640" w:hanging="440"/>
       </w:pPr>
       <w:rPr>
-        <w:rFonts w:ascii="Meiryo UI" w:hAnsi="Meiryo UI" w:eastAsia="Meiryo UI" w:cs="Meiryo UI" w:hint="default"/>
+        <w:rFonts w:ascii="Meiryo UI" w:eastAsia="Meiryo UI" w:hAnsi="Meiryo UI" w:cs="Meiryo UI" w:hint="default"/>
       </w:rPr>
     </w:lvl>
     <w:lvl w:ilvl="6" w:tplc="04090001" w:tentative="1">
@@ -27354,7 +26667,7 @@
         <w:ind w:left="3080" w:hanging="440"/>
       </w:pPr>
       <w:rPr>
-        <w:rFonts w:ascii="Meiryo UI" w:hAnsi="Meiryo UI" w:eastAsia="Meiryo UI" w:cs="Meiryo UI" w:hint="default"/>
+        <w:rFonts w:ascii="Meiryo UI" w:eastAsia="Meiryo UI" w:hAnsi="Meiryo UI" w:cs="Meiryo UI" w:hint="default"/>
       </w:rPr>
     </w:lvl>
     <w:lvl w:ilvl="7" w:tplc="0409000B" w:tentative="1">
@@ -27366,7 +26679,7 @@
         <w:ind w:left="3520" w:hanging="440"/>
       </w:pPr>
       <w:rPr>
-        <w:rFonts w:ascii="Meiryo UI" w:hAnsi="Meiryo UI" w:eastAsia="Meiryo UI" w:cs="Meiryo UI" w:hint="default"/>
+        <w:rFonts w:ascii="Meiryo UI" w:eastAsia="Meiryo UI" w:hAnsi="Meiryo UI" w:cs="Meiryo UI" w:hint="default"/>
       </w:rPr>
     </w:lvl>
     <w:lvl w:ilvl="8" w:tplc="0409000D" w:tentative="1">
@@ -27378,7 +26691,7 @@
         <w:ind w:left="3960" w:hanging="440"/>
       </w:pPr>
       <w:rPr>
-        <w:rFonts w:ascii="Meiryo UI" w:hAnsi="Meiryo UI" w:eastAsia="Meiryo UI" w:cs="Meiryo UI" w:hint="default"/>
+        <w:rFonts w:ascii="Meiryo UI" w:eastAsia="Meiryo UI" w:hAnsi="Meiryo UI" w:cs="Meiryo UI" w:hint="default"/>
       </w:rPr>
     </w:lvl>
   </w:abstractNum>
@@ -27764,202 +27077,7 @@
 </w:numbering>
 </file>
 
-<file path=word\settings.xml><?xml version="1.0" encoding="utf-8"?>
-<w:settings xmlns:mc="http://schemas.openxmlformats.org/markup-compatibility/2006" xmlns:o="urn:schemas-microsoft-com:office:office" xmlns:r="http://schemas.openxmlformats.org/officeDocument/2006/relationships" xmlns:m="http://schemas.openxmlformats.org/officeDocument/2006/math" xmlns:v="urn:schemas-microsoft-com:vml" xmlns:w10="urn:schemas-microsoft-com:office:word" xmlns:w="http://schemas.openxmlformats.org/wordprocessingml/2006/main" xmlns:w14="http://schemas.microsoft.com/office/word/2010/wordml" xmlns:w15="http://schemas.microsoft.com/office/word/2012/wordml" xmlns:w16cex="http://schemas.microsoft.com/office/word/2018/wordml/cex" xmlns:w16cid="http://schemas.microsoft.com/office/word/2016/wordml/cid" xmlns:w16="http://schemas.microsoft.com/office/word/2018/wordml" xmlns:w16du="http://schemas.microsoft.com/office/word/2023/wordml/word16du" xmlns:w16sdtdh="http://schemas.microsoft.com/office/word/2020/wordml/sdtdatahash" xmlns:w16sdtfl="http://schemas.microsoft.com/office/word/2024/wordml/sdtformatlock" xmlns:w16se="http://schemas.microsoft.com/office/word/2015/wordml/symex" xmlns:sl="http://schemas.openxmlformats.org/schemaLibrary/2006/main" mc:Ignorable="w14 w15 w16se w16cid w16 w16cex w16sdtdh w16sdtfl w16du">
-  <w:zoom w:percent="100"/>
-  <w:embedTrueTypeFonts/>
-  <w:bordersDoNotSurroundHeader/>
-  <w:bordersDoNotSurroundFooter/>
-  <w:defaultTabStop w:val="720"/>
-  <w:characterSpacingControl w:val="doNotCompress"/>
-  <w:hdrShapeDefaults>
-    <o:shapedefaults v:ext="edit" spidmax="2050">
-      <v:textbox inset="5.85pt,.7pt,5.85pt,.7pt"/>
-    </o:shapedefaults>
-  </w:hdrShapeDefaults>
-  <w:footnotePr>
-    <w:footnote w:id="-1"/>
-    <w:footnote w:id="0"/>
-  </w:footnotePr>
-  <w:endnotePr>
-    <w:endnote w:id="-1"/>
-    <w:endnote w:id="0"/>
-  </w:endnotePr>
-  <w:compat>
-    <w:useFELayout/>
-    <w:compatSetting w:name="compatibilityMode" w:uri="http://schemas.microsoft.com/office/word" w:val="15"/>
-    <w:compatSetting w:name="overrideTableStyleFontSizeAndJustification" w:uri="http://schemas.microsoft.com/office/word" w:val="1"/>
-    <w:compatSetting w:name="enableOpenTypeFeatures" w:uri="http://schemas.microsoft.com/office/word" w:val="1"/>
-    <w:compatSetting w:name="doNotFlipMirrorIndents" w:uri="http://schemas.microsoft.com/office/word" w:val="1"/>
-    <w:compatSetting w:name="differentiateMultirowTableHeaders" w:uri="http://schemas.microsoft.com/office/word" w:val="1"/>
-    <w:compatSetting w:name="useWord2013TrackBottomHyphenation" w:uri="http://schemas.microsoft.com/office/word" w:val="1"/>
-  </w:compat>
-  <w:rsids>
-    <w:rsidRoot w:val="00BF0479"/>
-    <w:rsid w:val="00007421"/>
-    <w:rsid w:val="00010156"/>
-    <w:rsid w:val="00014F61"/>
-    <w:rsid w:val="00023B51"/>
-    <w:rsid w:val="00047CF3"/>
-    <w:rsid w:val="000629D7"/>
-    <w:rsid w:val="000650EA"/>
-    <w:rsid w:val="000949C5"/>
-    <w:rsid w:val="000A1448"/>
-    <w:rsid w:val="000A72E7"/>
-    <w:rsid w:val="000A77B9"/>
-    <w:rsid w:val="000C6375"/>
-    <w:rsid w:val="000D01AC"/>
-    <w:rsid w:val="001019C8"/>
-    <w:rsid w:val="0011042B"/>
-    <w:rsid w:val="00113762"/>
-    <w:rsid w:val="00114B29"/>
-    <w:rsid w:val="0013530F"/>
-    <w:rsid w:val="00157A27"/>
-    <w:rsid w:val="00171E27"/>
-    <w:rsid w:val="00190937"/>
-    <w:rsid w:val="00195209"/>
-    <w:rsid w:val="001C14F2"/>
-    <w:rsid w:val="0023110D"/>
-    <w:rsid w:val="0023622E"/>
-    <w:rsid w:val="002769D5"/>
-    <w:rsid w:val="00282831"/>
-    <w:rsid w:val="002C3203"/>
-    <w:rsid w:val="002C5EEE"/>
-    <w:rsid w:val="00305C2F"/>
-    <w:rsid w:val="0031376F"/>
-    <w:rsid w:val="0033719A"/>
-    <w:rsid w:val="00387928"/>
-    <w:rsid w:val="00387B9D"/>
-    <w:rsid w:val="003B66BB"/>
-    <w:rsid w:val="00403538"/>
-    <w:rsid w:val="00406186"/>
-    <w:rsid w:val="00463172"/>
-    <w:rsid w:val="00464FBC"/>
-    <w:rsid w:val="004A276C"/>
-    <w:rsid w:val="004B452D"/>
-    <w:rsid w:val="00502C2B"/>
-    <w:rsid w:val="0057264A"/>
-    <w:rsid w:val="005869C3"/>
-    <w:rsid w:val="0059396A"/>
-    <w:rsid w:val="005A478D"/>
-    <w:rsid w:val="005B69FE"/>
-    <w:rsid w:val="005C1087"/>
-    <w:rsid w:val="005C550B"/>
-    <w:rsid w:val="005F1376"/>
-    <w:rsid w:val="005F5167"/>
-    <w:rsid w:val="00600FDC"/>
-    <w:rsid w:val="00631140"/>
-    <w:rsid w:val="00637B54"/>
-    <w:rsid w:val="00660086"/>
-    <w:rsid w:val="00680AD0"/>
-    <w:rsid w:val="0069368A"/>
-    <w:rsid w:val="006A4A7E"/>
-    <w:rsid w:val="006A6F9F"/>
-    <w:rsid w:val="006E799E"/>
-    <w:rsid w:val="00793C82"/>
-    <w:rsid w:val="007B2B97"/>
-    <w:rsid w:val="007B57F4"/>
-    <w:rsid w:val="007F37F4"/>
-    <w:rsid w:val="008012B0"/>
-    <w:rsid w:val="00815A3D"/>
-    <w:rsid w:val="00816E4B"/>
-    <w:rsid w:val="0083046C"/>
-    <w:rsid w:val="008416F2"/>
-    <w:rsid w:val="00866B73"/>
-    <w:rsid w:val="00892DAB"/>
-    <w:rsid w:val="008D0597"/>
-    <w:rsid w:val="008D3254"/>
-    <w:rsid w:val="008E7E41"/>
-    <w:rsid w:val="00973907"/>
-    <w:rsid w:val="009C4AF2"/>
-    <w:rsid w:val="009F21DC"/>
-    <w:rsid w:val="00A37E0A"/>
-    <w:rsid w:val="00A56967"/>
-    <w:rsid w:val="00A82468"/>
-    <w:rsid w:val="00A96EBD"/>
-    <w:rsid w:val="00AA05D1"/>
-    <w:rsid w:val="00AA2765"/>
-    <w:rsid w:val="00AA2A26"/>
-    <w:rsid w:val="00AD00DE"/>
-    <w:rsid w:val="00AD1A6D"/>
-    <w:rsid w:val="00B0578B"/>
-    <w:rsid w:val="00B062DD"/>
-    <w:rsid w:val="00B4718C"/>
-    <w:rsid w:val="00B61951"/>
-    <w:rsid w:val="00B7032B"/>
-    <w:rsid w:val="00B7147C"/>
-    <w:rsid w:val="00B9085D"/>
-    <w:rsid w:val="00BA211C"/>
-    <w:rsid w:val="00BC50B1"/>
-    <w:rsid w:val="00BD4808"/>
-    <w:rsid w:val="00BF0479"/>
-    <w:rsid w:val="00BF45AA"/>
-    <w:rsid w:val="00C12405"/>
-    <w:rsid w:val="00C21E10"/>
-    <w:rsid w:val="00C278CF"/>
-    <w:rsid w:val="00C41D36"/>
-    <w:rsid w:val="00CA078D"/>
-    <w:rsid w:val="00CC0363"/>
-    <w:rsid w:val="00CC1E2D"/>
-    <w:rsid w:val="00CD4181"/>
-    <w:rsid w:val="00CF6B23"/>
-    <w:rsid w:val="00D01B6C"/>
-    <w:rsid w:val="00D01E41"/>
-    <w:rsid w:val="00D1562A"/>
-    <w:rsid w:val="00D25D1E"/>
-    <w:rsid w:val="00D85470"/>
-    <w:rsid w:val="00DA08E2"/>
-    <w:rsid w:val="00DB7AA5"/>
-    <w:rsid w:val="00E06378"/>
-    <w:rsid w:val="00E42728"/>
-    <w:rsid w:val="00E63B1D"/>
-    <w:rsid w:val="00EA7566"/>
-    <w:rsid w:val="00EC5BAF"/>
-    <w:rsid w:val="00EE18FD"/>
-    <w:rsid w:val="00EF7715"/>
-    <w:rsid w:val="00F0429F"/>
-    <w:rsid w:val="00F17DBE"/>
-    <w:rsid w:val="00F432EF"/>
-    <w:rsid w:val="00F655C9"/>
-    <w:rsid w:val="00F67A06"/>
-    <w:rsid w:val="00F715AE"/>
-    <w:rsid w:val="00F75217"/>
-    <w:rsid w:val="00FB381E"/>
-    <w:rsid w:val="00FC6B5C"/>
-    <w:rsid w:val="00FC7D70"/>
-    <w:rsid w:val="00FD0042"/>
-  </w:rsids>
-  <m:mathPr>
-    <m:mathFont m:val="Cambria Math"/>
-    <m:brkBin m:val="before"/>
-    <m:brkBinSub m:val="--"/>
-    <m:smallFrac m:val="0"/>
-    <m:dispDef/>
-    <m:lMargin m:val="0"/>
-    <m:rMargin m:val="0"/>
-    <m:defJc m:val="centerGroup"/>
-    <m:wrapIndent m:val="1440"/>
-    <m:intLim m:val="subSup"/>
-    <m:naryLim m:val="undOvr"/>
-  </m:mathPr>
-  <w:themeFontLang w:val="en-US" w:eastAsia="ja-JP"/>
-  <w:clrSchemeMapping w:bg1="light1" w:t1="dark1" w:bg2="light2" w:t2="dark2" w:accent1="accent1" w:accent2="accent2" w:accent3="accent3" w:accent4="accent4" w:accent5="accent5" w:accent6="accent6" w:hyperlink="hyperlink" w:followedHyperlink="followedHyperlink"/>
-  <w:shapeDefaults>
-    <o:shapedefaults v:ext="edit" spidmax="2050">
-      <v:textbox inset="5.85pt,.7pt,5.85pt,.7pt"/>
-    </o:shapedefaults>
-    <o:shapelayout v:ext="edit">
-      <o:idmap v:ext="edit" data="2"/>
-    </o:shapelayout>
-  </w:shapeDefaults>
-  <w:decimalSymbol w:val="."/>
-  <w:listSeparator w:val=","/>
-  <w14:docId w14:val="24B64F3B"/>
-  <w15:docId w15:val="{5250DB2C-A05B-CF44-B4FD-DDE9446C7945}"/>
-</w:settings>
-</file>
-
-<file path=word\styles.xml><?xml version="1.0" encoding="utf-8"?>
+<file path=word/styles.xml><?xml version="1.0" encoding="utf-8"?>
 <w:styles xmlns:mc="http://schemas.openxmlformats.org/markup-compatibility/2006" xmlns:r="http://schemas.openxmlformats.org/officeDocument/2006/relationships" xmlns:w="http://schemas.openxmlformats.org/wordprocessingml/2006/main" xmlns:w14="http://schemas.microsoft.com/office/word/2010/wordml" xmlns:w15="http://schemas.microsoft.com/office/word/2012/wordml" xmlns:w16cex="http://schemas.microsoft.com/office/word/2018/wordml/cex" xmlns:w16cid="http://schemas.microsoft.com/office/word/2016/wordml/cid" xmlns:w16="http://schemas.microsoft.com/office/word/2018/wordml" xmlns:w16du="http://schemas.microsoft.com/office/word/2023/wordml/word16du" xmlns:w16sdtdh="http://schemas.microsoft.com/office/word/2020/wordml/sdtdatahash" xmlns:w16sdtfl="http://schemas.microsoft.com/office/word/2024/wordml/sdtformatlock" xmlns:w16se="http://schemas.microsoft.com/office/word/2015/wordml/symex" mc:Ignorable="w14 w15 w16se w16cid w16 w16cex w16sdtdh w16sdtfl w16du">
   <w:docDefaults>
     <w:rPrDefault>
@@ -29678,7 +28796,7 @@
 </w:styles>
 </file>
 
-<file path=word\theme\theme1.xml><?xml version="1.0" encoding="utf-8"?>
+<file path=word/theme/theme1.xml><?xml version="1.0" encoding="utf-8"?>
 <a:theme xmlns:a="http://schemas.openxmlformats.org/drawingml/2006/main" name="Office Theme">
   <a:themeElements>
     <a:clrScheme name="Office">
@@ -29998,6 +29116,226 @@
 </a:theme>
 </file>
 
-<file path=word\webSettings.xml><?xml version="1.0" encoding="utf-8"?>
-<w:webSettings xmlns:mc="http://schemas.openxmlformats.org/markup-compatibility/2006" xmlns:r="http://schemas.openxmlformats.org/officeDocument/2006/relationships" xmlns:w="http://schemas.openxmlformats.org/wordprocessingml/2006/main" xmlns:w14="http://schemas.microsoft.com/office/word/2010/wordml" xmlns:w15="http://schemas.microsoft.com/office/word/2012/wordml" xmlns:w16cex="http://schemas.microsoft.com/office/word/2018/wordml/cex" xmlns:w16cid="http://schemas.microsoft.com/office/word/2016/wordml/cid" xmlns:w16="http://schemas.microsoft.com/office/word/2018/wordml" xmlns:w16du="http://schemas.microsoft.com/office/word/2023/wordml/word16du" xmlns:w16sdtdh="http://schemas.microsoft.com/office/word/2020/wordml/sdtdatahash" xmlns:w16sdtfl="http://schemas.microsoft.com/office/word/2024/wordml/sdtformatlock" xmlns:w16se="http://schemas.microsoft.com/office/word/2015/wordml/symex" mc:Ignorable="w14 w15 w16se w16cid w16 w16cex w16sdtdh w16sdtfl w16du"/>
+<file path=customXml/item1.xml><?xml version="1.0" encoding="utf-8"?>
+<p:properties xmlns:p="http://schemas.microsoft.com/office/2006/metadata/properties" xmlns:xsi="http://www.w3.org/2001/XMLSchema-instance" xmlns:pc="http://schemas.microsoft.com/office/infopath/2007/PartnerControls">
+  <documentManagement/>
+</p:properties>
+</file>
+
+<file path=customXml/item2.xml><?xml version="1.0" encoding="utf-8"?>
+<b:Sources xmlns:b="http://schemas.openxmlformats.org/officeDocument/2006/bibliography" xmlns="http://schemas.openxmlformats.org/officeDocument/2006/bibliography" SelectedStyle="/APASixthEditionOfficeOnline.xsl" StyleName="APA" Version="6"/>
+</file>
+
+<file path=customXml/item3.xml><?xml version="1.0" encoding="utf-8"?>
+<?mso-contentType ?>
+<FormTemplates xmlns="http://schemas.microsoft.com/sharepoint/v3/contenttype/forms">
+  <Display>DocumentLibraryForm</Display>
+  <Edit>DocumentLibraryForm</Edit>
+  <New>DocumentLibraryForm</New>
+</FormTemplates>
+</file>
+
+<file path=customXml/item4.xml><?xml version="1.0" encoding="utf-8"?>
+<ct:contentTypeSchema xmlns:ct="http://schemas.microsoft.com/office/2006/metadata/contentType" xmlns:ma="http://schemas.microsoft.com/office/2006/metadata/properties/metaAttributes" ct:_="" ma:_="" ma:contentTypeName="ドキュメント" ma:contentTypeID="0x010100980A9EDA4423B04DB8E0445FEDD7979D" ma:contentTypeVersion="7" ma:contentTypeDescription="新しいドキュメントを作成します。" ma:contentTypeScope="" ma:versionID="ae2973d07f0a8b338627d92cf3d61aa1">
+  <xsd:schema xmlns:xsd="http://www.w3.org/2001/XMLSchema" xmlns:xs="http://www.w3.org/2001/XMLSchema" xmlns:p="http://schemas.microsoft.com/office/2006/metadata/properties" xmlns:ns2="927401a0-f477-47ea-a92d-ddff39ed07e6" targetNamespace="http://schemas.microsoft.com/office/2006/metadata/properties" ma:root="true" ma:fieldsID="e5a487444864ebd2c47c4b9587078a69" ns2:_="">
+    <xsd:import namespace="927401a0-f477-47ea-a92d-ddff39ed07e6"/>
+    <xsd:element name="properties">
+      <xsd:complexType>
+        <xsd:sequence>
+          <xsd:element name="documentManagement">
+            <xsd:complexType>
+              <xsd:all>
+                <xsd:element ref="ns2:MediaServiceMetadata" minOccurs="0"/>
+                <xsd:element ref="ns2:MediaServiceFastMetadata" minOccurs="0"/>
+                <xsd:element ref="ns2:MediaServiceSearchProperties" minOccurs="0"/>
+                <xsd:element ref="ns2:MediaServiceDateTaken" minOccurs="0"/>
+                <xsd:element ref="ns2:MediaServiceGenerationTime" minOccurs="0"/>
+                <xsd:element ref="ns2:MediaServiceEventHashCode" minOccurs="0"/>
+                <xsd:element ref="ns2:MediaLengthInSeconds" minOccurs="0"/>
+              </xsd:all>
+            </xsd:complexType>
+          </xsd:element>
+        </xsd:sequence>
+      </xsd:complexType>
+    </xsd:element>
+  </xsd:schema>
+  <xsd:schema xmlns:xsd="http://www.w3.org/2001/XMLSchema" xmlns:xs="http://www.w3.org/2001/XMLSchema" xmlns:dms="http://schemas.microsoft.com/office/2006/documentManagement/types" xmlns:pc="http://schemas.microsoft.com/office/infopath/2007/PartnerControls" targetNamespace="927401a0-f477-47ea-a92d-ddff39ed07e6" elementFormDefault="qualified">
+    <xsd:import namespace="http://schemas.microsoft.com/office/2006/documentManagement/types"/>
+    <xsd:import namespace="http://schemas.microsoft.com/office/infopath/2007/PartnerControls"/>
+    <xsd:element name="MediaServiceMetadata" ma:index="8" nillable="true" ma:displayName="MediaServiceMetadata" ma:hidden="true" ma:internalName="MediaServiceMetadata" ma:readOnly="true">
+      <xsd:simpleType>
+        <xsd:restriction base="dms:Note"/>
+      </xsd:simpleType>
+    </xsd:element>
+    <xsd:element name="MediaServiceFastMetadata" ma:index="9" nillable="true" ma:displayName="MediaServiceFastMetadata" ma:hidden="true" ma:internalName="MediaServiceFastMetadata" ma:readOnly="true">
+      <xsd:simpleType>
+        <xsd:restriction base="dms:Note"/>
+      </xsd:simpleType>
+    </xsd:element>
+    <xsd:element name="MediaServiceSearchProperties" ma:index="10" nillable="true" ma:displayName="MediaServiceSearchProperties" ma:hidden="true" ma:internalName="MediaServiceSearchProperties" ma:readOnly="true">
+      <xsd:simpleType>
+        <xsd:restriction base="dms:Note"/>
+      </xsd:simpleType>
+    </xsd:element>
+    <xsd:element name="MediaServiceDateTaken" ma:index="11" nillable="true" ma:displayName="MediaServiceDateTaken" ma:hidden="true" ma:indexed="true" ma:internalName="MediaServiceDateTaken" ma:readOnly="true">
+      <xsd:simpleType>
+        <xsd:restriction base="dms:Text"/>
+      </xsd:simpleType>
+    </xsd:element>
+    <xsd:element name="MediaServiceGenerationTime" ma:index="12" nillable="true" ma:displayName="MediaServiceGenerationTime" ma:hidden="true" ma:internalName="MediaServiceGenerationTime" ma:readOnly="true">
+      <xsd:simpleType>
+        <xsd:restriction base="dms:Text"/>
+      </xsd:simpleType>
+    </xsd:element>
+    <xsd:element name="MediaServiceEventHashCode" ma:index="13" nillable="true" ma:displayName="MediaServiceEventHashCode" ma:hidden="true" ma:internalName="MediaServiceEventHashCode" ma:readOnly="true">
+      <xsd:simpleType>
+        <xsd:restriction base="dms:Text"/>
+      </xsd:simpleType>
+    </xsd:element>
+    <xsd:element name="MediaLengthInSeconds" ma:index="14" nillable="true" ma:displayName="MediaLengthInSeconds" ma:hidden="true" ma:internalName="MediaLengthInSeconds" ma:readOnly="true">
+      <xsd:simpleType>
+        <xsd:restriction base="dms:Unknown"/>
+      </xsd:simpleType>
+    </xsd:element>
+  </xsd:schema>
+  <xsd:schema xmlns="http://schemas.openxmlformats.org/package/2006/metadata/core-properties" xmlns:xsd="http://www.w3.org/2001/XMLSchema" xmlns:xsi="http://www.w3.org/2001/XMLSchema-instance" xmlns:dc="http://purl.org/dc/elements/1.1/" xmlns:dcterms="http://purl.org/dc/terms/" xmlns:odoc="http://schemas.microsoft.com/internal/obd" targetNamespace="http://schemas.openxmlformats.org/package/2006/metadata/core-properties" elementFormDefault="qualified" attributeFormDefault="unqualified" blockDefault="#all">
+    <xsd:import namespace="http://purl.org/dc/elements/1.1/" schemaLocation="http://dublincore.org/schemas/xmls/qdc/2003/04/02/dc.xsd"/>
+    <xsd:import namespace="http://purl.org/dc/terms/" schemaLocation="http://dublincore.org/schemas/xmls/qdc/2003/04/02/dcterms.xsd"/>
+    <xsd:element name="coreProperties" type="CT_coreProperties"/>
+    <xsd:complexType name="CT_coreProperties">
+      <xsd:all>
+        <xsd:element ref="dc:creator" minOccurs="0" maxOccurs="1"/>
+        <xsd:element ref="dcterms:created" minOccurs="0" maxOccurs="1"/>
+        <xsd:element ref="dc:identifier" minOccurs="0" maxOccurs="1"/>
+        <xsd:element name="contentType" minOccurs="0" maxOccurs="1" type="xsd:string" ma:index="0" ma:displayName="コンテンツ タイプ"/>
+        <xsd:element ref="dc:title" minOccurs="0" maxOccurs="1" ma:index="4" ma:displayName="タイトル"/>
+        <xsd:element ref="dc:subject" minOccurs="0" maxOccurs="1"/>
+        <xsd:element ref="dc:description" minOccurs="0" maxOccurs="1"/>
+        <xsd:element name="keywords" minOccurs="0" maxOccurs="1" type="xsd:string"/>
+        <xsd:element ref="dc:language" minOccurs="0" maxOccurs="1"/>
+        <xsd:element name="category" minOccurs="0" maxOccurs="1" type="xsd:string"/>
+        <xsd:element name="version" minOccurs="0" maxOccurs="1" type="xsd:string"/>
+        <xsd:element name="revision" minOccurs="0" maxOccurs="1" type="xsd:string">
+          <xsd:annotation>
+            <xsd:documentation>
+                        This value indicates the number of saves or revisions. The application is responsible for updating this value after each revision.
+                    </xsd:documentation>
+          </xsd:annotation>
+        </xsd:element>
+        <xsd:element name="lastModifiedBy" minOccurs="0" maxOccurs="1" type="xsd:string"/>
+        <xsd:element ref="dcterms:modified" minOccurs="0" maxOccurs="1"/>
+        <xsd:element name="contentStatus" minOccurs="0" maxOccurs="1" type="xsd:string"/>
+      </xsd:all>
+    </xsd:complexType>
+  </xsd:schema>
+  <xs:schema xmlns:pc="http://schemas.microsoft.com/office/infopath/2007/PartnerControls" xmlns:xs="http://www.w3.org/2001/XMLSchema" targetNamespace="http://schemas.microsoft.com/office/infopath/2007/PartnerControls" elementFormDefault="qualified" attributeFormDefault="unqualified">
+    <xs:element name="Person">
+      <xs:complexType>
+        <xs:sequence>
+          <xs:element ref="pc:DisplayName" minOccurs="0"/>
+          <xs:element ref="pc:AccountId" minOccurs="0"/>
+          <xs:element ref="pc:AccountType" minOccurs="0"/>
+        </xs:sequence>
+      </xs:complexType>
+    </xs:element>
+    <xs:element name="DisplayName" type="xs:string"/>
+    <xs:element name="AccountId" type="xs:string"/>
+    <xs:element name="AccountType" type="xs:string"/>
+    <xs:element name="BDCAssociatedEntity">
+      <xs:complexType>
+        <xs:sequence>
+          <xs:element ref="pc:BDCEntity" minOccurs="0" maxOccurs="unbounded"/>
+        </xs:sequence>
+        <xs:attribute ref="pc:EntityNamespace"/>
+        <xs:attribute ref="pc:EntityName"/>
+        <xs:attribute ref="pc:SystemInstanceName"/>
+        <xs:attribute ref="pc:AssociationName"/>
+      </xs:complexType>
+    </xs:element>
+    <xs:attribute name="EntityNamespace" type="xs:string"/>
+    <xs:attribute name="EntityName" type="xs:string"/>
+    <xs:attribute name="SystemInstanceName" type="xs:string"/>
+    <xs:attribute name="AssociationName" type="xs:string"/>
+    <xs:element name="BDCEntity">
+      <xs:complexType>
+        <xs:sequence>
+          <xs:element ref="pc:EntityDisplayName" minOccurs="0"/>
+          <xs:element ref="pc:EntityInstanceReference" minOccurs="0"/>
+          <xs:element ref="pc:EntityId1" minOccurs="0"/>
+          <xs:element ref="pc:EntityId2" minOccurs="0"/>
+          <xs:element ref="pc:EntityId3" minOccurs="0"/>
+          <xs:element ref="pc:EntityId4" minOccurs="0"/>
+          <xs:element ref="pc:EntityId5" minOccurs="0"/>
+        </xs:sequence>
+      </xs:complexType>
+    </xs:element>
+    <xs:element name="EntityDisplayName" type="xs:string"/>
+    <xs:element name="EntityInstanceReference" type="xs:string"/>
+    <xs:element name="EntityId1" type="xs:string"/>
+    <xs:element name="EntityId2" type="xs:string"/>
+    <xs:element name="EntityId3" type="xs:string"/>
+    <xs:element name="EntityId4" type="xs:string"/>
+    <xs:element name="EntityId5" type="xs:string"/>
+    <xs:element name="Terms">
+      <xs:complexType>
+        <xs:sequence>
+          <xs:element ref="pc:TermInfo" minOccurs="0" maxOccurs="unbounded"/>
+        </xs:sequence>
+      </xs:complexType>
+    </xs:element>
+    <xs:element name="TermInfo">
+      <xs:complexType>
+        <xs:sequence>
+          <xs:element ref="pc:TermName" minOccurs="0"/>
+          <xs:element ref="pc:TermId" minOccurs="0"/>
+        </xs:sequence>
+      </xs:complexType>
+    </xs:element>
+    <xs:element name="TermName" type="xs:string"/>
+    <xs:element name="TermId" type="xs:string"/>
+  </xs:schema>
+</ct:contentTypeSchema>
+</file>
+
+<file path=customXml/itemProps1.xml><?xml version="1.0" encoding="utf-8"?>
+<ds:datastoreItem xmlns:ds="http://schemas.openxmlformats.org/officeDocument/2006/customXml" ds:itemID="{D3BCF3CB-61D5-4782-9982-1529DA68D8A5}">
+  <ds:schemaRefs>
+    <ds:schemaRef ds:uri="http://schemas.microsoft.com/office/2006/metadata/properties"/>
+    <ds:schemaRef ds:uri="http://schemas.microsoft.com/office/infopath/2007/PartnerControls"/>
+  </ds:schemaRefs>
+</ds:datastoreItem>
+</file>
+
+<file path=customXml/itemProps2.xml><?xml version="1.0" encoding="utf-8"?>
+<ds:datastoreItem xmlns:ds="http://schemas.openxmlformats.org/officeDocument/2006/customXml" ds:itemID="{10C87B47-89E1-434B-B69B-80E10AEF4092}">
+  <ds:schemaRefs>
+    <ds:schemaRef ds:uri="http://schemas.openxmlformats.org/officeDocument/2006/bibliography"/>
+  </ds:schemaRefs>
+</ds:datastoreItem>
+</file>
+
+<file path=customXml/itemProps3.xml><?xml version="1.0" encoding="utf-8"?>
+<ds:datastoreItem xmlns:ds="http://schemas.openxmlformats.org/officeDocument/2006/customXml" ds:itemID="{812A22FD-A03A-40FC-8882-33DA0C3EFC8E}">
+  <ds:schemaRefs>
+    <ds:schemaRef ds:uri="http://schemas.microsoft.com/sharepoint/v3/contenttype/forms"/>
+  </ds:schemaRefs>
+</ds:datastoreItem>
+</file>
+
+<file path=customXml/itemProps4.xml><?xml version="1.0" encoding="utf-8"?>
+<ds:datastoreItem xmlns:ds="http://schemas.openxmlformats.org/officeDocument/2006/customXml" ds:itemID="{00976E19-0F6D-447D-99EA-E239DB62938F}">
+  <ds:schemaRefs>
+    <ds:schemaRef ds:uri="http://schemas.microsoft.com/office/2006/metadata/contentType"/>
+    <ds:schemaRef ds:uri="http://schemas.microsoft.com/office/2006/metadata/properties/metaAttributes"/>
+    <ds:schemaRef ds:uri="http://www.w3.org/2001/XMLSchema"/>
+    <ds:schemaRef ds:uri="http://schemas.microsoft.com/office/2006/metadata/properties"/>
+    <ds:schemaRef ds:uri="927401a0-f477-47ea-a92d-ddff39ed07e6"/>
+    <ds:schemaRef ds:uri="http://schemas.microsoft.com/office/2006/documentManagement/types"/>
+    <ds:schemaRef ds:uri="http://schemas.microsoft.com/office/infopath/2007/PartnerControls"/>
+    <ds:schemaRef ds:uri="http://schemas.openxmlformats.org/package/2006/metadata/core-properties"/>
+    <ds:schemaRef ds:uri="http://purl.org/dc/elements/1.1/"/>
+    <ds:schemaRef ds:uri="http://purl.org/dc/terms/"/>
+    <ds:schemaRef ds:uri="http://schemas.microsoft.com/internal/obd"/>
+  </ds:schemaRefs>
+</ds:datastoreItem>
 </file>
--- a/taniguchi/api/Fix/API設計書_業者マスタ.docx
+++ b/taniguchi/api/Fix/API設計書_業者マスタ.docx
@@ -1,284 +1,5 @@
 
-<file path=customXml\item1.xml><?xml version="1.0" encoding="utf-8"?>
-<p:properties xmlns:p="http://schemas.microsoft.com/office/2006/metadata/properties" xmlns:xsi="http://www.w3.org/2001/XMLSchema-instance" xmlns:pc="http://schemas.microsoft.com/office/infopath/2007/PartnerControls">
-  <documentManagement/>
-</p:properties>
-</file>
-
-<file path=customXml\item2.xml><?xml version="1.0" encoding="utf-8"?>
-<ct:contentTypeSchema xmlns:ct="http://schemas.microsoft.com/office/2006/metadata/contentType" xmlns:ma="http://schemas.microsoft.com/office/2006/metadata/properties/metaAttributes" ct:_="" ma:_="" ma:contentTypeName="ドキュメント" ma:contentTypeID="0x010100980A9EDA4423B04DB8E0445FEDD7979D" ma:contentTypeVersion="7" ma:contentTypeDescription="新しいドキュメントを作成します。" ma:contentTypeScope="" ma:versionID="ae2973d07f0a8b338627d92cf3d61aa1">
-  <xsd:schema xmlns:xsd="http://www.w3.org/2001/XMLSchema" xmlns:xs="http://www.w3.org/2001/XMLSchema" xmlns:p="http://schemas.microsoft.com/office/2006/metadata/properties" xmlns:ns2="927401a0-f477-47ea-a92d-ddff39ed07e6" targetNamespace="http://schemas.microsoft.com/office/2006/metadata/properties" ma:root="true" ma:fieldsID="e5a487444864ebd2c47c4b9587078a69" ns2:_="">
-    <xsd:import namespace="927401a0-f477-47ea-a92d-ddff39ed07e6"/>
-    <xsd:element name="properties">
-      <xsd:complexType>
-        <xsd:sequence>
-          <xsd:element name="documentManagement">
-            <xsd:complexType>
-              <xsd:all>
-                <xsd:element ref="ns2:MediaServiceMetadata" minOccurs="0"/>
-                <xsd:element ref="ns2:MediaServiceFastMetadata" minOccurs="0"/>
-                <xsd:element ref="ns2:MediaServiceSearchProperties" minOccurs="0"/>
-                <xsd:element ref="ns2:MediaServiceDateTaken" minOccurs="0"/>
-                <xsd:element ref="ns2:MediaServiceGenerationTime" minOccurs="0"/>
-                <xsd:element ref="ns2:MediaServiceEventHashCode" minOccurs="0"/>
-                <xsd:element ref="ns2:MediaLengthInSeconds" minOccurs="0"/>
-              </xsd:all>
-            </xsd:complexType>
-          </xsd:element>
-        </xsd:sequence>
-      </xsd:complexType>
-    </xsd:element>
-  </xsd:schema>
-  <xsd:schema xmlns:xsd="http://www.w3.org/2001/XMLSchema" xmlns:xs="http://www.w3.org/2001/XMLSchema" xmlns:dms="http://schemas.microsoft.com/office/2006/documentManagement/types" xmlns:pc="http://schemas.microsoft.com/office/infopath/2007/PartnerControls" targetNamespace="927401a0-f477-47ea-a92d-ddff39ed07e6" elementFormDefault="qualified">
-    <xsd:import namespace="http://schemas.microsoft.com/office/2006/documentManagement/types"/>
-    <xsd:import namespace="http://schemas.microsoft.com/office/infopath/2007/PartnerControls"/>
-    <xsd:element name="MediaServiceMetadata" ma:index="8" nillable="true" ma:displayName="MediaServiceMetadata" ma:hidden="true" ma:internalName="MediaServiceMetadata" ma:readOnly="true">
-      <xsd:simpleType>
-        <xsd:restriction base="dms:Note"/>
-      </xsd:simpleType>
-    </xsd:element>
-    <xsd:element name="MediaServiceFastMetadata" ma:index="9" nillable="true" ma:displayName="MediaServiceFastMetadata" ma:hidden="true" ma:internalName="MediaServiceFastMetadata" ma:readOnly="true">
-      <xsd:simpleType>
-        <xsd:restriction base="dms:Note"/>
-      </xsd:simpleType>
-    </xsd:element>
-    <xsd:element name="MediaServiceSearchProperties" ma:index="10" nillable="true" ma:displayName="MediaServiceSearchProperties" ma:hidden="true" ma:internalName="MediaServiceSearchProperties" ma:readOnly="true">
-      <xsd:simpleType>
-        <xsd:restriction base="dms:Note"/>
-      </xsd:simpleType>
-    </xsd:element>
-    <xsd:element name="MediaServiceDateTaken" ma:index="11" nillable="true" ma:displayName="MediaServiceDateTaken" ma:hidden="true" ma:indexed="true" ma:internalName="MediaServiceDateTaken" ma:readOnly="true">
-      <xsd:simpleType>
-        <xsd:restriction base="dms:Text"/>
-      </xsd:simpleType>
-    </xsd:element>
-    <xsd:element name="MediaServiceGenerationTime" ma:index="12" nillable="true" ma:displayName="MediaServiceGenerationTime" ma:hidden="true" ma:internalName="MediaServiceGenerationTime" ma:readOnly="true">
-      <xsd:simpleType>
-        <xsd:restriction base="dms:Text"/>
-      </xsd:simpleType>
-    </xsd:element>
-    <xsd:element name="MediaServiceEventHashCode" ma:index="13" nillable="true" ma:displayName="MediaServiceEventHashCode" ma:hidden="true" ma:internalName="MediaServiceEventHashCode" ma:readOnly="true">
-      <xsd:simpleType>
-        <xsd:restriction base="dms:Text"/>
-      </xsd:simpleType>
-    </xsd:element>
-    <xsd:element name="MediaLengthInSeconds" ma:index="14" nillable="true" ma:displayName="MediaLengthInSeconds" ma:hidden="true" ma:internalName="MediaLengthInSeconds" ma:readOnly="true">
-      <xsd:simpleType>
-        <xsd:restriction base="dms:Unknown"/>
-      </xsd:simpleType>
-    </xsd:element>
-  </xsd:schema>
-  <xsd:schema xmlns="http://schemas.openxmlformats.org/package/2006/metadata/core-properties" xmlns:xsd="http://www.w3.org/2001/XMLSchema" xmlns:xsi="http://www.w3.org/2001/XMLSchema-instance" xmlns:dc="http://purl.org/dc/elements/1.1/" xmlns:dcterms="http://purl.org/dc/terms/" xmlns:odoc="http://schemas.microsoft.com/internal/obd" targetNamespace="http://schemas.openxmlformats.org/package/2006/metadata/core-properties" elementFormDefault="qualified" attributeFormDefault="unqualified" blockDefault="#all">
-    <xsd:import namespace="http://purl.org/dc/elements/1.1/" schemaLocation="http://dublincore.org/schemas/xmls/qdc/2003/04/02/dc.xsd"/>
-    <xsd:import namespace="http://purl.org/dc/terms/" schemaLocation="http://dublincore.org/schemas/xmls/qdc/2003/04/02/dcterms.xsd"/>
-    <xsd:element name="coreProperties" type="CT_coreProperties"/>
-    <xsd:complexType name="CT_coreProperties">
-      <xsd:all>
-        <xsd:element ref="dc:creator" minOccurs="0" maxOccurs="1"/>
-        <xsd:element ref="dcterms:created" minOccurs="0" maxOccurs="1"/>
-        <xsd:element ref="dc:identifier" minOccurs="0" maxOccurs="1"/>
-        <xsd:element name="contentType" minOccurs="0" maxOccurs="1" type="xsd:string" ma:index="0" ma:displayName="コンテンツ タイプ"/>
-        <xsd:element ref="dc:title" minOccurs="0" maxOccurs="1" ma:index="4" ma:displayName="タイトル"/>
-        <xsd:element ref="dc:subject" minOccurs="0" maxOccurs="1"/>
-        <xsd:element ref="dc:description" minOccurs="0" maxOccurs="1"/>
-        <xsd:element name="keywords" minOccurs="0" maxOccurs="1" type="xsd:string"/>
-        <xsd:element ref="dc:language" minOccurs="0" maxOccurs="1"/>
-        <xsd:element name="category" minOccurs="0" maxOccurs="1" type="xsd:string"/>
-        <xsd:element name="version" minOccurs="0" maxOccurs="1" type="xsd:string"/>
-        <xsd:element name="revision" minOccurs="0" maxOccurs="1" type="xsd:string">
-          <xsd:annotation>
-            <xsd:documentation>
-                        This value indicates the number of saves or revisions. The application is responsible for updating this value after each revision.
-                    </xsd:documentation>
-          </xsd:annotation>
-        </xsd:element>
-        <xsd:element name="lastModifiedBy" minOccurs="0" maxOccurs="1" type="xsd:string"/>
-        <xsd:element ref="dcterms:modified" minOccurs="0" maxOccurs="1"/>
-        <xsd:element name="contentStatus" minOccurs="0" maxOccurs="1" type="xsd:string"/>
-      </xsd:all>
-    </xsd:complexType>
-  </xsd:schema>
-  <xs:schema xmlns:pc="http://schemas.microsoft.com/office/infopath/2007/PartnerControls" xmlns:xs="http://www.w3.org/2001/XMLSchema" targetNamespace="http://schemas.microsoft.com/office/infopath/2007/PartnerControls" elementFormDefault="qualified" attributeFormDefault="unqualified">
-    <xs:element name="Person">
-      <xs:complexType>
-        <xs:sequence>
-          <xs:element ref="pc:DisplayName" minOccurs="0"/>
-          <xs:element ref="pc:AccountId" minOccurs="0"/>
-          <xs:element ref="pc:AccountType" minOccurs="0"/>
-        </xs:sequence>
-      </xs:complexType>
-    </xs:element>
-    <xs:element name="DisplayName" type="xs:string"/>
-    <xs:element name="AccountId" type="xs:string"/>
-    <xs:element name="AccountType" type="xs:string"/>
-    <xs:element name="BDCAssociatedEntity">
-      <xs:complexType>
-        <xs:sequence>
-          <xs:element ref="pc:BDCEntity" minOccurs="0" maxOccurs="unbounded"/>
-        </xs:sequence>
-        <xs:attribute ref="pc:EntityNamespace"/>
-        <xs:attribute ref="pc:EntityName"/>
-        <xs:attribute ref="pc:SystemInstanceName"/>
-        <xs:attribute ref="pc:AssociationName"/>
-      </xs:complexType>
-    </xs:element>
-    <xs:attribute name="EntityNamespace" type="xs:string"/>
-    <xs:attribute name="EntityName" type="xs:string"/>
-    <xs:attribute name="SystemInstanceName" type="xs:string"/>
-    <xs:attribute name="AssociationName" type="xs:string"/>
-    <xs:element name="BDCEntity">
-      <xs:complexType>
-        <xs:sequence>
-          <xs:element ref="pc:EntityDisplayName" minOccurs="0"/>
-          <xs:element ref="pc:EntityInstanceReference" minOccurs="0"/>
-          <xs:element ref="pc:EntityId1" minOccurs="0"/>
-          <xs:element ref="pc:EntityId2" minOccurs="0"/>
-          <xs:element ref="pc:EntityId3" minOccurs="0"/>
-          <xs:element ref="pc:EntityId4" minOccurs="0"/>
-          <xs:element ref="pc:EntityId5" minOccurs="0"/>
-        </xs:sequence>
-      </xs:complexType>
-    </xs:element>
-    <xs:element name="EntityDisplayName" type="xs:string"/>
-    <xs:element name="EntityInstanceReference" type="xs:string"/>
-    <xs:element name="EntityId1" type="xs:string"/>
-    <xs:element name="EntityId2" type="xs:string"/>
-    <xs:element name="EntityId3" type="xs:string"/>
-    <xs:element name="EntityId4" type="xs:string"/>
-    <xs:element name="EntityId5" type="xs:string"/>
-    <xs:element name="Terms">
-      <xs:complexType>
-        <xs:sequence>
-          <xs:element ref="pc:TermInfo" minOccurs="0" maxOccurs="unbounded"/>
-        </xs:sequence>
-      </xs:complexType>
-    </xs:element>
-    <xs:element name="TermInfo">
-      <xs:complexType>
-        <xs:sequence>
-          <xs:element ref="pc:TermName" minOccurs="0"/>
-          <xs:element ref="pc:TermId" minOccurs="0"/>
-        </xs:sequence>
-      </xs:complexType>
-    </xs:element>
-    <xs:element name="TermName" type="xs:string"/>
-    <xs:element name="TermId" type="xs:string"/>
-  </xs:schema>
-</ct:contentTypeSchema>
-</file>
-
-<file path=customXml\item3.xml><?xml version="1.0" encoding="utf-8"?>
-<?mso-contentType ?>
-<FormTemplates xmlns="http://schemas.microsoft.com/sharepoint/v3/contenttype/forms">
-  <Display>DocumentLibraryForm</Display>
-  <Edit>DocumentLibraryForm</Edit>
-  <New>DocumentLibraryForm</New>
-</FormTemplates>
-</file>
-
-<file path=customXml\item4.xml><?xml version="1.0" encoding="utf-8"?>
-<b:Sources xmlns:b="http://schemas.openxmlformats.org/officeDocument/2006/bibliography" xmlns="http://schemas.openxmlformats.org/officeDocument/2006/bibliography" SelectedStyle="/APASixthEditionOfficeOnline.xsl" StyleName="APA" Version="6"/>
-</file>
-
-<file path=customXml\itemProps1.xml><?xml version="1.0" encoding="utf-8"?>
-<ds:datastoreItem xmlns:ds="http://schemas.openxmlformats.org/officeDocument/2006/customXml" ds:itemID="{D3BCF3CB-61D5-4782-9982-1529DA68D8A5}">
-  <ds:schemaRefs>
-    <ds:schemaRef ds:uri="http://schemas.microsoft.com/office/2006/metadata/properties"/>
-    <ds:schemaRef ds:uri="http://schemas.microsoft.com/office/infopath/2007/PartnerControls"/>
-  </ds:schemaRefs>
-</ds:datastoreItem>
-</file>
-
-<file path=customXml\itemProps2.xml><?xml version="1.0" encoding="utf-8"?>
-<ds:datastoreItem xmlns:ds="http://schemas.openxmlformats.org/officeDocument/2006/customXml" ds:itemID="{00976E19-0F6D-447D-99EA-E239DB62938F}">
-  <ds:schemaRefs>
-    <ds:schemaRef ds:uri="http://schemas.microsoft.com/office/2006/metadata/contentType"/>
-    <ds:schemaRef ds:uri="http://schemas.microsoft.com/office/2006/metadata/properties/metaAttributes"/>
-    <ds:schemaRef ds:uri="http://www.w3.org/2001/XMLSchema"/>
-    <ds:schemaRef ds:uri="http://schemas.microsoft.com/office/2006/metadata/properties"/>
-    <ds:schemaRef ds:uri="927401a0-f477-47ea-a92d-ddff39ed07e6"/>
-    <ds:schemaRef ds:uri="http://schemas.microsoft.com/office/2006/documentManagement/types"/>
-    <ds:schemaRef ds:uri="http://schemas.microsoft.com/office/infopath/2007/PartnerControls"/>
-    <ds:schemaRef ds:uri="http://schemas.openxmlformats.org/package/2006/metadata/core-properties"/>
-    <ds:schemaRef ds:uri="http://purl.org/dc/elements/1.1/"/>
-    <ds:schemaRef ds:uri="http://purl.org/dc/terms/"/>
-    <ds:schemaRef ds:uri="http://schemas.microsoft.com/internal/obd"/>
-  </ds:schemaRefs>
-</ds:datastoreItem>
-</file>
-
-<file path=customXml\itemProps3.xml><?xml version="1.0" encoding="utf-8"?>
-<ds:datastoreItem xmlns:ds="http://schemas.openxmlformats.org/officeDocument/2006/customXml" ds:itemID="{812A22FD-A03A-40FC-8882-33DA0C3EFC8E}">
-  <ds:schemaRefs>
-    <ds:schemaRef ds:uri="http://schemas.microsoft.com/sharepoint/v3/contenttype/forms"/>
-  </ds:schemaRefs>
-</ds:datastoreItem>
-</file>
-
-<file path=customXml\itemProps4.xml><?xml version="1.0" encoding="utf-8"?>
-<ds:datastoreItem xmlns:ds="http://schemas.openxmlformats.org/officeDocument/2006/customXml" ds:itemID="{10C87B47-89E1-434B-B69B-80E10AEF4092}">
-  <ds:schemaRefs>
-    <ds:schemaRef ds:uri="http://schemas.openxmlformats.org/officeDocument/2006/bibliography"/>
-  </ds:schemaRefs>
-</ds:datastoreItem>
-</file>
-
-<file path=docProps\app.xml><?xml version="1.0" encoding="utf-8"?>
-<Properties xmlns="http://schemas.openxmlformats.org/officeDocument/2006/extended-properties" xmlns:vt="http://schemas.openxmlformats.org/officeDocument/2006/docPropsVTypes">
-  <Template>Normal.dotm</Template>
-  <TotalTime>96</TotalTime>
-  <Pages>17</Pages>
-  <Words>1749</Words>
-  <Characters>9973</Characters>
-  <Application>Microsoft Office Word</Application>
-  <DocSecurity>0</DocSecurity>
-  <Lines>83</Lines>
-  <Paragraphs>23</Paragraphs>
-  <ScaleCrop>false</ScaleCrop>
-  <HeadingPairs>
-    <vt:vector size="2" baseType="variant">
-      <vt:variant>
-        <vt:lpstr>タイトル</vt:lpstr>
-      </vt:variant>
-      <vt:variant>
-        <vt:i4>1</vt:i4>
-      </vt:variant>
-    </vt:vector>
-  </HeadingPairs>
-  <TitlesOfParts>
-    <vt:vector size="1" baseType="lpstr">
-      <vt:lpstr>API 設計書現有品調査</vt:lpstr>
-    </vt:vector>
-  </TitlesOfParts>
-  <Company/>
-  <LinksUpToDate>false</LinksUpToDate>
-  <CharactersWithSpaces>11699</CharactersWithSpaces>
-  <SharedDoc>false</SharedDoc>
-  <HyperlinksChanged>false</HyperlinksChanged>
-  <AppVersion>16.0000</AppVersion>
-</Properties>
-</file>
-
-<file path=docProps\core.xml><?xml version="1.0" encoding="utf-8"?>
-<cp:coreProperties xmlns:cp="http://schemas.openxmlformats.org/package/2006/metadata/core-properties" xmlns:dc="http://purl.org/dc/elements/1.1/" xmlns:dcterms="http://purl.org/dc/terms/" xmlns:dcmitype="http://purl.org/dc/dcmitype/" xmlns:xsi="http://www.w3.org/2001/XMLSchema-instance">
-  <dc:title>API設計書　　　　　　　業者マスタ</dc:title>
-  <dc:subject>対象システム：医療機器管理システム</dc:subject>
-  <cp:lastModifiedBy>緑 谷口</cp:lastModifiedBy>
-  <cp:revision>53</cp:revision>
-  <dcterms:created xsi:type="dcterms:W3CDTF">2026-03-01T00:24:00Z</dcterms:created>
-  <dcterms:modified xsi:type="dcterms:W3CDTF">2026-04-17T16:25:00Z</dcterms:modified>
-</cp:coreProperties>
-</file>
-
-<file path=docProps\custom.xml><?xml version="1.0" encoding="utf-8"?>
-<Properties xmlns="http://schemas.openxmlformats.org/officeDocument/2006/custom-properties" xmlns:vt="http://schemas.openxmlformats.org/officeDocument/2006/docPropsVTypes">
-  <property fmtid="{D5CDD505-2E9C-101B-9397-08002B2CF9AE}" pid="2" name="ContentTypeId">
-    <vt:lpwstr>0x010100980A9EDA4423B04DB8E0445FEDD7979D</vt:lpwstr>
-  </property>
-</Properties>
-</file>
-
-<file path=word\document.xml><?xml version="1.0" encoding="utf-8"?>
+<file path=word/document.xml><?xml version="1.0" encoding="utf-8"?>
 <w:document xmlns:wpc="http://schemas.microsoft.com/office/word/2010/wordprocessingCanvas" xmlns:cx="http://schemas.microsoft.com/office/drawing/2014/chartex" xmlns:cx1="http://schemas.microsoft.com/office/drawing/2015/9/8/chartex" xmlns:cx2="http://schemas.microsoft.com/office/drawing/2015/10/21/chartex" xmlns:cx3="http://schemas.microsoft.com/office/drawing/2016/5/9/chartex" xmlns:cx4="http://schemas.microsoft.com/office/drawing/2016/5/10/chartex" xmlns:cx5="http://schemas.microsoft.com/office/drawing/2016/5/11/chartex" xmlns:cx6="http://schemas.microsoft.com/office/drawing/2016/5/12/chartex" xmlns:cx7="http://schemas.microsoft.com/office/drawing/2016/5/13/chartex" xmlns:cx8="http://schemas.microsoft.com/office/drawing/2016/5/14/chartex" xmlns:mc="http://schemas.openxmlformats.org/markup-compatibility/2006" xmlns:aink="http://schemas.microsoft.com/office/drawing/2016/ink" xmlns:am3d="http://schemas.microsoft.com/office/drawing/2017/model3d" xmlns:o="urn:schemas-microsoft-com:office:office" xmlns:oel="http://schemas.microsoft.com/office/2019/extlst" xmlns:r="http://schemas.openxmlformats.org/officeDocument/2006/relationships" xmlns:m="http://schemas.openxmlformats.org/officeDocument/2006/math" xmlns:v="urn:schemas-microsoft-com:vml" xmlns:wp14="http://schemas.microsoft.com/office/word/2010/wordprocessingDrawing" xmlns:wp="http://schemas.openxmlformats.org/drawingml/2006/wordprocessingDrawing" xmlns:w10="urn:schemas-microsoft-com:office:word" xmlns:w="http://schemas.openxmlformats.org/wordprocessingml/2006/main" xmlns:w14="http://schemas.microsoft.com/office/word/2010/wordml" xmlns:w15="http://schemas.microsoft.com/office/word/2012/wordml" xmlns:w16cex="http://schemas.microsoft.com/office/word/2018/wordml/cex" xmlns:w16cid="http://schemas.microsoft.com/office/word/2016/wordml/cid" xmlns:w16="http://schemas.microsoft.com/office/word/2018/wordml" xmlns:w16du="http://schemas.microsoft.com/office/word/2023/wordml/word16du" xmlns:w16sdtdh="http://schemas.microsoft.com/office/word/2020/wordml/sdtdatahash" xmlns:w16sdtfl="http://schemas.microsoft.com/office/word/2024/wordml/sdtformatlock" xmlns:w16se="http://schemas.microsoft.com/office/word/2015/wordml/symex" xmlns:wpg="http://schemas.microsoft.com/office/word/2010/wordprocessingGroup" xmlns:wpi="http://schemas.microsoft.com/office/word/2010/wordprocessingInk" xmlns:wne="http://schemas.microsoft.com/office/word/2006/wordml" xmlns:wps="http://schemas.microsoft.com/office/word/2010/wordprocessingShape" mc:Ignorable="w14 w15 w16se w16cid w16 w16cex w16sdtdh w16sdtfl w16du wp14">
   <w:body>
     <w:bookmarkStart w:id="0" w:name="_tad0l5kfozhu" w:colFirst="0" w:colLast="0" w:displacedByCustomXml="next"/>
@@ -396,7 +117,6 @@
                                     <w:dataBinding w:prefixMappings="xmlns:ns0='http://purl.org/dc/elements/1.1/' xmlns:ns1='http://schemas.openxmlformats.org/package/2006/metadata/core-properties' " w:xpath="/ns1:coreProperties[1]/ns0:title[1]" w:storeItemID="{6C3C8BC8-F283-45AE-878A-BAB7291924A1}"/>
                                     <w:text/>
                                   </w:sdtPr>
-                                  <w:sdtEndPr/>
                                   <w:sdtContent>
                                     <w:r>
                                       <w:rPr>
@@ -446,7 +166,6 @@
                                   <w:dataBinding w:prefixMappings="xmlns:ns0='http://purl.org/dc/elements/1.1/' xmlns:ns1='http://schemas.openxmlformats.org/package/2006/metadata/core-properties' " w:xpath="/ns1:coreProperties[1]/ns0:subject[1]" w:storeItemID="{6C3C8BC8-F283-45AE-878A-BAB7291924A1}"/>
                                   <w:text/>
                                 </w:sdtPr>
-                                <w:sdtEndPr/>
                                 <w:sdtContent>
                                   <w:p>
                                     <w:pPr>
@@ -2994,6 +2713,7 @@
         <w:rPr>
           <w:noProof/>
         </w:rPr>
+        <w:lastRenderedPageBreak/>
         <w:t>レスポンス（201：VendorResponse）</w:t>
       </w:r>
       <w:r>
@@ -3439,12 +3159,19 @@
         <w:rPr>
           <w:noProof/>
         </w:rPr>
-        <w:lastRenderedPageBreak/>
-        <w:t>業者削除（/vendor-master/vendors/{vendorId}）</w:t>
-      </w:r>
-      <w:r>
-        <w:rPr>
-          <w:noProof/>
+        <w:t>業者削除</w:t>
+      </w:r>
+      <w:r>
+        <w:rPr>
+          <w:noProof/>
+          <w:lang w:val="en-US"/>
+        </w:rPr>
+        <w:t>（/vendor-master/vendors/{vendorId}）</w:t>
+      </w:r>
+      <w:r>
+        <w:rPr>
+          <w:noProof/>
+          <w:lang w:val="en-US"/>
         </w:rPr>
         <w:tab/>
       </w:r>
@@ -3457,6 +3184,7 @@
       <w:r>
         <w:rPr>
           <w:noProof/>
+          <w:lang w:val="en-US"/>
         </w:rPr>
         <w:instrText xml:space="preserve"> PAGEREF _Toc227368025 \h </w:instrText>
       </w:r>
@@ -3474,6 +3202,7 @@
       <w:r>
         <w:rPr>
           <w:noProof/>
+          <w:lang w:val="en-US"/>
         </w:rPr>
         <w:t>13</w:t>
       </w:r>
@@ -4199,18 +3928,33 @@
     <w:p>
       <w:pPr>
         <w:pStyle w:val="10"/>
+      </w:pPr>
+      <w:r>
+        <w:fldChar w:fldCharType="end"/>
+      </w:r>
+      <w:bookmarkStart w:id="1" w:name="_Toc227367992"/>
+    </w:p>
+    <w:p>
+      <w:pPr>
+        <w:rPr>
+          <w:b/>
+          <w:sz w:val="40"/>
+          <w:szCs w:val="40"/>
+        </w:rPr>
+      </w:pPr>
+      <w:r>
+        <w:br w:type="page"/>
+      </w:r>
+    </w:p>
+    <w:p>
+      <w:pPr>
+        <w:pStyle w:val="10"/>
+      </w:pPr>
+      <w:r>
         <w:rPr>
           <w:rFonts w:hint="eastAsia"/>
         </w:rPr>
-      </w:pPr>
-      <w:r>
-        <w:fldChar w:fldCharType="end"/>
-      </w:r>
-      <w:bookmarkStart w:id="1" w:name="_Toc227367992"/>
-      <w:r>
-        <w:rPr>
-          <w:rFonts w:hint="eastAsia"/>
-        </w:rPr>
+        <w:lastRenderedPageBreak/>
         <w:t>第1章 概要</w:t>
       </w:r>
       <w:bookmarkEnd w:id="1"/>
@@ -4218,9 +3962,6 @@
     <w:p>
       <w:pPr>
         <w:pStyle w:val="2"/>
-        <w:rPr>
-          <w:rFonts w:hint="eastAsia"/>
-        </w:rPr>
       </w:pPr>
       <w:bookmarkStart w:id="2" w:name="_Toc227367993"/>
       <w:r>
@@ -4232,11 +3973,6 @@
       <w:bookmarkEnd w:id="2"/>
     </w:p>
     <w:p>
-      <w:pPr>
-        <w:rPr>
-          <w:rFonts w:hint="eastAsia"/>
-        </w:rPr>
-      </w:pPr>
       <w:r>
         <w:rPr>
           <w:rFonts w:hint="eastAsia"/>
@@ -4245,11 +3981,6 @@
       </w:r>
     </w:p>
     <w:p>
-      <w:pPr>
-        <w:rPr>
-          <w:rFonts w:hint="eastAsia"/>
-        </w:rPr>
-      </w:pPr>
       <w:r>
         <w:rPr>
           <w:rFonts w:hint="eastAsia"/>
@@ -4265,9 +3996,6 @@
           <w:numId w:val="120"/>
         </w:numPr>
         <w:ind w:leftChars="0"/>
-        <w:rPr>
-          <w:rFonts w:hint="eastAsia"/>
-        </w:rPr>
       </w:pPr>
       <w:r>
         <w:rPr>
@@ -4284,9 +4012,6 @@
           <w:numId w:val="120"/>
         </w:numPr>
         <w:ind w:leftChars="0"/>
-        <w:rPr>
-          <w:rFonts w:hint="eastAsia"/>
-        </w:rPr>
       </w:pPr>
       <w:r>
         <w:rPr>
@@ -4303,9 +4028,6 @@
           <w:numId w:val="120"/>
         </w:numPr>
         <w:ind w:leftChars="0"/>
-        <w:rPr>
-          <w:rFonts w:hint="eastAsia"/>
-        </w:rPr>
       </w:pPr>
       <w:r>
         <w:rPr>
@@ -4322,9 +4044,6 @@
           <w:numId w:val="120"/>
         </w:numPr>
         <w:ind w:leftChars="0"/>
-        <w:rPr>
-          <w:rFonts w:hint="eastAsia"/>
-        </w:rPr>
       </w:pPr>
       <w:r>
         <w:rPr>
@@ -4336,9 +4055,6 @@
     <w:p>
       <w:pPr>
         <w:pStyle w:val="2"/>
-        <w:rPr>
-          <w:rFonts w:hint="eastAsia"/>
-        </w:rPr>
       </w:pPr>
       <w:bookmarkStart w:id="3" w:name="_Toc227367994"/>
       <w:r>
@@ -4350,11 +4066,6 @@
       <w:bookmarkEnd w:id="3"/>
     </w:p>
     <w:p>
-      <w:pPr>
-        <w:rPr>
-          <w:rFonts w:hint="eastAsia"/>
-        </w:rPr>
-      </w:pPr>
       <w:r>
         <w:rPr>
           <w:rFonts w:hint="eastAsia"/>
@@ -4363,11 +4074,6 @@
       </w:r>
     </w:p>
     <w:p>
-      <w:pPr>
-        <w:rPr>
-          <w:rFonts w:hint="eastAsia"/>
-        </w:rPr>
-      </w:pPr>
       <w:r>
         <w:rPr>
           <w:rFonts w:hint="eastAsia"/>
@@ -4378,9 +4084,6 @@
     <w:p>
       <w:pPr>
         <w:pStyle w:val="2"/>
-        <w:rPr>
-          <w:rFonts w:hint="eastAsia"/>
-        </w:rPr>
       </w:pPr>
       <w:bookmarkStart w:id="4" w:name="_Toc227367995"/>
       <w:r>
@@ -4489,7 +4192,6 @@
               <w:rPr>
                 <w:rFonts w:hint="eastAsia"/>
               </w:rPr>
-              <w:lastRenderedPageBreak/>
               <w:t>担当施設</w:t>
             </w:r>
           </w:p>
@@ -4541,9 +4243,6 @@
     <w:p>
       <w:pPr>
         <w:pStyle w:val="2"/>
-        <w:rPr>
-          <w:rFonts w:hint="eastAsia"/>
-        </w:rPr>
       </w:pPr>
       <w:bookmarkStart w:id="5" w:name="_Toc227367996"/>
       <w:r>
@@ -4624,6 +4323,7 @@
               <w:rPr>
                 <w:rFonts w:hint="eastAsia"/>
               </w:rPr>
+              <w:lastRenderedPageBreak/>
               <w:t>画面名</w:t>
             </w:r>
           </w:p>
@@ -4700,9 +4400,6 @@
     <w:p>
       <w:pPr>
         <w:pStyle w:val="10"/>
-        <w:rPr>
-          <w:rFonts w:hint="eastAsia"/>
-        </w:rPr>
       </w:pPr>
       <w:bookmarkStart w:id="6" w:name="_Toc227367997"/>
       <w:r>
@@ -4716,9 +4413,6 @@
     <w:p>
       <w:pPr>
         <w:pStyle w:val="2"/>
-        <w:rPr>
-          <w:rFonts w:hint="eastAsia"/>
-        </w:rPr>
       </w:pPr>
       <w:bookmarkStart w:id="7" w:name="_Toc227367998"/>
       <w:r>
@@ -4730,11 +4424,6 @@
       <w:bookmarkEnd w:id="7"/>
     </w:p>
     <w:p>
-      <w:pPr>
-        <w:rPr>
-          <w:rFonts w:hint="eastAsia"/>
-        </w:rPr>
-      </w:pPr>
       <w:r>
         <w:rPr>
           <w:rFonts w:hint="eastAsia"/>
@@ -4743,11 +4432,6 @@
       </w:r>
     </w:p>
     <w:p>
-      <w:pPr>
-        <w:rPr>
-          <w:rFonts w:hint="eastAsia"/>
-        </w:rPr>
-      </w:pPr>
       <w:r>
         <w:rPr>
           <w:rFonts w:hint="eastAsia"/>
@@ -4756,11 +4440,6 @@
       </w:r>
     </w:p>
     <w:p>
-      <w:pPr>
-        <w:rPr>
-          <w:rFonts w:hint="eastAsia"/>
-        </w:rPr>
-      </w:pPr>
       <w:r>
         <w:rPr>
           <w:rFonts w:hint="eastAsia"/>
@@ -4771,9 +4450,6 @@
     <w:p>
       <w:pPr>
         <w:pStyle w:val="2"/>
-        <w:rPr>
-          <w:rFonts w:hint="eastAsia"/>
-        </w:rPr>
       </w:pPr>
       <w:bookmarkStart w:id="8" w:name="_Toc227367999"/>
       <w:r>
@@ -4785,11 +4461,6 @@
       <w:bookmarkEnd w:id="8"/>
     </w:p>
     <w:p>
-      <w:pPr>
-        <w:rPr>
-          <w:rFonts w:hint="eastAsia"/>
-        </w:rPr>
-      </w:pPr>
       <w:r>
         <w:rPr>
           <w:rFonts w:hint="eastAsia"/>
@@ -4798,11 +4469,6 @@
       </w:r>
     </w:p>
     <w:p>
-      <w:pPr>
-        <w:rPr>
-          <w:rFonts w:hint="eastAsia"/>
-        </w:rPr>
-      </w:pPr>
       <w:r>
         <w:rPr>
           <w:rFonts w:hint="eastAsia"/>
@@ -4811,11 +4477,6 @@
       </w:r>
     </w:p>
     <w:p>
-      <w:pPr>
-        <w:rPr>
-          <w:rFonts w:hint="eastAsia"/>
-        </w:rPr>
-      </w:pPr>
       <w:r>
         <w:rPr>
           <w:rFonts w:hint="eastAsia"/>
@@ -4824,11 +4485,6 @@
       </w:r>
     </w:p>
     <w:p>
-      <w:pPr>
-        <w:rPr>
-          <w:rFonts w:hint="eastAsia"/>
-        </w:rPr>
-      </w:pPr>
       <w:r>
         <w:rPr>
           <w:rFonts w:hint="eastAsia"/>
@@ -4839,9 +4495,6 @@
     <w:p>
       <w:pPr>
         <w:pStyle w:val="2"/>
-        <w:rPr>
-          <w:rFonts w:hint="eastAsia"/>
-        </w:rPr>
       </w:pPr>
       <w:bookmarkStart w:id="9" w:name="_Toc227368000"/>
       <w:r>
@@ -4962,12 +4615,16 @@
             <w:tcW w:w="1667" w:type="pct"/>
           </w:tcPr>
           <w:p>
-            <w:r>
-              <w:t>vendor_id, facility_id, invoice_registration_no, vendor_name, address, posit</w:t>
-            </w:r>
-            <w:r>
-              <w:lastRenderedPageBreak/>
-              <w:t>ion_name, role_name, contact_person, phone, email, is_primary_contact, deleted_at</w:t>
+            <w:pPr>
+              <w:rPr>
+                <w:lang w:val="en-US"/>
+              </w:rPr>
+            </w:pPr>
+            <w:r>
+              <w:rPr>
+                <w:lang w:val="en-US"/>
+              </w:rPr>
+              <w:t>vendor_id, facility_id, invoice_registration_no, vendor_name, address, position_name, role_name, contact_person, phone, email, is_primary_contact, deleted_at</w:t>
             </w:r>
           </w:p>
         </w:tc>
@@ -5014,7 +4671,15 @@
             <w:tcW w:w="1666" w:type="pct"/>
           </w:tcPr>
           <w:p>
-            <w:r>
+            <w:pPr>
+              <w:rPr>
+                <w:lang w:val="en-US"/>
+              </w:rPr>
+            </w:pPr>
+            <w:r>
+              <w:rPr>
+                <w:lang w:val="en-US"/>
+              </w:rPr>
               <w:t>rfq_vendors / quotations / orders / borrowing_application_details / disposal_application_details / repair_request_details / maintenance_contracts / inspection_tasks / edit_list_items</w:t>
             </w:r>
           </w:p>
@@ -5051,9 +4716,6 @@
     <w:p>
       <w:pPr>
         <w:pStyle w:val="10"/>
-        <w:rPr>
-          <w:rFonts w:hint="eastAsia"/>
-        </w:rPr>
       </w:pPr>
       <w:bookmarkStart w:id="10" w:name="_Toc227368001"/>
       <w:r>
@@ -5067,9 +4729,6 @@
     <w:p>
       <w:pPr>
         <w:pStyle w:val="2"/>
-        <w:rPr>
-          <w:rFonts w:hint="eastAsia"/>
-        </w:rPr>
       </w:pPr>
       <w:bookmarkStart w:id="11" w:name="_Toc227368002"/>
       <w:r>
@@ -5088,9 +4747,6 @@
           <w:numId w:val="121"/>
         </w:numPr>
         <w:ind w:leftChars="0"/>
-        <w:rPr>
-          <w:rFonts w:hint="eastAsia"/>
-        </w:rPr>
       </w:pPr>
       <w:r>
         <w:rPr>
@@ -5107,9 +4763,6 @@
           <w:numId w:val="121"/>
         </w:numPr>
         <w:ind w:leftChars="0"/>
-        <w:rPr>
-          <w:rFonts w:hint="eastAsia"/>
-        </w:rPr>
       </w:pPr>
       <w:r>
         <w:rPr>
@@ -5126,9 +4779,6 @@
           <w:numId w:val="121"/>
         </w:numPr>
         <w:ind w:leftChars="0"/>
-        <w:rPr>
-          <w:rFonts w:hint="eastAsia"/>
-        </w:rPr>
       </w:pPr>
       <w:r>
         <w:rPr>
@@ -5145,9 +4795,6 @@
           <w:numId w:val="121"/>
         </w:numPr>
         <w:ind w:leftChars="0"/>
-        <w:rPr>
-          <w:rFonts w:hint="eastAsia"/>
-        </w:rPr>
       </w:pPr>
       <w:r>
         <w:rPr>
@@ -5164,9 +4811,6 @@
           <w:numId w:val="121"/>
         </w:numPr>
         <w:ind w:leftChars="0"/>
-        <w:rPr>
-          <w:rFonts w:hint="eastAsia"/>
-        </w:rPr>
       </w:pPr>
       <w:r>
         <w:rPr>
@@ -5178,9 +4822,6 @@
     <w:p>
       <w:pPr>
         <w:pStyle w:val="2"/>
-        <w:rPr>
-          <w:rFonts w:hint="eastAsia"/>
-        </w:rPr>
       </w:pPr>
       <w:bookmarkStart w:id="12" w:name="_Toc227368003"/>
       <w:r>
@@ -5192,11 +4833,6 @@
       <w:bookmarkEnd w:id="12"/>
     </w:p>
     <w:p>
-      <w:pPr>
-        <w:rPr>
-          <w:rFonts w:hint="eastAsia"/>
-        </w:rPr>
-      </w:pPr>
       <w:r>
         <w:rPr>
           <w:rFonts w:hint="eastAsia"/>
@@ -5207,9 +4843,6 @@
     <w:p>
       <w:pPr>
         <w:pStyle w:val="2"/>
-        <w:rPr>
-          <w:rFonts w:hint="eastAsia"/>
-        </w:rPr>
       </w:pPr>
       <w:bookmarkStart w:id="13" w:name="_Toc227368004"/>
       <w:r>
@@ -5221,16 +4854,18 @@
       <w:bookmarkEnd w:id="13"/>
     </w:p>
     <w:p>
-      <w:pPr>
+      <w:r>
         <w:rPr>
           <w:rFonts w:hint="eastAsia"/>
         </w:rPr>
-      </w:pPr>
+        <w:t>認可判定は `feature_code` を正本とし、`taniguchi/docs/ロール整理.xlsx` の `権限管理単位一覧` シート A列に対応する `vendor_master_list` と `vendor_master_edit` を用いる。Bearer トークン上の作業対象施設について `user_facility_assignments` の有効割当があり、`facility_feature_settings` と `user_facility_feature_settings` の両方で対象 `feature_co</w:t>
+      </w:r>
       <w:r>
         <w:rPr>
           <w:rFonts w:hint="eastAsia"/>
         </w:rPr>
-        <w:t>認可判定は `feature_code` を正本とし、`taniguchi/docs/ロール整理.xlsx` の `権限管理単位一覧` シート A列に対応する `vendor_master_list` と `vendor_master_edit` を用いる。Bearer トークン上の作業対象施設について `user_facility_assignments` の有効割当があり、`facility_feature_settings` と `user_facility_feature_settings` の両方で対象 `feature_code` が `is_enabled=true` の場合に API 実行を許可する。画面表示用の `/auth/context` は UX 用キャッシュであり、各業務 API でも同条件を再判定する。</w:t>
+        <w:lastRenderedPageBreak/>
+        <w:t>de` が `is_enabled=true` の場合に API 実行を許可する。画面表示用の `/auth/context` は UX 用キャッシュであり、各業務 API でも同条件を再判定する。</w:t>
       </w:r>
     </w:p>
     <w:tbl>
@@ -5270,7 +4905,6 @@
                 <w:rFonts w:hint="eastAsia"/>
                 <w:b/>
               </w:rPr>
-              <w:lastRenderedPageBreak/>
               <w:t>処理</w:t>
             </w:r>
           </w:p>
@@ -5365,7 +4999,15 @@
             <w:tcW w:w="1250" w:type="pct"/>
           </w:tcPr>
           <w:p>
-            <w:r>
+            <w:pPr>
+              <w:rPr>
+                <w:lang w:val="en-US"/>
+              </w:rPr>
+            </w:pPr>
+            <w:r>
+              <w:rPr>
+                <w:lang w:val="en-US"/>
+              </w:rPr>
               <w:t>`user_facility_assignments`, `facility_feature_settings`, `user_facility_feature_settings`</w:t>
             </w:r>
           </w:p>
@@ -5413,7 +5055,15 @@
             <w:tcW w:w="1250" w:type="pct"/>
           </w:tcPr>
           <w:p>
-            <w:r>
+            <w:pPr>
+              <w:rPr>
+                <w:lang w:val="en-US"/>
+              </w:rPr>
+            </w:pPr>
+            <w:r>
+              <w:rPr>
+                <w:lang w:val="en-US"/>
+              </w:rPr>
               <w:t>`user_facility_assignments`, `facility_feature_settings`, `user_facility_feature_settings`</w:t>
             </w:r>
           </w:p>
@@ -5437,9 +5087,6 @@
     <w:p>
       <w:pPr>
         <w:pStyle w:val="2"/>
-        <w:rPr>
-          <w:rFonts w:hint="eastAsia"/>
-        </w:rPr>
       </w:pPr>
       <w:bookmarkStart w:id="14" w:name="_Toc227368005"/>
       <w:r>
@@ -5458,9 +5105,6 @@
           <w:numId w:val="122"/>
         </w:numPr>
         <w:ind w:leftChars="0"/>
-        <w:rPr>
-          <w:rFonts w:hint="eastAsia"/>
-        </w:rPr>
       </w:pPr>
       <w:r>
         <w:rPr>
@@ -5477,9 +5121,6 @@
           <w:numId w:val="122"/>
         </w:numPr>
         <w:ind w:leftChars="0"/>
-        <w:rPr>
-          <w:rFonts w:hint="eastAsia"/>
-        </w:rPr>
       </w:pPr>
       <w:r>
         <w:rPr>
@@ -5496,9 +5137,6 @@
           <w:numId w:val="122"/>
         </w:numPr>
         <w:ind w:leftChars="0"/>
-        <w:rPr>
-          <w:rFonts w:hint="eastAsia"/>
-        </w:rPr>
       </w:pPr>
       <w:r>
         <w:rPr>
@@ -5515,9 +5153,6 @@
           <w:numId w:val="122"/>
         </w:numPr>
         <w:ind w:leftChars="0"/>
-        <w:rPr>
-          <w:rFonts w:hint="eastAsia"/>
-        </w:rPr>
       </w:pPr>
       <w:r>
         <w:rPr>
@@ -5529,9 +5164,6 @@
     <w:p>
       <w:pPr>
         <w:pStyle w:val="2"/>
-        <w:rPr>
-          <w:rFonts w:hint="eastAsia"/>
-        </w:rPr>
       </w:pPr>
       <w:bookmarkStart w:id="15" w:name="_Toc227368006"/>
       <w:r>
@@ -5550,9 +5182,6 @@
           <w:numId w:val="123"/>
         </w:numPr>
         <w:ind w:leftChars="0"/>
-        <w:rPr>
-          <w:rFonts w:hint="eastAsia"/>
-        </w:rPr>
       </w:pPr>
       <w:r>
         <w:rPr>
@@ -5569,9 +5198,6 @@
           <w:numId w:val="123"/>
         </w:numPr>
         <w:ind w:leftChars="0"/>
-        <w:rPr>
-          <w:rFonts w:hint="eastAsia"/>
-        </w:rPr>
       </w:pPr>
       <w:r>
         <w:rPr>
@@ -5588,9 +5214,6 @@
           <w:numId w:val="123"/>
         </w:numPr>
         <w:ind w:leftChars="0"/>
-        <w:rPr>
-          <w:rFonts w:hint="eastAsia"/>
-        </w:rPr>
       </w:pPr>
       <w:r>
         <w:rPr>
@@ -5607,9 +5230,6 @@
           <w:numId w:val="123"/>
         </w:numPr>
         <w:ind w:leftChars="0"/>
-        <w:rPr>
-          <w:rFonts w:hint="eastAsia"/>
-        </w:rPr>
       </w:pPr>
       <w:r>
         <w:rPr>
@@ -5626,9 +5246,6 @@
           <w:numId w:val="123"/>
         </w:numPr>
         <w:ind w:leftChars="0"/>
-        <w:rPr>
-          <w:rFonts w:hint="eastAsia"/>
-        </w:rPr>
       </w:pPr>
       <w:r>
         <w:rPr>
@@ -5640,15 +5257,13 @@
     <w:p>
       <w:pPr>
         <w:pStyle w:val="2"/>
+      </w:pPr>
+      <w:bookmarkStart w:id="16" w:name="_Toc227368007"/>
+      <w:r>
         <w:rPr>
           <w:rFonts w:hint="eastAsia"/>
         </w:rPr>
-      </w:pPr>
-      <w:bookmarkStart w:id="16" w:name="_Toc227368007"/>
-      <w:r>
-        <w:rPr>
-          <w:rFonts w:hint="eastAsia"/>
-        </w:rPr>
+        <w:lastRenderedPageBreak/>
         <w:t>エラーレスポンス仕様</w:t>
       </w:r>
       <w:bookmarkEnd w:id="16"/>
@@ -5656,9 +5271,6 @@
     <w:p>
       <w:pPr>
         <w:pStyle w:val="3"/>
-        <w:rPr>
-          <w:rFonts w:hint="eastAsia"/>
-        </w:rPr>
       </w:pPr>
       <w:bookmarkStart w:id="17" w:name="_Toc227368008"/>
       <w:r>
@@ -5823,7 +5435,6 @@
           </w:tcPr>
           <w:p>
             <w:r>
-              <w:lastRenderedPageBreak/>
               <w:t>message</w:t>
             </w:r>
           </w:p>
@@ -5912,9 +5523,6 @@
     <w:p>
       <w:pPr>
         <w:pStyle w:val="10"/>
-        <w:rPr>
-          <w:rFonts w:hint="eastAsia"/>
-        </w:rPr>
       </w:pPr>
       <w:bookmarkStart w:id="18" w:name="_Toc227368009"/>
       <w:r>
@@ -5928,9 +5536,6 @@
     <w:p>
       <w:pPr>
         <w:pStyle w:val="2"/>
-        <w:rPr>
-          <w:rFonts w:hint="eastAsia"/>
-        </w:rPr>
       </w:pPr>
       <w:bookmarkStart w:id="19" w:name="_Toc227368010"/>
       <w:r>
@@ -6311,9 +5916,6 @@
     <w:p>
       <w:pPr>
         <w:pStyle w:val="10"/>
-        <w:rPr>
-          <w:rFonts w:hint="eastAsia"/>
-        </w:rPr>
       </w:pPr>
       <w:bookmarkStart w:id="20" w:name="_Toc227368011"/>
       <w:r>
@@ -6328,24 +5930,26 @@
       <w:pPr>
         <w:pStyle w:val="2"/>
         <w:rPr>
+          <w:lang w:val="en-US"/>
+        </w:rPr>
+      </w:pPr>
+      <w:bookmarkStart w:id="21" w:name="_Toc227368012"/>
+      <w:r>
+        <w:rPr>
           <w:rFonts w:hint="eastAsia"/>
         </w:rPr>
-      </w:pPr>
-      <w:bookmarkStart w:id="21" w:name="_Toc227368012"/>
+        <w:t>業者一覧取得</w:t>
+      </w:r>
       <w:r>
         <w:rPr>
           <w:rFonts w:hint="eastAsia"/>
-        </w:rPr>
-        <w:t>業者一覧取得（/vendor-master/vendors）</w:t>
+          <w:lang w:val="en-US"/>
+        </w:rPr>
+        <w:t>（/vendor-master/vendors）</w:t>
       </w:r>
       <w:bookmarkEnd w:id="21"/>
     </w:p>
     <w:p>
-      <w:pPr>
-        <w:rPr>
-          <w:rFonts w:hint="eastAsia"/>
-        </w:rPr>
-      </w:pPr>
       <w:r>
         <w:rPr>
           <w:rFonts w:hint="eastAsia"/>
@@ -6356,14 +5960,12 @@
     <w:p>
       <w:pPr>
         <w:pStyle w:val="4"/>
+      </w:pPr>
+      <w:r>
         <w:rPr>
           <w:rFonts w:hint="eastAsia"/>
         </w:rPr>
-      </w:pPr>
-      <w:r>
-        <w:rPr>
-          <w:rFonts w:hint="eastAsia"/>
-        </w:rPr>
+        <w:lastRenderedPageBreak/>
         <w:t>エンドポイント</w:t>
       </w:r>
     </w:p>
@@ -6378,11 +5980,6 @@
       </w:r>
     </w:p>
     <w:p>
-      <w:pPr>
-        <w:rPr>
-          <w:rFonts w:hint="eastAsia"/>
-        </w:rPr>
-      </w:pPr>
       <w:r>
         <w:rPr>
           <w:rFonts w:hint="eastAsia"/>
@@ -6393,9 +5990,6 @@
     <w:p>
       <w:pPr>
         <w:pStyle w:val="3"/>
-        <w:rPr>
-          <w:rFonts w:hint="eastAsia"/>
-        </w:rPr>
       </w:pPr>
       <w:bookmarkStart w:id="22" w:name="_Toc227368013"/>
       <w:r>
@@ -6590,7 +6184,6 @@
           </w:tcPr>
           <w:p>
             <w:r>
-              <w:lastRenderedPageBreak/>
               <w:t>vendorName</w:t>
             </w:r>
           </w:p>
@@ -6699,9 +6292,6 @@
     <w:p>
       <w:pPr>
         <w:pStyle w:val="4"/>
-        <w:rPr>
-          <w:rFonts w:hint="eastAsia"/>
-        </w:rPr>
       </w:pPr>
       <w:r>
         <w:rPr>
@@ -6711,11 +6301,6 @@
       </w:r>
     </w:p>
     <w:p>
-      <w:pPr>
-        <w:rPr>
-          <w:rFonts w:hint="eastAsia"/>
-        </w:rPr>
-      </w:pPr>
       <w:r>
         <w:rPr>
           <w:rFonts w:hint="eastAsia"/>
@@ -6724,11 +6309,6 @@
       </w:r>
     </w:p>
     <w:p>
-      <w:pPr>
-        <w:rPr>
-          <w:rFonts w:hint="eastAsia"/>
-        </w:rPr>
-      </w:pPr>
       <w:r>
         <w:rPr>
           <w:rFonts w:hint="eastAsia"/>
@@ -6739,9 +6319,6 @@
     <w:p>
       <w:pPr>
         <w:pStyle w:val="4"/>
-        <w:rPr>
-          <w:rFonts w:hint="eastAsia"/>
-        </w:rPr>
       </w:pPr>
       <w:r>
         <w:rPr>
@@ -6751,11 +6328,6 @@
       </w:r>
     </w:p>
     <w:p>
-      <w:pPr>
-        <w:rPr>
-          <w:rFonts w:hint="eastAsia"/>
-        </w:rPr>
-      </w:pPr>
       <w:r>
         <w:rPr>
           <w:rFonts w:hint="eastAsia"/>
@@ -6764,11 +6336,6 @@
       </w:r>
     </w:p>
     <w:p>
-      <w:pPr>
-        <w:rPr>
-          <w:rFonts w:hint="eastAsia"/>
-        </w:rPr>
-      </w:pPr>
       <w:r>
         <w:rPr>
           <w:rFonts w:hint="eastAsia"/>
@@ -6777,11 +6344,6 @@
       </w:r>
     </w:p>
     <w:p>
-      <w:pPr>
-        <w:rPr>
-          <w:rFonts w:hint="eastAsia"/>
-        </w:rPr>
-      </w:pPr>
       <w:r>
         <w:rPr>
           <w:rFonts w:hint="eastAsia"/>
@@ -6790,11 +6352,6 @@
       </w:r>
     </w:p>
     <w:p>
-      <w:pPr>
-        <w:rPr>
-          <w:rFonts w:hint="eastAsia"/>
-        </w:rPr>
-      </w:pPr>
       <w:r>
         <w:rPr>
           <w:rFonts w:hint="eastAsia"/>
@@ -6805,9 +6362,6 @@
     <w:p>
       <w:pPr>
         <w:pStyle w:val="3"/>
-        <w:rPr>
-          <w:rFonts w:hint="eastAsia"/>
-        </w:rPr>
       </w:pPr>
       <w:bookmarkStart w:id="23" w:name="_Toc227368014"/>
       <w:r>
@@ -6972,6 +6526,7 @@
           </w:tcPr>
           <w:p>
             <w:r>
+              <w:lastRenderedPageBreak/>
               <w:t>items</w:t>
             </w:r>
           </w:p>
@@ -7015,9 +6570,6 @@
     <w:p>
       <w:pPr>
         <w:pStyle w:val="4"/>
-        <w:rPr>
-          <w:rFonts w:hint="eastAsia"/>
-        </w:rPr>
       </w:pPr>
       <w:r>
         <w:rPr>
@@ -7450,7 +7002,6 @@
           </w:tcPr>
           <w:p>
             <w:r>
-              <w:lastRenderedPageBreak/>
               <w:t>roleName</w:t>
             </w:r>
           </w:p>
@@ -7674,9 +7225,6 @@
     <w:p>
       <w:pPr>
         <w:pStyle w:val="3"/>
-        <w:rPr>
-          <w:rFonts w:hint="eastAsia"/>
-        </w:rPr>
       </w:pPr>
       <w:bookmarkStart w:id="24" w:name="_Toc227368015"/>
       <w:r>
@@ -7948,24 +7496,26 @@
       <w:pPr>
         <w:pStyle w:val="2"/>
         <w:rPr>
+          <w:lang w:val="en-US"/>
+        </w:rPr>
+      </w:pPr>
+      <w:bookmarkStart w:id="25" w:name="_Toc227368016"/>
+      <w:r>
+        <w:rPr>
           <w:rFonts w:hint="eastAsia"/>
         </w:rPr>
-      </w:pPr>
-      <w:bookmarkStart w:id="25" w:name="_Toc227368016"/>
+        <w:t>業者新規作成</w:t>
+      </w:r>
       <w:r>
         <w:rPr>
           <w:rFonts w:hint="eastAsia"/>
-        </w:rPr>
-        <w:t>業者新規作成（/vendor-master/vendors）</w:t>
+          <w:lang w:val="en-US"/>
+        </w:rPr>
+        <w:t>（/vendor-master/vendors）</w:t>
       </w:r>
       <w:bookmarkEnd w:id="25"/>
     </w:p>
     <w:p>
-      <w:pPr>
-        <w:rPr>
-          <w:rFonts w:hint="eastAsia"/>
-        </w:rPr>
-      </w:pPr>
       <w:r>
         <w:rPr>
           <w:rFonts w:hint="eastAsia"/>
@@ -7976,9 +7526,6 @@
     <w:p>
       <w:pPr>
         <w:pStyle w:val="4"/>
-        <w:rPr>
-          <w:rFonts w:hint="eastAsia"/>
-        </w:rPr>
       </w:pPr>
       <w:r>
         <w:rPr>
@@ -7994,15 +7541,11 @@
     </w:p>
     <w:p>
       <w:r>
+        <w:lastRenderedPageBreak/>
         <w:t>Path: /vendor-master/vendors</w:t>
       </w:r>
     </w:p>
     <w:p>
-      <w:pPr>
-        <w:rPr>
-          <w:rFonts w:hint="eastAsia"/>
-        </w:rPr>
-      </w:pPr>
       <w:r>
         <w:rPr>
           <w:rFonts w:hint="eastAsia"/>
@@ -8013,9 +7556,6 @@
     <w:p>
       <w:pPr>
         <w:pStyle w:val="3"/>
-        <w:rPr>
-          <w:rFonts w:hint="eastAsia"/>
-        </w:rPr>
       </w:pPr>
       <w:bookmarkStart w:id="26" w:name="_Toc227368017"/>
       <w:r>
@@ -8540,7 +8080,6 @@
           </w:tcPr>
           <w:p>
             <w:r>
-              <w:lastRenderedPageBreak/>
               <w:t>isPrimaryContact</w:t>
             </w:r>
           </w:p>
@@ -8584,9 +8123,6 @@
     <w:p>
       <w:pPr>
         <w:pStyle w:val="4"/>
-        <w:rPr>
-          <w:rFonts w:hint="eastAsia"/>
-        </w:rPr>
       </w:pPr>
       <w:r>
         <w:rPr>
@@ -8596,11 +8132,6 @@
       </w:r>
     </w:p>
     <w:p>
-      <w:pPr>
-        <w:rPr>
-          <w:rFonts w:hint="eastAsia"/>
-        </w:rPr>
-      </w:pPr>
       <w:r>
         <w:rPr>
           <w:rFonts w:hint="eastAsia"/>
@@ -8609,11 +8140,6 @@
       </w:r>
     </w:p>
     <w:p>
-      <w:pPr>
-        <w:rPr>
-          <w:rFonts w:hint="eastAsia"/>
-        </w:rPr>
-      </w:pPr>
       <w:r>
         <w:rPr>
           <w:rFonts w:hint="eastAsia"/>
@@ -8624,9 +8150,6 @@
     <w:p>
       <w:pPr>
         <w:pStyle w:val="4"/>
-        <w:rPr>
-          <w:rFonts w:hint="eastAsia"/>
-        </w:rPr>
       </w:pPr>
       <w:r>
         <w:rPr>
@@ -8636,11 +8159,6 @@
       </w:r>
     </w:p>
     <w:p>
-      <w:pPr>
-        <w:rPr>
-          <w:rFonts w:hint="eastAsia"/>
-        </w:rPr>
-      </w:pPr>
       <w:r>
         <w:rPr>
           <w:rFonts w:hint="eastAsia"/>
@@ -8649,11 +8167,6 @@
       </w:r>
     </w:p>
     <w:p>
-      <w:pPr>
-        <w:rPr>
-          <w:rFonts w:hint="eastAsia"/>
-        </w:rPr>
-      </w:pPr>
       <w:r>
         <w:rPr>
           <w:rFonts w:hint="eastAsia"/>
@@ -8662,11 +8175,6 @@
       </w:r>
     </w:p>
     <w:p>
-      <w:pPr>
-        <w:rPr>
-          <w:rFonts w:hint="eastAsia"/>
-        </w:rPr>
-      </w:pPr>
       <w:r>
         <w:rPr>
           <w:rFonts w:hint="eastAsia"/>
@@ -8677,9 +8185,6 @@
     <w:p>
       <w:pPr>
         <w:pStyle w:val="3"/>
-        <w:rPr>
-          <w:rFonts w:hint="eastAsia"/>
-        </w:rPr>
       </w:pPr>
       <w:bookmarkStart w:id="27" w:name="_Toc227368018"/>
       <w:r>
@@ -8842,14 +8347,12 @@
     <w:p>
       <w:pPr>
         <w:pStyle w:val="4"/>
+      </w:pPr>
+      <w:r>
         <w:rPr>
           <w:rFonts w:hint="eastAsia"/>
         </w:rPr>
-      </w:pPr>
-      <w:r>
-        <w:rPr>
-          <w:rFonts w:hint="eastAsia"/>
-        </w:rPr>
+        <w:lastRenderedPageBreak/>
         <w:t>item要素（VendorSummary）</w:t>
       </w:r>
     </w:p>
@@ -9500,16 +9003,12 @@
     <w:p>
       <w:pPr>
         <w:pStyle w:val="3"/>
+      </w:pPr>
+      <w:bookmarkStart w:id="28" w:name="_Toc227368019"/>
+      <w:r>
         <w:rPr>
           <w:rFonts w:hint="eastAsia"/>
         </w:rPr>
-      </w:pPr>
-      <w:bookmarkStart w:id="28" w:name="_Toc227368019"/>
-      <w:r>
-        <w:rPr>
-          <w:rFonts w:hint="eastAsia"/>
-        </w:rPr>
-        <w:lastRenderedPageBreak/>
         <w:t>ステータスコード</w:t>
       </w:r>
       <w:bookmarkEnd w:id="28"/>
@@ -9810,24 +9309,26 @@
       <w:pPr>
         <w:pStyle w:val="2"/>
         <w:rPr>
+          <w:lang w:val="en-US"/>
+        </w:rPr>
+      </w:pPr>
+      <w:bookmarkStart w:id="29" w:name="_Toc227368020"/>
+      <w:r>
+        <w:rPr>
           <w:rFonts w:hint="eastAsia"/>
         </w:rPr>
-      </w:pPr>
-      <w:bookmarkStart w:id="29" w:name="_Toc227368020"/>
+        <w:t>業者更新</w:t>
+      </w:r>
       <w:r>
         <w:rPr>
           <w:rFonts w:hint="eastAsia"/>
-        </w:rPr>
-        <w:t>業者更新（/vendor-master/vendors/{vendorId}）</w:t>
+          <w:lang w:val="en-US"/>
+        </w:rPr>
+        <w:t>（/vendor-master/vendors/{vendorId}）</w:t>
       </w:r>
       <w:bookmarkEnd w:id="29"/>
     </w:p>
     <w:p>
-      <w:pPr>
-        <w:rPr>
-          <w:rFonts w:hint="eastAsia"/>
-        </w:rPr>
-      </w:pPr>
       <w:r>
         <w:rPr>
           <w:rFonts w:hint="eastAsia"/>
@@ -9838,9 +9339,6 @@
     <w:p>
       <w:pPr>
         <w:pStyle w:val="4"/>
-        <w:rPr>
-          <w:rFonts w:hint="eastAsia"/>
-        </w:rPr>
       </w:pPr>
       <w:r>
         <w:rPr>
@@ -9860,24 +9358,17 @@
       </w:r>
     </w:p>
     <w:p>
-      <w:pPr>
+      <w:r>
         <w:rPr>
           <w:rFonts w:hint="eastAsia"/>
         </w:rPr>
-      </w:pPr>
-      <w:r>
-        <w:rPr>
-          <w:rFonts w:hint="eastAsia"/>
-        </w:rPr>
+        <w:lastRenderedPageBreak/>
         <w:t>認証: 要（Bearer）</w:t>
       </w:r>
     </w:p>
     <w:p>
       <w:pPr>
         <w:pStyle w:val="3"/>
-        <w:rPr>
-          <w:rFonts w:hint="eastAsia"/>
-        </w:rPr>
       </w:pPr>
       <w:bookmarkStart w:id="30" w:name="_Toc227368021"/>
       <w:r>
@@ -10070,9 +9561,6 @@
     <w:p>
       <w:pPr>
         <w:pStyle w:val="3"/>
-        <w:rPr>
-          <w:rFonts w:hint="eastAsia"/>
-        </w:rPr>
       </w:pPr>
       <w:bookmarkStart w:id="31" w:name="_Toc227368022"/>
       <w:r>
@@ -10552,7 +10040,6 @@
           </w:tcPr>
           <w:p>
             <w:r>
-              <w:lastRenderedPageBreak/>
               <w:t>email</w:t>
             </w:r>
           </w:p>
@@ -10641,9 +10128,6 @@
     <w:p>
       <w:pPr>
         <w:pStyle w:val="4"/>
-        <w:rPr>
-          <w:rFonts w:hint="eastAsia"/>
-        </w:rPr>
       </w:pPr>
       <w:r>
         <w:rPr>
@@ -10653,11 +10137,6 @@
       </w:r>
     </w:p>
     <w:p>
-      <w:pPr>
-        <w:rPr>
-          <w:rFonts w:hint="eastAsia"/>
-        </w:rPr>
-      </w:pPr>
       <w:r>
         <w:rPr>
           <w:rFonts w:hint="eastAsia"/>
@@ -10666,11 +10145,6 @@
       </w:r>
     </w:p>
     <w:p>
-      <w:pPr>
-        <w:rPr>
-          <w:rFonts w:hint="eastAsia"/>
-        </w:rPr>
-      </w:pPr>
       <w:r>
         <w:rPr>
           <w:rFonts w:hint="eastAsia"/>
@@ -10681,9 +10155,6 @@
     <w:p>
       <w:pPr>
         <w:pStyle w:val="4"/>
-        <w:rPr>
-          <w:rFonts w:hint="eastAsia"/>
-        </w:rPr>
       </w:pPr>
       <w:r>
         <w:rPr>
@@ -10693,11 +10164,6 @@
       </w:r>
     </w:p>
     <w:p>
-      <w:pPr>
-        <w:rPr>
-          <w:rFonts w:hint="eastAsia"/>
-        </w:rPr>
-      </w:pPr>
       <w:r>
         <w:rPr>
           <w:rFonts w:hint="eastAsia"/>
@@ -10706,11 +10172,6 @@
       </w:r>
     </w:p>
     <w:p>
-      <w:pPr>
-        <w:rPr>
-          <w:rFonts w:hint="eastAsia"/>
-        </w:rPr>
-      </w:pPr>
       <w:r>
         <w:rPr>
           <w:rFonts w:hint="eastAsia"/>
@@ -10719,11 +10180,6 @@
       </w:r>
     </w:p>
     <w:p>
-      <w:pPr>
-        <w:rPr>
-          <w:rFonts w:hint="eastAsia"/>
-        </w:rPr>
-      </w:pPr>
       <w:r>
         <w:rPr>
           <w:rFonts w:hint="eastAsia"/>
@@ -10734,15 +10190,13 @@
     <w:p>
       <w:pPr>
         <w:pStyle w:val="3"/>
+      </w:pPr>
+      <w:bookmarkStart w:id="32" w:name="_Toc227368023"/>
+      <w:r>
         <w:rPr>
           <w:rFonts w:hint="eastAsia"/>
         </w:rPr>
-      </w:pPr>
-      <w:bookmarkStart w:id="32" w:name="_Toc227368023"/>
-      <w:r>
-        <w:rPr>
-          <w:rFonts w:hint="eastAsia"/>
-        </w:rPr>
+        <w:lastRenderedPageBreak/>
         <w:t>レスポンス（200：VendorResponse）</w:t>
       </w:r>
       <w:bookmarkEnd w:id="32"/>
@@ -10899,9 +10353,6 @@
     <w:p>
       <w:pPr>
         <w:pStyle w:val="4"/>
-        <w:rPr>
-          <w:rFonts w:hint="eastAsia"/>
-        </w:rPr>
       </w:pPr>
       <w:r>
         <w:rPr>
@@ -11557,16 +11008,12 @@
     <w:p>
       <w:pPr>
         <w:pStyle w:val="3"/>
+      </w:pPr>
+      <w:bookmarkStart w:id="33" w:name="_Toc227368024"/>
+      <w:r>
         <w:rPr>
           <w:rFonts w:hint="eastAsia"/>
         </w:rPr>
-      </w:pPr>
-      <w:bookmarkStart w:id="33" w:name="_Toc227368024"/>
-      <w:r>
-        <w:rPr>
-          <w:rFonts w:hint="eastAsia"/>
-        </w:rPr>
-        <w:lastRenderedPageBreak/>
         <w:t>ステータスコード</w:t>
       </w:r>
       <w:bookmarkEnd w:id="33"/>
@@ -11867,24 +11314,27 @@
       <w:pPr>
         <w:pStyle w:val="2"/>
         <w:rPr>
+          <w:lang w:val="en-US"/>
+        </w:rPr>
+      </w:pPr>
+      <w:bookmarkStart w:id="34" w:name="_Toc227368025"/>
+      <w:r>
+        <w:rPr>
           <w:rFonts w:hint="eastAsia"/>
         </w:rPr>
-      </w:pPr>
-      <w:bookmarkStart w:id="34" w:name="_Toc227368025"/>
+        <w:lastRenderedPageBreak/>
+        <w:t>業者削除</w:t>
+      </w:r>
       <w:r>
         <w:rPr>
           <w:rFonts w:hint="eastAsia"/>
-        </w:rPr>
-        <w:t>業者削除（/vendor-master/vendors/{vendorId}）</w:t>
+          <w:lang w:val="en-US"/>
+        </w:rPr>
+        <w:t>（/vendor-master/vendors/{vendorId}）</w:t>
       </w:r>
       <w:bookmarkEnd w:id="34"/>
     </w:p>
     <w:p>
-      <w:pPr>
-        <w:rPr>
-          <w:rFonts w:hint="eastAsia"/>
-        </w:rPr>
-      </w:pPr>
       <w:r>
         <w:rPr>
           <w:rFonts w:hint="eastAsia"/>
@@ -11895,9 +11345,6 @@
     <w:p>
       <w:pPr>
         <w:pStyle w:val="4"/>
-        <w:rPr>
-          <w:rFonts w:hint="eastAsia"/>
-        </w:rPr>
       </w:pPr>
       <w:r>
         <w:rPr>
@@ -11917,11 +11364,6 @@
       </w:r>
     </w:p>
     <w:p>
-      <w:pPr>
-        <w:rPr>
-          <w:rFonts w:hint="eastAsia"/>
-        </w:rPr>
-      </w:pPr>
       <w:r>
         <w:rPr>
           <w:rFonts w:hint="eastAsia"/>
@@ -11932,9 +11374,6 @@
     <w:p>
       <w:pPr>
         <w:pStyle w:val="3"/>
-        <w:rPr>
-          <w:rFonts w:hint="eastAsia"/>
-        </w:rPr>
       </w:pPr>
       <w:bookmarkStart w:id="35" w:name="_Toc227368026"/>
       <w:r>
@@ -12127,9 +11566,6 @@
     <w:p>
       <w:pPr>
         <w:pStyle w:val="4"/>
-        <w:rPr>
-          <w:rFonts w:hint="eastAsia"/>
-        </w:rPr>
       </w:pPr>
       <w:r>
         <w:rPr>
@@ -12139,11 +11575,6 @@
       </w:r>
     </w:p>
     <w:p>
-      <w:pPr>
-        <w:rPr>
-          <w:rFonts w:hint="eastAsia"/>
-        </w:rPr>
-      </w:pPr>
       <w:r>
         <w:rPr>
           <w:rFonts w:hint="eastAsia"/>
@@ -12152,11 +11583,6 @@
       </w:r>
     </w:p>
     <w:p>
-      <w:pPr>
-        <w:rPr>
-          <w:rFonts w:hint="eastAsia"/>
-        </w:rPr>
-      </w:pPr>
       <w:r>
         <w:rPr>
           <w:rFonts w:hint="eastAsia"/>
@@ -12167,9 +11593,6 @@
     <w:p>
       <w:pPr>
         <w:pStyle w:val="4"/>
-        <w:rPr>
-          <w:rFonts w:hint="eastAsia"/>
-        </w:rPr>
       </w:pPr>
       <w:r>
         <w:rPr>
@@ -12179,11 +11602,6 @@
       </w:r>
     </w:p>
     <w:p>
-      <w:pPr>
-        <w:rPr>
-          <w:rFonts w:hint="eastAsia"/>
-        </w:rPr>
-      </w:pPr>
       <w:r>
         <w:rPr>
           <w:rFonts w:hint="eastAsia"/>
@@ -12192,11 +11610,6 @@
       </w:r>
     </w:p>
     <w:p>
-      <w:pPr>
-        <w:rPr>
-          <w:rFonts w:hint="eastAsia"/>
-        </w:rPr>
-      </w:pPr>
       <w:r>
         <w:rPr>
           <w:rFonts w:hint="eastAsia"/>
@@ -12205,11 +11618,6 @@
       </w:r>
     </w:p>
     <w:p>
-      <w:pPr>
-        <w:rPr>
-          <w:rFonts w:hint="eastAsia"/>
-        </w:rPr>
-      </w:pPr>
       <w:r>
         <w:rPr>
           <w:rFonts w:hint="eastAsia"/>
@@ -12220,26 +11628,17 @@
     <w:p>
       <w:pPr>
         <w:pStyle w:val="3"/>
+      </w:pPr>
+      <w:bookmarkStart w:id="36" w:name="_Toc227368027"/>
+      <w:r>
         <w:rPr>
           <w:rFonts w:hint="eastAsia"/>
         </w:rPr>
-      </w:pPr>
-      <w:bookmarkStart w:id="36" w:name="_Toc227368027"/>
-      <w:r>
-        <w:rPr>
-          <w:rFonts w:hint="eastAsia"/>
-        </w:rPr>
-        <w:lastRenderedPageBreak/>
         <w:t>レスポンス（204：No Content）</w:t>
       </w:r>
       <w:bookmarkEnd w:id="36"/>
     </w:p>
     <w:p>
-      <w:pPr>
-        <w:rPr>
-          <w:rFonts w:hint="eastAsia"/>
-        </w:rPr>
-      </w:pPr>
       <w:r>
         <w:rPr>
           <w:rFonts w:hint="eastAsia"/>
@@ -12250,9 +11649,6 @@
     <w:p>
       <w:pPr>
         <w:pStyle w:val="3"/>
-        <w:rPr>
-          <w:rFonts w:hint="eastAsia"/>
-        </w:rPr>
       </w:pPr>
       <w:bookmarkStart w:id="37" w:name="_Toc227368028"/>
       <w:r>
@@ -12420,6 +11816,7 @@
           </w:tcPr>
           <w:p>
             <w:r>
+              <w:lastRenderedPageBreak/>
               <w:t>403</w:t>
             </w:r>
           </w:p>
@@ -12523,9 +11920,6 @@
     <w:p>
       <w:pPr>
         <w:pStyle w:val="10"/>
-        <w:rPr>
-          <w:rFonts w:hint="eastAsia"/>
-        </w:rPr>
       </w:pPr>
       <w:bookmarkStart w:id="38" w:name="_Toc227368029"/>
       <w:r>
@@ -12539,9 +11933,6 @@
     <w:p>
       <w:pPr>
         <w:pStyle w:val="2"/>
-        <w:rPr>
-          <w:rFonts w:hint="eastAsia"/>
-        </w:rPr>
       </w:pPr>
       <w:bookmarkStart w:id="39" w:name="_Toc227368030"/>
       <w:r>
@@ -12761,9 +12152,6 @@
     <w:p>
       <w:pPr>
         <w:pStyle w:val="2"/>
-        <w:rPr>
-          <w:rFonts w:hint="eastAsia"/>
-        </w:rPr>
       </w:pPr>
       <w:bookmarkStart w:id="40" w:name="_Toc227368031"/>
       <w:r>
@@ -12782,9 +12170,6 @@
           <w:numId w:val="124"/>
         </w:numPr>
         <w:ind w:leftChars="0"/>
-        <w:rPr>
-          <w:rFonts w:hint="eastAsia"/>
-        </w:rPr>
       </w:pPr>
       <w:r>
         <w:rPr>
@@ -12801,9 +12186,6 @@
           <w:numId w:val="124"/>
         </w:numPr>
         <w:ind w:leftChars="0"/>
-        <w:rPr>
-          <w:rFonts w:hint="eastAsia"/>
-        </w:rPr>
       </w:pPr>
       <w:r>
         <w:rPr>
@@ -12820,9 +12202,6 @@
           <w:numId w:val="124"/>
         </w:numPr>
         <w:ind w:leftChars="0"/>
-        <w:rPr>
-          <w:rFonts w:hint="eastAsia"/>
-        </w:rPr>
       </w:pPr>
       <w:r>
         <w:rPr>
@@ -12839,9 +12218,6 @@
           <w:numId w:val="124"/>
         </w:numPr>
         <w:ind w:leftChars="0"/>
-        <w:rPr>
-          <w:rFonts w:hint="eastAsia"/>
-        </w:rPr>
       </w:pPr>
       <w:r>
         <w:rPr>
@@ -12853,9 +12229,6 @@
     <w:p>
       <w:pPr>
         <w:pStyle w:val="2"/>
-        <w:rPr>
-          <w:rFonts w:hint="eastAsia"/>
-        </w:rPr>
       </w:pPr>
       <w:bookmarkStart w:id="41" w:name="_Toc227368032"/>
       <w:r>
@@ -12875,9 +12248,6 @@
           <w:numId w:val="125"/>
         </w:numPr>
         <w:ind w:leftChars="0"/>
-        <w:rPr>
-          <w:rFonts w:hint="eastAsia"/>
-        </w:rPr>
       </w:pPr>
       <w:r>
         <w:rPr>
@@ -12894,9 +12264,6 @@
           <w:numId w:val="125"/>
         </w:numPr>
         <w:ind w:leftChars="0"/>
-        <w:rPr>
-          <w:rFonts w:hint="eastAsia"/>
-        </w:rPr>
       </w:pPr>
       <w:r>
         <w:rPr>
@@ -12913,9 +12280,6 @@
           <w:numId w:val="125"/>
         </w:numPr>
         <w:ind w:leftChars="0"/>
-        <w:rPr>
-          <w:rFonts w:hint="eastAsia"/>
-        </w:rPr>
       </w:pPr>
       <w:r>
         <w:rPr>
@@ -12927,9 +12291,6 @@
     <w:p>
       <w:pPr>
         <w:pStyle w:val="10"/>
-        <w:rPr>
-          <w:rFonts w:hint="eastAsia"/>
-        </w:rPr>
       </w:pPr>
       <w:bookmarkStart w:id="42" w:name="_Toc227368033"/>
       <w:r>
@@ -13270,9 +12631,6 @@
     <w:p>
       <w:pPr>
         <w:pStyle w:val="10"/>
-        <w:rPr>
-          <w:rFonts w:hint="eastAsia"/>
-        </w:rPr>
       </w:pPr>
       <w:bookmarkStart w:id="43" w:name="_Toc227368034"/>
       <w:r>
@@ -13286,9 +12644,6 @@
     <w:p>
       <w:pPr>
         <w:pStyle w:val="2"/>
-        <w:rPr>
-          <w:rFonts w:hint="eastAsia"/>
-        </w:rPr>
       </w:pPr>
       <w:bookmarkStart w:id="44" w:name="_Toc227368035"/>
       <w:r>
@@ -13307,9 +12662,6 @@
           <w:numId w:val="126"/>
         </w:numPr>
         <w:ind w:leftChars="0"/>
-        <w:rPr>
-          <w:rFonts w:hint="eastAsia"/>
-        </w:rPr>
       </w:pPr>
       <w:r>
         <w:rPr>
@@ -13326,9 +12678,6 @@
           <w:numId w:val="126"/>
         </w:numPr>
         <w:ind w:leftChars="0"/>
-        <w:rPr>
-          <w:rFonts w:hint="eastAsia"/>
-        </w:rPr>
       </w:pPr>
       <w:r>
         <w:rPr>
@@ -13345,9 +12694,6 @@
           <w:numId w:val="126"/>
         </w:numPr>
         <w:ind w:leftChars="0"/>
-        <w:rPr>
-          <w:rFonts w:hint="eastAsia"/>
-        </w:rPr>
       </w:pPr>
       <w:r>
         <w:rPr>
@@ -13359,9 +12705,6 @@
     <w:p>
       <w:pPr>
         <w:pStyle w:val="2"/>
-        <w:rPr>
-          <w:rFonts w:hint="eastAsia"/>
-        </w:rPr>
       </w:pPr>
       <w:bookmarkStart w:id="45" w:name="_Toc227368036"/>
       <w:r>
@@ -13381,9 +12724,6 @@
           <w:numId w:val="127"/>
         </w:numPr>
         <w:ind w:leftChars="0"/>
-        <w:rPr>
-          <w:rFonts w:hint="eastAsia"/>
-        </w:rPr>
       </w:pPr>
       <w:r>
         <w:rPr>
@@ -13400,9 +12740,6 @@
           <w:numId w:val="127"/>
         </w:numPr>
         <w:ind w:leftChars="0"/>
-        <w:rPr>
-          <w:rFonts w:hint="eastAsia"/>
-        </w:rPr>
       </w:pPr>
       <w:r>
         <w:rPr>
@@ -13424,7 +12761,7 @@
 </w:document>
 </file>
 
-<file path=word\endnotes.xml><?xml version="1.0" encoding="utf-8"?>
+<file path=word/endnotes.xml><?xml version="1.0" encoding="utf-8"?>
 <w:endnotes xmlns:wpc="http://schemas.microsoft.com/office/word/2010/wordprocessingCanvas" xmlns:cx="http://schemas.microsoft.com/office/drawing/2014/chartex" xmlns:cx1="http://schemas.microsoft.com/office/drawing/2015/9/8/chartex" xmlns:cx2="http://schemas.microsoft.com/office/drawing/2015/10/21/chartex" xmlns:cx3="http://schemas.microsoft.com/office/drawing/2016/5/9/chartex" xmlns:cx4="http://schemas.microsoft.com/office/drawing/2016/5/10/chartex" xmlns:cx5="http://schemas.microsoft.com/office/drawing/2016/5/11/chartex" xmlns:cx6="http://schemas.microsoft.com/office/drawing/2016/5/12/chartex" xmlns:cx7="http://schemas.microsoft.com/office/drawing/2016/5/13/chartex" xmlns:cx8="http://schemas.microsoft.com/office/drawing/2016/5/14/chartex" xmlns:mc="http://schemas.openxmlformats.org/markup-compatibility/2006" xmlns:aink="http://schemas.microsoft.com/office/drawing/2016/ink" xmlns:am3d="http://schemas.microsoft.com/office/drawing/2017/model3d" xmlns:o="urn:schemas-microsoft-com:office:office" xmlns:oel="http://schemas.microsoft.com/office/2019/extlst" xmlns:r="http://schemas.openxmlformats.org/officeDocument/2006/relationships" xmlns:m="http://schemas.openxmlformats.org/officeDocument/2006/math" xmlns:v="urn:schemas-microsoft-com:vml" xmlns:wp14="http://schemas.microsoft.com/office/word/2010/wordprocessingDrawing" xmlns:wp="http://schemas.openxmlformats.org/drawingml/2006/wordprocessingDrawing" xmlns:w10="urn:schemas-microsoft-com:office:word" xmlns:w="http://schemas.openxmlformats.org/wordprocessingml/2006/main" xmlns:w14="http://schemas.microsoft.com/office/word/2010/wordml" xmlns:w15="http://schemas.microsoft.com/office/word/2012/wordml" xmlns:w16cex="http://schemas.microsoft.com/office/word/2018/wordml/cex" xmlns:w16cid="http://schemas.microsoft.com/office/word/2016/wordml/cid" xmlns:w16="http://schemas.microsoft.com/office/word/2018/wordml" xmlns:w16du="http://schemas.microsoft.com/office/word/2023/wordml/word16du" xmlns:w16sdtdh="http://schemas.microsoft.com/office/word/2020/wordml/sdtdatahash" xmlns:w16sdtfl="http://schemas.microsoft.com/office/word/2024/wordml/sdtformatlock" xmlns:w16se="http://schemas.microsoft.com/office/word/2015/wordml/symex" xmlns:wpg="http://schemas.microsoft.com/office/word/2010/wordprocessingGroup" xmlns:wpi="http://schemas.microsoft.com/office/word/2010/wordprocessingInk" xmlns:wne="http://schemas.microsoft.com/office/word/2006/wordml" xmlns:wps="http://schemas.microsoft.com/office/word/2010/wordprocessingShape" mc:Ignorable="w14 w15 w16se w16cid w16 w16cex w16sdtdh w16sdtfl w16du wp14">
   <w:endnote w:type="separator" w:id="-1">
     <w:p>
@@ -13449,97 +12786,7 @@
 </w:endnotes>
 </file>
 
-<file path=word\fontTable.xml><?xml version="1.0" encoding="utf-8"?>
-<w:fonts xmlns:mc="http://schemas.openxmlformats.org/markup-compatibility/2006" xmlns:r="http://schemas.openxmlformats.org/officeDocument/2006/relationships" xmlns:w="http://schemas.openxmlformats.org/wordprocessingml/2006/main" xmlns:w14="http://schemas.microsoft.com/office/word/2010/wordml" xmlns:w15="http://schemas.microsoft.com/office/word/2012/wordml" xmlns:w16cex="http://schemas.microsoft.com/office/word/2018/wordml/cex" xmlns:w16cid="http://schemas.microsoft.com/office/word/2016/wordml/cid" xmlns:w16="http://schemas.microsoft.com/office/word/2018/wordml" xmlns:w16du="http://schemas.microsoft.com/office/word/2023/wordml/word16du" xmlns:w16sdtdh="http://schemas.microsoft.com/office/word/2020/wordml/sdtdatahash" xmlns:w16sdtfl="http://schemas.microsoft.com/office/word/2024/wordml/sdtformatlock" xmlns:w16se="http://schemas.microsoft.com/office/word/2015/wordml/symex" mc:Ignorable="w14 w15 w16se w16cid w16 w16cex w16sdtdh w16sdtfl w16du">
-  <w:font w:name="Wingdings">
-    <w:panose1 w:val="05000000000000000000"/>
-    <w:charset w:val="02"/>
-    <w:family w:val="auto"/>
-    <w:pitch w:val="variable"/>
-    <w:sig w:usb0="00000000" w:usb1="10000000" w:usb2="00000000" w:usb3="00000000" w:csb0="80000000" w:csb1="00000000"/>
-  </w:font>
-  <w:font w:name="Times New Roman">
-    <w:panose1 w:val="02020603050405020304"/>
-    <w:charset w:val="00"/>
-    <w:family w:val="roman"/>
-    <w:pitch w:val="variable"/>
-    <w:sig w:usb0="E0002EFF" w:usb1="C000785B" w:usb2="00000009" w:usb3="00000000" w:csb0="000001FF" w:csb1="00000000"/>
-  </w:font>
-  <w:font w:name="Symbol">
-    <w:panose1 w:val="05050102010706020507"/>
-    <w:charset w:val="02"/>
-    <w:family w:val="roman"/>
-    <w:pitch w:val="variable"/>
-    <w:sig w:usb0="00000000" w:usb1="10000000" w:usb2="00000000" w:usb3="00000000" w:csb0="80000000" w:csb1="00000000"/>
-  </w:font>
-  <w:font w:name="Courier New">
-    <w:panose1 w:val="02070309020205020404"/>
-    <w:charset w:val="00"/>
-    <w:family w:val="modern"/>
-    <w:pitch w:val="fixed"/>
-    <w:sig w:usb0="E0002EFF" w:usb1="C0007843" w:usb2="00000009" w:usb3="00000000" w:csb0="000001FF" w:csb1="00000000"/>
-  </w:font>
-  <w:font w:name="ＭＳ ゴシック">
-    <w:altName w:val="MS Gothic"/>
-    <w:panose1 w:val="020B0609070205080204"/>
-    <w:charset w:val="80"/>
-    <w:family w:val="modern"/>
-    <w:pitch w:val="fixed"/>
-    <w:sig w:usb0="E00002FF" w:usb1="6AC7FDFB" w:usb2="08000012" w:usb3="00000000" w:csb0="0002009F" w:csb1="00000000"/>
-  </w:font>
-  <w:font w:name="Arial">
-    <w:panose1 w:val="020B0604020202020204"/>
-    <w:charset w:val="00"/>
-    <w:family w:val="swiss"/>
-    <w:pitch w:val="variable"/>
-    <w:sig w:usb0="E0002EFF" w:usb1="C000785B" w:usb2="00000009" w:usb3="00000000" w:csb0="000001FF" w:csb1="00000000"/>
-  </w:font>
-  <w:font w:name="ＭＳ 明朝">
-    <w:altName w:val="MS Mincho"/>
-    <w:panose1 w:val="02020609040205080304"/>
-    <w:charset w:val="80"/>
-    <w:family w:val="roman"/>
-    <w:pitch w:val="fixed"/>
-    <w:sig w:usb0="E00002FF" w:usb1="6AC7FDFB" w:usb2="08000012" w:usb3="00000000" w:csb0="0002009F" w:csb1="00000000"/>
-  </w:font>
-  <w:font w:name="Meiryo UI">
-    <w:panose1 w:val="020B0604030504040204"/>
-    <w:charset w:val="80"/>
-    <w:family w:val="modern"/>
-    <w:pitch w:val="variable"/>
-    <w:sig w:usb0="E00002FF" w:usb1="6AC7FFFF" w:usb2="08000012" w:usb3="00000000" w:csb0="0002009F" w:csb1="00000000"/>
-    <w:embedRegular r:id="rId1" w:subsetted="1" w:fontKey="{F175C168-50C9-4EC1-B5EB-4633C1B174AD}"/>
-    <w:embedBold r:id="rId2" w:subsetted="1" w:fontKey="{B3CC1234-3EE6-43C2-AC10-C2AD32B5FCC6}"/>
-    <w:embedItalic r:id="rId3" w:subsetted="1" w:fontKey="{FB7C1065-017F-489C-A88B-2EF9658733EC}"/>
-  </w:font>
-  <w:font w:name="Cambria">
-    <w:panose1 w:val="02040503050406030204"/>
-    <w:charset w:val="00"/>
-    <w:family w:val="roman"/>
-    <w:pitch w:val="variable"/>
-    <w:sig w:usb0="E00006FF" w:usb1="420024FF" w:usb2="02000000" w:usb3="00000000" w:csb0="0000019F" w:csb1="00000000"/>
-    <w:embedRegular r:id="rId4" w:fontKey="{2E4D3D3A-DDEB-4A01-8C72-0ADC1D0F4BE1}"/>
-  </w:font>
-  <w:font w:name="ＭＳ Ｐゴシック">
-    <w:altName w:val="MS PGothic"/>
-    <w:panose1 w:val="020B0600070205080204"/>
-    <w:charset w:val="80"/>
-    <w:family w:val="modern"/>
-    <w:pitch w:val="variable"/>
-    <w:sig w:usb0="E00002FF" w:usb1="6AC7FDFB" w:usb2="08000012" w:usb3="00000000" w:csb0="0002009F" w:csb1="00000000"/>
-  </w:font>
-  <w:font w:name="Calibri">
-    <w:panose1 w:val="020F0502020204030204"/>
-    <w:charset w:val="00"/>
-    <w:family w:val="swiss"/>
-    <w:pitch w:val="variable"/>
-    <w:sig w:usb0="E4002EFF" w:usb1="C200247B" w:usb2="00000009" w:usb3="00000000" w:csb0="000001FF" w:csb1="00000000"/>
-    <w:embedRegular r:id="rId5" w:fontKey="{BA3ADED0-520D-45D6-BF4C-40F84BAF1FF8}"/>
-  </w:font>
-</w:fonts>
-</file>
-
-<file path=word\footnotes.xml><?xml version="1.0" encoding="utf-8"?>
+<file path=word/footnotes.xml><?xml version="1.0" encoding="utf-8"?>
 <w:footnotes xmlns:wpc="http://schemas.microsoft.com/office/word/2010/wordprocessingCanvas" xmlns:cx="http://schemas.microsoft.com/office/drawing/2014/chartex" xmlns:cx1="http://schemas.microsoft.com/office/drawing/2015/9/8/chartex" xmlns:cx2="http://schemas.microsoft.com/office/drawing/2015/10/21/chartex" xmlns:cx3="http://schemas.microsoft.com/office/drawing/2016/5/9/chartex" xmlns:cx4="http://schemas.microsoft.com/office/drawing/2016/5/10/chartex" xmlns:cx5="http://schemas.microsoft.com/office/drawing/2016/5/11/chartex" xmlns:cx6="http://schemas.microsoft.com/office/drawing/2016/5/12/chartex" xmlns:cx7="http://schemas.microsoft.com/office/drawing/2016/5/13/chartex" xmlns:cx8="http://schemas.microsoft.com/office/drawing/2016/5/14/chartex" xmlns:mc="http://schemas.openxmlformats.org/markup-compatibility/2006" xmlns:aink="http://schemas.microsoft.com/office/drawing/2016/ink" xmlns:am3d="http://schemas.microsoft.com/office/drawing/2017/model3d" xmlns:o="urn:schemas-microsoft-com:office:office" xmlns:oel="http://schemas.microsoft.com/office/2019/extlst" xmlns:r="http://schemas.openxmlformats.org/officeDocument/2006/relationships" xmlns:m="http://schemas.openxmlformats.org/officeDocument/2006/math" xmlns:v="urn:schemas-microsoft-com:vml" xmlns:wp14="http://schemas.microsoft.com/office/word/2010/wordprocessingDrawing" xmlns:wp="http://schemas.openxmlformats.org/drawingml/2006/wordprocessingDrawing" xmlns:w10="urn:schemas-microsoft-com:office:word" xmlns:w="http://schemas.openxmlformats.org/wordprocessingml/2006/main" xmlns:w14="http://schemas.microsoft.com/office/word/2010/wordml" xmlns:w15="http://schemas.microsoft.com/office/word/2012/wordml" xmlns:w16cex="http://schemas.microsoft.com/office/word/2018/wordml/cex" xmlns:w16cid="http://schemas.microsoft.com/office/word/2016/wordml/cid" xmlns:w16="http://schemas.microsoft.com/office/word/2018/wordml" xmlns:w16du="http://schemas.microsoft.com/office/word/2023/wordml/word16du" xmlns:w16sdtdh="http://schemas.microsoft.com/office/word/2020/wordml/sdtdatahash" xmlns:w16sdtfl="http://schemas.microsoft.com/office/word/2024/wordml/sdtformatlock" xmlns:w16se="http://schemas.microsoft.com/office/word/2015/wordml/symex" xmlns:wpg="http://schemas.microsoft.com/office/word/2010/wordprocessingGroup" xmlns:wpi="http://schemas.microsoft.com/office/word/2010/wordprocessingInk" xmlns:wne="http://schemas.microsoft.com/office/word/2006/wordml" xmlns:wps="http://schemas.microsoft.com/office/word/2010/wordprocessingShape" mc:Ignorable="w14 w15 w16se w16cid w16 w16cex w16sdtdh w16sdtfl w16du wp14">
   <w:footnote w:type="separator" w:id="-1">
     <w:p>
@@ -13564,7 +12811,7 @@
 </w:footnotes>
 </file>
 
-<file path=word\numbering.xml><?xml version="1.0" encoding="utf-8"?>
+<file path=word/numbering.xml><?xml version="1.0" encoding="utf-8"?>
 <w:numbering xmlns:wpc="http://schemas.microsoft.com/office/word/2010/wordprocessingCanvas" xmlns:cx="http://schemas.microsoft.com/office/drawing/2014/chartex" xmlns:cx1="http://schemas.microsoft.com/office/drawing/2015/9/8/chartex" xmlns:cx2="http://schemas.microsoft.com/office/drawing/2015/10/21/chartex" xmlns:cx3="http://schemas.microsoft.com/office/drawing/2016/5/9/chartex" xmlns:cx4="http://schemas.microsoft.com/office/drawing/2016/5/10/chartex" xmlns:cx5="http://schemas.microsoft.com/office/drawing/2016/5/11/chartex" xmlns:cx6="http://schemas.microsoft.com/office/drawing/2016/5/12/chartex" xmlns:cx7="http://schemas.microsoft.com/office/drawing/2016/5/13/chartex" xmlns:cx8="http://schemas.microsoft.com/office/drawing/2016/5/14/chartex" xmlns:mc="http://schemas.openxmlformats.org/markup-compatibility/2006" xmlns:aink="http://schemas.microsoft.com/office/drawing/2016/ink" xmlns:am3d="http://schemas.microsoft.com/office/drawing/2017/model3d" xmlns:o="urn:schemas-microsoft-com:office:office" xmlns:oel="http://schemas.microsoft.com/office/2019/extlst" xmlns:r="http://schemas.openxmlformats.org/officeDocument/2006/relationships" xmlns:m="http://schemas.openxmlformats.org/officeDocument/2006/math" xmlns:v="urn:schemas-microsoft-com:vml" xmlns:wp14="http://schemas.microsoft.com/office/word/2010/wordprocessingDrawing" xmlns:wp="http://schemas.openxmlformats.org/drawingml/2006/wordprocessingDrawing" xmlns:w10="urn:schemas-microsoft-com:office:word" xmlns:w="http://schemas.openxmlformats.org/wordprocessingml/2006/main" xmlns:w14="http://schemas.microsoft.com/office/word/2010/wordml" xmlns:w15="http://schemas.microsoft.com/office/word/2012/wordml" xmlns:w16cex="http://schemas.microsoft.com/office/word/2018/wordml/cex" xmlns:w16cid="http://schemas.microsoft.com/office/word/2016/wordml/cid" xmlns:w16="http://schemas.microsoft.com/office/word/2018/wordml" xmlns:w16du="http://schemas.microsoft.com/office/word/2023/wordml/word16du" xmlns:w16sdtdh="http://schemas.microsoft.com/office/word/2020/wordml/sdtdatahash" xmlns:w16sdtfl="http://schemas.microsoft.com/office/word/2024/wordml/sdtformatlock" xmlns:w16se="http://schemas.microsoft.com/office/word/2015/wordml/symex" xmlns:wpg="http://schemas.microsoft.com/office/word/2010/wordprocessingGroup" xmlns:wpi="http://schemas.microsoft.com/office/word/2010/wordprocessingInk" xmlns:wne="http://schemas.microsoft.com/office/word/2006/wordml" xmlns:wps="http://schemas.microsoft.com/office/word/2010/wordprocessingShape" mc:Ignorable="w14 w15 w16se w16cid w16 w16cex w16sdtdh w16sdtfl w16du wp14">
   <w:abstractNum w:abstractNumId="0" w15:restartNumberingAfterBreak="0">
     <w:nsid w:val="00100367"/>
@@ -13579,7 +12826,7 @@
         <w:ind w:left="440" w:hanging="440"/>
       </w:pPr>
       <w:rPr>
-        <w:rFonts w:ascii="Meiryo UI" w:hAnsi="Meiryo UI" w:eastAsia="Meiryo UI" w:cs="Meiryo UI" w:hint="default"/>
+        <w:rFonts w:ascii="Meiryo UI" w:eastAsia="Meiryo UI" w:hAnsi="Meiryo UI" w:cs="Meiryo UI" w:hint="default"/>
       </w:rPr>
     </w:lvl>
     <w:lvl w:ilvl="1" w:tplc="0409000B">
@@ -13591,7 +12838,7 @@
         <w:ind w:left="880" w:hanging="440"/>
       </w:pPr>
       <w:rPr>
-        <w:rFonts w:ascii="Meiryo UI" w:hAnsi="Meiryo UI" w:eastAsia="Meiryo UI" w:cs="Meiryo UI" w:hint="default"/>
+        <w:rFonts w:ascii="Meiryo UI" w:eastAsia="Meiryo UI" w:hAnsi="Meiryo UI" w:cs="Meiryo UI" w:hint="default"/>
       </w:rPr>
     </w:lvl>
     <w:lvl w:ilvl="2" w:tplc="0409000D" w:tentative="1">
@@ -13603,7 +12850,7 @@
         <w:ind w:left="1320" w:hanging="440"/>
       </w:pPr>
       <w:rPr>
-        <w:rFonts w:ascii="Meiryo UI" w:hAnsi="Meiryo UI" w:eastAsia="Meiryo UI" w:cs="Meiryo UI" w:hint="default"/>
+        <w:rFonts w:ascii="Meiryo UI" w:eastAsia="Meiryo UI" w:hAnsi="Meiryo UI" w:cs="Meiryo UI" w:hint="default"/>
       </w:rPr>
     </w:lvl>
     <w:lvl w:ilvl="3" w:tplc="04090001" w:tentative="1">
@@ -13615,7 +12862,7 @@
         <w:ind w:left="1760" w:hanging="440"/>
       </w:pPr>
       <w:rPr>
-        <w:rFonts w:ascii="Meiryo UI" w:hAnsi="Meiryo UI" w:eastAsia="Meiryo UI" w:cs="Meiryo UI" w:hint="default"/>
+        <w:rFonts w:ascii="Meiryo UI" w:eastAsia="Meiryo UI" w:hAnsi="Meiryo UI" w:cs="Meiryo UI" w:hint="default"/>
       </w:rPr>
     </w:lvl>
     <w:lvl w:ilvl="4" w:tplc="0409000B" w:tentative="1">
@@ -13627,7 +12874,7 @@
         <w:ind w:left="2200" w:hanging="440"/>
       </w:pPr>
       <w:rPr>
-        <w:rFonts w:ascii="Meiryo UI" w:hAnsi="Meiryo UI" w:eastAsia="Meiryo UI" w:cs="Meiryo UI" w:hint="default"/>
+        <w:rFonts w:ascii="Meiryo UI" w:eastAsia="Meiryo UI" w:hAnsi="Meiryo UI" w:cs="Meiryo UI" w:hint="default"/>
       </w:rPr>
     </w:lvl>
     <w:lvl w:ilvl="5" w:tplc="0409000D" w:tentative="1">
@@ -13639,7 +12886,7 @@
         <w:ind w:left="2640" w:hanging="440"/>
       </w:pPr>
       <w:rPr>
-        <w:rFonts w:ascii="Meiryo UI" w:hAnsi="Meiryo UI" w:eastAsia="Meiryo UI" w:cs="Meiryo UI" w:hint="default"/>
+        <w:rFonts w:ascii="Meiryo UI" w:eastAsia="Meiryo UI" w:hAnsi="Meiryo UI" w:cs="Meiryo UI" w:hint="default"/>
       </w:rPr>
     </w:lvl>
     <w:lvl w:ilvl="6" w:tplc="04090001" w:tentative="1">
@@ -13651,7 +12898,7 @@
         <w:ind w:left="3080" w:hanging="440"/>
       </w:pPr>
       <w:rPr>
-        <w:rFonts w:ascii="Meiryo UI" w:hAnsi="Meiryo UI" w:eastAsia="Meiryo UI" w:cs="Meiryo UI" w:hint="default"/>
+        <w:rFonts w:ascii="Meiryo UI" w:eastAsia="Meiryo UI" w:hAnsi="Meiryo UI" w:cs="Meiryo UI" w:hint="default"/>
       </w:rPr>
     </w:lvl>
     <w:lvl w:ilvl="7" w:tplc="0409000B" w:tentative="1">
@@ -13663,7 +12910,7 @@
         <w:ind w:left="3520" w:hanging="440"/>
       </w:pPr>
       <w:rPr>
-        <w:rFonts w:ascii="Meiryo UI" w:hAnsi="Meiryo UI" w:eastAsia="Meiryo UI" w:cs="Meiryo UI" w:hint="default"/>
+        <w:rFonts w:ascii="Meiryo UI" w:eastAsia="Meiryo UI" w:hAnsi="Meiryo UI" w:cs="Meiryo UI" w:hint="default"/>
       </w:rPr>
     </w:lvl>
     <w:lvl w:ilvl="8" w:tplc="0409000D" w:tentative="1">
@@ -13675,7 +12922,7 @@
         <w:ind w:left="3960" w:hanging="440"/>
       </w:pPr>
       <w:rPr>
-        <w:rFonts w:ascii="Meiryo UI" w:hAnsi="Meiryo UI" w:eastAsia="Meiryo UI" w:cs="Meiryo UI" w:hint="default"/>
+        <w:rFonts w:ascii="Meiryo UI" w:eastAsia="Meiryo UI" w:hAnsi="Meiryo UI" w:cs="Meiryo UI" w:hint="default"/>
       </w:rPr>
     </w:lvl>
   </w:abstractNum>
@@ -13692,7 +12939,7 @@
         <w:ind w:left="800" w:hanging="440"/>
       </w:pPr>
       <w:rPr>
-        <w:rFonts w:ascii="Meiryo UI" w:hAnsi="Meiryo UI" w:eastAsia="Meiryo UI" w:cs="Meiryo UI" w:hint="default"/>
+        <w:rFonts w:ascii="Meiryo UI" w:eastAsia="Meiryo UI" w:hAnsi="Meiryo UI" w:cs="Meiryo UI" w:hint="default"/>
         <w:u w:val="none"/>
       </w:rPr>
     </w:lvl>
@@ -13806,7 +13053,7 @@
         <w:ind w:left="440" w:hanging="440"/>
       </w:pPr>
       <w:rPr>
-        <w:rFonts w:ascii="Meiryo UI" w:hAnsi="Meiryo UI" w:eastAsia="Meiryo UI" w:cs="Meiryo UI" w:hint="default"/>
+        <w:rFonts w:ascii="Meiryo UI" w:eastAsia="Meiryo UI" w:hAnsi="Meiryo UI" w:cs="Meiryo UI" w:hint="default"/>
       </w:rPr>
     </w:lvl>
     <w:lvl w:ilvl="1" w:tplc="0409000B" w:tentative="1">
@@ -13818,7 +13065,7 @@
         <w:ind w:left="880" w:hanging="440"/>
       </w:pPr>
       <w:rPr>
-        <w:rFonts w:ascii="Meiryo UI" w:hAnsi="Meiryo UI" w:eastAsia="Meiryo UI" w:cs="Meiryo UI" w:hint="default"/>
+        <w:rFonts w:ascii="Meiryo UI" w:eastAsia="Meiryo UI" w:hAnsi="Meiryo UI" w:cs="Meiryo UI" w:hint="default"/>
       </w:rPr>
     </w:lvl>
     <w:lvl w:ilvl="2" w:tplc="0409000D" w:tentative="1">
@@ -13830,7 +13077,7 @@
         <w:ind w:left="1320" w:hanging="440"/>
       </w:pPr>
       <w:rPr>
-        <w:rFonts w:ascii="Meiryo UI" w:hAnsi="Meiryo UI" w:eastAsia="Meiryo UI" w:cs="Meiryo UI" w:hint="default"/>
+        <w:rFonts w:ascii="Meiryo UI" w:eastAsia="Meiryo UI" w:hAnsi="Meiryo UI" w:cs="Meiryo UI" w:hint="default"/>
       </w:rPr>
     </w:lvl>
     <w:lvl w:ilvl="3" w:tplc="04090001" w:tentative="1">
@@ -13842,7 +13089,7 @@
         <w:ind w:left="1760" w:hanging="440"/>
       </w:pPr>
       <w:rPr>
-        <w:rFonts w:ascii="Meiryo UI" w:hAnsi="Meiryo UI" w:eastAsia="Meiryo UI" w:cs="Meiryo UI" w:hint="default"/>
+        <w:rFonts w:ascii="Meiryo UI" w:eastAsia="Meiryo UI" w:hAnsi="Meiryo UI" w:cs="Meiryo UI" w:hint="default"/>
       </w:rPr>
     </w:lvl>
     <w:lvl w:ilvl="4" w:tplc="0409000B" w:tentative="1">
@@ -13854,7 +13101,7 @@
         <w:ind w:left="2200" w:hanging="440"/>
       </w:pPr>
       <w:rPr>
-        <w:rFonts w:ascii="Meiryo UI" w:hAnsi="Meiryo UI" w:eastAsia="Meiryo UI" w:cs="Meiryo UI" w:hint="default"/>
+        <w:rFonts w:ascii="Meiryo UI" w:eastAsia="Meiryo UI" w:hAnsi="Meiryo UI" w:cs="Meiryo UI" w:hint="default"/>
       </w:rPr>
     </w:lvl>
     <w:lvl w:ilvl="5" w:tplc="0409000D" w:tentative="1">
@@ -13866,7 +13113,7 @@
         <w:ind w:left="2640" w:hanging="440"/>
       </w:pPr>
       <w:rPr>
-        <w:rFonts w:ascii="Meiryo UI" w:hAnsi="Meiryo UI" w:eastAsia="Meiryo UI" w:cs="Meiryo UI" w:hint="default"/>
+        <w:rFonts w:ascii="Meiryo UI" w:eastAsia="Meiryo UI" w:hAnsi="Meiryo UI" w:cs="Meiryo UI" w:hint="default"/>
       </w:rPr>
     </w:lvl>
     <w:lvl w:ilvl="6" w:tplc="04090001" w:tentative="1">
@@ -13878,7 +13125,7 @@
         <w:ind w:left="3080" w:hanging="440"/>
       </w:pPr>
       <w:rPr>
-        <w:rFonts w:ascii="Meiryo UI" w:hAnsi="Meiryo UI" w:eastAsia="Meiryo UI" w:cs="Meiryo UI" w:hint="default"/>
+        <w:rFonts w:ascii="Meiryo UI" w:eastAsia="Meiryo UI" w:hAnsi="Meiryo UI" w:cs="Meiryo UI" w:hint="default"/>
       </w:rPr>
     </w:lvl>
     <w:lvl w:ilvl="7" w:tplc="0409000B" w:tentative="1">
@@ -13890,7 +13137,7 @@
         <w:ind w:left="3520" w:hanging="440"/>
       </w:pPr>
       <w:rPr>
-        <w:rFonts w:ascii="Meiryo UI" w:hAnsi="Meiryo UI" w:eastAsia="Meiryo UI" w:cs="Meiryo UI" w:hint="default"/>
+        <w:rFonts w:ascii="Meiryo UI" w:eastAsia="Meiryo UI" w:hAnsi="Meiryo UI" w:cs="Meiryo UI" w:hint="default"/>
       </w:rPr>
     </w:lvl>
     <w:lvl w:ilvl="8" w:tplc="0409000D" w:tentative="1">
@@ -13902,7 +13149,7 @@
         <w:ind w:left="3960" w:hanging="440"/>
       </w:pPr>
       <w:rPr>
-        <w:rFonts w:ascii="Meiryo UI" w:hAnsi="Meiryo UI" w:eastAsia="Meiryo UI" w:cs="Meiryo UI" w:hint="default"/>
+        <w:rFonts w:ascii="Meiryo UI" w:eastAsia="Meiryo UI" w:hAnsi="Meiryo UI" w:cs="Meiryo UI" w:hint="default"/>
       </w:rPr>
     </w:lvl>
   </w:abstractNum>
@@ -13919,7 +13166,7 @@
         <w:ind w:left="800" w:hanging="440"/>
       </w:pPr>
       <w:rPr>
-        <w:rFonts w:ascii="Meiryo UI" w:hAnsi="Meiryo UI" w:eastAsia="Meiryo UI" w:cs="Meiryo UI" w:hint="default"/>
+        <w:rFonts w:ascii="Meiryo UI" w:eastAsia="Meiryo UI" w:hAnsi="Meiryo UI" w:cs="Meiryo UI" w:hint="default"/>
         <w:u w:val="none"/>
       </w:rPr>
     </w:lvl>
@@ -14146,7 +13393,7 @@
         <w:ind w:left="680" w:hanging="440"/>
       </w:pPr>
       <w:rPr>
-        <w:rFonts w:ascii="Meiryo UI" w:hAnsi="Meiryo UI" w:eastAsia="Meiryo UI" w:cs="Meiryo UI" w:hint="default"/>
+        <w:rFonts w:ascii="Meiryo UI" w:eastAsia="Meiryo UI" w:hAnsi="Meiryo UI" w:cs="Meiryo UI" w:hint="default"/>
       </w:rPr>
     </w:lvl>
     <w:lvl w:ilvl="1" w:tplc="0409000B" w:tentative="1">
@@ -14158,7 +13405,7 @@
         <w:ind w:left="1120" w:hanging="440"/>
       </w:pPr>
       <w:rPr>
-        <w:rFonts w:ascii="Meiryo UI" w:hAnsi="Meiryo UI" w:eastAsia="Meiryo UI" w:cs="Meiryo UI" w:hint="default"/>
+        <w:rFonts w:ascii="Meiryo UI" w:eastAsia="Meiryo UI" w:hAnsi="Meiryo UI" w:cs="Meiryo UI" w:hint="default"/>
       </w:rPr>
     </w:lvl>
     <w:lvl w:ilvl="2" w:tplc="0409000D" w:tentative="1">
@@ -14170,7 +13417,7 @@
         <w:ind w:left="1560" w:hanging="440"/>
       </w:pPr>
       <w:rPr>
-        <w:rFonts w:ascii="Meiryo UI" w:hAnsi="Meiryo UI" w:eastAsia="Meiryo UI" w:cs="Meiryo UI" w:hint="default"/>
+        <w:rFonts w:ascii="Meiryo UI" w:eastAsia="Meiryo UI" w:hAnsi="Meiryo UI" w:cs="Meiryo UI" w:hint="default"/>
       </w:rPr>
     </w:lvl>
     <w:lvl w:ilvl="3" w:tplc="04090001" w:tentative="1">
@@ -14182,7 +13429,7 @@
         <w:ind w:left="2000" w:hanging="440"/>
       </w:pPr>
       <w:rPr>
-        <w:rFonts w:ascii="Meiryo UI" w:hAnsi="Meiryo UI" w:eastAsia="Meiryo UI" w:cs="Meiryo UI" w:hint="default"/>
+        <w:rFonts w:ascii="Meiryo UI" w:eastAsia="Meiryo UI" w:hAnsi="Meiryo UI" w:cs="Meiryo UI" w:hint="default"/>
       </w:rPr>
     </w:lvl>
     <w:lvl w:ilvl="4" w:tplc="0409000B" w:tentative="1">
@@ -14194,7 +13441,7 @@
         <w:ind w:left="2440" w:hanging="440"/>
       </w:pPr>
       <w:rPr>
-        <w:rFonts w:ascii="Meiryo UI" w:hAnsi="Meiryo UI" w:eastAsia="Meiryo UI" w:cs="Meiryo UI" w:hint="default"/>
+        <w:rFonts w:ascii="Meiryo UI" w:eastAsia="Meiryo UI" w:hAnsi="Meiryo UI" w:cs="Meiryo UI" w:hint="default"/>
       </w:rPr>
     </w:lvl>
     <w:lvl w:ilvl="5" w:tplc="0409000D" w:tentative="1">
@@ -14206,7 +13453,7 @@
         <w:ind w:left="2880" w:hanging="440"/>
       </w:pPr>
       <w:rPr>
-        <w:rFonts w:ascii="Meiryo UI" w:hAnsi="Meiryo UI" w:eastAsia="Meiryo UI" w:cs="Meiryo UI" w:hint="default"/>
+        <w:rFonts w:ascii="Meiryo UI" w:eastAsia="Meiryo UI" w:hAnsi="Meiryo UI" w:cs="Meiryo UI" w:hint="default"/>
       </w:rPr>
     </w:lvl>
     <w:lvl w:ilvl="6" w:tplc="04090001" w:tentative="1">
@@ -14218,7 +13465,7 @@
         <w:ind w:left="3320" w:hanging="440"/>
       </w:pPr>
       <w:rPr>
-        <w:rFonts w:ascii="Meiryo UI" w:hAnsi="Meiryo UI" w:eastAsia="Meiryo UI" w:cs="Meiryo UI" w:hint="default"/>
+        <w:rFonts w:ascii="Meiryo UI" w:eastAsia="Meiryo UI" w:hAnsi="Meiryo UI" w:cs="Meiryo UI" w:hint="default"/>
       </w:rPr>
     </w:lvl>
     <w:lvl w:ilvl="7" w:tplc="0409000B" w:tentative="1">
@@ -14230,7 +13477,7 @@
         <w:ind w:left="3760" w:hanging="440"/>
       </w:pPr>
       <w:rPr>
-        <w:rFonts w:ascii="Meiryo UI" w:hAnsi="Meiryo UI" w:eastAsia="Meiryo UI" w:cs="Meiryo UI" w:hint="default"/>
+        <w:rFonts w:ascii="Meiryo UI" w:eastAsia="Meiryo UI" w:hAnsi="Meiryo UI" w:cs="Meiryo UI" w:hint="default"/>
       </w:rPr>
     </w:lvl>
     <w:lvl w:ilvl="8" w:tplc="0409000D" w:tentative="1">
@@ -14242,7 +13489,7 @@
         <w:ind w:left="4200" w:hanging="440"/>
       </w:pPr>
       <w:rPr>
-        <w:rFonts w:ascii="Meiryo UI" w:hAnsi="Meiryo UI" w:eastAsia="Meiryo UI" w:cs="Meiryo UI" w:hint="default"/>
+        <w:rFonts w:ascii="Meiryo UI" w:eastAsia="Meiryo UI" w:hAnsi="Meiryo UI" w:cs="Meiryo UI" w:hint="default"/>
       </w:rPr>
     </w:lvl>
   </w:abstractNum>
@@ -14259,7 +13506,7 @@
         <w:ind w:left="440" w:hanging="440"/>
       </w:pPr>
       <w:rPr>
-        <w:rFonts w:ascii="Meiryo UI" w:hAnsi="Meiryo UI" w:eastAsia="Meiryo UI" w:cs="Meiryo UI" w:hint="default"/>
+        <w:rFonts w:ascii="Meiryo UI" w:eastAsia="Meiryo UI" w:hAnsi="Meiryo UI" w:cs="Meiryo UI" w:hint="default"/>
       </w:rPr>
     </w:lvl>
   </w:abstractNum>
@@ -14389,7 +13636,7 @@
         <w:ind w:left="1160" w:hanging="440"/>
       </w:pPr>
       <w:rPr>
-        <w:rFonts w:ascii="Meiryo UI" w:hAnsi="Meiryo UI" w:eastAsia="Meiryo UI" w:cs="Meiryo UI" w:hint="default"/>
+        <w:rFonts w:ascii="Meiryo UI" w:eastAsia="Meiryo UI" w:hAnsi="Meiryo UI" w:cs="Meiryo UI" w:hint="default"/>
       </w:rPr>
     </w:lvl>
     <w:lvl w:ilvl="1" w:tplc="0409000B" w:tentative="1">
@@ -14401,7 +13648,7 @@
         <w:ind w:left="1600" w:hanging="440"/>
       </w:pPr>
       <w:rPr>
-        <w:rFonts w:ascii="Meiryo UI" w:hAnsi="Meiryo UI" w:eastAsia="Meiryo UI" w:cs="Meiryo UI" w:hint="default"/>
+        <w:rFonts w:ascii="Meiryo UI" w:eastAsia="Meiryo UI" w:hAnsi="Meiryo UI" w:cs="Meiryo UI" w:hint="default"/>
       </w:rPr>
     </w:lvl>
     <w:lvl w:ilvl="2" w:tplc="0409000D" w:tentative="1">
@@ -14413,7 +13660,7 @@
         <w:ind w:left="2040" w:hanging="440"/>
       </w:pPr>
       <w:rPr>
-        <w:rFonts w:ascii="Meiryo UI" w:hAnsi="Meiryo UI" w:eastAsia="Meiryo UI" w:cs="Meiryo UI" w:hint="default"/>
+        <w:rFonts w:ascii="Meiryo UI" w:eastAsia="Meiryo UI" w:hAnsi="Meiryo UI" w:cs="Meiryo UI" w:hint="default"/>
       </w:rPr>
     </w:lvl>
     <w:lvl w:ilvl="3" w:tplc="04090001" w:tentative="1">
@@ -14425,7 +13672,7 @@
         <w:ind w:left="2480" w:hanging="440"/>
       </w:pPr>
       <w:rPr>
-        <w:rFonts w:ascii="Meiryo UI" w:hAnsi="Meiryo UI" w:eastAsia="Meiryo UI" w:cs="Meiryo UI" w:hint="default"/>
+        <w:rFonts w:ascii="Meiryo UI" w:eastAsia="Meiryo UI" w:hAnsi="Meiryo UI" w:cs="Meiryo UI" w:hint="default"/>
       </w:rPr>
     </w:lvl>
     <w:lvl w:ilvl="4" w:tplc="0409000B" w:tentative="1">
@@ -14437,7 +13684,7 @@
         <w:ind w:left="2920" w:hanging="440"/>
       </w:pPr>
       <w:rPr>
-        <w:rFonts w:ascii="Meiryo UI" w:hAnsi="Meiryo UI" w:eastAsia="Meiryo UI" w:cs="Meiryo UI" w:hint="default"/>
+        <w:rFonts w:ascii="Meiryo UI" w:eastAsia="Meiryo UI" w:hAnsi="Meiryo UI" w:cs="Meiryo UI" w:hint="default"/>
       </w:rPr>
     </w:lvl>
     <w:lvl w:ilvl="5" w:tplc="0409000D" w:tentative="1">
@@ -14449,7 +13696,7 @@
         <w:ind w:left="3360" w:hanging="440"/>
       </w:pPr>
       <w:rPr>
-        <w:rFonts w:ascii="Meiryo UI" w:hAnsi="Meiryo UI" w:eastAsia="Meiryo UI" w:cs="Meiryo UI" w:hint="default"/>
+        <w:rFonts w:ascii="Meiryo UI" w:eastAsia="Meiryo UI" w:hAnsi="Meiryo UI" w:cs="Meiryo UI" w:hint="default"/>
       </w:rPr>
     </w:lvl>
     <w:lvl w:ilvl="6" w:tplc="04090001" w:tentative="1">
@@ -14461,7 +13708,7 @@
         <w:ind w:left="3800" w:hanging="440"/>
       </w:pPr>
       <w:rPr>
-        <w:rFonts w:ascii="Meiryo UI" w:hAnsi="Meiryo UI" w:eastAsia="Meiryo UI" w:cs="Meiryo UI" w:hint="default"/>
+        <w:rFonts w:ascii="Meiryo UI" w:eastAsia="Meiryo UI" w:hAnsi="Meiryo UI" w:cs="Meiryo UI" w:hint="default"/>
       </w:rPr>
     </w:lvl>
     <w:lvl w:ilvl="7" w:tplc="0409000B" w:tentative="1">
@@ -14473,7 +13720,7 @@
         <w:ind w:left="4240" w:hanging="440"/>
       </w:pPr>
       <w:rPr>
-        <w:rFonts w:ascii="Meiryo UI" w:hAnsi="Meiryo UI" w:eastAsia="Meiryo UI" w:cs="Meiryo UI" w:hint="default"/>
+        <w:rFonts w:ascii="Meiryo UI" w:eastAsia="Meiryo UI" w:hAnsi="Meiryo UI" w:cs="Meiryo UI" w:hint="default"/>
       </w:rPr>
     </w:lvl>
     <w:lvl w:ilvl="8" w:tplc="0409000D" w:tentative="1">
@@ -14485,7 +13732,7 @@
         <w:ind w:left="4680" w:hanging="440"/>
       </w:pPr>
       <w:rPr>
-        <w:rFonts w:ascii="Meiryo UI" w:hAnsi="Meiryo UI" w:eastAsia="Meiryo UI" w:cs="Meiryo UI" w:hint="default"/>
+        <w:rFonts w:ascii="Meiryo UI" w:eastAsia="Meiryo UI" w:hAnsi="Meiryo UI" w:cs="Meiryo UI" w:hint="default"/>
       </w:rPr>
     </w:lvl>
   </w:abstractNum>
@@ -14502,7 +13749,7 @@
         <w:ind w:left="800" w:hanging="440"/>
       </w:pPr>
       <w:rPr>
-        <w:rFonts w:ascii="Meiryo UI" w:hAnsi="Meiryo UI" w:eastAsia="Meiryo UI" w:cs="Meiryo UI" w:hint="default"/>
+        <w:rFonts w:ascii="Meiryo UI" w:eastAsia="Meiryo UI" w:hAnsi="Meiryo UI" w:cs="Meiryo UI" w:hint="default"/>
         <w:u w:val="none"/>
       </w:rPr>
     </w:lvl>
@@ -14816,7 +14063,7 @@
         <w:ind w:left="800" w:hanging="440"/>
       </w:pPr>
       <w:rPr>
-        <w:rFonts w:ascii="Meiryo UI" w:hAnsi="Meiryo UI" w:eastAsia="Meiryo UI" w:cs="Meiryo UI" w:hint="default"/>
+        <w:rFonts w:ascii="Meiryo UI" w:eastAsia="Meiryo UI" w:hAnsi="Meiryo UI" w:cs="Meiryo UI" w:hint="default"/>
         <w:u w:val="none"/>
       </w:rPr>
     </w:lvl>
@@ -14829,7 +14076,7 @@
         <w:ind w:left="1520" w:hanging="440"/>
       </w:pPr>
       <w:rPr>
-        <w:rFonts w:ascii="Meiryo UI" w:hAnsi="Meiryo UI" w:eastAsia="Meiryo UI" w:cs="Meiryo UI" w:hint="default"/>
+        <w:rFonts w:ascii="Meiryo UI" w:eastAsia="Meiryo UI" w:hAnsi="Meiryo UI" w:cs="Meiryo UI" w:hint="default"/>
       </w:rPr>
     </w:lvl>
     <w:lvl w:ilvl="2">
@@ -14930,7 +14177,7 @@
         <w:ind w:left="800" w:hanging="440"/>
       </w:pPr>
       <w:rPr>
-        <w:rFonts w:ascii="Meiryo UI" w:hAnsi="Meiryo UI" w:eastAsia="Meiryo UI" w:cs="Meiryo UI" w:hint="default"/>
+        <w:rFonts w:ascii="Meiryo UI" w:eastAsia="Meiryo UI" w:hAnsi="Meiryo UI" w:cs="Meiryo UI" w:hint="default"/>
         <w:u w:val="none"/>
       </w:rPr>
     </w:lvl>
@@ -15044,7 +14291,7 @@
         <w:ind w:left="440" w:hanging="440"/>
       </w:pPr>
       <w:rPr>
-        <w:rFonts w:ascii="Meiryo UI" w:hAnsi="Meiryo UI" w:eastAsia="Meiryo UI" w:cs="Meiryo UI" w:hint="default"/>
+        <w:rFonts w:ascii="Meiryo UI" w:eastAsia="Meiryo UI" w:hAnsi="Meiryo UI" w:cs="Meiryo UI" w:hint="default"/>
       </w:rPr>
     </w:lvl>
     <w:lvl w:ilvl="1" w:tplc="0409000B">
@@ -15056,7 +14303,7 @@
         <w:ind w:left="880" w:hanging="440"/>
       </w:pPr>
       <w:rPr>
-        <w:rFonts w:ascii="Meiryo UI" w:hAnsi="Meiryo UI" w:eastAsia="Meiryo UI" w:cs="Meiryo UI" w:hint="default"/>
+        <w:rFonts w:ascii="Meiryo UI" w:eastAsia="Meiryo UI" w:hAnsi="Meiryo UI" w:cs="Meiryo UI" w:hint="default"/>
       </w:rPr>
     </w:lvl>
     <w:lvl w:ilvl="2" w:tplc="0409000D">
@@ -15068,7 +14315,7 @@
         <w:ind w:left="1320" w:hanging="440"/>
       </w:pPr>
       <w:rPr>
-        <w:rFonts w:ascii="Meiryo UI" w:hAnsi="Meiryo UI" w:eastAsia="Meiryo UI" w:cs="Meiryo UI" w:hint="default"/>
+        <w:rFonts w:ascii="Meiryo UI" w:eastAsia="Meiryo UI" w:hAnsi="Meiryo UI" w:cs="Meiryo UI" w:hint="default"/>
       </w:rPr>
     </w:lvl>
     <w:lvl w:ilvl="3" w:tplc="04090001" w:tentative="1">
@@ -15080,7 +14327,7 @@
         <w:ind w:left="1760" w:hanging="440"/>
       </w:pPr>
       <w:rPr>
-        <w:rFonts w:ascii="Meiryo UI" w:hAnsi="Meiryo UI" w:eastAsia="Meiryo UI" w:cs="Meiryo UI" w:hint="default"/>
+        <w:rFonts w:ascii="Meiryo UI" w:eastAsia="Meiryo UI" w:hAnsi="Meiryo UI" w:cs="Meiryo UI" w:hint="default"/>
       </w:rPr>
     </w:lvl>
     <w:lvl w:ilvl="4" w:tplc="0409000B" w:tentative="1">
@@ -15092,7 +14339,7 @@
         <w:ind w:left="2200" w:hanging="440"/>
       </w:pPr>
       <w:rPr>
-        <w:rFonts w:ascii="Meiryo UI" w:hAnsi="Meiryo UI" w:eastAsia="Meiryo UI" w:cs="Meiryo UI" w:hint="default"/>
+        <w:rFonts w:ascii="Meiryo UI" w:eastAsia="Meiryo UI" w:hAnsi="Meiryo UI" w:cs="Meiryo UI" w:hint="default"/>
       </w:rPr>
     </w:lvl>
     <w:lvl w:ilvl="5" w:tplc="0409000D" w:tentative="1">
@@ -15104,7 +14351,7 @@
         <w:ind w:left="2640" w:hanging="440"/>
       </w:pPr>
       <w:rPr>
-        <w:rFonts w:ascii="Meiryo UI" w:hAnsi="Meiryo UI" w:eastAsia="Meiryo UI" w:cs="Meiryo UI" w:hint="default"/>
+        <w:rFonts w:ascii="Meiryo UI" w:eastAsia="Meiryo UI" w:hAnsi="Meiryo UI" w:cs="Meiryo UI" w:hint="default"/>
       </w:rPr>
     </w:lvl>
     <w:lvl w:ilvl="6" w:tplc="04090001" w:tentative="1">
@@ -15116,7 +14363,7 @@
         <w:ind w:left="3080" w:hanging="440"/>
       </w:pPr>
       <w:rPr>
-        <w:rFonts w:ascii="Meiryo UI" w:hAnsi="Meiryo UI" w:eastAsia="Meiryo UI" w:cs="Meiryo UI" w:hint="default"/>
+        <w:rFonts w:ascii="Meiryo UI" w:eastAsia="Meiryo UI" w:hAnsi="Meiryo UI" w:cs="Meiryo UI" w:hint="default"/>
       </w:rPr>
     </w:lvl>
     <w:lvl w:ilvl="7" w:tplc="0409000B" w:tentative="1">
@@ -15128,7 +14375,7 @@
         <w:ind w:left="3520" w:hanging="440"/>
       </w:pPr>
       <w:rPr>
-        <w:rFonts w:ascii="Meiryo UI" w:hAnsi="Meiryo UI" w:eastAsia="Meiryo UI" w:cs="Meiryo UI" w:hint="default"/>
+        <w:rFonts w:ascii="Meiryo UI" w:eastAsia="Meiryo UI" w:hAnsi="Meiryo UI" w:cs="Meiryo UI" w:hint="default"/>
       </w:rPr>
     </w:lvl>
     <w:lvl w:ilvl="8" w:tplc="0409000D" w:tentative="1">
@@ -15140,7 +14387,7 @@
         <w:ind w:left="3960" w:hanging="440"/>
       </w:pPr>
       <w:rPr>
-        <w:rFonts w:ascii="Meiryo UI" w:hAnsi="Meiryo UI" w:eastAsia="Meiryo UI" w:cs="Meiryo UI" w:hint="default"/>
+        <w:rFonts w:ascii="Meiryo UI" w:eastAsia="Meiryo UI" w:hAnsi="Meiryo UI" w:cs="Meiryo UI" w:hint="default"/>
       </w:rPr>
     </w:lvl>
   </w:abstractNum>
@@ -15270,7 +14517,7 @@
         <w:ind w:left="440" w:hanging="440"/>
       </w:pPr>
       <w:rPr>
-        <w:rFonts w:ascii="Meiryo UI" w:hAnsi="Meiryo UI" w:eastAsia="Meiryo UI" w:cs="Meiryo UI" w:hint="default"/>
+        <w:rFonts w:ascii="Meiryo UI" w:eastAsia="Meiryo UI" w:hAnsi="Meiryo UI" w:cs="Meiryo UI" w:hint="default"/>
       </w:rPr>
     </w:lvl>
     <w:lvl w:ilvl="1" w:tplc="0409000B" w:tentative="1">
@@ -15282,7 +14529,7 @@
         <w:ind w:left="880" w:hanging="440"/>
       </w:pPr>
       <w:rPr>
-        <w:rFonts w:ascii="Meiryo UI" w:hAnsi="Meiryo UI" w:eastAsia="Meiryo UI" w:cs="Meiryo UI" w:hint="default"/>
+        <w:rFonts w:ascii="Meiryo UI" w:eastAsia="Meiryo UI" w:hAnsi="Meiryo UI" w:cs="Meiryo UI" w:hint="default"/>
       </w:rPr>
     </w:lvl>
     <w:lvl w:ilvl="2" w:tplc="0409000D" w:tentative="1">
@@ -15294,7 +14541,7 @@
         <w:ind w:left="1320" w:hanging="440"/>
       </w:pPr>
       <w:rPr>
-        <w:rFonts w:ascii="Meiryo UI" w:hAnsi="Meiryo UI" w:eastAsia="Meiryo UI" w:cs="Meiryo UI" w:hint="default"/>
+        <w:rFonts w:ascii="Meiryo UI" w:eastAsia="Meiryo UI" w:hAnsi="Meiryo UI" w:cs="Meiryo UI" w:hint="default"/>
       </w:rPr>
     </w:lvl>
     <w:lvl w:ilvl="3" w:tplc="04090001" w:tentative="1">
@@ -15306,7 +14553,7 @@
         <w:ind w:left="1760" w:hanging="440"/>
       </w:pPr>
       <w:rPr>
-        <w:rFonts w:ascii="Meiryo UI" w:hAnsi="Meiryo UI" w:eastAsia="Meiryo UI" w:cs="Meiryo UI" w:hint="default"/>
+        <w:rFonts w:ascii="Meiryo UI" w:eastAsia="Meiryo UI" w:hAnsi="Meiryo UI" w:cs="Meiryo UI" w:hint="default"/>
       </w:rPr>
     </w:lvl>
     <w:lvl w:ilvl="4" w:tplc="0409000B" w:tentative="1">
@@ -15318,7 +14565,7 @@
         <w:ind w:left="2200" w:hanging="440"/>
       </w:pPr>
       <w:rPr>
-        <w:rFonts w:ascii="Meiryo UI" w:hAnsi="Meiryo UI" w:eastAsia="Meiryo UI" w:cs="Meiryo UI" w:hint="default"/>
+        <w:rFonts w:ascii="Meiryo UI" w:eastAsia="Meiryo UI" w:hAnsi="Meiryo UI" w:cs="Meiryo UI" w:hint="default"/>
       </w:rPr>
     </w:lvl>
     <w:lvl w:ilvl="5" w:tplc="0409000D" w:tentative="1">
@@ -15330,7 +14577,7 @@
         <w:ind w:left="2640" w:hanging="440"/>
       </w:pPr>
       <w:rPr>
-        <w:rFonts w:ascii="Meiryo UI" w:hAnsi="Meiryo UI" w:eastAsia="Meiryo UI" w:cs="Meiryo UI" w:hint="default"/>
+        <w:rFonts w:ascii="Meiryo UI" w:eastAsia="Meiryo UI" w:hAnsi="Meiryo UI" w:cs="Meiryo UI" w:hint="default"/>
       </w:rPr>
     </w:lvl>
     <w:lvl w:ilvl="6" w:tplc="04090001" w:tentative="1">
@@ -15342,7 +14589,7 @@
         <w:ind w:left="3080" w:hanging="440"/>
       </w:pPr>
       <w:rPr>
-        <w:rFonts w:ascii="Meiryo UI" w:hAnsi="Meiryo UI" w:eastAsia="Meiryo UI" w:cs="Meiryo UI" w:hint="default"/>
+        <w:rFonts w:ascii="Meiryo UI" w:eastAsia="Meiryo UI" w:hAnsi="Meiryo UI" w:cs="Meiryo UI" w:hint="default"/>
       </w:rPr>
     </w:lvl>
     <w:lvl w:ilvl="7" w:tplc="0409000B" w:tentative="1">
@@ -15354,7 +14601,7 @@
         <w:ind w:left="3520" w:hanging="440"/>
       </w:pPr>
       <w:rPr>
-        <w:rFonts w:ascii="Meiryo UI" w:hAnsi="Meiryo UI" w:eastAsia="Meiryo UI" w:cs="Meiryo UI" w:hint="default"/>
+        <w:rFonts w:ascii="Meiryo UI" w:eastAsia="Meiryo UI" w:hAnsi="Meiryo UI" w:cs="Meiryo UI" w:hint="default"/>
       </w:rPr>
     </w:lvl>
     <w:lvl w:ilvl="8" w:tplc="0409000D" w:tentative="1">
@@ -15366,7 +14613,7 @@
         <w:ind w:left="3960" w:hanging="440"/>
       </w:pPr>
       <w:rPr>
-        <w:rFonts w:ascii="Meiryo UI" w:hAnsi="Meiryo UI" w:eastAsia="Meiryo UI" w:cs="Meiryo UI" w:hint="default"/>
+        <w:rFonts w:ascii="Meiryo UI" w:eastAsia="Meiryo UI" w:hAnsi="Meiryo UI" w:cs="Meiryo UI" w:hint="default"/>
       </w:rPr>
     </w:lvl>
   </w:abstractNum>
@@ -15383,7 +14630,7 @@
         <w:ind w:left="800" w:hanging="440"/>
       </w:pPr>
       <w:rPr>
-        <w:rFonts w:ascii="Meiryo UI" w:hAnsi="Meiryo UI" w:eastAsia="Meiryo UI" w:cs="Meiryo UI" w:hint="default"/>
+        <w:rFonts w:ascii="Meiryo UI" w:eastAsia="Meiryo UI" w:hAnsi="Meiryo UI" w:cs="Meiryo UI" w:hint="default"/>
         <w:u w:val="none"/>
       </w:rPr>
     </w:lvl>
@@ -15584,7 +14831,7 @@
         <w:ind w:left="440" w:hanging="440"/>
       </w:pPr>
       <w:rPr>
-        <w:rFonts w:ascii="Meiryo UI" w:hAnsi="Meiryo UI" w:eastAsia="Meiryo UI" w:cs="Meiryo UI" w:hint="default"/>
+        <w:rFonts w:ascii="Meiryo UI" w:eastAsia="Meiryo UI" w:hAnsi="Meiryo UI" w:cs="Meiryo UI" w:hint="default"/>
       </w:rPr>
     </w:lvl>
     <w:lvl w:ilvl="1" w:tplc="0409000B" w:tentative="1">
@@ -15596,7 +14843,7 @@
         <w:ind w:left="880" w:hanging="440"/>
       </w:pPr>
       <w:rPr>
-        <w:rFonts w:ascii="Meiryo UI" w:hAnsi="Meiryo UI" w:eastAsia="Meiryo UI" w:cs="Meiryo UI" w:hint="default"/>
+        <w:rFonts w:ascii="Meiryo UI" w:eastAsia="Meiryo UI" w:hAnsi="Meiryo UI" w:cs="Meiryo UI" w:hint="default"/>
       </w:rPr>
     </w:lvl>
     <w:lvl w:ilvl="2" w:tplc="0409000D" w:tentative="1">
@@ -15608,7 +14855,7 @@
         <w:ind w:left="1320" w:hanging="440"/>
       </w:pPr>
       <w:rPr>
-        <w:rFonts w:ascii="Meiryo UI" w:hAnsi="Meiryo UI" w:eastAsia="Meiryo UI" w:cs="Meiryo UI" w:hint="default"/>
+        <w:rFonts w:ascii="Meiryo UI" w:eastAsia="Meiryo UI" w:hAnsi="Meiryo UI" w:cs="Meiryo UI" w:hint="default"/>
       </w:rPr>
     </w:lvl>
     <w:lvl w:ilvl="3" w:tplc="04090001" w:tentative="1">
@@ -15620,7 +14867,7 @@
         <w:ind w:left="1760" w:hanging="440"/>
       </w:pPr>
       <w:rPr>
-        <w:rFonts w:ascii="Meiryo UI" w:hAnsi="Meiryo UI" w:eastAsia="Meiryo UI" w:cs="Meiryo UI" w:hint="default"/>
+        <w:rFonts w:ascii="Meiryo UI" w:eastAsia="Meiryo UI" w:hAnsi="Meiryo UI" w:cs="Meiryo UI" w:hint="default"/>
       </w:rPr>
     </w:lvl>
     <w:lvl w:ilvl="4" w:tplc="0409000B" w:tentative="1">
@@ -15632,7 +14879,7 @@
         <w:ind w:left="2200" w:hanging="440"/>
       </w:pPr>
       <w:rPr>
-        <w:rFonts w:ascii="Meiryo UI" w:hAnsi="Meiryo UI" w:eastAsia="Meiryo UI" w:cs="Meiryo UI" w:hint="default"/>
+        <w:rFonts w:ascii="Meiryo UI" w:eastAsia="Meiryo UI" w:hAnsi="Meiryo UI" w:cs="Meiryo UI" w:hint="default"/>
       </w:rPr>
     </w:lvl>
     <w:lvl w:ilvl="5" w:tplc="0409000D" w:tentative="1">
@@ -15644,7 +14891,7 @@
         <w:ind w:left="2640" w:hanging="440"/>
       </w:pPr>
       <w:rPr>
-        <w:rFonts w:ascii="Meiryo UI" w:hAnsi="Meiryo UI" w:eastAsia="Meiryo UI" w:cs="Meiryo UI" w:hint="default"/>
+        <w:rFonts w:ascii="Meiryo UI" w:eastAsia="Meiryo UI" w:hAnsi="Meiryo UI" w:cs="Meiryo UI" w:hint="default"/>
       </w:rPr>
     </w:lvl>
     <w:lvl w:ilvl="6" w:tplc="04090001" w:tentative="1">
@@ -15656,7 +14903,7 @@
         <w:ind w:left="3080" w:hanging="440"/>
       </w:pPr>
       <w:rPr>
-        <w:rFonts w:ascii="Meiryo UI" w:hAnsi="Meiryo UI" w:eastAsia="Meiryo UI" w:cs="Meiryo UI" w:hint="default"/>
+        <w:rFonts w:ascii="Meiryo UI" w:eastAsia="Meiryo UI" w:hAnsi="Meiryo UI" w:cs="Meiryo UI" w:hint="default"/>
       </w:rPr>
     </w:lvl>
     <w:lvl w:ilvl="7" w:tplc="0409000B" w:tentative="1">
@@ -15668,7 +14915,7 @@
         <w:ind w:left="3520" w:hanging="440"/>
       </w:pPr>
       <w:rPr>
-        <w:rFonts w:ascii="Meiryo UI" w:hAnsi="Meiryo UI" w:eastAsia="Meiryo UI" w:cs="Meiryo UI" w:hint="default"/>
+        <w:rFonts w:ascii="Meiryo UI" w:eastAsia="Meiryo UI" w:hAnsi="Meiryo UI" w:cs="Meiryo UI" w:hint="default"/>
       </w:rPr>
     </w:lvl>
     <w:lvl w:ilvl="8" w:tplc="0409000D" w:tentative="1">
@@ -15680,7 +14927,7 @@
         <w:ind w:left="3960" w:hanging="440"/>
       </w:pPr>
       <w:rPr>
-        <w:rFonts w:ascii="Meiryo UI" w:hAnsi="Meiryo UI" w:eastAsia="Meiryo UI" w:cs="Meiryo UI" w:hint="default"/>
+        <w:rFonts w:ascii="Meiryo UI" w:eastAsia="Meiryo UI" w:hAnsi="Meiryo UI" w:cs="Meiryo UI" w:hint="default"/>
       </w:rPr>
     </w:lvl>
   </w:abstractNum>
@@ -15697,7 +14944,7 @@
         <w:ind w:left="440" w:hanging="440"/>
       </w:pPr>
       <w:rPr>
-        <w:rFonts w:ascii="Meiryo UI" w:hAnsi="Meiryo UI" w:eastAsia="Meiryo UI" w:cs="Meiryo UI" w:hint="default"/>
+        <w:rFonts w:ascii="Meiryo UI" w:eastAsia="Meiryo UI" w:hAnsi="Meiryo UI" w:cs="Meiryo UI" w:hint="default"/>
       </w:rPr>
     </w:lvl>
     <w:lvl w:ilvl="1" w:tplc="0409000B">
@@ -15709,7 +14956,7 @@
         <w:ind w:left="880" w:hanging="440"/>
       </w:pPr>
       <w:rPr>
-        <w:rFonts w:ascii="Meiryo UI" w:hAnsi="Meiryo UI" w:eastAsia="Meiryo UI" w:cs="Meiryo UI" w:hint="default"/>
+        <w:rFonts w:ascii="Meiryo UI" w:eastAsia="Meiryo UI" w:hAnsi="Meiryo UI" w:cs="Meiryo UI" w:hint="default"/>
       </w:rPr>
     </w:lvl>
     <w:lvl w:ilvl="2" w:tplc="0409000D" w:tentative="1">
@@ -15721,7 +14968,7 @@
         <w:ind w:left="1320" w:hanging="440"/>
       </w:pPr>
       <w:rPr>
-        <w:rFonts w:ascii="Meiryo UI" w:hAnsi="Meiryo UI" w:eastAsia="Meiryo UI" w:cs="Meiryo UI" w:hint="default"/>
+        <w:rFonts w:ascii="Meiryo UI" w:eastAsia="Meiryo UI" w:hAnsi="Meiryo UI" w:cs="Meiryo UI" w:hint="default"/>
       </w:rPr>
     </w:lvl>
     <w:lvl w:ilvl="3" w:tplc="04090001" w:tentative="1">
@@ -15733,7 +14980,7 @@
         <w:ind w:left="1760" w:hanging="440"/>
       </w:pPr>
       <w:rPr>
-        <w:rFonts w:ascii="Meiryo UI" w:hAnsi="Meiryo UI" w:eastAsia="Meiryo UI" w:cs="Meiryo UI" w:hint="default"/>
+        <w:rFonts w:ascii="Meiryo UI" w:eastAsia="Meiryo UI" w:hAnsi="Meiryo UI" w:cs="Meiryo UI" w:hint="default"/>
       </w:rPr>
     </w:lvl>
     <w:lvl w:ilvl="4" w:tplc="0409000B" w:tentative="1">
@@ -15745,7 +14992,7 @@
         <w:ind w:left="2200" w:hanging="440"/>
       </w:pPr>
       <w:rPr>
-        <w:rFonts w:ascii="Meiryo UI" w:hAnsi="Meiryo UI" w:eastAsia="Meiryo UI" w:cs="Meiryo UI" w:hint="default"/>
+        <w:rFonts w:ascii="Meiryo UI" w:eastAsia="Meiryo UI" w:hAnsi="Meiryo UI" w:cs="Meiryo UI" w:hint="default"/>
       </w:rPr>
     </w:lvl>
     <w:lvl w:ilvl="5" w:tplc="0409000D" w:tentative="1">
@@ -15757,7 +15004,7 @@
         <w:ind w:left="2640" w:hanging="440"/>
       </w:pPr>
       <w:rPr>
-        <w:rFonts w:ascii="Meiryo UI" w:hAnsi="Meiryo UI" w:eastAsia="Meiryo UI" w:cs="Meiryo UI" w:hint="default"/>
+        <w:rFonts w:ascii="Meiryo UI" w:eastAsia="Meiryo UI" w:hAnsi="Meiryo UI" w:cs="Meiryo UI" w:hint="default"/>
       </w:rPr>
     </w:lvl>
     <w:lvl w:ilvl="6" w:tplc="04090001" w:tentative="1">
@@ -15769,7 +15016,7 @@
         <w:ind w:left="3080" w:hanging="440"/>
       </w:pPr>
       <w:rPr>
-        <w:rFonts w:ascii="Meiryo UI" w:hAnsi="Meiryo UI" w:eastAsia="Meiryo UI" w:cs="Meiryo UI" w:hint="default"/>
+        <w:rFonts w:ascii="Meiryo UI" w:eastAsia="Meiryo UI" w:hAnsi="Meiryo UI" w:cs="Meiryo UI" w:hint="default"/>
       </w:rPr>
     </w:lvl>
     <w:lvl w:ilvl="7" w:tplc="0409000B" w:tentative="1">
@@ -15781,7 +15028,7 @@
         <w:ind w:left="3520" w:hanging="440"/>
       </w:pPr>
       <w:rPr>
-        <w:rFonts w:ascii="Meiryo UI" w:hAnsi="Meiryo UI" w:eastAsia="Meiryo UI" w:cs="Meiryo UI" w:hint="default"/>
+        <w:rFonts w:ascii="Meiryo UI" w:eastAsia="Meiryo UI" w:hAnsi="Meiryo UI" w:cs="Meiryo UI" w:hint="default"/>
       </w:rPr>
     </w:lvl>
     <w:lvl w:ilvl="8" w:tplc="0409000D" w:tentative="1">
@@ -15793,7 +15040,7 @@
         <w:ind w:left="3960" w:hanging="440"/>
       </w:pPr>
       <w:rPr>
-        <w:rFonts w:ascii="Meiryo UI" w:hAnsi="Meiryo UI" w:eastAsia="Meiryo UI" w:cs="Meiryo UI" w:hint="default"/>
+        <w:rFonts w:ascii="Meiryo UI" w:eastAsia="Meiryo UI" w:hAnsi="Meiryo UI" w:cs="Meiryo UI" w:hint="default"/>
       </w:rPr>
     </w:lvl>
   </w:abstractNum>
@@ -15810,7 +15057,7 @@
         <w:ind w:left="680" w:hanging="440"/>
       </w:pPr>
       <w:rPr>
-        <w:rFonts w:ascii="Meiryo UI" w:hAnsi="Meiryo UI" w:eastAsia="Meiryo UI" w:cs="Meiryo UI" w:hint="default"/>
+        <w:rFonts w:ascii="Meiryo UI" w:eastAsia="Meiryo UI" w:hAnsi="Meiryo UI" w:cs="Meiryo UI" w:hint="default"/>
       </w:rPr>
     </w:lvl>
     <w:lvl w:ilvl="1" w:tplc="0409000B" w:tentative="1">
@@ -15822,7 +15069,7 @@
         <w:ind w:left="1120" w:hanging="440"/>
       </w:pPr>
       <w:rPr>
-        <w:rFonts w:ascii="Meiryo UI" w:hAnsi="Meiryo UI" w:eastAsia="Meiryo UI" w:cs="Meiryo UI" w:hint="default"/>
+        <w:rFonts w:ascii="Meiryo UI" w:eastAsia="Meiryo UI" w:hAnsi="Meiryo UI" w:cs="Meiryo UI" w:hint="default"/>
       </w:rPr>
     </w:lvl>
     <w:lvl w:ilvl="2" w:tplc="0409000D" w:tentative="1">
@@ -15834,7 +15081,7 @@
         <w:ind w:left="1560" w:hanging="440"/>
       </w:pPr>
       <w:rPr>
-        <w:rFonts w:ascii="Meiryo UI" w:hAnsi="Meiryo UI" w:eastAsia="Meiryo UI" w:cs="Meiryo UI" w:hint="default"/>
+        <w:rFonts w:ascii="Meiryo UI" w:eastAsia="Meiryo UI" w:hAnsi="Meiryo UI" w:cs="Meiryo UI" w:hint="default"/>
       </w:rPr>
     </w:lvl>
     <w:lvl w:ilvl="3" w:tplc="04090001" w:tentative="1">
@@ -15846,7 +15093,7 @@
         <w:ind w:left="2000" w:hanging="440"/>
       </w:pPr>
       <w:rPr>
-        <w:rFonts w:ascii="Meiryo UI" w:hAnsi="Meiryo UI" w:eastAsia="Meiryo UI" w:cs="Meiryo UI" w:hint="default"/>
+        <w:rFonts w:ascii="Meiryo UI" w:eastAsia="Meiryo UI" w:hAnsi="Meiryo UI" w:cs="Meiryo UI" w:hint="default"/>
       </w:rPr>
     </w:lvl>
     <w:lvl w:ilvl="4" w:tplc="0409000B" w:tentative="1">
@@ -15858,7 +15105,7 @@
         <w:ind w:left="2440" w:hanging="440"/>
       </w:pPr>
       <w:rPr>
-        <w:rFonts w:ascii="Meiryo UI" w:hAnsi="Meiryo UI" w:eastAsia="Meiryo UI" w:cs="Meiryo UI" w:hint="default"/>
+        <w:rFonts w:ascii="Meiryo UI" w:eastAsia="Meiryo UI" w:hAnsi="Meiryo UI" w:cs="Meiryo UI" w:hint="default"/>
       </w:rPr>
     </w:lvl>
     <w:lvl w:ilvl="5" w:tplc="0409000D" w:tentative="1">
@@ -15870,7 +15117,7 @@
         <w:ind w:left="2880" w:hanging="440"/>
       </w:pPr>
       <w:rPr>
-        <w:rFonts w:ascii="Meiryo UI" w:hAnsi="Meiryo UI" w:eastAsia="Meiryo UI" w:cs="Meiryo UI" w:hint="default"/>
+        <w:rFonts w:ascii="Meiryo UI" w:eastAsia="Meiryo UI" w:hAnsi="Meiryo UI" w:cs="Meiryo UI" w:hint="default"/>
       </w:rPr>
     </w:lvl>
     <w:lvl w:ilvl="6" w:tplc="04090001" w:tentative="1">
@@ -15882,7 +15129,7 @@
         <w:ind w:left="3320" w:hanging="440"/>
       </w:pPr>
       <w:rPr>
-        <w:rFonts w:ascii="Meiryo UI" w:hAnsi="Meiryo UI" w:eastAsia="Meiryo UI" w:cs="Meiryo UI" w:hint="default"/>
+        <w:rFonts w:ascii="Meiryo UI" w:eastAsia="Meiryo UI" w:hAnsi="Meiryo UI" w:cs="Meiryo UI" w:hint="default"/>
       </w:rPr>
     </w:lvl>
     <w:lvl w:ilvl="7" w:tplc="0409000B" w:tentative="1">
@@ -15894,7 +15141,7 @@
         <w:ind w:left="3760" w:hanging="440"/>
       </w:pPr>
       <w:rPr>
-        <w:rFonts w:ascii="Meiryo UI" w:hAnsi="Meiryo UI" w:eastAsia="Meiryo UI" w:cs="Meiryo UI" w:hint="default"/>
+        <w:rFonts w:ascii="Meiryo UI" w:eastAsia="Meiryo UI" w:hAnsi="Meiryo UI" w:cs="Meiryo UI" w:hint="default"/>
       </w:rPr>
     </w:lvl>
     <w:lvl w:ilvl="8" w:tplc="0409000D" w:tentative="1">
@@ -15906,7 +15153,7 @@
         <w:ind w:left="4200" w:hanging="440"/>
       </w:pPr>
       <w:rPr>
-        <w:rFonts w:ascii="Meiryo UI" w:hAnsi="Meiryo UI" w:eastAsia="Meiryo UI" w:cs="Meiryo UI" w:hint="default"/>
+        <w:rFonts w:ascii="Meiryo UI" w:eastAsia="Meiryo UI" w:hAnsi="Meiryo UI" w:cs="Meiryo UI" w:hint="default"/>
       </w:rPr>
     </w:lvl>
   </w:abstractNum>
@@ -15923,7 +15170,7 @@
         <w:ind w:left="800" w:hanging="440"/>
       </w:pPr>
       <w:rPr>
-        <w:rFonts w:ascii="Meiryo UI" w:hAnsi="Meiryo UI" w:eastAsia="Meiryo UI" w:cs="Meiryo UI" w:hint="default"/>
+        <w:rFonts w:ascii="Meiryo UI" w:eastAsia="Meiryo UI" w:hAnsi="Meiryo UI" w:cs="Meiryo UI" w:hint="default"/>
         <w:u w:val="none"/>
       </w:rPr>
     </w:lvl>
@@ -16037,7 +15284,7 @@
         <w:ind w:left="880" w:hanging="440"/>
       </w:pPr>
       <w:rPr>
-        <w:rFonts w:ascii="Meiryo UI" w:hAnsi="Meiryo UI" w:eastAsia="Meiryo UI" w:cs="Meiryo UI" w:hint="default"/>
+        <w:rFonts w:ascii="Meiryo UI" w:eastAsia="Meiryo UI" w:hAnsi="Meiryo UI" w:cs="Meiryo UI" w:hint="default"/>
       </w:rPr>
     </w:lvl>
     <w:lvl w:ilvl="1" w:tplc="0409000B" w:tentative="1">
@@ -16049,7 +15296,7 @@
         <w:ind w:left="1320" w:hanging="440"/>
       </w:pPr>
       <w:rPr>
-        <w:rFonts w:ascii="Meiryo UI" w:hAnsi="Meiryo UI" w:eastAsia="Meiryo UI" w:cs="Meiryo UI" w:hint="default"/>
+        <w:rFonts w:ascii="Meiryo UI" w:eastAsia="Meiryo UI" w:hAnsi="Meiryo UI" w:cs="Meiryo UI" w:hint="default"/>
       </w:rPr>
     </w:lvl>
     <w:lvl w:ilvl="2" w:tplc="0409000D" w:tentative="1">
@@ -16061,7 +15308,7 @@
         <w:ind w:left="1760" w:hanging="440"/>
       </w:pPr>
       <w:rPr>
-        <w:rFonts w:ascii="Meiryo UI" w:hAnsi="Meiryo UI" w:eastAsia="Meiryo UI" w:cs="Meiryo UI" w:hint="default"/>
+        <w:rFonts w:ascii="Meiryo UI" w:eastAsia="Meiryo UI" w:hAnsi="Meiryo UI" w:cs="Meiryo UI" w:hint="default"/>
       </w:rPr>
     </w:lvl>
     <w:lvl w:ilvl="3" w:tplc="04090001" w:tentative="1">
@@ -16073,7 +15320,7 @@
         <w:ind w:left="2200" w:hanging="440"/>
       </w:pPr>
       <w:rPr>
-        <w:rFonts w:ascii="Meiryo UI" w:hAnsi="Meiryo UI" w:eastAsia="Meiryo UI" w:cs="Meiryo UI" w:hint="default"/>
+        <w:rFonts w:ascii="Meiryo UI" w:eastAsia="Meiryo UI" w:hAnsi="Meiryo UI" w:cs="Meiryo UI" w:hint="default"/>
       </w:rPr>
     </w:lvl>
     <w:lvl w:ilvl="4" w:tplc="0409000B" w:tentative="1">
@@ -16085,7 +15332,7 @@
         <w:ind w:left="2640" w:hanging="440"/>
       </w:pPr>
       <w:rPr>
-        <w:rFonts w:ascii="Meiryo UI" w:hAnsi="Meiryo UI" w:eastAsia="Meiryo UI" w:cs="Meiryo UI" w:hint="default"/>
+        <w:rFonts w:ascii="Meiryo UI" w:eastAsia="Meiryo UI" w:hAnsi="Meiryo UI" w:cs="Meiryo UI" w:hint="default"/>
       </w:rPr>
     </w:lvl>
     <w:lvl w:ilvl="5" w:tplc="0409000D" w:tentative="1">
@@ -16097,7 +15344,7 @@
         <w:ind w:left="3080" w:hanging="440"/>
       </w:pPr>
       <w:rPr>
-        <w:rFonts w:ascii="Meiryo UI" w:hAnsi="Meiryo UI" w:eastAsia="Meiryo UI" w:cs="Meiryo UI" w:hint="default"/>
+        <w:rFonts w:ascii="Meiryo UI" w:eastAsia="Meiryo UI" w:hAnsi="Meiryo UI" w:cs="Meiryo UI" w:hint="default"/>
       </w:rPr>
     </w:lvl>
     <w:lvl w:ilvl="6" w:tplc="04090001" w:tentative="1">
@@ -16109,7 +15356,7 @@
         <w:ind w:left="3520" w:hanging="440"/>
       </w:pPr>
       <w:rPr>
-        <w:rFonts w:ascii="Meiryo UI" w:hAnsi="Meiryo UI" w:eastAsia="Meiryo UI" w:cs="Meiryo UI" w:hint="default"/>
+        <w:rFonts w:ascii="Meiryo UI" w:eastAsia="Meiryo UI" w:hAnsi="Meiryo UI" w:cs="Meiryo UI" w:hint="default"/>
       </w:rPr>
     </w:lvl>
     <w:lvl w:ilvl="7" w:tplc="0409000B" w:tentative="1">
@@ -16121,7 +15368,7 @@
         <w:ind w:left="3960" w:hanging="440"/>
       </w:pPr>
       <w:rPr>
-        <w:rFonts w:ascii="Meiryo UI" w:hAnsi="Meiryo UI" w:eastAsia="Meiryo UI" w:cs="Meiryo UI" w:hint="default"/>
+        <w:rFonts w:ascii="Meiryo UI" w:eastAsia="Meiryo UI" w:hAnsi="Meiryo UI" w:cs="Meiryo UI" w:hint="default"/>
       </w:rPr>
     </w:lvl>
     <w:lvl w:ilvl="8" w:tplc="0409000D" w:tentative="1">
@@ -16133,7 +15380,7 @@
         <w:ind w:left="4400" w:hanging="440"/>
       </w:pPr>
       <w:rPr>
-        <w:rFonts w:ascii="Meiryo UI" w:hAnsi="Meiryo UI" w:eastAsia="Meiryo UI" w:cs="Meiryo UI" w:hint="default"/>
+        <w:rFonts w:ascii="Meiryo UI" w:eastAsia="Meiryo UI" w:hAnsi="Meiryo UI" w:cs="Meiryo UI" w:hint="default"/>
       </w:rPr>
     </w:lvl>
   </w:abstractNum>
@@ -16150,7 +15397,7 @@
         <w:ind w:left="440" w:hanging="440"/>
       </w:pPr>
       <w:rPr>
-        <w:rFonts w:ascii="Meiryo UI" w:hAnsi="Meiryo UI" w:eastAsia="Meiryo UI" w:cs="Meiryo UI" w:hint="default"/>
+        <w:rFonts w:ascii="Meiryo UI" w:eastAsia="Meiryo UI" w:hAnsi="Meiryo UI" w:cs="Meiryo UI" w:hint="default"/>
       </w:rPr>
     </w:lvl>
     <w:lvl w:ilvl="1" w:tplc="0409000B" w:tentative="1">
@@ -16162,7 +15409,7 @@
         <w:ind w:left="880" w:hanging="440"/>
       </w:pPr>
       <w:rPr>
-        <w:rFonts w:ascii="Meiryo UI" w:hAnsi="Meiryo UI" w:eastAsia="Meiryo UI" w:cs="Meiryo UI" w:hint="default"/>
+        <w:rFonts w:ascii="Meiryo UI" w:eastAsia="Meiryo UI" w:hAnsi="Meiryo UI" w:cs="Meiryo UI" w:hint="default"/>
       </w:rPr>
     </w:lvl>
     <w:lvl w:ilvl="2" w:tplc="0409000D" w:tentative="1">
@@ -16174,7 +15421,7 @@
         <w:ind w:left="1320" w:hanging="440"/>
       </w:pPr>
       <w:rPr>
-        <w:rFonts w:ascii="Meiryo UI" w:hAnsi="Meiryo UI" w:eastAsia="Meiryo UI" w:cs="Meiryo UI" w:hint="default"/>
+        <w:rFonts w:ascii="Meiryo UI" w:eastAsia="Meiryo UI" w:hAnsi="Meiryo UI" w:cs="Meiryo UI" w:hint="default"/>
       </w:rPr>
     </w:lvl>
     <w:lvl w:ilvl="3" w:tplc="04090001" w:tentative="1">
@@ -16186,7 +15433,7 @@
         <w:ind w:left="1760" w:hanging="440"/>
       </w:pPr>
       <w:rPr>
-        <w:rFonts w:ascii="Meiryo UI" w:hAnsi="Meiryo UI" w:eastAsia="Meiryo UI" w:cs="Meiryo UI" w:hint="default"/>
+        <w:rFonts w:ascii="Meiryo UI" w:eastAsia="Meiryo UI" w:hAnsi="Meiryo UI" w:cs="Meiryo UI" w:hint="default"/>
       </w:rPr>
     </w:lvl>
     <w:lvl w:ilvl="4" w:tplc="0409000B" w:tentative="1">
@@ -16198,7 +15445,7 @@
         <w:ind w:left="2200" w:hanging="440"/>
       </w:pPr>
       <w:rPr>
-        <w:rFonts w:ascii="Meiryo UI" w:hAnsi="Meiryo UI" w:eastAsia="Meiryo UI" w:cs="Meiryo UI" w:hint="default"/>
+        <w:rFonts w:ascii="Meiryo UI" w:eastAsia="Meiryo UI" w:hAnsi="Meiryo UI" w:cs="Meiryo UI" w:hint="default"/>
       </w:rPr>
     </w:lvl>
     <w:lvl w:ilvl="5" w:tplc="0409000D" w:tentative="1">
@@ -16210,7 +15457,7 @@
         <w:ind w:left="2640" w:hanging="440"/>
       </w:pPr>
       <w:rPr>
-        <w:rFonts w:ascii="Meiryo UI" w:hAnsi="Meiryo UI" w:eastAsia="Meiryo UI" w:cs="Meiryo UI" w:hint="default"/>
+        <w:rFonts w:ascii="Meiryo UI" w:eastAsia="Meiryo UI" w:hAnsi="Meiryo UI" w:cs="Meiryo UI" w:hint="default"/>
       </w:rPr>
     </w:lvl>
     <w:lvl w:ilvl="6" w:tplc="04090001" w:tentative="1">
@@ -16222,7 +15469,7 @@
         <w:ind w:left="3080" w:hanging="440"/>
       </w:pPr>
       <w:rPr>
-        <w:rFonts w:ascii="Meiryo UI" w:hAnsi="Meiryo UI" w:eastAsia="Meiryo UI" w:cs="Meiryo UI" w:hint="default"/>
+        <w:rFonts w:ascii="Meiryo UI" w:eastAsia="Meiryo UI" w:hAnsi="Meiryo UI" w:cs="Meiryo UI" w:hint="default"/>
       </w:rPr>
     </w:lvl>
     <w:lvl w:ilvl="7" w:tplc="0409000B" w:tentative="1">
@@ -16234,7 +15481,7 @@
         <w:ind w:left="3520" w:hanging="440"/>
       </w:pPr>
       <w:rPr>
-        <w:rFonts w:ascii="Meiryo UI" w:hAnsi="Meiryo UI" w:eastAsia="Meiryo UI" w:cs="Meiryo UI" w:hint="default"/>
+        <w:rFonts w:ascii="Meiryo UI" w:eastAsia="Meiryo UI" w:hAnsi="Meiryo UI" w:cs="Meiryo UI" w:hint="default"/>
       </w:rPr>
     </w:lvl>
     <w:lvl w:ilvl="8" w:tplc="0409000D" w:tentative="1">
@@ -16246,7 +15493,7 @@
         <w:ind w:left="3960" w:hanging="440"/>
       </w:pPr>
       <w:rPr>
-        <w:rFonts w:ascii="Meiryo UI" w:hAnsi="Meiryo UI" w:eastAsia="Meiryo UI" w:cs="Meiryo UI" w:hint="default"/>
+        <w:rFonts w:ascii="Meiryo UI" w:eastAsia="Meiryo UI" w:hAnsi="Meiryo UI" w:cs="Meiryo UI" w:hint="default"/>
       </w:rPr>
     </w:lvl>
   </w:abstractNum>
@@ -16263,7 +15510,7 @@
         <w:ind w:left="800" w:hanging="440"/>
       </w:pPr>
       <w:rPr>
-        <w:rFonts w:ascii="Meiryo UI" w:hAnsi="Meiryo UI" w:eastAsia="Meiryo UI" w:cs="Meiryo UI" w:hint="default"/>
+        <w:rFonts w:ascii="Meiryo UI" w:eastAsia="Meiryo UI" w:hAnsi="Meiryo UI" w:cs="Meiryo UI" w:hint="default"/>
         <w:u w:val="none"/>
       </w:rPr>
     </w:lvl>
@@ -16490,7 +15737,7 @@
         <w:ind w:left="680" w:hanging="440"/>
       </w:pPr>
       <w:rPr>
-        <w:rFonts w:ascii="Meiryo UI" w:hAnsi="Meiryo UI" w:eastAsia="Meiryo UI" w:cs="Meiryo UI" w:hint="default"/>
+        <w:rFonts w:ascii="Meiryo UI" w:eastAsia="Meiryo UI" w:hAnsi="Meiryo UI" w:cs="Meiryo UI" w:hint="default"/>
       </w:rPr>
     </w:lvl>
     <w:lvl w:ilvl="1" w:tplc="0409000B" w:tentative="1">
@@ -16502,7 +15749,7 @@
         <w:ind w:left="1120" w:hanging="440"/>
       </w:pPr>
       <w:rPr>
-        <w:rFonts w:ascii="Meiryo UI" w:hAnsi="Meiryo UI" w:eastAsia="Meiryo UI" w:cs="Meiryo UI" w:hint="default"/>
+        <w:rFonts w:ascii="Meiryo UI" w:eastAsia="Meiryo UI" w:hAnsi="Meiryo UI" w:cs="Meiryo UI" w:hint="default"/>
       </w:rPr>
     </w:lvl>
     <w:lvl w:ilvl="2" w:tplc="0409000D" w:tentative="1">
@@ -16514,7 +15761,7 @@
         <w:ind w:left="1560" w:hanging="440"/>
       </w:pPr>
       <w:rPr>
-        <w:rFonts w:ascii="Meiryo UI" w:hAnsi="Meiryo UI" w:eastAsia="Meiryo UI" w:cs="Meiryo UI" w:hint="default"/>
+        <w:rFonts w:ascii="Meiryo UI" w:eastAsia="Meiryo UI" w:hAnsi="Meiryo UI" w:cs="Meiryo UI" w:hint="default"/>
       </w:rPr>
     </w:lvl>
     <w:lvl w:ilvl="3" w:tplc="04090001" w:tentative="1">
@@ -16526,7 +15773,7 @@
         <w:ind w:left="2000" w:hanging="440"/>
       </w:pPr>
       <w:rPr>
-        <w:rFonts w:ascii="Meiryo UI" w:hAnsi="Meiryo UI" w:eastAsia="Meiryo UI" w:cs="Meiryo UI" w:hint="default"/>
+        <w:rFonts w:ascii="Meiryo UI" w:eastAsia="Meiryo UI" w:hAnsi="Meiryo UI" w:cs="Meiryo UI" w:hint="default"/>
       </w:rPr>
     </w:lvl>
     <w:lvl w:ilvl="4" w:tplc="0409000B" w:tentative="1">
@@ -16538,7 +15785,7 @@
         <w:ind w:left="2440" w:hanging="440"/>
       </w:pPr>
       <w:rPr>
-        <w:rFonts w:ascii="Meiryo UI" w:hAnsi="Meiryo UI" w:eastAsia="Meiryo UI" w:cs="Meiryo UI" w:hint="default"/>
+        <w:rFonts w:ascii="Meiryo UI" w:eastAsia="Meiryo UI" w:hAnsi="Meiryo UI" w:cs="Meiryo UI" w:hint="default"/>
       </w:rPr>
     </w:lvl>
     <w:lvl w:ilvl="5" w:tplc="0409000D" w:tentative="1">
@@ -16550,7 +15797,7 @@
         <w:ind w:left="2880" w:hanging="440"/>
       </w:pPr>
       <w:rPr>
-        <w:rFonts w:ascii="Meiryo UI" w:hAnsi="Meiryo UI" w:eastAsia="Meiryo UI" w:cs="Meiryo UI" w:hint="default"/>
+        <w:rFonts w:ascii="Meiryo UI" w:eastAsia="Meiryo UI" w:hAnsi="Meiryo UI" w:cs="Meiryo UI" w:hint="default"/>
       </w:rPr>
     </w:lvl>
     <w:lvl w:ilvl="6" w:tplc="04090001" w:tentative="1">
@@ -16562,7 +15809,7 @@
         <w:ind w:left="3320" w:hanging="440"/>
       </w:pPr>
       <w:rPr>
-        <w:rFonts w:ascii="Meiryo UI" w:hAnsi="Meiryo UI" w:eastAsia="Meiryo UI" w:cs="Meiryo UI" w:hint="default"/>
+        <w:rFonts w:ascii="Meiryo UI" w:eastAsia="Meiryo UI" w:hAnsi="Meiryo UI" w:cs="Meiryo UI" w:hint="default"/>
       </w:rPr>
     </w:lvl>
     <w:lvl w:ilvl="7" w:tplc="0409000B" w:tentative="1">
@@ -16574,7 +15821,7 @@
         <w:ind w:left="3760" w:hanging="440"/>
       </w:pPr>
       <w:rPr>
-        <w:rFonts w:ascii="Meiryo UI" w:hAnsi="Meiryo UI" w:eastAsia="Meiryo UI" w:cs="Meiryo UI" w:hint="default"/>
+        <w:rFonts w:ascii="Meiryo UI" w:eastAsia="Meiryo UI" w:hAnsi="Meiryo UI" w:cs="Meiryo UI" w:hint="default"/>
       </w:rPr>
     </w:lvl>
     <w:lvl w:ilvl="8" w:tplc="0409000D" w:tentative="1">
@@ -16586,7 +15833,7 @@
         <w:ind w:left="4200" w:hanging="440"/>
       </w:pPr>
       <w:rPr>
-        <w:rFonts w:ascii="Meiryo UI" w:hAnsi="Meiryo UI" w:eastAsia="Meiryo UI" w:cs="Meiryo UI" w:hint="default"/>
+        <w:rFonts w:ascii="Meiryo UI" w:eastAsia="Meiryo UI" w:hAnsi="Meiryo UI" w:cs="Meiryo UI" w:hint="default"/>
       </w:rPr>
     </w:lvl>
   </w:abstractNum>
@@ -16603,7 +15850,7 @@
         <w:ind w:left="800" w:hanging="440"/>
       </w:pPr>
       <w:rPr>
-        <w:rFonts w:ascii="Meiryo UI" w:hAnsi="Meiryo UI" w:eastAsia="Meiryo UI" w:cs="Meiryo UI" w:hint="default"/>
+        <w:rFonts w:ascii="Meiryo UI" w:eastAsia="Meiryo UI" w:hAnsi="Meiryo UI" w:cs="Meiryo UI" w:hint="default"/>
         <w:u w:val="none"/>
       </w:rPr>
     </w:lvl>
@@ -16616,7 +15863,7 @@
         <w:ind w:left="1520" w:hanging="440"/>
       </w:pPr>
       <w:rPr>
-        <w:rFonts w:ascii="Meiryo UI" w:hAnsi="Meiryo UI" w:eastAsia="Meiryo UI" w:cs="Meiryo UI" w:hint="default"/>
+        <w:rFonts w:ascii="Meiryo UI" w:eastAsia="Meiryo UI" w:hAnsi="Meiryo UI" w:cs="Meiryo UI" w:hint="default"/>
       </w:rPr>
     </w:lvl>
     <w:lvl w:ilvl="2">
@@ -16717,7 +15964,7 @@
         <w:ind w:left="440" w:hanging="440"/>
       </w:pPr>
       <w:rPr>
-        <w:rFonts w:ascii="Meiryo UI" w:hAnsi="Meiryo UI" w:eastAsia="Meiryo UI" w:cs="Meiryo UI" w:hint="default"/>
+        <w:rFonts w:ascii="Meiryo UI" w:eastAsia="Meiryo UI" w:hAnsi="Meiryo UI" w:cs="Meiryo UI" w:hint="default"/>
       </w:rPr>
     </w:lvl>
     <w:lvl w:ilvl="1" w:tplc="0409000B" w:tentative="1">
@@ -16729,7 +15976,7 @@
         <w:ind w:left="880" w:hanging="440"/>
       </w:pPr>
       <w:rPr>
-        <w:rFonts w:ascii="Meiryo UI" w:hAnsi="Meiryo UI" w:eastAsia="Meiryo UI" w:cs="Meiryo UI" w:hint="default"/>
+        <w:rFonts w:ascii="Meiryo UI" w:eastAsia="Meiryo UI" w:hAnsi="Meiryo UI" w:cs="Meiryo UI" w:hint="default"/>
       </w:rPr>
     </w:lvl>
     <w:lvl w:ilvl="2" w:tplc="0409000D" w:tentative="1">
@@ -16741,7 +15988,7 @@
         <w:ind w:left="1320" w:hanging="440"/>
       </w:pPr>
       <w:rPr>
-        <w:rFonts w:ascii="Meiryo UI" w:hAnsi="Meiryo UI" w:eastAsia="Meiryo UI" w:cs="Meiryo UI" w:hint="default"/>
+        <w:rFonts w:ascii="Meiryo UI" w:eastAsia="Meiryo UI" w:hAnsi="Meiryo UI" w:cs="Meiryo UI" w:hint="default"/>
       </w:rPr>
     </w:lvl>
     <w:lvl w:ilvl="3" w:tplc="04090001" w:tentative="1">
@@ -16753,7 +16000,7 @@
         <w:ind w:left="1760" w:hanging="440"/>
       </w:pPr>
       <w:rPr>
-        <w:rFonts w:ascii="Meiryo UI" w:hAnsi="Meiryo UI" w:eastAsia="Meiryo UI" w:cs="Meiryo UI" w:hint="default"/>
+        <w:rFonts w:ascii="Meiryo UI" w:eastAsia="Meiryo UI" w:hAnsi="Meiryo UI" w:cs="Meiryo UI" w:hint="default"/>
       </w:rPr>
     </w:lvl>
     <w:lvl w:ilvl="4" w:tplc="0409000B" w:tentative="1">
@@ -16765,7 +16012,7 @@
         <w:ind w:left="2200" w:hanging="440"/>
       </w:pPr>
       <w:rPr>
-        <w:rFonts w:ascii="Meiryo UI" w:hAnsi="Meiryo UI" w:eastAsia="Meiryo UI" w:cs="Meiryo UI" w:hint="default"/>
+        <w:rFonts w:ascii="Meiryo UI" w:eastAsia="Meiryo UI" w:hAnsi="Meiryo UI" w:cs="Meiryo UI" w:hint="default"/>
       </w:rPr>
     </w:lvl>
     <w:lvl w:ilvl="5" w:tplc="0409000D" w:tentative="1">
@@ -16777,7 +16024,7 @@
         <w:ind w:left="2640" w:hanging="440"/>
       </w:pPr>
       <w:rPr>
-        <w:rFonts w:ascii="Meiryo UI" w:hAnsi="Meiryo UI" w:eastAsia="Meiryo UI" w:cs="Meiryo UI" w:hint="default"/>
+        <w:rFonts w:ascii="Meiryo UI" w:eastAsia="Meiryo UI" w:hAnsi="Meiryo UI" w:cs="Meiryo UI" w:hint="default"/>
       </w:rPr>
     </w:lvl>
     <w:lvl w:ilvl="6" w:tplc="04090001" w:tentative="1">
@@ -16789,7 +16036,7 @@
         <w:ind w:left="3080" w:hanging="440"/>
       </w:pPr>
       <w:rPr>
-        <w:rFonts w:ascii="Meiryo UI" w:hAnsi="Meiryo UI" w:eastAsia="Meiryo UI" w:cs="Meiryo UI" w:hint="default"/>
+        <w:rFonts w:ascii="Meiryo UI" w:eastAsia="Meiryo UI" w:hAnsi="Meiryo UI" w:cs="Meiryo UI" w:hint="default"/>
       </w:rPr>
     </w:lvl>
     <w:lvl w:ilvl="7" w:tplc="0409000B" w:tentative="1">
@@ -16801,7 +16048,7 @@
         <w:ind w:left="3520" w:hanging="440"/>
       </w:pPr>
       <w:rPr>
-        <w:rFonts w:ascii="Meiryo UI" w:hAnsi="Meiryo UI" w:eastAsia="Meiryo UI" w:cs="Meiryo UI" w:hint="default"/>
+        <w:rFonts w:ascii="Meiryo UI" w:eastAsia="Meiryo UI" w:hAnsi="Meiryo UI" w:cs="Meiryo UI" w:hint="default"/>
       </w:rPr>
     </w:lvl>
     <w:lvl w:ilvl="8" w:tplc="0409000D" w:tentative="1">
@@ -16813,7 +16060,7 @@
         <w:ind w:left="3960" w:hanging="440"/>
       </w:pPr>
       <w:rPr>
-        <w:rFonts w:ascii="Meiryo UI" w:hAnsi="Meiryo UI" w:eastAsia="Meiryo UI" w:cs="Meiryo UI" w:hint="default"/>
+        <w:rFonts w:ascii="Meiryo UI" w:eastAsia="Meiryo UI" w:hAnsi="Meiryo UI" w:cs="Meiryo UI" w:hint="default"/>
       </w:rPr>
     </w:lvl>
   </w:abstractNum>
@@ -16830,7 +16077,7 @@
         <w:ind w:left="800" w:hanging="440"/>
       </w:pPr>
       <w:rPr>
-        <w:rFonts w:ascii="Meiryo UI" w:hAnsi="Meiryo UI" w:eastAsia="Meiryo UI" w:cs="Meiryo UI" w:hint="default"/>
+        <w:rFonts w:ascii="Meiryo UI" w:eastAsia="Meiryo UI" w:hAnsi="Meiryo UI" w:cs="Meiryo UI" w:hint="default"/>
         <w:u w:val="none"/>
       </w:rPr>
     </w:lvl>
@@ -16944,7 +16191,7 @@
         <w:ind w:left="440" w:hanging="440"/>
       </w:pPr>
       <w:rPr>
-        <w:rFonts w:ascii="Meiryo UI" w:hAnsi="Meiryo UI" w:eastAsia="Meiryo UI" w:cs="Meiryo UI" w:hint="default"/>
+        <w:rFonts w:ascii="Meiryo UI" w:eastAsia="Meiryo UI" w:hAnsi="Meiryo UI" w:cs="Meiryo UI" w:hint="default"/>
       </w:rPr>
     </w:lvl>
     <w:lvl w:ilvl="1" w:tplc="0409000B" w:tentative="1">
@@ -16956,7 +16203,7 @@
         <w:ind w:left="880" w:hanging="440"/>
       </w:pPr>
       <w:rPr>
-        <w:rFonts w:ascii="Meiryo UI" w:hAnsi="Meiryo UI" w:eastAsia="Meiryo UI" w:cs="Meiryo UI" w:hint="default"/>
+        <w:rFonts w:ascii="Meiryo UI" w:eastAsia="Meiryo UI" w:hAnsi="Meiryo UI" w:cs="Meiryo UI" w:hint="default"/>
       </w:rPr>
     </w:lvl>
     <w:lvl w:ilvl="2" w:tplc="0409000D" w:tentative="1">
@@ -16968,7 +16215,7 @@
         <w:ind w:left="1320" w:hanging="440"/>
       </w:pPr>
       <w:rPr>
-        <w:rFonts w:ascii="Meiryo UI" w:hAnsi="Meiryo UI" w:eastAsia="Meiryo UI" w:cs="Meiryo UI" w:hint="default"/>
+        <w:rFonts w:ascii="Meiryo UI" w:eastAsia="Meiryo UI" w:hAnsi="Meiryo UI" w:cs="Meiryo UI" w:hint="default"/>
       </w:rPr>
     </w:lvl>
     <w:lvl w:ilvl="3" w:tplc="04090001" w:tentative="1">
@@ -16980,7 +16227,7 @@
         <w:ind w:left="1760" w:hanging="440"/>
       </w:pPr>
       <w:rPr>
-        <w:rFonts w:ascii="Meiryo UI" w:hAnsi="Meiryo UI" w:eastAsia="Meiryo UI" w:cs="Meiryo UI" w:hint="default"/>
+        <w:rFonts w:ascii="Meiryo UI" w:eastAsia="Meiryo UI" w:hAnsi="Meiryo UI" w:cs="Meiryo UI" w:hint="default"/>
       </w:rPr>
     </w:lvl>
     <w:lvl w:ilvl="4" w:tplc="0409000B" w:tentative="1">
@@ -16992,7 +16239,7 @@
         <w:ind w:left="2200" w:hanging="440"/>
       </w:pPr>
       <w:rPr>
-        <w:rFonts w:ascii="Meiryo UI" w:hAnsi="Meiryo UI" w:eastAsia="Meiryo UI" w:cs="Meiryo UI" w:hint="default"/>
+        <w:rFonts w:ascii="Meiryo UI" w:eastAsia="Meiryo UI" w:hAnsi="Meiryo UI" w:cs="Meiryo UI" w:hint="default"/>
       </w:rPr>
     </w:lvl>
     <w:lvl w:ilvl="5" w:tplc="0409000D" w:tentative="1">
@@ -17004,7 +16251,7 @@
         <w:ind w:left="2640" w:hanging="440"/>
       </w:pPr>
       <w:rPr>
-        <w:rFonts w:ascii="Meiryo UI" w:hAnsi="Meiryo UI" w:eastAsia="Meiryo UI" w:cs="Meiryo UI" w:hint="default"/>
+        <w:rFonts w:ascii="Meiryo UI" w:eastAsia="Meiryo UI" w:hAnsi="Meiryo UI" w:cs="Meiryo UI" w:hint="default"/>
       </w:rPr>
     </w:lvl>
     <w:lvl w:ilvl="6" w:tplc="04090001" w:tentative="1">
@@ -17016,7 +16263,7 @@
         <w:ind w:left="3080" w:hanging="440"/>
       </w:pPr>
       <w:rPr>
-        <w:rFonts w:ascii="Meiryo UI" w:hAnsi="Meiryo UI" w:eastAsia="Meiryo UI" w:cs="Meiryo UI" w:hint="default"/>
+        <w:rFonts w:ascii="Meiryo UI" w:eastAsia="Meiryo UI" w:hAnsi="Meiryo UI" w:cs="Meiryo UI" w:hint="default"/>
       </w:rPr>
     </w:lvl>
     <w:lvl w:ilvl="7" w:tplc="0409000B" w:tentative="1">
@@ -17028,7 +16275,7 @@
         <w:ind w:left="3520" w:hanging="440"/>
       </w:pPr>
       <w:rPr>
-        <w:rFonts w:ascii="Meiryo UI" w:hAnsi="Meiryo UI" w:eastAsia="Meiryo UI" w:cs="Meiryo UI" w:hint="default"/>
+        <w:rFonts w:ascii="Meiryo UI" w:eastAsia="Meiryo UI" w:hAnsi="Meiryo UI" w:cs="Meiryo UI" w:hint="default"/>
       </w:rPr>
     </w:lvl>
     <w:lvl w:ilvl="8" w:tplc="0409000D" w:tentative="1">
@@ -17040,7 +16287,7 @@
         <w:ind w:left="3960" w:hanging="440"/>
       </w:pPr>
       <w:rPr>
-        <w:rFonts w:ascii="Meiryo UI" w:hAnsi="Meiryo UI" w:eastAsia="Meiryo UI" w:cs="Meiryo UI" w:hint="default"/>
+        <w:rFonts w:ascii="Meiryo UI" w:eastAsia="Meiryo UI" w:hAnsi="Meiryo UI" w:cs="Meiryo UI" w:hint="default"/>
       </w:rPr>
     </w:lvl>
   </w:abstractNum>
@@ -17057,7 +16304,7 @@
         <w:ind w:left="800" w:hanging="440"/>
       </w:pPr>
       <w:rPr>
-        <w:rFonts w:ascii="Meiryo UI" w:hAnsi="Meiryo UI" w:eastAsia="Meiryo UI" w:cs="Meiryo UI" w:hint="default"/>
+        <w:rFonts w:ascii="Meiryo UI" w:eastAsia="Meiryo UI" w:hAnsi="Meiryo UI" w:cs="Meiryo UI" w:hint="default"/>
         <w:u w:val="none"/>
       </w:rPr>
     </w:lvl>
@@ -17070,7 +16317,7 @@
         <w:ind w:left="1520" w:hanging="440"/>
       </w:pPr>
       <w:rPr>
-        <w:rFonts w:ascii="Meiryo UI" w:hAnsi="Meiryo UI" w:eastAsia="Meiryo UI" w:cs="Meiryo UI" w:hint="default"/>
+        <w:rFonts w:ascii="Meiryo UI" w:eastAsia="Meiryo UI" w:hAnsi="Meiryo UI" w:cs="Meiryo UI" w:hint="default"/>
       </w:rPr>
     </w:lvl>
     <w:lvl w:ilvl="2">
@@ -17174,7 +16421,7 @@
         <w:ind w:left="720" w:hanging="360"/>
       </w:pPr>
       <w:rPr>
-        <w:rFonts w:ascii="Meiryo UI" w:hAnsi="Meiryo UI" w:eastAsia="Meiryo UI" w:cs="Meiryo UI" w:hint="default"/>
+        <w:rFonts w:ascii="Meiryo UI" w:eastAsia="Meiryo UI" w:hAnsi="Meiryo UI" w:cs="Meiryo UI" w:hint="default"/>
         <w:sz w:val="20"/>
       </w:rPr>
     </w:lvl>
@@ -17206,7 +16453,7 @@
         <w:ind w:left="2160" w:hanging="360"/>
       </w:pPr>
       <w:rPr>
-        <w:rFonts w:ascii="Meiryo UI" w:hAnsi="Meiryo UI" w:eastAsia="Meiryo UI" w:cs="Meiryo UI" w:hint="default"/>
+        <w:rFonts w:ascii="Meiryo UI" w:eastAsia="Meiryo UI" w:hAnsi="Meiryo UI" w:cs="Meiryo UI" w:hint="default"/>
         <w:sz w:val="20"/>
       </w:rPr>
     </w:lvl>
@@ -17222,7 +16469,7 @@
         <w:ind w:left="2880" w:hanging="360"/>
       </w:pPr>
       <w:rPr>
-        <w:rFonts w:ascii="Meiryo UI" w:hAnsi="Meiryo UI" w:eastAsia="Meiryo UI" w:cs="Meiryo UI" w:hint="default"/>
+        <w:rFonts w:ascii="Meiryo UI" w:eastAsia="Meiryo UI" w:hAnsi="Meiryo UI" w:cs="Meiryo UI" w:hint="default"/>
         <w:sz w:val="20"/>
       </w:rPr>
     </w:lvl>
@@ -17238,7 +16485,7 @@
         <w:ind w:left="3600" w:hanging="360"/>
       </w:pPr>
       <w:rPr>
-        <w:rFonts w:ascii="Meiryo UI" w:hAnsi="Meiryo UI" w:eastAsia="Meiryo UI" w:cs="Meiryo UI" w:hint="default"/>
+        <w:rFonts w:ascii="Meiryo UI" w:eastAsia="Meiryo UI" w:hAnsi="Meiryo UI" w:cs="Meiryo UI" w:hint="default"/>
         <w:sz w:val="20"/>
       </w:rPr>
     </w:lvl>
@@ -17254,7 +16501,7 @@
         <w:ind w:left="4320" w:hanging="360"/>
       </w:pPr>
       <w:rPr>
-        <w:rFonts w:ascii="Meiryo UI" w:hAnsi="Meiryo UI" w:eastAsia="Meiryo UI" w:cs="Meiryo UI" w:hint="default"/>
+        <w:rFonts w:ascii="Meiryo UI" w:eastAsia="Meiryo UI" w:hAnsi="Meiryo UI" w:cs="Meiryo UI" w:hint="default"/>
         <w:sz w:val="20"/>
       </w:rPr>
     </w:lvl>
@@ -17270,7 +16517,7 @@
         <w:ind w:left="5040" w:hanging="360"/>
       </w:pPr>
       <w:rPr>
-        <w:rFonts w:ascii="Meiryo UI" w:hAnsi="Meiryo UI" w:eastAsia="Meiryo UI" w:cs="Meiryo UI" w:hint="default"/>
+        <w:rFonts w:ascii="Meiryo UI" w:eastAsia="Meiryo UI" w:hAnsi="Meiryo UI" w:cs="Meiryo UI" w:hint="default"/>
         <w:sz w:val="20"/>
       </w:rPr>
     </w:lvl>
@@ -17286,7 +16533,7 @@
         <w:ind w:left="5760" w:hanging="360"/>
       </w:pPr>
       <w:rPr>
-        <w:rFonts w:ascii="Meiryo UI" w:hAnsi="Meiryo UI" w:eastAsia="Meiryo UI" w:cs="Meiryo UI" w:hint="default"/>
+        <w:rFonts w:ascii="Meiryo UI" w:eastAsia="Meiryo UI" w:hAnsi="Meiryo UI" w:cs="Meiryo UI" w:hint="default"/>
         <w:sz w:val="20"/>
       </w:rPr>
     </w:lvl>
@@ -17302,7 +16549,7 @@
         <w:ind w:left="6480" w:hanging="360"/>
       </w:pPr>
       <w:rPr>
-        <w:rFonts w:ascii="Meiryo UI" w:hAnsi="Meiryo UI" w:eastAsia="Meiryo UI" w:cs="Meiryo UI" w:hint="default"/>
+        <w:rFonts w:ascii="Meiryo UI" w:eastAsia="Meiryo UI" w:hAnsi="Meiryo UI" w:cs="Meiryo UI" w:hint="default"/>
         <w:sz w:val="20"/>
       </w:rPr>
     </w:lvl>
@@ -17320,7 +16567,7 @@
         <w:ind w:left="440" w:hanging="440"/>
       </w:pPr>
       <w:rPr>
-        <w:rFonts w:ascii="Meiryo UI" w:hAnsi="Meiryo UI" w:eastAsia="Meiryo UI" w:cs="Meiryo UI" w:hint="default"/>
+        <w:rFonts w:ascii="Meiryo UI" w:eastAsia="Meiryo UI" w:hAnsi="Meiryo UI" w:cs="Meiryo UI" w:hint="default"/>
       </w:rPr>
     </w:lvl>
     <w:lvl w:ilvl="1" w:tplc="0409000B" w:tentative="1">
@@ -17332,7 +16579,7 @@
         <w:ind w:left="880" w:hanging="440"/>
       </w:pPr>
       <w:rPr>
-        <w:rFonts w:ascii="Meiryo UI" w:hAnsi="Meiryo UI" w:eastAsia="Meiryo UI" w:cs="Meiryo UI" w:hint="default"/>
+        <w:rFonts w:ascii="Meiryo UI" w:eastAsia="Meiryo UI" w:hAnsi="Meiryo UI" w:cs="Meiryo UI" w:hint="default"/>
       </w:rPr>
     </w:lvl>
     <w:lvl w:ilvl="2" w:tplc="0409000D" w:tentative="1">
@@ -17344,7 +16591,7 @@
         <w:ind w:left="1320" w:hanging="440"/>
       </w:pPr>
       <w:rPr>
-        <w:rFonts w:ascii="Meiryo UI" w:hAnsi="Meiryo UI" w:eastAsia="Meiryo UI" w:cs="Meiryo UI" w:hint="default"/>
+        <w:rFonts w:ascii="Meiryo UI" w:eastAsia="Meiryo UI" w:hAnsi="Meiryo UI" w:cs="Meiryo UI" w:hint="default"/>
       </w:rPr>
     </w:lvl>
     <w:lvl w:ilvl="3" w:tplc="04090001" w:tentative="1">
@@ -17356,7 +16603,7 @@
         <w:ind w:left="1760" w:hanging="440"/>
       </w:pPr>
       <w:rPr>
-        <w:rFonts w:ascii="Meiryo UI" w:hAnsi="Meiryo UI" w:eastAsia="Meiryo UI" w:cs="Meiryo UI" w:hint="default"/>
+        <w:rFonts w:ascii="Meiryo UI" w:eastAsia="Meiryo UI" w:hAnsi="Meiryo UI" w:cs="Meiryo UI" w:hint="default"/>
       </w:rPr>
     </w:lvl>
     <w:lvl w:ilvl="4" w:tplc="0409000B" w:tentative="1">
@@ -17368,7 +16615,7 @@
         <w:ind w:left="2200" w:hanging="440"/>
       </w:pPr>
       <w:rPr>
-        <w:rFonts w:ascii="Meiryo UI" w:hAnsi="Meiryo UI" w:eastAsia="Meiryo UI" w:cs="Meiryo UI" w:hint="default"/>
+        <w:rFonts w:ascii="Meiryo UI" w:eastAsia="Meiryo UI" w:hAnsi="Meiryo UI" w:cs="Meiryo UI" w:hint="default"/>
       </w:rPr>
     </w:lvl>
     <w:lvl w:ilvl="5" w:tplc="0409000D" w:tentative="1">
@@ -17380,7 +16627,7 @@
         <w:ind w:left="2640" w:hanging="440"/>
       </w:pPr>
       <w:rPr>
-        <w:rFonts w:ascii="Meiryo UI" w:hAnsi="Meiryo UI" w:eastAsia="Meiryo UI" w:cs="Meiryo UI" w:hint="default"/>
+        <w:rFonts w:ascii="Meiryo UI" w:eastAsia="Meiryo UI" w:hAnsi="Meiryo UI" w:cs="Meiryo UI" w:hint="default"/>
       </w:rPr>
     </w:lvl>
     <w:lvl w:ilvl="6" w:tplc="04090001" w:tentative="1">
@@ -17392,7 +16639,7 @@
         <w:ind w:left="3080" w:hanging="440"/>
       </w:pPr>
       <w:rPr>
-        <w:rFonts w:ascii="Meiryo UI" w:hAnsi="Meiryo UI" w:eastAsia="Meiryo UI" w:cs="Meiryo UI" w:hint="default"/>
+        <w:rFonts w:ascii="Meiryo UI" w:eastAsia="Meiryo UI" w:hAnsi="Meiryo UI" w:cs="Meiryo UI" w:hint="default"/>
       </w:rPr>
     </w:lvl>
     <w:lvl w:ilvl="7" w:tplc="0409000B" w:tentative="1">
@@ -17404,7 +16651,7 @@
         <w:ind w:left="3520" w:hanging="440"/>
       </w:pPr>
       <w:rPr>
-        <w:rFonts w:ascii="Meiryo UI" w:hAnsi="Meiryo UI" w:eastAsia="Meiryo UI" w:cs="Meiryo UI" w:hint="default"/>
+        <w:rFonts w:ascii="Meiryo UI" w:eastAsia="Meiryo UI" w:hAnsi="Meiryo UI" w:cs="Meiryo UI" w:hint="default"/>
       </w:rPr>
     </w:lvl>
     <w:lvl w:ilvl="8" w:tplc="0409000D" w:tentative="1">
@@ -17416,7 +16663,7 @@
         <w:ind w:left="3960" w:hanging="440"/>
       </w:pPr>
       <w:rPr>
-        <w:rFonts w:ascii="Meiryo UI" w:hAnsi="Meiryo UI" w:eastAsia="Meiryo UI" w:cs="Meiryo UI" w:hint="default"/>
+        <w:rFonts w:ascii="Meiryo UI" w:eastAsia="Meiryo UI" w:hAnsi="Meiryo UI" w:cs="Meiryo UI" w:hint="default"/>
       </w:rPr>
     </w:lvl>
   </w:abstractNum>
@@ -17433,7 +16680,7 @@
         <w:ind w:left="440" w:hanging="440"/>
       </w:pPr>
       <w:rPr>
-        <w:rFonts w:ascii="Meiryo UI" w:hAnsi="Meiryo UI" w:eastAsia="Meiryo UI" w:cs="Meiryo UI" w:hint="default"/>
+        <w:rFonts w:ascii="Meiryo UI" w:eastAsia="Meiryo UI" w:hAnsi="Meiryo UI" w:cs="Meiryo UI" w:hint="default"/>
       </w:rPr>
     </w:lvl>
     <w:lvl w:ilvl="1">
@@ -17445,7 +16692,7 @@
         <w:ind w:left="1520" w:hanging="440"/>
       </w:pPr>
       <w:rPr>
-        <w:rFonts w:ascii="Meiryo UI" w:hAnsi="Meiryo UI" w:eastAsia="Meiryo UI" w:cs="Meiryo UI" w:hint="default"/>
+        <w:rFonts w:ascii="Meiryo UI" w:eastAsia="Meiryo UI" w:hAnsi="Meiryo UI" w:cs="Meiryo UI" w:hint="default"/>
       </w:rPr>
     </w:lvl>
     <w:lvl w:ilvl="2" w:tentative="1">
@@ -17546,7 +16793,7 @@
         <w:ind w:left="800" w:hanging="440"/>
       </w:pPr>
       <w:rPr>
-        <w:rFonts w:ascii="Meiryo UI" w:hAnsi="Meiryo UI" w:eastAsia="Meiryo UI" w:cs="Meiryo UI" w:hint="default"/>
+        <w:rFonts w:ascii="Meiryo UI" w:eastAsia="Meiryo UI" w:hAnsi="Meiryo UI" w:cs="Meiryo UI" w:hint="default"/>
         <w:u w:val="none"/>
       </w:rPr>
     </w:lvl>
@@ -17660,7 +16907,7 @@
         <w:ind w:left="440" w:hanging="440"/>
       </w:pPr>
       <w:rPr>
-        <w:rFonts w:ascii="Meiryo UI" w:hAnsi="Meiryo UI" w:eastAsia="Meiryo UI" w:cs="Meiryo UI" w:hint="default"/>
+        <w:rFonts w:ascii="Meiryo UI" w:eastAsia="Meiryo UI" w:hAnsi="Meiryo UI" w:cs="Meiryo UI" w:hint="default"/>
       </w:rPr>
     </w:lvl>
     <w:lvl w:ilvl="1" w:tplc="0409000B" w:tentative="1">
@@ -17672,7 +16919,7 @@
         <w:ind w:left="880" w:hanging="440"/>
       </w:pPr>
       <w:rPr>
-        <w:rFonts w:ascii="Meiryo UI" w:hAnsi="Meiryo UI" w:eastAsia="Meiryo UI" w:cs="Meiryo UI" w:hint="default"/>
+        <w:rFonts w:ascii="Meiryo UI" w:eastAsia="Meiryo UI" w:hAnsi="Meiryo UI" w:cs="Meiryo UI" w:hint="default"/>
       </w:rPr>
     </w:lvl>
     <w:lvl w:ilvl="2" w:tplc="0409000D" w:tentative="1">
@@ -17684,7 +16931,7 @@
         <w:ind w:left="1320" w:hanging="440"/>
       </w:pPr>
       <w:rPr>
-        <w:rFonts w:ascii="Meiryo UI" w:hAnsi="Meiryo UI" w:eastAsia="Meiryo UI" w:cs="Meiryo UI" w:hint="default"/>
+        <w:rFonts w:ascii="Meiryo UI" w:eastAsia="Meiryo UI" w:hAnsi="Meiryo UI" w:cs="Meiryo UI" w:hint="default"/>
       </w:rPr>
     </w:lvl>
     <w:lvl w:ilvl="3" w:tplc="04090001" w:tentative="1">
@@ -17696,7 +16943,7 @@
         <w:ind w:left="1760" w:hanging="440"/>
       </w:pPr>
       <w:rPr>
-        <w:rFonts w:ascii="Meiryo UI" w:hAnsi="Meiryo UI" w:eastAsia="Meiryo UI" w:cs="Meiryo UI" w:hint="default"/>
+        <w:rFonts w:ascii="Meiryo UI" w:eastAsia="Meiryo UI" w:hAnsi="Meiryo UI" w:cs="Meiryo UI" w:hint="default"/>
       </w:rPr>
     </w:lvl>
     <w:lvl w:ilvl="4" w:tplc="0409000B" w:tentative="1">
@@ -17708,7 +16955,7 @@
         <w:ind w:left="2200" w:hanging="440"/>
       </w:pPr>
       <w:rPr>
-        <w:rFonts w:ascii="Meiryo UI" w:hAnsi="Meiryo UI" w:eastAsia="Meiryo UI" w:cs="Meiryo UI" w:hint="default"/>
+        <w:rFonts w:ascii="Meiryo UI" w:eastAsia="Meiryo UI" w:hAnsi="Meiryo UI" w:cs="Meiryo UI" w:hint="default"/>
       </w:rPr>
     </w:lvl>
     <w:lvl w:ilvl="5" w:tplc="0409000D" w:tentative="1">
@@ -17720,7 +16967,7 @@
         <w:ind w:left="2640" w:hanging="440"/>
       </w:pPr>
       <w:rPr>
-        <w:rFonts w:ascii="Meiryo UI" w:hAnsi="Meiryo UI" w:eastAsia="Meiryo UI" w:cs="Meiryo UI" w:hint="default"/>
+        <w:rFonts w:ascii="Meiryo UI" w:eastAsia="Meiryo UI" w:hAnsi="Meiryo UI" w:cs="Meiryo UI" w:hint="default"/>
       </w:rPr>
     </w:lvl>
     <w:lvl w:ilvl="6" w:tplc="04090001" w:tentative="1">
@@ -17732,7 +16979,7 @@
         <w:ind w:left="3080" w:hanging="440"/>
       </w:pPr>
       <w:rPr>
-        <w:rFonts w:ascii="Meiryo UI" w:hAnsi="Meiryo UI" w:eastAsia="Meiryo UI" w:cs="Meiryo UI" w:hint="default"/>
+        <w:rFonts w:ascii="Meiryo UI" w:eastAsia="Meiryo UI" w:hAnsi="Meiryo UI" w:cs="Meiryo UI" w:hint="default"/>
       </w:rPr>
     </w:lvl>
     <w:lvl w:ilvl="7" w:tplc="0409000B" w:tentative="1">
@@ -17744,7 +16991,7 @@
         <w:ind w:left="3520" w:hanging="440"/>
       </w:pPr>
       <w:rPr>
-        <w:rFonts w:ascii="Meiryo UI" w:hAnsi="Meiryo UI" w:eastAsia="Meiryo UI" w:cs="Meiryo UI" w:hint="default"/>
+        <w:rFonts w:ascii="Meiryo UI" w:eastAsia="Meiryo UI" w:hAnsi="Meiryo UI" w:cs="Meiryo UI" w:hint="default"/>
       </w:rPr>
     </w:lvl>
     <w:lvl w:ilvl="8" w:tplc="0409000D" w:tentative="1">
@@ -17756,7 +17003,7 @@
         <w:ind w:left="3960" w:hanging="440"/>
       </w:pPr>
       <w:rPr>
-        <w:rFonts w:ascii="Meiryo UI" w:hAnsi="Meiryo UI" w:eastAsia="Meiryo UI" w:cs="Meiryo UI" w:hint="default"/>
+        <w:rFonts w:ascii="Meiryo UI" w:eastAsia="Meiryo UI" w:hAnsi="Meiryo UI" w:cs="Meiryo UI" w:hint="default"/>
       </w:rPr>
     </w:lvl>
   </w:abstractNum>
@@ -17773,7 +17020,7 @@
         <w:ind w:left="800" w:hanging="440"/>
       </w:pPr>
       <w:rPr>
-        <w:rFonts w:ascii="Meiryo UI" w:hAnsi="Meiryo UI" w:eastAsia="Meiryo UI" w:cs="Meiryo UI" w:hint="default"/>
+        <w:rFonts w:ascii="Meiryo UI" w:eastAsia="Meiryo UI" w:hAnsi="Meiryo UI" w:cs="Meiryo UI" w:hint="default"/>
         <w:u w:val="none"/>
       </w:rPr>
     </w:lvl>
@@ -17887,7 +17134,7 @@
         <w:ind w:left="440" w:hanging="440"/>
       </w:pPr>
       <w:rPr>
-        <w:rFonts w:ascii="Meiryo UI" w:hAnsi="Meiryo UI" w:eastAsia="Meiryo UI" w:cs="Meiryo UI" w:hint="default"/>
+        <w:rFonts w:ascii="Meiryo UI" w:eastAsia="Meiryo UI" w:hAnsi="Meiryo UI" w:cs="Meiryo UI" w:hint="default"/>
       </w:rPr>
     </w:lvl>
     <w:lvl w:ilvl="1" w:tplc="0409000B" w:tentative="1">
@@ -17899,7 +17146,7 @@
         <w:ind w:left="880" w:hanging="440"/>
       </w:pPr>
       <w:rPr>
-        <w:rFonts w:ascii="Meiryo UI" w:hAnsi="Meiryo UI" w:eastAsia="Meiryo UI" w:cs="Meiryo UI" w:hint="default"/>
+        <w:rFonts w:ascii="Meiryo UI" w:eastAsia="Meiryo UI" w:hAnsi="Meiryo UI" w:cs="Meiryo UI" w:hint="default"/>
       </w:rPr>
     </w:lvl>
     <w:lvl w:ilvl="2" w:tplc="0409000D" w:tentative="1">
@@ -17911,7 +17158,7 @@
         <w:ind w:left="1320" w:hanging="440"/>
       </w:pPr>
       <w:rPr>
-        <w:rFonts w:ascii="Meiryo UI" w:hAnsi="Meiryo UI" w:eastAsia="Meiryo UI" w:cs="Meiryo UI" w:hint="default"/>
+        <w:rFonts w:ascii="Meiryo UI" w:eastAsia="Meiryo UI" w:hAnsi="Meiryo UI" w:cs="Meiryo UI" w:hint="default"/>
       </w:rPr>
     </w:lvl>
     <w:lvl w:ilvl="3" w:tplc="04090001" w:tentative="1">
@@ -17923,7 +17170,7 @@
         <w:ind w:left="1760" w:hanging="440"/>
       </w:pPr>
       <w:rPr>
-        <w:rFonts w:ascii="Meiryo UI" w:hAnsi="Meiryo UI" w:eastAsia="Meiryo UI" w:cs="Meiryo UI" w:hint="default"/>
+        <w:rFonts w:ascii="Meiryo UI" w:eastAsia="Meiryo UI" w:hAnsi="Meiryo UI" w:cs="Meiryo UI" w:hint="default"/>
       </w:rPr>
     </w:lvl>
     <w:lvl w:ilvl="4" w:tplc="0409000B" w:tentative="1">
@@ -17935,7 +17182,7 @@
         <w:ind w:left="2200" w:hanging="440"/>
       </w:pPr>
       <w:rPr>
-        <w:rFonts w:ascii="Meiryo UI" w:hAnsi="Meiryo UI" w:eastAsia="Meiryo UI" w:cs="Meiryo UI" w:hint="default"/>
+        <w:rFonts w:ascii="Meiryo UI" w:eastAsia="Meiryo UI" w:hAnsi="Meiryo UI" w:cs="Meiryo UI" w:hint="default"/>
       </w:rPr>
     </w:lvl>
     <w:lvl w:ilvl="5" w:tplc="0409000D" w:tentative="1">
@@ -17947,7 +17194,7 @@
         <w:ind w:left="2640" w:hanging="440"/>
       </w:pPr>
       <w:rPr>
-        <w:rFonts w:ascii="Meiryo UI" w:hAnsi="Meiryo UI" w:eastAsia="Meiryo UI" w:cs="Meiryo UI" w:hint="default"/>
+        <w:rFonts w:ascii="Meiryo UI" w:eastAsia="Meiryo UI" w:hAnsi="Meiryo UI" w:cs="Meiryo UI" w:hint="default"/>
       </w:rPr>
     </w:lvl>
     <w:lvl w:ilvl="6" w:tplc="04090001" w:tentative="1">
@@ -17959,7 +17206,7 @@
         <w:ind w:left="3080" w:hanging="440"/>
       </w:pPr>
       <w:rPr>
-        <w:rFonts w:ascii="Meiryo UI" w:hAnsi="Meiryo UI" w:eastAsia="Meiryo UI" w:cs="Meiryo UI" w:hint="default"/>
+        <w:rFonts w:ascii="Meiryo UI" w:eastAsia="Meiryo UI" w:hAnsi="Meiryo UI" w:cs="Meiryo UI" w:hint="default"/>
       </w:rPr>
     </w:lvl>
     <w:lvl w:ilvl="7" w:tplc="0409000B" w:tentative="1">
@@ -17971,7 +17218,7 @@
         <w:ind w:left="3520" w:hanging="440"/>
       </w:pPr>
       <w:rPr>
-        <w:rFonts w:ascii="Meiryo UI" w:hAnsi="Meiryo UI" w:eastAsia="Meiryo UI" w:cs="Meiryo UI" w:hint="default"/>
+        <w:rFonts w:ascii="Meiryo UI" w:eastAsia="Meiryo UI" w:hAnsi="Meiryo UI" w:cs="Meiryo UI" w:hint="default"/>
       </w:rPr>
     </w:lvl>
     <w:lvl w:ilvl="8" w:tplc="0409000D" w:tentative="1">
@@ -17983,7 +17230,7 @@
         <w:ind w:left="3960" w:hanging="440"/>
       </w:pPr>
       <w:rPr>
-        <w:rFonts w:ascii="Meiryo UI" w:hAnsi="Meiryo UI" w:eastAsia="Meiryo UI" w:cs="Meiryo UI" w:hint="default"/>
+        <w:rFonts w:ascii="Meiryo UI" w:eastAsia="Meiryo UI" w:hAnsi="Meiryo UI" w:cs="Meiryo UI" w:hint="default"/>
       </w:rPr>
     </w:lvl>
   </w:abstractNum>
@@ -18000,7 +17247,7 @@
         <w:ind w:left="800" w:hanging="440"/>
       </w:pPr>
       <w:rPr>
-        <w:rFonts w:ascii="Meiryo UI" w:hAnsi="Meiryo UI" w:eastAsia="Meiryo UI" w:cs="Meiryo UI" w:hint="default"/>
+        <w:rFonts w:ascii="Meiryo UI" w:eastAsia="Meiryo UI" w:hAnsi="Meiryo UI" w:cs="Meiryo UI" w:hint="default"/>
         <w:u w:val="none"/>
       </w:rPr>
     </w:lvl>
@@ -18013,7 +17260,7 @@
         <w:ind w:left="1520" w:hanging="440"/>
       </w:pPr>
       <w:rPr>
-        <w:rFonts w:ascii="Meiryo UI" w:hAnsi="Meiryo UI" w:eastAsia="Meiryo UI" w:cs="Meiryo UI" w:hint="default"/>
+        <w:rFonts w:ascii="Meiryo UI" w:eastAsia="Meiryo UI" w:hAnsi="Meiryo UI" w:cs="Meiryo UI" w:hint="default"/>
       </w:rPr>
     </w:lvl>
     <w:lvl w:ilvl="2">
@@ -18126,7 +17373,7 @@
         <w:ind w:left="1520" w:hanging="440"/>
       </w:pPr>
       <w:rPr>
-        <w:rFonts w:ascii="Meiryo UI" w:hAnsi="Meiryo UI" w:eastAsia="Meiryo UI" w:cs="Meiryo UI" w:hint="default"/>
+        <w:rFonts w:ascii="Meiryo UI" w:eastAsia="Meiryo UI" w:hAnsi="Meiryo UI" w:cs="Meiryo UI" w:hint="default"/>
       </w:rPr>
     </w:lvl>
     <w:lvl w:ilvl="2" w:tentative="1">
@@ -18227,7 +17474,7 @@
         <w:ind w:left="800" w:hanging="440"/>
       </w:pPr>
       <w:rPr>
-        <w:rFonts w:ascii="Meiryo UI" w:hAnsi="Meiryo UI" w:eastAsia="Meiryo UI" w:cs="Meiryo UI" w:hint="default"/>
+        <w:rFonts w:ascii="Meiryo UI" w:eastAsia="Meiryo UI" w:hAnsi="Meiryo UI" w:cs="Meiryo UI" w:hint="default"/>
         <w:u w:val="none"/>
       </w:rPr>
     </w:lvl>
@@ -18341,7 +17588,7 @@
         <w:ind w:left="680" w:hanging="440"/>
       </w:pPr>
       <w:rPr>
-        <w:rFonts w:ascii="Meiryo UI" w:hAnsi="Meiryo UI" w:eastAsia="Meiryo UI" w:cs="Meiryo UI" w:hint="default"/>
+        <w:rFonts w:ascii="Meiryo UI" w:eastAsia="Meiryo UI" w:hAnsi="Meiryo UI" w:cs="Meiryo UI" w:hint="default"/>
       </w:rPr>
     </w:lvl>
     <w:lvl w:ilvl="1" w:tplc="0409000B" w:tentative="1">
@@ -18353,7 +17600,7 @@
         <w:ind w:left="1120" w:hanging="440"/>
       </w:pPr>
       <w:rPr>
-        <w:rFonts w:ascii="Meiryo UI" w:hAnsi="Meiryo UI" w:eastAsia="Meiryo UI" w:cs="Meiryo UI" w:hint="default"/>
+        <w:rFonts w:ascii="Meiryo UI" w:eastAsia="Meiryo UI" w:hAnsi="Meiryo UI" w:cs="Meiryo UI" w:hint="default"/>
       </w:rPr>
     </w:lvl>
     <w:lvl w:ilvl="2" w:tplc="0409000D" w:tentative="1">
@@ -18365,7 +17612,7 @@
         <w:ind w:left="1560" w:hanging="440"/>
       </w:pPr>
       <w:rPr>
-        <w:rFonts w:ascii="Meiryo UI" w:hAnsi="Meiryo UI" w:eastAsia="Meiryo UI" w:cs="Meiryo UI" w:hint="default"/>
+        <w:rFonts w:ascii="Meiryo UI" w:eastAsia="Meiryo UI" w:hAnsi="Meiryo UI" w:cs="Meiryo UI" w:hint="default"/>
       </w:rPr>
     </w:lvl>
     <w:lvl w:ilvl="3" w:tplc="04090001" w:tentative="1">
@@ -18377,7 +17624,7 @@
         <w:ind w:left="2000" w:hanging="440"/>
       </w:pPr>
       <w:rPr>
-        <w:rFonts w:ascii="Meiryo UI" w:hAnsi="Meiryo UI" w:eastAsia="Meiryo UI" w:cs="Meiryo UI" w:hint="default"/>
+        <w:rFonts w:ascii="Meiryo UI" w:eastAsia="Meiryo UI" w:hAnsi="Meiryo UI" w:cs="Meiryo UI" w:hint="default"/>
       </w:rPr>
     </w:lvl>
     <w:lvl w:ilvl="4" w:tplc="0409000B" w:tentative="1">
@@ -18389,7 +17636,7 @@
         <w:ind w:left="2440" w:hanging="440"/>
       </w:pPr>
       <w:rPr>
-        <w:rFonts w:ascii="Meiryo UI" w:hAnsi="Meiryo UI" w:eastAsia="Meiryo UI" w:cs="Meiryo UI" w:hint="default"/>
+        <w:rFonts w:ascii="Meiryo UI" w:eastAsia="Meiryo UI" w:hAnsi="Meiryo UI" w:cs="Meiryo UI" w:hint="default"/>
       </w:rPr>
     </w:lvl>
     <w:lvl w:ilvl="5" w:tplc="0409000D" w:tentative="1">
@@ -18401,7 +17648,7 @@
         <w:ind w:left="2880" w:hanging="440"/>
       </w:pPr>
       <w:rPr>
-        <w:rFonts w:ascii="Meiryo UI" w:hAnsi="Meiryo UI" w:eastAsia="Meiryo UI" w:cs="Meiryo UI" w:hint="default"/>
+        <w:rFonts w:ascii="Meiryo UI" w:eastAsia="Meiryo UI" w:hAnsi="Meiryo UI" w:cs="Meiryo UI" w:hint="default"/>
       </w:rPr>
     </w:lvl>
     <w:lvl w:ilvl="6" w:tplc="04090001" w:tentative="1">
@@ -18413,7 +17660,7 @@
         <w:ind w:left="3320" w:hanging="440"/>
       </w:pPr>
       <w:rPr>
-        <w:rFonts w:ascii="Meiryo UI" w:hAnsi="Meiryo UI" w:eastAsia="Meiryo UI" w:cs="Meiryo UI" w:hint="default"/>
+        <w:rFonts w:ascii="Meiryo UI" w:eastAsia="Meiryo UI" w:hAnsi="Meiryo UI" w:cs="Meiryo UI" w:hint="default"/>
       </w:rPr>
     </w:lvl>
     <w:lvl w:ilvl="7" w:tplc="0409000B" w:tentative="1">
@@ -18425,7 +17672,7 @@
         <w:ind w:left="3760" w:hanging="440"/>
       </w:pPr>
       <w:rPr>
-        <w:rFonts w:ascii="Meiryo UI" w:hAnsi="Meiryo UI" w:eastAsia="Meiryo UI" w:cs="Meiryo UI" w:hint="default"/>
+        <w:rFonts w:ascii="Meiryo UI" w:eastAsia="Meiryo UI" w:hAnsi="Meiryo UI" w:cs="Meiryo UI" w:hint="default"/>
       </w:rPr>
     </w:lvl>
     <w:lvl w:ilvl="8" w:tplc="0409000D" w:tentative="1">
@@ -18437,7 +17684,7 @@
         <w:ind w:left="4200" w:hanging="440"/>
       </w:pPr>
       <w:rPr>
-        <w:rFonts w:ascii="Meiryo UI" w:hAnsi="Meiryo UI" w:eastAsia="Meiryo UI" w:cs="Meiryo UI" w:hint="default"/>
+        <w:rFonts w:ascii="Meiryo UI" w:eastAsia="Meiryo UI" w:hAnsi="Meiryo UI" w:cs="Meiryo UI" w:hint="default"/>
       </w:rPr>
     </w:lvl>
   </w:abstractNum>
@@ -18454,7 +17701,7 @@
         <w:ind w:left="800" w:hanging="440"/>
       </w:pPr>
       <w:rPr>
-        <w:rFonts w:ascii="Meiryo UI" w:hAnsi="Meiryo UI" w:eastAsia="Meiryo UI" w:cs="Meiryo UI" w:hint="default"/>
+        <w:rFonts w:ascii="Meiryo UI" w:eastAsia="Meiryo UI" w:hAnsi="Meiryo UI" w:cs="Meiryo UI" w:hint="default"/>
         <w:u w:val="none"/>
       </w:rPr>
     </w:lvl>
@@ -18568,7 +17815,7 @@
         <w:ind w:left="1160" w:hanging="440"/>
       </w:pPr>
       <w:rPr>
-        <w:rFonts w:ascii="Meiryo UI" w:hAnsi="Meiryo UI" w:eastAsia="Meiryo UI" w:cs="Meiryo UI" w:hint="default"/>
+        <w:rFonts w:ascii="Meiryo UI" w:eastAsia="Meiryo UI" w:hAnsi="Meiryo UI" w:cs="Meiryo UI" w:hint="default"/>
       </w:rPr>
     </w:lvl>
     <w:lvl w:ilvl="1" w:tplc="0409000B" w:tentative="1">
@@ -18580,7 +17827,7 @@
         <w:ind w:left="1600" w:hanging="440"/>
       </w:pPr>
       <w:rPr>
-        <w:rFonts w:ascii="Meiryo UI" w:hAnsi="Meiryo UI" w:eastAsia="Meiryo UI" w:cs="Meiryo UI" w:hint="default"/>
+        <w:rFonts w:ascii="Meiryo UI" w:eastAsia="Meiryo UI" w:hAnsi="Meiryo UI" w:cs="Meiryo UI" w:hint="default"/>
       </w:rPr>
     </w:lvl>
     <w:lvl w:ilvl="2" w:tplc="0409000D" w:tentative="1">
@@ -18592,7 +17839,7 @@
         <w:ind w:left="2040" w:hanging="440"/>
       </w:pPr>
       <w:rPr>
-        <w:rFonts w:ascii="Meiryo UI" w:hAnsi="Meiryo UI" w:eastAsia="Meiryo UI" w:cs="Meiryo UI" w:hint="default"/>
+        <w:rFonts w:ascii="Meiryo UI" w:eastAsia="Meiryo UI" w:hAnsi="Meiryo UI" w:cs="Meiryo UI" w:hint="default"/>
       </w:rPr>
     </w:lvl>
     <w:lvl w:ilvl="3" w:tplc="04090001" w:tentative="1">
@@ -18604,7 +17851,7 @@
         <w:ind w:left="2480" w:hanging="440"/>
       </w:pPr>
       <w:rPr>
-        <w:rFonts w:ascii="Meiryo UI" w:hAnsi="Meiryo UI" w:eastAsia="Meiryo UI" w:cs="Meiryo UI" w:hint="default"/>
+        <w:rFonts w:ascii="Meiryo UI" w:eastAsia="Meiryo UI" w:hAnsi="Meiryo UI" w:cs="Meiryo UI" w:hint="default"/>
       </w:rPr>
     </w:lvl>
     <w:lvl w:ilvl="4" w:tplc="0409000B" w:tentative="1">
@@ -18616,7 +17863,7 @@
         <w:ind w:left="2920" w:hanging="440"/>
       </w:pPr>
       <w:rPr>
-        <w:rFonts w:ascii="Meiryo UI" w:hAnsi="Meiryo UI" w:eastAsia="Meiryo UI" w:cs="Meiryo UI" w:hint="default"/>
+        <w:rFonts w:ascii="Meiryo UI" w:eastAsia="Meiryo UI" w:hAnsi="Meiryo UI" w:cs="Meiryo UI" w:hint="default"/>
       </w:rPr>
     </w:lvl>
     <w:lvl w:ilvl="5" w:tplc="0409000D" w:tentative="1">
@@ -18628,7 +17875,7 @@
         <w:ind w:left="3360" w:hanging="440"/>
       </w:pPr>
       <w:rPr>
-        <w:rFonts w:ascii="Meiryo UI" w:hAnsi="Meiryo UI" w:eastAsia="Meiryo UI" w:cs="Meiryo UI" w:hint="default"/>
+        <w:rFonts w:ascii="Meiryo UI" w:eastAsia="Meiryo UI" w:hAnsi="Meiryo UI" w:cs="Meiryo UI" w:hint="default"/>
       </w:rPr>
     </w:lvl>
     <w:lvl w:ilvl="6" w:tplc="04090001" w:tentative="1">
@@ -18640,7 +17887,7 @@
         <w:ind w:left="3800" w:hanging="440"/>
       </w:pPr>
       <w:rPr>
-        <w:rFonts w:ascii="Meiryo UI" w:hAnsi="Meiryo UI" w:eastAsia="Meiryo UI" w:cs="Meiryo UI" w:hint="default"/>
+        <w:rFonts w:ascii="Meiryo UI" w:eastAsia="Meiryo UI" w:hAnsi="Meiryo UI" w:cs="Meiryo UI" w:hint="default"/>
       </w:rPr>
     </w:lvl>
     <w:lvl w:ilvl="7" w:tplc="0409000B" w:tentative="1">
@@ -18652,7 +17899,7 @@
         <w:ind w:left="4240" w:hanging="440"/>
       </w:pPr>
       <w:rPr>
-        <w:rFonts w:ascii="Meiryo UI" w:hAnsi="Meiryo UI" w:eastAsia="Meiryo UI" w:cs="Meiryo UI" w:hint="default"/>
+        <w:rFonts w:ascii="Meiryo UI" w:eastAsia="Meiryo UI" w:hAnsi="Meiryo UI" w:cs="Meiryo UI" w:hint="default"/>
       </w:rPr>
     </w:lvl>
     <w:lvl w:ilvl="8" w:tplc="0409000D" w:tentative="1">
@@ -18664,7 +17911,7 @@
         <w:ind w:left="4680" w:hanging="440"/>
       </w:pPr>
       <w:rPr>
-        <w:rFonts w:ascii="Meiryo UI" w:hAnsi="Meiryo UI" w:eastAsia="Meiryo UI" w:cs="Meiryo UI" w:hint="default"/>
+        <w:rFonts w:ascii="Meiryo UI" w:eastAsia="Meiryo UI" w:hAnsi="Meiryo UI" w:cs="Meiryo UI" w:hint="default"/>
       </w:rPr>
     </w:lvl>
   </w:abstractNum>
@@ -18794,7 +18041,7 @@
         <w:ind w:left="680" w:hanging="440"/>
       </w:pPr>
       <w:rPr>
-        <w:rFonts w:ascii="Meiryo UI" w:hAnsi="Meiryo UI" w:eastAsia="Meiryo UI" w:cs="Meiryo UI" w:hint="default"/>
+        <w:rFonts w:ascii="Meiryo UI" w:eastAsia="Meiryo UI" w:hAnsi="Meiryo UI" w:cs="Meiryo UI" w:hint="default"/>
       </w:rPr>
     </w:lvl>
     <w:lvl w:ilvl="1" w:tplc="0409000B" w:tentative="1">
@@ -18806,7 +18053,7 @@
         <w:ind w:left="1120" w:hanging="440"/>
       </w:pPr>
       <w:rPr>
-        <w:rFonts w:ascii="Meiryo UI" w:hAnsi="Meiryo UI" w:eastAsia="Meiryo UI" w:cs="Meiryo UI" w:hint="default"/>
+        <w:rFonts w:ascii="Meiryo UI" w:eastAsia="Meiryo UI" w:hAnsi="Meiryo UI" w:cs="Meiryo UI" w:hint="default"/>
       </w:rPr>
     </w:lvl>
     <w:lvl w:ilvl="2" w:tplc="0409000D" w:tentative="1">
@@ -18818,7 +18065,7 @@
         <w:ind w:left="1560" w:hanging="440"/>
       </w:pPr>
       <w:rPr>
-        <w:rFonts w:ascii="Meiryo UI" w:hAnsi="Meiryo UI" w:eastAsia="Meiryo UI" w:cs="Meiryo UI" w:hint="default"/>
+        <w:rFonts w:ascii="Meiryo UI" w:eastAsia="Meiryo UI" w:hAnsi="Meiryo UI" w:cs="Meiryo UI" w:hint="default"/>
       </w:rPr>
     </w:lvl>
     <w:lvl w:ilvl="3" w:tplc="04090001" w:tentative="1">
@@ -18830,7 +18077,7 @@
         <w:ind w:left="2000" w:hanging="440"/>
       </w:pPr>
       <w:rPr>
-        <w:rFonts w:ascii="Meiryo UI" w:hAnsi="Meiryo UI" w:eastAsia="Meiryo UI" w:cs="Meiryo UI" w:hint="default"/>
+        <w:rFonts w:ascii="Meiryo UI" w:eastAsia="Meiryo UI" w:hAnsi="Meiryo UI" w:cs="Meiryo UI" w:hint="default"/>
       </w:rPr>
     </w:lvl>
     <w:lvl w:ilvl="4" w:tplc="0409000B" w:tentative="1">
@@ -18842,7 +18089,7 @@
         <w:ind w:left="2440" w:hanging="440"/>
       </w:pPr>
       <w:rPr>
-        <w:rFonts w:ascii="Meiryo UI" w:hAnsi="Meiryo UI" w:eastAsia="Meiryo UI" w:cs="Meiryo UI" w:hint="default"/>
+        <w:rFonts w:ascii="Meiryo UI" w:eastAsia="Meiryo UI" w:hAnsi="Meiryo UI" w:cs="Meiryo UI" w:hint="default"/>
       </w:rPr>
     </w:lvl>
     <w:lvl w:ilvl="5" w:tplc="0409000D" w:tentative="1">
@@ -18854,7 +18101,7 @@
         <w:ind w:left="2880" w:hanging="440"/>
       </w:pPr>
       <w:rPr>
-        <w:rFonts w:ascii="Meiryo UI" w:hAnsi="Meiryo UI" w:eastAsia="Meiryo UI" w:cs="Meiryo UI" w:hint="default"/>
+        <w:rFonts w:ascii="Meiryo UI" w:eastAsia="Meiryo UI" w:hAnsi="Meiryo UI" w:cs="Meiryo UI" w:hint="default"/>
       </w:rPr>
     </w:lvl>
     <w:lvl w:ilvl="6" w:tplc="04090001" w:tentative="1">
@@ -18866,7 +18113,7 @@
         <w:ind w:left="3320" w:hanging="440"/>
       </w:pPr>
       <w:rPr>
-        <w:rFonts w:ascii="Meiryo UI" w:hAnsi="Meiryo UI" w:eastAsia="Meiryo UI" w:cs="Meiryo UI" w:hint="default"/>
+        <w:rFonts w:ascii="Meiryo UI" w:eastAsia="Meiryo UI" w:hAnsi="Meiryo UI" w:cs="Meiryo UI" w:hint="default"/>
       </w:rPr>
     </w:lvl>
     <w:lvl w:ilvl="7" w:tplc="0409000B" w:tentative="1">
@@ -18878,7 +18125,7 @@
         <w:ind w:left="3760" w:hanging="440"/>
       </w:pPr>
       <w:rPr>
-        <w:rFonts w:ascii="Meiryo UI" w:hAnsi="Meiryo UI" w:eastAsia="Meiryo UI" w:cs="Meiryo UI" w:hint="default"/>
+        <w:rFonts w:ascii="Meiryo UI" w:eastAsia="Meiryo UI" w:hAnsi="Meiryo UI" w:cs="Meiryo UI" w:hint="default"/>
       </w:rPr>
     </w:lvl>
     <w:lvl w:ilvl="8" w:tplc="0409000D" w:tentative="1">
@@ -18890,7 +18137,7 @@
         <w:ind w:left="4200" w:hanging="440"/>
       </w:pPr>
       <w:rPr>
-        <w:rFonts w:ascii="Meiryo UI" w:hAnsi="Meiryo UI" w:eastAsia="Meiryo UI" w:cs="Meiryo UI" w:hint="default"/>
+        <w:rFonts w:ascii="Meiryo UI" w:eastAsia="Meiryo UI" w:hAnsi="Meiryo UI" w:cs="Meiryo UI" w:hint="default"/>
       </w:rPr>
     </w:lvl>
   </w:abstractNum>
@@ -18907,7 +18154,7 @@
         <w:ind w:left="680" w:hanging="440"/>
       </w:pPr>
       <w:rPr>
-        <w:rFonts w:ascii="Meiryo UI" w:hAnsi="Meiryo UI" w:eastAsia="Meiryo UI" w:cs="Meiryo UI" w:hint="default"/>
+        <w:rFonts w:ascii="Meiryo UI" w:eastAsia="Meiryo UI" w:hAnsi="Meiryo UI" w:cs="Meiryo UI" w:hint="default"/>
       </w:rPr>
     </w:lvl>
     <w:lvl w:ilvl="1" w:tplc="0409000B" w:tentative="1">
@@ -18919,7 +18166,7 @@
         <w:ind w:left="1120" w:hanging="440"/>
       </w:pPr>
       <w:rPr>
-        <w:rFonts w:ascii="Meiryo UI" w:hAnsi="Meiryo UI" w:eastAsia="Meiryo UI" w:cs="Meiryo UI" w:hint="default"/>
+        <w:rFonts w:ascii="Meiryo UI" w:eastAsia="Meiryo UI" w:hAnsi="Meiryo UI" w:cs="Meiryo UI" w:hint="default"/>
       </w:rPr>
     </w:lvl>
     <w:lvl w:ilvl="2" w:tplc="0409000D" w:tentative="1">
@@ -18931,7 +18178,7 @@
         <w:ind w:left="1560" w:hanging="440"/>
       </w:pPr>
       <w:rPr>
-        <w:rFonts w:ascii="Meiryo UI" w:hAnsi="Meiryo UI" w:eastAsia="Meiryo UI" w:cs="Meiryo UI" w:hint="default"/>
+        <w:rFonts w:ascii="Meiryo UI" w:eastAsia="Meiryo UI" w:hAnsi="Meiryo UI" w:cs="Meiryo UI" w:hint="default"/>
       </w:rPr>
     </w:lvl>
     <w:lvl w:ilvl="3" w:tplc="04090001" w:tentative="1">
@@ -18943,7 +18190,7 @@
         <w:ind w:left="2000" w:hanging="440"/>
       </w:pPr>
       <w:rPr>
-        <w:rFonts w:ascii="Meiryo UI" w:hAnsi="Meiryo UI" w:eastAsia="Meiryo UI" w:cs="Meiryo UI" w:hint="default"/>
+        <w:rFonts w:ascii="Meiryo UI" w:eastAsia="Meiryo UI" w:hAnsi="Meiryo UI" w:cs="Meiryo UI" w:hint="default"/>
       </w:rPr>
     </w:lvl>
     <w:lvl w:ilvl="4" w:tplc="0409000B" w:tentative="1">
@@ -18955,7 +18202,7 @@
         <w:ind w:left="2440" w:hanging="440"/>
       </w:pPr>
       <w:rPr>
-        <w:rFonts w:ascii="Meiryo UI" w:hAnsi="Meiryo UI" w:eastAsia="Meiryo UI" w:cs="Meiryo UI" w:hint="default"/>
+        <w:rFonts w:ascii="Meiryo UI" w:eastAsia="Meiryo UI" w:hAnsi="Meiryo UI" w:cs="Meiryo UI" w:hint="default"/>
       </w:rPr>
     </w:lvl>
     <w:lvl w:ilvl="5" w:tplc="0409000D" w:tentative="1">
@@ -18967,7 +18214,7 @@
         <w:ind w:left="2880" w:hanging="440"/>
       </w:pPr>
       <w:rPr>
-        <w:rFonts w:ascii="Meiryo UI" w:hAnsi="Meiryo UI" w:eastAsia="Meiryo UI" w:cs="Meiryo UI" w:hint="default"/>
+        <w:rFonts w:ascii="Meiryo UI" w:eastAsia="Meiryo UI" w:hAnsi="Meiryo UI" w:cs="Meiryo UI" w:hint="default"/>
       </w:rPr>
     </w:lvl>
     <w:lvl w:ilvl="6" w:tplc="04090001" w:tentative="1">
@@ -18979,7 +18226,7 @@
         <w:ind w:left="3320" w:hanging="440"/>
       </w:pPr>
       <w:rPr>
-        <w:rFonts w:ascii="Meiryo UI" w:hAnsi="Meiryo UI" w:eastAsia="Meiryo UI" w:cs="Meiryo UI" w:hint="default"/>
+        <w:rFonts w:ascii="Meiryo UI" w:eastAsia="Meiryo UI" w:hAnsi="Meiryo UI" w:cs="Meiryo UI" w:hint="default"/>
       </w:rPr>
     </w:lvl>
     <w:lvl w:ilvl="7" w:tplc="0409000B" w:tentative="1">
@@ -18991,7 +18238,7 @@
         <w:ind w:left="3760" w:hanging="440"/>
       </w:pPr>
       <w:rPr>
-        <w:rFonts w:ascii="Meiryo UI" w:hAnsi="Meiryo UI" w:eastAsia="Meiryo UI" w:cs="Meiryo UI" w:hint="default"/>
+        <w:rFonts w:ascii="Meiryo UI" w:eastAsia="Meiryo UI" w:hAnsi="Meiryo UI" w:cs="Meiryo UI" w:hint="default"/>
       </w:rPr>
     </w:lvl>
     <w:lvl w:ilvl="8" w:tplc="0409000D" w:tentative="1">
@@ -19003,7 +18250,7 @@
         <w:ind w:left="4200" w:hanging="440"/>
       </w:pPr>
       <w:rPr>
-        <w:rFonts w:ascii="Meiryo UI" w:hAnsi="Meiryo UI" w:eastAsia="Meiryo UI" w:cs="Meiryo UI" w:hint="default"/>
+        <w:rFonts w:ascii="Meiryo UI" w:eastAsia="Meiryo UI" w:hAnsi="Meiryo UI" w:cs="Meiryo UI" w:hint="default"/>
       </w:rPr>
     </w:lvl>
   </w:abstractNum>
@@ -19020,7 +18267,7 @@
         <w:ind w:left="440" w:hanging="440"/>
       </w:pPr>
       <w:rPr>
-        <w:rFonts w:ascii="Meiryo UI" w:hAnsi="Meiryo UI" w:eastAsia="Meiryo UI" w:cs="Meiryo UI" w:hint="default"/>
+        <w:rFonts w:ascii="Meiryo UI" w:eastAsia="Meiryo UI" w:hAnsi="Meiryo UI" w:cs="Meiryo UI" w:hint="default"/>
       </w:rPr>
     </w:lvl>
     <w:lvl w:ilvl="1" w:tplc="0409000B" w:tentative="1">
@@ -19032,7 +18279,7 @@
         <w:ind w:left="880" w:hanging="440"/>
       </w:pPr>
       <w:rPr>
-        <w:rFonts w:ascii="Meiryo UI" w:hAnsi="Meiryo UI" w:eastAsia="Meiryo UI" w:cs="Meiryo UI" w:hint="default"/>
+        <w:rFonts w:ascii="Meiryo UI" w:eastAsia="Meiryo UI" w:hAnsi="Meiryo UI" w:cs="Meiryo UI" w:hint="default"/>
       </w:rPr>
     </w:lvl>
     <w:lvl w:ilvl="2" w:tplc="0409000D" w:tentative="1">
@@ -19044,7 +18291,7 @@
         <w:ind w:left="1320" w:hanging="440"/>
       </w:pPr>
       <w:rPr>
-        <w:rFonts w:ascii="Meiryo UI" w:hAnsi="Meiryo UI" w:eastAsia="Meiryo UI" w:cs="Meiryo UI" w:hint="default"/>
+        <w:rFonts w:ascii="Meiryo UI" w:eastAsia="Meiryo UI" w:hAnsi="Meiryo UI" w:cs="Meiryo UI" w:hint="default"/>
       </w:rPr>
     </w:lvl>
     <w:lvl w:ilvl="3" w:tplc="04090001" w:tentative="1">
@@ -19056,7 +18303,7 @@
         <w:ind w:left="1760" w:hanging="440"/>
       </w:pPr>
       <w:rPr>
-        <w:rFonts w:ascii="Meiryo UI" w:hAnsi="Meiryo UI" w:eastAsia="Meiryo UI" w:cs="Meiryo UI" w:hint="default"/>
+        <w:rFonts w:ascii="Meiryo UI" w:eastAsia="Meiryo UI" w:hAnsi="Meiryo UI" w:cs="Meiryo UI" w:hint="default"/>
       </w:rPr>
     </w:lvl>
     <w:lvl w:ilvl="4" w:tplc="0409000B" w:tentative="1">
@@ -19068,7 +18315,7 @@
         <w:ind w:left="2200" w:hanging="440"/>
       </w:pPr>
       <w:rPr>
-        <w:rFonts w:ascii="Meiryo UI" w:hAnsi="Meiryo UI" w:eastAsia="Meiryo UI" w:cs="Meiryo UI" w:hint="default"/>
+        <w:rFonts w:ascii="Meiryo UI" w:eastAsia="Meiryo UI" w:hAnsi="Meiryo UI" w:cs="Meiryo UI" w:hint="default"/>
       </w:rPr>
     </w:lvl>
     <w:lvl w:ilvl="5" w:tplc="0409000D" w:tentative="1">
@@ -19080,7 +18327,7 @@
         <w:ind w:left="2640" w:hanging="440"/>
       </w:pPr>
       <w:rPr>
-        <w:rFonts w:ascii="Meiryo UI" w:hAnsi="Meiryo UI" w:eastAsia="Meiryo UI" w:cs="Meiryo UI" w:hint="default"/>
+        <w:rFonts w:ascii="Meiryo UI" w:eastAsia="Meiryo UI" w:hAnsi="Meiryo UI" w:cs="Meiryo UI" w:hint="default"/>
       </w:rPr>
     </w:lvl>
     <w:lvl w:ilvl="6" w:tplc="04090001" w:tentative="1">
@@ -19092,7 +18339,7 @@
         <w:ind w:left="3080" w:hanging="440"/>
       </w:pPr>
       <w:rPr>
-        <w:rFonts w:ascii="Meiryo UI" w:hAnsi="Meiryo UI" w:eastAsia="Meiryo UI" w:cs="Meiryo UI" w:hint="default"/>
+        <w:rFonts w:ascii="Meiryo UI" w:eastAsia="Meiryo UI" w:hAnsi="Meiryo UI" w:cs="Meiryo UI" w:hint="default"/>
       </w:rPr>
     </w:lvl>
     <w:lvl w:ilvl="7" w:tplc="0409000B" w:tentative="1">
@@ -19104,7 +18351,7 @@
         <w:ind w:left="3520" w:hanging="440"/>
       </w:pPr>
       <w:rPr>
-        <w:rFonts w:ascii="Meiryo UI" w:hAnsi="Meiryo UI" w:eastAsia="Meiryo UI" w:cs="Meiryo UI" w:hint="default"/>
+        <w:rFonts w:ascii="Meiryo UI" w:eastAsia="Meiryo UI" w:hAnsi="Meiryo UI" w:cs="Meiryo UI" w:hint="default"/>
       </w:rPr>
     </w:lvl>
     <w:lvl w:ilvl="8" w:tplc="0409000D" w:tentative="1">
@@ -19116,7 +18363,7 @@
         <w:ind w:left="3960" w:hanging="440"/>
       </w:pPr>
       <w:rPr>
-        <w:rFonts w:ascii="Meiryo UI" w:hAnsi="Meiryo UI" w:eastAsia="Meiryo UI" w:cs="Meiryo UI" w:hint="default"/>
+        <w:rFonts w:ascii="Meiryo UI" w:eastAsia="Meiryo UI" w:hAnsi="Meiryo UI" w:cs="Meiryo UI" w:hint="default"/>
       </w:rPr>
     </w:lvl>
   </w:abstractNum>
@@ -19133,7 +18380,7 @@
         <w:ind w:left="440" w:hanging="440"/>
       </w:pPr>
       <w:rPr>
-        <w:rFonts w:ascii="Meiryo UI" w:hAnsi="Meiryo UI" w:eastAsia="Meiryo UI" w:cs="Meiryo UI" w:hint="default"/>
+        <w:rFonts w:ascii="Meiryo UI" w:eastAsia="Meiryo UI" w:hAnsi="Meiryo UI" w:cs="Meiryo UI" w:hint="default"/>
       </w:rPr>
     </w:lvl>
     <w:lvl w:ilvl="1" w:tplc="0409000B" w:tentative="1">
@@ -19145,7 +18392,7 @@
         <w:ind w:left="880" w:hanging="440"/>
       </w:pPr>
       <w:rPr>
-        <w:rFonts w:ascii="Meiryo UI" w:hAnsi="Meiryo UI" w:eastAsia="Meiryo UI" w:cs="Meiryo UI" w:hint="default"/>
+        <w:rFonts w:ascii="Meiryo UI" w:eastAsia="Meiryo UI" w:hAnsi="Meiryo UI" w:cs="Meiryo UI" w:hint="default"/>
       </w:rPr>
     </w:lvl>
     <w:lvl w:ilvl="2" w:tplc="0409000D" w:tentative="1">
@@ -19157,7 +18404,7 @@
         <w:ind w:left="1320" w:hanging="440"/>
       </w:pPr>
       <w:rPr>
-        <w:rFonts w:ascii="Meiryo UI" w:hAnsi="Meiryo UI" w:eastAsia="Meiryo UI" w:cs="Meiryo UI" w:hint="default"/>
+        <w:rFonts w:ascii="Meiryo UI" w:eastAsia="Meiryo UI" w:hAnsi="Meiryo UI" w:cs="Meiryo UI" w:hint="default"/>
       </w:rPr>
     </w:lvl>
     <w:lvl w:ilvl="3" w:tplc="04090001" w:tentative="1">
@@ -19169,7 +18416,7 @@
         <w:ind w:left="1760" w:hanging="440"/>
       </w:pPr>
       <w:rPr>
-        <w:rFonts w:ascii="Meiryo UI" w:hAnsi="Meiryo UI" w:eastAsia="Meiryo UI" w:cs="Meiryo UI" w:hint="default"/>
+        <w:rFonts w:ascii="Meiryo UI" w:eastAsia="Meiryo UI" w:hAnsi="Meiryo UI" w:cs="Meiryo UI" w:hint="default"/>
       </w:rPr>
     </w:lvl>
     <w:lvl w:ilvl="4" w:tplc="0409000B" w:tentative="1">
@@ -19181,7 +18428,7 @@
         <w:ind w:left="2200" w:hanging="440"/>
       </w:pPr>
       <w:rPr>
-        <w:rFonts w:ascii="Meiryo UI" w:hAnsi="Meiryo UI" w:eastAsia="Meiryo UI" w:cs="Meiryo UI" w:hint="default"/>
+        <w:rFonts w:ascii="Meiryo UI" w:eastAsia="Meiryo UI" w:hAnsi="Meiryo UI" w:cs="Meiryo UI" w:hint="default"/>
       </w:rPr>
     </w:lvl>
     <w:lvl w:ilvl="5" w:tplc="0409000D" w:tentative="1">
@@ -19193,7 +18440,7 @@
         <w:ind w:left="2640" w:hanging="440"/>
       </w:pPr>
       <w:rPr>
-        <w:rFonts w:ascii="Meiryo UI" w:hAnsi="Meiryo UI" w:eastAsia="Meiryo UI" w:cs="Meiryo UI" w:hint="default"/>
+        <w:rFonts w:ascii="Meiryo UI" w:eastAsia="Meiryo UI" w:hAnsi="Meiryo UI" w:cs="Meiryo UI" w:hint="default"/>
       </w:rPr>
     </w:lvl>
     <w:lvl w:ilvl="6" w:tplc="04090001" w:tentative="1">
@@ -19205,7 +18452,7 @@
         <w:ind w:left="3080" w:hanging="440"/>
       </w:pPr>
       <w:rPr>
-        <w:rFonts w:ascii="Meiryo UI" w:hAnsi="Meiryo UI" w:eastAsia="Meiryo UI" w:cs="Meiryo UI" w:hint="default"/>
+        <w:rFonts w:ascii="Meiryo UI" w:eastAsia="Meiryo UI" w:hAnsi="Meiryo UI" w:cs="Meiryo UI" w:hint="default"/>
       </w:rPr>
     </w:lvl>
     <w:lvl w:ilvl="7" w:tplc="0409000B" w:tentative="1">
@@ -19217,7 +18464,7 @@
         <w:ind w:left="3520" w:hanging="440"/>
       </w:pPr>
       <w:rPr>
-        <w:rFonts w:ascii="Meiryo UI" w:hAnsi="Meiryo UI" w:eastAsia="Meiryo UI" w:cs="Meiryo UI" w:hint="default"/>
+        <w:rFonts w:ascii="Meiryo UI" w:eastAsia="Meiryo UI" w:hAnsi="Meiryo UI" w:cs="Meiryo UI" w:hint="default"/>
       </w:rPr>
     </w:lvl>
     <w:lvl w:ilvl="8" w:tplc="0409000D" w:tentative="1">
@@ -19229,7 +18476,7 @@
         <w:ind w:left="3960" w:hanging="440"/>
       </w:pPr>
       <w:rPr>
-        <w:rFonts w:ascii="Meiryo UI" w:hAnsi="Meiryo UI" w:eastAsia="Meiryo UI" w:cs="Meiryo UI" w:hint="default"/>
+        <w:rFonts w:ascii="Meiryo UI" w:eastAsia="Meiryo UI" w:hAnsi="Meiryo UI" w:cs="Meiryo UI" w:hint="default"/>
       </w:rPr>
     </w:lvl>
   </w:abstractNum>
@@ -19246,7 +18493,7 @@
         <w:ind w:left="440" w:hanging="440"/>
       </w:pPr>
       <w:rPr>
-        <w:rFonts w:ascii="Meiryo UI" w:hAnsi="Meiryo UI" w:eastAsia="Meiryo UI" w:cs="Meiryo UI" w:hint="default"/>
+        <w:rFonts w:ascii="Meiryo UI" w:eastAsia="Meiryo UI" w:hAnsi="Meiryo UI" w:cs="Meiryo UI" w:hint="default"/>
       </w:rPr>
     </w:lvl>
     <w:lvl w:ilvl="1" w:tplc="0409000B">
@@ -19258,7 +18505,7 @@
         <w:ind w:left="880" w:hanging="440"/>
       </w:pPr>
       <w:rPr>
-        <w:rFonts w:ascii="Meiryo UI" w:hAnsi="Meiryo UI" w:eastAsia="Meiryo UI" w:cs="Meiryo UI" w:hint="default"/>
+        <w:rFonts w:ascii="Meiryo UI" w:eastAsia="Meiryo UI" w:hAnsi="Meiryo UI" w:cs="Meiryo UI" w:hint="default"/>
       </w:rPr>
     </w:lvl>
     <w:lvl w:ilvl="2" w:tplc="0409000D" w:tentative="1">
@@ -19270,7 +18517,7 @@
         <w:ind w:left="1320" w:hanging="440"/>
       </w:pPr>
       <w:rPr>
-        <w:rFonts w:ascii="Meiryo UI" w:hAnsi="Meiryo UI" w:eastAsia="Meiryo UI" w:cs="Meiryo UI" w:hint="default"/>
+        <w:rFonts w:ascii="Meiryo UI" w:eastAsia="Meiryo UI" w:hAnsi="Meiryo UI" w:cs="Meiryo UI" w:hint="default"/>
       </w:rPr>
     </w:lvl>
     <w:lvl w:ilvl="3" w:tplc="04090001" w:tentative="1">
@@ -19282,7 +18529,7 @@
         <w:ind w:left="1760" w:hanging="440"/>
       </w:pPr>
       <w:rPr>
-        <w:rFonts w:ascii="Meiryo UI" w:hAnsi="Meiryo UI" w:eastAsia="Meiryo UI" w:cs="Meiryo UI" w:hint="default"/>
+        <w:rFonts w:ascii="Meiryo UI" w:eastAsia="Meiryo UI" w:hAnsi="Meiryo UI" w:cs="Meiryo UI" w:hint="default"/>
       </w:rPr>
     </w:lvl>
     <w:lvl w:ilvl="4" w:tplc="0409000B" w:tentative="1">
@@ -19294,7 +18541,7 @@
         <w:ind w:left="2200" w:hanging="440"/>
       </w:pPr>
       <w:rPr>
-        <w:rFonts w:ascii="Meiryo UI" w:hAnsi="Meiryo UI" w:eastAsia="Meiryo UI" w:cs="Meiryo UI" w:hint="default"/>
+        <w:rFonts w:ascii="Meiryo UI" w:eastAsia="Meiryo UI" w:hAnsi="Meiryo UI" w:cs="Meiryo UI" w:hint="default"/>
       </w:rPr>
     </w:lvl>
     <w:lvl w:ilvl="5" w:tplc="0409000D" w:tentative="1">
@@ -19306,7 +18553,7 @@
         <w:ind w:left="2640" w:hanging="440"/>
       </w:pPr>
       <w:rPr>
-        <w:rFonts w:ascii="Meiryo UI" w:hAnsi="Meiryo UI" w:eastAsia="Meiryo UI" w:cs="Meiryo UI" w:hint="default"/>
+        <w:rFonts w:ascii="Meiryo UI" w:eastAsia="Meiryo UI" w:hAnsi="Meiryo UI" w:cs="Meiryo UI" w:hint="default"/>
       </w:rPr>
     </w:lvl>
     <w:lvl w:ilvl="6" w:tplc="04090001" w:tentative="1">
@@ -19318,7 +18565,7 @@
         <w:ind w:left="3080" w:hanging="440"/>
       </w:pPr>
       <w:rPr>
-        <w:rFonts w:ascii="Meiryo UI" w:hAnsi="Meiryo UI" w:eastAsia="Meiryo UI" w:cs="Meiryo UI" w:hint="default"/>
+        <w:rFonts w:ascii="Meiryo UI" w:eastAsia="Meiryo UI" w:hAnsi="Meiryo UI" w:cs="Meiryo UI" w:hint="default"/>
       </w:rPr>
     </w:lvl>
     <w:lvl w:ilvl="7" w:tplc="0409000B" w:tentative="1">
@@ -19330,7 +18577,7 @@
         <w:ind w:left="3520" w:hanging="440"/>
       </w:pPr>
       <w:rPr>
-        <w:rFonts w:ascii="Meiryo UI" w:hAnsi="Meiryo UI" w:eastAsia="Meiryo UI" w:cs="Meiryo UI" w:hint="default"/>
+        <w:rFonts w:ascii="Meiryo UI" w:eastAsia="Meiryo UI" w:hAnsi="Meiryo UI" w:cs="Meiryo UI" w:hint="default"/>
       </w:rPr>
     </w:lvl>
     <w:lvl w:ilvl="8" w:tplc="0409000D" w:tentative="1">
@@ -19342,7 +18589,7 @@
         <w:ind w:left="3960" w:hanging="440"/>
       </w:pPr>
       <w:rPr>
-        <w:rFonts w:ascii="Meiryo UI" w:hAnsi="Meiryo UI" w:eastAsia="Meiryo UI" w:cs="Meiryo UI" w:hint="default"/>
+        <w:rFonts w:ascii="Meiryo UI" w:eastAsia="Meiryo UI" w:hAnsi="Meiryo UI" w:cs="Meiryo UI" w:hint="default"/>
       </w:rPr>
     </w:lvl>
   </w:abstractNum>
@@ -19371,7 +18618,7 @@
         <w:ind w:left="880" w:hanging="440"/>
       </w:pPr>
       <w:rPr>
-        <w:rFonts w:ascii="Meiryo UI" w:hAnsi="Meiryo UI" w:eastAsia="Meiryo UI" w:cs="Meiryo UI" w:hint="default"/>
+        <w:rFonts w:ascii="Meiryo UI" w:eastAsia="Meiryo UI" w:hAnsi="Meiryo UI" w:cs="Meiryo UI" w:hint="default"/>
       </w:rPr>
     </w:lvl>
     <w:lvl w:ilvl="2" w:tplc="0409000D" w:tentative="1">
@@ -19383,7 +18630,7 @@
         <w:ind w:left="1320" w:hanging="440"/>
       </w:pPr>
       <w:rPr>
-        <w:rFonts w:ascii="Meiryo UI" w:hAnsi="Meiryo UI" w:eastAsia="Meiryo UI" w:cs="Meiryo UI" w:hint="default"/>
+        <w:rFonts w:ascii="Meiryo UI" w:eastAsia="Meiryo UI" w:hAnsi="Meiryo UI" w:cs="Meiryo UI" w:hint="default"/>
       </w:rPr>
     </w:lvl>
     <w:lvl w:ilvl="3" w:tplc="04090001" w:tentative="1">
@@ -19395,7 +18642,7 @@
         <w:ind w:left="1760" w:hanging="440"/>
       </w:pPr>
       <w:rPr>
-        <w:rFonts w:ascii="Meiryo UI" w:hAnsi="Meiryo UI" w:eastAsia="Meiryo UI" w:cs="Meiryo UI" w:hint="default"/>
+        <w:rFonts w:ascii="Meiryo UI" w:eastAsia="Meiryo UI" w:hAnsi="Meiryo UI" w:cs="Meiryo UI" w:hint="default"/>
       </w:rPr>
     </w:lvl>
     <w:lvl w:ilvl="4" w:tplc="0409000B" w:tentative="1">
@@ -19407,7 +18654,7 @@
         <w:ind w:left="2200" w:hanging="440"/>
       </w:pPr>
       <w:rPr>
-        <w:rFonts w:ascii="Meiryo UI" w:hAnsi="Meiryo UI" w:eastAsia="Meiryo UI" w:cs="Meiryo UI" w:hint="default"/>
+        <w:rFonts w:ascii="Meiryo UI" w:eastAsia="Meiryo UI" w:hAnsi="Meiryo UI" w:cs="Meiryo UI" w:hint="default"/>
       </w:rPr>
     </w:lvl>
     <w:lvl w:ilvl="5" w:tplc="0409000D" w:tentative="1">
@@ -19419,7 +18666,7 @@
         <w:ind w:left="2640" w:hanging="440"/>
       </w:pPr>
       <w:rPr>
-        <w:rFonts w:ascii="Meiryo UI" w:hAnsi="Meiryo UI" w:eastAsia="Meiryo UI" w:cs="Meiryo UI" w:hint="default"/>
+        <w:rFonts w:ascii="Meiryo UI" w:eastAsia="Meiryo UI" w:hAnsi="Meiryo UI" w:cs="Meiryo UI" w:hint="default"/>
       </w:rPr>
     </w:lvl>
     <w:lvl w:ilvl="6" w:tplc="04090001" w:tentative="1">
@@ -19431,7 +18678,7 @@
         <w:ind w:left="3080" w:hanging="440"/>
       </w:pPr>
       <w:rPr>
-        <w:rFonts w:ascii="Meiryo UI" w:hAnsi="Meiryo UI" w:eastAsia="Meiryo UI" w:cs="Meiryo UI" w:hint="default"/>
+        <w:rFonts w:ascii="Meiryo UI" w:eastAsia="Meiryo UI" w:hAnsi="Meiryo UI" w:cs="Meiryo UI" w:hint="default"/>
       </w:rPr>
     </w:lvl>
     <w:lvl w:ilvl="7" w:tplc="0409000B" w:tentative="1">
@@ -19443,7 +18690,7 @@
         <w:ind w:left="3520" w:hanging="440"/>
       </w:pPr>
       <w:rPr>
-        <w:rFonts w:ascii="Meiryo UI" w:hAnsi="Meiryo UI" w:eastAsia="Meiryo UI" w:cs="Meiryo UI" w:hint="default"/>
+        <w:rFonts w:ascii="Meiryo UI" w:eastAsia="Meiryo UI" w:hAnsi="Meiryo UI" w:cs="Meiryo UI" w:hint="default"/>
       </w:rPr>
     </w:lvl>
     <w:lvl w:ilvl="8" w:tplc="0409000D" w:tentative="1">
@@ -19455,7 +18702,7 @@
         <w:ind w:left="3960" w:hanging="440"/>
       </w:pPr>
       <w:rPr>
-        <w:rFonts w:ascii="Meiryo UI" w:hAnsi="Meiryo UI" w:eastAsia="Meiryo UI" w:cs="Meiryo UI" w:hint="default"/>
+        <w:rFonts w:ascii="Meiryo UI" w:eastAsia="Meiryo UI" w:hAnsi="Meiryo UI" w:cs="Meiryo UI" w:hint="default"/>
       </w:rPr>
     </w:lvl>
   </w:abstractNum>
@@ -19472,7 +18719,7 @@
         <w:ind w:left="800" w:hanging="440"/>
       </w:pPr>
       <w:rPr>
-        <w:rFonts w:ascii="Meiryo UI" w:hAnsi="Meiryo UI" w:eastAsia="Meiryo UI" w:cs="Meiryo UI" w:hint="default"/>
+        <w:rFonts w:ascii="Meiryo UI" w:eastAsia="Meiryo UI" w:hAnsi="Meiryo UI" w:cs="Meiryo UI" w:hint="default"/>
         <w:u w:val="none"/>
       </w:rPr>
     </w:lvl>
@@ -19485,7 +18732,7 @@
         <w:ind w:left="1520" w:hanging="440"/>
       </w:pPr>
       <w:rPr>
-        <w:rFonts w:ascii="Meiryo UI" w:hAnsi="Meiryo UI" w:eastAsia="Meiryo UI" w:cs="Meiryo UI" w:hint="default"/>
+        <w:rFonts w:ascii="Meiryo UI" w:eastAsia="Meiryo UI" w:hAnsi="Meiryo UI" w:cs="Meiryo UI" w:hint="default"/>
       </w:rPr>
     </w:lvl>
     <w:lvl w:ilvl="2">
@@ -19586,7 +18833,7 @@
         <w:ind w:left="440" w:hanging="440"/>
       </w:pPr>
       <w:rPr>
-        <w:rFonts w:ascii="Meiryo UI" w:hAnsi="Meiryo UI" w:eastAsia="Meiryo UI" w:cs="Meiryo UI" w:hint="default"/>
+        <w:rFonts w:ascii="Meiryo UI" w:eastAsia="Meiryo UI" w:hAnsi="Meiryo UI" w:cs="Meiryo UI" w:hint="default"/>
       </w:rPr>
     </w:lvl>
     <w:lvl w:ilvl="1" w:tplc="0409000B">
@@ -19598,7 +18845,7 @@
         <w:ind w:left="880" w:hanging="440"/>
       </w:pPr>
       <w:rPr>
-        <w:rFonts w:ascii="Meiryo UI" w:hAnsi="Meiryo UI" w:eastAsia="Meiryo UI" w:cs="Meiryo UI" w:hint="default"/>
+        <w:rFonts w:ascii="Meiryo UI" w:eastAsia="Meiryo UI" w:hAnsi="Meiryo UI" w:cs="Meiryo UI" w:hint="default"/>
       </w:rPr>
     </w:lvl>
     <w:lvl w:ilvl="2" w:tplc="0409000D" w:tentative="1">
@@ -19610,7 +18857,7 @@
         <w:ind w:left="1320" w:hanging="440"/>
       </w:pPr>
       <w:rPr>
-        <w:rFonts w:ascii="Meiryo UI" w:hAnsi="Meiryo UI" w:eastAsia="Meiryo UI" w:cs="Meiryo UI" w:hint="default"/>
+        <w:rFonts w:ascii="Meiryo UI" w:eastAsia="Meiryo UI" w:hAnsi="Meiryo UI" w:cs="Meiryo UI" w:hint="default"/>
       </w:rPr>
     </w:lvl>
     <w:lvl w:ilvl="3" w:tplc="04090001" w:tentative="1">
@@ -19622,7 +18869,7 @@
         <w:ind w:left="1760" w:hanging="440"/>
       </w:pPr>
       <w:rPr>
-        <w:rFonts w:ascii="Meiryo UI" w:hAnsi="Meiryo UI" w:eastAsia="Meiryo UI" w:cs="Meiryo UI" w:hint="default"/>
+        <w:rFonts w:ascii="Meiryo UI" w:eastAsia="Meiryo UI" w:hAnsi="Meiryo UI" w:cs="Meiryo UI" w:hint="default"/>
       </w:rPr>
     </w:lvl>
     <w:lvl w:ilvl="4" w:tplc="0409000B" w:tentative="1">
@@ -19634,7 +18881,7 @@
         <w:ind w:left="2200" w:hanging="440"/>
       </w:pPr>
       <w:rPr>
-        <w:rFonts w:ascii="Meiryo UI" w:hAnsi="Meiryo UI" w:eastAsia="Meiryo UI" w:cs="Meiryo UI" w:hint="default"/>
+        <w:rFonts w:ascii="Meiryo UI" w:eastAsia="Meiryo UI" w:hAnsi="Meiryo UI" w:cs="Meiryo UI" w:hint="default"/>
       </w:rPr>
     </w:lvl>
     <w:lvl w:ilvl="5" w:tplc="0409000D" w:tentative="1">
@@ -19646,7 +18893,7 @@
         <w:ind w:left="2640" w:hanging="440"/>
       </w:pPr>
       <w:rPr>
-        <w:rFonts w:ascii="Meiryo UI" w:hAnsi="Meiryo UI" w:eastAsia="Meiryo UI" w:cs="Meiryo UI" w:hint="default"/>
+        <w:rFonts w:ascii="Meiryo UI" w:eastAsia="Meiryo UI" w:hAnsi="Meiryo UI" w:cs="Meiryo UI" w:hint="default"/>
       </w:rPr>
     </w:lvl>
     <w:lvl w:ilvl="6" w:tplc="04090001" w:tentative="1">
@@ -19658,7 +18905,7 @@
         <w:ind w:left="3080" w:hanging="440"/>
       </w:pPr>
       <w:rPr>
-        <w:rFonts w:ascii="Meiryo UI" w:hAnsi="Meiryo UI" w:eastAsia="Meiryo UI" w:cs="Meiryo UI" w:hint="default"/>
+        <w:rFonts w:ascii="Meiryo UI" w:eastAsia="Meiryo UI" w:hAnsi="Meiryo UI" w:cs="Meiryo UI" w:hint="default"/>
       </w:rPr>
     </w:lvl>
     <w:lvl w:ilvl="7" w:tplc="0409000B" w:tentative="1">
@@ -19670,7 +18917,7 @@
         <w:ind w:left="3520" w:hanging="440"/>
       </w:pPr>
       <w:rPr>
-        <w:rFonts w:ascii="Meiryo UI" w:hAnsi="Meiryo UI" w:eastAsia="Meiryo UI" w:cs="Meiryo UI" w:hint="default"/>
+        <w:rFonts w:ascii="Meiryo UI" w:eastAsia="Meiryo UI" w:hAnsi="Meiryo UI" w:cs="Meiryo UI" w:hint="default"/>
       </w:rPr>
     </w:lvl>
     <w:lvl w:ilvl="8" w:tplc="0409000D" w:tentative="1">
@@ -19682,7 +18929,7 @@
         <w:ind w:left="3960" w:hanging="440"/>
       </w:pPr>
       <w:rPr>
-        <w:rFonts w:ascii="Meiryo UI" w:hAnsi="Meiryo UI" w:eastAsia="Meiryo UI" w:cs="Meiryo UI" w:hint="default"/>
+        <w:rFonts w:ascii="Meiryo UI" w:eastAsia="Meiryo UI" w:hAnsi="Meiryo UI" w:cs="Meiryo UI" w:hint="default"/>
       </w:rPr>
     </w:lvl>
   </w:abstractNum>
@@ -19699,7 +18946,7 @@
         <w:ind w:left="800" w:hanging="440"/>
       </w:pPr>
       <w:rPr>
-        <w:rFonts w:ascii="Meiryo UI" w:hAnsi="Meiryo UI" w:eastAsia="Meiryo UI" w:cs="Meiryo UI" w:hint="default"/>
+        <w:rFonts w:ascii="Meiryo UI" w:eastAsia="Meiryo UI" w:hAnsi="Meiryo UI" w:cs="Meiryo UI" w:hint="default"/>
         <w:u w:val="none"/>
       </w:rPr>
     </w:lvl>
@@ -19813,7 +19060,7 @@
         <w:ind w:left="800" w:hanging="440"/>
       </w:pPr>
       <w:rPr>
-        <w:rFonts w:ascii="Meiryo UI" w:hAnsi="Meiryo UI" w:eastAsia="Meiryo UI" w:cs="Meiryo UI" w:hint="default"/>
+        <w:rFonts w:ascii="Meiryo UI" w:eastAsia="Meiryo UI" w:hAnsi="Meiryo UI" w:cs="Meiryo UI" w:hint="default"/>
         <w:u w:val="none"/>
       </w:rPr>
     </w:lvl>
@@ -19927,7 +19174,7 @@
         <w:ind w:left="440" w:hanging="440"/>
       </w:pPr>
       <w:rPr>
-        <w:rFonts w:ascii="Meiryo UI" w:hAnsi="Meiryo UI" w:eastAsia="Meiryo UI" w:cs="Meiryo UI" w:hint="default"/>
+        <w:rFonts w:ascii="Meiryo UI" w:eastAsia="Meiryo UI" w:hAnsi="Meiryo UI" w:cs="Meiryo UI" w:hint="default"/>
       </w:rPr>
     </w:lvl>
     <w:lvl w:ilvl="1" w:tplc="0409000B" w:tentative="1">
@@ -19939,7 +19186,7 @@
         <w:ind w:left="880" w:hanging="440"/>
       </w:pPr>
       <w:rPr>
-        <w:rFonts w:ascii="Meiryo UI" w:hAnsi="Meiryo UI" w:eastAsia="Meiryo UI" w:cs="Meiryo UI" w:hint="default"/>
+        <w:rFonts w:ascii="Meiryo UI" w:eastAsia="Meiryo UI" w:hAnsi="Meiryo UI" w:cs="Meiryo UI" w:hint="default"/>
       </w:rPr>
     </w:lvl>
     <w:lvl w:ilvl="2" w:tplc="0409000D" w:tentative="1">
@@ -19951,7 +19198,7 @@
         <w:ind w:left="1320" w:hanging="440"/>
       </w:pPr>
       <w:rPr>
-        <w:rFonts w:ascii="Meiryo UI" w:hAnsi="Meiryo UI" w:eastAsia="Meiryo UI" w:cs="Meiryo UI" w:hint="default"/>
+        <w:rFonts w:ascii="Meiryo UI" w:eastAsia="Meiryo UI" w:hAnsi="Meiryo UI" w:cs="Meiryo UI" w:hint="default"/>
       </w:rPr>
     </w:lvl>
     <w:lvl w:ilvl="3" w:tplc="04090001" w:tentative="1">
@@ -19963,7 +19210,7 @@
         <w:ind w:left="1760" w:hanging="440"/>
       </w:pPr>
       <w:rPr>
-        <w:rFonts w:ascii="Meiryo UI" w:hAnsi="Meiryo UI" w:eastAsia="Meiryo UI" w:cs="Meiryo UI" w:hint="default"/>
+        <w:rFonts w:ascii="Meiryo UI" w:eastAsia="Meiryo UI" w:hAnsi="Meiryo UI" w:cs="Meiryo UI" w:hint="default"/>
       </w:rPr>
     </w:lvl>
     <w:lvl w:ilvl="4" w:tplc="0409000B" w:tentative="1">
@@ -19975,7 +19222,7 @@
         <w:ind w:left="2200" w:hanging="440"/>
       </w:pPr>
       <w:rPr>
-        <w:rFonts w:ascii="Meiryo UI" w:hAnsi="Meiryo UI" w:eastAsia="Meiryo UI" w:cs="Meiryo UI" w:hint="default"/>
+        <w:rFonts w:ascii="Meiryo UI" w:eastAsia="Meiryo UI" w:hAnsi="Meiryo UI" w:cs="Meiryo UI" w:hint="default"/>
       </w:rPr>
     </w:lvl>
     <w:lvl w:ilvl="5" w:tplc="0409000D" w:tentative="1">
@@ -19987,7 +19234,7 @@
         <w:ind w:left="2640" w:hanging="440"/>
       </w:pPr>
       <w:rPr>
-        <w:rFonts w:ascii="Meiryo UI" w:hAnsi="Meiryo UI" w:eastAsia="Meiryo UI" w:cs="Meiryo UI" w:hint="default"/>
+        <w:rFonts w:ascii="Meiryo UI" w:eastAsia="Meiryo UI" w:hAnsi="Meiryo UI" w:cs="Meiryo UI" w:hint="default"/>
       </w:rPr>
     </w:lvl>
     <w:lvl w:ilvl="6" w:tplc="04090001" w:tentative="1">
@@ -19999,7 +19246,7 @@
         <w:ind w:left="3080" w:hanging="440"/>
       </w:pPr>
       <w:rPr>
-        <w:rFonts w:ascii="Meiryo UI" w:hAnsi="Meiryo UI" w:eastAsia="Meiryo UI" w:cs="Meiryo UI" w:hint="default"/>
+        <w:rFonts w:ascii="Meiryo UI" w:eastAsia="Meiryo UI" w:hAnsi="Meiryo UI" w:cs="Meiryo UI" w:hint="default"/>
       </w:rPr>
     </w:lvl>
     <w:lvl w:ilvl="7" w:tplc="0409000B" w:tentative="1">
@@ -20011,7 +19258,7 @@
         <w:ind w:left="3520" w:hanging="440"/>
       </w:pPr>
       <w:rPr>
-        <w:rFonts w:ascii="Meiryo UI" w:hAnsi="Meiryo UI" w:eastAsia="Meiryo UI" w:cs="Meiryo UI" w:hint="default"/>
+        <w:rFonts w:ascii="Meiryo UI" w:eastAsia="Meiryo UI" w:hAnsi="Meiryo UI" w:cs="Meiryo UI" w:hint="default"/>
       </w:rPr>
     </w:lvl>
     <w:lvl w:ilvl="8" w:tplc="0409000D" w:tentative="1">
@@ -20023,7 +19270,7 @@
         <w:ind w:left="3960" w:hanging="440"/>
       </w:pPr>
       <w:rPr>
-        <w:rFonts w:ascii="Meiryo UI" w:hAnsi="Meiryo UI" w:eastAsia="Meiryo UI" w:cs="Meiryo UI" w:hint="default"/>
+        <w:rFonts w:ascii="Meiryo UI" w:eastAsia="Meiryo UI" w:hAnsi="Meiryo UI" w:cs="Meiryo UI" w:hint="default"/>
       </w:rPr>
     </w:lvl>
   </w:abstractNum>
@@ -20040,7 +19287,7 @@
         <w:ind w:left="800" w:hanging="440"/>
       </w:pPr>
       <w:rPr>
-        <w:rFonts w:ascii="Meiryo UI" w:hAnsi="Meiryo UI" w:eastAsia="Meiryo UI" w:cs="Meiryo UI" w:hint="default"/>
+        <w:rFonts w:ascii="Meiryo UI" w:eastAsia="Meiryo UI" w:hAnsi="Meiryo UI" w:cs="Meiryo UI" w:hint="default"/>
         <w:u w:val="none"/>
       </w:rPr>
     </w:lvl>
@@ -20053,7 +19300,7 @@
         <w:ind w:left="1520" w:hanging="440"/>
       </w:pPr>
       <w:rPr>
-        <w:rFonts w:ascii="Meiryo UI" w:hAnsi="Meiryo UI" w:eastAsia="Meiryo UI" w:cs="Meiryo UI" w:hint="default"/>
+        <w:rFonts w:ascii="Meiryo UI" w:eastAsia="Meiryo UI" w:hAnsi="Meiryo UI" w:cs="Meiryo UI" w:hint="default"/>
       </w:rPr>
     </w:lvl>
     <w:lvl w:ilvl="2">
@@ -20154,7 +19401,7 @@
         <w:ind w:left="440" w:hanging="440"/>
       </w:pPr>
       <w:rPr>
-        <w:rFonts w:ascii="Meiryo UI" w:hAnsi="Meiryo UI" w:eastAsia="Meiryo UI" w:cs="Meiryo UI" w:hint="default"/>
+        <w:rFonts w:ascii="Meiryo UI" w:eastAsia="Meiryo UI" w:hAnsi="Meiryo UI" w:cs="Meiryo UI" w:hint="default"/>
       </w:rPr>
     </w:lvl>
     <w:lvl w:ilvl="1" w:tplc="0409000B" w:tentative="1">
@@ -20166,7 +19413,7 @@
         <w:ind w:left="880" w:hanging="440"/>
       </w:pPr>
       <w:rPr>
-        <w:rFonts w:ascii="Meiryo UI" w:hAnsi="Meiryo UI" w:eastAsia="Meiryo UI" w:cs="Meiryo UI" w:hint="default"/>
+        <w:rFonts w:ascii="Meiryo UI" w:eastAsia="Meiryo UI" w:hAnsi="Meiryo UI" w:cs="Meiryo UI" w:hint="default"/>
       </w:rPr>
     </w:lvl>
     <w:lvl w:ilvl="2" w:tplc="0409000D" w:tentative="1">
@@ -20178,7 +19425,7 @@
         <w:ind w:left="1320" w:hanging="440"/>
       </w:pPr>
       <w:rPr>
-        <w:rFonts w:ascii="Meiryo UI" w:hAnsi="Meiryo UI" w:eastAsia="Meiryo UI" w:cs="Meiryo UI" w:hint="default"/>
+        <w:rFonts w:ascii="Meiryo UI" w:eastAsia="Meiryo UI" w:hAnsi="Meiryo UI" w:cs="Meiryo UI" w:hint="default"/>
       </w:rPr>
     </w:lvl>
     <w:lvl w:ilvl="3" w:tplc="04090001" w:tentative="1">
@@ -20190,7 +19437,7 @@
         <w:ind w:left="1760" w:hanging="440"/>
       </w:pPr>
       <w:rPr>
-        <w:rFonts w:ascii="Meiryo UI" w:hAnsi="Meiryo UI" w:eastAsia="Meiryo UI" w:cs="Meiryo UI" w:hint="default"/>
+        <w:rFonts w:ascii="Meiryo UI" w:eastAsia="Meiryo UI" w:hAnsi="Meiryo UI" w:cs="Meiryo UI" w:hint="default"/>
       </w:rPr>
     </w:lvl>
     <w:lvl w:ilvl="4" w:tplc="0409000B" w:tentative="1">
@@ -20202,7 +19449,7 @@
         <w:ind w:left="2200" w:hanging="440"/>
       </w:pPr>
       <w:rPr>
-        <w:rFonts w:ascii="Meiryo UI" w:hAnsi="Meiryo UI" w:eastAsia="Meiryo UI" w:cs="Meiryo UI" w:hint="default"/>
+        <w:rFonts w:ascii="Meiryo UI" w:eastAsia="Meiryo UI" w:hAnsi="Meiryo UI" w:cs="Meiryo UI" w:hint="default"/>
       </w:rPr>
     </w:lvl>
     <w:lvl w:ilvl="5" w:tplc="0409000D" w:tentative="1">
@@ -20214,7 +19461,7 @@
         <w:ind w:left="2640" w:hanging="440"/>
       </w:pPr>
       <w:rPr>
-        <w:rFonts w:ascii="Meiryo UI" w:hAnsi="Meiryo UI" w:eastAsia="Meiryo UI" w:cs="Meiryo UI" w:hint="default"/>
+        <w:rFonts w:ascii="Meiryo UI" w:eastAsia="Meiryo UI" w:hAnsi="Meiryo UI" w:cs="Meiryo UI" w:hint="default"/>
       </w:rPr>
     </w:lvl>
     <w:lvl w:ilvl="6" w:tplc="04090001" w:tentative="1">
@@ -20226,7 +19473,7 @@
         <w:ind w:left="3080" w:hanging="440"/>
       </w:pPr>
       <w:rPr>
-        <w:rFonts w:ascii="Meiryo UI" w:hAnsi="Meiryo UI" w:eastAsia="Meiryo UI" w:cs="Meiryo UI" w:hint="default"/>
+        <w:rFonts w:ascii="Meiryo UI" w:eastAsia="Meiryo UI" w:hAnsi="Meiryo UI" w:cs="Meiryo UI" w:hint="default"/>
       </w:rPr>
     </w:lvl>
     <w:lvl w:ilvl="7" w:tplc="0409000B" w:tentative="1">
@@ -20238,7 +19485,7 @@
         <w:ind w:left="3520" w:hanging="440"/>
       </w:pPr>
       <w:rPr>
-        <w:rFonts w:ascii="Meiryo UI" w:hAnsi="Meiryo UI" w:eastAsia="Meiryo UI" w:cs="Meiryo UI" w:hint="default"/>
+        <w:rFonts w:ascii="Meiryo UI" w:eastAsia="Meiryo UI" w:hAnsi="Meiryo UI" w:cs="Meiryo UI" w:hint="default"/>
       </w:rPr>
     </w:lvl>
     <w:lvl w:ilvl="8" w:tplc="0409000D" w:tentative="1">
@@ -20250,7 +19497,7 @@
         <w:ind w:left="3960" w:hanging="440"/>
       </w:pPr>
       <w:rPr>
-        <w:rFonts w:ascii="Meiryo UI" w:hAnsi="Meiryo UI" w:eastAsia="Meiryo UI" w:cs="Meiryo UI" w:hint="default"/>
+        <w:rFonts w:ascii="Meiryo UI" w:eastAsia="Meiryo UI" w:hAnsi="Meiryo UI" w:cs="Meiryo UI" w:hint="default"/>
       </w:rPr>
     </w:lvl>
   </w:abstractNum>
@@ -20267,7 +19514,7 @@
         <w:ind w:left="800" w:hanging="440"/>
       </w:pPr>
       <w:rPr>
-        <w:rFonts w:ascii="Meiryo UI" w:hAnsi="Meiryo UI" w:eastAsia="Meiryo UI" w:cs="Meiryo UI" w:hint="default"/>
+        <w:rFonts w:ascii="Meiryo UI" w:eastAsia="Meiryo UI" w:hAnsi="Meiryo UI" w:cs="Meiryo UI" w:hint="default"/>
         <w:u w:val="none"/>
       </w:rPr>
     </w:lvl>
@@ -20280,7 +19527,7 @@
         <w:ind w:left="1520" w:hanging="440"/>
       </w:pPr>
       <w:rPr>
-        <w:rFonts w:ascii="Meiryo UI" w:hAnsi="Meiryo UI" w:eastAsia="Meiryo UI" w:cs="Meiryo UI" w:hint="default"/>
+        <w:rFonts w:ascii="Meiryo UI" w:eastAsia="Meiryo UI" w:hAnsi="Meiryo UI" w:cs="Meiryo UI" w:hint="default"/>
       </w:rPr>
     </w:lvl>
     <w:lvl w:ilvl="2">
@@ -20381,7 +19628,7 @@
         <w:ind w:left="800" w:hanging="440"/>
       </w:pPr>
       <w:rPr>
-        <w:rFonts w:ascii="Meiryo UI" w:hAnsi="Meiryo UI" w:eastAsia="Meiryo UI" w:cs="Meiryo UI" w:hint="default"/>
+        <w:rFonts w:ascii="Meiryo UI" w:eastAsia="Meiryo UI" w:hAnsi="Meiryo UI" w:cs="Meiryo UI" w:hint="default"/>
         <w:u w:val="none"/>
       </w:rPr>
     </w:lvl>
@@ -20394,7 +19641,7 @@
         <w:ind w:left="1520" w:hanging="440"/>
       </w:pPr>
       <w:rPr>
-        <w:rFonts w:ascii="Meiryo UI" w:hAnsi="Meiryo UI" w:eastAsia="Meiryo UI" w:cs="Meiryo UI" w:hint="default"/>
+        <w:rFonts w:ascii="Meiryo UI" w:eastAsia="Meiryo UI" w:hAnsi="Meiryo UI" w:cs="Meiryo UI" w:hint="default"/>
       </w:rPr>
     </w:lvl>
     <w:lvl w:ilvl="2">
@@ -20495,7 +19742,7 @@
         <w:ind w:left="680" w:hanging="440"/>
       </w:pPr>
       <w:rPr>
-        <w:rFonts w:ascii="Meiryo UI" w:hAnsi="Meiryo UI" w:eastAsia="Meiryo UI" w:cs="Meiryo UI" w:hint="default"/>
+        <w:rFonts w:ascii="Meiryo UI" w:eastAsia="Meiryo UI" w:hAnsi="Meiryo UI" w:cs="Meiryo UI" w:hint="default"/>
       </w:rPr>
     </w:lvl>
     <w:lvl w:ilvl="1" w:tplc="0409000B" w:tentative="1">
@@ -20507,7 +19754,7 @@
         <w:ind w:left="1120" w:hanging="440"/>
       </w:pPr>
       <w:rPr>
-        <w:rFonts w:ascii="Meiryo UI" w:hAnsi="Meiryo UI" w:eastAsia="Meiryo UI" w:cs="Meiryo UI" w:hint="default"/>
+        <w:rFonts w:ascii="Meiryo UI" w:eastAsia="Meiryo UI" w:hAnsi="Meiryo UI" w:cs="Meiryo UI" w:hint="default"/>
       </w:rPr>
     </w:lvl>
     <w:lvl w:ilvl="2" w:tplc="0409000D" w:tentative="1">
@@ -20519,7 +19766,7 @@
         <w:ind w:left="1560" w:hanging="440"/>
       </w:pPr>
       <w:rPr>
-        <w:rFonts w:ascii="Meiryo UI" w:hAnsi="Meiryo UI" w:eastAsia="Meiryo UI" w:cs="Meiryo UI" w:hint="default"/>
+        <w:rFonts w:ascii="Meiryo UI" w:eastAsia="Meiryo UI" w:hAnsi="Meiryo UI" w:cs="Meiryo UI" w:hint="default"/>
       </w:rPr>
     </w:lvl>
     <w:lvl w:ilvl="3" w:tplc="04090001" w:tentative="1">
@@ -20531,7 +19778,7 @@
         <w:ind w:left="2000" w:hanging="440"/>
       </w:pPr>
       <w:rPr>
-        <w:rFonts w:ascii="Meiryo UI" w:hAnsi="Meiryo UI" w:eastAsia="Meiryo UI" w:cs="Meiryo UI" w:hint="default"/>
+        <w:rFonts w:ascii="Meiryo UI" w:eastAsia="Meiryo UI" w:hAnsi="Meiryo UI" w:cs="Meiryo UI" w:hint="default"/>
       </w:rPr>
     </w:lvl>
     <w:lvl w:ilvl="4" w:tplc="0409000B" w:tentative="1">
@@ -20543,7 +19790,7 @@
         <w:ind w:left="2440" w:hanging="440"/>
       </w:pPr>
       <w:rPr>
-        <w:rFonts w:ascii="Meiryo UI" w:hAnsi="Meiryo UI" w:eastAsia="Meiryo UI" w:cs="Meiryo UI" w:hint="default"/>
+        <w:rFonts w:ascii="Meiryo UI" w:eastAsia="Meiryo UI" w:hAnsi="Meiryo UI" w:cs="Meiryo UI" w:hint="default"/>
       </w:rPr>
     </w:lvl>
     <w:lvl w:ilvl="5" w:tplc="0409000D" w:tentative="1">
@@ -20555,7 +19802,7 @@
         <w:ind w:left="2880" w:hanging="440"/>
       </w:pPr>
       <w:rPr>
-        <w:rFonts w:ascii="Meiryo UI" w:hAnsi="Meiryo UI" w:eastAsia="Meiryo UI" w:cs="Meiryo UI" w:hint="default"/>
+        <w:rFonts w:ascii="Meiryo UI" w:eastAsia="Meiryo UI" w:hAnsi="Meiryo UI" w:cs="Meiryo UI" w:hint="default"/>
       </w:rPr>
     </w:lvl>
     <w:lvl w:ilvl="6" w:tplc="04090001" w:tentative="1">
@@ -20567,7 +19814,7 @@
         <w:ind w:left="3320" w:hanging="440"/>
       </w:pPr>
       <w:rPr>
-        <w:rFonts w:ascii="Meiryo UI" w:hAnsi="Meiryo UI" w:eastAsia="Meiryo UI" w:cs="Meiryo UI" w:hint="default"/>
+        <w:rFonts w:ascii="Meiryo UI" w:eastAsia="Meiryo UI" w:hAnsi="Meiryo UI" w:cs="Meiryo UI" w:hint="default"/>
       </w:rPr>
     </w:lvl>
     <w:lvl w:ilvl="7" w:tplc="0409000B" w:tentative="1">
@@ -20579,7 +19826,7 @@
         <w:ind w:left="3760" w:hanging="440"/>
       </w:pPr>
       <w:rPr>
-        <w:rFonts w:ascii="Meiryo UI" w:hAnsi="Meiryo UI" w:eastAsia="Meiryo UI" w:cs="Meiryo UI" w:hint="default"/>
+        <w:rFonts w:ascii="Meiryo UI" w:eastAsia="Meiryo UI" w:hAnsi="Meiryo UI" w:cs="Meiryo UI" w:hint="default"/>
       </w:rPr>
     </w:lvl>
     <w:lvl w:ilvl="8" w:tplc="0409000D" w:tentative="1">
@@ -20591,7 +19838,7 @@
         <w:ind w:left="4200" w:hanging="440"/>
       </w:pPr>
       <w:rPr>
-        <w:rFonts w:ascii="Meiryo UI" w:hAnsi="Meiryo UI" w:eastAsia="Meiryo UI" w:cs="Meiryo UI" w:hint="default"/>
+        <w:rFonts w:ascii="Meiryo UI" w:eastAsia="Meiryo UI" w:hAnsi="Meiryo UI" w:cs="Meiryo UI" w:hint="default"/>
       </w:rPr>
     </w:lvl>
   </w:abstractNum>
@@ -20608,7 +19855,7 @@
         <w:ind w:left="800" w:hanging="440"/>
       </w:pPr>
       <w:rPr>
-        <w:rFonts w:ascii="Meiryo UI" w:hAnsi="Meiryo UI" w:eastAsia="Meiryo UI" w:cs="Meiryo UI" w:hint="default"/>
+        <w:rFonts w:ascii="Meiryo UI" w:eastAsia="Meiryo UI" w:hAnsi="Meiryo UI" w:cs="Meiryo UI" w:hint="default"/>
         <w:u w:val="none"/>
       </w:rPr>
     </w:lvl>
@@ -20722,7 +19969,7 @@
         <w:ind w:left="800" w:hanging="440"/>
       </w:pPr>
       <w:rPr>
-        <w:rFonts w:ascii="Meiryo UI" w:hAnsi="Meiryo UI" w:eastAsia="Meiryo UI" w:cs="Meiryo UI" w:hint="default"/>
+        <w:rFonts w:ascii="Meiryo UI" w:eastAsia="Meiryo UI" w:hAnsi="Meiryo UI" w:cs="Meiryo UI" w:hint="default"/>
         <w:u w:val="none"/>
       </w:rPr>
     </w:lvl>
@@ -20836,7 +20083,7 @@
         <w:ind w:left="440" w:hanging="440"/>
       </w:pPr>
       <w:rPr>
-        <w:rFonts w:ascii="Meiryo UI" w:hAnsi="Meiryo UI" w:eastAsia="Meiryo UI" w:cs="Meiryo UI" w:hint="default"/>
+        <w:rFonts w:ascii="Meiryo UI" w:eastAsia="Meiryo UI" w:hAnsi="Meiryo UI" w:cs="Meiryo UI" w:hint="default"/>
       </w:rPr>
     </w:lvl>
     <w:lvl w:ilvl="1" w:tplc="0409000B" w:tentative="1">
@@ -20848,7 +20095,7 @@
         <w:ind w:left="880" w:hanging="440"/>
       </w:pPr>
       <w:rPr>
-        <w:rFonts w:ascii="Meiryo UI" w:hAnsi="Meiryo UI" w:eastAsia="Meiryo UI" w:cs="Meiryo UI" w:hint="default"/>
+        <w:rFonts w:ascii="Meiryo UI" w:eastAsia="Meiryo UI" w:hAnsi="Meiryo UI" w:cs="Meiryo UI" w:hint="default"/>
       </w:rPr>
     </w:lvl>
     <w:lvl w:ilvl="2" w:tplc="0409000D" w:tentative="1">
@@ -20860,7 +20107,7 @@
         <w:ind w:left="1320" w:hanging="440"/>
       </w:pPr>
       <w:rPr>
-        <w:rFonts w:ascii="Meiryo UI" w:hAnsi="Meiryo UI" w:eastAsia="Meiryo UI" w:cs="Meiryo UI" w:hint="default"/>
+        <w:rFonts w:ascii="Meiryo UI" w:eastAsia="Meiryo UI" w:hAnsi="Meiryo UI" w:cs="Meiryo UI" w:hint="default"/>
       </w:rPr>
     </w:lvl>
     <w:lvl w:ilvl="3" w:tplc="04090001" w:tentative="1">
@@ -20872,7 +20119,7 @@
         <w:ind w:left="1760" w:hanging="440"/>
       </w:pPr>
       <w:rPr>
-        <w:rFonts w:ascii="Meiryo UI" w:hAnsi="Meiryo UI" w:eastAsia="Meiryo UI" w:cs="Meiryo UI" w:hint="default"/>
+        <w:rFonts w:ascii="Meiryo UI" w:eastAsia="Meiryo UI" w:hAnsi="Meiryo UI" w:cs="Meiryo UI" w:hint="default"/>
       </w:rPr>
     </w:lvl>
     <w:lvl w:ilvl="4" w:tplc="0409000B" w:tentative="1">
@@ -20884,7 +20131,7 @@
         <w:ind w:left="2200" w:hanging="440"/>
       </w:pPr>
       <w:rPr>
-        <w:rFonts w:ascii="Meiryo UI" w:hAnsi="Meiryo UI" w:eastAsia="Meiryo UI" w:cs="Meiryo UI" w:hint="default"/>
+        <w:rFonts w:ascii="Meiryo UI" w:eastAsia="Meiryo UI" w:hAnsi="Meiryo UI" w:cs="Meiryo UI" w:hint="default"/>
       </w:rPr>
     </w:lvl>
     <w:lvl w:ilvl="5" w:tplc="0409000D" w:tentative="1">
@@ -20896,7 +20143,7 @@
         <w:ind w:left="2640" w:hanging="440"/>
       </w:pPr>
       <w:rPr>
-        <w:rFonts w:ascii="Meiryo UI" w:hAnsi="Meiryo UI" w:eastAsia="Meiryo UI" w:cs="Meiryo UI" w:hint="default"/>
+        <w:rFonts w:ascii="Meiryo UI" w:eastAsia="Meiryo UI" w:hAnsi="Meiryo UI" w:cs="Meiryo UI" w:hint="default"/>
       </w:rPr>
     </w:lvl>
     <w:lvl w:ilvl="6" w:tplc="04090001" w:tentative="1">
@@ -20908,7 +20155,7 @@
         <w:ind w:left="3080" w:hanging="440"/>
       </w:pPr>
       <w:rPr>
-        <w:rFonts w:ascii="Meiryo UI" w:hAnsi="Meiryo UI" w:eastAsia="Meiryo UI" w:cs="Meiryo UI" w:hint="default"/>
+        <w:rFonts w:ascii="Meiryo UI" w:eastAsia="Meiryo UI" w:hAnsi="Meiryo UI" w:cs="Meiryo UI" w:hint="default"/>
       </w:rPr>
     </w:lvl>
     <w:lvl w:ilvl="7" w:tplc="0409000B" w:tentative="1">
@@ -20920,7 +20167,7 @@
         <w:ind w:left="3520" w:hanging="440"/>
       </w:pPr>
       <w:rPr>
-        <w:rFonts w:ascii="Meiryo UI" w:hAnsi="Meiryo UI" w:eastAsia="Meiryo UI" w:cs="Meiryo UI" w:hint="default"/>
+        <w:rFonts w:ascii="Meiryo UI" w:eastAsia="Meiryo UI" w:hAnsi="Meiryo UI" w:cs="Meiryo UI" w:hint="default"/>
       </w:rPr>
     </w:lvl>
     <w:lvl w:ilvl="8" w:tplc="0409000D" w:tentative="1">
@@ -20932,7 +20179,7 @@
         <w:ind w:left="3960" w:hanging="440"/>
       </w:pPr>
       <w:rPr>
-        <w:rFonts w:ascii="Meiryo UI" w:hAnsi="Meiryo UI" w:eastAsia="Meiryo UI" w:cs="Meiryo UI" w:hint="default"/>
+        <w:rFonts w:ascii="Meiryo UI" w:eastAsia="Meiryo UI" w:hAnsi="Meiryo UI" w:cs="Meiryo UI" w:hint="default"/>
       </w:rPr>
     </w:lvl>
   </w:abstractNum>
@@ -20964,7 +20211,7 @@
         <w:ind w:left="440" w:hanging="440"/>
       </w:pPr>
       <w:rPr>
-        <w:rFonts w:ascii="Meiryo UI" w:hAnsi="Meiryo UI" w:eastAsia="Meiryo UI" w:cs="Meiryo UI" w:hint="default"/>
+        <w:rFonts w:ascii="Meiryo UI" w:eastAsia="Meiryo UI" w:hAnsi="Meiryo UI" w:cs="Meiryo UI" w:hint="default"/>
       </w:rPr>
     </w:lvl>
     <w:lvl w:ilvl="1" w:tplc="0409000B" w:tentative="1">
@@ -20976,7 +20223,7 @@
         <w:ind w:left="880" w:hanging="440"/>
       </w:pPr>
       <w:rPr>
-        <w:rFonts w:ascii="Meiryo UI" w:hAnsi="Meiryo UI" w:eastAsia="Meiryo UI" w:cs="Meiryo UI" w:hint="default"/>
+        <w:rFonts w:ascii="Meiryo UI" w:eastAsia="Meiryo UI" w:hAnsi="Meiryo UI" w:cs="Meiryo UI" w:hint="default"/>
       </w:rPr>
     </w:lvl>
     <w:lvl w:ilvl="2" w:tplc="0409000D" w:tentative="1">
@@ -20988,7 +20235,7 @@
         <w:ind w:left="1320" w:hanging="440"/>
       </w:pPr>
       <w:rPr>
-        <w:rFonts w:ascii="Meiryo UI" w:hAnsi="Meiryo UI" w:eastAsia="Meiryo UI" w:cs="Meiryo UI" w:hint="default"/>
+        <w:rFonts w:ascii="Meiryo UI" w:eastAsia="Meiryo UI" w:hAnsi="Meiryo UI" w:cs="Meiryo UI" w:hint="default"/>
       </w:rPr>
     </w:lvl>
     <w:lvl w:ilvl="3" w:tplc="04090001" w:tentative="1">
@@ -21000,7 +20247,7 @@
         <w:ind w:left="1760" w:hanging="440"/>
       </w:pPr>
       <w:rPr>
-        <w:rFonts w:ascii="Meiryo UI" w:hAnsi="Meiryo UI" w:eastAsia="Meiryo UI" w:cs="Meiryo UI" w:hint="default"/>
+        <w:rFonts w:ascii="Meiryo UI" w:eastAsia="Meiryo UI" w:hAnsi="Meiryo UI" w:cs="Meiryo UI" w:hint="default"/>
       </w:rPr>
     </w:lvl>
     <w:lvl w:ilvl="4" w:tplc="0409000B" w:tentative="1">
@@ -21012,7 +20259,7 @@
         <w:ind w:left="2200" w:hanging="440"/>
       </w:pPr>
       <w:rPr>
-        <w:rFonts w:ascii="Meiryo UI" w:hAnsi="Meiryo UI" w:eastAsia="Meiryo UI" w:cs="Meiryo UI" w:hint="default"/>
+        <w:rFonts w:ascii="Meiryo UI" w:eastAsia="Meiryo UI" w:hAnsi="Meiryo UI" w:cs="Meiryo UI" w:hint="default"/>
       </w:rPr>
     </w:lvl>
     <w:lvl w:ilvl="5" w:tplc="0409000D" w:tentative="1">
@@ -21024,7 +20271,7 @@
         <w:ind w:left="2640" w:hanging="440"/>
       </w:pPr>
       <w:rPr>
-        <w:rFonts w:ascii="Meiryo UI" w:hAnsi="Meiryo UI" w:eastAsia="Meiryo UI" w:cs="Meiryo UI" w:hint="default"/>
+        <w:rFonts w:ascii="Meiryo UI" w:eastAsia="Meiryo UI" w:hAnsi="Meiryo UI" w:cs="Meiryo UI" w:hint="default"/>
       </w:rPr>
     </w:lvl>
     <w:lvl w:ilvl="6" w:tplc="04090001" w:tentative="1">
@@ -21036,7 +20283,7 @@
         <w:ind w:left="3080" w:hanging="440"/>
       </w:pPr>
       <w:rPr>
-        <w:rFonts w:ascii="Meiryo UI" w:hAnsi="Meiryo UI" w:eastAsia="Meiryo UI" w:cs="Meiryo UI" w:hint="default"/>
+        <w:rFonts w:ascii="Meiryo UI" w:eastAsia="Meiryo UI" w:hAnsi="Meiryo UI" w:cs="Meiryo UI" w:hint="default"/>
       </w:rPr>
     </w:lvl>
     <w:lvl w:ilvl="7" w:tplc="0409000B" w:tentative="1">
@@ -21048,7 +20295,7 @@
         <w:ind w:left="3520" w:hanging="440"/>
       </w:pPr>
       <w:rPr>
-        <w:rFonts w:ascii="Meiryo UI" w:hAnsi="Meiryo UI" w:eastAsia="Meiryo UI" w:cs="Meiryo UI" w:hint="default"/>
+        <w:rFonts w:ascii="Meiryo UI" w:eastAsia="Meiryo UI" w:hAnsi="Meiryo UI" w:cs="Meiryo UI" w:hint="default"/>
       </w:rPr>
     </w:lvl>
     <w:lvl w:ilvl="8" w:tplc="0409000D" w:tentative="1">
@@ -21060,7 +20307,7 @@
         <w:ind w:left="3960" w:hanging="440"/>
       </w:pPr>
       <w:rPr>
-        <w:rFonts w:ascii="Meiryo UI" w:hAnsi="Meiryo UI" w:eastAsia="Meiryo UI" w:cs="Meiryo UI" w:hint="default"/>
+        <w:rFonts w:ascii="Meiryo UI" w:eastAsia="Meiryo UI" w:hAnsi="Meiryo UI" w:cs="Meiryo UI" w:hint="default"/>
       </w:rPr>
     </w:lvl>
   </w:abstractNum>
@@ -21193,7 +20440,7 @@
         <w:ind w:left="720" w:hanging="360"/>
       </w:pPr>
       <w:rPr>
-        <w:rFonts w:ascii="Meiryo UI" w:hAnsi="Meiryo UI" w:eastAsia="Meiryo UI" w:cs="Meiryo UI" w:hint="default"/>
+        <w:rFonts w:ascii="Meiryo UI" w:eastAsia="Meiryo UI" w:hAnsi="Meiryo UI" w:cs="Meiryo UI" w:hint="default"/>
         <w:sz w:val="20"/>
       </w:rPr>
     </w:lvl>
@@ -21225,7 +20472,7 @@
         <w:ind w:left="2160" w:hanging="360"/>
       </w:pPr>
       <w:rPr>
-        <w:rFonts w:ascii="Meiryo UI" w:hAnsi="Meiryo UI" w:eastAsia="Meiryo UI" w:cs="Meiryo UI" w:hint="default"/>
+        <w:rFonts w:ascii="Meiryo UI" w:eastAsia="Meiryo UI" w:hAnsi="Meiryo UI" w:cs="Meiryo UI" w:hint="default"/>
         <w:sz w:val="20"/>
       </w:rPr>
     </w:lvl>
@@ -21241,7 +20488,7 @@
         <w:ind w:left="2880" w:hanging="360"/>
       </w:pPr>
       <w:rPr>
-        <w:rFonts w:ascii="Meiryo UI" w:hAnsi="Meiryo UI" w:eastAsia="Meiryo UI" w:cs="Meiryo UI" w:hint="default"/>
+        <w:rFonts w:ascii="Meiryo UI" w:eastAsia="Meiryo UI" w:hAnsi="Meiryo UI" w:cs="Meiryo UI" w:hint="default"/>
         <w:sz w:val="20"/>
       </w:rPr>
     </w:lvl>
@@ -21257,7 +20504,7 @@
         <w:ind w:left="3600" w:hanging="360"/>
       </w:pPr>
       <w:rPr>
-        <w:rFonts w:ascii="Meiryo UI" w:hAnsi="Meiryo UI" w:eastAsia="Meiryo UI" w:cs="Meiryo UI" w:hint="default"/>
+        <w:rFonts w:ascii="Meiryo UI" w:eastAsia="Meiryo UI" w:hAnsi="Meiryo UI" w:cs="Meiryo UI" w:hint="default"/>
         <w:sz w:val="20"/>
       </w:rPr>
     </w:lvl>
@@ -21273,7 +20520,7 @@
         <w:ind w:left="4320" w:hanging="360"/>
       </w:pPr>
       <w:rPr>
-        <w:rFonts w:ascii="Meiryo UI" w:hAnsi="Meiryo UI" w:eastAsia="Meiryo UI" w:cs="Meiryo UI" w:hint="default"/>
+        <w:rFonts w:ascii="Meiryo UI" w:eastAsia="Meiryo UI" w:hAnsi="Meiryo UI" w:cs="Meiryo UI" w:hint="default"/>
         <w:sz w:val="20"/>
       </w:rPr>
     </w:lvl>
@@ -21289,7 +20536,7 @@
         <w:ind w:left="5040" w:hanging="360"/>
       </w:pPr>
       <w:rPr>
-        <w:rFonts w:ascii="Meiryo UI" w:hAnsi="Meiryo UI" w:eastAsia="Meiryo UI" w:cs="Meiryo UI" w:hint="default"/>
+        <w:rFonts w:ascii="Meiryo UI" w:eastAsia="Meiryo UI" w:hAnsi="Meiryo UI" w:cs="Meiryo UI" w:hint="default"/>
         <w:sz w:val="20"/>
       </w:rPr>
     </w:lvl>
@@ -21305,7 +20552,7 @@
         <w:ind w:left="5760" w:hanging="360"/>
       </w:pPr>
       <w:rPr>
-        <w:rFonts w:ascii="Meiryo UI" w:hAnsi="Meiryo UI" w:eastAsia="Meiryo UI" w:cs="Meiryo UI" w:hint="default"/>
+        <w:rFonts w:ascii="Meiryo UI" w:eastAsia="Meiryo UI" w:hAnsi="Meiryo UI" w:cs="Meiryo UI" w:hint="default"/>
         <w:sz w:val="20"/>
       </w:rPr>
     </w:lvl>
@@ -21321,7 +20568,7 @@
         <w:ind w:left="6480" w:hanging="360"/>
       </w:pPr>
       <w:rPr>
-        <w:rFonts w:ascii="Meiryo UI" w:hAnsi="Meiryo UI" w:eastAsia="Meiryo UI" w:cs="Meiryo UI" w:hint="default"/>
+        <w:rFonts w:ascii="Meiryo UI" w:eastAsia="Meiryo UI" w:hAnsi="Meiryo UI" w:cs="Meiryo UI" w:hint="default"/>
         <w:sz w:val="20"/>
       </w:rPr>
     </w:lvl>
@@ -21342,7 +20589,7 @@
         <w:ind w:left="720" w:hanging="360"/>
       </w:pPr>
       <w:rPr>
-        <w:rFonts w:ascii="Meiryo UI" w:hAnsi="Meiryo UI" w:eastAsia="Meiryo UI" w:cs="Meiryo UI" w:hint="default"/>
+        <w:rFonts w:ascii="Meiryo UI" w:eastAsia="Meiryo UI" w:hAnsi="Meiryo UI" w:cs="Meiryo UI" w:hint="default"/>
         <w:sz w:val="20"/>
       </w:rPr>
     </w:lvl>
@@ -21374,7 +20621,7 @@
         <w:ind w:left="2160" w:hanging="360"/>
       </w:pPr>
       <w:rPr>
-        <w:rFonts w:ascii="Meiryo UI" w:hAnsi="Meiryo UI" w:eastAsia="Meiryo UI" w:cs="Meiryo UI" w:hint="default"/>
+        <w:rFonts w:ascii="Meiryo UI" w:eastAsia="Meiryo UI" w:hAnsi="Meiryo UI" w:cs="Meiryo UI" w:hint="default"/>
         <w:sz w:val="20"/>
       </w:rPr>
     </w:lvl>
@@ -21390,7 +20637,7 @@
         <w:ind w:left="2880" w:hanging="360"/>
       </w:pPr>
       <w:rPr>
-        <w:rFonts w:ascii="Meiryo UI" w:hAnsi="Meiryo UI" w:eastAsia="Meiryo UI" w:cs="Meiryo UI" w:hint="default"/>
+        <w:rFonts w:ascii="Meiryo UI" w:eastAsia="Meiryo UI" w:hAnsi="Meiryo UI" w:cs="Meiryo UI" w:hint="default"/>
         <w:sz w:val="20"/>
       </w:rPr>
     </w:lvl>
@@ -21406,7 +20653,7 @@
         <w:ind w:left="3600" w:hanging="360"/>
       </w:pPr>
       <w:rPr>
-        <w:rFonts w:ascii="Meiryo UI" w:hAnsi="Meiryo UI" w:eastAsia="Meiryo UI" w:cs="Meiryo UI" w:hint="default"/>
+        <w:rFonts w:ascii="Meiryo UI" w:eastAsia="Meiryo UI" w:hAnsi="Meiryo UI" w:cs="Meiryo UI" w:hint="default"/>
         <w:sz w:val="20"/>
       </w:rPr>
     </w:lvl>
@@ -21422,7 +20669,7 @@
         <w:ind w:left="4320" w:hanging="360"/>
       </w:pPr>
       <w:rPr>
-        <w:rFonts w:ascii="Meiryo UI" w:hAnsi="Meiryo UI" w:eastAsia="Meiryo UI" w:cs="Meiryo UI" w:hint="default"/>
+        <w:rFonts w:ascii="Meiryo UI" w:eastAsia="Meiryo UI" w:hAnsi="Meiryo UI" w:cs="Meiryo UI" w:hint="default"/>
         <w:sz w:val="20"/>
       </w:rPr>
     </w:lvl>
@@ -21438,7 +20685,7 @@
         <w:ind w:left="5040" w:hanging="360"/>
       </w:pPr>
       <w:rPr>
-        <w:rFonts w:ascii="Meiryo UI" w:hAnsi="Meiryo UI" w:eastAsia="Meiryo UI" w:cs="Meiryo UI" w:hint="default"/>
+        <w:rFonts w:ascii="Meiryo UI" w:eastAsia="Meiryo UI" w:hAnsi="Meiryo UI" w:cs="Meiryo UI" w:hint="default"/>
         <w:sz w:val="20"/>
       </w:rPr>
     </w:lvl>
@@ -21454,7 +20701,7 @@
         <w:ind w:left="5760" w:hanging="360"/>
       </w:pPr>
       <w:rPr>
-        <w:rFonts w:ascii="Meiryo UI" w:hAnsi="Meiryo UI" w:eastAsia="Meiryo UI" w:cs="Meiryo UI" w:hint="default"/>
+        <w:rFonts w:ascii="Meiryo UI" w:eastAsia="Meiryo UI" w:hAnsi="Meiryo UI" w:cs="Meiryo UI" w:hint="default"/>
         <w:sz w:val="20"/>
       </w:rPr>
     </w:lvl>
@@ -21470,7 +20717,7 @@
         <w:ind w:left="6480" w:hanging="360"/>
       </w:pPr>
       <w:rPr>
-        <w:rFonts w:ascii="Meiryo UI" w:hAnsi="Meiryo UI" w:eastAsia="Meiryo UI" w:cs="Meiryo UI" w:hint="default"/>
+        <w:rFonts w:ascii="Meiryo UI" w:eastAsia="Meiryo UI" w:hAnsi="Meiryo UI" w:cs="Meiryo UI" w:hint="default"/>
         <w:sz w:val="20"/>
       </w:rPr>
     </w:lvl>
@@ -21488,7 +20735,7 @@
         <w:ind w:left="440" w:hanging="440"/>
       </w:pPr>
       <w:rPr>
-        <w:rFonts w:ascii="Meiryo UI" w:hAnsi="Meiryo UI" w:eastAsia="Meiryo UI" w:cs="Meiryo UI" w:hint="default"/>
+        <w:rFonts w:ascii="Meiryo UI" w:eastAsia="Meiryo UI" w:hAnsi="Meiryo UI" w:cs="Meiryo UI" w:hint="default"/>
       </w:rPr>
     </w:lvl>
     <w:lvl w:ilvl="1" w:tplc="0409000B">
@@ -21500,7 +20747,7 @@
         <w:ind w:left="880" w:hanging="440"/>
       </w:pPr>
       <w:rPr>
-        <w:rFonts w:ascii="Meiryo UI" w:hAnsi="Meiryo UI" w:eastAsia="Meiryo UI" w:cs="Meiryo UI" w:hint="default"/>
+        <w:rFonts w:ascii="Meiryo UI" w:eastAsia="Meiryo UI" w:hAnsi="Meiryo UI" w:cs="Meiryo UI" w:hint="default"/>
       </w:rPr>
     </w:lvl>
     <w:lvl w:ilvl="2" w:tplc="0409000D" w:tentative="1">
@@ -21512,7 +20759,7 @@
         <w:ind w:left="1320" w:hanging="440"/>
       </w:pPr>
       <w:rPr>
-        <w:rFonts w:ascii="Meiryo UI" w:hAnsi="Meiryo UI" w:eastAsia="Meiryo UI" w:cs="Meiryo UI" w:hint="default"/>
+        <w:rFonts w:ascii="Meiryo UI" w:eastAsia="Meiryo UI" w:hAnsi="Meiryo UI" w:cs="Meiryo UI" w:hint="default"/>
       </w:rPr>
     </w:lvl>
     <w:lvl w:ilvl="3" w:tplc="04090001" w:tentative="1">
@@ -21524,7 +20771,7 @@
         <w:ind w:left="1760" w:hanging="440"/>
       </w:pPr>
       <w:rPr>
-        <w:rFonts w:ascii="Meiryo UI" w:hAnsi="Meiryo UI" w:eastAsia="Meiryo UI" w:cs="Meiryo UI" w:hint="default"/>
+        <w:rFonts w:ascii="Meiryo UI" w:eastAsia="Meiryo UI" w:hAnsi="Meiryo UI" w:cs="Meiryo UI" w:hint="default"/>
       </w:rPr>
     </w:lvl>
     <w:lvl w:ilvl="4" w:tplc="0409000B" w:tentative="1">
@@ -21536,7 +20783,7 @@
         <w:ind w:left="2200" w:hanging="440"/>
       </w:pPr>
       <w:rPr>
-        <w:rFonts w:ascii="Meiryo UI" w:hAnsi="Meiryo UI" w:eastAsia="Meiryo UI" w:cs="Meiryo UI" w:hint="default"/>
+        <w:rFonts w:ascii="Meiryo UI" w:eastAsia="Meiryo UI" w:hAnsi="Meiryo UI" w:cs="Meiryo UI" w:hint="default"/>
       </w:rPr>
     </w:lvl>
     <w:lvl w:ilvl="5" w:tplc="0409000D" w:tentative="1">
@@ -21548,7 +20795,7 @@
         <w:ind w:left="2640" w:hanging="440"/>
       </w:pPr>
       <w:rPr>
-        <w:rFonts w:ascii="Meiryo UI" w:hAnsi="Meiryo UI" w:eastAsia="Meiryo UI" w:cs="Meiryo UI" w:hint="default"/>
+        <w:rFonts w:ascii="Meiryo UI" w:eastAsia="Meiryo UI" w:hAnsi="Meiryo UI" w:cs="Meiryo UI" w:hint="default"/>
       </w:rPr>
     </w:lvl>
     <w:lvl w:ilvl="6" w:tplc="04090001" w:tentative="1">
@@ -21560,7 +20807,7 @@
         <w:ind w:left="3080" w:hanging="440"/>
       </w:pPr>
       <w:rPr>
-        <w:rFonts w:ascii="Meiryo UI" w:hAnsi="Meiryo UI" w:eastAsia="Meiryo UI" w:cs="Meiryo UI" w:hint="default"/>
+        <w:rFonts w:ascii="Meiryo UI" w:eastAsia="Meiryo UI" w:hAnsi="Meiryo UI" w:cs="Meiryo UI" w:hint="default"/>
       </w:rPr>
     </w:lvl>
     <w:lvl w:ilvl="7" w:tplc="0409000B" w:tentative="1">
@@ -21572,7 +20819,7 @@
         <w:ind w:left="3520" w:hanging="440"/>
       </w:pPr>
       <w:rPr>
-        <w:rFonts w:ascii="Meiryo UI" w:hAnsi="Meiryo UI" w:eastAsia="Meiryo UI" w:cs="Meiryo UI" w:hint="default"/>
+        <w:rFonts w:ascii="Meiryo UI" w:eastAsia="Meiryo UI" w:hAnsi="Meiryo UI" w:cs="Meiryo UI" w:hint="default"/>
       </w:rPr>
     </w:lvl>
     <w:lvl w:ilvl="8" w:tplc="0409000D" w:tentative="1">
@@ -21584,7 +20831,7 @@
         <w:ind w:left="3960" w:hanging="440"/>
       </w:pPr>
       <w:rPr>
-        <w:rFonts w:ascii="Meiryo UI" w:hAnsi="Meiryo UI" w:eastAsia="Meiryo UI" w:cs="Meiryo UI" w:hint="default"/>
+        <w:rFonts w:ascii="Meiryo UI" w:eastAsia="Meiryo UI" w:hAnsi="Meiryo UI" w:cs="Meiryo UI" w:hint="default"/>
       </w:rPr>
     </w:lvl>
   </w:abstractNum>
@@ -21691,7 +20938,7 @@
         <w:ind w:left="720" w:hanging="360"/>
       </w:pPr>
       <w:rPr>
-        <w:rFonts w:ascii="Meiryo UI" w:hAnsi="Meiryo UI" w:eastAsia="Meiryo UI" w:cs="Meiryo UI" w:hint="default"/>
+        <w:rFonts w:ascii="Meiryo UI" w:eastAsia="Meiryo UI" w:hAnsi="Meiryo UI" w:cs="Meiryo UI" w:hint="default"/>
         <w:sz w:val="20"/>
       </w:rPr>
     </w:lvl>
@@ -21723,7 +20970,7 @@
         <w:ind w:left="2160" w:hanging="360"/>
       </w:pPr>
       <w:rPr>
-        <w:rFonts w:ascii="Meiryo UI" w:hAnsi="Meiryo UI" w:eastAsia="Meiryo UI" w:cs="Meiryo UI" w:hint="default"/>
+        <w:rFonts w:ascii="Meiryo UI" w:eastAsia="Meiryo UI" w:hAnsi="Meiryo UI" w:cs="Meiryo UI" w:hint="default"/>
         <w:sz w:val="20"/>
       </w:rPr>
     </w:lvl>
@@ -21739,7 +20986,7 @@
         <w:ind w:left="2880" w:hanging="360"/>
       </w:pPr>
       <w:rPr>
-        <w:rFonts w:ascii="Meiryo UI" w:hAnsi="Meiryo UI" w:eastAsia="Meiryo UI" w:cs="Meiryo UI" w:hint="default"/>
+        <w:rFonts w:ascii="Meiryo UI" w:eastAsia="Meiryo UI" w:hAnsi="Meiryo UI" w:cs="Meiryo UI" w:hint="default"/>
         <w:sz w:val="20"/>
       </w:rPr>
     </w:lvl>
@@ -21755,7 +21002,7 @@
         <w:ind w:left="3600" w:hanging="360"/>
       </w:pPr>
       <w:rPr>
-        <w:rFonts w:ascii="Meiryo UI" w:hAnsi="Meiryo UI" w:eastAsia="Meiryo UI" w:cs="Meiryo UI" w:hint="default"/>
+        <w:rFonts w:ascii="Meiryo UI" w:eastAsia="Meiryo UI" w:hAnsi="Meiryo UI" w:cs="Meiryo UI" w:hint="default"/>
         <w:sz w:val="20"/>
       </w:rPr>
     </w:lvl>
@@ -21771,7 +21018,7 @@
         <w:ind w:left="4320" w:hanging="360"/>
       </w:pPr>
       <w:rPr>
-        <w:rFonts w:ascii="Meiryo UI" w:hAnsi="Meiryo UI" w:eastAsia="Meiryo UI" w:cs="Meiryo UI" w:hint="default"/>
+        <w:rFonts w:ascii="Meiryo UI" w:eastAsia="Meiryo UI" w:hAnsi="Meiryo UI" w:cs="Meiryo UI" w:hint="default"/>
         <w:sz w:val="20"/>
       </w:rPr>
     </w:lvl>
@@ -21787,7 +21034,7 @@
         <w:ind w:left="5040" w:hanging="360"/>
       </w:pPr>
       <w:rPr>
-        <w:rFonts w:ascii="Meiryo UI" w:hAnsi="Meiryo UI" w:eastAsia="Meiryo UI" w:cs="Meiryo UI" w:hint="default"/>
+        <w:rFonts w:ascii="Meiryo UI" w:eastAsia="Meiryo UI" w:hAnsi="Meiryo UI" w:cs="Meiryo UI" w:hint="default"/>
         <w:sz w:val="20"/>
       </w:rPr>
     </w:lvl>
@@ -21803,7 +21050,7 @@
         <w:ind w:left="5760" w:hanging="360"/>
       </w:pPr>
       <w:rPr>
-        <w:rFonts w:ascii="Meiryo UI" w:hAnsi="Meiryo UI" w:eastAsia="Meiryo UI" w:cs="Meiryo UI" w:hint="default"/>
+        <w:rFonts w:ascii="Meiryo UI" w:eastAsia="Meiryo UI" w:hAnsi="Meiryo UI" w:cs="Meiryo UI" w:hint="default"/>
         <w:sz w:val="20"/>
       </w:rPr>
     </w:lvl>
@@ -21819,7 +21066,7 @@
         <w:ind w:left="6480" w:hanging="360"/>
       </w:pPr>
       <w:rPr>
-        <w:rFonts w:ascii="Meiryo UI" w:hAnsi="Meiryo UI" w:eastAsia="Meiryo UI" w:cs="Meiryo UI" w:hint="default"/>
+        <w:rFonts w:ascii="Meiryo UI" w:eastAsia="Meiryo UI" w:hAnsi="Meiryo UI" w:cs="Meiryo UI" w:hint="default"/>
         <w:sz w:val="20"/>
       </w:rPr>
     </w:lvl>
@@ -21959,7 +21206,7 @@
         <w:ind w:left="440" w:hanging="440"/>
       </w:pPr>
       <w:rPr>
-        <w:rFonts w:ascii="Meiryo UI" w:hAnsi="Meiryo UI" w:eastAsia="Meiryo UI" w:cs="Meiryo UI" w:hint="default"/>
+        <w:rFonts w:ascii="Meiryo UI" w:eastAsia="Meiryo UI" w:hAnsi="Meiryo UI" w:cs="Meiryo UI" w:hint="default"/>
       </w:rPr>
     </w:lvl>
     <w:lvl w:ilvl="2" w:tplc="04090003">
@@ -21971,7 +21218,7 @@
         <w:ind w:left="440" w:hanging="440"/>
       </w:pPr>
       <w:rPr>
-        <w:rFonts w:ascii="Meiryo UI" w:hAnsi="Meiryo UI" w:eastAsia="Meiryo UI" w:cs="Meiryo UI" w:hint="default"/>
+        <w:rFonts w:ascii="Meiryo UI" w:eastAsia="Meiryo UI" w:hAnsi="Meiryo UI" w:cs="Meiryo UI" w:hint="default"/>
       </w:rPr>
     </w:lvl>
     <w:lvl w:ilvl="3" w:tplc="FFFFFFFF" w:tentative="1">
@@ -22045,7 +21292,7 @@
         <w:ind w:left="720" w:hanging="360"/>
       </w:pPr>
       <w:rPr>
-        <w:rFonts w:ascii="Meiryo UI" w:hAnsi="Meiryo UI" w:eastAsia="Meiryo UI" w:cs="Meiryo UI" w:hint="default"/>
+        <w:rFonts w:ascii="Meiryo UI" w:eastAsia="Meiryo UI" w:hAnsi="Meiryo UI" w:cs="Meiryo UI" w:hint="default"/>
         <w:sz w:val="20"/>
       </w:rPr>
     </w:lvl>
@@ -22077,7 +21324,7 @@
         <w:ind w:left="2160" w:hanging="360"/>
       </w:pPr>
       <w:rPr>
-        <w:rFonts w:ascii="Meiryo UI" w:hAnsi="Meiryo UI" w:eastAsia="Meiryo UI" w:cs="Meiryo UI" w:hint="default"/>
+        <w:rFonts w:ascii="Meiryo UI" w:eastAsia="Meiryo UI" w:hAnsi="Meiryo UI" w:cs="Meiryo UI" w:hint="default"/>
         <w:sz w:val="20"/>
       </w:rPr>
     </w:lvl>
@@ -22093,7 +21340,7 @@
         <w:ind w:left="2880" w:hanging="360"/>
       </w:pPr>
       <w:rPr>
-        <w:rFonts w:ascii="Meiryo UI" w:hAnsi="Meiryo UI" w:eastAsia="Meiryo UI" w:cs="Meiryo UI" w:hint="default"/>
+        <w:rFonts w:ascii="Meiryo UI" w:eastAsia="Meiryo UI" w:hAnsi="Meiryo UI" w:cs="Meiryo UI" w:hint="default"/>
         <w:sz w:val="20"/>
       </w:rPr>
     </w:lvl>
@@ -22109,7 +21356,7 @@
         <w:ind w:left="3600" w:hanging="360"/>
       </w:pPr>
       <w:rPr>
-        <w:rFonts w:ascii="Meiryo UI" w:hAnsi="Meiryo UI" w:eastAsia="Meiryo UI" w:cs="Meiryo UI" w:hint="default"/>
+        <w:rFonts w:ascii="Meiryo UI" w:eastAsia="Meiryo UI" w:hAnsi="Meiryo UI" w:cs="Meiryo UI" w:hint="default"/>
         <w:sz w:val="20"/>
       </w:rPr>
     </w:lvl>
@@ -22125,7 +21372,7 @@
         <w:ind w:left="4320" w:hanging="360"/>
       </w:pPr>
       <w:rPr>
-        <w:rFonts w:ascii="Meiryo UI" w:hAnsi="Meiryo UI" w:eastAsia="Meiryo UI" w:cs="Meiryo UI" w:hint="default"/>
+        <w:rFonts w:ascii="Meiryo UI" w:eastAsia="Meiryo UI" w:hAnsi="Meiryo UI" w:cs="Meiryo UI" w:hint="default"/>
         <w:sz w:val="20"/>
       </w:rPr>
     </w:lvl>
@@ -22141,7 +21388,7 @@
         <w:ind w:left="5040" w:hanging="360"/>
       </w:pPr>
       <w:rPr>
-        <w:rFonts w:ascii="Meiryo UI" w:hAnsi="Meiryo UI" w:eastAsia="Meiryo UI" w:cs="Meiryo UI" w:hint="default"/>
+        <w:rFonts w:ascii="Meiryo UI" w:eastAsia="Meiryo UI" w:hAnsi="Meiryo UI" w:cs="Meiryo UI" w:hint="default"/>
         <w:sz w:val="20"/>
       </w:rPr>
     </w:lvl>
@@ -22157,7 +21404,7 @@
         <w:ind w:left="5760" w:hanging="360"/>
       </w:pPr>
       <w:rPr>
-        <w:rFonts w:ascii="Meiryo UI" w:hAnsi="Meiryo UI" w:eastAsia="Meiryo UI" w:cs="Meiryo UI" w:hint="default"/>
+        <w:rFonts w:ascii="Meiryo UI" w:eastAsia="Meiryo UI" w:hAnsi="Meiryo UI" w:cs="Meiryo UI" w:hint="default"/>
         <w:sz w:val="20"/>
       </w:rPr>
     </w:lvl>
@@ -22173,7 +21420,7 @@
         <w:ind w:left="6480" w:hanging="360"/>
       </w:pPr>
       <w:rPr>
-        <w:rFonts w:ascii="Meiryo UI" w:hAnsi="Meiryo UI" w:eastAsia="Meiryo UI" w:cs="Meiryo UI" w:hint="default"/>
+        <w:rFonts w:ascii="Meiryo UI" w:eastAsia="Meiryo UI" w:hAnsi="Meiryo UI" w:cs="Meiryo UI" w:hint="default"/>
         <w:sz w:val="20"/>
       </w:rPr>
     </w:lvl>
@@ -22191,7 +21438,7 @@
         <w:ind w:left="440" w:hanging="440"/>
       </w:pPr>
       <w:rPr>
-        <w:rFonts w:ascii="Meiryo UI" w:hAnsi="Meiryo UI" w:eastAsia="Meiryo UI" w:cs="Meiryo UI" w:hint="default"/>
+        <w:rFonts w:ascii="Meiryo UI" w:eastAsia="Meiryo UI" w:hAnsi="Meiryo UI" w:cs="Meiryo UI" w:hint="default"/>
       </w:rPr>
     </w:lvl>
     <w:lvl w:ilvl="1" w:tplc="0409000B" w:tentative="1">
@@ -22203,7 +21450,7 @@
         <w:ind w:left="880" w:hanging="440"/>
       </w:pPr>
       <w:rPr>
-        <w:rFonts w:ascii="Meiryo UI" w:hAnsi="Meiryo UI" w:eastAsia="Meiryo UI" w:cs="Meiryo UI" w:hint="default"/>
+        <w:rFonts w:ascii="Meiryo UI" w:eastAsia="Meiryo UI" w:hAnsi="Meiryo UI" w:cs="Meiryo UI" w:hint="default"/>
       </w:rPr>
     </w:lvl>
     <w:lvl w:ilvl="2" w:tplc="0409000D" w:tentative="1">
@@ -22215,7 +21462,7 @@
         <w:ind w:left="1320" w:hanging="440"/>
       </w:pPr>
       <w:rPr>
-        <w:rFonts w:ascii="Meiryo UI" w:hAnsi="Meiryo UI" w:eastAsia="Meiryo UI" w:cs="Meiryo UI" w:hint="default"/>
+        <w:rFonts w:ascii="Meiryo UI" w:eastAsia="Meiryo UI" w:hAnsi="Meiryo UI" w:cs="Meiryo UI" w:hint="default"/>
       </w:rPr>
     </w:lvl>
     <w:lvl w:ilvl="3" w:tplc="04090001" w:tentative="1">
@@ -22227,7 +21474,7 @@
         <w:ind w:left="1760" w:hanging="440"/>
       </w:pPr>
       <w:rPr>
-        <w:rFonts w:ascii="Meiryo UI" w:hAnsi="Meiryo UI" w:eastAsia="Meiryo UI" w:cs="Meiryo UI" w:hint="default"/>
+        <w:rFonts w:ascii="Meiryo UI" w:eastAsia="Meiryo UI" w:hAnsi="Meiryo UI" w:cs="Meiryo UI" w:hint="default"/>
       </w:rPr>
     </w:lvl>
     <w:lvl w:ilvl="4" w:tplc="0409000B" w:tentative="1">
@@ -22239,7 +21486,7 @@
         <w:ind w:left="2200" w:hanging="440"/>
       </w:pPr>
       <w:rPr>
-        <w:rFonts w:ascii="Meiryo UI" w:hAnsi="Meiryo UI" w:eastAsia="Meiryo UI" w:cs="Meiryo UI" w:hint="default"/>
+        <w:rFonts w:ascii="Meiryo UI" w:eastAsia="Meiryo UI" w:hAnsi="Meiryo UI" w:cs="Meiryo UI" w:hint="default"/>
       </w:rPr>
     </w:lvl>
     <w:lvl w:ilvl="5" w:tplc="0409000D" w:tentative="1">
@@ -22251,7 +21498,7 @@
         <w:ind w:left="2640" w:hanging="440"/>
       </w:pPr>
       <w:rPr>
-        <w:rFonts w:ascii="Meiryo UI" w:hAnsi="Meiryo UI" w:eastAsia="Meiryo UI" w:cs="Meiryo UI" w:hint="default"/>
+        <w:rFonts w:ascii="Meiryo UI" w:eastAsia="Meiryo UI" w:hAnsi="Meiryo UI" w:cs="Meiryo UI" w:hint="default"/>
       </w:rPr>
     </w:lvl>
     <w:lvl w:ilvl="6" w:tplc="04090001" w:tentative="1">
@@ -22263,7 +21510,7 @@
         <w:ind w:left="3080" w:hanging="440"/>
       </w:pPr>
       <w:rPr>
-        <w:rFonts w:ascii="Meiryo UI" w:hAnsi="Meiryo UI" w:eastAsia="Meiryo UI" w:cs="Meiryo UI" w:hint="default"/>
+        <w:rFonts w:ascii="Meiryo UI" w:eastAsia="Meiryo UI" w:hAnsi="Meiryo UI" w:cs="Meiryo UI" w:hint="default"/>
       </w:rPr>
     </w:lvl>
     <w:lvl w:ilvl="7" w:tplc="0409000B" w:tentative="1">
@@ -22275,7 +21522,7 @@
         <w:ind w:left="3520" w:hanging="440"/>
       </w:pPr>
       <w:rPr>
-        <w:rFonts w:ascii="Meiryo UI" w:hAnsi="Meiryo UI" w:eastAsia="Meiryo UI" w:cs="Meiryo UI" w:hint="default"/>
+        <w:rFonts w:ascii="Meiryo UI" w:eastAsia="Meiryo UI" w:hAnsi="Meiryo UI" w:cs="Meiryo UI" w:hint="default"/>
       </w:rPr>
     </w:lvl>
     <w:lvl w:ilvl="8" w:tplc="0409000D" w:tentative="1">
@@ -22287,7 +21534,7 @@
         <w:ind w:left="3960" w:hanging="440"/>
       </w:pPr>
       <w:rPr>
-        <w:rFonts w:ascii="Meiryo UI" w:hAnsi="Meiryo UI" w:eastAsia="Meiryo UI" w:cs="Meiryo UI" w:hint="default"/>
+        <w:rFonts w:ascii="Meiryo UI" w:eastAsia="Meiryo UI" w:hAnsi="Meiryo UI" w:cs="Meiryo UI" w:hint="default"/>
       </w:rPr>
     </w:lvl>
   </w:abstractNum>
@@ -22504,7 +21751,7 @@
         <w:ind w:left="800" w:hanging="440"/>
       </w:pPr>
       <w:rPr>
-        <w:rFonts w:ascii="Meiryo UI" w:hAnsi="Meiryo UI" w:eastAsia="Meiryo UI" w:cs="Meiryo UI" w:hint="default"/>
+        <w:rFonts w:ascii="Meiryo UI" w:eastAsia="Meiryo UI" w:hAnsi="Meiryo UI" w:cs="Meiryo UI" w:hint="default"/>
         <w:u w:val="none"/>
       </w:rPr>
     </w:lvl>
@@ -22517,7 +21764,7 @@
         <w:ind w:left="1520" w:hanging="440"/>
       </w:pPr>
       <w:rPr>
-        <w:rFonts w:ascii="Meiryo UI" w:hAnsi="Meiryo UI" w:eastAsia="Meiryo UI" w:cs="Meiryo UI" w:hint="default"/>
+        <w:rFonts w:ascii="Meiryo UI" w:eastAsia="Meiryo UI" w:hAnsi="Meiryo UI" w:cs="Meiryo UI" w:hint="default"/>
       </w:rPr>
     </w:lvl>
     <w:lvl w:ilvl="2">
@@ -22618,7 +21865,7 @@
         <w:ind w:left="1160" w:hanging="440"/>
       </w:pPr>
       <w:rPr>
-        <w:rFonts w:ascii="Meiryo UI" w:hAnsi="Meiryo UI" w:eastAsia="Meiryo UI" w:cs="Meiryo UI" w:hint="default"/>
+        <w:rFonts w:ascii="Meiryo UI" w:eastAsia="Meiryo UI" w:hAnsi="Meiryo UI" w:cs="Meiryo UI" w:hint="default"/>
       </w:rPr>
     </w:lvl>
     <w:lvl w:ilvl="1" w:tplc="0409000B" w:tentative="1">
@@ -22630,7 +21877,7 @@
         <w:ind w:left="1600" w:hanging="440"/>
       </w:pPr>
       <w:rPr>
-        <w:rFonts w:ascii="Meiryo UI" w:hAnsi="Meiryo UI" w:eastAsia="Meiryo UI" w:cs="Meiryo UI" w:hint="default"/>
+        <w:rFonts w:ascii="Meiryo UI" w:eastAsia="Meiryo UI" w:hAnsi="Meiryo UI" w:cs="Meiryo UI" w:hint="default"/>
       </w:rPr>
     </w:lvl>
     <w:lvl w:ilvl="2" w:tplc="0409000D" w:tentative="1">
@@ -22642,7 +21889,7 @@
         <w:ind w:left="2040" w:hanging="440"/>
       </w:pPr>
       <w:rPr>
-        <w:rFonts w:ascii="Meiryo UI" w:hAnsi="Meiryo UI" w:eastAsia="Meiryo UI" w:cs="Meiryo UI" w:hint="default"/>
+        <w:rFonts w:ascii="Meiryo UI" w:eastAsia="Meiryo UI" w:hAnsi="Meiryo UI" w:cs="Meiryo UI" w:hint="default"/>
       </w:rPr>
     </w:lvl>
     <w:lvl w:ilvl="3" w:tplc="04090001" w:tentative="1">
@@ -22654,7 +21901,7 @@
         <w:ind w:left="2480" w:hanging="440"/>
       </w:pPr>
       <w:rPr>
-        <w:rFonts w:ascii="Meiryo UI" w:hAnsi="Meiryo UI" w:eastAsia="Meiryo UI" w:cs="Meiryo UI" w:hint="default"/>
+        <w:rFonts w:ascii="Meiryo UI" w:eastAsia="Meiryo UI" w:hAnsi="Meiryo UI" w:cs="Meiryo UI" w:hint="default"/>
       </w:rPr>
     </w:lvl>
     <w:lvl w:ilvl="4" w:tplc="0409000B" w:tentative="1">
@@ -22666,7 +21913,7 @@
         <w:ind w:left="2920" w:hanging="440"/>
       </w:pPr>
       <w:rPr>
-        <w:rFonts w:ascii="Meiryo UI" w:hAnsi="Meiryo UI" w:eastAsia="Meiryo UI" w:cs="Meiryo UI" w:hint="default"/>
+        <w:rFonts w:ascii="Meiryo UI" w:eastAsia="Meiryo UI" w:hAnsi="Meiryo UI" w:cs="Meiryo UI" w:hint="default"/>
       </w:rPr>
     </w:lvl>
     <w:lvl w:ilvl="5" w:tplc="0409000D" w:tentative="1">
@@ -22678,7 +21925,7 @@
         <w:ind w:left="3360" w:hanging="440"/>
       </w:pPr>
       <w:rPr>
-        <w:rFonts w:ascii="Meiryo UI" w:hAnsi="Meiryo UI" w:eastAsia="Meiryo UI" w:cs="Meiryo UI" w:hint="default"/>
+        <w:rFonts w:ascii="Meiryo UI" w:eastAsia="Meiryo UI" w:hAnsi="Meiryo UI" w:cs="Meiryo UI" w:hint="default"/>
       </w:rPr>
     </w:lvl>
     <w:lvl w:ilvl="6" w:tplc="04090001" w:tentative="1">
@@ -22690,7 +21937,7 @@
         <w:ind w:left="3800" w:hanging="440"/>
       </w:pPr>
       <w:rPr>
-        <w:rFonts w:ascii="Meiryo UI" w:hAnsi="Meiryo UI" w:eastAsia="Meiryo UI" w:cs="Meiryo UI" w:hint="default"/>
+        <w:rFonts w:ascii="Meiryo UI" w:eastAsia="Meiryo UI" w:hAnsi="Meiryo UI" w:cs="Meiryo UI" w:hint="default"/>
       </w:rPr>
     </w:lvl>
     <w:lvl w:ilvl="7" w:tplc="0409000B" w:tentative="1">
@@ -22702,7 +21949,7 @@
         <w:ind w:left="4240" w:hanging="440"/>
       </w:pPr>
       <w:rPr>
-        <w:rFonts w:ascii="Meiryo UI" w:hAnsi="Meiryo UI" w:eastAsia="Meiryo UI" w:cs="Meiryo UI" w:hint="default"/>
+        <w:rFonts w:ascii="Meiryo UI" w:eastAsia="Meiryo UI" w:hAnsi="Meiryo UI" w:cs="Meiryo UI" w:hint="default"/>
       </w:rPr>
     </w:lvl>
     <w:lvl w:ilvl="8" w:tplc="0409000D" w:tentative="1">
@@ -22714,7 +21961,7 @@
         <w:ind w:left="4680" w:hanging="440"/>
       </w:pPr>
       <w:rPr>
-        <w:rFonts w:ascii="Meiryo UI" w:hAnsi="Meiryo UI" w:eastAsia="Meiryo UI" w:cs="Meiryo UI" w:hint="default"/>
+        <w:rFonts w:ascii="Meiryo UI" w:eastAsia="Meiryo UI" w:hAnsi="Meiryo UI" w:cs="Meiryo UI" w:hint="default"/>
       </w:rPr>
     </w:lvl>
   </w:abstractNum>
@@ -22731,7 +21978,7 @@
         <w:ind w:left="800" w:hanging="440"/>
       </w:pPr>
       <w:rPr>
-        <w:rFonts w:ascii="Meiryo UI" w:hAnsi="Meiryo UI" w:eastAsia="Meiryo UI" w:cs="Meiryo UI" w:hint="default"/>
+        <w:rFonts w:ascii="Meiryo UI" w:eastAsia="Meiryo UI" w:hAnsi="Meiryo UI" w:cs="Meiryo UI" w:hint="default"/>
         <w:u w:val="none"/>
       </w:rPr>
     </w:lvl>
@@ -22845,7 +22092,7 @@
         <w:ind w:left="800" w:hanging="440"/>
       </w:pPr>
       <w:rPr>
-        <w:rFonts w:ascii="Meiryo UI" w:hAnsi="Meiryo UI" w:eastAsia="Meiryo UI" w:cs="Meiryo UI" w:hint="default"/>
+        <w:rFonts w:ascii="Meiryo UI" w:eastAsia="Meiryo UI" w:hAnsi="Meiryo UI" w:cs="Meiryo UI" w:hint="default"/>
         <w:u w:val="none"/>
       </w:rPr>
     </w:lvl>
@@ -22858,7 +22105,7 @@
         <w:ind w:left="1520" w:hanging="440"/>
       </w:pPr>
       <w:rPr>
-        <w:rFonts w:ascii="Meiryo UI" w:hAnsi="Meiryo UI" w:eastAsia="Meiryo UI" w:cs="Meiryo UI" w:hint="default"/>
+        <w:rFonts w:ascii="Meiryo UI" w:eastAsia="Meiryo UI" w:hAnsi="Meiryo UI" w:cs="Meiryo UI" w:hint="default"/>
       </w:rPr>
     </w:lvl>
     <w:lvl w:ilvl="2">
@@ -22959,7 +22206,7 @@
         <w:ind w:left="800" w:hanging="440"/>
       </w:pPr>
       <w:rPr>
-        <w:rFonts w:ascii="Meiryo UI" w:hAnsi="Meiryo UI" w:eastAsia="Meiryo UI" w:cs="Meiryo UI" w:hint="default"/>
+        <w:rFonts w:ascii="Meiryo UI" w:eastAsia="Meiryo UI" w:hAnsi="Meiryo UI" w:cs="Meiryo UI" w:hint="default"/>
         <w:u w:val="none"/>
       </w:rPr>
     </w:lvl>
@@ -22972,7 +22219,7 @@
         <w:ind w:left="1520" w:hanging="440"/>
       </w:pPr>
       <w:rPr>
-        <w:rFonts w:ascii="Meiryo UI" w:hAnsi="Meiryo UI" w:eastAsia="Meiryo UI" w:cs="Meiryo UI" w:hint="default"/>
+        <w:rFonts w:ascii="Meiryo UI" w:eastAsia="Meiryo UI" w:hAnsi="Meiryo UI" w:cs="Meiryo UI" w:hint="default"/>
       </w:rPr>
     </w:lvl>
     <w:lvl w:ilvl="2">
@@ -23073,7 +22320,7 @@
         <w:ind w:left="440" w:hanging="440"/>
       </w:pPr>
       <w:rPr>
-        <w:rFonts w:ascii="Meiryo UI" w:hAnsi="Meiryo UI" w:eastAsia="Meiryo UI" w:cs="Meiryo UI" w:hint="default"/>
+        <w:rFonts w:ascii="Meiryo UI" w:eastAsia="Meiryo UI" w:hAnsi="Meiryo UI" w:cs="Meiryo UI" w:hint="default"/>
       </w:rPr>
     </w:lvl>
     <w:lvl w:ilvl="1" w:tplc="0409000B" w:tentative="1">
@@ -23085,7 +22332,7 @@
         <w:ind w:left="880" w:hanging="440"/>
       </w:pPr>
       <w:rPr>
-        <w:rFonts w:ascii="Meiryo UI" w:hAnsi="Meiryo UI" w:eastAsia="Meiryo UI" w:cs="Meiryo UI" w:hint="default"/>
+        <w:rFonts w:ascii="Meiryo UI" w:eastAsia="Meiryo UI" w:hAnsi="Meiryo UI" w:cs="Meiryo UI" w:hint="default"/>
       </w:rPr>
     </w:lvl>
     <w:lvl w:ilvl="2" w:tplc="0409000D" w:tentative="1">
@@ -23097,7 +22344,7 @@
         <w:ind w:left="1320" w:hanging="440"/>
       </w:pPr>
       <w:rPr>
-        <w:rFonts w:ascii="Meiryo UI" w:hAnsi="Meiryo UI" w:eastAsia="Meiryo UI" w:cs="Meiryo UI" w:hint="default"/>
+        <w:rFonts w:ascii="Meiryo UI" w:eastAsia="Meiryo UI" w:hAnsi="Meiryo UI" w:cs="Meiryo UI" w:hint="default"/>
       </w:rPr>
     </w:lvl>
     <w:lvl w:ilvl="3" w:tplc="04090001" w:tentative="1">
@@ -23109,7 +22356,7 @@
         <w:ind w:left="1760" w:hanging="440"/>
       </w:pPr>
       <w:rPr>
-        <w:rFonts w:ascii="Meiryo UI" w:hAnsi="Meiryo UI" w:eastAsia="Meiryo UI" w:cs="Meiryo UI" w:hint="default"/>
+        <w:rFonts w:ascii="Meiryo UI" w:eastAsia="Meiryo UI" w:hAnsi="Meiryo UI" w:cs="Meiryo UI" w:hint="default"/>
       </w:rPr>
     </w:lvl>
     <w:lvl w:ilvl="4" w:tplc="0409000B" w:tentative="1">
@@ -23121,7 +22368,7 @@
         <w:ind w:left="2200" w:hanging="440"/>
       </w:pPr>
       <w:rPr>
-        <w:rFonts w:ascii="Meiryo UI" w:hAnsi="Meiryo UI" w:eastAsia="Meiryo UI" w:cs="Meiryo UI" w:hint="default"/>
+        <w:rFonts w:ascii="Meiryo UI" w:eastAsia="Meiryo UI" w:hAnsi="Meiryo UI" w:cs="Meiryo UI" w:hint="default"/>
       </w:rPr>
     </w:lvl>
     <w:lvl w:ilvl="5" w:tplc="0409000D" w:tentative="1">
@@ -23133,7 +22380,7 @@
         <w:ind w:left="2640" w:hanging="440"/>
       </w:pPr>
       <w:rPr>
-        <w:rFonts w:ascii="Meiryo UI" w:hAnsi="Meiryo UI" w:eastAsia="Meiryo UI" w:cs="Meiryo UI" w:hint="default"/>
+        <w:rFonts w:ascii="Meiryo UI" w:eastAsia="Meiryo UI" w:hAnsi="Meiryo UI" w:cs="Meiryo UI" w:hint="default"/>
       </w:rPr>
     </w:lvl>
     <w:lvl w:ilvl="6" w:tplc="04090001" w:tentative="1">
@@ -23145,7 +22392,7 @@
         <w:ind w:left="3080" w:hanging="440"/>
       </w:pPr>
       <w:rPr>
-        <w:rFonts w:ascii="Meiryo UI" w:hAnsi="Meiryo UI" w:eastAsia="Meiryo UI" w:cs="Meiryo UI" w:hint="default"/>
+        <w:rFonts w:ascii="Meiryo UI" w:eastAsia="Meiryo UI" w:hAnsi="Meiryo UI" w:cs="Meiryo UI" w:hint="default"/>
       </w:rPr>
     </w:lvl>
     <w:lvl w:ilvl="7" w:tplc="0409000B" w:tentative="1">
@@ -23157,7 +22404,7 @@
         <w:ind w:left="3520" w:hanging="440"/>
       </w:pPr>
       <w:rPr>
-        <w:rFonts w:ascii="Meiryo UI" w:hAnsi="Meiryo UI" w:eastAsia="Meiryo UI" w:cs="Meiryo UI" w:hint="default"/>
+        <w:rFonts w:ascii="Meiryo UI" w:eastAsia="Meiryo UI" w:hAnsi="Meiryo UI" w:cs="Meiryo UI" w:hint="default"/>
       </w:rPr>
     </w:lvl>
     <w:lvl w:ilvl="8" w:tplc="0409000D" w:tentative="1">
@@ -23169,7 +22416,7 @@
         <w:ind w:left="3960" w:hanging="440"/>
       </w:pPr>
       <w:rPr>
-        <w:rFonts w:ascii="Meiryo UI" w:hAnsi="Meiryo UI" w:eastAsia="Meiryo UI" w:cs="Meiryo UI" w:hint="default"/>
+        <w:rFonts w:ascii="Meiryo UI" w:eastAsia="Meiryo UI" w:hAnsi="Meiryo UI" w:cs="Meiryo UI" w:hint="default"/>
       </w:rPr>
     </w:lvl>
   </w:abstractNum>
@@ -23299,7 +22546,7 @@
         <w:ind w:left="440" w:hanging="440"/>
       </w:pPr>
       <w:rPr>
-        <w:rFonts w:ascii="Meiryo UI" w:hAnsi="Meiryo UI" w:eastAsia="Meiryo UI" w:cs="Meiryo UI" w:hint="default"/>
+        <w:rFonts w:ascii="Meiryo UI" w:eastAsia="Meiryo UI" w:hAnsi="Meiryo UI" w:cs="Meiryo UI" w:hint="default"/>
       </w:rPr>
     </w:lvl>
     <w:lvl w:ilvl="1" w:tplc="0409000B" w:tentative="1">
@@ -23311,7 +22558,7 @@
         <w:ind w:left="880" w:hanging="440"/>
       </w:pPr>
       <w:rPr>
-        <w:rFonts w:ascii="Meiryo UI" w:hAnsi="Meiryo UI" w:eastAsia="Meiryo UI" w:cs="Meiryo UI" w:hint="default"/>
+        <w:rFonts w:ascii="Meiryo UI" w:eastAsia="Meiryo UI" w:hAnsi="Meiryo UI" w:cs="Meiryo UI" w:hint="default"/>
       </w:rPr>
     </w:lvl>
     <w:lvl w:ilvl="2" w:tplc="0409000D" w:tentative="1">
@@ -23323,7 +22570,7 @@
         <w:ind w:left="1320" w:hanging="440"/>
       </w:pPr>
       <w:rPr>
-        <w:rFonts w:ascii="Meiryo UI" w:hAnsi="Meiryo UI" w:eastAsia="Meiryo UI" w:cs="Meiryo UI" w:hint="default"/>
+        <w:rFonts w:ascii="Meiryo UI" w:eastAsia="Meiryo UI" w:hAnsi="Meiryo UI" w:cs="Meiryo UI" w:hint="default"/>
       </w:rPr>
     </w:lvl>
     <w:lvl w:ilvl="3" w:tplc="04090001" w:tentative="1">
@@ -23335,7 +22582,7 @@
         <w:ind w:left="1760" w:hanging="440"/>
       </w:pPr>
       <w:rPr>
-        <w:rFonts w:ascii="Meiryo UI" w:hAnsi="Meiryo UI" w:eastAsia="Meiryo UI" w:cs="Meiryo UI" w:hint="default"/>
+        <w:rFonts w:ascii="Meiryo UI" w:eastAsia="Meiryo UI" w:hAnsi="Meiryo UI" w:cs="Meiryo UI" w:hint="default"/>
       </w:rPr>
     </w:lvl>
     <w:lvl w:ilvl="4" w:tplc="0409000B" w:tentative="1">
@@ -23347,7 +22594,7 @@
         <w:ind w:left="2200" w:hanging="440"/>
       </w:pPr>
       <w:rPr>
-        <w:rFonts w:ascii="Meiryo UI" w:hAnsi="Meiryo UI" w:eastAsia="Meiryo UI" w:cs="Meiryo UI" w:hint="default"/>
+        <w:rFonts w:ascii="Meiryo UI" w:eastAsia="Meiryo UI" w:hAnsi="Meiryo UI" w:cs="Meiryo UI" w:hint="default"/>
       </w:rPr>
     </w:lvl>
     <w:lvl w:ilvl="5" w:tplc="0409000D" w:tentative="1">
@@ -23359,7 +22606,7 @@
         <w:ind w:left="2640" w:hanging="440"/>
       </w:pPr>
       <w:rPr>
-        <w:rFonts w:ascii="Meiryo UI" w:hAnsi="Meiryo UI" w:eastAsia="Meiryo UI" w:cs="Meiryo UI" w:hint="default"/>
+        <w:rFonts w:ascii="Meiryo UI" w:eastAsia="Meiryo UI" w:hAnsi="Meiryo UI" w:cs="Meiryo UI" w:hint="default"/>
       </w:rPr>
     </w:lvl>
     <w:lvl w:ilvl="6" w:tplc="04090001" w:tentative="1">
@@ -23371,7 +22618,7 @@
         <w:ind w:left="3080" w:hanging="440"/>
       </w:pPr>
       <w:rPr>
-        <w:rFonts w:ascii="Meiryo UI" w:hAnsi="Meiryo UI" w:eastAsia="Meiryo UI" w:cs="Meiryo UI" w:hint="default"/>
+        <w:rFonts w:ascii="Meiryo UI" w:eastAsia="Meiryo UI" w:hAnsi="Meiryo UI" w:cs="Meiryo UI" w:hint="default"/>
       </w:rPr>
     </w:lvl>
     <w:lvl w:ilvl="7" w:tplc="0409000B" w:tentative="1">
@@ -23383,7 +22630,7 @@
         <w:ind w:left="3520" w:hanging="440"/>
       </w:pPr>
       <w:rPr>
-        <w:rFonts w:ascii="Meiryo UI" w:hAnsi="Meiryo UI" w:eastAsia="Meiryo UI" w:cs="Meiryo UI" w:hint="default"/>
+        <w:rFonts w:ascii="Meiryo UI" w:eastAsia="Meiryo UI" w:hAnsi="Meiryo UI" w:cs="Meiryo UI" w:hint="default"/>
       </w:rPr>
     </w:lvl>
     <w:lvl w:ilvl="8" w:tplc="0409000D" w:tentative="1">
@@ -23395,7 +22642,7 @@
         <w:ind w:left="3960" w:hanging="440"/>
       </w:pPr>
       <w:rPr>
-        <w:rFonts w:ascii="Meiryo UI" w:hAnsi="Meiryo UI" w:eastAsia="Meiryo UI" w:cs="Meiryo UI" w:hint="default"/>
+        <w:rFonts w:ascii="Meiryo UI" w:eastAsia="Meiryo UI" w:hAnsi="Meiryo UI" w:cs="Meiryo UI" w:hint="default"/>
       </w:rPr>
     </w:lvl>
   </w:abstractNum>
@@ -23421,7 +22668,7 @@
         <w:ind w:left="440" w:hanging="440"/>
       </w:pPr>
       <w:rPr>
-        <w:rFonts w:ascii="Meiryo UI" w:hAnsi="Meiryo UI" w:eastAsia="Meiryo UI" w:cs="Meiryo UI" w:hint="default"/>
+        <w:rFonts w:ascii="Meiryo UI" w:eastAsia="Meiryo UI" w:hAnsi="Meiryo UI" w:cs="Meiryo UI" w:hint="default"/>
       </w:rPr>
     </w:lvl>
     <w:lvl w:ilvl="2" w:tplc="04090003">
@@ -23433,7 +22680,7 @@
         <w:ind w:left="440" w:hanging="440"/>
       </w:pPr>
       <w:rPr>
-        <w:rFonts w:ascii="Meiryo UI" w:hAnsi="Meiryo UI" w:eastAsia="Meiryo UI" w:cs="Meiryo UI" w:hint="default"/>
+        <w:rFonts w:ascii="Meiryo UI" w:eastAsia="Meiryo UI" w:hAnsi="Meiryo UI" w:cs="Meiryo UI" w:hint="default"/>
       </w:rPr>
     </w:lvl>
     <w:lvl w:ilvl="3" w:tplc="0409000F" w:tentative="1">
@@ -23504,7 +22751,7 @@
         <w:ind w:left="800" w:hanging="440"/>
       </w:pPr>
       <w:rPr>
-        <w:rFonts w:ascii="Meiryo UI" w:hAnsi="Meiryo UI" w:eastAsia="Meiryo UI" w:cs="Meiryo UI" w:hint="default"/>
+        <w:rFonts w:ascii="Meiryo UI" w:eastAsia="Meiryo UI" w:hAnsi="Meiryo UI" w:cs="Meiryo UI" w:hint="default"/>
         <w:u w:val="none"/>
       </w:rPr>
     </w:lvl>
@@ -23618,7 +22865,7 @@
         <w:ind w:left="800" w:hanging="440"/>
       </w:pPr>
       <w:rPr>
-        <w:rFonts w:ascii="Meiryo UI" w:hAnsi="Meiryo UI" w:eastAsia="Meiryo UI" w:cs="Meiryo UI" w:hint="default"/>
+        <w:rFonts w:ascii="Meiryo UI" w:eastAsia="Meiryo UI" w:hAnsi="Meiryo UI" w:cs="Meiryo UI" w:hint="default"/>
         <w:u w:val="none"/>
       </w:rPr>
     </w:lvl>
@@ -23631,7 +22878,7 @@
         <w:ind w:left="1520" w:hanging="440"/>
       </w:pPr>
       <w:rPr>
-        <w:rFonts w:ascii="Meiryo UI" w:hAnsi="Meiryo UI" w:eastAsia="Meiryo UI" w:cs="Meiryo UI" w:hint="default"/>
+        <w:rFonts w:ascii="Meiryo UI" w:eastAsia="Meiryo UI" w:hAnsi="Meiryo UI" w:cs="Meiryo UI" w:hint="default"/>
       </w:rPr>
     </w:lvl>
     <w:lvl w:ilvl="2">
@@ -23732,7 +22979,7 @@
         <w:ind w:left="440" w:hanging="440"/>
       </w:pPr>
       <w:rPr>
-        <w:rFonts w:ascii="Meiryo UI" w:hAnsi="Meiryo UI" w:eastAsia="Meiryo UI" w:cs="Meiryo UI" w:hint="default"/>
+        <w:rFonts w:ascii="Meiryo UI" w:eastAsia="Meiryo UI" w:hAnsi="Meiryo UI" w:cs="Meiryo UI" w:hint="default"/>
       </w:rPr>
     </w:lvl>
     <w:lvl w:ilvl="1" w:tplc="0409000B" w:tentative="1">
@@ -23744,7 +22991,7 @@
         <w:ind w:left="880" w:hanging="440"/>
       </w:pPr>
       <w:rPr>
-        <w:rFonts w:ascii="Meiryo UI" w:hAnsi="Meiryo UI" w:eastAsia="Meiryo UI" w:cs="Meiryo UI" w:hint="default"/>
+        <w:rFonts w:ascii="Meiryo UI" w:eastAsia="Meiryo UI" w:hAnsi="Meiryo UI" w:cs="Meiryo UI" w:hint="default"/>
       </w:rPr>
     </w:lvl>
     <w:lvl w:ilvl="2" w:tplc="0409000D" w:tentative="1">
@@ -23756,7 +23003,7 @@
         <w:ind w:left="1320" w:hanging="440"/>
       </w:pPr>
       <w:rPr>
-        <w:rFonts w:ascii="Meiryo UI" w:hAnsi="Meiryo UI" w:eastAsia="Meiryo UI" w:cs="Meiryo UI" w:hint="default"/>
+        <w:rFonts w:ascii="Meiryo UI" w:eastAsia="Meiryo UI" w:hAnsi="Meiryo UI" w:cs="Meiryo UI" w:hint="default"/>
       </w:rPr>
     </w:lvl>
     <w:lvl w:ilvl="3" w:tplc="04090001" w:tentative="1">
@@ -23768,7 +23015,7 @@
         <w:ind w:left="1760" w:hanging="440"/>
       </w:pPr>
       <w:rPr>
-        <w:rFonts w:ascii="Meiryo UI" w:hAnsi="Meiryo UI" w:eastAsia="Meiryo UI" w:cs="Meiryo UI" w:hint="default"/>
+        <w:rFonts w:ascii="Meiryo UI" w:eastAsia="Meiryo UI" w:hAnsi="Meiryo UI" w:cs="Meiryo UI" w:hint="default"/>
       </w:rPr>
     </w:lvl>
     <w:lvl w:ilvl="4" w:tplc="0409000B" w:tentative="1">
@@ -23780,7 +23027,7 @@
         <w:ind w:left="2200" w:hanging="440"/>
       </w:pPr>
       <w:rPr>
-        <w:rFonts w:ascii="Meiryo UI" w:hAnsi="Meiryo UI" w:eastAsia="Meiryo UI" w:cs="Meiryo UI" w:hint="default"/>
+        <w:rFonts w:ascii="Meiryo UI" w:eastAsia="Meiryo UI" w:hAnsi="Meiryo UI" w:cs="Meiryo UI" w:hint="default"/>
       </w:rPr>
     </w:lvl>
     <w:lvl w:ilvl="5" w:tplc="0409000D" w:tentative="1">
@@ -23792,7 +23039,7 @@
         <w:ind w:left="2640" w:hanging="440"/>
       </w:pPr>
       <w:rPr>
-        <w:rFonts w:ascii="Meiryo UI" w:hAnsi="Meiryo UI" w:eastAsia="Meiryo UI" w:cs="Meiryo UI" w:hint="default"/>
+        <w:rFonts w:ascii="Meiryo UI" w:eastAsia="Meiryo UI" w:hAnsi="Meiryo UI" w:cs="Meiryo UI" w:hint="default"/>
       </w:rPr>
     </w:lvl>
     <w:lvl w:ilvl="6" w:tplc="04090001" w:tentative="1">
@@ -23804,7 +23051,7 @@
         <w:ind w:left="3080" w:hanging="440"/>
       </w:pPr>
       <w:rPr>
-        <w:rFonts w:ascii="Meiryo UI" w:hAnsi="Meiryo UI" w:eastAsia="Meiryo UI" w:cs="Meiryo UI" w:hint="default"/>
+        <w:rFonts w:ascii="Meiryo UI" w:eastAsia="Meiryo UI" w:hAnsi="Meiryo UI" w:cs="Meiryo UI" w:hint="default"/>
       </w:rPr>
     </w:lvl>
     <w:lvl w:ilvl="7" w:tplc="0409000B" w:tentative="1">
@@ -23816,7 +23063,7 @@
         <w:ind w:left="3520" w:hanging="440"/>
       </w:pPr>
       <w:rPr>
-        <w:rFonts w:ascii="Meiryo UI" w:hAnsi="Meiryo UI" w:eastAsia="Meiryo UI" w:cs="Meiryo UI" w:hint="default"/>
+        <w:rFonts w:ascii="Meiryo UI" w:eastAsia="Meiryo UI" w:hAnsi="Meiryo UI" w:cs="Meiryo UI" w:hint="default"/>
       </w:rPr>
     </w:lvl>
     <w:lvl w:ilvl="8" w:tplc="0409000D" w:tentative="1">
@@ -23828,7 +23075,7 @@
         <w:ind w:left="3960" w:hanging="440"/>
       </w:pPr>
       <w:rPr>
-        <w:rFonts w:ascii="Meiryo UI" w:hAnsi="Meiryo UI" w:eastAsia="Meiryo UI" w:cs="Meiryo UI" w:hint="default"/>
+        <w:rFonts w:ascii="Meiryo UI" w:eastAsia="Meiryo UI" w:hAnsi="Meiryo UI" w:cs="Meiryo UI" w:hint="default"/>
       </w:rPr>
     </w:lvl>
   </w:abstractNum>
@@ -23845,7 +23092,7 @@
         <w:ind w:left="440" w:hanging="440"/>
       </w:pPr>
       <w:rPr>
-        <w:rFonts w:ascii="Meiryo UI" w:hAnsi="Meiryo UI" w:eastAsia="Meiryo UI" w:cs="Meiryo UI" w:hint="default"/>
+        <w:rFonts w:ascii="Meiryo UI" w:eastAsia="Meiryo UI" w:hAnsi="Meiryo UI" w:cs="Meiryo UI" w:hint="default"/>
       </w:rPr>
     </w:lvl>
     <w:lvl w:ilvl="1" w:tplc="0409000B" w:tentative="1">
@@ -23857,7 +23104,7 @@
         <w:ind w:left="880" w:hanging="440"/>
       </w:pPr>
       <w:rPr>
-        <w:rFonts w:ascii="Meiryo UI" w:hAnsi="Meiryo UI" w:eastAsia="Meiryo UI" w:cs="Meiryo UI" w:hint="default"/>
+        <w:rFonts w:ascii="Meiryo UI" w:eastAsia="Meiryo UI" w:hAnsi="Meiryo UI" w:cs="Meiryo UI" w:hint="default"/>
       </w:rPr>
     </w:lvl>
     <w:lvl w:ilvl="2" w:tplc="0409000D" w:tentative="1">
@@ -23869,7 +23116,7 @@
         <w:ind w:left="1320" w:hanging="440"/>
       </w:pPr>
       <w:rPr>
-        <w:rFonts w:ascii="Meiryo UI" w:hAnsi="Meiryo UI" w:eastAsia="Meiryo UI" w:cs="Meiryo UI" w:hint="default"/>
+        <w:rFonts w:ascii="Meiryo UI" w:eastAsia="Meiryo UI" w:hAnsi="Meiryo UI" w:cs="Meiryo UI" w:hint="default"/>
       </w:rPr>
     </w:lvl>
     <w:lvl w:ilvl="3" w:tplc="04090001" w:tentative="1">
@@ -23881,7 +23128,7 @@
         <w:ind w:left="1760" w:hanging="440"/>
       </w:pPr>
       <w:rPr>
-        <w:rFonts w:ascii="Meiryo UI" w:hAnsi="Meiryo UI" w:eastAsia="Meiryo UI" w:cs="Meiryo UI" w:hint="default"/>
+        <w:rFonts w:ascii="Meiryo UI" w:eastAsia="Meiryo UI" w:hAnsi="Meiryo UI" w:cs="Meiryo UI" w:hint="default"/>
       </w:rPr>
     </w:lvl>
     <w:lvl w:ilvl="4" w:tplc="0409000B" w:tentative="1">
@@ -23893,7 +23140,7 @@
         <w:ind w:left="2200" w:hanging="440"/>
       </w:pPr>
       <w:rPr>
-        <w:rFonts w:ascii="Meiryo UI" w:hAnsi="Meiryo UI" w:eastAsia="Meiryo UI" w:cs="Meiryo UI" w:hint="default"/>
+        <w:rFonts w:ascii="Meiryo UI" w:eastAsia="Meiryo UI" w:hAnsi="Meiryo UI" w:cs="Meiryo UI" w:hint="default"/>
       </w:rPr>
     </w:lvl>
     <w:lvl w:ilvl="5" w:tplc="0409000D" w:tentative="1">
@@ -23905,7 +23152,7 @@
         <w:ind w:left="2640" w:hanging="440"/>
       </w:pPr>
       <w:rPr>
-        <w:rFonts w:ascii="Meiryo UI" w:hAnsi="Meiryo UI" w:eastAsia="Meiryo UI" w:cs="Meiryo UI" w:hint="default"/>
+        <w:rFonts w:ascii="Meiryo UI" w:eastAsia="Meiryo UI" w:hAnsi="Meiryo UI" w:cs="Meiryo UI" w:hint="default"/>
       </w:rPr>
     </w:lvl>
     <w:lvl w:ilvl="6" w:tplc="04090001" w:tentative="1">
@@ -23917,7 +23164,7 @@
         <w:ind w:left="3080" w:hanging="440"/>
       </w:pPr>
       <w:rPr>
-        <w:rFonts w:ascii="Meiryo UI" w:hAnsi="Meiryo UI" w:eastAsia="Meiryo UI" w:cs="Meiryo UI" w:hint="default"/>
+        <w:rFonts w:ascii="Meiryo UI" w:eastAsia="Meiryo UI" w:hAnsi="Meiryo UI" w:cs="Meiryo UI" w:hint="default"/>
       </w:rPr>
     </w:lvl>
     <w:lvl w:ilvl="7" w:tplc="0409000B" w:tentative="1">
@@ -23929,7 +23176,7 @@
         <w:ind w:left="3520" w:hanging="440"/>
       </w:pPr>
       <w:rPr>
-        <w:rFonts w:ascii="Meiryo UI" w:hAnsi="Meiryo UI" w:eastAsia="Meiryo UI" w:cs="Meiryo UI" w:hint="default"/>
+        <w:rFonts w:ascii="Meiryo UI" w:eastAsia="Meiryo UI" w:hAnsi="Meiryo UI" w:cs="Meiryo UI" w:hint="default"/>
       </w:rPr>
     </w:lvl>
     <w:lvl w:ilvl="8" w:tplc="0409000D" w:tentative="1">
@@ -23941,7 +23188,7 @@
         <w:ind w:left="3960" w:hanging="440"/>
       </w:pPr>
       <w:rPr>
-        <w:rFonts w:ascii="Meiryo UI" w:hAnsi="Meiryo UI" w:eastAsia="Meiryo UI" w:cs="Meiryo UI" w:hint="default"/>
+        <w:rFonts w:ascii="Meiryo UI" w:eastAsia="Meiryo UI" w:hAnsi="Meiryo UI" w:cs="Meiryo UI" w:hint="default"/>
       </w:rPr>
     </w:lvl>
   </w:abstractNum>
@@ -23958,7 +23205,7 @@
         <w:ind w:left="440" w:hanging="440"/>
       </w:pPr>
       <w:rPr>
-        <w:rFonts w:ascii="Meiryo UI" w:hAnsi="Meiryo UI" w:eastAsia="Meiryo UI" w:cs="Meiryo UI" w:hint="default"/>
+        <w:rFonts w:ascii="Meiryo UI" w:eastAsia="Meiryo UI" w:hAnsi="Meiryo UI" w:cs="Meiryo UI" w:hint="default"/>
       </w:rPr>
     </w:lvl>
     <w:lvl w:ilvl="1" w:tplc="0409000B" w:tentative="1">
@@ -23970,7 +23217,7 @@
         <w:ind w:left="880" w:hanging="440"/>
       </w:pPr>
       <w:rPr>
-        <w:rFonts w:ascii="Meiryo UI" w:hAnsi="Meiryo UI" w:eastAsia="Meiryo UI" w:cs="Meiryo UI" w:hint="default"/>
+        <w:rFonts w:ascii="Meiryo UI" w:eastAsia="Meiryo UI" w:hAnsi="Meiryo UI" w:cs="Meiryo UI" w:hint="default"/>
       </w:rPr>
     </w:lvl>
     <w:lvl w:ilvl="2" w:tplc="0409000D" w:tentative="1">
@@ -23982,7 +23229,7 @@
         <w:ind w:left="1320" w:hanging="440"/>
       </w:pPr>
       <w:rPr>
-        <w:rFonts w:ascii="Meiryo UI" w:hAnsi="Meiryo UI" w:eastAsia="Meiryo UI" w:cs="Meiryo UI" w:hint="default"/>
+        <w:rFonts w:ascii="Meiryo UI" w:eastAsia="Meiryo UI" w:hAnsi="Meiryo UI" w:cs="Meiryo UI" w:hint="default"/>
       </w:rPr>
     </w:lvl>
     <w:lvl w:ilvl="3" w:tplc="04090001" w:tentative="1">
@@ -23994,7 +23241,7 @@
         <w:ind w:left="1760" w:hanging="440"/>
       </w:pPr>
       <w:rPr>
-        <w:rFonts w:ascii="Meiryo UI" w:hAnsi="Meiryo UI" w:eastAsia="Meiryo UI" w:cs="Meiryo UI" w:hint="default"/>
+        <w:rFonts w:ascii="Meiryo UI" w:eastAsia="Meiryo UI" w:hAnsi="Meiryo UI" w:cs="Meiryo UI" w:hint="default"/>
       </w:rPr>
     </w:lvl>
     <w:lvl w:ilvl="4" w:tplc="0409000B" w:tentative="1">
@@ -24006,7 +23253,7 @@
         <w:ind w:left="2200" w:hanging="440"/>
       </w:pPr>
       <w:rPr>
-        <w:rFonts w:ascii="Meiryo UI" w:hAnsi="Meiryo UI" w:eastAsia="Meiryo UI" w:cs="Meiryo UI" w:hint="default"/>
+        <w:rFonts w:ascii="Meiryo UI" w:eastAsia="Meiryo UI" w:hAnsi="Meiryo UI" w:cs="Meiryo UI" w:hint="default"/>
       </w:rPr>
     </w:lvl>
     <w:lvl w:ilvl="5" w:tplc="0409000D" w:tentative="1">
@@ -24018,7 +23265,7 @@
         <w:ind w:left="2640" w:hanging="440"/>
       </w:pPr>
       <w:rPr>
-        <w:rFonts w:ascii="Meiryo UI" w:hAnsi="Meiryo UI" w:eastAsia="Meiryo UI" w:cs="Meiryo UI" w:hint="default"/>
+        <w:rFonts w:ascii="Meiryo UI" w:eastAsia="Meiryo UI" w:hAnsi="Meiryo UI" w:cs="Meiryo UI" w:hint="default"/>
       </w:rPr>
     </w:lvl>
     <w:lvl w:ilvl="6" w:tplc="04090001" w:tentative="1">
@@ -24030,7 +23277,7 @@
         <w:ind w:left="3080" w:hanging="440"/>
       </w:pPr>
       <w:rPr>
-        <w:rFonts w:ascii="Meiryo UI" w:hAnsi="Meiryo UI" w:eastAsia="Meiryo UI" w:cs="Meiryo UI" w:hint="default"/>
+        <w:rFonts w:ascii="Meiryo UI" w:eastAsia="Meiryo UI" w:hAnsi="Meiryo UI" w:cs="Meiryo UI" w:hint="default"/>
       </w:rPr>
     </w:lvl>
     <w:lvl w:ilvl="7" w:tplc="0409000B" w:tentative="1">
@@ -24042,7 +23289,7 @@
         <w:ind w:left="3520" w:hanging="440"/>
       </w:pPr>
       <w:rPr>
-        <w:rFonts w:ascii="Meiryo UI" w:hAnsi="Meiryo UI" w:eastAsia="Meiryo UI" w:cs="Meiryo UI" w:hint="default"/>
+        <w:rFonts w:ascii="Meiryo UI" w:eastAsia="Meiryo UI" w:hAnsi="Meiryo UI" w:cs="Meiryo UI" w:hint="default"/>
       </w:rPr>
     </w:lvl>
     <w:lvl w:ilvl="8" w:tplc="0409000D" w:tentative="1">
@@ -24054,7 +23301,7 @@
         <w:ind w:left="3960" w:hanging="440"/>
       </w:pPr>
       <w:rPr>
-        <w:rFonts w:ascii="Meiryo UI" w:hAnsi="Meiryo UI" w:eastAsia="Meiryo UI" w:cs="Meiryo UI" w:hint="default"/>
+        <w:rFonts w:ascii="Meiryo UI" w:eastAsia="Meiryo UI" w:hAnsi="Meiryo UI" w:cs="Meiryo UI" w:hint="default"/>
       </w:rPr>
     </w:lvl>
   </w:abstractNum>
@@ -24071,7 +23318,7 @@
         <w:ind w:left="440" w:hanging="440"/>
       </w:pPr>
       <w:rPr>
-        <w:rFonts w:ascii="Meiryo UI" w:hAnsi="Meiryo UI" w:eastAsia="Meiryo UI" w:cs="Meiryo UI" w:hint="default"/>
+        <w:rFonts w:ascii="Meiryo UI" w:eastAsia="Meiryo UI" w:hAnsi="Meiryo UI" w:cs="Meiryo UI" w:hint="default"/>
       </w:rPr>
     </w:lvl>
     <w:lvl w:ilvl="1" w:tplc="0409000B" w:tentative="1">
@@ -24083,7 +23330,7 @@
         <w:ind w:left="880" w:hanging="440"/>
       </w:pPr>
       <w:rPr>
-        <w:rFonts w:ascii="Meiryo UI" w:hAnsi="Meiryo UI" w:eastAsia="Meiryo UI" w:cs="Meiryo UI" w:hint="default"/>
+        <w:rFonts w:ascii="Meiryo UI" w:eastAsia="Meiryo UI" w:hAnsi="Meiryo UI" w:cs="Meiryo UI" w:hint="default"/>
       </w:rPr>
     </w:lvl>
     <w:lvl w:ilvl="2" w:tplc="0409000D" w:tentative="1">
@@ -24095,7 +23342,7 @@
         <w:ind w:left="1320" w:hanging="440"/>
       </w:pPr>
       <w:rPr>
-        <w:rFonts w:ascii="Meiryo UI" w:hAnsi="Meiryo UI" w:eastAsia="Meiryo UI" w:cs="Meiryo UI" w:hint="default"/>
+        <w:rFonts w:ascii="Meiryo UI" w:eastAsia="Meiryo UI" w:hAnsi="Meiryo UI" w:cs="Meiryo UI" w:hint="default"/>
       </w:rPr>
     </w:lvl>
     <w:lvl w:ilvl="3" w:tplc="04090001" w:tentative="1">
@@ -24107,7 +23354,7 @@
         <w:ind w:left="1760" w:hanging="440"/>
       </w:pPr>
       <w:rPr>
-        <w:rFonts w:ascii="Meiryo UI" w:hAnsi="Meiryo UI" w:eastAsia="Meiryo UI" w:cs="Meiryo UI" w:hint="default"/>
+        <w:rFonts w:ascii="Meiryo UI" w:eastAsia="Meiryo UI" w:hAnsi="Meiryo UI" w:cs="Meiryo UI" w:hint="default"/>
       </w:rPr>
     </w:lvl>
     <w:lvl w:ilvl="4" w:tplc="0409000B" w:tentative="1">
@@ -24119,7 +23366,7 @@
         <w:ind w:left="2200" w:hanging="440"/>
       </w:pPr>
       <w:rPr>
-        <w:rFonts w:ascii="Meiryo UI" w:hAnsi="Meiryo UI" w:eastAsia="Meiryo UI" w:cs="Meiryo UI" w:hint="default"/>
+        <w:rFonts w:ascii="Meiryo UI" w:eastAsia="Meiryo UI" w:hAnsi="Meiryo UI" w:cs="Meiryo UI" w:hint="default"/>
       </w:rPr>
     </w:lvl>
     <w:lvl w:ilvl="5" w:tplc="0409000D" w:tentative="1">
@@ -24131,7 +23378,7 @@
         <w:ind w:left="2640" w:hanging="440"/>
       </w:pPr>
       <w:rPr>
-        <w:rFonts w:ascii="Meiryo UI" w:hAnsi="Meiryo UI" w:eastAsia="Meiryo UI" w:cs="Meiryo UI" w:hint="default"/>
+        <w:rFonts w:ascii="Meiryo UI" w:eastAsia="Meiryo UI" w:hAnsi="Meiryo UI" w:cs="Meiryo UI" w:hint="default"/>
       </w:rPr>
     </w:lvl>
     <w:lvl w:ilvl="6" w:tplc="04090001" w:tentative="1">
@@ -24143,7 +23390,7 @@
         <w:ind w:left="3080" w:hanging="440"/>
       </w:pPr>
       <w:rPr>
-        <w:rFonts w:ascii="Meiryo UI" w:hAnsi="Meiryo UI" w:eastAsia="Meiryo UI" w:cs="Meiryo UI" w:hint="default"/>
+        <w:rFonts w:ascii="Meiryo UI" w:eastAsia="Meiryo UI" w:hAnsi="Meiryo UI" w:cs="Meiryo UI" w:hint="default"/>
       </w:rPr>
     </w:lvl>
     <w:lvl w:ilvl="7" w:tplc="0409000B" w:tentative="1">
@@ -24155,7 +23402,7 @@
         <w:ind w:left="3520" w:hanging="440"/>
       </w:pPr>
       <w:rPr>
-        <w:rFonts w:ascii="Meiryo UI" w:hAnsi="Meiryo UI" w:eastAsia="Meiryo UI" w:cs="Meiryo UI" w:hint="default"/>
+        <w:rFonts w:ascii="Meiryo UI" w:eastAsia="Meiryo UI" w:hAnsi="Meiryo UI" w:cs="Meiryo UI" w:hint="default"/>
       </w:rPr>
     </w:lvl>
     <w:lvl w:ilvl="8" w:tplc="0409000D" w:tentative="1">
@@ -24167,7 +23414,7 @@
         <w:ind w:left="3960" w:hanging="440"/>
       </w:pPr>
       <w:rPr>
-        <w:rFonts w:ascii="Meiryo UI" w:hAnsi="Meiryo UI" w:eastAsia="Meiryo UI" w:cs="Meiryo UI" w:hint="default"/>
+        <w:rFonts w:ascii="Meiryo UI" w:eastAsia="Meiryo UI" w:hAnsi="Meiryo UI" w:cs="Meiryo UI" w:hint="default"/>
       </w:rPr>
     </w:lvl>
   </w:abstractNum>
@@ -24184,7 +23431,7 @@
         <w:ind w:left="440" w:hanging="440"/>
       </w:pPr>
       <w:rPr>
-        <w:rFonts w:ascii="Meiryo UI" w:hAnsi="Meiryo UI" w:eastAsia="Meiryo UI" w:cs="Meiryo UI" w:hint="default"/>
+        <w:rFonts w:ascii="Meiryo UI" w:eastAsia="Meiryo UI" w:hAnsi="Meiryo UI" w:cs="Meiryo UI" w:hint="default"/>
       </w:rPr>
     </w:lvl>
     <w:lvl w:ilvl="1" w:tplc="0409000B" w:tentative="1">
@@ -24196,7 +23443,7 @@
         <w:ind w:left="880" w:hanging="440"/>
       </w:pPr>
       <w:rPr>
-        <w:rFonts w:ascii="Meiryo UI" w:hAnsi="Meiryo UI" w:eastAsia="Meiryo UI" w:cs="Meiryo UI" w:hint="default"/>
+        <w:rFonts w:ascii="Meiryo UI" w:eastAsia="Meiryo UI" w:hAnsi="Meiryo UI" w:cs="Meiryo UI" w:hint="default"/>
       </w:rPr>
     </w:lvl>
     <w:lvl w:ilvl="2" w:tplc="0409000D" w:tentative="1">
@@ -24208,7 +23455,7 @@
         <w:ind w:left="1320" w:hanging="440"/>
       </w:pPr>
       <w:rPr>
-        <w:rFonts w:ascii="Meiryo UI" w:hAnsi="Meiryo UI" w:eastAsia="Meiryo UI" w:cs="Meiryo UI" w:hint="default"/>
+        <w:rFonts w:ascii="Meiryo UI" w:eastAsia="Meiryo UI" w:hAnsi="Meiryo UI" w:cs="Meiryo UI" w:hint="default"/>
       </w:rPr>
     </w:lvl>
     <w:lvl w:ilvl="3" w:tplc="04090001" w:tentative="1">
@@ -24220,7 +23467,7 @@
         <w:ind w:left="1760" w:hanging="440"/>
       </w:pPr>
       <w:rPr>
-        <w:rFonts w:ascii="Meiryo UI" w:hAnsi="Meiryo UI" w:eastAsia="Meiryo UI" w:cs="Meiryo UI" w:hint="default"/>
+        <w:rFonts w:ascii="Meiryo UI" w:eastAsia="Meiryo UI" w:hAnsi="Meiryo UI" w:cs="Meiryo UI" w:hint="default"/>
       </w:rPr>
     </w:lvl>
     <w:lvl w:ilvl="4" w:tplc="0409000B" w:tentative="1">
@@ -24232,7 +23479,7 @@
         <w:ind w:left="2200" w:hanging="440"/>
       </w:pPr>
       <w:rPr>
-        <w:rFonts w:ascii="Meiryo UI" w:hAnsi="Meiryo UI" w:eastAsia="Meiryo UI" w:cs="Meiryo UI" w:hint="default"/>
+        <w:rFonts w:ascii="Meiryo UI" w:eastAsia="Meiryo UI" w:hAnsi="Meiryo UI" w:cs="Meiryo UI" w:hint="default"/>
       </w:rPr>
     </w:lvl>
     <w:lvl w:ilvl="5" w:tplc="0409000D" w:tentative="1">
@@ -24244,7 +23491,7 @@
         <w:ind w:left="2640" w:hanging="440"/>
       </w:pPr>
       <w:rPr>
-        <w:rFonts w:ascii="Meiryo UI" w:hAnsi="Meiryo UI" w:eastAsia="Meiryo UI" w:cs="Meiryo UI" w:hint="default"/>
+        <w:rFonts w:ascii="Meiryo UI" w:eastAsia="Meiryo UI" w:hAnsi="Meiryo UI" w:cs="Meiryo UI" w:hint="default"/>
       </w:rPr>
     </w:lvl>
     <w:lvl w:ilvl="6" w:tplc="04090001" w:tentative="1">
@@ -24256,7 +23503,7 @@
         <w:ind w:left="3080" w:hanging="440"/>
       </w:pPr>
       <w:rPr>
-        <w:rFonts w:ascii="Meiryo UI" w:hAnsi="Meiryo UI" w:eastAsia="Meiryo UI" w:cs="Meiryo UI" w:hint="default"/>
+        <w:rFonts w:ascii="Meiryo UI" w:eastAsia="Meiryo UI" w:hAnsi="Meiryo UI" w:cs="Meiryo UI" w:hint="default"/>
       </w:rPr>
     </w:lvl>
     <w:lvl w:ilvl="7" w:tplc="0409000B" w:tentative="1">
@@ -24268,7 +23515,7 @@
         <w:ind w:left="3520" w:hanging="440"/>
       </w:pPr>
       <w:rPr>
-        <w:rFonts w:ascii="Meiryo UI" w:hAnsi="Meiryo UI" w:eastAsia="Meiryo UI" w:cs="Meiryo UI" w:hint="default"/>
+        <w:rFonts w:ascii="Meiryo UI" w:eastAsia="Meiryo UI" w:hAnsi="Meiryo UI" w:cs="Meiryo UI" w:hint="default"/>
       </w:rPr>
     </w:lvl>
     <w:lvl w:ilvl="8" w:tplc="0409000D" w:tentative="1">
@@ -24280,7 +23527,7 @@
         <w:ind w:left="3960" w:hanging="440"/>
       </w:pPr>
       <w:rPr>
-        <w:rFonts w:ascii="Meiryo UI" w:hAnsi="Meiryo UI" w:eastAsia="Meiryo UI" w:cs="Meiryo UI" w:hint="default"/>
+        <w:rFonts w:ascii="Meiryo UI" w:eastAsia="Meiryo UI" w:hAnsi="Meiryo UI" w:cs="Meiryo UI" w:hint="default"/>
       </w:rPr>
     </w:lvl>
   </w:abstractNum>
@@ -24297,7 +23544,7 @@
         <w:ind w:left="440" w:hanging="440"/>
       </w:pPr>
       <w:rPr>
-        <w:rFonts w:ascii="Meiryo UI" w:hAnsi="Meiryo UI" w:eastAsia="Meiryo UI" w:cs="Meiryo UI" w:hint="default"/>
+        <w:rFonts w:ascii="Meiryo UI" w:eastAsia="Meiryo UI" w:hAnsi="Meiryo UI" w:cs="Meiryo UI" w:hint="default"/>
       </w:rPr>
     </w:lvl>
     <w:lvl w:ilvl="1" w:tplc="0409000B" w:tentative="1">
@@ -24309,7 +23556,7 @@
         <w:ind w:left="880" w:hanging="440"/>
       </w:pPr>
       <w:rPr>
-        <w:rFonts w:ascii="Meiryo UI" w:hAnsi="Meiryo UI" w:eastAsia="Meiryo UI" w:cs="Meiryo UI" w:hint="default"/>
+        <w:rFonts w:ascii="Meiryo UI" w:eastAsia="Meiryo UI" w:hAnsi="Meiryo UI" w:cs="Meiryo UI" w:hint="default"/>
       </w:rPr>
     </w:lvl>
     <w:lvl w:ilvl="2" w:tplc="0409000D" w:tentative="1">
@@ -24321,7 +23568,7 @@
         <w:ind w:left="1320" w:hanging="440"/>
       </w:pPr>
       <w:rPr>
-        <w:rFonts w:ascii="Meiryo UI" w:hAnsi="Meiryo UI" w:eastAsia="Meiryo UI" w:cs="Meiryo UI" w:hint="default"/>
+        <w:rFonts w:ascii="Meiryo UI" w:eastAsia="Meiryo UI" w:hAnsi="Meiryo UI" w:cs="Meiryo UI" w:hint="default"/>
       </w:rPr>
     </w:lvl>
     <w:lvl w:ilvl="3" w:tplc="04090001" w:tentative="1">
@@ -24333,7 +23580,7 @@
         <w:ind w:left="1760" w:hanging="440"/>
       </w:pPr>
       <w:rPr>
-        <w:rFonts w:ascii="Meiryo UI" w:hAnsi="Meiryo UI" w:eastAsia="Meiryo UI" w:cs="Meiryo UI" w:hint="default"/>
+        <w:rFonts w:ascii="Meiryo UI" w:eastAsia="Meiryo UI" w:hAnsi="Meiryo UI" w:cs="Meiryo UI" w:hint="default"/>
       </w:rPr>
     </w:lvl>
     <w:lvl w:ilvl="4" w:tplc="0409000B" w:tentative="1">
@@ -24345,7 +23592,7 @@
         <w:ind w:left="2200" w:hanging="440"/>
       </w:pPr>
       <w:rPr>
-        <w:rFonts w:ascii="Meiryo UI" w:hAnsi="Meiryo UI" w:eastAsia="Meiryo UI" w:cs="Meiryo UI" w:hint="default"/>
+        <w:rFonts w:ascii="Meiryo UI" w:eastAsia="Meiryo UI" w:hAnsi="Meiryo UI" w:cs="Meiryo UI" w:hint="default"/>
       </w:rPr>
     </w:lvl>
     <w:lvl w:ilvl="5" w:tplc="0409000D" w:tentative="1">
@@ -24357,7 +23604,7 @@
         <w:ind w:left="2640" w:hanging="440"/>
       </w:pPr>
       <w:rPr>
-        <w:rFonts w:ascii="Meiryo UI" w:hAnsi="Meiryo UI" w:eastAsia="Meiryo UI" w:cs="Meiryo UI" w:hint="default"/>
+        <w:rFonts w:ascii="Meiryo UI" w:eastAsia="Meiryo UI" w:hAnsi="Meiryo UI" w:cs="Meiryo UI" w:hint="default"/>
       </w:rPr>
     </w:lvl>
     <w:lvl w:ilvl="6" w:tplc="04090001" w:tentative="1">
@@ -24369,7 +23616,7 @@
         <w:ind w:left="3080" w:hanging="440"/>
       </w:pPr>
       <w:rPr>
-        <w:rFonts w:ascii="Meiryo UI" w:hAnsi="Meiryo UI" w:eastAsia="Meiryo UI" w:cs="Meiryo UI" w:hint="default"/>
+        <w:rFonts w:ascii="Meiryo UI" w:eastAsia="Meiryo UI" w:hAnsi="Meiryo UI" w:cs="Meiryo UI" w:hint="default"/>
       </w:rPr>
     </w:lvl>
     <w:lvl w:ilvl="7" w:tplc="0409000B" w:tentative="1">
@@ -24381,7 +23628,7 @@
         <w:ind w:left="3520" w:hanging="440"/>
       </w:pPr>
       <w:rPr>
-        <w:rFonts w:ascii="Meiryo UI" w:hAnsi="Meiryo UI" w:eastAsia="Meiryo UI" w:cs="Meiryo UI" w:hint="default"/>
+        <w:rFonts w:ascii="Meiryo UI" w:eastAsia="Meiryo UI" w:hAnsi="Meiryo UI" w:cs="Meiryo UI" w:hint="default"/>
       </w:rPr>
     </w:lvl>
     <w:lvl w:ilvl="8" w:tplc="0409000D" w:tentative="1">
@@ -24393,7 +23640,7 @@
         <w:ind w:left="3960" w:hanging="440"/>
       </w:pPr>
       <w:rPr>
-        <w:rFonts w:ascii="Meiryo UI" w:hAnsi="Meiryo UI" w:eastAsia="Meiryo UI" w:cs="Meiryo UI" w:hint="default"/>
+        <w:rFonts w:ascii="Meiryo UI" w:eastAsia="Meiryo UI" w:hAnsi="Meiryo UI" w:cs="Meiryo UI" w:hint="default"/>
       </w:rPr>
     </w:lvl>
   </w:abstractNum>
@@ -24410,7 +23657,7 @@
         <w:ind w:left="440" w:hanging="440"/>
       </w:pPr>
       <w:rPr>
-        <w:rFonts w:ascii="Meiryo UI" w:hAnsi="Meiryo UI" w:eastAsia="Meiryo UI" w:cs="Meiryo UI" w:hint="default"/>
+        <w:rFonts w:ascii="Meiryo UI" w:eastAsia="Meiryo UI" w:hAnsi="Meiryo UI" w:cs="Meiryo UI" w:hint="default"/>
       </w:rPr>
     </w:lvl>
     <w:lvl w:ilvl="1" w:tplc="0409000B" w:tentative="1">
@@ -24422,7 +23669,7 @@
         <w:ind w:left="880" w:hanging="440"/>
       </w:pPr>
       <w:rPr>
-        <w:rFonts w:ascii="Meiryo UI" w:hAnsi="Meiryo UI" w:eastAsia="Meiryo UI" w:cs="Meiryo UI" w:hint="default"/>
+        <w:rFonts w:ascii="Meiryo UI" w:eastAsia="Meiryo UI" w:hAnsi="Meiryo UI" w:cs="Meiryo UI" w:hint="default"/>
       </w:rPr>
     </w:lvl>
     <w:lvl w:ilvl="2" w:tplc="0409000D" w:tentative="1">
@@ -24434,7 +23681,7 @@
         <w:ind w:left="1320" w:hanging="440"/>
       </w:pPr>
       <w:rPr>
-        <w:rFonts w:ascii="Meiryo UI" w:hAnsi="Meiryo UI" w:eastAsia="Meiryo UI" w:cs="Meiryo UI" w:hint="default"/>
+        <w:rFonts w:ascii="Meiryo UI" w:eastAsia="Meiryo UI" w:hAnsi="Meiryo UI" w:cs="Meiryo UI" w:hint="default"/>
       </w:rPr>
     </w:lvl>
     <w:lvl w:ilvl="3" w:tplc="04090001" w:tentative="1">
@@ -24446,7 +23693,7 @@
         <w:ind w:left="1760" w:hanging="440"/>
       </w:pPr>
       <w:rPr>
-        <w:rFonts w:ascii="Meiryo UI" w:hAnsi="Meiryo UI" w:eastAsia="Meiryo UI" w:cs="Meiryo UI" w:hint="default"/>
+        <w:rFonts w:ascii="Meiryo UI" w:eastAsia="Meiryo UI" w:hAnsi="Meiryo UI" w:cs="Meiryo UI" w:hint="default"/>
       </w:rPr>
     </w:lvl>
     <w:lvl w:ilvl="4" w:tplc="0409000B" w:tentative="1">
@@ -24458,7 +23705,7 @@
         <w:ind w:left="2200" w:hanging="440"/>
       </w:pPr>
       <w:rPr>
-        <w:rFonts w:ascii="Meiryo UI" w:hAnsi="Meiryo UI" w:eastAsia="Meiryo UI" w:cs="Meiryo UI" w:hint="default"/>
+        <w:rFonts w:ascii="Meiryo UI" w:eastAsia="Meiryo UI" w:hAnsi="Meiryo UI" w:cs="Meiryo UI" w:hint="default"/>
       </w:rPr>
     </w:lvl>
     <w:lvl w:ilvl="5" w:tplc="0409000D" w:tentative="1">
@@ -24470,7 +23717,7 @@
         <w:ind w:left="2640" w:hanging="440"/>
       </w:pPr>
       <w:rPr>
-        <w:rFonts w:ascii="Meiryo UI" w:hAnsi="Meiryo UI" w:eastAsia="Meiryo UI" w:cs="Meiryo UI" w:hint="default"/>
+        <w:rFonts w:ascii="Meiryo UI" w:eastAsia="Meiryo UI" w:hAnsi="Meiryo UI" w:cs="Meiryo UI" w:hint="default"/>
       </w:rPr>
     </w:lvl>
     <w:lvl w:ilvl="6" w:tplc="04090001" w:tentative="1">
@@ -24482,7 +23729,7 @@
         <w:ind w:left="3080" w:hanging="440"/>
       </w:pPr>
       <w:rPr>
-        <w:rFonts w:ascii="Meiryo UI" w:hAnsi="Meiryo UI" w:eastAsia="Meiryo UI" w:cs="Meiryo UI" w:hint="default"/>
+        <w:rFonts w:ascii="Meiryo UI" w:eastAsia="Meiryo UI" w:hAnsi="Meiryo UI" w:cs="Meiryo UI" w:hint="default"/>
       </w:rPr>
     </w:lvl>
     <w:lvl w:ilvl="7" w:tplc="0409000B" w:tentative="1">
@@ -24494,7 +23741,7 @@
         <w:ind w:left="3520" w:hanging="440"/>
       </w:pPr>
       <w:rPr>
-        <w:rFonts w:ascii="Meiryo UI" w:hAnsi="Meiryo UI" w:eastAsia="Meiryo UI" w:cs="Meiryo UI" w:hint="default"/>
+        <w:rFonts w:ascii="Meiryo UI" w:eastAsia="Meiryo UI" w:hAnsi="Meiryo UI" w:cs="Meiryo UI" w:hint="default"/>
       </w:rPr>
     </w:lvl>
     <w:lvl w:ilvl="8" w:tplc="0409000D" w:tentative="1">
@@ -24506,7 +23753,7 @@
         <w:ind w:left="3960" w:hanging="440"/>
       </w:pPr>
       <w:rPr>
-        <w:rFonts w:ascii="Meiryo UI" w:hAnsi="Meiryo UI" w:eastAsia="Meiryo UI" w:cs="Meiryo UI" w:hint="default"/>
+        <w:rFonts w:ascii="Meiryo UI" w:eastAsia="Meiryo UI" w:hAnsi="Meiryo UI" w:cs="Meiryo UI" w:hint="default"/>
       </w:rPr>
     </w:lvl>
   </w:abstractNum>
@@ -24523,7 +23770,7 @@
         <w:ind w:left="680" w:hanging="440"/>
       </w:pPr>
       <w:rPr>
-        <w:rFonts w:ascii="Meiryo UI" w:hAnsi="Meiryo UI" w:eastAsia="Meiryo UI" w:cs="Meiryo UI" w:hint="default"/>
+        <w:rFonts w:ascii="Meiryo UI" w:eastAsia="Meiryo UI" w:hAnsi="Meiryo UI" w:cs="Meiryo UI" w:hint="default"/>
       </w:rPr>
     </w:lvl>
     <w:lvl w:ilvl="1" w:tplc="0409000B">
@@ -24535,7 +23782,7 @@
         <w:ind w:left="1120" w:hanging="440"/>
       </w:pPr>
       <w:rPr>
-        <w:rFonts w:ascii="Meiryo UI" w:hAnsi="Meiryo UI" w:eastAsia="Meiryo UI" w:cs="Meiryo UI" w:hint="default"/>
+        <w:rFonts w:ascii="Meiryo UI" w:eastAsia="Meiryo UI" w:hAnsi="Meiryo UI" w:cs="Meiryo UI" w:hint="default"/>
       </w:rPr>
     </w:lvl>
     <w:lvl w:ilvl="2" w:tplc="0409000D" w:tentative="1">
@@ -24547,7 +23794,7 @@
         <w:ind w:left="1560" w:hanging="440"/>
       </w:pPr>
       <w:rPr>
-        <w:rFonts w:ascii="Meiryo UI" w:hAnsi="Meiryo UI" w:eastAsia="Meiryo UI" w:cs="Meiryo UI" w:hint="default"/>
+        <w:rFonts w:ascii="Meiryo UI" w:eastAsia="Meiryo UI" w:hAnsi="Meiryo UI" w:cs="Meiryo UI" w:hint="default"/>
       </w:rPr>
     </w:lvl>
     <w:lvl w:ilvl="3" w:tplc="04090001" w:tentative="1">
@@ -24559,7 +23806,7 @@
         <w:ind w:left="2000" w:hanging="440"/>
       </w:pPr>
       <w:rPr>
-        <w:rFonts w:ascii="Meiryo UI" w:hAnsi="Meiryo UI" w:eastAsia="Meiryo UI" w:cs="Meiryo UI" w:hint="default"/>
+        <w:rFonts w:ascii="Meiryo UI" w:eastAsia="Meiryo UI" w:hAnsi="Meiryo UI" w:cs="Meiryo UI" w:hint="default"/>
       </w:rPr>
     </w:lvl>
     <w:lvl w:ilvl="4" w:tplc="0409000B" w:tentative="1">
@@ -24571,7 +23818,7 @@
         <w:ind w:left="2440" w:hanging="440"/>
       </w:pPr>
       <w:rPr>
-        <w:rFonts w:ascii="Meiryo UI" w:hAnsi="Meiryo UI" w:eastAsia="Meiryo UI" w:cs="Meiryo UI" w:hint="default"/>
+        <w:rFonts w:ascii="Meiryo UI" w:eastAsia="Meiryo UI" w:hAnsi="Meiryo UI" w:cs="Meiryo UI" w:hint="default"/>
       </w:rPr>
     </w:lvl>
     <w:lvl w:ilvl="5" w:tplc="0409000D" w:tentative="1">
@@ -24583,7 +23830,7 @@
         <w:ind w:left="2880" w:hanging="440"/>
       </w:pPr>
       <w:rPr>
-        <w:rFonts w:ascii="Meiryo UI" w:hAnsi="Meiryo UI" w:eastAsia="Meiryo UI" w:cs="Meiryo UI" w:hint="default"/>
+        <w:rFonts w:ascii="Meiryo UI" w:eastAsia="Meiryo UI" w:hAnsi="Meiryo UI" w:cs="Meiryo UI" w:hint="default"/>
       </w:rPr>
     </w:lvl>
     <w:lvl w:ilvl="6" w:tplc="04090001" w:tentative="1">
@@ -24595,7 +23842,7 @@
         <w:ind w:left="3320" w:hanging="440"/>
       </w:pPr>
       <w:rPr>
-        <w:rFonts w:ascii="Meiryo UI" w:hAnsi="Meiryo UI" w:eastAsia="Meiryo UI" w:cs="Meiryo UI" w:hint="default"/>
+        <w:rFonts w:ascii="Meiryo UI" w:eastAsia="Meiryo UI" w:hAnsi="Meiryo UI" w:cs="Meiryo UI" w:hint="default"/>
       </w:rPr>
     </w:lvl>
     <w:lvl w:ilvl="7" w:tplc="0409000B" w:tentative="1">
@@ -24607,7 +23854,7 @@
         <w:ind w:left="3760" w:hanging="440"/>
       </w:pPr>
       <w:rPr>
-        <w:rFonts w:ascii="Meiryo UI" w:hAnsi="Meiryo UI" w:eastAsia="Meiryo UI" w:cs="Meiryo UI" w:hint="default"/>
+        <w:rFonts w:ascii="Meiryo UI" w:eastAsia="Meiryo UI" w:hAnsi="Meiryo UI" w:cs="Meiryo UI" w:hint="default"/>
       </w:rPr>
     </w:lvl>
     <w:lvl w:ilvl="8" w:tplc="0409000D" w:tentative="1">
@@ -24619,7 +23866,7 @@
         <w:ind w:left="4200" w:hanging="440"/>
       </w:pPr>
       <w:rPr>
-        <w:rFonts w:ascii="Meiryo UI" w:hAnsi="Meiryo UI" w:eastAsia="Meiryo UI" w:cs="Meiryo UI" w:hint="default"/>
+        <w:rFonts w:ascii="Meiryo UI" w:eastAsia="Meiryo UI" w:hAnsi="Meiryo UI" w:cs="Meiryo UI" w:hint="default"/>
       </w:rPr>
     </w:lvl>
   </w:abstractNum>
@@ -24636,7 +23883,7 @@
         <w:ind w:left="800" w:hanging="440"/>
       </w:pPr>
       <w:rPr>
-        <w:rFonts w:ascii="Meiryo UI" w:hAnsi="Meiryo UI" w:eastAsia="Meiryo UI" w:cs="Meiryo UI" w:hint="default"/>
+        <w:rFonts w:ascii="Meiryo UI" w:eastAsia="Meiryo UI" w:hAnsi="Meiryo UI" w:cs="Meiryo UI" w:hint="default"/>
         <w:u w:val="none"/>
       </w:rPr>
     </w:lvl>
@@ -24750,7 +23997,7 @@
         <w:ind w:left="440" w:hanging="440"/>
       </w:pPr>
       <w:rPr>
-        <w:rFonts w:ascii="Meiryo UI" w:hAnsi="Meiryo UI" w:eastAsia="Meiryo UI" w:cs="Meiryo UI" w:hint="default"/>
+        <w:rFonts w:ascii="Meiryo UI" w:eastAsia="Meiryo UI" w:hAnsi="Meiryo UI" w:cs="Meiryo UI" w:hint="default"/>
       </w:rPr>
     </w:lvl>
     <w:lvl w:ilvl="1" w:tplc="0409000B" w:tentative="1">
@@ -24762,7 +24009,7 @@
         <w:ind w:left="880" w:hanging="440"/>
       </w:pPr>
       <w:rPr>
-        <w:rFonts w:ascii="Meiryo UI" w:hAnsi="Meiryo UI" w:eastAsia="Meiryo UI" w:cs="Meiryo UI" w:hint="default"/>
+        <w:rFonts w:ascii="Meiryo UI" w:eastAsia="Meiryo UI" w:hAnsi="Meiryo UI" w:cs="Meiryo UI" w:hint="default"/>
       </w:rPr>
     </w:lvl>
     <w:lvl w:ilvl="2" w:tplc="0409000D" w:tentative="1">
@@ -24774,7 +24021,7 @@
         <w:ind w:left="1320" w:hanging="440"/>
       </w:pPr>
       <w:rPr>
-        <w:rFonts w:ascii="Meiryo UI" w:hAnsi="Meiryo UI" w:eastAsia="Meiryo UI" w:cs="Meiryo UI" w:hint="default"/>
+        <w:rFonts w:ascii="Meiryo UI" w:eastAsia="Meiryo UI" w:hAnsi="Meiryo UI" w:cs="Meiryo UI" w:hint="default"/>
       </w:rPr>
     </w:lvl>
     <w:lvl w:ilvl="3" w:tplc="04090001" w:tentative="1">
@@ -24786,7 +24033,7 @@
         <w:ind w:left="1760" w:hanging="440"/>
       </w:pPr>
       <w:rPr>
-        <w:rFonts w:ascii="Meiryo UI" w:hAnsi="Meiryo UI" w:eastAsia="Meiryo UI" w:cs="Meiryo UI" w:hint="default"/>
+        <w:rFonts w:ascii="Meiryo UI" w:eastAsia="Meiryo UI" w:hAnsi="Meiryo UI" w:cs="Meiryo UI" w:hint="default"/>
       </w:rPr>
     </w:lvl>
     <w:lvl w:ilvl="4" w:tplc="0409000B" w:tentative="1">
@@ -24798,7 +24045,7 @@
         <w:ind w:left="2200" w:hanging="440"/>
       </w:pPr>
       <w:rPr>
-        <w:rFonts w:ascii="Meiryo UI" w:hAnsi="Meiryo UI" w:eastAsia="Meiryo UI" w:cs="Meiryo UI" w:hint="default"/>
+        <w:rFonts w:ascii="Meiryo UI" w:eastAsia="Meiryo UI" w:hAnsi="Meiryo UI" w:cs="Meiryo UI" w:hint="default"/>
       </w:rPr>
     </w:lvl>
     <w:lvl w:ilvl="5" w:tplc="0409000D" w:tentative="1">
@@ -24810,7 +24057,7 @@
         <w:ind w:left="2640" w:hanging="440"/>
       </w:pPr>
       <w:rPr>
-        <w:rFonts w:ascii="Meiryo UI" w:hAnsi="Meiryo UI" w:eastAsia="Meiryo UI" w:cs="Meiryo UI" w:hint="default"/>
+        <w:rFonts w:ascii="Meiryo UI" w:eastAsia="Meiryo UI" w:hAnsi="Meiryo UI" w:cs="Meiryo UI" w:hint="default"/>
       </w:rPr>
     </w:lvl>
     <w:lvl w:ilvl="6" w:tplc="04090001" w:tentative="1">
@@ -24822,7 +24069,7 @@
         <w:ind w:left="3080" w:hanging="440"/>
       </w:pPr>
       <w:rPr>
-        <w:rFonts w:ascii="Meiryo UI" w:hAnsi="Meiryo UI" w:eastAsia="Meiryo UI" w:cs="Meiryo UI" w:hint="default"/>
+        <w:rFonts w:ascii="Meiryo UI" w:eastAsia="Meiryo UI" w:hAnsi="Meiryo UI" w:cs="Meiryo UI" w:hint="default"/>
       </w:rPr>
     </w:lvl>
     <w:lvl w:ilvl="7" w:tplc="0409000B" w:tentative="1">
@@ -24834,7 +24081,7 @@
         <w:ind w:left="3520" w:hanging="440"/>
       </w:pPr>
       <w:rPr>
-        <w:rFonts w:ascii="Meiryo UI" w:hAnsi="Meiryo UI" w:eastAsia="Meiryo UI" w:cs="Meiryo UI" w:hint="default"/>
+        <w:rFonts w:ascii="Meiryo UI" w:eastAsia="Meiryo UI" w:hAnsi="Meiryo UI" w:cs="Meiryo UI" w:hint="default"/>
       </w:rPr>
     </w:lvl>
     <w:lvl w:ilvl="8" w:tplc="0409000D" w:tentative="1">
@@ -24846,7 +24093,7 @@
         <w:ind w:left="3960" w:hanging="440"/>
       </w:pPr>
       <w:rPr>
-        <w:rFonts w:ascii="Meiryo UI" w:hAnsi="Meiryo UI" w:eastAsia="Meiryo UI" w:cs="Meiryo UI" w:hint="default"/>
+        <w:rFonts w:ascii="Meiryo UI" w:eastAsia="Meiryo UI" w:hAnsi="Meiryo UI" w:cs="Meiryo UI" w:hint="default"/>
       </w:rPr>
     </w:lvl>
   </w:abstractNum>
@@ -24863,7 +24110,7 @@
         <w:ind w:left="440" w:hanging="440"/>
       </w:pPr>
       <w:rPr>
-        <w:rFonts w:ascii="Meiryo UI" w:hAnsi="Meiryo UI" w:eastAsia="Meiryo UI" w:cs="Meiryo UI" w:hint="default"/>
+        <w:rFonts w:ascii="Meiryo UI" w:eastAsia="Meiryo UI" w:hAnsi="Meiryo UI" w:cs="Meiryo UI" w:hint="default"/>
       </w:rPr>
     </w:lvl>
     <w:lvl w:ilvl="1" w:tplc="0409000B" w:tentative="1">
@@ -24875,7 +24122,7 @@
         <w:ind w:left="880" w:hanging="440"/>
       </w:pPr>
       <w:rPr>
-        <w:rFonts w:ascii="Meiryo UI" w:hAnsi="Meiryo UI" w:eastAsia="Meiryo UI" w:cs="Meiryo UI" w:hint="default"/>
+        <w:rFonts w:ascii="Meiryo UI" w:eastAsia="Meiryo UI" w:hAnsi="Meiryo UI" w:cs="Meiryo UI" w:hint="default"/>
       </w:rPr>
     </w:lvl>
     <w:lvl w:ilvl="2" w:tplc="0409000D" w:tentative="1">
@@ -24887,7 +24134,7 @@
         <w:ind w:left="1320" w:hanging="440"/>
       </w:pPr>
       <w:rPr>
-        <w:rFonts w:ascii="Meiryo UI" w:hAnsi="Meiryo UI" w:eastAsia="Meiryo UI" w:cs="Meiryo UI" w:hint="default"/>
+        <w:rFonts w:ascii="Meiryo UI" w:eastAsia="Meiryo UI" w:hAnsi="Meiryo UI" w:cs="Meiryo UI" w:hint="default"/>
       </w:rPr>
     </w:lvl>
     <w:lvl w:ilvl="3" w:tplc="04090001" w:tentative="1">
@@ -24899,7 +24146,7 @@
         <w:ind w:left="1760" w:hanging="440"/>
       </w:pPr>
       <w:rPr>
-        <w:rFonts w:ascii="Meiryo UI" w:hAnsi="Meiryo UI" w:eastAsia="Meiryo UI" w:cs="Meiryo UI" w:hint="default"/>
+        <w:rFonts w:ascii="Meiryo UI" w:eastAsia="Meiryo UI" w:hAnsi="Meiryo UI" w:cs="Meiryo UI" w:hint="default"/>
       </w:rPr>
     </w:lvl>
     <w:lvl w:ilvl="4" w:tplc="0409000B" w:tentative="1">
@@ -24911,7 +24158,7 @@
         <w:ind w:left="2200" w:hanging="440"/>
       </w:pPr>
       <w:rPr>
-        <w:rFonts w:ascii="Meiryo UI" w:hAnsi="Meiryo UI" w:eastAsia="Meiryo UI" w:cs="Meiryo UI" w:hint="default"/>
+        <w:rFonts w:ascii="Meiryo UI" w:eastAsia="Meiryo UI" w:hAnsi="Meiryo UI" w:cs="Meiryo UI" w:hint="default"/>
       </w:rPr>
     </w:lvl>
     <w:lvl w:ilvl="5" w:tplc="0409000D" w:tentative="1">
@@ -24923,7 +24170,7 @@
         <w:ind w:left="2640" w:hanging="440"/>
       </w:pPr>
       <w:rPr>
-        <w:rFonts w:ascii="Meiryo UI" w:hAnsi="Meiryo UI" w:eastAsia="Meiryo UI" w:cs="Meiryo UI" w:hint="default"/>
+        <w:rFonts w:ascii="Meiryo UI" w:eastAsia="Meiryo UI" w:hAnsi="Meiryo UI" w:cs="Meiryo UI" w:hint="default"/>
       </w:rPr>
     </w:lvl>
     <w:lvl w:ilvl="6" w:tplc="04090001" w:tentative="1">
@@ -24935,7 +24182,7 @@
         <w:ind w:left="3080" w:hanging="440"/>
       </w:pPr>
       <w:rPr>
-        <w:rFonts w:ascii="Meiryo UI" w:hAnsi="Meiryo UI" w:eastAsia="Meiryo UI" w:cs="Meiryo UI" w:hint="default"/>
+        <w:rFonts w:ascii="Meiryo UI" w:eastAsia="Meiryo UI" w:hAnsi="Meiryo UI" w:cs="Meiryo UI" w:hint="default"/>
       </w:rPr>
     </w:lvl>
     <w:lvl w:ilvl="7" w:tplc="0409000B" w:tentative="1">
@@ -24947,7 +24194,7 @@
         <w:ind w:left="3520" w:hanging="440"/>
       </w:pPr>
       <w:rPr>
-        <w:rFonts w:ascii="Meiryo UI" w:hAnsi="Meiryo UI" w:eastAsia="Meiryo UI" w:cs="Meiryo UI" w:hint="default"/>
+        <w:rFonts w:ascii="Meiryo UI" w:eastAsia="Meiryo UI" w:hAnsi="Meiryo UI" w:cs="Meiryo UI" w:hint="default"/>
       </w:rPr>
     </w:lvl>
     <w:lvl w:ilvl="8" w:tplc="0409000D" w:tentative="1">
@@ -24959,7 +24206,7 @@
         <w:ind w:left="3960" w:hanging="440"/>
       </w:pPr>
       <w:rPr>
-        <w:rFonts w:ascii="Meiryo UI" w:hAnsi="Meiryo UI" w:eastAsia="Meiryo UI" w:cs="Meiryo UI" w:hint="default"/>
+        <w:rFonts w:ascii="Meiryo UI" w:eastAsia="Meiryo UI" w:hAnsi="Meiryo UI" w:cs="Meiryo UI" w:hint="default"/>
       </w:rPr>
     </w:lvl>
   </w:abstractNum>
@@ -24976,7 +24223,7 @@
         <w:ind w:left="440" w:hanging="440"/>
       </w:pPr>
       <w:rPr>
-        <w:rFonts w:ascii="Meiryo UI" w:hAnsi="Meiryo UI" w:eastAsia="Meiryo UI" w:cs="Meiryo UI" w:hint="default"/>
+        <w:rFonts w:ascii="Meiryo UI" w:eastAsia="Meiryo UI" w:hAnsi="Meiryo UI" w:cs="Meiryo UI" w:hint="default"/>
       </w:rPr>
     </w:lvl>
     <w:lvl w:ilvl="1" w:tplc="FFFFFFFF" w:tentative="1">
@@ -24988,7 +24235,7 @@
         <w:ind w:left="880" w:hanging="440"/>
       </w:pPr>
       <w:rPr>
-        <w:rFonts w:ascii="Meiryo UI" w:hAnsi="Meiryo UI" w:eastAsia="Meiryo UI" w:cs="Meiryo UI" w:hint="default"/>
+        <w:rFonts w:ascii="Meiryo UI" w:eastAsia="Meiryo UI" w:hAnsi="Meiryo UI" w:cs="Meiryo UI" w:hint="default"/>
       </w:rPr>
     </w:lvl>
     <w:lvl w:ilvl="2" w:tplc="FFFFFFFF" w:tentative="1">
@@ -25000,7 +24247,7 @@
         <w:ind w:left="1320" w:hanging="440"/>
       </w:pPr>
       <w:rPr>
-        <w:rFonts w:ascii="Meiryo UI" w:hAnsi="Meiryo UI" w:eastAsia="Meiryo UI" w:cs="Meiryo UI" w:hint="default"/>
+        <w:rFonts w:ascii="Meiryo UI" w:eastAsia="Meiryo UI" w:hAnsi="Meiryo UI" w:cs="Meiryo UI" w:hint="default"/>
       </w:rPr>
     </w:lvl>
     <w:lvl w:ilvl="3" w:tplc="FFFFFFFF" w:tentative="1">
@@ -25012,7 +24259,7 @@
         <w:ind w:left="1760" w:hanging="440"/>
       </w:pPr>
       <w:rPr>
-        <w:rFonts w:ascii="Meiryo UI" w:hAnsi="Meiryo UI" w:eastAsia="Meiryo UI" w:cs="Meiryo UI" w:hint="default"/>
+        <w:rFonts w:ascii="Meiryo UI" w:eastAsia="Meiryo UI" w:hAnsi="Meiryo UI" w:cs="Meiryo UI" w:hint="default"/>
       </w:rPr>
     </w:lvl>
     <w:lvl w:ilvl="4" w:tplc="FFFFFFFF" w:tentative="1">
@@ -25024,7 +24271,7 @@
         <w:ind w:left="2200" w:hanging="440"/>
       </w:pPr>
       <w:rPr>
-        <w:rFonts w:ascii="Meiryo UI" w:hAnsi="Meiryo UI" w:eastAsia="Meiryo UI" w:cs="Meiryo UI" w:hint="default"/>
+        <w:rFonts w:ascii="Meiryo UI" w:eastAsia="Meiryo UI" w:hAnsi="Meiryo UI" w:cs="Meiryo UI" w:hint="default"/>
       </w:rPr>
     </w:lvl>
     <w:lvl w:ilvl="5" w:tplc="FFFFFFFF" w:tentative="1">
@@ -25036,7 +24283,7 @@
         <w:ind w:left="2640" w:hanging="440"/>
       </w:pPr>
       <w:rPr>
-        <w:rFonts w:ascii="Meiryo UI" w:hAnsi="Meiryo UI" w:eastAsia="Meiryo UI" w:cs="Meiryo UI" w:hint="default"/>
+        <w:rFonts w:ascii="Meiryo UI" w:eastAsia="Meiryo UI" w:hAnsi="Meiryo UI" w:cs="Meiryo UI" w:hint="default"/>
       </w:rPr>
     </w:lvl>
     <w:lvl w:ilvl="6" w:tplc="FFFFFFFF" w:tentative="1">
@@ -25048,7 +24295,7 @@
         <w:ind w:left="3080" w:hanging="440"/>
       </w:pPr>
       <w:rPr>
-        <w:rFonts w:ascii="Meiryo UI" w:hAnsi="Meiryo UI" w:eastAsia="Meiryo UI" w:cs="Meiryo UI" w:hint="default"/>
+        <w:rFonts w:ascii="Meiryo UI" w:eastAsia="Meiryo UI" w:hAnsi="Meiryo UI" w:cs="Meiryo UI" w:hint="default"/>
       </w:rPr>
     </w:lvl>
     <w:lvl w:ilvl="7" w:tplc="FFFFFFFF" w:tentative="1">
@@ -25060,7 +24307,7 @@
         <w:ind w:left="3520" w:hanging="440"/>
       </w:pPr>
       <w:rPr>
-        <w:rFonts w:ascii="Meiryo UI" w:hAnsi="Meiryo UI" w:eastAsia="Meiryo UI" w:cs="Meiryo UI" w:hint="default"/>
+        <w:rFonts w:ascii="Meiryo UI" w:eastAsia="Meiryo UI" w:hAnsi="Meiryo UI" w:cs="Meiryo UI" w:hint="default"/>
       </w:rPr>
     </w:lvl>
     <w:lvl w:ilvl="8" w:tplc="FFFFFFFF" w:tentative="1">
@@ -25072,7 +24319,7 @@
         <w:ind w:left="3960" w:hanging="440"/>
       </w:pPr>
       <w:rPr>
-        <w:rFonts w:ascii="Meiryo UI" w:hAnsi="Meiryo UI" w:eastAsia="Meiryo UI" w:cs="Meiryo UI" w:hint="default"/>
+        <w:rFonts w:ascii="Meiryo UI" w:eastAsia="Meiryo UI" w:hAnsi="Meiryo UI" w:cs="Meiryo UI" w:hint="default"/>
       </w:rPr>
     </w:lvl>
   </w:abstractNum>
@@ -25089,7 +24336,7 @@
         <w:ind w:left="440" w:hanging="440"/>
       </w:pPr>
       <w:rPr>
-        <w:rFonts w:ascii="Meiryo UI" w:hAnsi="Meiryo UI" w:eastAsia="Meiryo UI" w:cs="Meiryo UI" w:hint="default"/>
+        <w:rFonts w:ascii="Meiryo UI" w:eastAsia="Meiryo UI" w:hAnsi="Meiryo UI" w:cs="Meiryo UI" w:hint="default"/>
       </w:rPr>
     </w:lvl>
     <w:lvl w:ilvl="1" w:tplc="0409000B">
@@ -25101,7 +24348,7 @@
         <w:ind w:left="880" w:hanging="440"/>
       </w:pPr>
       <w:rPr>
-        <w:rFonts w:ascii="Meiryo UI" w:hAnsi="Meiryo UI" w:eastAsia="Meiryo UI" w:cs="Meiryo UI" w:hint="default"/>
+        <w:rFonts w:ascii="Meiryo UI" w:eastAsia="Meiryo UI" w:hAnsi="Meiryo UI" w:cs="Meiryo UI" w:hint="default"/>
       </w:rPr>
     </w:lvl>
     <w:lvl w:ilvl="2" w:tplc="0409000D" w:tentative="1">
@@ -25113,7 +24360,7 @@
         <w:ind w:left="1320" w:hanging="440"/>
       </w:pPr>
       <w:rPr>
-        <w:rFonts w:ascii="Meiryo UI" w:hAnsi="Meiryo UI" w:eastAsia="Meiryo UI" w:cs="Meiryo UI" w:hint="default"/>
+        <w:rFonts w:ascii="Meiryo UI" w:eastAsia="Meiryo UI" w:hAnsi="Meiryo UI" w:cs="Meiryo UI" w:hint="default"/>
       </w:rPr>
     </w:lvl>
     <w:lvl w:ilvl="3" w:tplc="04090001" w:tentative="1">
@@ -25125,7 +24372,7 @@
         <w:ind w:left="1760" w:hanging="440"/>
       </w:pPr>
       <w:rPr>
-        <w:rFonts w:ascii="Meiryo UI" w:hAnsi="Meiryo UI" w:eastAsia="Meiryo UI" w:cs="Meiryo UI" w:hint="default"/>
+        <w:rFonts w:ascii="Meiryo UI" w:eastAsia="Meiryo UI" w:hAnsi="Meiryo UI" w:cs="Meiryo UI" w:hint="default"/>
       </w:rPr>
     </w:lvl>
     <w:lvl w:ilvl="4" w:tplc="0409000B" w:tentative="1">
@@ -25137,7 +24384,7 @@
         <w:ind w:left="2200" w:hanging="440"/>
       </w:pPr>
       <w:rPr>
-        <w:rFonts w:ascii="Meiryo UI" w:hAnsi="Meiryo UI" w:eastAsia="Meiryo UI" w:cs="Meiryo UI" w:hint="default"/>
+        <w:rFonts w:ascii="Meiryo UI" w:eastAsia="Meiryo UI" w:hAnsi="Meiryo UI" w:cs="Meiryo UI" w:hint="default"/>
       </w:rPr>
     </w:lvl>
     <w:lvl w:ilvl="5" w:tplc="0409000D" w:tentative="1">
@@ -25149,7 +24396,7 @@
         <w:ind w:left="2640" w:hanging="440"/>
       </w:pPr>
       <w:rPr>
-        <w:rFonts w:ascii="Meiryo UI" w:hAnsi="Meiryo UI" w:eastAsia="Meiryo UI" w:cs="Meiryo UI" w:hint="default"/>
+        <w:rFonts w:ascii="Meiryo UI" w:eastAsia="Meiryo UI" w:hAnsi="Meiryo UI" w:cs="Meiryo UI" w:hint="default"/>
       </w:rPr>
     </w:lvl>
     <w:lvl w:ilvl="6" w:tplc="04090001" w:tentative="1">
@@ -25161,7 +24408,7 @@
         <w:ind w:left="3080" w:hanging="440"/>
       </w:pPr>
       <w:rPr>
-        <w:rFonts w:ascii="Meiryo UI" w:hAnsi="Meiryo UI" w:eastAsia="Meiryo UI" w:cs="Meiryo UI" w:hint="default"/>
+        <w:rFonts w:ascii="Meiryo UI" w:eastAsia="Meiryo UI" w:hAnsi="Meiryo UI" w:cs="Meiryo UI" w:hint="default"/>
       </w:rPr>
     </w:lvl>
     <w:lvl w:ilvl="7" w:tplc="0409000B" w:tentative="1">
@@ -25173,7 +24420,7 @@
         <w:ind w:left="3520" w:hanging="440"/>
       </w:pPr>
       <w:rPr>
-        <w:rFonts w:ascii="Meiryo UI" w:hAnsi="Meiryo UI" w:eastAsia="Meiryo UI" w:cs="Meiryo UI" w:hint="default"/>
+        <w:rFonts w:ascii="Meiryo UI" w:eastAsia="Meiryo UI" w:hAnsi="Meiryo UI" w:cs="Meiryo UI" w:hint="default"/>
       </w:rPr>
     </w:lvl>
     <w:lvl w:ilvl="8" w:tplc="0409000D" w:tentative="1">
@@ -25185,7 +24432,7 @@
         <w:ind w:left="3960" w:hanging="440"/>
       </w:pPr>
       <w:rPr>
-        <w:rFonts w:ascii="Meiryo UI" w:hAnsi="Meiryo UI" w:eastAsia="Meiryo UI" w:cs="Meiryo UI" w:hint="default"/>
+        <w:rFonts w:ascii="Meiryo UI" w:eastAsia="Meiryo UI" w:hAnsi="Meiryo UI" w:cs="Meiryo UI" w:hint="default"/>
       </w:rPr>
     </w:lvl>
   </w:abstractNum>
@@ -25289,7 +24536,7 @@
         <w:ind w:left="440" w:hanging="440"/>
       </w:pPr>
       <w:rPr>
-        <w:rFonts w:ascii="Meiryo UI" w:hAnsi="Meiryo UI" w:eastAsia="Meiryo UI" w:cs="Meiryo UI" w:hint="default"/>
+        <w:rFonts w:ascii="Meiryo UI" w:eastAsia="Meiryo UI" w:hAnsi="Meiryo UI" w:cs="Meiryo UI" w:hint="default"/>
       </w:rPr>
     </w:lvl>
     <w:lvl w:ilvl="1" w:tplc="0409000B" w:tentative="1">
@@ -25301,7 +24548,7 @@
         <w:ind w:left="880" w:hanging="440"/>
       </w:pPr>
       <w:rPr>
-        <w:rFonts w:ascii="Meiryo UI" w:hAnsi="Meiryo UI" w:eastAsia="Meiryo UI" w:cs="Meiryo UI" w:hint="default"/>
+        <w:rFonts w:ascii="Meiryo UI" w:eastAsia="Meiryo UI" w:hAnsi="Meiryo UI" w:cs="Meiryo UI" w:hint="default"/>
       </w:rPr>
     </w:lvl>
     <w:lvl w:ilvl="2" w:tplc="0409000D" w:tentative="1">
@@ -25313,7 +24560,7 @@
         <w:ind w:left="1320" w:hanging="440"/>
       </w:pPr>
       <w:rPr>
-        <w:rFonts w:ascii="Meiryo UI" w:hAnsi="Meiryo UI" w:eastAsia="Meiryo UI" w:cs="Meiryo UI" w:hint="default"/>
+        <w:rFonts w:ascii="Meiryo UI" w:eastAsia="Meiryo UI" w:hAnsi="Meiryo UI" w:cs="Meiryo UI" w:hint="default"/>
       </w:rPr>
     </w:lvl>
     <w:lvl w:ilvl="3" w:tplc="04090001" w:tentative="1">
@@ -25325,7 +24572,7 @@
         <w:ind w:left="1760" w:hanging="440"/>
       </w:pPr>
       <w:rPr>
-        <w:rFonts w:ascii="Meiryo UI" w:hAnsi="Meiryo UI" w:eastAsia="Meiryo UI" w:cs="Meiryo UI" w:hint="default"/>
+        <w:rFonts w:ascii="Meiryo UI" w:eastAsia="Meiryo UI" w:hAnsi="Meiryo UI" w:cs="Meiryo UI" w:hint="default"/>
       </w:rPr>
     </w:lvl>
     <w:lvl w:ilvl="4" w:tplc="0409000B" w:tentative="1">
@@ -25337,7 +24584,7 @@
         <w:ind w:left="2200" w:hanging="440"/>
       </w:pPr>
       <w:rPr>
-        <w:rFonts w:ascii="Meiryo UI" w:hAnsi="Meiryo UI" w:eastAsia="Meiryo UI" w:cs="Meiryo UI" w:hint="default"/>
+        <w:rFonts w:ascii="Meiryo UI" w:eastAsia="Meiryo UI" w:hAnsi="Meiryo UI" w:cs="Meiryo UI" w:hint="default"/>
       </w:rPr>
     </w:lvl>
     <w:lvl w:ilvl="5" w:tplc="0409000D" w:tentative="1">
@@ -25349,7 +24596,7 @@
         <w:ind w:left="2640" w:hanging="440"/>
       </w:pPr>
       <w:rPr>
-        <w:rFonts w:ascii="Meiryo UI" w:hAnsi="Meiryo UI" w:eastAsia="Meiryo UI" w:cs="Meiryo UI" w:hint="default"/>
+        <w:rFonts w:ascii="Meiryo UI" w:eastAsia="Meiryo UI" w:hAnsi="Meiryo UI" w:cs="Meiryo UI" w:hint="default"/>
       </w:rPr>
     </w:lvl>
     <w:lvl w:ilvl="6" w:tplc="04090001" w:tentative="1">
@@ -25361,7 +24608,7 @@
         <w:ind w:left="3080" w:hanging="440"/>
       </w:pPr>
       <w:rPr>
-        <w:rFonts w:ascii="Meiryo UI" w:hAnsi="Meiryo UI" w:eastAsia="Meiryo UI" w:cs="Meiryo UI" w:hint="default"/>
+        <w:rFonts w:ascii="Meiryo UI" w:eastAsia="Meiryo UI" w:hAnsi="Meiryo UI" w:cs="Meiryo UI" w:hint="default"/>
       </w:rPr>
     </w:lvl>
     <w:lvl w:ilvl="7" w:tplc="0409000B" w:tentative="1">
@@ -25373,7 +24620,7 @@
         <w:ind w:left="3520" w:hanging="440"/>
       </w:pPr>
       <w:rPr>
-        <w:rFonts w:ascii="Meiryo UI" w:hAnsi="Meiryo UI" w:eastAsia="Meiryo UI" w:cs="Meiryo UI" w:hint="default"/>
+        <w:rFonts w:ascii="Meiryo UI" w:eastAsia="Meiryo UI" w:hAnsi="Meiryo UI" w:cs="Meiryo UI" w:hint="default"/>
       </w:rPr>
     </w:lvl>
     <w:lvl w:ilvl="8" w:tplc="0409000D" w:tentative="1">
@@ -25385,7 +24632,7 @@
         <w:ind w:left="3960" w:hanging="440"/>
       </w:pPr>
       <w:rPr>
-        <w:rFonts w:ascii="Meiryo UI" w:hAnsi="Meiryo UI" w:eastAsia="Meiryo UI" w:cs="Meiryo UI" w:hint="default"/>
+        <w:rFonts w:ascii="Meiryo UI" w:eastAsia="Meiryo UI" w:hAnsi="Meiryo UI" w:cs="Meiryo UI" w:hint="default"/>
       </w:rPr>
     </w:lvl>
   </w:abstractNum>
@@ -25402,7 +24649,7 @@
         <w:ind w:left="800" w:hanging="440"/>
       </w:pPr>
       <w:rPr>
-        <w:rFonts w:ascii="Meiryo UI" w:hAnsi="Meiryo UI" w:eastAsia="Meiryo UI" w:cs="Meiryo UI" w:hint="default"/>
+        <w:rFonts w:ascii="Meiryo UI" w:eastAsia="Meiryo UI" w:hAnsi="Meiryo UI" w:cs="Meiryo UI" w:hint="default"/>
         <w:u w:val="none"/>
       </w:rPr>
     </w:lvl>
@@ -25415,7 +24662,7 @@
         <w:ind w:left="1520" w:hanging="440"/>
       </w:pPr>
       <w:rPr>
-        <w:rFonts w:ascii="Meiryo UI" w:hAnsi="Meiryo UI" w:eastAsia="Meiryo UI" w:cs="Meiryo UI" w:hint="default"/>
+        <w:rFonts w:ascii="Meiryo UI" w:eastAsia="Meiryo UI" w:hAnsi="Meiryo UI" w:cs="Meiryo UI" w:hint="default"/>
       </w:rPr>
     </w:lvl>
     <w:lvl w:ilvl="2">
@@ -25612,7 +24859,7 @@
         <w:ind w:left="440" w:hanging="440"/>
       </w:pPr>
       <w:rPr>
-        <w:rFonts w:ascii="Meiryo UI" w:hAnsi="Meiryo UI" w:eastAsia="Meiryo UI" w:cs="Meiryo UI" w:hint="default"/>
+        <w:rFonts w:ascii="Meiryo UI" w:eastAsia="Meiryo UI" w:hAnsi="Meiryo UI" w:cs="Meiryo UI" w:hint="default"/>
       </w:rPr>
     </w:lvl>
     <w:lvl w:ilvl="2" w:tplc="FFFFFFFF">
@@ -25624,7 +24871,7 @@
         <w:ind w:left="440" w:hanging="440"/>
       </w:pPr>
       <w:rPr>
-        <w:rFonts w:ascii="Meiryo UI" w:hAnsi="Meiryo UI" w:eastAsia="Meiryo UI" w:cs="Meiryo UI" w:hint="default"/>
+        <w:rFonts w:ascii="Meiryo UI" w:eastAsia="Meiryo UI" w:hAnsi="Meiryo UI" w:cs="Meiryo UI" w:hint="default"/>
       </w:rPr>
     </w:lvl>
     <w:lvl w:ilvl="3" w:tplc="FFFFFFFF" w:tentative="1">
@@ -25695,7 +24942,7 @@
         <w:ind w:left="440" w:hanging="440"/>
       </w:pPr>
       <w:rPr>
-        <w:rFonts w:ascii="Meiryo UI" w:hAnsi="Meiryo UI" w:eastAsia="Meiryo UI" w:cs="Meiryo UI" w:hint="default"/>
+        <w:rFonts w:ascii="Meiryo UI" w:eastAsia="Meiryo UI" w:hAnsi="Meiryo UI" w:cs="Meiryo UI" w:hint="default"/>
       </w:rPr>
     </w:lvl>
     <w:lvl w:ilvl="1" w:tplc="0409000B">
@@ -25707,7 +24954,7 @@
         <w:ind w:left="880" w:hanging="440"/>
       </w:pPr>
       <w:rPr>
-        <w:rFonts w:ascii="Meiryo UI" w:hAnsi="Meiryo UI" w:eastAsia="Meiryo UI" w:cs="Meiryo UI" w:hint="default"/>
+        <w:rFonts w:ascii="Meiryo UI" w:eastAsia="Meiryo UI" w:hAnsi="Meiryo UI" w:cs="Meiryo UI" w:hint="default"/>
       </w:rPr>
     </w:lvl>
     <w:lvl w:ilvl="2" w:tplc="0409000D" w:tentative="1">
@@ -25719,7 +24966,7 @@
         <w:ind w:left="1320" w:hanging="440"/>
       </w:pPr>
       <w:rPr>
-        <w:rFonts w:ascii="Meiryo UI" w:hAnsi="Meiryo UI" w:eastAsia="Meiryo UI" w:cs="Meiryo UI" w:hint="default"/>
+        <w:rFonts w:ascii="Meiryo UI" w:eastAsia="Meiryo UI" w:hAnsi="Meiryo UI" w:cs="Meiryo UI" w:hint="default"/>
       </w:rPr>
     </w:lvl>
     <w:lvl w:ilvl="3" w:tplc="04090001" w:tentative="1">
@@ -25731,7 +24978,7 @@
         <w:ind w:left="1760" w:hanging="440"/>
       </w:pPr>
       <w:rPr>
-        <w:rFonts w:ascii="Meiryo UI" w:hAnsi="Meiryo UI" w:eastAsia="Meiryo UI" w:cs="Meiryo UI" w:hint="default"/>
+        <w:rFonts w:ascii="Meiryo UI" w:eastAsia="Meiryo UI" w:hAnsi="Meiryo UI" w:cs="Meiryo UI" w:hint="default"/>
       </w:rPr>
     </w:lvl>
     <w:lvl w:ilvl="4" w:tplc="0409000B" w:tentative="1">
@@ -25743,7 +24990,7 @@
         <w:ind w:left="2200" w:hanging="440"/>
       </w:pPr>
       <w:rPr>
-        <w:rFonts w:ascii="Meiryo UI" w:hAnsi="Meiryo UI" w:eastAsia="Meiryo UI" w:cs="Meiryo UI" w:hint="default"/>
+        <w:rFonts w:ascii="Meiryo UI" w:eastAsia="Meiryo UI" w:hAnsi="Meiryo UI" w:cs="Meiryo UI" w:hint="default"/>
       </w:rPr>
     </w:lvl>
     <w:lvl w:ilvl="5" w:tplc="0409000D" w:tentative="1">
@@ -25755,7 +25002,7 @@
         <w:ind w:left="2640" w:hanging="440"/>
       </w:pPr>
       <w:rPr>
-        <w:rFonts w:ascii="Meiryo UI" w:hAnsi="Meiryo UI" w:eastAsia="Meiryo UI" w:cs="Meiryo UI" w:hint="default"/>
+        <w:rFonts w:ascii="Meiryo UI" w:eastAsia="Meiryo UI" w:hAnsi="Meiryo UI" w:cs="Meiryo UI" w:hint="default"/>
       </w:rPr>
     </w:lvl>
     <w:lvl w:ilvl="6" w:tplc="04090001" w:tentative="1">
@@ -25767,7 +25014,7 @@
         <w:ind w:left="3080" w:hanging="440"/>
       </w:pPr>
       <w:rPr>
-        <w:rFonts w:ascii="Meiryo UI" w:hAnsi="Meiryo UI" w:eastAsia="Meiryo UI" w:cs="Meiryo UI" w:hint="default"/>
+        <w:rFonts w:ascii="Meiryo UI" w:eastAsia="Meiryo UI" w:hAnsi="Meiryo UI" w:cs="Meiryo UI" w:hint="default"/>
       </w:rPr>
     </w:lvl>
     <w:lvl w:ilvl="7" w:tplc="0409000B" w:tentative="1">
@@ -25779,7 +25026,7 @@
         <w:ind w:left="3520" w:hanging="440"/>
       </w:pPr>
       <w:rPr>
-        <w:rFonts w:ascii="Meiryo UI" w:hAnsi="Meiryo UI" w:eastAsia="Meiryo UI" w:cs="Meiryo UI" w:hint="default"/>
+        <w:rFonts w:ascii="Meiryo UI" w:eastAsia="Meiryo UI" w:hAnsi="Meiryo UI" w:cs="Meiryo UI" w:hint="default"/>
       </w:rPr>
     </w:lvl>
     <w:lvl w:ilvl="8" w:tplc="0409000D" w:tentative="1">
@@ -25791,7 +25038,7 @@
         <w:ind w:left="3960" w:hanging="440"/>
       </w:pPr>
       <w:rPr>
-        <w:rFonts w:ascii="Meiryo UI" w:hAnsi="Meiryo UI" w:eastAsia="Meiryo UI" w:cs="Meiryo UI" w:hint="default"/>
+        <w:rFonts w:ascii="Meiryo UI" w:eastAsia="Meiryo UI" w:hAnsi="Meiryo UI" w:cs="Meiryo UI" w:hint="default"/>
       </w:rPr>
     </w:lvl>
   </w:abstractNum>
@@ -25808,7 +25055,7 @@
         <w:ind w:left="680" w:hanging="440"/>
       </w:pPr>
       <w:rPr>
-        <w:rFonts w:ascii="Meiryo UI" w:hAnsi="Meiryo UI" w:eastAsia="Meiryo UI" w:cs="Meiryo UI" w:hint="default"/>
+        <w:rFonts w:ascii="Meiryo UI" w:eastAsia="Meiryo UI" w:hAnsi="Meiryo UI" w:cs="Meiryo UI" w:hint="default"/>
       </w:rPr>
     </w:lvl>
     <w:lvl w:ilvl="1" w:tplc="0409000B" w:tentative="1">
@@ -25820,7 +25067,7 @@
         <w:ind w:left="1120" w:hanging="440"/>
       </w:pPr>
       <w:rPr>
-        <w:rFonts w:ascii="Meiryo UI" w:hAnsi="Meiryo UI" w:eastAsia="Meiryo UI" w:cs="Meiryo UI" w:hint="default"/>
+        <w:rFonts w:ascii="Meiryo UI" w:eastAsia="Meiryo UI" w:hAnsi="Meiryo UI" w:cs="Meiryo UI" w:hint="default"/>
       </w:rPr>
     </w:lvl>
     <w:lvl w:ilvl="2" w:tplc="0409000D" w:tentative="1">
@@ -25832,7 +25079,7 @@
         <w:ind w:left="1560" w:hanging="440"/>
       </w:pPr>
       <w:rPr>
-        <w:rFonts w:ascii="Meiryo UI" w:hAnsi="Meiryo UI" w:eastAsia="Meiryo UI" w:cs="Meiryo UI" w:hint="default"/>
+        <w:rFonts w:ascii="Meiryo UI" w:eastAsia="Meiryo UI" w:hAnsi="Meiryo UI" w:cs="Meiryo UI" w:hint="default"/>
       </w:rPr>
     </w:lvl>
     <w:lvl w:ilvl="3" w:tplc="04090001" w:tentative="1">
@@ -25844,7 +25091,7 @@
         <w:ind w:left="2000" w:hanging="440"/>
       </w:pPr>
       <w:rPr>
-        <w:rFonts w:ascii="Meiryo UI" w:hAnsi="Meiryo UI" w:eastAsia="Meiryo UI" w:cs="Meiryo UI" w:hint="default"/>
+        <w:rFonts w:ascii="Meiryo UI" w:eastAsia="Meiryo UI" w:hAnsi="Meiryo UI" w:cs="Meiryo UI" w:hint="default"/>
       </w:rPr>
     </w:lvl>
     <w:lvl w:ilvl="4" w:tplc="0409000B" w:tentative="1">
@@ -25856,7 +25103,7 @@
         <w:ind w:left="2440" w:hanging="440"/>
       </w:pPr>
       <w:rPr>
-        <w:rFonts w:ascii="Meiryo UI" w:hAnsi="Meiryo UI" w:eastAsia="Meiryo UI" w:cs="Meiryo UI" w:hint="default"/>
+        <w:rFonts w:ascii="Meiryo UI" w:eastAsia="Meiryo UI" w:hAnsi="Meiryo UI" w:cs="Meiryo UI" w:hint="default"/>
       </w:rPr>
     </w:lvl>
     <w:lvl w:ilvl="5" w:tplc="0409000D" w:tentative="1">
@@ -25868,7 +25115,7 @@
         <w:ind w:left="2880" w:hanging="440"/>
       </w:pPr>
       <w:rPr>
-        <w:rFonts w:ascii="Meiryo UI" w:hAnsi="Meiryo UI" w:eastAsia="Meiryo UI" w:cs="Meiryo UI" w:hint="default"/>
+        <w:rFonts w:ascii="Meiryo UI" w:eastAsia="Meiryo UI" w:hAnsi="Meiryo UI" w:cs="Meiryo UI" w:hint="default"/>
       </w:rPr>
     </w:lvl>
     <w:lvl w:ilvl="6" w:tplc="04090001" w:tentative="1">
@@ -25880,7 +25127,7 @@
         <w:ind w:left="3320" w:hanging="440"/>
       </w:pPr>
       <w:rPr>
-        <w:rFonts w:ascii="Meiryo UI" w:hAnsi="Meiryo UI" w:eastAsia="Meiryo UI" w:cs="Meiryo UI" w:hint="default"/>
+        <w:rFonts w:ascii="Meiryo UI" w:eastAsia="Meiryo UI" w:hAnsi="Meiryo UI" w:cs="Meiryo UI" w:hint="default"/>
       </w:rPr>
     </w:lvl>
     <w:lvl w:ilvl="7" w:tplc="0409000B" w:tentative="1">
@@ -25892,7 +25139,7 @@
         <w:ind w:left="3760" w:hanging="440"/>
       </w:pPr>
       <w:rPr>
-        <w:rFonts w:ascii="Meiryo UI" w:hAnsi="Meiryo UI" w:eastAsia="Meiryo UI" w:cs="Meiryo UI" w:hint="default"/>
+        <w:rFonts w:ascii="Meiryo UI" w:eastAsia="Meiryo UI" w:hAnsi="Meiryo UI" w:cs="Meiryo UI" w:hint="default"/>
       </w:rPr>
     </w:lvl>
     <w:lvl w:ilvl="8" w:tplc="0409000D" w:tentative="1">
@@ -25904,7 +25151,7 @@
         <w:ind w:left="4200" w:hanging="440"/>
       </w:pPr>
       <w:rPr>
-        <w:rFonts w:ascii="Meiryo UI" w:hAnsi="Meiryo UI" w:eastAsia="Meiryo UI" w:cs="Meiryo UI" w:hint="default"/>
+        <w:rFonts w:ascii="Meiryo UI" w:eastAsia="Meiryo UI" w:hAnsi="Meiryo UI" w:cs="Meiryo UI" w:hint="default"/>
       </w:rPr>
     </w:lvl>
   </w:abstractNum>
@@ -26007,7 +25254,7 @@
         <w:ind w:left="440" w:hanging="440"/>
       </w:pPr>
       <w:rPr>
-        <w:rFonts w:ascii="Meiryo UI" w:hAnsi="Meiryo UI" w:eastAsia="Meiryo UI" w:cs="Meiryo UI" w:hint="default"/>
+        <w:rFonts w:ascii="Meiryo UI" w:eastAsia="Meiryo UI" w:hAnsi="Meiryo UI" w:cs="Meiryo UI" w:hint="default"/>
       </w:rPr>
     </w:lvl>
     <w:lvl w:ilvl="1" w:tplc="0409000B" w:tentative="1">
@@ -26019,7 +25266,7 @@
         <w:ind w:left="880" w:hanging="440"/>
       </w:pPr>
       <w:rPr>
-        <w:rFonts w:ascii="Meiryo UI" w:hAnsi="Meiryo UI" w:eastAsia="Meiryo UI" w:cs="Meiryo UI" w:hint="default"/>
+        <w:rFonts w:ascii="Meiryo UI" w:eastAsia="Meiryo UI" w:hAnsi="Meiryo UI" w:cs="Meiryo UI" w:hint="default"/>
       </w:rPr>
     </w:lvl>
     <w:lvl w:ilvl="2" w:tplc="0409000D" w:tentative="1">
@@ -26031,7 +25278,7 @@
         <w:ind w:left="1320" w:hanging="440"/>
       </w:pPr>
       <w:rPr>
-        <w:rFonts w:ascii="Meiryo UI" w:hAnsi="Meiryo UI" w:eastAsia="Meiryo UI" w:cs="Meiryo UI" w:hint="default"/>
+        <w:rFonts w:ascii="Meiryo UI" w:eastAsia="Meiryo UI" w:hAnsi="Meiryo UI" w:cs="Meiryo UI" w:hint="default"/>
       </w:rPr>
     </w:lvl>
     <w:lvl w:ilvl="3" w:tplc="04090001" w:tentative="1">
@@ -26043,7 +25290,7 @@
         <w:ind w:left="1760" w:hanging="440"/>
       </w:pPr>
       <w:rPr>
-        <w:rFonts w:ascii="Meiryo UI" w:hAnsi="Meiryo UI" w:eastAsia="Meiryo UI" w:cs="Meiryo UI" w:hint="default"/>
+        <w:rFonts w:ascii="Meiryo UI" w:eastAsia="Meiryo UI" w:hAnsi="Meiryo UI" w:cs="Meiryo UI" w:hint="default"/>
       </w:rPr>
     </w:lvl>
     <w:lvl w:ilvl="4" w:tplc="0409000B" w:tentative="1">
@@ -26055,7 +25302,7 @@
         <w:ind w:left="2200" w:hanging="440"/>
       </w:pPr>
       <w:rPr>
-        <w:rFonts w:ascii="Meiryo UI" w:hAnsi="Meiryo UI" w:eastAsia="Meiryo UI" w:cs="Meiryo UI" w:hint="default"/>
+        <w:rFonts w:ascii="Meiryo UI" w:eastAsia="Meiryo UI" w:hAnsi="Meiryo UI" w:cs="Meiryo UI" w:hint="default"/>
       </w:rPr>
     </w:lvl>
     <w:lvl w:ilvl="5" w:tplc="0409000D" w:tentative="1">
@@ -26067,7 +25314,7 @@
         <w:ind w:left="2640" w:hanging="440"/>
       </w:pPr>
       <w:rPr>
-        <w:rFonts w:ascii="Meiryo UI" w:hAnsi="Meiryo UI" w:eastAsia="Meiryo UI" w:cs="Meiryo UI" w:hint="default"/>
+        <w:rFonts w:ascii="Meiryo UI" w:eastAsia="Meiryo UI" w:hAnsi="Meiryo UI" w:cs="Meiryo UI" w:hint="default"/>
       </w:rPr>
     </w:lvl>
     <w:lvl w:ilvl="6" w:tplc="04090001" w:tentative="1">
@@ -26079,7 +25326,7 @@
         <w:ind w:left="3080" w:hanging="440"/>
       </w:pPr>
       <w:rPr>
-        <w:rFonts w:ascii="Meiryo UI" w:hAnsi="Meiryo UI" w:eastAsia="Meiryo UI" w:cs="Meiryo UI" w:hint="default"/>
+        <w:rFonts w:ascii="Meiryo UI" w:eastAsia="Meiryo UI" w:hAnsi="Meiryo UI" w:cs="Meiryo UI" w:hint="default"/>
       </w:rPr>
     </w:lvl>
     <w:lvl w:ilvl="7" w:tplc="0409000B" w:tentative="1">
@@ -26091,7 +25338,7 @@
         <w:ind w:left="3520" w:hanging="440"/>
       </w:pPr>
       <w:rPr>
-        <w:rFonts w:ascii="Meiryo UI" w:hAnsi="Meiryo UI" w:eastAsia="Meiryo UI" w:cs="Meiryo UI" w:hint="default"/>
+        <w:rFonts w:ascii="Meiryo UI" w:eastAsia="Meiryo UI" w:hAnsi="Meiryo UI" w:cs="Meiryo UI" w:hint="default"/>
       </w:rPr>
     </w:lvl>
     <w:lvl w:ilvl="8" w:tplc="0409000D" w:tentative="1">
@@ -26103,7 +25350,7 @@
         <w:ind w:left="3960" w:hanging="440"/>
       </w:pPr>
       <w:rPr>
-        <w:rFonts w:ascii="Meiryo UI" w:hAnsi="Meiryo UI" w:eastAsia="Meiryo UI" w:cs="Meiryo UI" w:hint="default"/>
+        <w:rFonts w:ascii="Meiryo UI" w:eastAsia="Meiryo UI" w:hAnsi="Meiryo UI" w:cs="Meiryo UI" w:hint="default"/>
       </w:rPr>
     </w:lvl>
   </w:abstractNum>
@@ -26120,7 +25367,7 @@
         <w:ind w:left="440" w:hanging="440"/>
       </w:pPr>
       <w:rPr>
-        <w:rFonts w:ascii="Meiryo UI" w:hAnsi="Meiryo UI" w:eastAsia="Meiryo UI" w:cs="Meiryo UI" w:hint="default"/>
+        <w:rFonts w:ascii="Meiryo UI" w:eastAsia="Meiryo UI" w:hAnsi="Meiryo UI" w:cs="Meiryo UI" w:hint="default"/>
       </w:rPr>
     </w:lvl>
     <w:lvl w:ilvl="1" w:tplc="0409000B" w:tentative="1">
@@ -26132,7 +25379,7 @@
         <w:ind w:left="880" w:hanging="440"/>
       </w:pPr>
       <w:rPr>
-        <w:rFonts w:ascii="Meiryo UI" w:hAnsi="Meiryo UI" w:eastAsia="Meiryo UI" w:cs="Meiryo UI" w:hint="default"/>
+        <w:rFonts w:ascii="Meiryo UI" w:eastAsia="Meiryo UI" w:hAnsi="Meiryo UI" w:cs="Meiryo UI" w:hint="default"/>
       </w:rPr>
     </w:lvl>
     <w:lvl w:ilvl="2" w:tplc="0409000D" w:tentative="1">
@@ -26144,7 +25391,7 @@
         <w:ind w:left="1320" w:hanging="440"/>
       </w:pPr>
       <w:rPr>
-        <w:rFonts w:ascii="Meiryo UI" w:hAnsi="Meiryo UI" w:eastAsia="Meiryo UI" w:cs="Meiryo UI" w:hint="default"/>
+        <w:rFonts w:ascii="Meiryo UI" w:eastAsia="Meiryo UI" w:hAnsi="Meiryo UI" w:cs="Meiryo UI" w:hint="default"/>
       </w:rPr>
     </w:lvl>
     <w:lvl w:ilvl="3" w:tplc="04090001" w:tentative="1">
@@ -26156,7 +25403,7 @@
         <w:ind w:left="1760" w:hanging="440"/>
       </w:pPr>
       <w:rPr>
-        <w:rFonts w:ascii="Meiryo UI" w:hAnsi="Meiryo UI" w:eastAsia="Meiryo UI" w:cs="Meiryo UI" w:hint="default"/>
+        <w:rFonts w:ascii="Meiryo UI" w:eastAsia="Meiryo UI" w:hAnsi="Meiryo UI" w:cs="Meiryo UI" w:hint="default"/>
       </w:rPr>
     </w:lvl>
     <w:lvl w:ilvl="4" w:tplc="0409000B" w:tentative="1">
@@ -26168,7 +25415,7 @@
         <w:ind w:left="2200" w:hanging="440"/>
       </w:pPr>
       <w:rPr>
-        <w:rFonts w:ascii="Meiryo UI" w:hAnsi="Meiryo UI" w:eastAsia="Meiryo UI" w:cs="Meiryo UI" w:hint="default"/>
+        <w:rFonts w:ascii="Meiryo UI" w:eastAsia="Meiryo UI" w:hAnsi="Meiryo UI" w:cs="Meiryo UI" w:hint="default"/>
       </w:rPr>
     </w:lvl>
     <w:lvl w:ilvl="5" w:tplc="0409000D" w:tentative="1">
@@ -26180,7 +25427,7 @@
         <w:ind w:left="2640" w:hanging="440"/>
       </w:pPr>
       <w:rPr>
-        <w:rFonts w:ascii="Meiryo UI" w:hAnsi="Meiryo UI" w:eastAsia="Meiryo UI" w:cs="Meiryo UI" w:hint="default"/>
+        <w:rFonts w:ascii="Meiryo UI" w:eastAsia="Meiryo UI" w:hAnsi="Meiryo UI" w:cs="Meiryo UI" w:hint="default"/>
       </w:rPr>
     </w:lvl>
     <w:lvl w:ilvl="6" w:tplc="04090001" w:tentative="1">
@@ -26192,7 +25439,7 @@
         <w:ind w:left="3080" w:hanging="440"/>
       </w:pPr>
       <w:rPr>
-        <w:rFonts w:ascii="Meiryo UI" w:hAnsi="Meiryo UI" w:eastAsia="Meiryo UI" w:cs="Meiryo UI" w:hint="default"/>
+        <w:rFonts w:ascii="Meiryo UI" w:eastAsia="Meiryo UI" w:hAnsi="Meiryo UI" w:cs="Meiryo UI" w:hint="default"/>
       </w:rPr>
     </w:lvl>
     <w:lvl w:ilvl="7" w:tplc="0409000B" w:tentative="1">
@@ -26204,7 +25451,7 @@
         <w:ind w:left="3520" w:hanging="440"/>
       </w:pPr>
       <w:rPr>
-        <w:rFonts w:ascii="Meiryo UI" w:hAnsi="Meiryo UI" w:eastAsia="Meiryo UI" w:cs="Meiryo UI" w:hint="default"/>
+        <w:rFonts w:ascii="Meiryo UI" w:eastAsia="Meiryo UI" w:hAnsi="Meiryo UI" w:cs="Meiryo UI" w:hint="default"/>
       </w:rPr>
     </w:lvl>
     <w:lvl w:ilvl="8" w:tplc="0409000D" w:tentative="1">
@@ -26216,7 +25463,7 @@
         <w:ind w:left="3960" w:hanging="440"/>
       </w:pPr>
       <w:rPr>
-        <w:rFonts w:ascii="Meiryo UI" w:hAnsi="Meiryo UI" w:eastAsia="Meiryo UI" w:cs="Meiryo UI" w:hint="default"/>
+        <w:rFonts w:ascii="Meiryo UI" w:eastAsia="Meiryo UI" w:hAnsi="Meiryo UI" w:cs="Meiryo UI" w:hint="default"/>
       </w:rPr>
     </w:lvl>
   </w:abstractNum>
@@ -26233,7 +25480,7 @@
         <w:ind w:left="440" w:hanging="440"/>
       </w:pPr>
       <w:rPr>
-        <w:rFonts w:ascii="Meiryo UI" w:hAnsi="Meiryo UI" w:eastAsia="Meiryo UI" w:cs="Meiryo UI" w:hint="default"/>
+        <w:rFonts w:ascii="Meiryo UI" w:eastAsia="Meiryo UI" w:hAnsi="Meiryo UI" w:cs="Meiryo UI" w:hint="default"/>
       </w:rPr>
     </w:lvl>
     <w:lvl w:ilvl="1" w:tplc="0409000B" w:tentative="1">
@@ -26245,7 +25492,7 @@
         <w:ind w:left="880" w:hanging="440"/>
       </w:pPr>
       <w:rPr>
-        <w:rFonts w:ascii="Meiryo UI" w:hAnsi="Meiryo UI" w:eastAsia="Meiryo UI" w:cs="Meiryo UI" w:hint="default"/>
+        <w:rFonts w:ascii="Meiryo UI" w:eastAsia="Meiryo UI" w:hAnsi="Meiryo UI" w:cs="Meiryo UI" w:hint="default"/>
       </w:rPr>
     </w:lvl>
     <w:lvl w:ilvl="2" w:tplc="0409000D" w:tentative="1">
@@ -26257,7 +25504,7 @@
         <w:ind w:left="1320" w:hanging="440"/>
       </w:pPr>
       <w:rPr>
-        <w:rFonts w:ascii="Meiryo UI" w:hAnsi="Meiryo UI" w:eastAsia="Meiryo UI" w:cs="Meiryo UI" w:hint="default"/>
+        <w:rFonts w:ascii="Meiryo UI" w:eastAsia="Meiryo UI" w:hAnsi="Meiryo UI" w:cs="Meiryo UI" w:hint="default"/>
       </w:rPr>
     </w:lvl>
     <w:lvl w:ilvl="3" w:tplc="04090001" w:tentative="1">
@@ -26269,7 +25516,7 @@
         <w:ind w:left="1760" w:hanging="440"/>
       </w:pPr>
       <w:rPr>
-        <w:rFonts w:ascii="Meiryo UI" w:hAnsi="Meiryo UI" w:eastAsia="Meiryo UI" w:cs="Meiryo UI" w:hint="default"/>
+        <w:rFonts w:ascii="Meiryo UI" w:eastAsia="Meiryo UI" w:hAnsi="Meiryo UI" w:cs="Meiryo UI" w:hint="default"/>
       </w:rPr>
     </w:lvl>
     <w:lvl w:ilvl="4" w:tplc="0409000B" w:tentative="1">
@@ -26281,7 +25528,7 @@
         <w:ind w:left="2200" w:hanging="440"/>
       </w:pPr>
       <w:rPr>
-        <w:rFonts w:ascii="Meiryo UI" w:hAnsi="Meiryo UI" w:eastAsia="Meiryo UI" w:cs="Meiryo UI" w:hint="default"/>
+        <w:rFonts w:ascii="Meiryo UI" w:eastAsia="Meiryo UI" w:hAnsi="Meiryo UI" w:cs="Meiryo UI" w:hint="default"/>
       </w:rPr>
     </w:lvl>
     <w:lvl w:ilvl="5" w:tplc="0409000D" w:tentative="1">
@@ -26293,7 +25540,7 @@
         <w:ind w:left="2640" w:hanging="440"/>
       </w:pPr>
       <w:rPr>
-        <w:rFonts w:ascii="Meiryo UI" w:hAnsi="Meiryo UI" w:eastAsia="Meiryo UI" w:cs="Meiryo UI" w:hint="default"/>
+        <w:rFonts w:ascii="Meiryo UI" w:eastAsia="Meiryo UI" w:hAnsi="Meiryo UI" w:cs="Meiryo UI" w:hint="default"/>
       </w:rPr>
     </w:lvl>
     <w:lvl w:ilvl="6" w:tplc="04090001" w:tentative="1">
@@ -26305,7 +25552,7 @@
         <w:ind w:left="3080" w:hanging="440"/>
       </w:pPr>
       <w:rPr>
-        <w:rFonts w:ascii="Meiryo UI" w:hAnsi="Meiryo UI" w:eastAsia="Meiryo UI" w:cs="Meiryo UI" w:hint="default"/>
+        <w:rFonts w:ascii="Meiryo UI" w:eastAsia="Meiryo UI" w:hAnsi="Meiryo UI" w:cs="Meiryo UI" w:hint="default"/>
       </w:rPr>
     </w:lvl>
     <w:lvl w:ilvl="7" w:tplc="0409000B" w:tentative="1">
@@ -26317,7 +25564,7 @@
         <w:ind w:left="3520" w:hanging="440"/>
       </w:pPr>
       <w:rPr>
-        <w:rFonts w:ascii="Meiryo UI" w:hAnsi="Meiryo UI" w:eastAsia="Meiryo UI" w:cs="Meiryo UI" w:hint="default"/>
+        <w:rFonts w:ascii="Meiryo UI" w:eastAsia="Meiryo UI" w:hAnsi="Meiryo UI" w:cs="Meiryo UI" w:hint="default"/>
       </w:rPr>
     </w:lvl>
     <w:lvl w:ilvl="8" w:tplc="0409000D" w:tentative="1">
@@ -26329,7 +25576,7 @@
         <w:ind w:left="3960" w:hanging="440"/>
       </w:pPr>
       <w:rPr>
-        <w:rFonts w:ascii="Meiryo UI" w:hAnsi="Meiryo UI" w:eastAsia="Meiryo UI" w:cs="Meiryo UI" w:hint="default"/>
+        <w:rFonts w:ascii="Meiryo UI" w:eastAsia="Meiryo UI" w:hAnsi="Meiryo UI" w:cs="Meiryo UI" w:hint="default"/>
       </w:rPr>
     </w:lvl>
   </w:abstractNum>
@@ -26346,7 +25593,7 @@
         <w:ind w:left="800" w:hanging="440"/>
       </w:pPr>
       <w:rPr>
-        <w:rFonts w:ascii="Meiryo UI" w:hAnsi="Meiryo UI" w:eastAsia="Meiryo UI" w:cs="Meiryo UI" w:hint="default"/>
+        <w:rFonts w:ascii="Meiryo UI" w:eastAsia="Meiryo UI" w:hAnsi="Meiryo UI" w:cs="Meiryo UI" w:hint="default"/>
         <w:u w:val="none"/>
       </w:rPr>
     </w:lvl>
@@ -26359,7 +25606,7 @@
         <w:ind w:left="1520" w:hanging="440"/>
       </w:pPr>
       <w:rPr>
-        <w:rFonts w:ascii="Meiryo UI" w:hAnsi="Meiryo UI" w:eastAsia="Meiryo UI" w:cs="Meiryo UI" w:hint="default"/>
+        <w:rFonts w:ascii="Meiryo UI" w:eastAsia="Meiryo UI" w:hAnsi="Meiryo UI" w:cs="Meiryo UI" w:hint="default"/>
       </w:rPr>
     </w:lvl>
     <w:lvl w:ilvl="2">
@@ -26690,7 +25937,7 @@
         <w:ind w:left="720" w:hanging="360"/>
       </w:pPr>
       <w:rPr>
-        <w:rFonts w:ascii="Meiryo UI" w:hAnsi="Meiryo UI" w:eastAsia="Meiryo UI" w:cs="Meiryo UI" w:hint="default"/>
+        <w:rFonts w:ascii="Meiryo UI" w:eastAsia="Meiryo UI" w:hAnsi="Meiryo UI" w:cs="Meiryo UI" w:hint="default"/>
         <w:sz w:val="20"/>
       </w:rPr>
     </w:lvl>
@@ -26722,7 +25969,7 @@
         <w:ind w:left="2160" w:hanging="360"/>
       </w:pPr>
       <w:rPr>
-        <w:rFonts w:ascii="Meiryo UI" w:hAnsi="Meiryo UI" w:eastAsia="Meiryo UI" w:cs="Meiryo UI" w:hint="default"/>
+        <w:rFonts w:ascii="Meiryo UI" w:eastAsia="Meiryo UI" w:hAnsi="Meiryo UI" w:cs="Meiryo UI" w:hint="default"/>
         <w:sz w:val="20"/>
       </w:rPr>
     </w:lvl>
@@ -26738,7 +25985,7 @@
         <w:ind w:left="2880" w:hanging="360"/>
       </w:pPr>
       <w:rPr>
-        <w:rFonts w:ascii="Meiryo UI" w:hAnsi="Meiryo UI" w:eastAsia="Meiryo UI" w:cs="Meiryo UI" w:hint="default"/>
+        <w:rFonts w:ascii="Meiryo UI" w:eastAsia="Meiryo UI" w:hAnsi="Meiryo UI" w:cs="Meiryo UI" w:hint="default"/>
         <w:sz w:val="20"/>
       </w:rPr>
     </w:lvl>
@@ -26754,7 +26001,7 @@
         <w:ind w:left="3600" w:hanging="360"/>
       </w:pPr>
       <w:rPr>
-        <w:rFonts w:ascii="Meiryo UI" w:hAnsi="Meiryo UI" w:eastAsia="Meiryo UI" w:cs="Meiryo UI" w:hint="default"/>
+        <w:rFonts w:ascii="Meiryo UI" w:eastAsia="Meiryo UI" w:hAnsi="Meiryo UI" w:cs="Meiryo UI" w:hint="default"/>
         <w:sz w:val="20"/>
       </w:rPr>
     </w:lvl>
@@ -26770,7 +26017,7 @@
         <w:ind w:left="4320" w:hanging="360"/>
       </w:pPr>
       <w:rPr>
-        <w:rFonts w:ascii="Meiryo UI" w:hAnsi="Meiryo UI" w:eastAsia="Meiryo UI" w:cs="Meiryo UI" w:hint="default"/>
+        <w:rFonts w:ascii="Meiryo UI" w:eastAsia="Meiryo UI" w:hAnsi="Meiryo UI" w:cs="Meiryo UI" w:hint="default"/>
         <w:sz w:val="20"/>
       </w:rPr>
     </w:lvl>
@@ -26786,7 +26033,7 @@
         <w:ind w:left="5040" w:hanging="360"/>
       </w:pPr>
       <w:rPr>
-        <w:rFonts w:ascii="Meiryo UI" w:hAnsi="Meiryo UI" w:eastAsia="Meiryo UI" w:cs="Meiryo UI" w:hint="default"/>
+        <w:rFonts w:ascii="Meiryo UI" w:eastAsia="Meiryo UI" w:hAnsi="Meiryo UI" w:cs="Meiryo UI" w:hint="default"/>
         <w:sz w:val="20"/>
       </w:rPr>
     </w:lvl>
@@ -26802,7 +26049,7 @@
         <w:ind w:left="5760" w:hanging="360"/>
       </w:pPr>
       <w:rPr>
-        <w:rFonts w:ascii="Meiryo UI" w:hAnsi="Meiryo UI" w:eastAsia="Meiryo UI" w:cs="Meiryo UI" w:hint="default"/>
+        <w:rFonts w:ascii="Meiryo UI" w:eastAsia="Meiryo UI" w:hAnsi="Meiryo UI" w:cs="Meiryo UI" w:hint="default"/>
         <w:sz w:val="20"/>
       </w:rPr>
     </w:lvl>
@@ -26818,7 +26065,7 @@
         <w:ind w:left="6480" w:hanging="360"/>
       </w:pPr>
       <w:rPr>
-        <w:rFonts w:ascii="Meiryo UI" w:hAnsi="Meiryo UI" w:eastAsia="Meiryo UI" w:cs="Meiryo UI" w:hint="default"/>
+        <w:rFonts w:ascii="Meiryo UI" w:eastAsia="Meiryo UI" w:hAnsi="Meiryo UI" w:cs="Meiryo UI" w:hint="default"/>
         <w:sz w:val="20"/>
       </w:rPr>
     </w:lvl>
@@ -26836,7 +26083,7 @@
         <w:ind w:left="440" w:hanging="440"/>
       </w:pPr>
       <w:rPr>
-        <w:rFonts w:ascii="Meiryo UI" w:hAnsi="Meiryo UI" w:eastAsia="Meiryo UI" w:cs="Meiryo UI" w:hint="default"/>
+        <w:rFonts w:ascii="Meiryo UI" w:eastAsia="Meiryo UI" w:hAnsi="Meiryo UI" w:cs="Meiryo UI" w:hint="default"/>
       </w:rPr>
     </w:lvl>
     <w:lvl w:ilvl="1" w:tplc="0409000B" w:tentative="1">
@@ -26848,7 +26095,7 @@
         <w:ind w:left="880" w:hanging="440"/>
       </w:pPr>
       <w:rPr>
-        <w:rFonts w:ascii="Meiryo UI" w:hAnsi="Meiryo UI" w:eastAsia="Meiryo UI" w:cs="Meiryo UI" w:hint="default"/>
+        <w:rFonts w:ascii="Meiryo UI" w:eastAsia="Meiryo UI" w:hAnsi="Meiryo UI" w:cs="Meiryo UI" w:hint="default"/>
       </w:rPr>
     </w:lvl>
     <w:lvl w:ilvl="2" w:tplc="0409000D" w:tentative="1">
@@ -26860,7 +26107,7 @@
         <w:ind w:left="1320" w:hanging="440"/>
       </w:pPr>
       <w:rPr>
-        <w:rFonts w:ascii="Meiryo UI" w:hAnsi="Meiryo UI" w:eastAsia="Meiryo UI" w:cs="Meiryo UI" w:hint="default"/>
+        <w:rFonts w:ascii="Meiryo UI" w:eastAsia="Meiryo UI" w:hAnsi="Meiryo UI" w:cs="Meiryo UI" w:hint="default"/>
       </w:rPr>
     </w:lvl>
     <w:lvl w:ilvl="3" w:tplc="04090001" w:tentative="1">
@@ -26872,7 +26119,7 @@
         <w:ind w:left="1760" w:hanging="440"/>
       </w:pPr>
       <w:rPr>
-        <w:rFonts w:ascii="Meiryo UI" w:hAnsi="Meiryo UI" w:eastAsia="Meiryo UI" w:cs="Meiryo UI" w:hint="default"/>
+        <w:rFonts w:ascii="Meiryo UI" w:eastAsia="Meiryo UI" w:hAnsi="Meiryo UI" w:cs="Meiryo UI" w:hint="default"/>
       </w:rPr>
     </w:lvl>
     <w:lvl w:ilvl="4" w:tplc="0409000B" w:tentative="1">
@@ -26884,7 +26131,7 @@
         <w:ind w:left="2200" w:hanging="440"/>
       </w:pPr>
       <w:rPr>
-        <w:rFonts w:ascii="Meiryo UI" w:hAnsi="Meiryo UI" w:eastAsia="Meiryo UI" w:cs="Meiryo UI" w:hint="default"/>
+        <w:rFonts w:ascii="Meiryo UI" w:eastAsia="Meiryo UI" w:hAnsi="Meiryo UI" w:cs="Meiryo UI" w:hint="default"/>
       </w:rPr>
     </w:lvl>
     <w:lvl w:ilvl="5" w:tplc="0409000D" w:tentative="1">
@@ -26896,7 +26143,7 @@
         <w:ind w:left="2640" w:hanging="440"/>
       </w:pPr>
       <w:rPr>
-        <w:rFonts w:ascii="Meiryo UI" w:hAnsi="Meiryo UI" w:eastAsia="Meiryo UI" w:cs="Meiryo UI" w:hint="default"/>
+        <w:rFonts w:ascii="Meiryo UI" w:eastAsia="Meiryo UI" w:hAnsi="Meiryo UI" w:cs="Meiryo UI" w:hint="default"/>
       </w:rPr>
     </w:lvl>
     <w:lvl w:ilvl="6" w:tplc="04090001" w:tentative="1">
@@ -26908,7 +26155,7 @@
         <w:ind w:left="3080" w:hanging="440"/>
       </w:pPr>
       <w:rPr>
-        <w:rFonts w:ascii="Meiryo UI" w:hAnsi="Meiryo UI" w:eastAsia="Meiryo UI" w:cs="Meiryo UI" w:hint="default"/>
+        <w:rFonts w:ascii="Meiryo UI" w:eastAsia="Meiryo UI" w:hAnsi="Meiryo UI" w:cs="Meiryo UI" w:hint="default"/>
       </w:rPr>
     </w:lvl>
     <w:lvl w:ilvl="7" w:tplc="0409000B" w:tentative="1">
@@ -26920,7 +26167,7 @@
         <w:ind w:left="3520" w:hanging="440"/>
       </w:pPr>
       <w:rPr>
-        <w:rFonts w:ascii="Meiryo UI" w:hAnsi="Meiryo UI" w:eastAsia="Meiryo UI" w:cs="Meiryo UI" w:hint="default"/>
+        <w:rFonts w:ascii="Meiryo UI" w:eastAsia="Meiryo UI" w:hAnsi="Meiryo UI" w:cs="Meiryo UI" w:hint="default"/>
       </w:rPr>
     </w:lvl>
     <w:lvl w:ilvl="8" w:tplc="0409000D" w:tentative="1">
@@ -26932,7 +26179,7 @@
         <w:ind w:left="3960" w:hanging="440"/>
       </w:pPr>
       <w:rPr>
-        <w:rFonts w:ascii="Meiryo UI" w:hAnsi="Meiryo UI" w:eastAsia="Meiryo UI" w:cs="Meiryo UI" w:hint="default"/>
+        <w:rFonts w:ascii="Meiryo UI" w:eastAsia="Meiryo UI" w:hAnsi="Meiryo UI" w:cs="Meiryo UI" w:hint="default"/>
       </w:rPr>
     </w:lvl>
   </w:abstractNum>
@@ -27062,7 +26309,7 @@
         <w:ind w:left="440" w:hanging="440"/>
       </w:pPr>
       <w:rPr>
-        <w:rFonts w:ascii="Meiryo UI" w:hAnsi="Meiryo UI" w:eastAsia="Meiryo UI" w:cs="Meiryo UI" w:hint="default"/>
+        <w:rFonts w:ascii="Meiryo UI" w:eastAsia="Meiryo UI" w:hAnsi="Meiryo UI" w:cs="Meiryo UI" w:hint="default"/>
       </w:rPr>
     </w:lvl>
     <w:lvl w:ilvl="1" w:tplc="0409000B" w:tentative="1">
@@ -27074,7 +26321,7 @@
         <w:ind w:left="880" w:hanging="440"/>
       </w:pPr>
       <w:rPr>
-        <w:rFonts w:ascii="Meiryo UI" w:hAnsi="Meiryo UI" w:eastAsia="Meiryo UI" w:cs="Meiryo UI" w:hint="default"/>
+        <w:rFonts w:ascii="Meiryo UI" w:eastAsia="Meiryo UI" w:hAnsi="Meiryo UI" w:cs="Meiryo UI" w:hint="default"/>
       </w:rPr>
     </w:lvl>
     <w:lvl w:ilvl="2" w:tplc="0409000D" w:tentative="1">
@@ -27086,7 +26333,7 @@
         <w:ind w:left="1320" w:hanging="440"/>
       </w:pPr>
       <w:rPr>
-        <w:rFonts w:ascii="Meiryo UI" w:hAnsi="Meiryo UI" w:eastAsia="Meiryo UI" w:cs="Meiryo UI" w:hint="default"/>
+        <w:rFonts w:ascii="Meiryo UI" w:eastAsia="Meiryo UI" w:hAnsi="Meiryo UI" w:cs="Meiryo UI" w:hint="default"/>
       </w:rPr>
     </w:lvl>
     <w:lvl w:ilvl="3" w:tplc="04090001" w:tentative="1">
@@ -27098,7 +26345,7 @@
         <w:ind w:left="1760" w:hanging="440"/>
       </w:pPr>
       <w:rPr>
-        <w:rFonts w:ascii="Meiryo UI" w:hAnsi="Meiryo UI" w:eastAsia="Meiryo UI" w:cs="Meiryo UI" w:hint="default"/>
+        <w:rFonts w:ascii="Meiryo UI" w:eastAsia="Meiryo UI" w:hAnsi="Meiryo UI" w:cs="Meiryo UI" w:hint="default"/>
       </w:rPr>
     </w:lvl>
     <w:lvl w:ilvl="4" w:tplc="0409000B" w:tentative="1">
@@ -27110,7 +26357,7 @@
         <w:ind w:left="2200" w:hanging="440"/>
       </w:pPr>
       <w:rPr>
-        <w:rFonts w:ascii="Meiryo UI" w:hAnsi="Meiryo UI" w:eastAsia="Meiryo UI" w:cs="Meiryo UI" w:hint="default"/>
+        <w:rFonts w:ascii="Meiryo UI" w:eastAsia="Meiryo UI" w:hAnsi="Meiryo UI" w:cs="Meiryo UI" w:hint="default"/>
       </w:rPr>
     </w:lvl>
     <w:lvl w:ilvl="5" w:tplc="0409000D" w:tentative="1">
@@ -27122,7 +26369,7 @@
         <w:ind w:left="2640" w:hanging="440"/>
       </w:pPr>
       <w:rPr>
-        <w:rFonts w:ascii="Meiryo UI" w:hAnsi="Meiryo UI" w:eastAsia="Meiryo UI" w:cs="Meiryo UI" w:hint="default"/>
+        <w:rFonts w:ascii="Meiryo UI" w:eastAsia="Meiryo UI" w:hAnsi="Meiryo UI" w:cs="Meiryo UI" w:hint="default"/>
       </w:rPr>
     </w:lvl>
     <w:lvl w:ilvl="6" w:tplc="04090001" w:tentative="1">
@@ -27134,7 +26381,7 @@
         <w:ind w:left="3080" w:hanging="440"/>
       </w:pPr>
       <w:rPr>
-        <w:rFonts w:ascii="Meiryo UI" w:hAnsi="Meiryo UI" w:eastAsia="Meiryo UI" w:cs="Meiryo UI" w:hint="default"/>
+        <w:rFonts w:ascii="Meiryo UI" w:eastAsia="Meiryo UI" w:hAnsi="Meiryo UI" w:cs="Meiryo UI" w:hint="default"/>
       </w:rPr>
     </w:lvl>
     <w:lvl w:ilvl="7" w:tplc="0409000B" w:tentative="1">
@@ -27146,7 +26393,7 @@
         <w:ind w:left="3520" w:hanging="440"/>
       </w:pPr>
       <w:rPr>
-        <w:rFonts w:ascii="Meiryo UI" w:hAnsi="Meiryo UI" w:eastAsia="Meiryo UI" w:cs="Meiryo UI" w:hint="default"/>
+        <w:rFonts w:ascii="Meiryo UI" w:eastAsia="Meiryo UI" w:hAnsi="Meiryo UI" w:cs="Meiryo UI" w:hint="default"/>
       </w:rPr>
     </w:lvl>
     <w:lvl w:ilvl="8" w:tplc="0409000D" w:tentative="1">
@@ -27158,7 +26405,7 @@
         <w:ind w:left="3960" w:hanging="440"/>
       </w:pPr>
       <w:rPr>
-        <w:rFonts w:ascii="Meiryo UI" w:hAnsi="Meiryo UI" w:eastAsia="Meiryo UI" w:cs="Meiryo UI" w:hint="default"/>
+        <w:rFonts w:ascii="Meiryo UI" w:eastAsia="Meiryo UI" w:hAnsi="Meiryo UI" w:cs="Meiryo UI" w:hint="default"/>
       </w:rPr>
     </w:lvl>
   </w:abstractNum>
@@ -27175,7 +26422,7 @@
         <w:ind w:left="800" w:hanging="440"/>
       </w:pPr>
       <w:rPr>
-        <w:rFonts w:ascii="Meiryo UI" w:hAnsi="Meiryo UI" w:eastAsia="Meiryo UI" w:cs="Meiryo UI" w:hint="default"/>
+        <w:rFonts w:ascii="Meiryo UI" w:eastAsia="Meiryo UI" w:hAnsi="Meiryo UI" w:cs="Meiryo UI" w:hint="default"/>
         <w:u w:val="none"/>
       </w:rPr>
     </w:lvl>
@@ -27188,7 +26435,7 @@
         <w:ind w:left="1520" w:hanging="440"/>
       </w:pPr>
       <w:rPr>
-        <w:rFonts w:ascii="Meiryo UI" w:hAnsi="Meiryo UI" w:eastAsia="Meiryo UI" w:cs="Meiryo UI" w:hint="default"/>
+        <w:rFonts w:ascii="Meiryo UI" w:eastAsia="Meiryo UI" w:hAnsi="Meiryo UI" w:cs="Meiryo UI" w:hint="default"/>
       </w:rPr>
     </w:lvl>
     <w:lvl w:ilvl="2">
@@ -27289,7 +26536,7 @@
         <w:ind w:left="800" w:hanging="440"/>
       </w:pPr>
       <w:rPr>
-        <w:rFonts w:ascii="Meiryo UI" w:hAnsi="Meiryo UI" w:eastAsia="Meiryo UI" w:cs="Meiryo UI" w:hint="default"/>
+        <w:rFonts w:ascii="Meiryo UI" w:eastAsia="Meiryo UI" w:hAnsi="Meiryo UI" w:cs="Meiryo UI" w:hint="default"/>
         <w:u w:val="none"/>
       </w:rPr>
     </w:lvl>
@@ -27403,7 +26650,7 @@
         <w:ind w:left="800" w:hanging="440"/>
       </w:pPr>
       <w:rPr>
-        <w:rFonts w:ascii="Meiryo UI" w:hAnsi="Meiryo UI" w:eastAsia="Meiryo UI" w:cs="Meiryo UI" w:hint="default"/>
+        <w:rFonts w:ascii="Meiryo UI" w:eastAsia="Meiryo UI" w:hAnsi="Meiryo UI" w:cs="Meiryo UI" w:hint="default"/>
         <w:u w:val="none"/>
       </w:rPr>
     </w:lvl>
@@ -27517,7 +26764,7 @@
         <w:ind w:left="1160" w:hanging="440"/>
       </w:pPr>
       <w:rPr>
-        <w:rFonts w:ascii="Meiryo UI" w:hAnsi="Meiryo UI" w:eastAsia="Meiryo UI" w:cs="Meiryo UI" w:hint="default"/>
+        <w:rFonts w:ascii="Meiryo UI" w:eastAsia="Meiryo UI" w:hAnsi="Meiryo UI" w:cs="Meiryo UI" w:hint="default"/>
       </w:rPr>
     </w:lvl>
     <w:lvl w:ilvl="1" w:tplc="0409000B" w:tentative="1">
@@ -27529,7 +26776,7 @@
         <w:ind w:left="1600" w:hanging="440"/>
       </w:pPr>
       <w:rPr>
-        <w:rFonts w:ascii="Meiryo UI" w:hAnsi="Meiryo UI" w:eastAsia="Meiryo UI" w:cs="Meiryo UI" w:hint="default"/>
+        <w:rFonts w:ascii="Meiryo UI" w:eastAsia="Meiryo UI" w:hAnsi="Meiryo UI" w:cs="Meiryo UI" w:hint="default"/>
       </w:rPr>
     </w:lvl>
     <w:lvl w:ilvl="2" w:tplc="0409000D" w:tentative="1">
@@ -27541,7 +26788,7 @@
         <w:ind w:left="2040" w:hanging="440"/>
       </w:pPr>
       <w:rPr>
-        <w:rFonts w:ascii="Meiryo UI" w:hAnsi="Meiryo UI" w:eastAsia="Meiryo UI" w:cs="Meiryo UI" w:hint="default"/>
+        <w:rFonts w:ascii="Meiryo UI" w:eastAsia="Meiryo UI" w:hAnsi="Meiryo UI" w:cs="Meiryo UI" w:hint="default"/>
       </w:rPr>
     </w:lvl>
     <w:lvl w:ilvl="3" w:tplc="04090001" w:tentative="1">
@@ -27553,7 +26800,7 @@
         <w:ind w:left="2480" w:hanging="440"/>
       </w:pPr>
       <w:rPr>
-        <w:rFonts w:ascii="Meiryo UI" w:hAnsi="Meiryo UI" w:eastAsia="Meiryo UI" w:cs="Meiryo UI" w:hint="default"/>
+        <w:rFonts w:ascii="Meiryo UI" w:eastAsia="Meiryo UI" w:hAnsi="Meiryo UI" w:cs="Meiryo UI" w:hint="default"/>
       </w:rPr>
     </w:lvl>
     <w:lvl w:ilvl="4" w:tplc="0409000B" w:tentative="1">
@@ -27565,7 +26812,7 @@
         <w:ind w:left="2920" w:hanging="440"/>
       </w:pPr>
       <w:rPr>
-        <w:rFonts w:ascii="Meiryo UI" w:hAnsi="Meiryo UI" w:eastAsia="Meiryo UI" w:cs="Meiryo UI" w:hint="default"/>
+        <w:rFonts w:ascii="Meiryo UI" w:eastAsia="Meiryo UI" w:hAnsi="Meiryo UI" w:cs="Meiryo UI" w:hint="default"/>
       </w:rPr>
     </w:lvl>
     <w:lvl w:ilvl="5" w:tplc="0409000D" w:tentative="1">
@@ -27577,7 +26824,7 @@
         <w:ind w:left="3360" w:hanging="440"/>
       </w:pPr>
       <w:rPr>
-        <w:rFonts w:ascii="Meiryo UI" w:hAnsi="Meiryo UI" w:eastAsia="Meiryo UI" w:cs="Meiryo UI" w:hint="default"/>
+        <w:rFonts w:ascii="Meiryo UI" w:eastAsia="Meiryo UI" w:hAnsi="Meiryo UI" w:cs="Meiryo UI" w:hint="default"/>
       </w:rPr>
     </w:lvl>
     <w:lvl w:ilvl="6" w:tplc="04090001" w:tentative="1">
@@ -27589,7 +26836,7 @@
         <w:ind w:left="3800" w:hanging="440"/>
       </w:pPr>
       <w:rPr>
-        <w:rFonts w:ascii="Meiryo UI" w:hAnsi="Meiryo UI" w:eastAsia="Meiryo UI" w:cs="Meiryo UI" w:hint="default"/>
+        <w:rFonts w:ascii="Meiryo UI" w:eastAsia="Meiryo UI" w:hAnsi="Meiryo UI" w:cs="Meiryo UI" w:hint="default"/>
       </w:rPr>
     </w:lvl>
     <w:lvl w:ilvl="7" w:tplc="0409000B" w:tentative="1">
@@ -27601,7 +26848,7 @@
         <w:ind w:left="4240" w:hanging="440"/>
       </w:pPr>
       <w:rPr>
-        <w:rFonts w:ascii="Meiryo UI" w:hAnsi="Meiryo UI" w:eastAsia="Meiryo UI" w:cs="Meiryo UI" w:hint="default"/>
+        <w:rFonts w:ascii="Meiryo UI" w:eastAsia="Meiryo UI" w:hAnsi="Meiryo UI" w:cs="Meiryo UI" w:hint="default"/>
       </w:rPr>
     </w:lvl>
     <w:lvl w:ilvl="8" w:tplc="0409000D" w:tentative="1">
@@ -27613,7 +26860,7 @@
         <w:ind w:left="4680" w:hanging="440"/>
       </w:pPr>
       <w:rPr>
-        <w:rFonts w:ascii="Meiryo UI" w:hAnsi="Meiryo UI" w:eastAsia="Meiryo UI" w:cs="Meiryo UI" w:hint="default"/>
+        <w:rFonts w:ascii="Meiryo UI" w:eastAsia="Meiryo UI" w:hAnsi="Meiryo UI" w:cs="Meiryo UI" w:hint="default"/>
       </w:rPr>
     </w:lvl>
   </w:abstractNum>
@@ -27630,7 +26877,7 @@
         <w:ind w:left="440" w:hanging="440"/>
       </w:pPr>
       <w:rPr>
-        <w:rFonts w:ascii="Meiryo UI" w:hAnsi="Meiryo UI" w:eastAsia="Meiryo UI" w:cs="Meiryo UI" w:hint="default"/>
+        <w:rFonts w:ascii="Meiryo UI" w:eastAsia="Meiryo UI" w:hAnsi="Meiryo UI" w:cs="Meiryo UI" w:hint="default"/>
       </w:rPr>
     </w:lvl>
     <w:lvl w:ilvl="1" w:tplc="0409000B" w:tentative="1">
@@ -27642,7 +26889,7 @@
         <w:ind w:left="880" w:hanging="440"/>
       </w:pPr>
       <w:rPr>
-        <w:rFonts w:ascii="Meiryo UI" w:hAnsi="Meiryo UI" w:eastAsia="Meiryo UI" w:cs="Meiryo UI" w:hint="default"/>
+        <w:rFonts w:ascii="Meiryo UI" w:eastAsia="Meiryo UI" w:hAnsi="Meiryo UI" w:cs="Meiryo UI" w:hint="default"/>
       </w:rPr>
     </w:lvl>
     <w:lvl w:ilvl="2" w:tplc="0409000D" w:tentative="1">
@@ -27654,7 +26901,7 @@
         <w:ind w:left="1320" w:hanging="440"/>
       </w:pPr>
       <w:rPr>
-        <w:rFonts w:ascii="Meiryo UI" w:hAnsi="Meiryo UI" w:eastAsia="Meiryo UI" w:cs="Meiryo UI" w:hint="default"/>
+        <w:rFonts w:ascii="Meiryo UI" w:eastAsia="Meiryo UI" w:hAnsi="Meiryo UI" w:cs="Meiryo UI" w:hint="default"/>
       </w:rPr>
     </w:lvl>
     <w:lvl w:ilvl="3" w:tplc="04090001" w:tentative="1">
@@ -27666,7 +26913,7 @@
         <w:ind w:left="1760" w:hanging="440"/>
       </w:pPr>
       <w:rPr>
-        <w:rFonts w:ascii="Meiryo UI" w:hAnsi="Meiryo UI" w:eastAsia="Meiryo UI" w:cs="Meiryo UI" w:hint="default"/>
+        <w:rFonts w:ascii="Meiryo UI" w:eastAsia="Meiryo UI" w:hAnsi="Meiryo UI" w:cs="Meiryo UI" w:hint="default"/>
       </w:rPr>
     </w:lvl>
     <w:lvl w:ilvl="4" w:tplc="0409000B" w:tentative="1">
@@ -27678,7 +26925,7 @@
         <w:ind w:left="2200" w:hanging="440"/>
       </w:pPr>
       <w:rPr>
-        <w:rFonts w:ascii="Meiryo UI" w:hAnsi="Meiryo UI" w:eastAsia="Meiryo UI" w:cs="Meiryo UI" w:hint="default"/>
+        <w:rFonts w:ascii="Meiryo UI" w:eastAsia="Meiryo UI" w:hAnsi="Meiryo UI" w:cs="Meiryo UI" w:hint="default"/>
       </w:rPr>
     </w:lvl>
     <w:lvl w:ilvl="5" w:tplc="0409000D" w:tentative="1">
@@ -27690,7 +26937,7 @@
         <w:ind w:left="2640" w:hanging="440"/>
       </w:pPr>
       <w:rPr>
-        <w:rFonts w:ascii="Meiryo UI" w:hAnsi="Meiryo UI" w:eastAsia="Meiryo UI" w:cs="Meiryo UI" w:hint="default"/>
+        <w:rFonts w:ascii="Meiryo UI" w:eastAsia="Meiryo UI" w:hAnsi="Meiryo UI" w:cs="Meiryo UI" w:hint="default"/>
       </w:rPr>
     </w:lvl>
     <w:lvl w:ilvl="6" w:tplc="04090001" w:tentative="1">
@@ -27702,7 +26949,7 @@
         <w:ind w:left="3080" w:hanging="440"/>
       </w:pPr>
       <w:rPr>
-        <w:rFonts w:ascii="Meiryo UI" w:hAnsi="Meiryo UI" w:eastAsia="Meiryo UI" w:cs="Meiryo UI" w:hint="default"/>
+        <w:rFonts w:ascii="Meiryo UI" w:eastAsia="Meiryo UI" w:hAnsi="Meiryo UI" w:cs="Meiryo UI" w:hint="default"/>
       </w:rPr>
     </w:lvl>
     <w:lvl w:ilvl="7" w:tplc="0409000B" w:tentative="1">
@@ -27714,7 +26961,7 @@
         <w:ind w:left="3520" w:hanging="440"/>
       </w:pPr>
       <w:rPr>
-        <w:rFonts w:ascii="Meiryo UI" w:hAnsi="Meiryo UI" w:eastAsia="Meiryo UI" w:cs="Meiryo UI" w:hint="default"/>
+        <w:rFonts w:ascii="Meiryo UI" w:eastAsia="Meiryo UI" w:hAnsi="Meiryo UI" w:cs="Meiryo UI" w:hint="default"/>
       </w:rPr>
     </w:lvl>
     <w:lvl w:ilvl="8" w:tplc="0409000D" w:tentative="1">
@@ -27726,7 +26973,7 @@
         <w:ind w:left="3960" w:hanging="440"/>
       </w:pPr>
       <w:rPr>
-        <w:rFonts w:ascii="Meiryo UI" w:hAnsi="Meiryo UI" w:eastAsia="Meiryo UI" w:cs="Meiryo UI" w:hint="default"/>
+        <w:rFonts w:ascii="Meiryo UI" w:eastAsia="Meiryo UI" w:hAnsi="Meiryo UI" w:cs="Meiryo UI" w:hint="default"/>
       </w:rPr>
     </w:lvl>
   </w:abstractNum>
@@ -28115,202 +27362,7 @@
 </w:numbering>
 </file>
 
-<file path=word\settings.xml><?xml version="1.0" encoding="utf-8"?>
-<w:settings xmlns:mc="http://schemas.openxmlformats.org/markup-compatibility/2006" xmlns:o="urn:schemas-microsoft-com:office:office" xmlns:r="http://schemas.openxmlformats.org/officeDocument/2006/relationships" xmlns:m="http://schemas.openxmlformats.org/officeDocument/2006/math" xmlns:v="urn:schemas-microsoft-com:vml" xmlns:w10="urn:schemas-microsoft-com:office:word" xmlns:w="http://schemas.openxmlformats.org/wordprocessingml/2006/main" xmlns:w14="http://schemas.microsoft.com/office/word/2010/wordml" xmlns:w15="http://schemas.microsoft.com/office/word/2012/wordml" xmlns:w16cex="http://schemas.microsoft.com/office/word/2018/wordml/cex" xmlns:w16cid="http://schemas.microsoft.com/office/word/2016/wordml/cid" xmlns:w16="http://schemas.microsoft.com/office/word/2018/wordml" xmlns:w16du="http://schemas.microsoft.com/office/word/2023/wordml/word16du" xmlns:w16sdtdh="http://schemas.microsoft.com/office/word/2020/wordml/sdtdatahash" xmlns:w16sdtfl="http://schemas.microsoft.com/office/word/2024/wordml/sdtformatlock" xmlns:w16se="http://schemas.microsoft.com/office/word/2015/wordml/symex" xmlns:sl="http://schemas.openxmlformats.org/schemaLibrary/2006/main" mc:Ignorable="w14 w15 w16se w16cid w16 w16cex w16sdtdh w16sdtfl w16du">
-  <w:zoom w:percent="100"/>
-  <w:embedTrueTypeFonts/>
-  <w:bordersDoNotSurroundHeader/>
-  <w:bordersDoNotSurroundFooter/>
-  <w:defaultTabStop w:val="720"/>
-  <w:characterSpacingControl w:val="doNotCompress"/>
-  <w:hdrShapeDefaults>
-    <o:shapedefaults v:ext="edit" spidmax="2050">
-      <v:textbox inset="5.85pt,.7pt,5.85pt,.7pt"/>
-    </o:shapedefaults>
-  </w:hdrShapeDefaults>
-  <w:footnotePr>
-    <w:footnote w:id="-1"/>
-    <w:footnote w:id="0"/>
-  </w:footnotePr>
-  <w:endnotePr>
-    <w:endnote w:id="-1"/>
-    <w:endnote w:id="0"/>
-  </w:endnotePr>
-  <w:compat>
-    <w:useFELayout/>
-    <w:compatSetting w:name="compatibilityMode" w:uri="http://schemas.microsoft.com/office/word" w:val="15"/>
-    <w:compatSetting w:name="overrideTableStyleFontSizeAndJustification" w:uri="http://schemas.microsoft.com/office/word" w:val="1"/>
-    <w:compatSetting w:name="enableOpenTypeFeatures" w:uri="http://schemas.microsoft.com/office/word" w:val="1"/>
-    <w:compatSetting w:name="doNotFlipMirrorIndents" w:uri="http://schemas.microsoft.com/office/word" w:val="1"/>
-    <w:compatSetting w:name="differentiateMultirowTableHeaders" w:uri="http://schemas.microsoft.com/office/word" w:val="1"/>
-    <w:compatSetting w:name="useWord2013TrackBottomHyphenation" w:uri="http://schemas.microsoft.com/office/word" w:val="1"/>
-  </w:compat>
-  <w:rsids>
-    <w:rsidRoot w:val="00BF0479"/>
-    <w:rsid w:val="00007421"/>
-    <w:rsid w:val="00010156"/>
-    <w:rsid w:val="00014F61"/>
-    <w:rsid w:val="00023B51"/>
-    <w:rsid w:val="00047CF3"/>
-    <w:rsid w:val="000629D7"/>
-    <w:rsid w:val="000650EA"/>
-    <w:rsid w:val="000949C5"/>
-    <w:rsid w:val="000A1448"/>
-    <w:rsid w:val="000A72E7"/>
-    <w:rsid w:val="000A77B9"/>
-    <w:rsid w:val="000C6375"/>
-    <w:rsid w:val="000D01AC"/>
-    <w:rsid w:val="001019C8"/>
-    <w:rsid w:val="0011042B"/>
-    <w:rsid w:val="00113762"/>
-    <w:rsid w:val="00114B29"/>
-    <w:rsid w:val="0013530F"/>
-    <w:rsid w:val="00157A27"/>
-    <w:rsid w:val="00171E27"/>
-    <w:rsid w:val="00190937"/>
-    <w:rsid w:val="00195209"/>
-    <w:rsid w:val="001C14F2"/>
-    <w:rsid w:val="0023110D"/>
-    <w:rsid w:val="0023622E"/>
-    <w:rsid w:val="002769D5"/>
-    <w:rsid w:val="00282831"/>
-    <w:rsid w:val="002C3203"/>
-    <w:rsid w:val="002C5EEE"/>
-    <w:rsid w:val="00305C2F"/>
-    <w:rsid w:val="00312483"/>
-    <w:rsid w:val="0031376F"/>
-    <w:rsid w:val="0032096E"/>
-    <w:rsid w:val="0033719A"/>
-    <w:rsid w:val="00387928"/>
-    <w:rsid w:val="00387B9D"/>
-    <w:rsid w:val="003B66BB"/>
-    <w:rsid w:val="00403538"/>
-    <w:rsid w:val="00406186"/>
-    <w:rsid w:val="00463172"/>
-    <w:rsid w:val="00464FBC"/>
-    <w:rsid w:val="004A276C"/>
-    <w:rsid w:val="004B452D"/>
-    <w:rsid w:val="00502C2B"/>
-    <w:rsid w:val="0057264A"/>
-    <w:rsid w:val="005869C3"/>
-    <w:rsid w:val="0059396A"/>
-    <w:rsid w:val="005A478D"/>
-    <w:rsid w:val="005B69FE"/>
-    <w:rsid w:val="005C1087"/>
-    <w:rsid w:val="005C550B"/>
-    <w:rsid w:val="005F1376"/>
-    <w:rsid w:val="005F5167"/>
-    <w:rsid w:val="00600FDC"/>
-    <w:rsid w:val="00637B54"/>
-    <w:rsid w:val="00660086"/>
-    <w:rsid w:val="00680AD0"/>
-    <w:rsid w:val="0069368A"/>
-    <w:rsid w:val="006A4A7E"/>
-    <w:rsid w:val="006A6F9F"/>
-    <w:rsid w:val="006E799E"/>
-    <w:rsid w:val="00793C82"/>
-    <w:rsid w:val="007B2B97"/>
-    <w:rsid w:val="007B57F4"/>
-    <w:rsid w:val="007F37F4"/>
-    <w:rsid w:val="008012B0"/>
-    <w:rsid w:val="00815A3D"/>
-    <w:rsid w:val="00816E4B"/>
-    <w:rsid w:val="0083046C"/>
-    <w:rsid w:val="008416F2"/>
-    <w:rsid w:val="00866B73"/>
-    <w:rsid w:val="00892DAB"/>
-    <w:rsid w:val="008D0597"/>
-    <w:rsid w:val="008D3254"/>
-    <w:rsid w:val="008E7E41"/>
-    <w:rsid w:val="00973907"/>
-    <w:rsid w:val="009C4AF2"/>
-    <w:rsid w:val="009F21DC"/>
-    <w:rsid w:val="00A37E0A"/>
-    <w:rsid w:val="00A56967"/>
-    <w:rsid w:val="00A82468"/>
-    <w:rsid w:val="00A96EBD"/>
-    <w:rsid w:val="00AA05D1"/>
-    <w:rsid w:val="00AA2765"/>
-    <w:rsid w:val="00AA2A26"/>
-    <w:rsid w:val="00AD00DE"/>
-    <w:rsid w:val="00AD1A6D"/>
-    <w:rsid w:val="00B062DD"/>
-    <w:rsid w:val="00B4718C"/>
-    <w:rsid w:val="00B61951"/>
-    <w:rsid w:val="00B7032B"/>
-    <w:rsid w:val="00B7147C"/>
-    <w:rsid w:val="00B9085D"/>
-    <w:rsid w:val="00BA211C"/>
-    <w:rsid w:val="00BC50B1"/>
-    <w:rsid w:val="00BD4808"/>
-    <w:rsid w:val="00BF0479"/>
-    <w:rsid w:val="00BF45AA"/>
-    <w:rsid w:val="00C12405"/>
-    <w:rsid w:val="00C21E10"/>
-    <w:rsid w:val="00C278CF"/>
-    <w:rsid w:val="00C41D36"/>
-    <w:rsid w:val="00CA078D"/>
-    <w:rsid w:val="00CC0363"/>
-    <w:rsid w:val="00CC1E2D"/>
-    <w:rsid w:val="00CD4181"/>
-    <w:rsid w:val="00CF6B23"/>
-    <w:rsid w:val="00D01B6C"/>
-    <w:rsid w:val="00D1562A"/>
-    <w:rsid w:val="00D25D1E"/>
-    <w:rsid w:val="00D85470"/>
-    <w:rsid w:val="00DA08E2"/>
-    <w:rsid w:val="00DB7AA5"/>
-    <w:rsid w:val="00E06378"/>
-    <w:rsid w:val="00E42728"/>
-    <w:rsid w:val="00E63B1D"/>
-    <w:rsid w:val="00EA7566"/>
-    <w:rsid w:val="00EC5BAF"/>
-    <w:rsid w:val="00EE18FD"/>
-    <w:rsid w:val="00EF7715"/>
-    <w:rsid w:val="00F0429F"/>
-    <w:rsid w:val="00F17DBE"/>
-    <w:rsid w:val="00F432EF"/>
-    <w:rsid w:val="00F655C9"/>
-    <w:rsid w:val="00F67A06"/>
-    <w:rsid w:val="00F715AE"/>
-    <w:rsid w:val="00F75217"/>
-    <w:rsid w:val="00FB381E"/>
-    <w:rsid w:val="00FC55E0"/>
-    <w:rsid w:val="00FC6B5C"/>
-    <w:rsid w:val="00FC7D70"/>
-    <w:rsid w:val="00FD0042"/>
-  </w:rsids>
-  <m:mathPr>
-    <m:mathFont m:val="Cambria Math"/>
-    <m:brkBin m:val="before"/>
-    <m:brkBinSub m:val="--"/>
-    <m:smallFrac m:val="0"/>
-    <m:dispDef/>
-    <m:lMargin m:val="0"/>
-    <m:rMargin m:val="0"/>
-    <m:defJc m:val="centerGroup"/>
-    <m:wrapIndent m:val="1440"/>
-    <m:intLim m:val="subSup"/>
-    <m:naryLim m:val="undOvr"/>
-  </m:mathPr>
-  <w:themeFontLang w:val="en-US" w:eastAsia="ja-JP"/>
-  <w:clrSchemeMapping w:bg1="light1" w:t1="dark1" w:bg2="light2" w:t2="dark2" w:accent1="accent1" w:accent2="accent2" w:accent3="accent3" w:accent4="accent4" w:accent5="accent5" w:accent6="accent6" w:hyperlink="hyperlink" w:followedHyperlink="followedHyperlink"/>
-  <w:shapeDefaults>
-    <o:shapedefaults v:ext="edit" spidmax="2050">
-      <v:textbox inset="5.85pt,.7pt,5.85pt,.7pt"/>
-    </o:shapedefaults>
-    <o:shapelayout v:ext="edit">
-      <o:idmap v:ext="edit" data="2"/>
-    </o:shapelayout>
-  </w:shapeDefaults>
-  <w:decimalSymbol w:val="."/>
-  <w:listSeparator w:val=","/>
-  <w14:docId w14:val="24B64F3B"/>
-  <w15:docId w15:val="{5250DB2C-A05B-CF44-B4FD-DDE9446C7945}"/>
-</w:settings>
-</file>
-
-<file path=word\styles.xml><?xml version="1.0" encoding="utf-8"?>
+<file path=word/styles.xml><?xml version="1.0" encoding="utf-8"?>
 <w:styles xmlns:mc="http://schemas.openxmlformats.org/markup-compatibility/2006" xmlns:r="http://schemas.openxmlformats.org/officeDocument/2006/relationships" xmlns:w="http://schemas.openxmlformats.org/wordprocessingml/2006/main" xmlns:w14="http://schemas.microsoft.com/office/word/2010/wordml" xmlns:w15="http://schemas.microsoft.com/office/word/2012/wordml" xmlns:w16cex="http://schemas.microsoft.com/office/word/2018/wordml/cex" xmlns:w16cid="http://schemas.microsoft.com/office/word/2016/wordml/cid" xmlns:w16="http://schemas.microsoft.com/office/word/2018/wordml" xmlns:w16du="http://schemas.microsoft.com/office/word/2023/wordml/word16du" xmlns:w16sdtdh="http://schemas.microsoft.com/office/word/2020/wordml/sdtdatahash" xmlns:w16sdtfl="http://schemas.microsoft.com/office/word/2024/wordml/sdtformatlock" xmlns:w16se="http://schemas.microsoft.com/office/word/2015/wordml/symex" mc:Ignorable="w14 w15 w16se w16cid w16 w16cex w16sdtdh w16sdtfl w16du">
   <w:docDefaults>
     <w:rPrDefault>
@@ -30029,7 +29081,7 @@
 </w:styles>
 </file>
 
-<file path=word\theme\theme1.xml><?xml version="1.0" encoding="utf-8"?>
+<file path=word/theme/theme1.xml><?xml version="1.0" encoding="utf-8"?>
 <a:theme xmlns:a="http://schemas.openxmlformats.org/drawingml/2006/main" name="Office Theme">
   <a:themeElements>
     <a:clrScheme name="Office">
@@ -30349,6 +29401,226 @@
 </a:theme>
 </file>
 
-<file path=word\webSettings.xml><?xml version="1.0" encoding="utf-8"?>
-<w:webSettings xmlns:mc="http://schemas.openxmlformats.org/markup-compatibility/2006" xmlns:r="http://schemas.openxmlformats.org/officeDocument/2006/relationships" xmlns:w="http://schemas.openxmlformats.org/wordprocessingml/2006/main" xmlns:w14="http://schemas.microsoft.com/office/word/2010/wordml" xmlns:w15="http://schemas.microsoft.com/office/word/2012/wordml" xmlns:w16cex="http://schemas.microsoft.com/office/word/2018/wordml/cex" xmlns:w16cid="http://schemas.microsoft.com/office/word/2016/wordml/cid" xmlns:w16="http://schemas.microsoft.com/office/word/2018/wordml" xmlns:w16du="http://schemas.microsoft.com/office/word/2023/wordml/word16du" xmlns:w16sdtdh="http://schemas.microsoft.com/office/word/2020/wordml/sdtdatahash" xmlns:w16sdtfl="http://schemas.microsoft.com/office/word/2024/wordml/sdtformatlock" xmlns:w16se="http://schemas.microsoft.com/office/word/2015/wordml/symex" mc:Ignorable="w14 w15 w16se w16cid w16 w16cex w16sdtdh w16sdtfl w16du"/>
+<file path=customXml/item1.xml><?xml version="1.0" encoding="utf-8"?>
+<p:properties xmlns:p="http://schemas.microsoft.com/office/2006/metadata/properties" xmlns:xsi="http://www.w3.org/2001/XMLSchema-instance" xmlns:pc="http://schemas.microsoft.com/office/infopath/2007/PartnerControls">
+  <documentManagement/>
+</p:properties>
+</file>
+
+<file path=customXml/item2.xml><?xml version="1.0" encoding="utf-8"?>
+<b:Sources xmlns:b="http://schemas.openxmlformats.org/officeDocument/2006/bibliography" xmlns="http://schemas.openxmlformats.org/officeDocument/2006/bibliography" SelectedStyle="/APASixthEditionOfficeOnline.xsl" StyleName="APA" Version="6"/>
+</file>
+
+<file path=customXml/item3.xml><?xml version="1.0" encoding="utf-8"?>
+<?mso-contentType ?>
+<FormTemplates xmlns="http://schemas.microsoft.com/sharepoint/v3/contenttype/forms">
+  <Display>DocumentLibraryForm</Display>
+  <Edit>DocumentLibraryForm</Edit>
+  <New>DocumentLibraryForm</New>
+</FormTemplates>
+</file>
+
+<file path=customXml/item4.xml><?xml version="1.0" encoding="utf-8"?>
+<ct:contentTypeSchema xmlns:ct="http://schemas.microsoft.com/office/2006/metadata/contentType" xmlns:ma="http://schemas.microsoft.com/office/2006/metadata/properties/metaAttributes" ct:_="" ma:_="" ma:contentTypeName="ドキュメント" ma:contentTypeID="0x010100980A9EDA4423B04DB8E0445FEDD7979D" ma:contentTypeVersion="7" ma:contentTypeDescription="新しいドキュメントを作成します。" ma:contentTypeScope="" ma:versionID="ae2973d07f0a8b338627d92cf3d61aa1">
+  <xsd:schema xmlns:xsd="http://www.w3.org/2001/XMLSchema" xmlns:xs="http://www.w3.org/2001/XMLSchema" xmlns:p="http://schemas.microsoft.com/office/2006/metadata/properties" xmlns:ns2="927401a0-f477-47ea-a92d-ddff39ed07e6" targetNamespace="http://schemas.microsoft.com/office/2006/metadata/properties" ma:root="true" ma:fieldsID="e5a487444864ebd2c47c4b9587078a69" ns2:_="">
+    <xsd:import namespace="927401a0-f477-47ea-a92d-ddff39ed07e6"/>
+    <xsd:element name="properties">
+      <xsd:complexType>
+        <xsd:sequence>
+          <xsd:element name="documentManagement">
+            <xsd:complexType>
+              <xsd:all>
+                <xsd:element ref="ns2:MediaServiceMetadata" minOccurs="0"/>
+                <xsd:element ref="ns2:MediaServiceFastMetadata" minOccurs="0"/>
+                <xsd:element ref="ns2:MediaServiceSearchProperties" minOccurs="0"/>
+                <xsd:element ref="ns2:MediaServiceDateTaken" minOccurs="0"/>
+                <xsd:element ref="ns2:MediaServiceGenerationTime" minOccurs="0"/>
+                <xsd:element ref="ns2:MediaServiceEventHashCode" minOccurs="0"/>
+                <xsd:element ref="ns2:MediaLengthInSeconds" minOccurs="0"/>
+              </xsd:all>
+            </xsd:complexType>
+          </xsd:element>
+        </xsd:sequence>
+      </xsd:complexType>
+    </xsd:element>
+  </xsd:schema>
+  <xsd:schema xmlns:xsd="http://www.w3.org/2001/XMLSchema" xmlns:xs="http://www.w3.org/2001/XMLSchema" xmlns:dms="http://schemas.microsoft.com/office/2006/documentManagement/types" xmlns:pc="http://schemas.microsoft.com/office/infopath/2007/PartnerControls" targetNamespace="927401a0-f477-47ea-a92d-ddff39ed07e6" elementFormDefault="qualified">
+    <xsd:import namespace="http://schemas.microsoft.com/office/2006/documentManagement/types"/>
+    <xsd:import namespace="http://schemas.microsoft.com/office/infopath/2007/PartnerControls"/>
+    <xsd:element name="MediaServiceMetadata" ma:index="8" nillable="true" ma:displayName="MediaServiceMetadata" ma:hidden="true" ma:internalName="MediaServiceMetadata" ma:readOnly="true">
+      <xsd:simpleType>
+        <xsd:restriction base="dms:Note"/>
+      </xsd:simpleType>
+    </xsd:element>
+    <xsd:element name="MediaServiceFastMetadata" ma:index="9" nillable="true" ma:displayName="MediaServiceFastMetadata" ma:hidden="true" ma:internalName="MediaServiceFastMetadata" ma:readOnly="true">
+      <xsd:simpleType>
+        <xsd:restriction base="dms:Note"/>
+      </xsd:simpleType>
+    </xsd:element>
+    <xsd:element name="MediaServiceSearchProperties" ma:index="10" nillable="true" ma:displayName="MediaServiceSearchProperties" ma:hidden="true" ma:internalName="MediaServiceSearchProperties" ma:readOnly="true">
+      <xsd:simpleType>
+        <xsd:restriction base="dms:Note"/>
+      </xsd:simpleType>
+    </xsd:element>
+    <xsd:element name="MediaServiceDateTaken" ma:index="11" nillable="true" ma:displayName="MediaServiceDateTaken" ma:hidden="true" ma:indexed="true" ma:internalName="MediaServiceDateTaken" ma:readOnly="true">
+      <xsd:simpleType>
+        <xsd:restriction base="dms:Text"/>
+      </xsd:simpleType>
+    </xsd:element>
+    <xsd:element name="MediaServiceGenerationTime" ma:index="12" nillable="true" ma:displayName="MediaServiceGenerationTime" ma:hidden="true" ma:internalName="MediaServiceGenerationTime" ma:readOnly="true">
+      <xsd:simpleType>
+        <xsd:restriction base="dms:Text"/>
+      </xsd:simpleType>
+    </xsd:element>
+    <xsd:element name="MediaServiceEventHashCode" ma:index="13" nillable="true" ma:displayName="MediaServiceEventHashCode" ma:hidden="true" ma:internalName="MediaServiceEventHashCode" ma:readOnly="true">
+      <xsd:simpleType>
+        <xsd:restriction base="dms:Text"/>
+      </xsd:simpleType>
+    </xsd:element>
+    <xsd:element name="MediaLengthInSeconds" ma:index="14" nillable="true" ma:displayName="MediaLengthInSeconds" ma:hidden="true" ma:internalName="MediaLengthInSeconds" ma:readOnly="true">
+      <xsd:simpleType>
+        <xsd:restriction base="dms:Unknown"/>
+      </xsd:simpleType>
+    </xsd:element>
+  </xsd:schema>
+  <xsd:schema xmlns="http://schemas.openxmlformats.org/package/2006/metadata/core-properties" xmlns:xsd="http://www.w3.org/2001/XMLSchema" xmlns:xsi="http://www.w3.org/2001/XMLSchema-instance" xmlns:dc="http://purl.org/dc/elements/1.1/" xmlns:dcterms="http://purl.org/dc/terms/" xmlns:odoc="http://schemas.microsoft.com/internal/obd" targetNamespace="http://schemas.openxmlformats.org/package/2006/metadata/core-properties" elementFormDefault="qualified" attributeFormDefault="unqualified" blockDefault="#all">
+    <xsd:import namespace="http://purl.org/dc/elements/1.1/" schemaLocation="http://dublincore.org/schemas/xmls/qdc/2003/04/02/dc.xsd"/>
+    <xsd:import namespace="http://purl.org/dc/terms/" schemaLocation="http://dublincore.org/schemas/xmls/qdc/2003/04/02/dcterms.xsd"/>
+    <xsd:element name="coreProperties" type="CT_coreProperties"/>
+    <xsd:complexType name="CT_coreProperties">
+      <xsd:all>
+        <xsd:element ref="dc:creator" minOccurs="0" maxOccurs="1"/>
+        <xsd:element ref="dcterms:created" minOccurs="0" maxOccurs="1"/>
+        <xsd:element ref="dc:identifier" minOccurs="0" maxOccurs="1"/>
+        <xsd:element name="contentType" minOccurs="0" maxOccurs="1" type="xsd:string" ma:index="0" ma:displayName="コンテンツ タイプ"/>
+        <xsd:element ref="dc:title" minOccurs="0" maxOccurs="1" ma:index="4" ma:displayName="タイトル"/>
+        <xsd:element ref="dc:subject" minOccurs="0" maxOccurs="1"/>
+        <xsd:element ref="dc:description" minOccurs="0" maxOccurs="1"/>
+        <xsd:element name="keywords" minOccurs="0" maxOccurs="1" type="xsd:string"/>
+        <xsd:element ref="dc:language" minOccurs="0" maxOccurs="1"/>
+        <xsd:element name="category" minOccurs="0" maxOccurs="1" type="xsd:string"/>
+        <xsd:element name="version" minOccurs="0" maxOccurs="1" type="xsd:string"/>
+        <xsd:element name="revision" minOccurs="0" maxOccurs="1" type="xsd:string">
+          <xsd:annotation>
+            <xsd:documentation>
+                        This value indicates the number of saves or revisions. The application is responsible for updating this value after each revision.
+                    </xsd:documentation>
+          </xsd:annotation>
+        </xsd:element>
+        <xsd:element name="lastModifiedBy" minOccurs="0" maxOccurs="1" type="xsd:string"/>
+        <xsd:element ref="dcterms:modified" minOccurs="0" maxOccurs="1"/>
+        <xsd:element name="contentStatus" minOccurs="0" maxOccurs="1" type="xsd:string"/>
+      </xsd:all>
+    </xsd:complexType>
+  </xsd:schema>
+  <xs:schema xmlns:pc="http://schemas.microsoft.com/office/infopath/2007/PartnerControls" xmlns:xs="http://www.w3.org/2001/XMLSchema" targetNamespace="http://schemas.microsoft.com/office/infopath/2007/PartnerControls" elementFormDefault="qualified" attributeFormDefault="unqualified">
+    <xs:element name="Person">
+      <xs:complexType>
+        <xs:sequence>
+          <xs:element ref="pc:DisplayName" minOccurs="0"/>
+          <xs:element ref="pc:AccountId" minOccurs="0"/>
+          <xs:element ref="pc:AccountType" minOccurs="0"/>
+        </xs:sequence>
+      </xs:complexType>
+    </xs:element>
+    <xs:element name="DisplayName" type="xs:string"/>
+    <xs:element name="AccountId" type="xs:string"/>
+    <xs:element name="AccountType" type="xs:string"/>
+    <xs:element name="BDCAssociatedEntity">
+      <xs:complexType>
+        <xs:sequence>
+          <xs:element ref="pc:BDCEntity" minOccurs="0" maxOccurs="unbounded"/>
+        </xs:sequence>
+        <xs:attribute ref="pc:EntityNamespace"/>
+        <xs:attribute ref="pc:EntityName"/>
+        <xs:attribute ref="pc:SystemInstanceName"/>
+        <xs:attribute ref="pc:AssociationName"/>
+      </xs:complexType>
+    </xs:element>
+    <xs:attribute name="EntityNamespace" type="xs:string"/>
+    <xs:attribute name="EntityName" type="xs:string"/>
+    <xs:attribute name="SystemInstanceName" type="xs:string"/>
+    <xs:attribute name="AssociationName" type="xs:string"/>
+    <xs:element name="BDCEntity">
+      <xs:complexType>
+        <xs:sequence>
+          <xs:element ref="pc:EntityDisplayName" minOccurs="0"/>
+          <xs:element ref="pc:EntityInstanceReference" minOccurs="0"/>
+          <xs:element ref="pc:EntityId1" minOccurs="0"/>
+          <xs:element ref="pc:EntityId2" minOccurs="0"/>
+          <xs:element ref="pc:EntityId3" minOccurs="0"/>
+          <xs:element ref="pc:EntityId4" minOccurs="0"/>
+          <xs:element ref="pc:EntityId5" minOccurs="0"/>
+        </xs:sequence>
+      </xs:complexType>
+    </xs:element>
+    <xs:element name="EntityDisplayName" type="xs:string"/>
+    <xs:element name="EntityInstanceReference" type="xs:string"/>
+    <xs:element name="EntityId1" type="xs:string"/>
+    <xs:element name="EntityId2" type="xs:string"/>
+    <xs:element name="EntityId3" type="xs:string"/>
+    <xs:element name="EntityId4" type="xs:string"/>
+    <xs:element name="EntityId5" type="xs:string"/>
+    <xs:element name="Terms">
+      <xs:complexType>
+        <xs:sequence>
+          <xs:element ref="pc:TermInfo" minOccurs="0" maxOccurs="unbounded"/>
+        </xs:sequence>
+      </xs:complexType>
+    </xs:element>
+    <xs:element name="TermInfo">
+      <xs:complexType>
+        <xs:sequence>
+          <xs:element ref="pc:TermName" minOccurs="0"/>
+          <xs:element ref="pc:TermId" minOccurs="0"/>
+        </xs:sequence>
+      </xs:complexType>
+    </xs:element>
+    <xs:element name="TermName" type="xs:string"/>
+    <xs:element name="TermId" type="xs:string"/>
+  </xs:schema>
+</ct:contentTypeSchema>
+</file>
+
+<file path=customXml/itemProps1.xml><?xml version="1.0" encoding="utf-8"?>
+<ds:datastoreItem xmlns:ds="http://schemas.openxmlformats.org/officeDocument/2006/customXml" ds:itemID="{D3BCF3CB-61D5-4782-9982-1529DA68D8A5}">
+  <ds:schemaRefs>
+    <ds:schemaRef ds:uri="http://schemas.microsoft.com/office/2006/metadata/properties"/>
+    <ds:schemaRef ds:uri="http://schemas.microsoft.com/office/infopath/2007/PartnerControls"/>
+  </ds:schemaRefs>
+</ds:datastoreItem>
+</file>
+
+<file path=customXml/itemProps2.xml><?xml version="1.0" encoding="utf-8"?>
+<ds:datastoreItem xmlns:ds="http://schemas.openxmlformats.org/officeDocument/2006/customXml" ds:itemID="{10C87B47-89E1-434B-B69B-80E10AEF4092}">
+  <ds:schemaRefs>
+    <ds:schemaRef ds:uri="http://schemas.openxmlformats.org/officeDocument/2006/bibliography"/>
+  </ds:schemaRefs>
+</ds:datastoreItem>
+</file>
+
+<file path=customXml/itemProps3.xml><?xml version="1.0" encoding="utf-8"?>
+<ds:datastoreItem xmlns:ds="http://schemas.openxmlformats.org/officeDocument/2006/customXml" ds:itemID="{812A22FD-A03A-40FC-8882-33DA0C3EFC8E}">
+  <ds:schemaRefs>
+    <ds:schemaRef ds:uri="http://schemas.microsoft.com/sharepoint/v3/contenttype/forms"/>
+  </ds:schemaRefs>
+</ds:datastoreItem>
+</file>
+
+<file path=customXml/itemProps4.xml><?xml version="1.0" encoding="utf-8"?>
+<ds:datastoreItem xmlns:ds="http://schemas.openxmlformats.org/officeDocument/2006/customXml" ds:itemID="{00976E19-0F6D-447D-99EA-E239DB62938F}">
+  <ds:schemaRefs>
+    <ds:schemaRef ds:uri="http://schemas.microsoft.com/office/2006/metadata/contentType"/>
+    <ds:schemaRef ds:uri="http://schemas.microsoft.com/office/2006/metadata/properties/metaAttributes"/>
+    <ds:schemaRef ds:uri="http://www.w3.org/2001/XMLSchema"/>
+    <ds:schemaRef ds:uri="http://schemas.microsoft.com/office/2006/metadata/properties"/>
+    <ds:schemaRef ds:uri="927401a0-f477-47ea-a92d-ddff39ed07e6"/>
+    <ds:schemaRef ds:uri="http://schemas.microsoft.com/office/2006/documentManagement/types"/>
+    <ds:schemaRef ds:uri="http://schemas.microsoft.com/office/infopath/2007/PartnerControls"/>
+    <ds:schemaRef ds:uri="http://schemas.openxmlformats.org/package/2006/metadata/core-properties"/>
+    <ds:schemaRef ds:uri="http://purl.org/dc/elements/1.1/"/>
+    <ds:schemaRef ds:uri="http://purl.org/dc/terms/"/>
+    <ds:schemaRef ds:uri="http://schemas.microsoft.com/internal/obd"/>
+  </ds:schemaRefs>
+</ds:datastoreItem>
 </file>
--- a/taniguchi/api/Fix/API設計書_業者マスタ.docx
+++ b/taniguchi/api/Fix/API設計書_業者マスタ.docx
@@ -1,6 +1,6 @@
 
 <file path=word/document.xml><?xml version="1.0" encoding="utf-8"?>
-<w:document xmlns:wpc="http://schemas.microsoft.com/office/word/2010/wordprocessingCanvas" xmlns:cx="http://schemas.microsoft.com/office/drawing/2014/chartex" xmlns:cx1="http://schemas.microsoft.com/office/drawing/2015/9/8/chartex" xmlns:cx2="http://schemas.microsoft.com/office/drawing/2015/10/21/chartex" xmlns:cx3="http://schemas.microsoft.com/office/drawing/2016/5/9/chartex" xmlns:cx4="http://schemas.microsoft.com/office/drawing/2016/5/10/chartex" xmlns:cx5="http://schemas.microsoft.com/office/drawing/2016/5/11/chartex" xmlns:cx6="http://schemas.microsoft.com/office/drawing/2016/5/12/chartex" xmlns:cx7="http://schemas.microsoft.com/office/drawing/2016/5/13/chartex" xmlns:cx8="http://schemas.microsoft.com/office/drawing/2016/5/14/chartex" xmlns:mc="http://schemas.openxmlformats.org/markup-compatibility/2006" xmlns:aink="http://schemas.microsoft.com/office/drawing/2016/ink" xmlns:am3d="http://schemas.microsoft.com/office/drawing/2017/model3d" xmlns:o="urn:schemas-microsoft-com:office:office" xmlns:oel="http://schemas.microsoft.com/office/2019/extlst" xmlns:r="http://schemas.openxmlformats.org/officeDocument/2006/relationships" xmlns:m="http://schemas.openxmlformats.org/officeDocument/2006/math" xmlns:v="urn:schemas-microsoft-com:vml" xmlns:wp14="http://schemas.microsoft.com/office/word/2010/wordprocessingDrawing" xmlns:wp="http://schemas.openxmlformats.org/drawingml/2006/wordprocessingDrawing" xmlns:w10="urn:schemas-microsoft-com:office:word" xmlns:w="http://schemas.openxmlformats.org/wordprocessingml/2006/main" xmlns:w14="http://schemas.microsoft.com/office/word/2010/wordml" xmlns:w15="http://schemas.microsoft.com/office/word/2012/wordml" xmlns:w16cex="http://schemas.microsoft.com/office/word/2018/wordml/cex" xmlns:w16cid="http://schemas.microsoft.com/office/word/2016/wordml/cid" xmlns:w16="http://schemas.microsoft.com/office/word/2018/wordml" xmlns:w16du="http://schemas.microsoft.com/office/word/2023/wordml/word16du" xmlns:w16sdtdh="http://schemas.microsoft.com/office/word/2020/wordml/sdtdatahash" xmlns:w16sdtfl="http://schemas.microsoft.com/office/word/2024/wordml/sdtformatlock" xmlns:w16se="http://schemas.microsoft.com/office/word/2015/wordml/symex" xmlns:wpg="http://schemas.microsoft.com/office/word/2010/wordprocessingGroup" xmlns:wpi="http://schemas.microsoft.com/office/word/2010/wordprocessingInk" xmlns:wne="http://schemas.microsoft.com/office/word/2006/wordml" xmlns:wps="http://schemas.microsoft.com/office/word/2010/wordprocessingShape" mc:Ignorable="w14 w15 w16se w16cid w16 w16cex w16sdtdh w16sdtfl w16du wp14">
+<w:document xmlns:wpc="http://schemas.microsoft.com/office/word/2010/wordprocessingCanvas" xmlns:cx="http://schemas.microsoft.com/office/drawing/2014/chartex" xmlns:cx1="http://schemas.microsoft.com/office/drawing/2015/9/8/chartex" xmlns:cx2="http://schemas.microsoft.com/office/drawing/2015/10/21/chartex" xmlns:cx3="http://schemas.microsoft.com/office/drawing/2016/5/9/chartex" xmlns:cx4="http://schemas.microsoft.com/office/drawing/2016/5/10/chartex" xmlns:cx5="http://schemas.microsoft.com/office/drawing/2016/5/11/chartex" xmlns:cx6="http://schemas.microsoft.com/office/drawing/2016/5/12/chartex" xmlns:cx7="http://schemas.microsoft.com/office/drawing/2016/5/13/chartex" xmlns:cx8="http://schemas.microsoft.com/office/drawing/2016/5/14/chartex" xmlns:mc="http://schemas.openxmlformats.org/markup-compatibility/2006" xmlns:aink="http://schemas.microsoft.com/office/drawing/2016/ink" xmlns:am3d="http://schemas.microsoft.com/office/drawing/2017/model3d" xmlns:o="urn:schemas-microsoft-com:office:office" xmlns:oel="http://schemas.microsoft.com/office/2019/extlst" xmlns:r="http://schemas.openxmlformats.org/officeDocument/2006/relationships" xmlns:m="http://schemas.openxmlformats.org/officeDocument/2006/math" xmlns:v="urn:schemas-microsoft-com:vml" xmlns:wp14="http://schemas.microsoft.com/office/word/2010/wordprocessingDrawing" xmlns:wp="http://schemas.openxmlformats.org/drawingml/2006/wordprocessingDrawing" xmlns:w10="urn:schemas-microsoft-com:office:word" xmlns:w="http://schemas.openxmlformats.org/wordprocessingml/2006/main" xmlns:w14="http://schemas.microsoft.com/office/word/2010/wordml" xmlns:w15="http://schemas.microsoft.com/office/word/2012/wordml" xmlns:w16cei="http://schemas.microsoft.com/office/word/2026/wordml/cei" xmlns:w16cex="http://schemas.microsoft.com/office/word/2018/wordml/cex" xmlns:w16cid="http://schemas.microsoft.com/office/word/2016/wordml/cid" xmlns:w16="http://schemas.microsoft.com/office/word/2018/wordml" xmlns:w16du="http://schemas.microsoft.com/office/word/2023/wordml/word16du" xmlns:w16sdtdh="http://schemas.microsoft.com/office/word/2020/wordml/sdtdatahash" xmlns:w16sdtfl="http://schemas.microsoft.com/office/word/2024/wordml/sdtformatlock" xmlns:w16se="http://schemas.microsoft.com/office/word/2015/wordml/symex" xmlns:wpg="http://schemas.microsoft.com/office/word/2010/wordprocessingGroup" xmlns:wpi="http://schemas.microsoft.com/office/word/2010/wordprocessingInk" xmlns:wne="http://schemas.microsoft.com/office/word/2006/wordml" xmlns:wps="http://schemas.microsoft.com/office/word/2010/wordprocessingShape" mc:Ignorable="w14 w15 w16se w16cid w16 w16cex w16sdtdh w16sdtfl w16du wp14">
   <w:body>
     <w:bookmarkStart w:id="0" w:name="_tad0l5kfozhu" w:colFirst="0" w:colLast="0" w:displacedByCustomXml="next"/>
     <w:bookmarkEnd w:id="0" w:displacedByCustomXml="next"/>
@@ -44,7 +44,7 @@
             <mc:AlternateContent>
               <mc:Choice Requires="wps">
                 <w:drawing>
-                  <wp:anchor distT="0" distB="0" distL="182880" distR="182880" simplePos="0" relativeHeight="251660288" behindDoc="0" locked="0" layoutInCell="1" allowOverlap="1" wp14:anchorId="4CE81125" wp14:editId="4991E769">
+                  <wp:anchor distT="0" distB="0" distL="182880" distR="182880" simplePos="0" relativeHeight="251660288" behindDoc="0" locked="0" layoutInCell="1" allowOverlap="1" wp14:anchorId="4CE81125" wp14:editId="39CEE3C0">
                     <wp:simplePos x="0" y="0"/>
                     <wp:positionH relativeFrom="margin">
                       <wp:posOffset>568325</wp:posOffset>
@@ -53,9 +53,9 @@
                       <wp:posOffset>4146550</wp:posOffset>
                     </wp:positionV>
                     <wp:extent cx="4686300" cy="6720840"/>
-                    <wp:effectExtent l="0" t="0" r="10160" b="3810"/>
+                    <wp:effectExtent l="0" t="0" r="4445" b="2540"/>
                     <wp:wrapSquare wrapText="bothSides"/>
-                    <wp:docPr id="131" name="テキスト ボックス 10"/>
+                    <wp:docPr id="131" name="テキスト ボックス 10" descr="装飾用テキストボックス"/>
                     <wp:cNvGraphicFramePr/>
                     <a:graphic xmlns:a="http://schemas.openxmlformats.org/drawingml/2006/main">
                       <a:graphicData uri="http://schemas.microsoft.com/office/word/2010/wordprocessingShape">
@@ -224,7 +224,7 @@
                                     <w:sz w:val="28"/>
                                     <w:szCs w:val="28"/>
                                   </w:rPr>
-                                  <w:t>2026年4月18日</w:t>
+                                  <w:t>2026年8月4日</w:t>
                                 </w:r>
                               </w:p>
                               <w:p>
@@ -247,17 +247,7 @@
                                     <w:sz w:val="28"/>
                                     <w:szCs w:val="28"/>
                                   </w:rPr>
-                                  <w:t>版数：</w:t>
-                                </w:r>
-                                <w:r>
-                                  <w:rPr>
-                                    <w:rFonts w:ascii="Meiryo UI" w:hAnsi="Meiryo UI" w:cs="Meiryo UI"/>
-                                    <w:caps/>
-                                    <w:color w:val="215868" w:themeColor="accent5" w:themeShade="80"/>
-                                    <w:sz w:val="28"/>
-                                    <w:szCs w:val="28"/>
-                                  </w:rPr>
-                                  <w:t>1.0</w:t>
+                                  <w:t>版数：1.1</w:t>
                                 </w:r>
                               </w:p>
                             </w:txbxContent>
@@ -286,7 +276,7 @@
                     <v:stroke joinstyle="miter"/>
                     <v:path gradientshapeok="t" o:connecttype="rect"/>
                   </v:shapetype>
-                  <v:shape id="テキスト ボックス 10" o:spid="_x0000_s1026" type="#_x0000_t202" style="position:absolute;margin-left:44.75pt;margin-top:326.5pt;width:369pt;height:529.2pt;z-index:251660288;visibility:visible;mso-wrap-style:square;mso-width-percent:790;mso-height-percent:350;mso-wrap-distance-left:14.4pt;mso-wrap-distance-top:0;mso-wrap-distance-right:14.4pt;mso-wrap-distance-bottom:0;mso-position-horizontal:absolute;mso-position-horizontal-relative:margin;mso-position-vertical:absolute;mso-position-vertical-relative:page;mso-width-percent:790;mso-height-percent:350;mso-width-relative:margin;mso-height-relative:page;v-text-anchor:top" o:gfxdata="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" filled="f" stroked="f" strokeweight=".5pt">
+                  <v:shape id="テキスト ボックス 10" o:spid="_x0000_s1026" type="#_x0000_t202" alt="装飾用テキストボックス" style="position:absolute;margin-left:44.75pt;margin-top:326.5pt;width:369pt;height:529.2pt;z-index:251660288;visibility:visible;mso-wrap-style:square;mso-width-percent:790;mso-height-percent:350;mso-wrap-distance-left:14.4pt;mso-wrap-distance-top:0;mso-wrap-distance-right:14.4pt;mso-wrap-distance-bottom:0;mso-position-horizontal:absolute;mso-position-horizontal-relative:margin;mso-position-vertical:absolute;mso-position-vertical-relative:page;mso-width-percent:790;mso-height-percent:350;mso-width-relative:margin;mso-height-relative:page;v-text-anchor:top" o:gfxdata="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" filled="f" stroked="f" strokeweight=".5pt">
                     <v:textbox style="mso-fit-shape-to-text:t" inset="0,0,0,0">
                       <w:txbxContent>
                         <w:p>
@@ -422,7 +412,7 @@
                               <w:sz w:val="28"/>
                               <w:szCs w:val="28"/>
                             </w:rPr>
-                            <w:t>2026年4月18日</w:t>
+                            <w:t>2026年8月4日</w:t>
                           </w:r>
                         </w:p>
                         <w:p>
@@ -445,17 +435,7 @@
                               <w:sz w:val="28"/>
                               <w:szCs w:val="28"/>
                             </w:rPr>
-                            <w:t>版数：</w:t>
-                          </w:r>
-                          <w:r>
-                            <w:rPr>
-                              <w:rFonts w:ascii="Meiryo UI" w:hAnsi="Meiryo UI" w:cs="Meiryo UI"/>
-                              <w:caps/>
-                              <w:color w:val="215868" w:themeColor="accent5" w:themeShade="80"/>
-                              <w:sz w:val="28"/>
-                              <w:szCs w:val="28"/>
-                            </w:rPr>
-                            <w:t>1.0</w:t>
+                            <w:t>版数：1.1</w:t>
                           </w:r>
                         </w:p>
                       </w:txbxContent>
@@ -492,14 +472,15 @@
         <w:tbl>
           <w:tblPr>
             <w:tblStyle w:val="afffffff7"/>
-            <w:tblW w:w="5000" w:type="pct"/>
+            <w:tblW w:w="9020" w:type="dxa"/>
+            <w:tblLayout w:type="fixed"/>
             <w:tblLook w:val="04A0" w:firstRow="1" w:lastRow="0" w:firstColumn="1" w:lastColumn="0" w:noHBand="0" w:noVBand="1"/>
           </w:tblPr>
           <w:tblGrid>
-            <w:gridCol w:w="1043"/>
-            <w:gridCol w:w="1212"/>
-            <w:gridCol w:w="3382"/>
-            <w:gridCol w:w="3382"/>
+            <w:gridCol w:w="1400"/>
+            <w:gridCol w:w="1640"/>
+            <w:gridCol w:w="3600"/>
+            <w:gridCol w:w="2380"/>
           </w:tblGrid>
           <w:tr>
             <w:trPr>
@@ -507,7 +488,7 @@
             </w:trPr>
             <w:tc>
               <w:tcPr>
-                <w:tcW w:w="578" w:type="pct"/>
+                <w:tcW w:w="1400" w:type="dxa"/>
                 <w:shd w:val="clear" w:color="auto" w:fill="DBE5F1" w:themeFill="accent1" w:themeFillTint="33"/>
               </w:tcPr>
               <w:p>
@@ -537,7 +518,7 @@
             </w:tc>
             <w:tc>
               <w:tcPr>
-                <w:tcW w:w="672" w:type="pct"/>
+                <w:tcW w:w="1640" w:type="dxa"/>
                 <w:shd w:val="clear" w:color="auto" w:fill="DBE5F1" w:themeFill="accent1" w:themeFillTint="33"/>
               </w:tcPr>
               <w:p>
@@ -567,7 +548,7 @@
             </w:tc>
             <w:tc>
               <w:tcPr>
-                <w:tcW w:w="1875" w:type="pct"/>
+                <w:tcW w:w="3600" w:type="dxa"/>
                 <w:shd w:val="clear" w:color="auto" w:fill="DBE5F1" w:themeFill="accent1" w:themeFillTint="33"/>
               </w:tcPr>
               <w:p>
@@ -597,7 +578,7 @@
             </w:tc>
             <w:tc>
               <w:tcPr>
-                <w:tcW w:w="1875" w:type="pct"/>
+                <w:tcW w:w="2380" w:type="dxa"/>
                 <w:shd w:val="clear" w:color="auto" w:fill="DBE5F1" w:themeFill="accent1" w:themeFillTint="33"/>
               </w:tcPr>
               <w:p>
@@ -629,7 +610,7 @@
           <w:tr>
             <w:tc>
               <w:tcPr>
-                <w:tcW w:w="578" w:type="pct"/>
+                <w:tcW w:w="1400" w:type="dxa"/>
               </w:tcPr>
               <w:p>
                 <w:pPr>
@@ -643,13 +624,13 @@
                   </w:pBdr>
                 </w:pPr>
                 <w:r>
-                  <w:t>1.0</w:t>
+                  <w:t>1.1</w:t>
                 </w:r>
               </w:p>
             </w:tc>
             <w:tc>
               <w:tcPr>
-                <w:tcW w:w="672" w:type="pct"/>
+                <w:tcW w:w="1640" w:type="dxa"/>
               </w:tcPr>
               <w:p>
                 <w:pPr>
@@ -663,13 +644,13 @@
                   </w:pBdr>
                 </w:pPr>
                 <w:r>
-                  <w:t>2026/4/18</w:t>
+                  <w:t>2026/8/4</w:t>
                 </w:r>
               </w:p>
             </w:tc>
             <w:tc>
               <w:tcPr>
-                <w:tcW w:w="1875" w:type="pct"/>
+                <w:tcW w:w="3600" w:type="dxa"/>
               </w:tcPr>
               <w:p>
                 <w:pPr>
@@ -683,16 +664,13 @@
                   </w:pBdr>
                 </w:pPr>
                 <w:r>
-                  <w:rPr>
-                    <w:rFonts w:hint="eastAsia"/>
-                  </w:rPr>
-                  <w:t>初版作成</w:t>
+                  <w:t>OpenAPI方式へ移行</w:t>
                 </w:r>
               </w:p>
             </w:tc>
             <w:tc>
               <w:tcPr>
-                <w:tcW w:w="1875" w:type="pct"/>
+                <w:tcW w:w="2380" w:type="dxa"/>
               </w:tcPr>
               <w:p>
                 <w:pPr>
@@ -717,7 +695,7 @@
           <w:tr>
             <w:tc>
               <w:tcPr>
-                <w:tcW w:w="578" w:type="pct"/>
+                <w:tcW w:w="1400" w:type="dxa"/>
               </w:tcPr>
               <w:p>
                 <w:pPr>
@@ -734,7 +712,7 @@
             </w:tc>
             <w:tc>
               <w:tcPr>
-                <w:tcW w:w="672" w:type="pct"/>
+                <w:tcW w:w="1640" w:type="dxa"/>
               </w:tcPr>
               <w:p>
                 <w:pPr>
@@ -751,7 +729,7 @@
             </w:tc>
             <w:tc>
               <w:tcPr>
-                <w:tcW w:w="1875" w:type="pct"/>
+                <w:tcW w:w="3600" w:type="dxa"/>
               </w:tcPr>
               <w:p>
                 <w:pPr>
@@ -768,7 +746,7 @@
             </w:tc>
             <w:tc>
               <w:tcPr>
-                <w:tcW w:w="1875" w:type="pct"/>
+                <w:tcW w:w="2380" w:type="dxa"/>
               </w:tcPr>
               <w:p>
                 <w:pPr>
@@ -787,7 +765,7 @@
           <w:tr>
             <w:tc>
               <w:tcPr>
-                <w:tcW w:w="578" w:type="pct"/>
+                <w:tcW w:w="1400" w:type="dxa"/>
               </w:tcPr>
               <w:p>
                 <w:pPr>
@@ -804,7 +782,7 @@
             </w:tc>
             <w:tc>
               <w:tcPr>
-                <w:tcW w:w="672" w:type="pct"/>
+                <w:tcW w:w="1640" w:type="dxa"/>
               </w:tcPr>
               <w:p>
                 <w:pPr>
@@ -814,7 +792,7 @@
             </w:tc>
             <w:tc>
               <w:tcPr>
-                <w:tcW w:w="1875" w:type="pct"/>
+                <w:tcW w:w="3600" w:type="dxa"/>
               </w:tcPr>
               <w:p>
                 <w:pPr>
@@ -824,7 +802,7 @@
             </w:tc>
             <w:tc>
               <w:tcPr>
-                <w:tcW w:w="1875" w:type="pct"/>
+                <w:tcW w:w="2380" w:type="dxa"/>
               </w:tcPr>
               <w:p>
                 <w:pPr>
@@ -836,7 +814,7 @@
           <w:tr>
             <w:tc>
               <w:tcPr>
-                <w:tcW w:w="578" w:type="pct"/>
+                <w:tcW w:w="1400" w:type="dxa"/>
               </w:tcPr>
               <w:p>
                 <w:pPr>
@@ -853,7 +831,7 @@
             </w:tc>
             <w:tc>
               <w:tcPr>
-                <w:tcW w:w="672" w:type="pct"/>
+                <w:tcW w:w="1640" w:type="dxa"/>
               </w:tcPr>
               <w:p>
                 <w:pPr>
@@ -863,7 +841,7 @@
             </w:tc>
             <w:tc>
               <w:tcPr>
-                <w:tcW w:w="1875" w:type="pct"/>
+                <w:tcW w:w="3600" w:type="dxa"/>
               </w:tcPr>
               <w:p>
                 <w:pPr>
@@ -873,7 +851,7 @@
             </w:tc>
             <w:tc>
               <w:tcPr>
-                <w:tcW w:w="1875" w:type="pct"/>
+                <w:tcW w:w="2380" w:type="dxa"/>
               </w:tcPr>
               <w:p>
                 <w:pPr>
@@ -885,7 +863,7 @@
           <w:tr>
             <w:tc>
               <w:tcPr>
-                <w:tcW w:w="578" w:type="pct"/>
+                <w:tcW w:w="1400" w:type="dxa"/>
               </w:tcPr>
               <w:p>
                 <w:pPr>
@@ -902,7 +880,7 @@
             </w:tc>
             <w:tc>
               <w:tcPr>
-                <w:tcW w:w="672" w:type="pct"/>
+                <w:tcW w:w="1640" w:type="dxa"/>
               </w:tcPr>
               <w:p>
                 <w:pPr>
@@ -912,7 +890,7 @@
             </w:tc>
             <w:tc>
               <w:tcPr>
-                <w:tcW w:w="1875" w:type="pct"/>
+                <w:tcW w:w="3600" w:type="dxa"/>
               </w:tcPr>
               <w:p>
                 <w:pPr>
@@ -922,7 +900,7 @@
             </w:tc>
             <w:tc>
               <w:tcPr>
-                <w:tcW w:w="1875" w:type="pct"/>
+                <w:tcW w:w="2380" w:type="dxa"/>
               </w:tcPr>
               <w:p>
                 <w:pPr>
@@ -1002,7 +980,7 @@
       <w:r>
         <w:fldChar w:fldCharType="separate"/>
       </w:r>
-      <w:hyperlink w:anchor="_Toc231198513" w:history="1">
+      <w:hyperlink w:anchor="_Toc236711962" w:history="1">
         <w:r>
           <w:rPr>
             <w:rStyle w:val="afffffff5"/>
@@ -1029,7 +1007,7 @@
             <w:noProof/>
             <w:webHidden/>
           </w:rPr>
-          <w:instrText xml:space="preserve"> PAGEREF _Toc231198513 \h </w:instrText>
+          <w:instrText xml:space="preserve"> PAGEREF _Toc236711962 \h </w:instrText>
         </w:r>
         <w:r>
           <w:rPr>
@@ -1077,7 +1055,7 @@
           <w14:ligatures w14:val="standardContextual"/>
         </w:rPr>
       </w:pPr>
-      <w:hyperlink w:anchor="_Toc231198514" w:history="1">
+      <w:hyperlink w:anchor="_Toc236711963" w:history="1">
         <w:r>
           <w:rPr>
             <w:rStyle w:val="afffffff5"/>
@@ -1104,7 +1082,7 @@
             <w:noProof/>
             <w:webHidden/>
           </w:rPr>
-          <w:instrText xml:space="preserve"> PAGEREF _Toc231198514 \h </w:instrText>
+          <w:instrText xml:space="preserve"> PAGEREF _Toc236711963 \h </w:instrText>
         </w:r>
         <w:r>
           <w:rPr>
@@ -1152,7 +1130,7 @@
           <w14:ligatures w14:val="standardContextual"/>
         </w:rPr>
       </w:pPr>
-      <w:hyperlink w:anchor="_Toc231198515" w:history="1">
+      <w:hyperlink w:anchor="_Toc236711964" w:history="1">
         <w:r>
           <w:rPr>
             <w:rStyle w:val="afffffff5"/>
@@ -1179,7 +1157,7 @@
             <w:noProof/>
             <w:webHidden/>
           </w:rPr>
-          <w:instrText xml:space="preserve"> PAGEREF _Toc231198515 \h </w:instrText>
+          <w:instrText xml:space="preserve"> PAGEREF _Toc236711964 \h </w:instrText>
         </w:r>
         <w:r>
           <w:rPr>
@@ -1199,7 +1177,7 @@
             <w:noProof/>
             <w:webHidden/>
           </w:rPr>
-          <w:t>4</w:t>
+          <w:t>3</w:t>
         </w:r>
         <w:r>
           <w:rPr>
@@ -1227,7 +1205,7 @@
           <w14:ligatures w14:val="standardContextual"/>
         </w:rPr>
       </w:pPr>
-      <w:hyperlink w:anchor="_Toc231198516" w:history="1">
+      <w:hyperlink w:anchor="_Toc236711965" w:history="1">
         <w:r>
           <w:rPr>
             <w:rStyle w:val="afffffff5"/>
@@ -1254,7 +1232,7 @@
             <w:noProof/>
             <w:webHidden/>
           </w:rPr>
-          <w:instrText xml:space="preserve"> PAGEREF _Toc231198516 \h </w:instrText>
+          <w:instrText xml:space="preserve"> PAGEREF _Toc236711965 \h </w:instrText>
         </w:r>
         <w:r>
           <w:rPr>
@@ -1302,7 +1280,7 @@
           <w14:ligatures w14:val="standardContextual"/>
         </w:rPr>
       </w:pPr>
-      <w:hyperlink w:anchor="_Toc231198517" w:history="1">
+      <w:hyperlink w:anchor="_Toc236711966" w:history="1">
         <w:r>
           <w:rPr>
             <w:rStyle w:val="afffffff5"/>
@@ -1329,7 +1307,7 @@
             <w:noProof/>
             <w:webHidden/>
           </w:rPr>
-          <w:instrText xml:space="preserve"> PAGEREF _Toc231198517 \h </w:instrText>
+          <w:instrText xml:space="preserve"> PAGEREF _Toc236711966 \h </w:instrText>
         </w:r>
         <w:r>
           <w:rPr>
@@ -1378,7 +1356,7 @@
           <w14:ligatures w14:val="standardContextual"/>
         </w:rPr>
       </w:pPr>
-      <w:hyperlink w:anchor="_Toc231198518" w:history="1">
+      <w:hyperlink w:anchor="_Toc236711967" w:history="1">
         <w:r>
           <w:rPr>
             <w:rStyle w:val="afffffff5"/>
@@ -1405,7 +1383,7 @@
             <w:noProof/>
             <w:webHidden/>
           </w:rPr>
-          <w:instrText xml:space="preserve"> PAGEREF _Toc231198518 \h </w:instrText>
+          <w:instrText xml:space="preserve"> PAGEREF _Toc236711967 \h </w:instrText>
         </w:r>
         <w:r>
           <w:rPr>
@@ -1425,7 +1403,7 @@
             <w:noProof/>
             <w:webHidden/>
           </w:rPr>
-          <w:t>5</w:t>
+          <w:t>4</w:t>
         </w:r>
         <w:r>
           <w:rPr>
@@ -1453,7 +1431,7 @@
           <w14:ligatures w14:val="standardContextual"/>
         </w:rPr>
       </w:pPr>
-      <w:hyperlink w:anchor="_Toc231198519" w:history="1">
+      <w:hyperlink w:anchor="_Toc236711968" w:history="1">
         <w:r>
           <w:rPr>
             <w:rStyle w:val="afffffff5"/>
@@ -1480,7 +1458,7 @@
             <w:noProof/>
             <w:webHidden/>
           </w:rPr>
-          <w:instrText xml:space="preserve"> PAGEREF _Toc231198519 \h </w:instrText>
+          <w:instrText xml:space="preserve"> PAGEREF _Toc236711968 \h </w:instrText>
         </w:r>
         <w:r>
           <w:rPr>
@@ -1500,7 +1478,7 @@
             <w:noProof/>
             <w:webHidden/>
           </w:rPr>
-          <w:t>5</w:t>
+          <w:t>4</w:t>
         </w:r>
         <w:r>
           <w:rPr>
@@ -1528,7 +1506,7 @@
           <w14:ligatures w14:val="standardContextual"/>
         </w:rPr>
       </w:pPr>
-      <w:hyperlink w:anchor="_Toc231198520" w:history="1">
+      <w:hyperlink w:anchor="_Toc236711969" w:history="1">
         <w:r>
           <w:rPr>
             <w:rStyle w:val="afffffff5"/>
@@ -1555,7 +1533,7 @@
             <w:noProof/>
             <w:webHidden/>
           </w:rPr>
-          <w:instrText xml:space="preserve"> PAGEREF _Toc231198520 \h </w:instrText>
+          <w:instrText xml:space="preserve"> PAGEREF _Toc236711969 \h </w:instrText>
         </w:r>
         <w:r>
           <w:rPr>
@@ -1575,7 +1553,7 @@
             <w:noProof/>
             <w:webHidden/>
           </w:rPr>
-          <w:t>5</w:t>
+          <w:t>4</w:t>
         </w:r>
         <w:r>
           <w:rPr>
@@ -1603,7 +1581,7 @@
           <w14:ligatures w14:val="standardContextual"/>
         </w:rPr>
       </w:pPr>
-      <w:hyperlink w:anchor="_Toc231198521" w:history="1">
+      <w:hyperlink w:anchor="_Toc236711970" w:history="1">
         <w:r>
           <w:rPr>
             <w:rStyle w:val="afffffff5"/>
@@ -1630,7 +1608,7 @@
             <w:noProof/>
             <w:webHidden/>
           </w:rPr>
-          <w:instrText xml:space="preserve"> PAGEREF _Toc231198521 \h </w:instrText>
+          <w:instrText xml:space="preserve"> PAGEREF _Toc236711970 \h </w:instrText>
         </w:r>
         <w:r>
           <w:rPr>
@@ -1679,7 +1657,7 @@
           <w14:ligatures w14:val="standardContextual"/>
         </w:rPr>
       </w:pPr>
-      <w:hyperlink w:anchor="_Toc231198522" w:history="1">
+      <w:hyperlink w:anchor="_Toc236711971" w:history="1">
         <w:r>
           <w:rPr>
             <w:rStyle w:val="afffffff5"/>
@@ -1706,7 +1684,7 @@
             <w:noProof/>
             <w:webHidden/>
           </w:rPr>
-          <w:instrText xml:space="preserve"> PAGEREF _Toc231198522 \h </w:instrText>
+          <w:instrText xml:space="preserve"> PAGEREF _Toc236711971 \h </w:instrText>
         </w:r>
         <w:r>
           <w:rPr>
@@ -1754,7 +1732,7 @@
           <w14:ligatures w14:val="standardContextual"/>
         </w:rPr>
       </w:pPr>
-      <w:hyperlink w:anchor="_Toc231198523" w:history="1">
+      <w:hyperlink w:anchor="_Toc236711972" w:history="1">
         <w:r>
           <w:rPr>
             <w:rStyle w:val="afffffff5"/>
@@ -1781,7 +1759,7 @@
             <w:noProof/>
             <w:webHidden/>
           </w:rPr>
-          <w:instrText xml:space="preserve"> PAGEREF _Toc231198523 \h </w:instrText>
+          <w:instrText xml:space="preserve"> PAGEREF _Toc236711972 \h </w:instrText>
         </w:r>
         <w:r>
           <w:rPr>
@@ -1829,7 +1807,7 @@
           <w14:ligatures w14:val="standardContextual"/>
         </w:rPr>
       </w:pPr>
-      <w:hyperlink w:anchor="_Toc231198524" w:history="1">
+      <w:hyperlink w:anchor="_Toc236711973" w:history="1">
         <w:r>
           <w:rPr>
             <w:rStyle w:val="afffffff5"/>
@@ -1856,7 +1834,7 @@
             <w:noProof/>
             <w:webHidden/>
           </w:rPr>
-          <w:instrText xml:space="preserve"> PAGEREF _Toc231198524 \h </w:instrText>
+          <w:instrText xml:space="preserve"> PAGEREF _Toc236711973 \h </w:instrText>
         </w:r>
         <w:r>
           <w:rPr>
@@ -1876,7 +1854,7 @@
             <w:noProof/>
             <w:webHidden/>
           </w:rPr>
-          <w:t>7</w:t>
+          <w:t>6</w:t>
         </w:r>
         <w:r>
           <w:rPr>
@@ -1904,7 +1882,7 @@
           <w14:ligatures w14:val="standardContextual"/>
         </w:rPr>
       </w:pPr>
-      <w:hyperlink w:anchor="_Toc231198525" w:history="1">
+      <w:hyperlink w:anchor="_Toc236711974" w:history="1">
         <w:r>
           <w:rPr>
             <w:rStyle w:val="afffffff5"/>
@@ -1931,7 +1909,7 @@
             <w:noProof/>
             <w:webHidden/>
           </w:rPr>
-          <w:instrText xml:space="preserve"> PAGEREF _Toc231198525 \h </w:instrText>
+          <w:instrText xml:space="preserve"> PAGEREF _Toc236711974 \h </w:instrText>
         </w:r>
         <w:r>
           <w:rPr>
@@ -1951,7 +1929,7 @@
             <w:noProof/>
             <w:webHidden/>
           </w:rPr>
-          <w:t>7</w:t>
+          <w:t>6</w:t>
         </w:r>
         <w:r>
           <w:rPr>
@@ -1979,7 +1957,7 @@
           <w14:ligatures w14:val="standardContextual"/>
         </w:rPr>
       </w:pPr>
-      <w:hyperlink w:anchor="_Toc231198526" w:history="1">
+      <w:hyperlink w:anchor="_Toc236711975" w:history="1">
         <w:r>
           <w:rPr>
             <w:rStyle w:val="afffffff5"/>
@@ -2006,7 +1984,7 @@
             <w:noProof/>
             <w:webHidden/>
           </w:rPr>
-          <w:instrText xml:space="preserve"> PAGEREF _Toc231198526 \h </w:instrText>
+          <w:instrText xml:space="preserve"> PAGEREF _Toc236711975 \h </w:instrText>
         </w:r>
         <w:r>
           <w:rPr>
@@ -2026,7 +2004,7 @@
             <w:noProof/>
             <w:webHidden/>
           </w:rPr>
-          <w:t>8</w:t>
+          <w:t>7</w:t>
         </w:r>
         <w:r>
           <w:rPr>
@@ -2054,7 +2032,7 @@
           <w14:ligatures w14:val="standardContextual"/>
         </w:rPr>
       </w:pPr>
-      <w:hyperlink w:anchor="_Toc231198527" w:history="1">
+      <w:hyperlink w:anchor="_Toc236711976" w:history="1">
         <w:r>
           <w:rPr>
             <w:rStyle w:val="afffffff5"/>
@@ -2081,7 +2059,7 @@
             <w:noProof/>
             <w:webHidden/>
           </w:rPr>
-          <w:instrText xml:space="preserve"> PAGEREF _Toc231198527 \h </w:instrText>
+          <w:instrText xml:space="preserve"> PAGEREF _Toc236711976 \h </w:instrText>
         </w:r>
         <w:r>
           <w:rPr>
@@ -2129,7 +2107,7 @@
           <w14:ligatures w14:val="standardContextual"/>
         </w:rPr>
       </w:pPr>
-      <w:hyperlink w:anchor="_Toc231198528" w:history="1">
+      <w:hyperlink w:anchor="_Toc236711977" w:history="1">
         <w:r>
           <w:rPr>
             <w:rStyle w:val="afffffff5"/>
@@ -2156,7 +2134,7 @@
             <w:noProof/>
             <w:webHidden/>
           </w:rPr>
-          <w:instrText xml:space="preserve"> PAGEREF _Toc231198528 \h </w:instrText>
+          <w:instrText xml:space="preserve"> PAGEREF _Toc236711977 \h </w:instrText>
         </w:r>
         <w:r>
           <w:rPr>
@@ -2203,7 +2181,7 @@
           <w14:ligatures w14:val="standardContextual"/>
         </w:rPr>
       </w:pPr>
-      <w:hyperlink w:anchor="_Toc231198529" w:history="1">
+      <w:hyperlink w:anchor="_Toc236711978" w:history="1">
         <w:r>
           <w:rPr>
             <w:rStyle w:val="afffffff5"/>
@@ -2230,7 +2208,7 @@
             <w:noProof/>
             <w:webHidden/>
           </w:rPr>
-          <w:instrText xml:space="preserve"> PAGEREF _Toc231198529 \h </w:instrText>
+          <w:instrText xml:space="preserve"> PAGEREF _Toc236711978 \h </w:instrText>
         </w:r>
         <w:r>
           <w:rPr>
@@ -2279,7 +2257,7 @@
           <w14:ligatures w14:val="standardContextual"/>
         </w:rPr>
       </w:pPr>
-      <w:hyperlink w:anchor="_Toc231198530" w:history="1">
+      <w:hyperlink w:anchor="_Toc236711979" w:history="1">
         <w:r>
           <w:rPr>
             <w:rStyle w:val="afffffff5"/>
@@ -2306,7 +2284,7 @@
             <w:noProof/>
             <w:webHidden/>
           </w:rPr>
-          <w:instrText xml:space="preserve"> PAGEREF _Toc231198530 \h </w:instrText>
+          <w:instrText xml:space="preserve"> PAGEREF _Toc236711979 \h </w:instrText>
         </w:r>
         <w:r>
           <w:rPr>
@@ -2326,7 +2304,7 @@
             <w:noProof/>
             <w:webHidden/>
           </w:rPr>
-          <w:t>9</w:t>
+          <w:t>8</w:t>
         </w:r>
         <w:r>
           <w:rPr>
@@ -2354,7 +2332,7 @@
           <w14:ligatures w14:val="standardContextual"/>
         </w:rPr>
       </w:pPr>
-      <w:hyperlink w:anchor="_Toc231198531" w:history="1">
+      <w:hyperlink w:anchor="_Toc236711980" w:history="1">
         <w:r>
           <w:rPr>
             <w:rStyle w:val="afffffff5"/>
@@ -2381,7 +2359,7 @@
             <w:noProof/>
             <w:webHidden/>
           </w:rPr>
-          <w:instrText xml:space="preserve"> PAGEREF _Toc231198531 \h </w:instrText>
+          <w:instrText xml:space="preserve"> PAGEREF _Toc236711980 \h </w:instrText>
         </w:r>
         <w:r>
           <w:rPr>
@@ -2401,7 +2379,7 @@
             <w:noProof/>
             <w:webHidden/>
           </w:rPr>
-          <w:t>9</w:t>
+          <w:t>8</w:t>
         </w:r>
         <w:r>
           <w:rPr>
@@ -2430,7 +2408,7 @@
           <w14:ligatures w14:val="standardContextual"/>
         </w:rPr>
       </w:pPr>
-      <w:hyperlink w:anchor="_Toc231198532" w:history="1">
+      <w:hyperlink w:anchor="_Toc236711981" w:history="1">
         <w:r>
           <w:rPr>
             <w:rStyle w:val="afffffff5"/>
@@ -2457,7 +2435,7 @@
             <w:noProof/>
             <w:webHidden/>
           </w:rPr>
-          <w:instrText xml:space="preserve"> PAGEREF _Toc231198532 \h </w:instrText>
+          <w:instrText xml:space="preserve"> PAGEREF _Toc236711981 \h </w:instrText>
         </w:r>
         <w:r>
           <w:rPr>
@@ -2505,7 +2483,7 @@
           <w14:ligatures w14:val="standardContextual"/>
         </w:rPr>
       </w:pPr>
-      <w:hyperlink w:anchor="_Toc231198533" w:history="1">
+      <w:hyperlink w:anchor="_Toc236711982" w:history="1">
         <w:r>
           <w:rPr>
             <w:rStyle w:val="afffffff5"/>
@@ -2532,7 +2510,7 @@
             <w:noProof/>
             <w:webHidden/>
           </w:rPr>
-          <w:instrText xml:space="preserve"> PAGEREF _Toc231198533 \h </w:instrText>
+          <w:instrText xml:space="preserve"> PAGEREF _Toc236711982 \h </w:instrText>
         </w:r>
         <w:r>
           <w:rPr>
@@ -2579,7 +2557,7 @@
           <w14:ligatures w14:val="standardContextual"/>
         </w:rPr>
       </w:pPr>
-      <w:hyperlink w:anchor="_Toc231198534" w:history="1">
+      <w:hyperlink w:anchor="_Toc236711983" w:history="1">
         <w:r>
           <w:rPr>
             <w:rStyle w:val="afffffff5"/>
@@ -2606,7 +2584,7 @@
             <w:noProof/>
             <w:webHidden/>
           </w:rPr>
-          <w:instrText xml:space="preserve"> PAGEREF _Toc231198534 \h </w:instrText>
+          <w:instrText xml:space="preserve"> PAGEREF _Toc236711983 \h </w:instrText>
         </w:r>
         <w:r>
           <w:rPr>
@@ -2626,7 +2604,7 @@
             <w:noProof/>
             <w:webHidden/>
           </w:rPr>
-          <w:t>10</w:t>
+          <w:t>9</w:t>
         </w:r>
         <w:r>
           <w:rPr>
@@ -2653,7 +2631,7 @@
           <w14:ligatures w14:val="standardContextual"/>
         </w:rPr>
       </w:pPr>
-      <w:hyperlink w:anchor="_Toc231198535" w:history="1">
+      <w:hyperlink w:anchor="_Toc236711984" w:history="1">
         <w:r>
           <w:rPr>
             <w:rStyle w:val="afffffff5"/>
@@ -2680,7 +2658,7 @@
             <w:noProof/>
             <w:webHidden/>
           </w:rPr>
-          <w:instrText xml:space="preserve"> PAGEREF _Toc231198535 \h </w:instrText>
+          <w:instrText xml:space="preserve"> PAGEREF _Toc236711984 \h </w:instrText>
         </w:r>
         <w:r>
           <w:rPr>
@@ -2727,7 +2705,7 @@
           <w14:ligatures w14:val="standardContextual"/>
         </w:rPr>
       </w:pPr>
-      <w:hyperlink w:anchor="_Toc231198536" w:history="1">
+      <w:hyperlink w:anchor="_Toc236711985" w:history="1">
         <w:r>
           <w:rPr>
             <w:rStyle w:val="afffffff5"/>
@@ -2754,7 +2732,7 @@
             <w:noProof/>
             <w:webHidden/>
           </w:rPr>
-          <w:instrText xml:space="preserve"> PAGEREF _Toc231198536 \h </w:instrText>
+          <w:instrText xml:space="preserve"> PAGEREF _Toc236711985 \h </w:instrText>
         </w:r>
         <w:r>
           <w:rPr>
@@ -2802,7 +2780,7 @@
           <w14:ligatures w14:val="standardContextual"/>
         </w:rPr>
       </w:pPr>
-      <w:hyperlink w:anchor="_Toc231198537" w:history="1">
+      <w:hyperlink w:anchor="_Toc236711986" w:history="1">
         <w:r>
           <w:rPr>
             <w:rStyle w:val="afffffff5"/>
@@ -2829,7 +2807,7 @@
             <w:noProof/>
             <w:webHidden/>
           </w:rPr>
-          <w:instrText xml:space="preserve"> PAGEREF _Toc231198537 \h </w:instrText>
+          <w:instrText xml:space="preserve"> PAGEREF _Toc236711986 \h </w:instrText>
         </w:r>
         <w:r>
           <w:rPr>
@@ -2849,7 +2827,7 @@
             <w:noProof/>
             <w:webHidden/>
           </w:rPr>
-          <w:t>12</w:t>
+          <w:t>11</w:t>
         </w:r>
         <w:r>
           <w:rPr>
@@ -2876,7 +2854,7 @@
           <w14:ligatures w14:val="standardContextual"/>
         </w:rPr>
       </w:pPr>
-      <w:hyperlink w:anchor="_Toc231198538" w:history="1">
+      <w:hyperlink w:anchor="_Toc236711987" w:history="1">
         <w:r>
           <w:rPr>
             <w:rStyle w:val="afffffff5"/>
@@ -2903,7 +2881,7 @@
             <w:noProof/>
             <w:webHidden/>
           </w:rPr>
-          <w:instrText xml:space="preserve"> PAGEREF _Toc231198538 \h </w:instrText>
+          <w:instrText xml:space="preserve"> PAGEREF _Toc236711987 \h </w:instrText>
         </w:r>
         <w:r>
           <w:rPr>
@@ -2923,7 +2901,7 @@
             <w:noProof/>
             <w:webHidden/>
           </w:rPr>
-          <w:t>12</w:t>
+          <w:t>11</w:t>
         </w:r>
         <w:r>
           <w:rPr>
@@ -2950,7 +2928,7 @@
           <w14:ligatures w14:val="standardContextual"/>
         </w:rPr>
       </w:pPr>
-      <w:hyperlink w:anchor="_Toc231198539" w:history="1">
+      <w:hyperlink w:anchor="_Toc236711988" w:history="1">
         <w:r>
           <w:rPr>
             <w:rStyle w:val="afffffff5"/>
@@ -2977,7 +2955,7 @@
             <w:noProof/>
             <w:webHidden/>
           </w:rPr>
-          <w:instrText xml:space="preserve"> PAGEREF _Toc231198539 \h </w:instrText>
+          <w:instrText xml:space="preserve"> PAGEREF _Toc236711988 \h </w:instrText>
         </w:r>
         <w:r>
           <w:rPr>
@@ -2997,7 +2975,7 @@
             <w:noProof/>
             <w:webHidden/>
           </w:rPr>
-          <w:t>13</w:t>
+          <w:t>12</w:t>
         </w:r>
         <w:r>
           <w:rPr>
@@ -3024,7 +3002,7 @@
           <w14:ligatures w14:val="standardContextual"/>
         </w:rPr>
       </w:pPr>
-      <w:hyperlink w:anchor="_Toc231198540" w:history="1">
+      <w:hyperlink w:anchor="_Toc236711989" w:history="1">
         <w:r>
           <w:rPr>
             <w:rStyle w:val="afffffff5"/>
@@ -3051,7 +3029,7 @@
             <w:noProof/>
             <w:webHidden/>
           </w:rPr>
-          <w:instrText xml:space="preserve"> PAGEREF _Toc231198540 \h </w:instrText>
+          <w:instrText xml:space="preserve"> PAGEREF _Toc236711989 \h </w:instrText>
         </w:r>
         <w:r>
           <w:rPr>
@@ -3099,7 +3077,7 @@
           <w14:ligatures w14:val="standardContextual"/>
         </w:rPr>
       </w:pPr>
-      <w:hyperlink w:anchor="_Toc231198541" w:history="1">
+      <w:hyperlink w:anchor="_Toc236711990" w:history="1">
         <w:r>
           <w:rPr>
             <w:rStyle w:val="afffffff5"/>
@@ -3126,7 +3104,7 @@
             <w:noProof/>
             <w:webHidden/>
           </w:rPr>
-          <w:instrText xml:space="preserve"> PAGEREF _Toc231198541 \h </w:instrText>
+          <w:instrText xml:space="preserve"> PAGEREF _Toc236711990 \h </w:instrText>
         </w:r>
         <w:r>
           <w:rPr>
@@ -3146,7 +3124,7 @@
             <w:noProof/>
             <w:webHidden/>
           </w:rPr>
-          <w:t>14</w:t>
+          <w:t>13</w:t>
         </w:r>
         <w:r>
           <w:rPr>
@@ -3173,7 +3151,7 @@
           <w14:ligatures w14:val="standardContextual"/>
         </w:rPr>
       </w:pPr>
-      <w:hyperlink w:anchor="_Toc231198542" w:history="1">
+      <w:hyperlink w:anchor="_Toc236711991" w:history="1">
         <w:r>
           <w:rPr>
             <w:rStyle w:val="afffffff5"/>
@@ -3200,7 +3178,7 @@
             <w:noProof/>
             <w:webHidden/>
           </w:rPr>
-          <w:instrText xml:space="preserve"> PAGEREF _Toc231198542 \h </w:instrText>
+          <w:instrText xml:space="preserve"> PAGEREF _Toc236711991 \h </w:instrText>
         </w:r>
         <w:r>
           <w:rPr>
@@ -3247,7 +3225,7 @@
           <w14:ligatures w14:val="standardContextual"/>
         </w:rPr>
       </w:pPr>
-      <w:hyperlink w:anchor="_Toc231198543" w:history="1">
+      <w:hyperlink w:anchor="_Toc236711992" w:history="1">
         <w:r>
           <w:rPr>
             <w:rStyle w:val="afffffff5"/>
@@ -3274,7 +3252,7 @@
             <w:noProof/>
             <w:webHidden/>
           </w:rPr>
-          <w:instrText xml:space="preserve"> PAGEREF _Toc231198543 \h </w:instrText>
+          <w:instrText xml:space="preserve"> PAGEREF _Toc236711992 \h </w:instrText>
         </w:r>
         <w:r>
           <w:rPr>
@@ -3321,7 +3299,7 @@
           <w14:ligatures w14:val="standardContextual"/>
         </w:rPr>
       </w:pPr>
-      <w:hyperlink w:anchor="_Toc231198544" w:history="1">
+      <w:hyperlink w:anchor="_Toc236711993" w:history="1">
         <w:r>
           <w:rPr>
             <w:rStyle w:val="afffffff5"/>
@@ -3348,7 +3326,7 @@
             <w:noProof/>
             <w:webHidden/>
           </w:rPr>
-          <w:instrText xml:space="preserve"> PAGEREF _Toc231198544 \h </w:instrText>
+          <w:instrText xml:space="preserve"> PAGEREF _Toc236711993 \h </w:instrText>
         </w:r>
         <w:r>
           <w:rPr>
@@ -3395,7 +3373,7 @@
           <w14:ligatures w14:val="standardContextual"/>
         </w:rPr>
       </w:pPr>
-      <w:hyperlink w:anchor="_Toc231198545" w:history="1">
+      <w:hyperlink w:anchor="_Toc236711994" w:history="1">
         <w:r>
           <w:rPr>
             <w:rStyle w:val="afffffff5"/>
@@ -3422,7 +3400,7 @@
             <w:noProof/>
             <w:webHidden/>
           </w:rPr>
-          <w:instrText xml:space="preserve"> PAGEREF _Toc231198545 \h </w:instrText>
+          <w:instrText xml:space="preserve"> PAGEREF _Toc236711994 \h </w:instrText>
         </w:r>
         <w:r>
           <w:rPr>
@@ -3442,7 +3420,7 @@
             <w:noProof/>
             <w:webHidden/>
           </w:rPr>
-          <w:t>16</w:t>
+          <w:t>15</w:t>
         </w:r>
         <w:r>
           <w:rPr>
@@ -3470,7 +3448,7 @@
           <w14:ligatures w14:val="standardContextual"/>
         </w:rPr>
       </w:pPr>
-      <w:hyperlink w:anchor="_Toc231198546" w:history="1">
+      <w:hyperlink w:anchor="_Toc236711995" w:history="1">
         <w:r>
           <w:rPr>
             <w:rStyle w:val="afffffff5"/>
@@ -3497,7 +3475,7 @@
             <w:noProof/>
             <w:webHidden/>
           </w:rPr>
-          <w:instrText xml:space="preserve"> PAGEREF _Toc231198546 \h </w:instrText>
+          <w:instrText xml:space="preserve"> PAGEREF _Toc236711995 \h </w:instrText>
         </w:r>
         <w:r>
           <w:rPr>
@@ -3544,7 +3522,7 @@
           <w14:ligatures w14:val="standardContextual"/>
         </w:rPr>
       </w:pPr>
-      <w:hyperlink w:anchor="_Toc231198547" w:history="1">
+      <w:hyperlink w:anchor="_Toc236711996" w:history="1">
         <w:r>
           <w:rPr>
             <w:rStyle w:val="afffffff5"/>
@@ -3571,7 +3549,7 @@
             <w:noProof/>
             <w:webHidden/>
           </w:rPr>
-          <w:instrText xml:space="preserve"> PAGEREF _Toc231198547 \h </w:instrText>
+          <w:instrText xml:space="preserve"> PAGEREF _Toc236711996 \h </w:instrText>
         </w:r>
         <w:r>
           <w:rPr>
@@ -3591,7 +3569,7 @@
             <w:noProof/>
             <w:webHidden/>
           </w:rPr>
-          <w:t>17</w:t>
+          <w:t>16</w:t>
         </w:r>
         <w:r>
           <w:rPr>
@@ -3618,7 +3596,7 @@
           <w14:ligatures w14:val="standardContextual"/>
         </w:rPr>
       </w:pPr>
-      <w:hyperlink w:anchor="_Toc231198548" w:history="1">
+      <w:hyperlink w:anchor="_Toc236711997" w:history="1">
         <w:r>
           <w:rPr>
             <w:rStyle w:val="afffffff5"/>
@@ -3645,7 +3623,7 @@
             <w:noProof/>
             <w:webHidden/>
           </w:rPr>
-          <w:instrText xml:space="preserve"> PAGEREF _Toc231198548 \h </w:instrText>
+          <w:instrText xml:space="preserve"> PAGEREF _Toc236711997 \h </w:instrText>
         </w:r>
         <w:r>
           <w:rPr>
@@ -3692,7 +3670,7 @@
           <w14:ligatures w14:val="standardContextual"/>
         </w:rPr>
       </w:pPr>
-      <w:hyperlink w:anchor="_Toc231198549" w:history="1">
+      <w:hyperlink w:anchor="_Toc236711998" w:history="1">
         <w:r>
           <w:rPr>
             <w:rStyle w:val="afffffff5"/>
@@ -3719,7 +3697,7 @@
             <w:noProof/>
             <w:webHidden/>
           </w:rPr>
-          <w:instrText xml:space="preserve"> PAGEREF _Toc231198549 \h </w:instrText>
+          <w:instrText xml:space="preserve"> PAGEREF _Toc236711998 \h </w:instrText>
         </w:r>
         <w:r>
           <w:rPr>
@@ -3768,7 +3746,7 @@
           <w14:ligatures w14:val="standardContextual"/>
         </w:rPr>
       </w:pPr>
-      <w:hyperlink w:anchor="_Toc231198550" w:history="1">
+      <w:hyperlink w:anchor="_Toc236711999" w:history="1">
         <w:r>
           <w:rPr>
             <w:rStyle w:val="afffffff5"/>
@@ -3795,7 +3773,7 @@
             <w:noProof/>
             <w:webHidden/>
           </w:rPr>
-          <w:instrText xml:space="preserve"> PAGEREF _Toc231198550 \h </w:instrText>
+          <w:instrText xml:space="preserve"> PAGEREF _Toc236711999 \h </w:instrText>
         </w:r>
         <w:r>
           <w:rPr>
@@ -3815,7 +3793,7 @@
             <w:noProof/>
             <w:webHidden/>
           </w:rPr>
-          <w:t>18</w:t>
+          <w:t>17</w:t>
         </w:r>
         <w:r>
           <w:rPr>
@@ -3843,7 +3821,7 @@
           <w14:ligatures w14:val="standardContextual"/>
         </w:rPr>
       </w:pPr>
-      <w:hyperlink w:anchor="_Toc231198551" w:history="1">
+      <w:hyperlink w:anchor="_Toc236712000" w:history="1">
         <w:r>
           <w:rPr>
             <w:rStyle w:val="afffffff5"/>
@@ -3870,7 +3848,7 @@
             <w:noProof/>
             <w:webHidden/>
           </w:rPr>
-          <w:instrText xml:space="preserve"> PAGEREF _Toc231198551 \h </w:instrText>
+          <w:instrText xml:space="preserve"> PAGEREF _Toc236712000 \h </w:instrText>
         </w:r>
         <w:r>
           <w:rPr>
@@ -3890,7 +3868,7 @@
             <w:noProof/>
             <w:webHidden/>
           </w:rPr>
-          <w:t>18</w:t>
+          <w:t>17</w:t>
         </w:r>
         <w:r>
           <w:rPr>
@@ -3918,7 +3896,7 @@
           <w14:ligatures w14:val="standardContextual"/>
         </w:rPr>
       </w:pPr>
-      <w:hyperlink w:anchor="_Toc231198552" w:history="1">
+      <w:hyperlink w:anchor="_Toc236712001" w:history="1">
         <w:r>
           <w:rPr>
             <w:rStyle w:val="afffffff5"/>
@@ -3945,7 +3923,7 @@
             <w:noProof/>
             <w:webHidden/>
           </w:rPr>
-          <w:instrText xml:space="preserve"> PAGEREF _Toc231198552 \h </w:instrText>
+          <w:instrText xml:space="preserve"> PAGEREF _Toc236712001 \h </w:instrText>
         </w:r>
         <w:r>
           <w:rPr>
@@ -3993,7 +3971,7 @@
           <w14:ligatures w14:val="standardContextual"/>
         </w:rPr>
       </w:pPr>
-      <w:hyperlink w:anchor="_Toc231198553" w:history="1">
+      <w:hyperlink w:anchor="_Toc236712002" w:history="1">
         <w:r>
           <w:rPr>
             <w:rStyle w:val="afffffff5"/>
@@ -4020,7 +3998,7 @@
             <w:noProof/>
             <w:webHidden/>
           </w:rPr>
-          <w:instrText xml:space="preserve"> PAGEREF _Toc231198553 \h </w:instrText>
+          <w:instrText xml:space="preserve"> PAGEREF _Toc236712002 \h </w:instrText>
         </w:r>
         <w:r>
           <w:rPr>
@@ -4040,7 +4018,7 @@
             <w:noProof/>
             <w:webHidden/>
           </w:rPr>
-          <w:t>19</w:t>
+          <w:t>18</w:t>
         </w:r>
         <w:r>
           <w:rPr>
@@ -4069,7 +4047,7 @@
           <w14:ligatures w14:val="standardContextual"/>
         </w:rPr>
       </w:pPr>
-      <w:hyperlink w:anchor="_Toc231198554" w:history="1">
+      <w:hyperlink w:anchor="_Toc236712003" w:history="1">
         <w:r>
           <w:rPr>
             <w:rStyle w:val="afffffff5"/>
@@ -4096,7 +4074,7 @@
             <w:noProof/>
             <w:webHidden/>
           </w:rPr>
-          <w:instrText xml:space="preserve"> PAGEREF _Toc231198554 \h </w:instrText>
+          <w:instrText xml:space="preserve"> PAGEREF _Toc236712003 \h </w:instrText>
         </w:r>
         <w:r>
           <w:rPr>
@@ -4116,7 +4094,7 @@
             <w:noProof/>
             <w:webHidden/>
           </w:rPr>
-          <w:t>19</w:t>
+          <w:t>18</w:t>
         </w:r>
         <w:r>
           <w:rPr>
@@ -4145,7 +4123,7 @@
           <w14:ligatures w14:val="standardContextual"/>
         </w:rPr>
       </w:pPr>
-      <w:hyperlink w:anchor="_Toc231198555" w:history="1">
+      <w:hyperlink w:anchor="_Toc236712004" w:history="1">
         <w:r>
           <w:rPr>
             <w:rStyle w:val="afffffff5"/>
@@ -4172,7 +4150,7 @@
             <w:noProof/>
             <w:webHidden/>
           </w:rPr>
-          <w:instrText xml:space="preserve"> PAGEREF _Toc231198555 \h </w:instrText>
+          <w:instrText xml:space="preserve"> PAGEREF _Toc236712004 \h </w:instrText>
         </w:r>
         <w:r>
           <w:rPr>
@@ -4192,7 +4170,7 @@
             <w:noProof/>
             <w:webHidden/>
           </w:rPr>
-          <w:t>20</w:t>
+          <w:t>19</w:t>
         </w:r>
         <w:r>
           <w:rPr>
@@ -4220,7 +4198,7 @@
           <w14:ligatures w14:val="standardContextual"/>
         </w:rPr>
       </w:pPr>
-      <w:hyperlink w:anchor="_Toc231198556" w:history="1">
+      <w:hyperlink w:anchor="_Toc236712005" w:history="1">
         <w:r>
           <w:rPr>
             <w:rStyle w:val="afffffff5"/>
@@ -4247,7 +4225,7 @@
             <w:noProof/>
             <w:webHidden/>
           </w:rPr>
-          <w:instrText xml:space="preserve"> PAGEREF _Toc231198556 \h </w:instrText>
+          <w:instrText xml:space="preserve"> PAGEREF _Toc236712005 \h </w:instrText>
         </w:r>
         <w:r>
           <w:rPr>
@@ -4267,7 +4245,7 @@
             <w:noProof/>
             <w:webHidden/>
           </w:rPr>
-          <w:t>20</w:t>
+          <w:t>19</w:t>
         </w:r>
         <w:r>
           <w:rPr>
@@ -4295,7 +4273,7 @@
           <w14:ligatures w14:val="standardContextual"/>
         </w:rPr>
       </w:pPr>
-      <w:hyperlink w:anchor="_Toc231198557" w:history="1">
+      <w:hyperlink w:anchor="_Toc236712006" w:history="1">
         <w:r>
           <w:rPr>
             <w:rStyle w:val="afffffff5"/>
@@ -4322,7 +4300,7 @@
             <w:noProof/>
             <w:webHidden/>
           </w:rPr>
-          <w:instrText xml:space="preserve"> PAGEREF _Toc231198557 \h </w:instrText>
+          <w:instrText xml:space="preserve"> PAGEREF _Toc236712006 \h </w:instrText>
         </w:r>
         <w:r>
           <w:rPr>
@@ -4342,7 +4320,7 @@
             <w:noProof/>
             <w:webHidden/>
           </w:rPr>
-          <w:t>20</w:t>
+          <w:t>19</w:t>
         </w:r>
         <w:r>
           <w:rPr>
@@ -4363,7 +4341,7 @@
       <w:r>
         <w:fldChar w:fldCharType="end"/>
       </w:r>
-      <w:bookmarkStart w:id="1" w:name="_Toc231198513"/>
+      <w:bookmarkStart w:id="1" w:name="_Toc236711962"/>
       <w:r>
         <w:rPr>
           <w:rFonts w:hint="eastAsia"/>
@@ -4379,7 +4357,7 @@
           <w:rFonts w:hint="eastAsia"/>
         </w:rPr>
       </w:pPr>
-      <w:bookmarkStart w:id="2" w:name="_Toc231198514"/>
+      <w:bookmarkStart w:id="2" w:name="_Toc236711963"/>
       <w:r>
         <w:rPr>
           <w:rFonts w:hint="eastAsia"/>
@@ -4398,7 +4376,7 @@
         <w:rPr>
           <w:rFonts w:hint="eastAsia"/>
         </w:rPr>
-        <w:t>本書は、業者マスタ画面（`/vendor-master`）で利用する API の設計内容を整理し、クライアント、開発者、運用担当者が共通認識を持つことを目的とする。</w:t>
+        <w:t>本書は、業者マスタ画面（/vendor-master）で利用する API の設計内容を整理し、クライアント、開発者、運用担当者が共通認識を持つことを目的とする。</w:t>
       </w:r>
     </w:p>
     <w:p>
@@ -4487,7 +4465,6 @@
         <w:rPr>
           <w:rFonts w:hint="eastAsia"/>
         </w:rPr>
-        <w:lastRenderedPageBreak/>
         <w:t>権限、バリデーション、エラーレスポンス</w:t>
       </w:r>
     </w:p>
@@ -4498,7 +4475,7 @@
           <w:rFonts w:hint="eastAsia"/>
         </w:rPr>
       </w:pPr>
-      <w:bookmarkStart w:id="3" w:name="_Toc231198515"/>
+      <w:bookmarkStart w:id="3" w:name="_Toc236711964"/>
       <w:r>
         <w:rPr>
           <w:rFonts w:hint="eastAsia"/>
@@ -4540,11 +4517,12 @@
           <w:rFonts w:hint="eastAsia"/>
         </w:rPr>
       </w:pPr>
-      <w:bookmarkStart w:id="4" w:name="_Toc231198516"/>
+      <w:bookmarkStart w:id="4" w:name="_Toc236711965"/>
       <w:r>
         <w:rPr>
           <w:rFonts w:hint="eastAsia"/>
         </w:rPr>
+        <w:lastRenderedPageBreak/>
         <w:t>用語定義</w:t>
       </w:r>
       <w:bookmarkEnd w:id="4"/>
@@ -4569,6 +4547,7 @@
       </w:tblGrid>
       <w:tr>
         <w:trPr>
+          <w:cantSplit/>
           <w:tblHeader/>
         </w:trPr>
         <w:tc>
@@ -4613,6 +4592,9 @@
         </w:tc>
       </w:tr>
       <w:tr>
+        <w:trPr>
+          <w:cantSplit/>
+        </w:trPr>
         <w:tc>
           <w:tcPr>
             <w:tcW w:w="2500" w:type="pct"/>
@@ -4635,12 +4617,15 @@
               <w:rPr>
                 <w:rFonts w:hint="eastAsia"/>
               </w:rPr>
-              <w:t>業者情報を管理する `vendors` テーブルおよびその管理画面</w:t>
+              <w:t>業者情報を管理する vendors テーブルおよびその管理画面</w:t>
             </w:r>
           </w:p>
         </w:tc>
       </w:tr>
       <w:tr>
+        <w:trPr>
+          <w:cantSplit/>
+        </w:trPr>
         <w:tc>
           <w:tcPr>
             <w:tcW w:w="2500" w:type="pct"/>
@@ -4663,12 +4648,15 @@
               <w:rPr>
                 <w:rFonts w:hint="eastAsia"/>
               </w:rPr>
-              <w:t>業者の主担当先として紐づく施設。`facilities` の施設情報を参照する</w:t>
+              <w:t>業者の主担当先として紐づく施設。facilities の施設情報を参照する</w:t>
             </w:r>
           </w:p>
         </w:tc>
       </w:tr>
       <w:tr>
+        <w:trPr>
+          <w:cantSplit/>
+        </w:trPr>
         <w:tc>
           <w:tcPr>
             <w:tcW w:w="2500" w:type="pct"/>
@@ -4691,7 +4679,7 @@
               <w:rPr>
                 <w:rFonts w:hint="eastAsia"/>
               </w:rPr>
-              <w:t>当該施設に対するメイン担当者であることを示すフラグ。モックの `isPrimaryContact` に相当する</w:t>
+              <w:t>当該施設に対するメイン担当者であることを示すフラグ。モックの isPrimaryContact に相当する</w:t>
             </w:r>
           </w:p>
         </w:tc>
@@ -4705,7 +4693,7 @@
           <w:rFonts w:hint="eastAsia"/>
         </w:rPr>
       </w:pPr>
-      <w:bookmarkStart w:id="5" w:name="_Toc231198517"/>
+      <w:bookmarkStart w:id="5" w:name="_Toc236711966"/>
       <w:r>
         <w:rPr>
           <w:rFonts w:hint="eastAsia"/>
@@ -4734,6 +4722,7 @@
       </w:tblGrid>
       <w:tr>
         <w:trPr>
+          <w:cantSplit/>
           <w:tblHeader/>
         </w:trPr>
         <w:tc>
@@ -4778,6 +4767,9 @@
         </w:tc>
       </w:tr>
       <w:tr>
+        <w:trPr>
+          <w:cantSplit/>
+        </w:trPr>
         <w:tc>
           <w:tcPr>
             <w:tcW w:w="2500" w:type="pct"/>
@@ -4806,6 +4798,9 @@
         </w:tc>
       </w:tr>
       <w:tr>
+        <w:trPr>
+          <w:cantSplit/>
+        </w:trPr>
         <w:tc>
           <w:tcPr>
             <w:tcW w:w="2500" w:type="pct"/>
@@ -4831,6 +4826,9 @@
         </w:tc>
       </w:tr>
       <w:tr>
+        <w:trPr>
+          <w:cantSplit/>
+        </w:trPr>
         <w:tc>
           <w:tcPr>
             <w:tcW w:w="2500" w:type="pct"/>
@@ -4867,12 +4865,11 @@
           <w:rFonts w:hint="eastAsia"/>
         </w:rPr>
       </w:pPr>
-      <w:bookmarkStart w:id="6" w:name="_Toc231198518"/>
+      <w:bookmarkStart w:id="6" w:name="_Toc236711967"/>
       <w:r>
         <w:rPr>
           <w:rFonts w:hint="eastAsia"/>
         </w:rPr>
-        <w:lastRenderedPageBreak/>
         <w:t>第2章 システム全体構成</w:t>
       </w:r>
       <w:bookmarkEnd w:id="6"/>
@@ -4884,7 +4881,7 @@
           <w:rFonts w:hint="eastAsia"/>
         </w:rPr>
       </w:pPr>
-      <w:bookmarkStart w:id="7" w:name="_Toc231198519"/>
+      <w:bookmarkStart w:id="7" w:name="_Toc236711968"/>
       <w:r>
         <w:rPr>
           <w:rFonts w:hint="eastAsia"/>
@@ -4903,7 +4900,7 @@
         <w:rPr>
           <w:rFonts w:hint="eastAsia"/>
         </w:rPr>
-        <w:t>本API群は、業者マスタ画面の一覧参照、登録、更新、削除を提供する。業者情報は `vendors` を正本とし、画面表示時は `facilities` を参照して担当施設名を解決する。</w:t>
+        <w:t>本API群は、業者マスタ画面の一覧参照、登録、更新、削除を提供する。業者情報は vendors を正本とし、画面表示時は facilities を参照して担当施設名を解決する。</w:t>
       </w:r>
     </w:p>
     <w:p>
@@ -4916,7 +4913,7 @@
         <w:rPr>
           <w:rFonts w:hint="eastAsia"/>
         </w:rPr>
-        <w:t>新規作成・編集モーダルで選択する担当施設候補は、業者マスタAPI自身では返却せず、既存の施設マスタ取得APIから取得する前提とする。本API群では、選択結果として `facilityId` を受け取り、存在確認のみを行う。</w:t>
+        <w:t>新規作成・編集モーダルで選択する担当施設候補は、業者マスタAPI自身では返却せず、既存の施設マスタ取得APIから取得する前提とする。本API群では、選択結果として facilityId を受け取り、存在確認のみを行う。</w:t>
       </w:r>
     </w:p>
     <w:p>
@@ -4929,7 +4926,7 @@
         <w:rPr>
           <w:rFonts w:hint="eastAsia"/>
         </w:rPr>
-        <w:t>削除は `deleted_at` を用いた論理削除を前提とし、既存申請・見積・修理・保守などの履歴参照を壊さずに、マスタ候補からは除外する。</w:t>
+        <w:t>削除は deleted_at を用いた論理削除を前提とし、既存申請・見積・修理・保守などの履歴参照を壊さずに、マスタ候補からは除外する。</w:t>
       </w:r>
     </w:p>
     <w:p>
@@ -4939,7 +4936,7 @@
           <w:rFonts w:hint="eastAsia"/>
         </w:rPr>
       </w:pPr>
-      <w:bookmarkStart w:id="8" w:name="_Toc231198520"/>
+      <w:bookmarkStart w:id="8" w:name="_Toc236711969"/>
       <w:r>
         <w:rPr>
           <w:rFonts w:hint="eastAsia"/>
@@ -4984,6 +4981,7 @@
         <w:rPr>
           <w:rFonts w:hint="eastAsia"/>
         </w:rPr>
+        <w:lastRenderedPageBreak/>
         <w:t>3. 編集モーダルの更新ボタン押下時に業者更新APIを呼び出す</w:t>
       </w:r>
     </w:p>
@@ -5007,7 +5005,7 @@
           <w:rFonts w:hint="eastAsia"/>
         </w:rPr>
       </w:pPr>
-      <w:bookmarkStart w:id="9" w:name="_Toc231198521"/>
+      <w:bookmarkStart w:id="9" w:name="_Toc236711970"/>
       <w:r>
         <w:rPr>
           <w:rFonts w:hint="eastAsia"/>
@@ -5037,6 +5035,7 @@
       </w:tblGrid>
       <w:tr>
         <w:trPr>
+          <w:cantSplit/>
           <w:tblHeader/>
         </w:trPr>
         <w:tc>
@@ -5101,6 +5100,9 @@
         </w:tc>
       </w:tr>
       <w:tr>
+        <w:trPr>
+          <w:cantSplit/>
+        </w:trPr>
         <w:tc>
           <w:tcPr>
             <w:tcW w:w="1666" w:type="pct"/>
@@ -5136,6 +5138,9 @@
         </w:tc>
       </w:tr>
       <w:tr>
+        <w:trPr>
+          <w:cantSplit/>
+        </w:trPr>
         <w:tc>
           <w:tcPr>
             <w:tcW w:w="1666" w:type="pct"/>
@@ -5171,13 +5176,15 @@
         </w:tc>
       </w:tr>
       <w:tr>
+        <w:trPr>
+          <w:cantSplit/>
+        </w:trPr>
         <w:tc>
           <w:tcPr>
             <w:tcW w:w="1666" w:type="pct"/>
           </w:tcPr>
           <w:p>
             <w:r>
-              <w:lastRenderedPageBreak/>
               <w:t>users</w:t>
             </w:r>
           </w:p>
@@ -5207,6 +5214,9 @@
         </w:tc>
       </w:tr>
       <w:tr>
+        <w:trPr>
+          <w:cantSplit/>
+        </w:trPr>
         <w:tc>
           <w:tcPr>
             <w:tcW w:w="1666" w:type="pct"/>
@@ -5242,6 +5252,9 @@
         </w:tc>
       </w:tr>
       <w:tr>
+        <w:trPr>
+          <w:cantSplit/>
+        </w:trPr>
         <w:tc>
           <w:tcPr>
             <w:tcW w:w="1666" w:type="pct"/>
@@ -5261,7 +5274,7 @@
               <w:rPr>
                 <w:rFonts w:hint="eastAsia"/>
               </w:rPr>
-              <w:t>通常アカウントの作業対象施設における `vendor_master_list` / `vendor_master_edit` 提供有無判定</w:t>
+              <w:t>通常アカウントの作業対象施設における vendor_master_list / vendor_master_edit 提供有無判定</w:t>
             </w:r>
           </w:p>
         </w:tc>
@@ -5277,6 +5290,9 @@
         </w:tc>
       </w:tr>
       <w:tr>
+        <w:trPr>
+          <w:cantSplit/>
+        </w:trPr>
         <w:tc>
           <w:tcPr>
             <w:tcW w:w="1666" w:type="pct"/>
@@ -5296,7 +5312,7 @@
               <w:rPr>
                 <w:rFonts w:hint="eastAsia"/>
               </w:rPr>
-              <w:t>通常アカウントのユーザー×作業対象施設単位の `vendor_master_list` / `vendor_master_edit` 利用可否判定</w:t>
+              <w:t>通常アカウントのユーザー×作業対象施設単位の vendor_master_list / vendor_master_edit 利用可否判定</w:t>
             </w:r>
           </w:p>
         </w:tc>
@@ -5312,12 +5328,16 @@
         </w:tc>
       </w:tr>
       <w:tr>
+        <w:trPr>
+          <w:cantSplit/>
+        </w:trPr>
         <w:tc>
           <w:tcPr>
             <w:tcW w:w="1666" w:type="pct"/>
           </w:tcPr>
           <w:p>
             <w:r>
+              <w:lastRenderedPageBreak/>
               <w:t>rfq_vendors / quotations / orders / borrowing_application_details / disposal_application_details / repair_request_details / maintenance_contracts / inspection_tasks / edit_list_items</w:t>
             </w:r>
           </w:p>
@@ -5358,7 +5378,7 @@
           <w:rFonts w:hint="eastAsia"/>
         </w:rPr>
       </w:pPr>
-      <w:bookmarkStart w:id="10" w:name="_Toc231198522"/>
+      <w:bookmarkStart w:id="10" w:name="_Toc236711971"/>
       <w:r>
         <w:rPr>
           <w:rFonts w:hint="eastAsia"/>
@@ -5374,7 +5394,7 @@
           <w:rFonts w:hint="eastAsia"/>
         </w:rPr>
       </w:pPr>
-      <w:bookmarkStart w:id="11" w:name="_Toc231198523"/>
+      <w:bookmarkStart w:id="11" w:name="_Toc236711972"/>
       <w:r>
         <w:rPr>
           <w:rFonts w:hint="eastAsia"/>
@@ -5456,7 +5476,7 @@
         <w:rPr>
           <w:rFonts w:hint="eastAsia"/>
         </w:rPr>
-        <w:t>日時形式: ISO 8601（例: `2026-04-18T00:00:00Z`）</w:t>
+        <w:t>日時形式: ISO 8601（例: 2026-04-18T00:00:00Z）</w:t>
       </w:r>
     </w:p>
     <w:p>
@@ -5485,12 +5505,11 @@
           <w:rFonts w:hint="eastAsia"/>
         </w:rPr>
       </w:pPr>
-      <w:bookmarkStart w:id="12" w:name="_Toc231198524"/>
+      <w:bookmarkStart w:id="12" w:name="_Toc236711973"/>
       <w:r>
         <w:rPr>
           <w:rFonts w:hint="eastAsia"/>
         </w:rPr>
-        <w:lastRenderedPageBreak/>
         <w:t>認証方式</w:t>
       </w:r>
       <w:bookmarkEnd w:id="12"/>
@@ -5505,7 +5524,7 @@
         <w:rPr>
           <w:rFonts w:hint="eastAsia"/>
         </w:rPr>
-        <w:t>ログイン認証で取得した Bearer トークンを `Authorization` ヘッダーに付与して呼び出す。未認証時は 401 を返却する。</w:t>
+        <w:t>ログイン認証で取得した Bearer トークンを Authorization ヘッダーに付与して呼び出す。未認証時は 401 を返却する。</w:t>
       </w:r>
     </w:p>
     <w:p>
@@ -5515,7 +5534,7 @@
           <w:rFonts w:hint="eastAsia"/>
         </w:rPr>
       </w:pPr>
-      <w:bookmarkStart w:id="13" w:name="_Toc231198525"/>
+      <w:bookmarkStart w:id="13" w:name="_Toc236711974"/>
       <w:r>
         <w:rPr>
           <w:rFonts w:hint="eastAsia"/>
@@ -5534,7 +5553,14 @@
         <w:rPr>
           <w:rFonts w:hint="eastAsia"/>
         </w:rPr>
-        <w:t>本API群で使用する `feature_code` は以下の通りとする。通常アカウントでは、Bearer トークン上の作業対象施設について `user_facility_assignments` の有効割当があり、`facility_feature_settings` と `user_facility_feature_settings` の両方で対象 `feature_code` が `is_enabled=true` の場合に API 実行を許可する。共有システム管理者アカウント（`users.account_type='SYSTEM_ADMIN'`）では、作業対象施設が未削除であることを確認できれば、担当施設割当、施設提供設定、ユーザー施設別設定による通常判定を行わず、`vendor_master_list` / `vendor_master_edit` を有効として扱う。画面表示用の `/auth/context` は UX 用キャッシュであり、各業務 API でも同条件を再判定する。</w:t>
+        <w:t>本API群で使用する feature_code は以下の通りとする。通常アカウントでは、Bearer トークン上の作業対象施設について user_facility_assignments の有効割当があり、facility_feature_settings と user_facility_feature_settings の両方で対象 feature_code が is_enabled=true の場合に API 実行を許可する。共有システム管理者アカウント（users.account_type='SYSTEM_ADMIN'）では、作業対象施設が未削除であることを確認できれば、担当施設割当、施設提供設定、ユーザー施設別設定による通常判定を行わず、vendor_master_list / vendor_master_edit を有効と</w:t>
+      </w:r>
+      <w:r>
+        <w:rPr>
+          <w:rFonts w:hint="eastAsia"/>
+        </w:rPr>
+        <w:lastRenderedPageBreak/>
+        <w:t>して扱う。画面表示用の /auth/context は UX 用キャッシュであり、各業務 API でも同条件を再判定する。</w:t>
       </w:r>
     </w:p>
     <w:tbl>
@@ -5558,6 +5584,7 @@
       </w:tblGrid>
       <w:tr>
         <w:trPr>
+          <w:cantSplit/>
           <w:tblHeader/>
         </w:trPr>
         <w:tc>
@@ -5621,6 +5648,9 @@
         </w:tc>
       </w:tr>
       <w:tr>
+        <w:trPr>
+          <w:cantSplit/>
+        </w:trPr>
         <w:tc>
           <w:tcPr>
             <w:tcW w:w="1666" w:type="pct"/>
@@ -5640,7 +5670,7 @@
           </w:tcPr>
           <w:p>
             <w:r>
-              <w:t>`vendor_master_list`</w:t>
+              <w:t>vendor_master_list</w:t>
             </w:r>
           </w:p>
         </w:tc>
@@ -5659,6 +5689,9 @@
         </w:tc>
       </w:tr>
       <w:tr>
+        <w:trPr>
+          <w:cantSplit/>
+        </w:trPr>
         <w:tc>
           <w:tcPr>
             <w:tcW w:w="1666" w:type="pct"/>
@@ -5678,7 +5711,7 @@
           </w:tcPr>
           <w:p>
             <w:r>
-              <w:t>`vendor_master_edit`</w:t>
+              <w:t>vendor_master_edit</w:t>
             </w:r>
           </w:p>
         </w:tc>
@@ -5720,6 +5753,7 @@
       </w:tblGrid>
       <w:tr>
         <w:trPr>
+          <w:cantSplit/>
           <w:tblHeader/>
         </w:trPr>
         <w:tc>
@@ -5804,6 +5838,9 @@
         </w:tc>
       </w:tr>
       <w:tr>
+        <w:trPr>
+          <w:cantSplit/>
+        </w:trPr>
         <w:tc>
           <w:tcPr>
             <w:tcW w:w="1250" w:type="pct"/>
@@ -5823,20 +5860,20 @@
           </w:tcPr>
           <w:p>
             <w:r>
-              <w:t>`vendor_master_list`</w:t>
-            </w:r>
-          </w:p>
-        </w:tc>
-        <w:tc>
-          <w:tcPr>
-            <w:tcW w:w="1250" w:type="pct"/>
-          </w:tcPr>
-          <w:p>
-            <w:r>
-              <w:rPr>
-                <w:rFonts w:hint="eastAsia"/>
-              </w:rPr>
-              <w:t>通常アカウント: `user_facility_assignments`, `facility_feature_settings`, `user_facility_feature_settings`。共有システム管理者: `users`, `facilities`</w:t>
+              <w:t>vendor_master_list</w:t>
+            </w:r>
+          </w:p>
+        </w:tc>
+        <w:tc>
+          <w:tcPr>
+            <w:tcW w:w="1250" w:type="pct"/>
+          </w:tcPr>
+          <w:p>
+            <w:r>
+              <w:rPr>
+                <w:rFonts w:hint="eastAsia"/>
+              </w:rPr>
+              <w:t>通常アカウント: user_facility_assignments, facility_feature_settings, user_facility_feature_settings。共有システム管理者: users, facilities</w:t>
             </w:r>
           </w:p>
         </w:tc>
@@ -5855,6 +5892,9 @@
         </w:tc>
       </w:tr>
       <w:tr>
+        <w:trPr>
+          <w:cantSplit/>
+        </w:trPr>
         <w:tc>
           <w:tcPr>
             <w:tcW w:w="1250" w:type="pct"/>
@@ -5874,40 +5914,32 @@
           </w:tcPr>
           <w:p>
             <w:r>
-              <w:t>`vendor_master_edit`</w:t>
-            </w:r>
-          </w:p>
-        </w:tc>
-        <w:tc>
-          <w:tcPr>
-            <w:tcW w:w="1250" w:type="pct"/>
-          </w:tcPr>
-          <w:p>
-            <w:r>
-              <w:rPr>
-                <w:rFonts w:hint="eastAsia"/>
-              </w:rPr>
-              <w:t>通常アカウント: `user_facility_assignments`, `facility_feature_settings`, `user_facility_feature_settings`。共有シ</w:t>
-            </w:r>
-            <w:r>
-              <w:rPr>
-                <w:rFonts w:hint="eastAsia"/>
-              </w:rPr>
-              <w:lastRenderedPageBreak/>
-              <w:t>ステム管理者: `users`, `facilities`</w:t>
-            </w:r>
-          </w:p>
-        </w:tc>
-        <w:tc>
-          <w:tcPr>
-            <w:tcW w:w="1250" w:type="pct"/>
-          </w:tcPr>
-          <w:p>
-            <w:r>
-              <w:rPr>
-                <w:rFonts w:hint="eastAsia"/>
-              </w:rPr>
-              <w:lastRenderedPageBreak/>
+              <w:t>vendor_master_edit</w:t>
+            </w:r>
+          </w:p>
+        </w:tc>
+        <w:tc>
+          <w:tcPr>
+            <w:tcW w:w="1250" w:type="pct"/>
+          </w:tcPr>
+          <w:p>
+            <w:r>
+              <w:rPr>
+                <w:rFonts w:hint="eastAsia"/>
+              </w:rPr>
+              <w:t>通常アカウント: user_facility_assignments, facility_feature_settings, user_facility_feature_settings。共有システム管理者: users, facilities</w:t>
+            </w:r>
+          </w:p>
+        </w:tc>
+        <w:tc>
+          <w:tcPr>
+            <w:tcW w:w="1250" w:type="pct"/>
+          </w:tcPr>
+          <w:p>
+            <w:r>
+              <w:rPr>
+                <w:rFonts w:hint="eastAsia"/>
+              </w:rPr>
               <w:t>業者マスタ管理処理</w:t>
             </w:r>
           </w:p>
@@ -5922,7 +5954,7 @@
           <w:rFonts w:hint="eastAsia"/>
         </w:rPr>
       </w:pPr>
-      <w:bookmarkStart w:id="14" w:name="_Toc231198526"/>
+      <w:bookmarkStart w:id="14" w:name="_Toc236711975"/>
       <w:r>
         <w:rPr>
           <w:rFonts w:hint="eastAsia"/>
@@ -5966,7 +5998,7 @@
         <w:rPr>
           <w:rFonts w:hint="eastAsia"/>
         </w:rPr>
-        <w:t>通常アカウントでは、作業対象施設に対する有効担当施設割当と実効 `feature_code` を都度再判定する</w:t>
+        <w:t>通常アカウントでは、作業対象施設に対する有効担当施設割当と実効 feature_code を都度再判定する</w:t>
       </w:r>
     </w:p>
     <w:p>
@@ -6023,7 +6055,8 @@
         <w:rPr>
           <w:rFonts w:hint="eastAsia"/>
         </w:rPr>
-        <w:t>リクエストボディの `facilityId` は業者データの所属先を表す業務項目であり、認可判定の正本には使わない</w:t>
+        <w:lastRenderedPageBreak/>
+        <w:t>リクエストボディの facilityId は業者データの所属先を表す業務項目であり、認可判定の正本には使わない</w:t>
       </w:r>
     </w:p>
     <w:p>
@@ -6042,7 +6075,7 @@
         <w:rPr>
           <w:rFonts w:hint="eastAsia"/>
         </w:rPr>
-        <w:t>通常アカウントで作業対象施設に対して必要な実効 `feature_code` がない場合は 403 を返却する</w:t>
+        <w:t>通常アカウントで作業対象施設に対して必要な実効 feature_code がない場合は 403 を返却する</w:t>
       </w:r>
     </w:p>
     <w:p>
@@ -6071,7 +6104,7 @@
           <w:rFonts w:hint="eastAsia"/>
         </w:rPr>
       </w:pPr>
-      <w:bookmarkStart w:id="15" w:name="_Toc231198527"/>
+      <w:bookmarkStart w:id="15" w:name="_Toc236711976"/>
       <w:r>
         <w:rPr>
           <w:rFonts w:hint="eastAsia"/>
@@ -6172,7 +6205,7 @@
         <w:rPr>
           <w:rFonts w:hint="eastAsia"/>
         </w:rPr>
-        <w:t>一覧取得では `deleted_at IS NULL` の業者のみ返却する</w:t>
+        <w:t>一覧取得では deleted_at IS NULL の業者のみ返却する</w:t>
       </w:r>
     </w:p>
     <w:p>
@@ -6182,7 +6215,7 @@
           <w:rFonts w:hint="eastAsia"/>
         </w:rPr>
       </w:pPr>
-      <w:bookmarkStart w:id="16" w:name="_Toc231198528"/>
+      <w:bookmarkStart w:id="16" w:name="_Toc236711977"/>
       <w:r>
         <w:rPr>
           <w:rFonts w:hint="eastAsia"/>
@@ -6198,7 +6231,7 @@
           <w:rFonts w:hint="eastAsia"/>
         </w:rPr>
       </w:pPr>
-      <w:bookmarkStart w:id="17" w:name="_Toc231198529"/>
+      <w:bookmarkStart w:id="17" w:name="_Toc236711978"/>
       <w:r>
         <w:rPr>
           <w:rFonts w:hint="eastAsia"/>
@@ -6229,6 +6262,7 @@
       </w:tblGrid>
       <w:tr>
         <w:trPr>
+          <w:cantSplit/>
           <w:tblHeader/>
         </w:trPr>
         <w:tc>
@@ -6313,6 +6347,9 @@
         </w:tc>
       </w:tr>
       <w:tr>
+        <w:trPr>
+          <w:cantSplit/>
+        </w:trPr>
         <w:tc>
           <w:tcPr>
             <w:tcW w:w="1250" w:type="pct"/>
@@ -6358,13 +6395,15 @@
         </w:tc>
       </w:tr>
       <w:tr>
-        <w:tc>
-          <w:tcPr>
-            <w:tcW w:w="1250" w:type="pct"/>
-          </w:tcPr>
-          <w:p>
-            <w:r>
-              <w:lastRenderedPageBreak/>
+        <w:trPr>
+          <w:cantSplit/>
+        </w:trPr>
+        <w:tc>
+          <w:tcPr>
+            <w:tcW w:w="1250" w:type="pct"/>
+          </w:tcPr>
+          <w:p>
+            <w:r>
               <w:t>message</w:t>
             </w:r>
           </w:p>
@@ -6404,6 +6443,9 @@
         </w:tc>
       </w:tr>
       <w:tr>
+        <w:trPr>
+          <w:cantSplit/>
+        </w:trPr>
         <w:tc>
           <w:tcPr>
             <w:tcW w:w="1250" w:type="pct"/>
@@ -6457,7 +6499,7 @@
           <w:rFonts w:hint="eastAsia"/>
         </w:rPr>
       </w:pPr>
-      <w:bookmarkStart w:id="18" w:name="_Toc231198530"/>
+      <w:bookmarkStart w:id="18" w:name="_Toc236711979"/>
       <w:r>
         <w:rPr>
           <w:rFonts w:hint="eastAsia"/>
@@ -6473,7 +6515,7 @@
           <w:rFonts w:hint="eastAsia"/>
         </w:rPr>
       </w:pPr>
-      <w:bookmarkStart w:id="19" w:name="_Toc231198531"/>
+      <w:bookmarkStart w:id="19" w:name="_Toc236711980"/>
       <w:r>
         <w:rPr>
           <w:rFonts w:hint="eastAsia"/>
@@ -6505,6 +6547,7 @@
       </w:tblGrid>
       <w:tr>
         <w:trPr>
+          <w:cantSplit/>
           <w:tblHeader/>
         </w:trPr>
         <w:tc>
@@ -6607,6 +6650,9 @@
         </w:tc>
       </w:tr>
       <w:tr>
+        <w:trPr>
+          <w:cantSplit/>
+        </w:trPr>
         <w:tc>
           <w:tcPr>
             <w:tcW w:w="1000" w:type="pct"/>
@@ -6668,6 +6714,9 @@
         </w:tc>
       </w:tr>
       <w:tr>
+        <w:trPr>
+          <w:cantSplit/>
+        </w:trPr>
         <w:tc>
           <w:tcPr>
             <w:tcW w:w="1000" w:type="pct"/>
@@ -6729,6 +6778,9 @@
         </w:tc>
       </w:tr>
       <w:tr>
+        <w:trPr>
+          <w:cantSplit/>
+        </w:trPr>
         <w:tc>
           <w:tcPr>
             <w:tcW w:w="1000" w:type="pct"/>
@@ -6738,6 +6790,7 @@
               <w:rPr>
                 <w:rFonts w:hint="eastAsia"/>
               </w:rPr>
+              <w:lastRenderedPageBreak/>
               <w:t>業者更新</w:t>
             </w:r>
           </w:p>
@@ -6790,6 +6843,9 @@
         </w:tc>
       </w:tr>
       <w:tr>
+        <w:trPr>
+          <w:cantSplit/>
+        </w:trPr>
         <w:tc>
           <w:tcPr>
             <w:tcW w:w="1000" w:type="pct"/>
@@ -6859,7 +6915,7 @@
           <w:rFonts w:hint="eastAsia"/>
         </w:rPr>
       </w:pPr>
-      <w:bookmarkStart w:id="20" w:name="_Toc231198532"/>
+      <w:bookmarkStart w:id="20" w:name="_Toc236711981"/>
       <w:r>
         <w:rPr>
           <w:rFonts w:hint="eastAsia"/>
@@ -6875,7 +6931,7 @@
           <w:rFonts w:hint="eastAsia"/>
         </w:rPr>
       </w:pPr>
-      <w:bookmarkStart w:id="21" w:name="_Toc231198533"/>
+      <w:bookmarkStart w:id="21" w:name="_Toc236711982"/>
       <w:r>
         <w:rPr>
           <w:rFonts w:hint="eastAsia"/>
@@ -6941,12 +6997,11 @@
           <w:rFonts w:hint="eastAsia"/>
         </w:rPr>
       </w:pPr>
-      <w:bookmarkStart w:id="22" w:name="_Toc231198534"/>
+      <w:bookmarkStart w:id="22" w:name="_Toc236711983"/>
       <w:r>
         <w:rPr>
           <w:rFonts w:hint="eastAsia"/>
         </w:rPr>
-        <w:lastRenderedPageBreak/>
         <w:t>リクエストパラメータ</w:t>
       </w:r>
       <w:bookmarkEnd w:id="22"/>
@@ -6974,6 +7029,7 @@
       </w:tblGrid>
       <w:tr>
         <w:trPr>
+          <w:cantSplit/>
           <w:tblHeader/>
         </w:trPr>
         <w:tc>
@@ -7077,6 +7133,9 @@
         </w:tc>
       </w:tr>
       <w:tr>
+        <w:trPr>
+          <w:cantSplit/>
+        </w:trPr>
         <w:tc>
           <w:tcPr>
             <w:tcW w:w="1000" w:type="pct"/>
@@ -7132,6 +7191,9 @@
         </w:tc>
       </w:tr>
       <w:tr>
+        <w:trPr>
+          <w:cantSplit/>
+        </w:trPr>
         <w:tc>
           <w:tcPr>
             <w:tcW w:w="1000" w:type="pct"/>
@@ -7187,6 +7249,9 @@
         </w:tc>
       </w:tr>
       <w:tr>
+        <w:trPr>
+          <w:cantSplit/>
+        </w:trPr>
         <w:tc>
           <w:tcPr>
             <w:tcW w:w="1000" w:type="pct"/>
@@ -7254,6 +7319,7 @@
         <w:rPr>
           <w:rFonts w:hint="eastAsia"/>
         </w:rPr>
+        <w:lastRenderedPageBreak/>
         <w:t>権限チェック</w:t>
       </w:r>
     </w:p>
@@ -7267,7 +7333,7 @@
         <w:rPr>
           <w:rFonts w:hint="eastAsia"/>
         </w:rPr>
-        <w:t>認可条件: 共有システム管理者アカウント（`users.account_type='SYSTEM_ADMIN'`）の場合は、Bearer トークン上の作業対象施設が未削除であることを確認し、通常アカウント向けの担当施設割当・施設提供設定・ユーザー施設別設定による `vendor_master_list` 判定をバイパスする</w:t>
+        <w:t>認可条件: 共有システム管理者アカウント（users.account_type='SYSTEM_ADMIN'）の場合は、Bearer トークン上の作業対象施設が未削除であることを確認し、通常アカウント向けの担当施設割当・施設提供設定・ユーザー施設別設定による vendor_master_list 判定をバイパスする</w:t>
       </w:r>
     </w:p>
     <w:p>
@@ -7280,7 +7346,7 @@
         <w:rPr>
           <w:rFonts w:hint="eastAsia"/>
         </w:rPr>
-        <w:t>認可条件: 通常アカウントの場合、Bearer トークン上の作業対象施設について `user_facility_assignments` に有効割当があること</w:t>
+        <w:t>認可条件: 通常アカウントの場合、Bearer トークン上の作業対象施設について user_facility_assignments に有効割当があること</w:t>
       </w:r>
     </w:p>
     <w:p>
@@ -7293,7 +7359,7 @@
         <w:rPr>
           <w:rFonts w:hint="eastAsia"/>
         </w:rPr>
-        <w:t>認可条件: 通常アカウントの場合、Bearer トークン上の作業対象施設について `facility_feature_settings` と `user_facility_feature_settings` の両方で `vendor_master_list` が有効であること</w:t>
+        <w:t>認可条件: 通常アカウントの場合、Bearer トークン上の作業対象施設について facility_feature_settings と user_facility_feature_settings の両方で vendor_master_list が有効であること</w:t>
       </w:r>
     </w:p>
     <w:p>
@@ -7333,7 +7399,7 @@
         <w:rPr>
           <w:rFonts w:hint="eastAsia"/>
         </w:rPr>
-        <w:t>`vendors.deleted_at IS NULL` かつ `facilities.deleted_at IS NULL` のみを対象にする</w:t>
+        <w:t>vendors.deleted_at IS NULL かつ facilities.deleted_at IS NULL のみを対象にする</w:t>
       </w:r>
     </w:p>
     <w:p>
@@ -7346,7 +7412,7 @@
         <w:rPr>
           <w:rFonts w:hint="eastAsia"/>
         </w:rPr>
-        <w:t>`facilities` を参照して担当施設名を解決する</w:t>
+        <w:t>facilities を参照して担当施設名を解決する</w:t>
       </w:r>
     </w:p>
     <w:p>
@@ -7382,7 +7448,7 @@
           <w:rFonts w:hint="eastAsia"/>
         </w:rPr>
       </w:pPr>
-      <w:bookmarkStart w:id="23" w:name="_Toc231198535"/>
+      <w:bookmarkStart w:id="23" w:name="_Toc236711984"/>
       <w:r>
         <w:rPr>
           <w:rFonts w:hint="eastAsia"/>
@@ -7413,6 +7479,7 @@
       </w:tblGrid>
       <w:tr>
         <w:trPr>
+          <w:cantSplit/>
           <w:tblHeader/>
         </w:trPr>
         <w:tc>
@@ -7497,6 +7564,9 @@
         </w:tc>
       </w:tr>
       <w:tr>
+        <w:trPr>
+          <w:cantSplit/>
+        </w:trPr>
         <w:tc>
           <w:tcPr>
             <w:tcW w:w="1250" w:type="pct"/>
@@ -7542,13 +7612,15 @@
         </w:tc>
       </w:tr>
       <w:tr>
-        <w:tc>
-          <w:tcPr>
-            <w:tcW w:w="1250" w:type="pct"/>
-          </w:tcPr>
-          <w:p>
-            <w:r>
-              <w:lastRenderedPageBreak/>
+        <w:trPr>
+          <w:cantSplit/>
+        </w:trPr>
+        <w:tc>
+          <w:tcPr>
+            <w:tcW w:w="1250" w:type="pct"/>
+          </w:tcPr>
+          <w:p>
+            <w:r>
               <w:t>items</w:t>
             </w:r>
           </w:p>
@@ -7625,6 +7697,7 @@
       </w:tblGrid>
       <w:tr>
         <w:trPr>
+          <w:cantSplit/>
           <w:tblHeader/>
         </w:trPr>
         <w:tc>
@@ -7709,6 +7782,9 @@
         </w:tc>
       </w:tr>
       <w:tr>
+        <w:trPr>
+          <w:cantSplit/>
+        </w:trPr>
         <w:tc>
           <w:tcPr>
             <w:tcW w:w="1250" w:type="pct"/>
@@ -7754,6 +7830,9 @@
         </w:tc>
       </w:tr>
       <w:tr>
+        <w:trPr>
+          <w:cantSplit/>
+        </w:trPr>
         <w:tc>
           <w:tcPr>
             <w:tcW w:w="1250" w:type="pct"/>
@@ -7799,6 +7878,9 @@
         </w:tc>
       </w:tr>
       <w:tr>
+        <w:trPr>
+          <w:cantSplit/>
+        </w:trPr>
         <w:tc>
           <w:tcPr>
             <w:tcW w:w="1250" w:type="pct"/>
@@ -7844,6 +7926,9 @@
         </w:tc>
       </w:tr>
       <w:tr>
+        <w:trPr>
+          <w:cantSplit/>
+        </w:trPr>
         <w:tc>
           <w:tcPr>
             <w:tcW w:w="1250" w:type="pct"/>
@@ -7889,6 +7974,9 @@
         </w:tc>
       </w:tr>
       <w:tr>
+        <w:trPr>
+          <w:cantSplit/>
+        </w:trPr>
         <w:tc>
           <w:tcPr>
             <w:tcW w:w="1250" w:type="pct"/>
@@ -7934,6 +8022,9 @@
         </w:tc>
       </w:tr>
       <w:tr>
+        <w:trPr>
+          <w:cantSplit/>
+        </w:trPr>
         <w:tc>
           <w:tcPr>
             <w:tcW w:w="1250" w:type="pct"/>
@@ -7979,6 +8070,9 @@
         </w:tc>
       </w:tr>
       <w:tr>
+        <w:trPr>
+          <w:cantSplit/>
+        </w:trPr>
         <w:tc>
           <w:tcPr>
             <w:tcW w:w="1250" w:type="pct"/>
@@ -8024,6 +8118,9 @@
         </w:tc>
       </w:tr>
       <w:tr>
+        <w:trPr>
+          <w:cantSplit/>
+        </w:trPr>
         <w:tc>
           <w:tcPr>
             <w:tcW w:w="1250" w:type="pct"/>
@@ -8069,12 +8166,16 @@
         </w:tc>
       </w:tr>
       <w:tr>
-        <w:tc>
-          <w:tcPr>
-            <w:tcW w:w="1250" w:type="pct"/>
-          </w:tcPr>
-          <w:p>
-            <w:r>
+        <w:trPr>
+          <w:cantSplit/>
+        </w:trPr>
+        <w:tc>
+          <w:tcPr>
+            <w:tcW w:w="1250" w:type="pct"/>
+          </w:tcPr>
+          <w:p>
+            <w:r>
+              <w:lastRenderedPageBreak/>
               <w:t>contactPerson</w:t>
             </w:r>
           </w:p>
@@ -8114,6 +8215,9 @@
         </w:tc>
       </w:tr>
       <w:tr>
+        <w:trPr>
+          <w:cantSplit/>
+        </w:trPr>
         <w:tc>
           <w:tcPr>
             <w:tcW w:w="1250" w:type="pct"/>
@@ -8159,6 +8263,9 @@
         </w:tc>
       </w:tr>
       <w:tr>
+        <w:trPr>
+          <w:cantSplit/>
+        </w:trPr>
         <w:tc>
           <w:tcPr>
             <w:tcW w:w="1250" w:type="pct"/>
@@ -8204,6 +8311,9 @@
         </w:tc>
       </w:tr>
       <w:tr>
+        <w:trPr>
+          <w:cantSplit/>
+        </w:trPr>
         <w:tc>
           <w:tcPr>
             <w:tcW w:w="1250" w:type="pct"/>
@@ -8257,7 +8367,7 @@
           <w:rFonts w:hint="eastAsia"/>
         </w:rPr>
       </w:pPr>
-      <w:bookmarkStart w:id="24" w:name="_Toc231198536"/>
+      <w:bookmarkStart w:id="24" w:name="_Toc236711985"/>
       <w:r>
         <w:rPr>
           <w:rFonts w:hint="eastAsia"/>
@@ -8287,6 +8397,7 @@
       </w:tblGrid>
       <w:tr>
         <w:trPr>
+          <w:cantSplit/>
           <w:tblHeader/>
         </w:trPr>
         <w:tc>
@@ -8350,6 +8461,9 @@
         </w:tc>
       </w:tr>
       <w:tr>
+        <w:trPr>
+          <w:cantSplit/>
+        </w:trPr>
         <w:tc>
           <w:tcPr>
             <w:tcW w:w="1666" w:type="pct"/>
@@ -8385,6 +8499,9 @@
         </w:tc>
       </w:tr>
       <w:tr>
+        <w:trPr>
+          <w:cantSplit/>
+        </w:trPr>
         <w:tc>
           <w:tcPr>
             <w:tcW w:w="1666" w:type="pct"/>
@@ -8420,6 +8537,9 @@
         </w:tc>
       </w:tr>
       <w:tr>
+        <w:trPr>
+          <w:cantSplit/>
+        </w:trPr>
         <w:tc>
           <w:tcPr>
             <w:tcW w:w="1666" w:type="pct"/>
@@ -8455,6 +8575,9 @@
         </w:tc>
       </w:tr>
       <w:tr>
+        <w:trPr>
+          <w:cantSplit/>
+        </w:trPr>
         <w:tc>
           <w:tcPr>
             <w:tcW w:w="1666" w:type="pct"/>
@@ -8474,7 +8597,7 @@
               <w:rPr>
                 <w:rFonts w:hint="eastAsia"/>
               </w:rPr>
-              <w:t>通常アカウントで作業対象施設に対する実効 `vendor_master_list` なし</w:t>
+              <w:t>通常アカウントで作業対象施設に対する実効 vendor_master_list なし</w:t>
             </w:r>
           </w:p>
         </w:tc>
@@ -8490,6 +8613,9 @@
         </w:tc>
       </w:tr>
       <w:tr>
+        <w:trPr>
+          <w:cantSplit/>
+        </w:trPr>
         <w:tc>
           <w:tcPr>
             <w:tcW w:w="1666" w:type="pct"/>
@@ -8525,6 +8651,9 @@
         </w:tc>
       </w:tr>
       <w:tr>
+        <w:trPr>
+          <w:cantSplit/>
+        </w:trPr>
         <w:tc>
           <w:tcPr>
             <w:tcW w:w="1666" w:type="pct"/>
@@ -8568,12 +8697,11 @@
           <w:rFonts w:hint="eastAsia"/>
         </w:rPr>
       </w:pPr>
-      <w:bookmarkStart w:id="25" w:name="_Toc231198537"/>
+      <w:bookmarkStart w:id="25" w:name="_Toc236711986"/>
       <w:r>
         <w:rPr>
           <w:rFonts w:hint="eastAsia"/>
         </w:rPr>
-        <w:lastRenderedPageBreak/>
         <w:t>業者新規作成（/vendor-master/vendors）</w:t>
       </w:r>
       <w:bookmarkEnd w:id="25"/>
@@ -8635,7 +8763,7 @@
           <w:rFonts w:hint="eastAsia"/>
         </w:rPr>
       </w:pPr>
-      <w:bookmarkStart w:id="26" w:name="_Toc231198538"/>
+      <w:bookmarkStart w:id="26" w:name="_Toc236711987"/>
       <w:r>
         <w:rPr>
           <w:rFonts w:hint="eastAsia"/>
@@ -8666,6 +8794,7 @@
       </w:tblGrid>
       <w:tr>
         <w:trPr>
+          <w:cantSplit/>
           <w:tblHeader/>
         </w:trPr>
         <w:tc>
@@ -8750,6 +8879,9 @@
         </w:tc>
       </w:tr>
       <w:tr>
+        <w:trPr>
+          <w:cantSplit/>
+        </w:trPr>
         <w:tc>
           <w:tcPr>
             <w:tcW w:w="1250" w:type="pct"/>
@@ -8795,6 +8927,9 @@
         </w:tc>
       </w:tr>
       <w:tr>
+        <w:trPr>
+          <w:cantSplit/>
+        </w:trPr>
         <w:tc>
           <w:tcPr>
             <w:tcW w:w="1250" w:type="pct"/>
@@ -8840,6 +8975,9 @@
         </w:tc>
       </w:tr>
       <w:tr>
+        <w:trPr>
+          <w:cantSplit/>
+        </w:trPr>
         <w:tc>
           <w:tcPr>
             <w:tcW w:w="1250" w:type="pct"/>
@@ -8885,12 +9023,16 @@
         </w:tc>
       </w:tr>
       <w:tr>
-        <w:tc>
-          <w:tcPr>
-            <w:tcW w:w="1250" w:type="pct"/>
-          </w:tcPr>
-          <w:p>
-            <w:r>
+        <w:trPr>
+          <w:cantSplit/>
+        </w:trPr>
+        <w:tc>
+          <w:tcPr>
+            <w:tcW w:w="1250" w:type="pct"/>
+          </w:tcPr>
+          <w:p>
+            <w:r>
+              <w:lastRenderedPageBreak/>
               <w:t>address</w:t>
             </w:r>
           </w:p>
@@ -8930,6 +9072,9 @@
         </w:tc>
       </w:tr>
       <w:tr>
+        <w:trPr>
+          <w:cantSplit/>
+        </w:trPr>
         <w:tc>
           <w:tcPr>
             <w:tcW w:w="1250" w:type="pct"/>
@@ -8975,6 +9120,9 @@
         </w:tc>
       </w:tr>
       <w:tr>
+        <w:trPr>
+          <w:cantSplit/>
+        </w:trPr>
         <w:tc>
           <w:tcPr>
             <w:tcW w:w="1250" w:type="pct"/>
@@ -9020,6 +9168,9 @@
         </w:tc>
       </w:tr>
       <w:tr>
+        <w:trPr>
+          <w:cantSplit/>
+        </w:trPr>
         <w:tc>
           <w:tcPr>
             <w:tcW w:w="1250" w:type="pct"/>
@@ -9065,6 +9216,9 @@
         </w:tc>
       </w:tr>
       <w:tr>
+        <w:trPr>
+          <w:cantSplit/>
+        </w:trPr>
         <w:tc>
           <w:tcPr>
             <w:tcW w:w="1250" w:type="pct"/>
@@ -9110,6 +9264,9 @@
         </w:tc>
       </w:tr>
       <w:tr>
+        <w:trPr>
+          <w:cantSplit/>
+        </w:trPr>
         <w:tc>
           <w:tcPr>
             <w:tcW w:w="1250" w:type="pct"/>
@@ -9155,6 +9312,9 @@
         </w:tc>
       </w:tr>
       <w:tr>
+        <w:trPr>
+          <w:cantSplit/>
+        </w:trPr>
         <w:tc>
           <w:tcPr>
             <w:tcW w:w="1250" w:type="pct"/>
@@ -9194,7 +9354,7 @@
               <w:rPr>
                 <w:rFonts w:hint="eastAsia"/>
               </w:rPr>
-              <w:t>主担当フラグ。未指定時は `false`</w:t>
+              <w:t>主担当フラグ。未指定時は false</w:t>
             </w:r>
           </w:p>
         </w:tc>
@@ -9225,7 +9385,7 @@
         <w:rPr>
           <w:rFonts w:hint="eastAsia"/>
         </w:rPr>
-        <w:t>認可条件: 共有システム管理者アカウント（`users.account_type='SYSTEM_ADMIN'`）の場合は、Bearer トークン上の作業対象施設が未削除であることを確認し、通常アカウント向けの担当施設割当・施設提供設定・ユーザー施設別設定による `vendor_master_edit` 判定をバイパスする</w:t>
+        <w:t>認可条件: 共有システム管理者アカウント（users.account_type='SYSTEM_ADMIN'）の場合は、Bearer トークン上の作業対象施設が未削除であることを確認し、通常アカウント向けの担当施設割当・施設提供設定・ユーザー施設別設定による vendor_master_edit 判定をバイパスする</w:t>
       </w:r>
     </w:p>
     <w:p>
@@ -9238,7 +9398,7 @@
         <w:rPr>
           <w:rFonts w:hint="eastAsia"/>
         </w:rPr>
-        <w:t>認可条件: 通常アカウントの場合、Bearer トークン上の作業対象施設について `user_facility_assignments` に有効割当があること</w:t>
+        <w:t>認可条件: 通常アカウントの場合、Bearer トークン上の作業対象施設について user_facility_assignments に有効割当があること</w:t>
       </w:r>
     </w:p>
     <w:p>
@@ -9251,7 +9411,7 @@
         <w:rPr>
           <w:rFonts w:hint="eastAsia"/>
         </w:rPr>
-        <w:t>認可条件: 通常アカウントの場合、Bearer トークン上の作業対象施設について `facility_feature_settings` と `user_facility_feature_settings` の両方で `vendor_master_edit` が有効であること</w:t>
+        <w:t>認可条件: 通常アカウントの場合、Bearer トークン上の作業対象施設について facility_feature_settings と user_facility_feature_settings の両方で vendor_master_edit が有効であること</w:t>
       </w:r>
     </w:p>
     <w:p>
@@ -9265,7 +9425,6 @@
         <w:rPr>
           <w:rFonts w:hint="eastAsia"/>
         </w:rPr>
-        <w:lastRenderedPageBreak/>
         <w:t>処理仕様</w:t>
       </w:r>
     </w:p>
@@ -9292,7 +9451,7 @@
         <w:rPr>
           <w:rFonts w:hint="eastAsia"/>
         </w:rPr>
-        <w:t>リクエストボディの `facilityId` は `facilities.deleted_at IS NULL` の未削除施設IDであることを検証する</w:t>
+        <w:t>リクエストボディの facilityId は facilities.deleted_at IS NULL の未削除施設IDであることを検証する</w:t>
       </w:r>
     </w:p>
     <w:p>
@@ -9305,7 +9464,7 @@
         <w:rPr>
           <w:rFonts w:hint="eastAsia"/>
         </w:rPr>
-        <w:t>`vendors` に新規レコードを追加し、`created_at` と `updated_at` を現在時刻で設定する</w:t>
+        <w:t>vendors に新規レコードを追加し、created_at と updated_at を現在時刻で設定する</w:t>
       </w:r>
     </w:p>
     <w:p>
@@ -9318,7 +9477,7 @@
         <w:rPr>
           <w:rFonts w:hint="eastAsia"/>
         </w:rPr>
-        <w:t>`deleted_at` は `NULL`、`is_primary_contact` は未指定時 `false` とする</w:t>
+        <w:t>deleted_at は NULL、is_primary_contact は未指定時 false とする</w:t>
       </w:r>
     </w:p>
     <w:p>
@@ -9328,7 +9487,7 @@
           <w:rFonts w:hint="eastAsia"/>
         </w:rPr>
       </w:pPr>
-      <w:bookmarkStart w:id="27" w:name="_Toc231198539"/>
+      <w:bookmarkStart w:id="27" w:name="_Toc236711988"/>
       <w:r>
         <w:rPr>
           <w:rFonts w:hint="eastAsia"/>
@@ -9359,6 +9518,7 @@
       </w:tblGrid>
       <w:tr>
         <w:trPr>
+          <w:cantSplit/>
           <w:tblHeader/>
         </w:trPr>
         <w:tc>
@@ -9443,6 +9603,9 @@
         </w:tc>
       </w:tr>
       <w:tr>
+        <w:trPr>
+          <w:cantSplit/>
+        </w:trPr>
         <w:tc>
           <w:tcPr>
             <w:tcW w:w="1250" w:type="pct"/>
@@ -9500,6 +9663,7 @@
         <w:rPr>
           <w:rFonts w:hint="eastAsia"/>
         </w:rPr>
+        <w:lastRenderedPageBreak/>
         <w:t>item要素（VendorSummary）</w:t>
       </w:r>
     </w:p>
@@ -9525,6 +9689,7 @@
       </w:tblGrid>
       <w:tr>
         <w:trPr>
+          <w:cantSplit/>
           <w:tblHeader/>
         </w:trPr>
         <w:tc>
@@ -9609,6 +9774,9 @@
         </w:tc>
       </w:tr>
       <w:tr>
+        <w:trPr>
+          <w:cantSplit/>
+        </w:trPr>
         <w:tc>
           <w:tcPr>
             <w:tcW w:w="1250" w:type="pct"/>
@@ -9654,6 +9822,9 @@
         </w:tc>
       </w:tr>
       <w:tr>
+        <w:trPr>
+          <w:cantSplit/>
+        </w:trPr>
         <w:tc>
           <w:tcPr>
             <w:tcW w:w="1250" w:type="pct"/>
@@ -9699,6 +9870,9 @@
         </w:tc>
       </w:tr>
       <w:tr>
+        <w:trPr>
+          <w:cantSplit/>
+        </w:trPr>
         <w:tc>
           <w:tcPr>
             <w:tcW w:w="1250" w:type="pct"/>
@@ -9744,6 +9918,9 @@
         </w:tc>
       </w:tr>
       <w:tr>
+        <w:trPr>
+          <w:cantSplit/>
+        </w:trPr>
         <w:tc>
           <w:tcPr>
             <w:tcW w:w="1250" w:type="pct"/>
@@ -9789,6 +9966,9 @@
         </w:tc>
       </w:tr>
       <w:tr>
+        <w:trPr>
+          <w:cantSplit/>
+        </w:trPr>
         <w:tc>
           <w:tcPr>
             <w:tcW w:w="1250" w:type="pct"/>
@@ -9834,6 +10014,9 @@
         </w:tc>
       </w:tr>
       <w:tr>
+        <w:trPr>
+          <w:cantSplit/>
+        </w:trPr>
         <w:tc>
           <w:tcPr>
             <w:tcW w:w="1250" w:type="pct"/>
@@ -9879,6 +10062,9 @@
         </w:tc>
       </w:tr>
       <w:tr>
+        <w:trPr>
+          <w:cantSplit/>
+        </w:trPr>
         <w:tc>
           <w:tcPr>
             <w:tcW w:w="1250" w:type="pct"/>
@@ -9924,6 +10110,9 @@
         </w:tc>
       </w:tr>
       <w:tr>
+        <w:trPr>
+          <w:cantSplit/>
+        </w:trPr>
         <w:tc>
           <w:tcPr>
             <w:tcW w:w="1250" w:type="pct"/>
@@ -9969,6 +10158,9 @@
         </w:tc>
       </w:tr>
       <w:tr>
+        <w:trPr>
+          <w:cantSplit/>
+        </w:trPr>
         <w:tc>
           <w:tcPr>
             <w:tcW w:w="1250" w:type="pct"/>
@@ -10014,6 +10206,9 @@
         </w:tc>
       </w:tr>
       <w:tr>
+        <w:trPr>
+          <w:cantSplit/>
+        </w:trPr>
         <w:tc>
           <w:tcPr>
             <w:tcW w:w="1250" w:type="pct"/>
@@ -10059,6 +10254,9 @@
         </w:tc>
       </w:tr>
       <w:tr>
+        <w:trPr>
+          <w:cantSplit/>
+        </w:trPr>
         <w:tc>
           <w:tcPr>
             <w:tcW w:w="1250" w:type="pct"/>
@@ -10104,6 +10302,9 @@
         </w:tc>
       </w:tr>
       <w:tr>
+        <w:trPr>
+          <w:cantSplit/>
+        </w:trPr>
         <w:tc>
           <w:tcPr>
             <w:tcW w:w="1250" w:type="pct"/>
@@ -10157,7 +10358,7 @@
           <w:rFonts w:hint="eastAsia"/>
         </w:rPr>
       </w:pPr>
-      <w:bookmarkStart w:id="28" w:name="_Toc231198540"/>
+      <w:bookmarkStart w:id="28" w:name="_Toc236711989"/>
       <w:r>
         <w:rPr>
           <w:rFonts w:hint="eastAsia"/>
@@ -10187,6 +10388,7 @@
       </w:tblGrid>
       <w:tr>
         <w:trPr>
+          <w:cantSplit/>
           <w:tblHeader/>
         </w:trPr>
         <w:tc>
@@ -10250,6 +10452,9 @@
         </w:tc>
       </w:tr>
       <w:tr>
+        <w:trPr>
+          <w:cantSplit/>
+        </w:trPr>
         <w:tc>
           <w:tcPr>
             <w:tcW w:w="1666" w:type="pct"/>
@@ -10285,6 +10490,9 @@
         </w:tc>
       </w:tr>
       <w:tr>
+        <w:trPr>
+          <w:cantSplit/>
+        </w:trPr>
         <w:tc>
           <w:tcPr>
             <w:tcW w:w="1666" w:type="pct"/>
@@ -10320,6 +10528,9 @@
         </w:tc>
       </w:tr>
       <w:tr>
+        <w:trPr>
+          <w:cantSplit/>
+        </w:trPr>
         <w:tc>
           <w:tcPr>
             <w:tcW w:w="1666" w:type="pct"/>
@@ -10355,13 +10566,15 @@
         </w:tc>
       </w:tr>
       <w:tr>
+        <w:trPr>
+          <w:cantSplit/>
+        </w:trPr>
         <w:tc>
           <w:tcPr>
             <w:tcW w:w="1666" w:type="pct"/>
           </w:tcPr>
           <w:p>
             <w:r>
-              <w:lastRenderedPageBreak/>
               <w:t>403</w:t>
             </w:r>
           </w:p>
@@ -10375,7 +10588,7 @@
               <w:rPr>
                 <w:rFonts w:hint="eastAsia"/>
               </w:rPr>
-              <w:t>通常アカウントで作業対象施設に対する実効 `vendor_master_edit` なし</w:t>
+              <w:t>通常アカウントで作業対象施設に対する実効 vendor_master_edit なし</w:t>
             </w:r>
           </w:p>
         </w:tc>
@@ -10391,6 +10604,9 @@
         </w:tc>
       </w:tr>
       <w:tr>
+        <w:trPr>
+          <w:cantSplit/>
+        </w:trPr>
         <w:tc>
           <w:tcPr>
             <w:tcW w:w="1666" w:type="pct"/>
@@ -10426,6 +10642,9 @@
         </w:tc>
       </w:tr>
       <w:tr>
+        <w:trPr>
+          <w:cantSplit/>
+        </w:trPr>
         <w:tc>
           <w:tcPr>
             <w:tcW w:w="1666" w:type="pct"/>
@@ -10469,7 +10688,7 @@
           <w:rFonts w:hint="eastAsia"/>
         </w:rPr>
       </w:pPr>
-      <w:bookmarkStart w:id="29" w:name="_Toc231198541"/>
+      <w:bookmarkStart w:id="29" w:name="_Toc236711990"/>
       <w:r>
         <w:rPr>
           <w:rFonts w:hint="eastAsia"/>
@@ -10512,6 +10731,7 @@
     </w:p>
     <w:p>
       <w:r>
+        <w:lastRenderedPageBreak/>
         <w:t>Path: /vendor-master/vendors/{vendorId}</w:t>
       </w:r>
     </w:p>
@@ -10535,7 +10755,7 @@
           <w:rFonts w:hint="eastAsia"/>
         </w:rPr>
       </w:pPr>
-      <w:bookmarkStart w:id="30" w:name="_Toc231198542"/>
+      <w:bookmarkStart w:id="30" w:name="_Toc236711991"/>
       <w:r>
         <w:rPr>
           <w:rFonts w:hint="eastAsia"/>
@@ -10567,6 +10787,7 @@
       </w:tblGrid>
       <w:tr>
         <w:trPr>
+          <w:cantSplit/>
           <w:tblHeader/>
         </w:trPr>
         <w:tc>
@@ -10670,6 +10891,9 @@
         </w:tc>
       </w:tr>
       <w:tr>
+        <w:trPr>
+          <w:cantSplit/>
+        </w:trPr>
         <w:tc>
           <w:tcPr>
             <w:tcW w:w="1000" w:type="pct"/>
@@ -10733,7 +10957,7 @@
           <w:rFonts w:hint="eastAsia"/>
         </w:rPr>
       </w:pPr>
-      <w:bookmarkStart w:id="31" w:name="_Toc231198543"/>
+      <w:bookmarkStart w:id="31" w:name="_Toc236711992"/>
       <w:r>
         <w:rPr>
           <w:rFonts w:hint="eastAsia"/>
@@ -10764,6 +10988,7 @@
       </w:tblGrid>
       <w:tr>
         <w:trPr>
+          <w:cantSplit/>
           <w:tblHeader/>
         </w:trPr>
         <w:tc>
@@ -10848,6 +11073,9 @@
         </w:tc>
       </w:tr>
       <w:tr>
+        <w:trPr>
+          <w:cantSplit/>
+        </w:trPr>
         <w:tc>
           <w:tcPr>
             <w:tcW w:w="1250" w:type="pct"/>
@@ -10893,6 +11121,9 @@
         </w:tc>
       </w:tr>
       <w:tr>
+        <w:trPr>
+          <w:cantSplit/>
+        </w:trPr>
         <w:tc>
           <w:tcPr>
             <w:tcW w:w="1250" w:type="pct"/>
@@ -10938,6 +11169,9 @@
         </w:tc>
       </w:tr>
       <w:tr>
+        <w:trPr>
+          <w:cantSplit/>
+        </w:trPr>
         <w:tc>
           <w:tcPr>
             <w:tcW w:w="1250" w:type="pct"/>
@@ -10983,6 +11217,9 @@
         </w:tc>
       </w:tr>
       <w:tr>
+        <w:trPr>
+          <w:cantSplit/>
+        </w:trPr>
         <w:tc>
           <w:tcPr>
             <w:tcW w:w="1250" w:type="pct"/>
@@ -11028,6 +11265,9 @@
         </w:tc>
       </w:tr>
       <w:tr>
+        <w:trPr>
+          <w:cantSplit/>
+        </w:trPr>
         <w:tc>
           <w:tcPr>
             <w:tcW w:w="1250" w:type="pct"/>
@@ -11073,6 +11313,9 @@
         </w:tc>
       </w:tr>
       <w:tr>
+        <w:trPr>
+          <w:cantSplit/>
+        </w:trPr>
         <w:tc>
           <w:tcPr>
             <w:tcW w:w="1250" w:type="pct"/>
@@ -11118,6 +11361,9 @@
         </w:tc>
       </w:tr>
       <w:tr>
+        <w:trPr>
+          <w:cantSplit/>
+        </w:trPr>
         <w:tc>
           <w:tcPr>
             <w:tcW w:w="1250" w:type="pct"/>
@@ -11163,6 +11409,9 @@
         </w:tc>
       </w:tr>
       <w:tr>
+        <w:trPr>
+          <w:cantSplit/>
+        </w:trPr>
         <w:tc>
           <w:tcPr>
             <w:tcW w:w="1250" w:type="pct"/>
@@ -11208,13 +11457,15 @@
         </w:tc>
       </w:tr>
       <w:tr>
-        <w:tc>
-          <w:tcPr>
-            <w:tcW w:w="1250" w:type="pct"/>
-          </w:tcPr>
-          <w:p>
-            <w:r>
-              <w:lastRenderedPageBreak/>
+        <w:trPr>
+          <w:cantSplit/>
+        </w:trPr>
+        <w:tc>
+          <w:tcPr>
+            <w:tcW w:w="1250" w:type="pct"/>
+          </w:tcPr>
+          <w:p>
+            <w:r>
               <w:t>email</w:t>
             </w:r>
           </w:p>
@@ -11254,6 +11505,9 @@
         </w:tc>
       </w:tr>
       <w:tr>
+        <w:trPr>
+          <w:cantSplit/>
+        </w:trPr>
         <w:tc>
           <w:tcPr>
             <w:tcW w:w="1250" w:type="pct"/>
@@ -11324,7 +11578,7 @@
         <w:rPr>
           <w:rFonts w:hint="eastAsia"/>
         </w:rPr>
-        <w:t>認可条件: 共有システム管理者アカウント（`users.account_type='SYSTEM_ADMIN'`）の場合は、Bearer トークン上の作業対象施設が未削除であることを確認し、通常アカウント向けの担当施設割当・施設提供設定・ユーザー施設別設定による `vendor_master_edit` 判定をバイパスする</w:t>
+        <w:t>認可条件: 共有システム管理者アカウント（users.account_type='SYSTEM_ADMIN'）の場合は、Bearer トークン上の作業対象施設が未削除であることを確認し、通常アカウント向けの担当施設割当・施設提供設定・ユーザー施設別設定による vendor_master_edit 判定をバイパスする</w:t>
       </w:r>
     </w:p>
     <w:p>
@@ -11337,7 +11591,7 @@
         <w:rPr>
           <w:rFonts w:hint="eastAsia"/>
         </w:rPr>
-        <w:t>認可条件: 通常アカウントの場合、Bearer トークン上の作業対象施設について `user_facility_assignments` に有効割当があること</w:t>
+        <w:t>認可条件: 通常アカウントの場合、Bearer トークン上の作業対象施設について user_facility_assignments に有効割当があること</w:t>
       </w:r>
     </w:p>
     <w:p>
@@ -11350,7 +11604,7 @@
         <w:rPr>
           <w:rFonts w:hint="eastAsia"/>
         </w:rPr>
-        <w:t>認可条件: 通常アカウントの場合、Bearer トークン上の作業対象施設について `facility_feature_settings` と `user_facility_feature_settings` の両方で `vendor_master_edit` が有効であること</w:t>
+        <w:t>認可条件: 通常アカウントの場合、Bearer トークン上の作業対象施設について facility_feature_settings と user_facility_feature_settings の両方で vendor_master_edit が有効であること</w:t>
       </w:r>
     </w:p>
     <w:p>
@@ -11364,6 +11618,7 @@
         <w:rPr>
           <w:rFonts w:hint="eastAsia"/>
         </w:rPr>
+        <w:lastRenderedPageBreak/>
         <w:t>処理仕様</w:t>
       </w:r>
     </w:p>
@@ -11390,7 +11645,7 @@
         <w:rPr>
           <w:rFonts w:hint="eastAsia"/>
         </w:rPr>
-        <w:t>対象の `vendors` が `deleted_at IS NULL` で存在することを確認する</w:t>
+        <w:t>対象の vendors が deleted_at IS NULL で存在することを確認する</w:t>
       </w:r>
     </w:p>
     <w:p>
@@ -11403,7 +11658,7 @@
         <w:rPr>
           <w:rFonts w:hint="eastAsia"/>
         </w:rPr>
-        <w:t>リクエストボディの `facilityId` は `facilities.deleted_at IS NULL` の未削除施設IDであることを検証する</w:t>
+        <w:t>リクエストボディの facilityId は facilities.deleted_at IS NULL の未削除施設IDであることを検証する</w:t>
       </w:r>
     </w:p>
     <w:p>
@@ -11416,7 +11671,7 @@
         <w:rPr>
           <w:rFonts w:hint="eastAsia"/>
         </w:rPr>
-        <w:t>指定IDの `vendors` を更新し、`updated_at` を現在時刻に更新する</w:t>
+        <w:t>指定IDの vendors を更新し、updated_at を現在時刻に更新する</w:t>
       </w:r>
     </w:p>
     <w:p>
@@ -11426,7 +11681,7 @@
           <w:rFonts w:hint="eastAsia"/>
         </w:rPr>
       </w:pPr>
-      <w:bookmarkStart w:id="32" w:name="_Toc231198544"/>
+      <w:bookmarkStart w:id="32" w:name="_Toc236711993"/>
       <w:r>
         <w:rPr>
           <w:rFonts w:hint="eastAsia"/>
@@ -11457,6 +11712,7 @@
       </w:tblGrid>
       <w:tr>
         <w:trPr>
+          <w:cantSplit/>
           <w:tblHeader/>
         </w:trPr>
         <w:tc>
@@ -11541,6 +11797,9 @@
         </w:tc>
       </w:tr>
       <w:tr>
+        <w:trPr>
+          <w:cantSplit/>
+        </w:trPr>
         <w:tc>
           <w:tcPr>
             <w:tcW w:w="1250" w:type="pct"/>
@@ -11623,6 +11882,7 @@
       </w:tblGrid>
       <w:tr>
         <w:trPr>
+          <w:cantSplit/>
           <w:tblHeader/>
         </w:trPr>
         <w:tc>
@@ -11707,6 +11967,9 @@
         </w:tc>
       </w:tr>
       <w:tr>
+        <w:trPr>
+          <w:cantSplit/>
+        </w:trPr>
         <w:tc>
           <w:tcPr>
             <w:tcW w:w="1250" w:type="pct"/>
@@ -11752,6 +12015,9 @@
         </w:tc>
       </w:tr>
       <w:tr>
+        <w:trPr>
+          <w:cantSplit/>
+        </w:trPr>
         <w:tc>
           <w:tcPr>
             <w:tcW w:w="1250" w:type="pct"/>
@@ -11797,6 +12063,9 @@
         </w:tc>
       </w:tr>
       <w:tr>
+        <w:trPr>
+          <w:cantSplit/>
+        </w:trPr>
         <w:tc>
           <w:tcPr>
             <w:tcW w:w="1250" w:type="pct"/>
@@ -11842,6 +12111,9 @@
         </w:tc>
       </w:tr>
       <w:tr>
+        <w:trPr>
+          <w:cantSplit/>
+        </w:trPr>
         <w:tc>
           <w:tcPr>
             <w:tcW w:w="1250" w:type="pct"/>
@@ -11887,13 +12159,15 @@
         </w:tc>
       </w:tr>
       <w:tr>
-        <w:tc>
-          <w:tcPr>
-            <w:tcW w:w="1250" w:type="pct"/>
-          </w:tcPr>
-          <w:p>
-            <w:r>
-              <w:lastRenderedPageBreak/>
+        <w:trPr>
+          <w:cantSplit/>
+        </w:trPr>
+        <w:tc>
+          <w:tcPr>
+            <w:tcW w:w="1250" w:type="pct"/>
+          </w:tcPr>
+          <w:p>
+            <w:r>
               <w:t>vendorName</w:t>
             </w:r>
           </w:p>
@@ -11933,6 +12207,9 @@
         </w:tc>
       </w:tr>
       <w:tr>
+        <w:trPr>
+          <w:cantSplit/>
+        </w:trPr>
         <w:tc>
           <w:tcPr>
             <w:tcW w:w="1250" w:type="pct"/>
@@ -11978,6 +12255,9 @@
         </w:tc>
       </w:tr>
       <w:tr>
+        <w:trPr>
+          <w:cantSplit/>
+        </w:trPr>
         <w:tc>
           <w:tcPr>
             <w:tcW w:w="1250" w:type="pct"/>
@@ -12023,6 +12303,9 @@
         </w:tc>
       </w:tr>
       <w:tr>
+        <w:trPr>
+          <w:cantSplit/>
+        </w:trPr>
         <w:tc>
           <w:tcPr>
             <w:tcW w:w="1250" w:type="pct"/>
@@ -12068,6 +12351,9 @@
         </w:tc>
       </w:tr>
       <w:tr>
+        <w:trPr>
+          <w:cantSplit/>
+        </w:trPr>
         <w:tc>
           <w:tcPr>
             <w:tcW w:w="1250" w:type="pct"/>
@@ -12113,6 +12399,9 @@
         </w:tc>
       </w:tr>
       <w:tr>
+        <w:trPr>
+          <w:cantSplit/>
+        </w:trPr>
         <w:tc>
           <w:tcPr>
             <w:tcW w:w="1250" w:type="pct"/>
@@ -12158,6 +12447,9 @@
         </w:tc>
       </w:tr>
       <w:tr>
+        <w:trPr>
+          <w:cantSplit/>
+        </w:trPr>
         <w:tc>
           <w:tcPr>
             <w:tcW w:w="1250" w:type="pct"/>
@@ -12203,6 +12495,9 @@
         </w:tc>
       </w:tr>
       <w:tr>
+        <w:trPr>
+          <w:cantSplit/>
+        </w:trPr>
         <w:tc>
           <w:tcPr>
             <w:tcW w:w="1250" w:type="pct"/>
@@ -12256,7 +12551,7 @@
           <w:rFonts w:hint="eastAsia"/>
         </w:rPr>
       </w:pPr>
-      <w:bookmarkStart w:id="33" w:name="_Toc231198545"/>
+      <w:bookmarkStart w:id="33" w:name="_Toc236711994"/>
       <w:r>
         <w:rPr>
           <w:rFonts w:hint="eastAsia"/>
@@ -12286,6 +12581,7 @@
       </w:tblGrid>
       <w:tr>
         <w:trPr>
+          <w:cantSplit/>
           <w:tblHeader/>
         </w:trPr>
         <w:tc>
@@ -12349,6 +12645,9 @@
         </w:tc>
       </w:tr>
       <w:tr>
+        <w:trPr>
+          <w:cantSplit/>
+        </w:trPr>
         <w:tc>
           <w:tcPr>
             <w:tcW w:w="1666" w:type="pct"/>
@@ -12384,6 +12683,9 @@
         </w:tc>
       </w:tr>
       <w:tr>
+        <w:trPr>
+          <w:cantSplit/>
+        </w:trPr>
         <w:tc>
           <w:tcPr>
             <w:tcW w:w="1666" w:type="pct"/>
@@ -12419,6 +12721,9 @@
         </w:tc>
       </w:tr>
       <w:tr>
+        <w:trPr>
+          <w:cantSplit/>
+        </w:trPr>
         <w:tc>
           <w:tcPr>
             <w:tcW w:w="1666" w:type="pct"/>
@@ -12454,12 +12759,16 @@
         </w:tc>
       </w:tr>
       <w:tr>
+        <w:trPr>
+          <w:cantSplit/>
+        </w:trPr>
         <w:tc>
           <w:tcPr>
             <w:tcW w:w="1666" w:type="pct"/>
           </w:tcPr>
           <w:p>
             <w:r>
+              <w:lastRenderedPageBreak/>
               <w:t>403</w:t>
             </w:r>
           </w:p>
@@ -12473,7 +12782,7 @@
               <w:rPr>
                 <w:rFonts w:hint="eastAsia"/>
               </w:rPr>
-              <w:t>通常アカウントで作業対象施設に対する実効 `vendor_master_edit` なし</w:t>
+              <w:t>通常アカウントで作業対象施設に対する実効 vendor_master_edit なし</w:t>
             </w:r>
           </w:p>
         </w:tc>
@@ -12489,6 +12798,9 @@
         </w:tc>
       </w:tr>
       <w:tr>
+        <w:trPr>
+          <w:cantSplit/>
+        </w:trPr>
         <w:tc>
           <w:tcPr>
             <w:tcW w:w="1666" w:type="pct"/>
@@ -12524,6 +12836,9 @@
         </w:tc>
       </w:tr>
       <w:tr>
+        <w:trPr>
+          <w:cantSplit/>
+        </w:trPr>
         <w:tc>
           <w:tcPr>
             <w:tcW w:w="1666" w:type="pct"/>
@@ -12567,7 +12882,7 @@
           <w:rFonts w:hint="eastAsia"/>
         </w:rPr>
       </w:pPr>
-      <w:bookmarkStart w:id="34" w:name="_Toc231198546"/>
+      <w:bookmarkStart w:id="34" w:name="_Toc236711995"/>
       <w:r>
         <w:rPr>
           <w:rFonts w:hint="eastAsia"/>
@@ -12633,12 +12948,11 @@
           <w:rFonts w:hint="eastAsia"/>
         </w:rPr>
       </w:pPr>
-      <w:bookmarkStart w:id="35" w:name="_Toc231198547"/>
+      <w:bookmarkStart w:id="35" w:name="_Toc236711996"/>
       <w:r>
         <w:rPr>
           <w:rFonts w:hint="eastAsia"/>
         </w:rPr>
-        <w:lastRenderedPageBreak/>
         <w:t>リクエストパラメータ</w:t>
       </w:r>
       <w:bookmarkEnd w:id="35"/>
@@ -12666,6 +12980,7 @@
       </w:tblGrid>
       <w:tr>
         <w:trPr>
+          <w:cantSplit/>
           <w:tblHeader/>
         </w:trPr>
         <w:tc>
@@ -12769,6 +13084,9 @@
         </w:tc>
       </w:tr>
       <w:tr>
+        <w:trPr>
+          <w:cantSplit/>
+        </w:trPr>
         <w:tc>
           <w:tcPr>
             <w:tcW w:w="1000" w:type="pct"/>
@@ -12849,7 +13167,7 @@
         <w:rPr>
           <w:rFonts w:hint="eastAsia"/>
         </w:rPr>
-        <w:t>認可条件: 共有システム管理者アカウント（`users.account_type='SYSTEM_ADMIN'`）の場合は、Bearer トークン上の作業対象施設が未削除であることを確認し、通常アカウント向けの担当施設割当・施設提供設定・ユーザー施設別設定による `vendor_master_edit` 判定をバイパスする</w:t>
+        <w:t>認可条件: 共有システム管理者アカウント（users.account_type='SYSTEM_ADMIN'）の場合は、Bearer トークン上の作業対象施設が未削除であることを確認し、通常アカウント向けの担当施設割当・施設提供設定・ユーザー施設別設定による vendor_master_edit 判定をバイパスする</w:t>
       </w:r>
     </w:p>
     <w:p>
@@ -12862,7 +13180,7 @@
         <w:rPr>
           <w:rFonts w:hint="eastAsia"/>
         </w:rPr>
-        <w:t>認可条件: 通常アカウントの場合、Bearer トークン上の作業対象施設について `user_facility_assignments` に有効割当があること</w:t>
+        <w:t>認可条件: 通常アカウントの場合、Bearer トークン上の作業対象施設について user_facility_assignments に有効割当があること</w:t>
       </w:r>
     </w:p>
     <w:p>
@@ -12875,7 +13193,7 @@
         <w:rPr>
           <w:rFonts w:hint="eastAsia"/>
         </w:rPr>
-        <w:t>認可条件: 通常アカウントの場合、Bearer トークン上の作業対象施設について `facility_feature_settings` と `user_facility_feature_settings` の両方で `vendor_master_edit` が有効であること</w:t>
+        <w:t>認可条件: 通常アカウントの場合、Bearer トークン上の作業対象施設について facility_feature_settings と user_facility_feature_settings の両方で vendor_master_edit が有効であること</w:t>
       </w:r>
     </w:p>
     <w:p>
@@ -12889,6 +13207,7 @@
         <w:rPr>
           <w:rFonts w:hint="eastAsia"/>
         </w:rPr>
+        <w:lastRenderedPageBreak/>
         <w:t>処理仕様</w:t>
       </w:r>
     </w:p>
@@ -12915,7 +13234,7 @@
         <w:rPr>
           <w:rFonts w:hint="eastAsia"/>
         </w:rPr>
-        <w:t>対象の `vendors` が `deleted_at IS NULL` で存在することを確認する</w:t>
+        <w:t>対象の vendors が deleted_at IS NULL で存在することを確認する</w:t>
       </w:r>
     </w:p>
     <w:p>
@@ -12928,7 +13247,7 @@
         <w:rPr>
           <w:rFonts w:hint="eastAsia"/>
         </w:rPr>
-        <w:t>物理削除は行わず、`deleted_at` と `updated_at` を現在時刻に更新する</w:t>
+        <w:t>物理削除は行わず、deleted_at と updated_at を現在時刻に更新する</w:t>
       </w:r>
     </w:p>
     <w:p>
@@ -12951,7 +13270,7 @@
           <w:rFonts w:hint="eastAsia"/>
         </w:rPr>
       </w:pPr>
-      <w:bookmarkStart w:id="36" w:name="_Toc231198548"/>
+      <w:bookmarkStart w:id="36" w:name="_Toc236711997"/>
       <w:r>
         <w:rPr>
           <w:rFonts w:hint="eastAsia"/>
@@ -12980,7 +13299,7 @@
           <w:rFonts w:hint="eastAsia"/>
         </w:rPr>
       </w:pPr>
-      <w:bookmarkStart w:id="37" w:name="_Toc231198549"/>
+      <w:bookmarkStart w:id="37" w:name="_Toc236711998"/>
       <w:r>
         <w:rPr>
           <w:rFonts w:hint="eastAsia"/>
@@ -13010,6 +13329,7 @@
       </w:tblGrid>
       <w:tr>
         <w:trPr>
+          <w:cantSplit/>
           <w:tblHeader/>
         </w:trPr>
         <w:tc>
@@ -13073,6 +13393,9 @@
         </w:tc>
       </w:tr>
       <w:tr>
+        <w:trPr>
+          <w:cantSplit/>
+        </w:trPr>
         <w:tc>
           <w:tcPr>
             <w:tcW w:w="1666" w:type="pct"/>
@@ -13108,6 +13431,9 @@
         </w:tc>
       </w:tr>
       <w:tr>
+        <w:trPr>
+          <w:cantSplit/>
+        </w:trPr>
         <w:tc>
           <w:tcPr>
             <w:tcW w:w="1666" w:type="pct"/>
@@ -13143,6 +13469,9 @@
         </w:tc>
       </w:tr>
       <w:tr>
+        <w:trPr>
+          <w:cantSplit/>
+        </w:trPr>
         <w:tc>
           <w:tcPr>
             <w:tcW w:w="1666" w:type="pct"/>
@@ -13162,7 +13491,7 @@
               <w:rPr>
                 <w:rFonts w:hint="eastAsia"/>
               </w:rPr>
-              <w:t>通常アカウントで作業対象施設に対する実効 `vendor_master_edit` なし</w:t>
+              <w:t>通常アカウントで作業対象施設に対する実効 vendor_master_edit なし</w:t>
             </w:r>
           </w:p>
         </w:tc>
@@ -13178,13 +13507,15 @@
         </w:tc>
       </w:tr>
       <w:tr>
+        <w:trPr>
+          <w:cantSplit/>
+        </w:trPr>
         <w:tc>
           <w:tcPr>
             <w:tcW w:w="1666" w:type="pct"/>
           </w:tcPr>
           <w:p>
             <w:r>
-              <w:lastRenderedPageBreak/>
               <w:t>404</w:t>
             </w:r>
           </w:p>
@@ -13214,6 +13545,9 @@
         </w:tc>
       </w:tr>
       <w:tr>
+        <w:trPr>
+          <w:cantSplit/>
+        </w:trPr>
         <w:tc>
           <w:tcPr>
             <w:tcW w:w="1666" w:type="pct"/>
@@ -13257,7 +13591,7 @@
           <w:rFonts w:hint="eastAsia"/>
         </w:rPr>
       </w:pPr>
-      <w:bookmarkStart w:id="38" w:name="_Toc231198550"/>
+      <w:bookmarkStart w:id="38" w:name="_Toc236711999"/>
       <w:r>
         <w:rPr>
           <w:rFonts w:hint="eastAsia"/>
@@ -13273,7 +13607,7 @@
           <w:rFonts w:hint="eastAsia"/>
         </w:rPr>
       </w:pPr>
-      <w:bookmarkStart w:id="39" w:name="_Toc231198551"/>
+      <w:bookmarkStart w:id="39" w:name="_Toc236712000"/>
       <w:r>
         <w:rPr>
           <w:rFonts w:hint="eastAsia"/>
@@ -13304,6 +13638,7 @@
       </w:tblGrid>
       <w:tr>
         <w:trPr>
+          <w:cantSplit/>
           <w:tblHeader/>
         </w:trPr>
         <w:tc>
@@ -13388,6 +13723,9 @@
         </w:tc>
       </w:tr>
       <w:tr>
+        <w:trPr>
+          <w:cantSplit/>
+        </w:trPr>
         <w:tc>
           <w:tcPr>
             <w:tcW w:w="1250" w:type="pct"/>
@@ -13407,20 +13745,20 @@
           </w:tcPr>
           <w:p>
             <w:r>
-              <w:t>`vendor_master_list`</w:t>
-            </w:r>
-          </w:p>
-        </w:tc>
-        <w:tc>
-          <w:tcPr>
-            <w:tcW w:w="1250" w:type="pct"/>
-          </w:tcPr>
-          <w:p>
-            <w:r>
-              <w:rPr>
-                <w:rFonts w:hint="eastAsia"/>
-              </w:rPr>
-              <w:t>通常アカウントは作業対象施設に対して実効 `vendor_master_list` を持つこと。共有システム管理者は作業対象施設が未削除であれば許可</w:t>
+              <w:t>vendor_master_list</w:t>
+            </w:r>
+          </w:p>
+        </w:tc>
+        <w:tc>
+          <w:tcPr>
+            <w:tcW w:w="1250" w:type="pct"/>
+          </w:tcPr>
+          <w:p>
+            <w:r>
+              <w:rPr>
+                <w:rFonts w:hint="eastAsia"/>
+              </w:rPr>
+              <w:t>通常アカウントは作業対象施設に対して実効 vendor_master_list を持つこと。共有システム管理者は作業対象施設が未削除であれば許可</w:t>
             </w:r>
           </w:p>
         </w:tc>
@@ -13439,15 +13777,19 @@
         </w:tc>
       </w:tr>
       <w:tr>
-        <w:tc>
-          <w:tcPr>
-            <w:tcW w:w="1250" w:type="pct"/>
-          </w:tcPr>
-          <w:p>
-            <w:r>
-              <w:rPr>
-                <w:rFonts w:hint="eastAsia"/>
-              </w:rPr>
+        <w:trPr>
+          <w:cantSplit/>
+        </w:trPr>
+        <w:tc>
+          <w:tcPr>
+            <w:tcW w:w="1250" w:type="pct"/>
+          </w:tcPr>
+          <w:p>
+            <w:r>
+              <w:rPr>
+                <w:rFonts w:hint="eastAsia"/>
+              </w:rPr>
+              <w:lastRenderedPageBreak/>
               <w:t>業者新規作成 / 更新 / 削除</w:t>
             </w:r>
           </w:p>
@@ -13458,20 +13800,20 @@
           </w:tcPr>
           <w:p>
             <w:r>
-              <w:t>`vendor_master_edit`</w:t>
-            </w:r>
-          </w:p>
-        </w:tc>
-        <w:tc>
-          <w:tcPr>
-            <w:tcW w:w="1250" w:type="pct"/>
-          </w:tcPr>
-          <w:p>
-            <w:r>
-              <w:rPr>
-                <w:rFonts w:hint="eastAsia"/>
-              </w:rPr>
-              <w:t>通常アカウントは作業対象施設に対して実効 `vendor_master_edit` を持つこと。共有システム管理者は作業対象施設が未削除であれば許可</w:t>
+              <w:t>vendor_master_edit</w:t>
+            </w:r>
+          </w:p>
+        </w:tc>
+        <w:tc>
+          <w:tcPr>
+            <w:tcW w:w="1250" w:type="pct"/>
+          </w:tcPr>
+          <w:p>
+            <w:r>
+              <w:rPr>
+                <w:rFonts w:hint="eastAsia"/>
+              </w:rPr>
+              <w:t>通常アカウントは作業対象施設に対して実効 vendor_master_edit を持つこと。共有システム管理者は作業対象施設が未削除であれば許可</w:t>
             </w:r>
           </w:p>
         </w:tc>
@@ -13498,7 +13840,7 @@
           <w:rFonts w:hint="eastAsia"/>
         </w:rPr>
       </w:pPr>
-      <w:bookmarkStart w:id="40" w:name="_Toc231198552"/>
+      <w:bookmarkStart w:id="40" w:name="_Toc236712001"/>
       <w:r>
         <w:rPr>
           <w:rFonts w:hint="eastAsia"/>
@@ -13523,7 +13865,7 @@
         <w:rPr>
           <w:rFonts w:hint="eastAsia"/>
         </w:rPr>
-        <w:t>`facility_id` は `facilities.deleted_at IS NULL` の未削除施設IDを参照する</w:t>
+        <w:t>facility_id は facilities.deleted_at IS NULL の未削除施設IDを参照する</w:t>
       </w:r>
     </w:p>
     <w:p>
@@ -13542,7 +13884,7 @@
         <w:rPr>
           <w:rFonts w:hint="eastAsia"/>
         </w:rPr>
-        <w:t>一覧取得は `vendors.deleted_at IS NULL` かつ `facilities.deleted_at IS NULL` のみを返却する</w:t>
+        <w:t>一覧取得は vendors.deleted_at IS NULL かつ facilities.deleted_at IS NULL のみを返却する</w:t>
       </w:r>
     </w:p>
     <w:p>
@@ -13590,12 +13932,11 @@
           <w:rFonts w:hint="eastAsia"/>
         </w:rPr>
       </w:pPr>
-      <w:bookmarkStart w:id="41" w:name="_Toc231198553"/>
+      <w:bookmarkStart w:id="41" w:name="_Toc236712002"/>
       <w:r>
         <w:rPr>
           <w:rFonts w:hint="eastAsia"/>
         </w:rPr>
-        <w:lastRenderedPageBreak/>
         <w:t>実装前提</w:t>
       </w:r>
       <w:bookmarkEnd w:id="41"/>
@@ -13616,7 +13957,7 @@
         <w:rPr>
           <w:rFonts w:hint="eastAsia"/>
         </w:rPr>
-        <w:t>画面の表示制御は `/auth/context` の `vendor_master_list` / `vendor_master_edit` を参照して行い、一覧表示、新規作成ボタン、編集ボタン、削除ボタンを同じ `feature_code` で出し分ける。共有システム管理者アカウントでは作業対象施設が未削除であれば両 `feature_code` を有効扱いにする</w:t>
+        <w:t>画面の表示制御は /auth/context の vendor_master_list / vendor_master_edit を参照して行い、一覧表示、新規作成ボタン、編集ボタン、削除ボタンを同じ feature_code で出し分ける。共有システム管理者アカウントでは作業対象施設が未削除であれば両 feature_code を有効扱いにする</w:t>
       </w:r>
     </w:p>
     <w:p>
@@ -13664,7 +14005,7 @@
           <w:rFonts w:hint="eastAsia"/>
         </w:rPr>
       </w:pPr>
-      <w:bookmarkStart w:id="42" w:name="_Toc231198554"/>
+      <w:bookmarkStart w:id="42" w:name="_Toc236712003"/>
       <w:r>
         <w:rPr>
           <w:rFonts w:hint="eastAsia"/>
@@ -13694,6 +14035,7 @@
       </w:tblGrid>
       <w:tr>
         <w:trPr>
+          <w:cantSplit/>
           <w:tblHeader/>
         </w:trPr>
         <w:tc>
@@ -13757,6 +14099,9 @@
         </w:tc>
       </w:tr>
       <w:tr>
+        <w:trPr>
+          <w:cantSplit/>
+        </w:trPr>
         <w:tc>
           <w:tcPr>
             <w:tcW w:w="1666" w:type="pct"/>
@@ -13792,6 +14137,9 @@
         </w:tc>
       </w:tr>
       <w:tr>
+        <w:trPr>
+          <w:cantSplit/>
+        </w:trPr>
         <w:tc>
           <w:tcPr>
             <w:tcW w:w="1666" w:type="pct"/>
@@ -13827,12 +14175,16 @@
         </w:tc>
       </w:tr>
       <w:tr>
+        <w:trPr>
+          <w:cantSplit/>
+        </w:trPr>
         <w:tc>
           <w:tcPr>
             <w:tcW w:w="1666" w:type="pct"/>
           </w:tcPr>
           <w:p>
             <w:r>
+              <w:lastRenderedPageBreak/>
               <w:t>AUTH_403_VENDOR_MASTER_LIST_DENIED</w:t>
             </w:r>
           </w:p>
@@ -13856,12 +14208,15 @@
               <w:rPr>
                 <w:rFonts w:hint="eastAsia"/>
               </w:rPr>
-              <w:t>通常アカウントで作業対象施設に対する実効 `vendor_master_list` がない。共有システム管理者では作業対象施設が未削除であれば通常権限判定をバイパスする</w:t>
+              <w:t>通常アカウントで作業対象施設に対する実効 vendor_master_list がない。共有システム管理者では作業対象施設が未削除であれば通常権限判定をバイパスする</w:t>
             </w:r>
           </w:p>
         </w:tc>
       </w:tr>
       <w:tr>
+        <w:trPr>
+          <w:cantSplit/>
+        </w:trPr>
         <w:tc>
           <w:tcPr>
             <w:tcW w:w="1666" w:type="pct"/>
@@ -13891,12 +14246,15 @@
               <w:rPr>
                 <w:rFonts w:hint="eastAsia"/>
               </w:rPr>
-              <w:t>通常アカウントで作業対象施設に対する実効 `vendor_master_edit` がない。共有システム管理者では作業対象施設が未削除であれば通常権限判定をバイパスする</w:t>
+              <w:t>通常アカウントで作業対象施設に対する実効 vendor_master_edit がない。共有システム管理者では作業対象施設が未削除であれば通常権限判定をバイパスする</w:t>
             </w:r>
           </w:p>
         </w:tc>
       </w:tr>
       <w:tr>
+        <w:trPr>
+          <w:cantSplit/>
+        </w:trPr>
         <w:tc>
           <w:tcPr>
             <w:tcW w:w="1666" w:type="pct"/>
@@ -13932,6 +14290,9 @@
         </w:tc>
       </w:tr>
       <w:tr>
+        <w:trPr>
+          <w:cantSplit/>
+        </w:trPr>
         <w:tc>
           <w:tcPr>
             <w:tcW w:w="1666" w:type="pct"/>
@@ -13967,6 +14328,9 @@
         </w:tc>
       </w:tr>
       <w:tr>
+        <w:trPr>
+          <w:cantSplit/>
+        </w:trPr>
         <w:tc>
           <w:tcPr>
             <w:tcW w:w="1666" w:type="pct"/>
@@ -14010,12 +14374,11 @@
           <w:rFonts w:hint="eastAsia"/>
         </w:rPr>
       </w:pPr>
-      <w:bookmarkStart w:id="43" w:name="_Toc231198555"/>
+      <w:bookmarkStart w:id="43" w:name="_Toc236712004"/>
       <w:r>
         <w:rPr>
           <w:rFonts w:hint="eastAsia"/>
         </w:rPr>
-        <w:lastRenderedPageBreak/>
         <w:t>第8章 運用・保守方針</w:t>
       </w:r>
       <w:bookmarkEnd w:id="43"/>
@@ -14027,7 +14390,7 @@
           <w:rFonts w:hint="eastAsia"/>
         </w:rPr>
       </w:pPr>
-      <w:bookmarkStart w:id="44" w:name="_Toc231198556"/>
+      <w:bookmarkStart w:id="44" w:name="_Toc236712005"/>
       <w:r>
         <w:rPr>
           <w:rFonts w:hint="eastAsia"/>
@@ -14071,7 +14434,7 @@
         <w:rPr>
           <w:rFonts w:hint="eastAsia"/>
         </w:rPr>
-        <w:t>担当施設名は `facilities` から解決する</w:t>
+        <w:t>担当施設名は facilities から解決する</w:t>
       </w:r>
     </w:p>
     <w:p>
@@ -14100,7 +14463,7 @@
           <w:rFonts w:hint="eastAsia"/>
         </w:rPr>
       </w:pPr>
-      <w:bookmarkStart w:id="45" w:name="_Toc231198557"/>
+      <w:bookmarkStart w:id="45" w:name="_Toc236712006"/>
       <w:r>
         <w:rPr>
           <w:rFonts w:hint="eastAsia"/>
@@ -14125,7 +14488,7 @@
         <w:rPr>
           <w:rFonts w:hint="eastAsia"/>
         </w:rPr>
-        <w:t>共通業者マスタ運用へ変更する場合は `facility_id` の必須性と画面入力項目を再整理する</w:t>
+        <w:t>共通業者マスタ運用へ変更する場合は facility_id の必須性と画面入力項目を再整理する</w:t>
       </w:r>
     </w:p>
     <w:p>
@@ -14147,7 +14510,6 @@
         <w:t>検索件数が増加した場合はページングや並び順指定の追加を検討する</w:t>
       </w:r>
     </w:p>
-    <w:p/>
     <w:sectPr>
       <w:pgSz w:w="11909" w:h="16834"/>
       <w:pgMar w:top="1440" w:right="1440" w:bottom="1440" w:left="1440" w:header="720" w:footer="720" w:gutter="0"/>
@@ -14161,7 +14523,7 @@
 </file>
 
 <file path=word/endnotes.xml><?xml version="1.0" encoding="utf-8"?>
-<w:endnotes xmlns:wpc="http://schemas.microsoft.com/office/word/2010/wordprocessingCanvas" xmlns:cx="http://schemas.microsoft.com/office/drawing/2014/chartex" xmlns:cx1="http://schemas.microsoft.com/office/drawing/2015/9/8/chartex" xmlns:cx2="http://schemas.microsoft.com/office/drawing/2015/10/21/chartex" xmlns:cx3="http://schemas.microsoft.com/office/drawing/2016/5/9/chartex" xmlns:cx4="http://schemas.microsoft.com/office/drawing/2016/5/10/chartex" xmlns:cx5="http://schemas.microsoft.com/office/drawing/2016/5/11/chartex" xmlns:cx6="http://schemas.microsoft.com/office/drawing/2016/5/12/chartex" xmlns:cx7="http://schemas.microsoft.com/office/drawing/2016/5/13/chartex" xmlns:cx8="http://schemas.microsoft.com/office/drawing/2016/5/14/chartex" xmlns:mc="http://schemas.openxmlformats.org/markup-compatibility/2006" xmlns:aink="http://schemas.microsoft.com/office/drawing/2016/ink" xmlns:am3d="http://schemas.microsoft.com/office/drawing/2017/model3d" xmlns:o="urn:schemas-microsoft-com:office:office" xmlns:oel="http://schemas.microsoft.com/office/2019/extlst" xmlns:r="http://schemas.openxmlformats.org/officeDocument/2006/relationships" xmlns:m="http://schemas.openxmlformats.org/officeDocument/2006/math" xmlns:v="urn:schemas-microsoft-com:vml" xmlns:wp14="http://schemas.microsoft.com/office/word/2010/wordprocessingDrawing" xmlns:wp="http://schemas.openxmlformats.org/drawingml/2006/wordprocessingDrawing" xmlns:w10="urn:schemas-microsoft-com:office:word" xmlns:w="http://schemas.openxmlformats.org/wordprocessingml/2006/main" xmlns:w14="http://schemas.microsoft.com/office/word/2010/wordml" xmlns:w15="http://schemas.microsoft.com/office/word/2012/wordml" xmlns:w16cex="http://schemas.microsoft.com/office/word/2018/wordml/cex" xmlns:w16cid="http://schemas.microsoft.com/office/word/2016/wordml/cid" xmlns:w16="http://schemas.microsoft.com/office/word/2018/wordml" xmlns:w16du="http://schemas.microsoft.com/office/word/2023/wordml/word16du" xmlns:w16sdtdh="http://schemas.microsoft.com/office/word/2020/wordml/sdtdatahash" xmlns:w16sdtfl="http://schemas.microsoft.com/office/word/2024/wordml/sdtformatlock" xmlns:w16se="http://schemas.microsoft.com/office/word/2015/wordml/symex" xmlns:wpg="http://schemas.microsoft.com/office/word/2010/wordprocessingGroup" xmlns:wpi="http://schemas.microsoft.com/office/word/2010/wordprocessingInk" xmlns:wne="http://schemas.microsoft.com/office/word/2006/wordml" xmlns:wps="http://schemas.microsoft.com/office/word/2010/wordprocessingShape" mc:Ignorable="w14 w15 w16se w16cid w16 w16cex w16sdtdh w16sdtfl w16du wp14">
+<w:endnotes xmlns:wpc="http://schemas.microsoft.com/office/word/2010/wordprocessingCanvas" xmlns:cx="http://schemas.microsoft.com/office/drawing/2014/chartex" xmlns:cx1="http://schemas.microsoft.com/office/drawing/2015/9/8/chartex" xmlns:cx2="http://schemas.microsoft.com/office/drawing/2015/10/21/chartex" xmlns:cx3="http://schemas.microsoft.com/office/drawing/2016/5/9/chartex" xmlns:cx4="http://schemas.microsoft.com/office/drawing/2016/5/10/chartex" xmlns:cx5="http://schemas.microsoft.com/office/drawing/2016/5/11/chartex" xmlns:cx6="http://schemas.microsoft.com/office/drawing/2016/5/12/chartex" xmlns:cx7="http://schemas.microsoft.com/office/drawing/2016/5/13/chartex" xmlns:cx8="http://schemas.microsoft.com/office/drawing/2016/5/14/chartex" xmlns:mc="http://schemas.openxmlformats.org/markup-compatibility/2006" xmlns:aink="http://schemas.microsoft.com/office/drawing/2016/ink" xmlns:am3d="http://schemas.microsoft.com/office/drawing/2017/model3d" xmlns:o="urn:schemas-microsoft-com:office:office" xmlns:oel="http://schemas.microsoft.com/office/2019/extlst" xmlns:r="http://schemas.openxmlformats.org/officeDocument/2006/relationships" xmlns:m="http://schemas.openxmlformats.org/officeDocument/2006/math" xmlns:v="urn:schemas-microsoft-com:vml" xmlns:wp14="http://schemas.microsoft.com/office/word/2010/wordprocessingDrawing" xmlns:wp="http://schemas.openxmlformats.org/drawingml/2006/wordprocessingDrawing" xmlns:w10="urn:schemas-microsoft-com:office:word" xmlns:w="http://schemas.openxmlformats.org/wordprocessingml/2006/main" xmlns:w14="http://schemas.microsoft.com/office/word/2010/wordml" xmlns:w15="http://schemas.microsoft.com/office/word/2012/wordml" xmlns:w16cei="http://schemas.microsoft.com/office/word/2026/wordml/cei" xmlns:w16cex="http://schemas.microsoft.com/office/word/2018/wordml/cex" xmlns:w16cid="http://schemas.microsoft.com/office/word/2016/wordml/cid" xmlns:w16="http://schemas.microsoft.com/office/word/2018/wordml" xmlns:w16du="http://schemas.microsoft.com/office/word/2023/wordml/word16du" xmlns:w16sdtdh="http://schemas.microsoft.com/office/word/2020/wordml/sdtdatahash" xmlns:w16sdtfl="http://schemas.microsoft.com/office/word/2024/wordml/sdtformatlock" xmlns:w16se="http://schemas.microsoft.com/office/word/2015/wordml/symex" xmlns:wpg="http://schemas.microsoft.com/office/word/2010/wordprocessingGroup" xmlns:wpi="http://schemas.microsoft.com/office/word/2010/wordprocessingInk" xmlns:wne="http://schemas.microsoft.com/office/word/2006/wordml" xmlns:wps="http://schemas.microsoft.com/office/word/2010/wordprocessingShape" mc:Ignorable="w14 w15 w16se w16cid w16 w16cex w16sdtdh w16sdtfl w16du wp14">
   <w:endnote w:type="separator" w:id="-1">
     <w:p>
       <w:pPr>
@@ -14186,7 +14548,7 @@
 </file>
 
 <file path=word/footnotes.xml><?xml version="1.0" encoding="utf-8"?>
-<w:footnotes xmlns:wpc="http://schemas.microsoft.com/office/word/2010/wordprocessingCanvas" xmlns:cx="http://schemas.microsoft.com/office/drawing/2014/chartex" xmlns:cx1="http://schemas.microsoft.com/office/drawing/2015/9/8/chartex" xmlns:cx2="http://schemas.microsoft.com/office/drawing/2015/10/21/chartex" xmlns:cx3="http://schemas.microsoft.com/office/drawing/2016/5/9/chartex" xmlns:cx4="http://schemas.microsoft.com/office/drawing/2016/5/10/chartex" xmlns:cx5="http://schemas.microsoft.com/office/drawing/2016/5/11/chartex" xmlns:cx6="http://schemas.microsoft.com/office/drawing/2016/5/12/chartex" xmlns:cx7="http://schemas.microsoft.com/office/drawing/2016/5/13/chartex" xmlns:cx8="http://schemas.microsoft.com/office/drawing/2016/5/14/chartex" xmlns:mc="http://schemas.openxmlformats.org/markup-compatibility/2006" xmlns:aink="http://schemas.microsoft.com/office/drawing/2016/ink" xmlns:am3d="http://schemas.microsoft.com/office/drawing/2017/model3d" xmlns:o="urn:schemas-microsoft-com:office:office" xmlns:oel="http://schemas.microsoft.com/office/2019/extlst" xmlns:r="http://schemas.openxmlformats.org/officeDocument/2006/relationships" xmlns:m="http://schemas.openxmlformats.org/officeDocument/2006/math" xmlns:v="urn:schemas-microsoft-com:vml" xmlns:wp14="http://schemas.microsoft.com/office/word/2010/wordprocessingDrawing" xmlns:wp="http://schemas.openxmlformats.org/drawingml/2006/wordprocessingDrawing" xmlns:w10="urn:schemas-microsoft-com:office:word" xmlns:w="http://schemas.openxmlformats.org/wordprocessingml/2006/main" xmlns:w14="http://schemas.microsoft.com/office/word/2010/wordml" xmlns:w15="http://schemas.microsoft.com/office/word/2012/wordml" xmlns:w16cex="http://schemas.microsoft.com/office/word/2018/wordml/cex" xmlns:w16cid="http://schemas.microsoft.com/office/word/2016/wordml/cid" xmlns:w16="http://schemas.microsoft.com/office/word/2018/wordml" xmlns:w16du="http://schemas.microsoft.com/office/word/2023/wordml/word16du" xmlns:w16sdtdh="http://schemas.microsoft.com/office/word/2020/wordml/sdtdatahash" xmlns:w16sdtfl="http://schemas.microsoft.com/office/word/2024/wordml/sdtformatlock" xmlns:w16se="http://schemas.microsoft.com/office/word/2015/wordml/symex" xmlns:wpg="http://schemas.microsoft.com/office/word/2010/wordprocessingGroup" xmlns:wpi="http://schemas.microsoft.com/office/word/2010/wordprocessingInk" xmlns:wne="http://schemas.microsoft.com/office/word/2006/wordml" xmlns:wps="http://schemas.microsoft.com/office/word/2010/wordprocessingShape" mc:Ignorable="w14 w15 w16se w16cid w16 w16cex w16sdtdh w16sdtfl w16du wp14">
+<w:footnotes xmlns:wpc="http://schemas.microsoft.com/office/word/2010/wordprocessingCanvas" xmlns:cx="http://schemas.microsoft.com/office/drawing/2014/chartex" xmlns:cx1="http://schemas.microsoft.com/office/drawing/2015/9/8/chartex" xmlns:cx2="http://schemas.microsoft.com/office/drawing/2015/10/21/chartex" xmlns:cx3="http://schemas.microsoft.com/office/drawing/2016/5/9/chartex" xmlns:cx4="http://schemas.microsoft.com/office/drawing/2016/5/10/chartex" xmlns:cx5="http://schemas.microsoft.com/office/drawing/2016/5/11/chartex" xmlns:cx6="http://schemas.microsoft.com/office/drawing/2016/5/12/chartex" xmlns:cx7="http://schemas.microsoft.com/office/drawing/2016/5/13/chartex" xmlns:cx8="http://schemas.microsoft.com/office/drawing/2016/5/14/chartex" xmlns:mc="http://schemas.openxmlformats.org/markup-compatibility/2006" xmlns:aink="http://schemas.microsoft.com/office/drawing/2016/ink" xmlns:am3d="http://schemas.microsoft.com/office/drawing/2017/model3d" xmlns:o="urn:schemas-microsoft-com:office:office" xmlns:oel="http://schemas.microsoft.com/office/2019/extlst" xmlns:r="http://schemas.openxmlformats.org/officeDocument/2006/relationships" xmlns:m="http://schemas.openxmlformats.org/officeDocument/2006/math" xmlns:v="urn:schemas-microsoft-com:vml" xmlns:wp14="http://schemas.microsoft.com/office/word/2010/wordprocessingDrawing" xmlns:wp="http://schemas.openxmlformats.org/drawingml/2006/wordprocessingDrawing" xmlns:w10="urn:schemas-microsoft-com:office:word" xmlns:w="http://schemas.openxmlformats.org/wordprocessingml/2006/main" xmlns:w14="http://schemas.microsoft.com/office/word/2010/wordml" xmlns:w15="http://schemas.microsoft.com/office/word/2012/wordml" xmlns:w16cei="http://schemas.microsoft.com/office/word/2026/wordml/cei" xmlns:w16cex="http://schemas.microsoft.com/office/word/2018/wordml/cex" xmlns:w16cid="http://schemas.microsoft.com/office/word/2016/wordml/cid" xmlns:w16="http://schemas.microsoft.com/office/word/2018/wordml" xmlns:w16du="http://schemas.microsoft.com/office/word/2023/wordml/word16du" xmlns:w16sdtdh="http://schemas.microsoft.com/office/word/2020/wordml/sdtdatahash" xmlns:w16sdtfl="http://schemas.microsoft.com/office/word/2024/wordml/sdtformatlock" xmlns:w16se="http://schemas.microsoft.com/office/word/2015/wordml/symex" xmlns:wpg="http://schemas.microsoft.com/office/word/2010/wordprocessingGroup" xmlns:wpi="http://schemas.microsoft.com/office/word/2010/wordprocessingInk" xmlns:wne="http://schemas.microsoft.com/office/word/2006/wordml" xmlns:wps="http://schemas.microsoft.com/office/word/2010/wordprocessingShape" mc:Ignorable="w14 w15 w16se w16cid w16 w16cex w16sdtdh w16sdtfl w16du wp14">
   <w:footnote w:type="separator" w:id="-1">
     <w:p>
       <w:pPr>
@@ -14211,183 +14573,9 @@
 </file>
 
 <file path=word/numbering.xml><?xml version="1.0" encoding="utf-8"?>
-<w:numbering xmlns:wpc="http://schemas.microsoft.com/office/word/2010/wordprocessingCanvas" xmlns:cx="http://schemas.microsoft.com/office/drawing/2014/chartex" xmlns:cx1="http://schemas.microsoft.com/office/drawing/2015/9/8/chartex" xmlns:cx2="http://schemas.microsoft.com/office/drawing/2015/10/21/chartex" xmlns:cx3="http://schemas.microsoft.com/office/drawing/2016/5/9/chartex" xmlns:cx4="http://schemas.microsoft.com/office/drawing/2016/5/10/chartex" xmlns:cx5="http://schemas.microsoft.com/office/drawing/2016/5/11/chartex" xmlns:cx6="http://schemas.microsoft.com/office/drawing/2016/5/12/chartex" xmlns:cx7="http://schemas.microsoft.com/office/drawing/2016/5/13/chartex" xmlns:cx8="http://schemas.microsoft.com/office/drawing/2016/5/14/chartex" xmlns:mc="http://schemas.openxmlformats.org/markup-compatibility/2006" xmlns:aink="http://schemas.microsoft.com/office/drawing/2016/ink" xmlns:am3d="http://schemas.microsoft.com/office/drawing/2017/model3d" xmlns:o="urn:schemas-microsoft-com:office:office" xmlns:oel="http://schemas.microsoft.com/office/2019/extlst" xmlns:r="http://schemas.openxmlformats.org/officeDocument/2006/relationships" xmlns:m="http://schemas.openxmlformats.org/officeDocument/2006/math" xmlns:v="urn:schemas-microsoft-com:vml" xmlns:wp14="http://schemas.microsoft.com/office/word/2010/wordprocessingDrawing" xmlns:wp="http://schemas.openxmlformats.org/drawingml/2006/wordprocessingDrawing" xmlns:w10="urn:schemas-microsoft-com:office:word" xmlns:w="http://schemas.openxmlformats.org/wordprocessingml/2006/main" xmlns:w14="http://schemas.microsoft.com/office/word/2010/wordml" xmlns:w15="http://schemas.microsoft.com/office/word/2012/wordml" xmlns:w16cex="http://schemas.microsoft.com/office/word/2018/wordml/cex" xmlns:w16cid="http://schemas.microsoft.com/office/word/2016/wordml/cid" xmlns:w16="http://schemas.microsoft.com/office/word/2018/wordml" xmlns:w16du="http://schemas.microsoft.com/office/word/2023/wordml/word16du" xmlns:w16sdtdh="http://schemas.microsoft.com/office/word/2020/wordml/sdtdatahash" xmlns:w16sdtfl="http://schemas.microsoft.com/office/word/2024/wordml/sdtformatlock" xmlns:w16se="http://schemas.microsoft.com/office/word/2015/wordml/symex" xmlns:wpg="http://schemas.microsoft.com/office/word/2010/wordprocessingGroup" xmlns:wpi="http://schemas.microsoft.com/office/word/2010/wordprocessingInk" xmlns:wne="http://schemas.microsoft.com/office/word/2006/wordml" xmlns:wps="http://schemas.microsoft.com/office/word/2010/wordprocessingShape" mc:Ignorable="w14 w15 w16se w16cid w16 w16cex w16sdtdh w16sdtfl w16du wp14">
+<w:numbering xmlns:wpc="http://schemas.microsoft.com/office/word/2010/wordprocessingCanvas" xmlns:cx="http://schemas.microsoft.com/office/drawing/2014/chartex" xmlns:cx1="http://schemas.microsoft.com/office/drawing/2015/9/8/chartex" xmlns:cx2="http://schemas.microsoft.com/office/drawing/2015/10/21/chartex" xmlns:cx3="http://schemas.microsoft.com/office/drawing/2016/5/9/chartex" xmlns:cx4="http://schemas.microsoft.com/office/drawing/2016/5/10/chartex" xmlns:cx5="http://schemas.microsoft.com/office/drawing/2016/5/11/chartex" xmlns:cx6="http://schemas.microsoft.com/office/drawing/2016/5/12/chartex" xmlns:cx7="http://schemas.microsoft.com/office/drawing/2016/5/13/chartex" xmlns:cx8="http://schemas.microsoft.com/office/drawing/2016/5/14/chartex" xmlns:mc="http://schemas.openxmlformats.org/markup-compatibility/2006" xmlns:aink="http://schemas.microsoft.com/office/drawing/2016/ink" xmlns:am3d="http://schemas.microsoft.com/office/drawing/2017/model3d" xmlns:o="urn:schemas-microsoft-com:office:office" xmlns:oel="http://schemas.microsoft.com/office/2019/extlst" xmlns:r="http://schemas.openxmlformats.org/officeDocument/2006/relationships" xmlns:m="http://schemas.openxmlformats.org/officeDocument/2006/math" xmlns:v="urn:schemas-microsoft-com:vml" xmlns:wp14="http://schemas.microsoft.com/office/word/2010/wordprocessingDrawing" xmlns:wp="http://schemas.openxmlformats.org/drawingml/2006/wordprocessingDrawing" xmlns:w10="urn:schemas-microsoft-com:office:word" xmlns:w="http://schemas.openxmlformats.org/wordprocessingml/2006/main" xmlns:w14="http://schemas.microsoft.com/office/word/2010/wordml" xmlns:w15="http://schemas.microsoft.com/office/word/2012/wordml" xmlns:w16cei="http://schemas.microsoft.com/office/word/2026/wordml/cei" xmlns:w16cex="http://schemas.microsoft.com/office/word/2018/wordml/cex" xmlns:w16cid="http://schemas.microsoft.com/office/word/2016/wordml/cid" xmlns:w16="http://schemas.microsoft.com/office/word/2018/wordml" xmlns:w16du="http://schemas.microsoft.com/office/word/2023/wordml/word16du" xmlns:w16sdtdh="http://schemas.microsoft.com/office/word/2020/wordml/sdtdatahash" xmlns:w16sdtfl="http://schemas.microsoft.com/office/word/2024/wordml/sdtformatlock" xmlns:w16se="http://schemas.microsoft.com/office/word/2015/wordml/symex" xmlns:wpg="http://schemas.microsoft.com/office/word/2010/wordprocessingGroup" xmlns:wpi="http://schemas.microsoft.com/office/word/2010/wordprocessingInk" xmlns:wne="http://schemas.microsoft.com/office/word/2006/wordml" xmlns:wps="http://schemas.microsoft.com/office/word/2010/wordprocessingShape" mc:Ignorable="w14 w15 w16se w16cid w16 w16cex w16sdtdh w16sdtfl w16du wp14">
   <w:abstractNum w:abstractNumId="0" w15:restartNumberingAfterBreak="0">
-    <w:nsid w:val="17390B41"/>
-    <w:multiLevelType w:val="hybridMultilevel"/>
-    <w:tmpl w:val="F5EE7354"/>
-    <w:name w:val="__API_DOC_SQUARE_BULLET__22222"/>
-    <w:lvl w:ilvl="0" w:tplc="0409000F">
-      <w:start w:val="1"/>
-      <w:numFmt w:val="decimal"/>
-      <w:lvlText w:val="%1."/>
-      <w:lvlJc w:val="left"/>
-      <w:pPr>
-        <w:ind w:left="440" w:hanging="440"/>
-      </w:pPr>
-    </w:lvl>
-    <w:lvl w:ilvl="1" w:tplc="04090017" w:tentative="1">
-      <w:start w:val="1"/>
-      <w:numFmt w:val="aiueoFullWidth"/>
-      <w:lvlText w:val="(%2)"/>
-      <w:lvlJc w:val="left"/>
-      <w:pPr>
-        <w:ind w:left="880" w:hanging="440"/>
-      </w:pPr>
-    </w:lvl>
-    <w:lvl w:ilvl="2" w:tplc="04090011" w:tentative="1">
-      <w:start w:val="1"/>
-      <w:numFmt w:val="decimalEnclosedCircle"/>
-      <w:lvlText w:val="%3"/>
-      <w:lvlJc w:val="left"/>
-      <w:pPr>
-        <w:ind w:left="1320" w:hanging="440"/>
-      </w:pPr>
-    </w:lvl>
-    <w:lvl w:ilvl="3" w:tplc="0409000F" w:tentative="1">
-      <w:start w:val="1"/>
-      <w:numFmt w:val="decimal"/>
-      <w:lvlText w:val="%4."/>
-      <w:lvlJc w:val="left"/>
-      <w:pPr>
-        <w:ind w:left="1760" w:hanging="440"/>
-      </w:pPr>
-    </w:lvl>
-    <w:lvl w:ilvl="4" w:tplc="04090017" w:tentative="1">
-      <w:start w:val="1"/>
-      <w:numFmt w:val="aiueoFullWidth"/>
-      <w:lvlText w:val="(%5)"/>
-      <w:lvlJc w:val="left"/>
-      <w:pPr>
-        <w:ind w:left="2200" w:hanging="440"/>
-      </w:pPr>
-    </w:lvl>
-    <w:lvl w:ilvl="5" w:tplc="04090011" w:tentative="1">
-      <w:start w:val="1"/>
-      <w:numFmt w:val="decimalEnclosedCircle"/>
-      <w:lvlText w:val="%6"/>
-      <w:lvlJc w:val="left"/>
-      <w:pPr>
-        <w:ind w:left="2640" w:hanging="440"/>
-      </w:pPr>
-    </w:lvl>
-    <w:lvl w:ilvl="6" w:tplc="0409000F" w:tentative="1">
-      <w:start w:val="1"/>
-      <w:numFmt w:val="decimal"/>
-      <w:lvlText w:val="%7."/>
-      <w:lvlJc w:val="left"/>
-      <w:pPr>
-        <w:ind w:left="3080" w:hanging="440"/>
-      </w:pPr>
-    </w:lvl>
-    <w:lvl w:ilvl="7" w:tplc="04090017" w:tentative="1">
-      <w:start w:val="1"/>
-      <w:numFmt w:val="aiueoFullWidth"/>
-      <w:lvlText w:val="(%8)"/>
-      <w:lvlJc w:val="left"/>
-      <w:pPr>
-        <w:ind w:left="3520" w:hanging="440"/>
-      </w:pPr>
-    </w:lvl>
-    <w:lvl w:ilvl="8" w:tplc="04090011" w:tentative="1">
-      <w:start w:val="1"/>
-      <w:numFmt w:val="decimalEnclosedCircle"/>
-      <w:lvlText w:val="%9"/>
-      <w:lvlJc w:val="left"/>
-      <w:pPr>
-        <w:ind w:left="3960" w:hanging="440"/>
-      </w:pPr>
-    </w:lvl>
-  </w:abstractNum>
-  <w:abstractNum w:abstractNumId="1" w15:restartNumberingAfterBreak="0">
-    <w:nsid w:val="249063AA"/>
-    <w:multiLevelType w:val="hybridMultilevel"/>
-    <w:tmpl w:val="6B9CACDC"/>
-    <w:name w:val="__API_DOC_SQUARE_BULLET__222"/>
-    <w:lvl w:ilvl="0" w:tplc="0409000F">
-      <w:start w:val="1"/>
-      <w:numFmt w:val="decimal"/>
-      <w:lvlText w:val="%1."/>
-      <w:lvlJc w:val="left"/>
-      <w:pPr>
-        <w:ind w:left="440" w:hanging="440"/>
-      </w:pPr>
-    </w:lvl>
-    <w:lvl w:ilvl="1" w:tplc="04090017" w:tentative="1">
-      <w:start w:val="1"/>
-      <w:numFmt w:val="aiueoFullWidth"/>
-      <w:lvlText w:val="(%2)"/>
-      <w:lvlJc w:val="left"/>
-      <w:pPr>
-        <w:ind w:left="880" w:hanging="440"/>
-      </w:pPr>
-    </w:lvl>
-    <w:lvl w:ilvl="2" w:tplc="04090011" w:tentative="1">
-      <w:start w:val="1"/>
-      <w:numFmt w:val="decimalEnclosedCircle"/>
-      <w:lvlText w:val="%3"/>
-      <w:lvlJc w:val="left"/>
-      <w:pPr>
-        <w:ind w:left="1320" w:hanging="440"/>
-      </w:pPr>
-    </w:lvl>
-    <w:lvl w:ilvl="3" w:tplc="0409000F" w:tentative="1">
-      <w:start w:val="1"/>
-      <w:numFmt w:val="decimal"/>
-      <w:lvlText w:val="%4."/>
-      <w:lvlJc w:val="left"/>
-      <w:pPr>
-        <w:ind w:left="1760" w:hanging="440"/>
-      </w:pPr>
-    </w:lvl>
-    <w:lvl w:ilvl="4" w:tplc="04090017" w:tentative="1">
-      <w:start w:val="1"/>
-      <w:numFmt w:val="aiueoFullWidth"/>
-      <w:lvlText w:val="(%5)"/>
-      <w:lvlJc w:val="left"/>
-      <w:pPr>
-        <w:ind w:left="2200" w:hanging="440"/>
-      </w:pPr>
-    </w:lvl>
-    <w:lvl w:ilvl="5" w:tplc="04090011" w:tentative="1">
-      <w:start w:val="1"/>
-      <w:numFmt w:val="decimalEnclosedCircle"/>
-      <w:lvlText w:val="%6"/>
-      <w:lvlJc w:val="left"/>
-      <w:pPr>
-        <w:ind w:left="2640" w:hanging="440"/>
-      </w:pPr>
-    </w:lvl>
-    <w:lvl w:ilvl="6" w:tplc="0409000F" w:tentative="1">
-      <w:start w:val="1"/>
-      <w:numFmt w:val="decimal"/>
-      <w:lvlText w:val="%7."/>
-      <w:lvlJc w:val="left"/>
-      <w:pPr>
-        <w:ind w:left="3080" w:hanging="440"/>
-      </w:pPr>
-    </w:lvl>
-    <w:lvl w:ilvl="7" w:tplc="04090017" w:tentative="1">
-      <w:start w:val="1"/>
-      <w:numFmt w:val="aiueoFullWidth"/>
-      <w:lvlText w:val="(%8)"/>
-      <w:lvlJc w:val="left"/>
-      <w:pPr>
-        <w:ind w:left="3520" w:hanging="440"/>
-      </w:pPr>
-    </w:lvl>
-    <w:lvl w:ilvl="8" w:tplc="04090011" w:tentative="1">
-      <w:start w:val="1"/>
-      <w:numFmt w:val="decimalEnclosedCircle"/>
-      <w:lvlText w:val="%9"/>
-      <w:lvlJc w:val="left"/>
-      <w:pPr>
-        <w:ind w:left="3960" w:hanging="440"/>
-      </w:pPr>
-    </w:lvl>
-  </w:abstractNum>
-  <w:abstractNum w:abstractNumId="2" w15:restartNumberingAfterBreak="0">
-    <w:nsid w:val="27360511"/>
+    <w:nsid w:val="24D00BBE"/>
     <w:multiLevelType w:val="singleLevel"/>
     <w:tmpl w:val="04090001"/>
     <w:lvl w:ilvl="0">
@@ -14403,367 +14591,123 @@
       </w:rPr>
     </w:lvl>
   </w:abstractNum>
+  <w:abstractNum w:abstractNumId="1" w15:restartNumberingAfterBreak="0">
+    <w:nsid w:val="25B30D24"/>
+    <w:multiLevelType w:val="singleLevel"/>
+    <w:tmpl w:val="04090001"/>
+    <w:lvl w:ilvl="0">
+      <w:start w:val="1"/>
+      <w:numFmt w:val="bullet"/>
+      <w:lvlText w:val="■"/>
+      <w:lvlJc w:val="left"/>
+      <w:pPr>
+        <w:ind w:left="440" w:hanging="440"/>
+      </w:pPr>
+      <w:rPr>
+        <w:rFonts w:ascii="Meiryo UI" w:hAnsi="Meiryo UI" w:eastAsia="Meiryo UI" w:cs="Meiryo UI" w:hint="default"/>
+      </w:rPr>
+    </w:lvl>
+  </w:abstractNum>
+  <w:abstractNum w:abstractNumId="2" w15:restartNumberingAfterBreak="0">
+    <w:nsid w:val="3D4D05B0"/>
+    <w:multiLevelType w:val="singleLevel"/>
+    <w:tmpl w:val="04090001"/>
+    <w:lvl w:ilvl="0">
+      <w:start w:val="1"/>
+      <w:numFmt w:val="bullet"/>
+      <w:lvlText w:val="■"/>
+      <w:lvlJc w:val="left"/>
+      <w:pPr>
+        <w:ind w:left="440" w:hanging="440"/>
+      </w:pPr>
+      <w:rPr>
+        <w:rFonts w:ascii="Meiryo UI" w:hAnsi="Meiryo UI" w:eastAsia="Meiryo UI" w:cs="Meiryo UI" w:hint="default"/>
+      </w:rPr>
+    </w:lvl>
+  </w:abstractNum>
   <w:abstractNum w:abstractNumId="3" w15:restartNumberingAfterBreak="0">
-    <w:nsid w:val="2C92224F"/>
-    <w:multiLevelType w:val="hybridMultilevel"/>
-    <w:tmpl w:val="C82E1FAA"/>
-    <w:name w:val="__API_DOC_SQUARE_BULLET__2222"/>
-    <w:lvl w:ilvl="0" w:tplc="0409000F">
+    <w:nsid w:val="44C73CE8"/>
+    <w:multiLevelType w:val="singleLevel"/>
+    <w:tmpl w:val="04090001"/>
+    <w:lvl w:ilvl="0">
       <w:start w:val="1"/>
-      <w:numFmt w:val="decimal"/>
-      <w:lvlText w:val="%1."/>
+      <w:numFmt w:val="bullet"/>
+      <w:lvlText w:val="■"/>
       <w:lvlJc w:val="left"/>
       <w:pPr>
         <w:ind w:left="440" w:hanging="440"/>
       </w:pPr>
-    </w:lvl>
-    <w:lvl w:ilvl="1" w:tplc="04090017" w:tentative="1">
-      <w:start w:val="1"/>
-      <w:numFmt w:val="aiueoFullWidth"/>
-      <w:lvlText w:val="(%2)"/>
-      <w:lvlJc w:val="left"/>
-      <w:pPr>
-        <w:ind w:left="880" w:hanging="440"/>
-      </w:pPr>
-    </w:lvl>
-    <w:lvl w:ilvl="2" w:tplc="04090011" w:tentative="1">
-      <w:start w:val="1"/>
-      <w:numFmt w:val="decimalEnclosedCircle"/>
-      <w:lvlText w:val="%3"/>
-      <w:lvlJc w:val="left"/>
-      <w:pPr>
-        <w:ind w:left="1320" w:hanging="440"/>
-      </w:pPr>
-    </w:lvl>
-    <w:lvl w:ilvl="3" w:tplc="0409000F" w:tentative="1">
-      <w:start w:val="1"/>
-      <w:numFmt w:val="decimal"/>
-      <w:lvlText w:val="%4."/>
-      <w:lvlJc w:val="left"/>
-      <w:pPr>
-        <w:ind w:left="1760" w:hanging="440"/>
-      </w:pPr>
-    </w:lvl>
-    <w:lvl w:ilvl="4" w:tplc="04090017" w:tentative="1">
-      <w:start w:val="1"/>
-      <w:numFmt w:val="aiueoFullWidth"/>
-      <w:lvlText w:val="(%5)"/>
-      <w:lvlJc w:val="left"/>
-      <w:pPr>
-        <w:ind w:left="2200" w:hanging="440"/>
-      </w:pPr>
-    </w:lvl>
-    <w:lvl w:ilvl="5" w:tplc="04090011" w:tentative="1">
-      <w:start w:val="1"/>
-      <w:numFmt w:val="decimalEnclosedCircle"/>
-      <w:lvlText w:val="%6"/>
-      <w:lvlJc w:val="left"/>
-      <w:pPr>
-        <w:ind w:left="2640" w:hanging="440"/>
-      </w:pPr>
-    </w:lvl>
-    <w:lvl w:ilvl="6" w:tplc="0409000F" w:tentative="1">
-      <w:start w:val="1"/>
-      <w:numFmt w:val="decimal"/>
-      <w:lvlText w:val="%7."/>
-      <w:lvlJc w:val="left"/>
-      <w:pPr>
-        <w:ind w:left="3080" w:hanging="440"/>
-      </w:pPr>
-    </w:lvl>
-    <w:lvl w:ilvl="7" w:tplc="04090017" w:tentative="1">
-      <w:start w:val="1"/>
-      <w:numFmt w:val="aiueoFullWidth"/>
-      <w:lvlText w:val="(%8)"/>
-      <w:lvlJc w:val="left"/>
-      <w:pPr>
-        <w:ind w:left="3520" w:hanging="440"/>
-      </w:pPr>
-    </w:lvl>
-    <w:lvl w:ilvl="8" w:tplc="04090011" w:tentative="1">
-      <w:start w:val="1"/>
-      <w:numFmt w:val="decimalEnclosedCircle"/>
-      <w:lvlText w:val="%9"/>
-      <w:lvlJc w:val="left"/>
-      <w:pPr>
-        <w:ind w:left="3960" w:hanging="440"/>
-      </w:pPr>
+      <w:rPr>
+        <w:rFonts w:ascii="Meiryo UI" w:hAnsi="Meiryo UI" w:eastAsia="Meiryo UI" w:cs="Meiryo UI" w:hint="default"/>
+      </w:rPr>
     </w:lvl>
   </w:abstractNum>
   <w:abstractNum w:abstractNumId="4" w15:restartNumberingAfterBreak="0">
-    <w:nsid w:val="4E67189E"/>
-    <w:multiLevelType w:val="hybridMultilevel"/>
-    <w:tmpl w:val="16BA5048"/>
-    <w:name w:val="__API_DOC_SQUARE_BULLET__222222"/>
-    <w:lvl w:ilvl="0" w:tplc="0409000F">
+    <w:nsid w:val="4E5F6A0C"/>
+    <w:multiLevelType w:val="singleLevel"/>
+    <w:tmpl w:val="04090001"/>
+    <w:lvl w:ilvl="0">
       <w:start w:val="1"/>
-      <w:numFmt w:val="decimal"/>
-      <w:lvlText w:val="%1."/>
+      <w:numFmt w:val="bullet"/>
+      <w:lvlText w:val="■"/>
       <w:lvlJc w:val="left"/>
       <w:pPr>
         <w:ind w:left="440" w:hanging="440"/>
       </w:pPr>
-    </w:lvl>
-    <w:lvl w:ilvl="1" w:tplc="04090017" w:tentative="1">
-      <w:start w:val="1"/>
-      <w:numFmt w:val="aiueoFullWidth"/>
-      <w:lvlText w:val="(%2)"/>
-      <w:lvlJc w:val="left"/>
-      <w:pPr>
-        <w:ind w:left="880" w:hanging="440"/>
-      </w:pPr>
-    </w:lvl>
-    <w:lvl w:ilvl="2" w:tplc="04090011" w:tentative="1">
-      <w:start w:val="1"/>
-      <w:numFmt w:val="decimalEnclosedCircle"/>
-      <w:lvlText w:val="%3"/>
-      <w:lvlJc w:val="left"/>
-      <w:pPr>
-        <w:ind w:left="1320" w:hanging="440"/>
-      </w:pPr>
-    </w:lvl>
-    <w:lvl w:ilvl="3" w:tplc="0409000F" w:tentative="1">
-      <w:start w:val="1"/>
-      <w:numFmt w:val="decimal"/>
-      <w:lvlText w:val="%4."/>
-      <w:lvlJc w:val="left"/>
-      <w:pPr>
-        <w:ind w:left="1760" w:hanging="440"/>
-      </w:pPr>
-    </w:lvl>
-    <w:lvl w:ilvl="4" w:tplc="04090017" w:tentative="1">
-      <w:start w:val="1"/>
-      <w:numFmt w:val="aiueoFullWidth"/>
-      <w:lvlText w:val="(%5)"/>
-      <w:lvlJc w:val="left"/>
-      <w:pPr>
-        <w:ind w:left="2200" w:hanging="440"/>
-      </w:pPr>
-    </w:lvl>
-    <w:lvl w:ilvl="5" w:tplc="04090011" w:tentative="1">
-      <w:start w:val="1"/>
-      <w:numFmt w:val="decimalEnclosedCircle"/>
-      <w:lvlText w:val="%6"/>
-      <w:lvlJc w:val="left"/>
-      <w:pPr>
-        <w:ind w:left="2640" w:hanging="440"/>
-      </w:pPr>
-    </w:lvl>
-    <w:lvl w:ilvl="6" w:tplc="0409000F" w:tentative="1">
-      <w:start w:val="1"/>
-      <w:numFmt w:val="decimal"/>
-      <w:lvlText w:val="%7."/>
-      <w:lvlJc w:val="left"/>
-      <w:pPr>
-        <w:ind w:left="3080" w:hanging="440"/>
-      </w:pPr>
-    </w:lvl>
-    <w:lvl w:ilvl="7" w:tplc="04090017" w:tentative="1">
-      <w:start w:val="1"/>
-      <w:numFmt w:val="aiueoFullWidth"/>
-      <w:lvlText w:val="(%8)"/>
-      <w:lvlJc w:val="left"/>
-      <w:pPr>
-        <w:ind w:left="3520" w:hanging="440"/>
-      </w:pPr>
-    </w:lvl>
-    <w:lvl w:ilvl="8" w:tplc="04090011" w:tentative="1">
-      <w:start w:val="1"/>
-      <w:numFmt w:val="decimalEnclosedCircle"/>
-      <w:lvlText w:val="%9"/>
-      <w:lvlJc w:val="left"/>
-      <w:pPr>
-        <w:ind w:left="3960" w:hanging="440"/>
-      </w:pPr>
+      <w:rPr>
+        <w:rFonts w:ascii="Meiryo UI" w:hAnsi="Meiryo UI" w:eastAsia="Meiryo UI" w:cs="Meiryo UI" w:hint="default"/>
+      </w:rPr>
     </w:lvl>
   </w:abstractNum>
   <w:abstractNum w:abstractNumId="5" w15:restartNumberingAfterBreak="0">
-    <w:nsid w:val="6A20093C"/>
-    <w:multiLevelType w:val="hybridMultilevel"/>
-    <w:tmpl w:val="F200A410"/>
-    <w:name w:val="__API_DOC_SQUARE_BULLET__2"/>
-    <w:lvl w:ilvl="0" w:tplc="0409000F">
+    <w:nsid w:val="54592FD3"/>
+    <w:multiLevelType w:val="singleLevel"/>
+    <w:tmpl w:val="04090001"/>
+    <w:lvl w:ilvl="0">
       <w:start w:val="1"/>
-      <w:numFmt w:val="decimal"/>
-      <w:lvlText w:val="%1."/>
+      <w:numFmt w:val="bullet"/>
+      <w:lvlText w:val="■"/>
       <w:lvlJc w:val="left"/>
       <w:pPr>
         <w:ind w:left="440" w:hanging="440"/>
       </w:pPr>
-    </w:lvl>
-    <w:lvl w:ilvl="1" w:tplc="04090017" w:tentative="1">
-      <w:start w:val="1"/>
-      <w:numFmt w:val="aiueoFullWidth"/>
-      <w:lvlText w:val="(%2)"/>
-      <w:lvlJc w:val="left"/>
-      <w:pPr>
-        <w:ind w:left="880" w:hanging="440"/>
-      </w:pPr>
-    </w:lvl>
-    <w:lvl w:ilvl="2" w:tplc="04090011" w:tentative="1">
-      <w:start w:val="1"/>
-      <w:numFmt w:val="decimalEnclosedCircle"/>
-      <w:lvlText w:val="%3"/>
-      <w:lvlJc w:val="left"/>
-      <w:pPr>
-        <w:ind w:left="1320" w:hanging="440"/>
-      </w:pPr>
-    </w:lvl>
-    <w:lvl w:ilvl="3" w:tplc="0409000F" w:tentative="1">
-      <w:start w:val="1"/>
-      <w:numFmt w:val="decimal"/>
-      <w:lvlText w:val="%4."/>
-      <w:lvlJc w:val="left"/>
-      <w:pPr>
-        <w:ind w:left="1760" w:hanging="440"/>
-      </w:pPr>
-    </w:lvl>
-    <w:lvl w:ilvl="4" w:tplc="04090017" w:tentative="1">
-      <w:start w:val="1"/>
-      <w:numFmt w:val="aiueoFullWidth"/>
-      <w:lvlText w:val="(%5)"/>
-      <w:lvlJc w:val="left"/>
-      <w:pPr>
-        <w:ind w:left="2200" w:hanging="440"/>
-      </w:pPr>
-    </w:lvl>
-    <w:lvl w:ilvl="5" w:tplc="04090011" w:tentative="1">
-      <w:start w:val="1"/>
-      <w:numFmt w:val="decimalEnclosedCircle"/>
-      <w:lvlText w:val="%6"/>
-      <w:lvlJc w:val="left"/>
-      <w:pPr>
-        <w:ind w:left="2640" w:hanging="440"/>
-      </w:pPr>
-    </w:lvl>
-    <w:lvl w:ilvl="6" w:tplc="0409000F" w:tentative="1">
-      <w:start w:val="1"/>
-      <w:numFmt w:val="decimal"/>
-      <w:lvlText w:val="%7."/>
-      <w:lvlJc w:val="left"/>
-      <w:pPr>
-        <w:ind w:left="3080" w:hanging="440"/>
-      </w:pPr>
-    </w:lvl>
-    <w:lvl w:ilvl="7" w:tplc="04090017" w:tentative="1">
-      <w:start w:val="1"/>
-      <w:numFmt w:val="aiueoFullWidth"/>
-      <w:lvlText w:val="(%8)"/>
-      <w:lvlJc w:val="left"/>
-      <w:pPr>
-        <w:ind w:left="3520" w:hanging="440"/>
-      </w:pPr>
-    </w:lvl>
-    <w:lvl w:ilvl="8" w:tplc="04090011" w:tentative="1">
-      <w:start w:val="1"/>
-      <w:numFmt w:val="decimalEnclosedCircle"/>
-      <w:lvlText w:val="%9"/>
-      <w:lvlJc w:val="left"/>
-      <w:pPr>
-        <w:ind w:left="3960" w:hanging="440"/>
-      </w:pPr>
+      <w:rPr>
+        <w:rFonts w:ascii="Meiryo UI" w:hAnsi="Meiryo UI" w:eastAsia="Meiryo UI" w:cs="Meiryo UI" w:hint="default"/>
+      </w:rPr>
     </w:lvl>
   </w:abstractNum>
   <w:abstractNum w:abstractNumId="6" w15:restartNumberingAfterBreak="0">
-    <w:nsid w:val="724F0E8B"/>
-    <w:multiLevelType w:val="hybridMultilevel"/>
-    <w:tmpl w:val="2856CE76"/>
-    <w:name w:val="__API_DOC_SQUARE_BULLET__22"/>
-    <w:lvl w:ilvl="0" w:tplc="0409000F">
+    <w:nsid w:val="66A646D4"/>
+    <w:multiLevelType w:val="singleLevel"/>
+    <w:tmpl w:val="04090001"/>
+    <w:lvl w:ilvl="0">
       <w:start w:val="1"/>
-      <w:numFmt w:val="decimal"/>
-      <w:lvlText w:val="%1."/>
+      <w:numFmt w:val="bullet"/>
+      <w:lvlText w:val="■"/>
       <w:lvlJc w:val="left"/>
       <w:pPr>
         <w:ind w:left="440" w:hanging="440"/>
       </w:pPr>
-    </w:lvl>
-    <w:lvl w:ilvl="1" w:tplc="04090017" w:tentative="1">
-      <w:start w:val="1"/>
-      <w:numFmt w:val="aiueoFullWidth"/>
-      <w:lvlText w:val="(%2)"/>
-      <w:lvlJc w:val="left"/>
-      <w:pPr>
-        <w:ind w:left="880" w:hanging="440"/>
-      </w:pPr>
-    </w:lvl>
-    <w:lvl w:ilvl="2" w:tplc="04090011" w:tentative="1">
-      <w:start w:val="1"/>
-      <w:numFmt w:val="decimalEnclosedCircle"/>
-      <w:lvlText w:val="%3"/>
-      <w:lvlJc w:val="left"/>
-      <w:pPr>
-        <w:ind w:left="1320" w:hanging="440"/>
-      </w:pPr>
-    </w:lvl>
-    <w:lvl w:ilvl="3" w:tplc="0409000F" w:tentative="1">
-      <w:start w:val="1"/>
-      <w:numFmt w:val="decimal"/>
-      <w:lvlText w:val="%4."/>
-      <w:lvlJc w:val="left"/>
-      <w:pPr>
-        <w:ind w:left="1760" w:hanging="440"/>
-      </w:pPr>
-    </w:lvl>
-    <w:lvl w:ilvl="4" w:tplc="04090017" w:tentative="1">
-      <w:start w:val="1"/>
-      <w:numFmt w:val="aiueoFullWidth"/>
-      <w:lvlText w:val="(%5)"/>
-      <w:lvlJc w:val="left"/>
-      <w:pPr>
-        <w:ind w:left="2200" w:hanging="440"/>
-      </w:pPr>
-    </w:lvl>
-    <w:lvl w:ilvl="5" w:tplc="04090011" w:tentative="1">
-      <w:start w:val="1"/>
-      <w:numFmt w:val="decimalEnclosedCircle"/>
-      <w:lvlText w:val="%6"/>
-      <w:lvlJc w:val="left"/>
-      <w:pPr>
-        <w:ind w:left="2640" w:hanging="440"/>
-      </w:pPr>
-    </w:lvl>
-    <w:lvl w:ilvl="6" w:tplc="0409000F" w:tentative="1">
-      <w:start w:val="1"/>
-      <w:numFmt w:val="decimal"/>
-      <w:lvlText w:val="%7."/>
-      <w:lvlJc w:val="left"/>
-      <w:pPr>
-        <w:ind w:left="3080" w:hanging="440"/>
-      </w:pPr>
-    </w:lvl>
-    <w:lvl w:ilvl="7" w:tplc="04090017" w:tentative="1">
-      <w:start w:val="1"/>
-      <w:numFmt w:val="aiueoFullWidth"/>
-      <w:lvlText w:val="(%8)"/>
-      <w:lvlJc w:val="left"/>
-      <w:pPr>
-        <w:ind w:left="3520" w:hanging="440"/>
-      </w:pPr>
-    </w:lvl>
-    <w:lvl w:ilvl="8" w:tplc="04090011" w:tentative="1">
-      <w:start w:val="1"/>
-      <w:numFmt w:val="decimalEnclosedCircle"/>
-      <w:lvlText w:val="%9"/>
-      <w:lvlJc w:val="left"/>
-      <w:pPr>
-        <w:ind w:left="3960" w:hanging="440"/>
-      </w:pPr>
+      <w:rPr>
+        <w:rFonts w:ascii="Meiryo UI" w:hAnsi="Meiryo UI" w:eastAsia="Meiryo UI" w:cs="Meiryo UI" w:hint="default"/>
+      </w:rPr>
     </w:lvl>
   </w:abstractNum>
   <w:abstractNum w:abstractNumId="7" w15:restartNumberingAfterBreak="0">
-    <w:nsid w:val="73EA285A"/>
+    <w:nsid w:val="729224D6"/>
     <w:multiLevelType w:val="singleLevel"/>
-    <w:tmpl w:val="0409000F"/>
-    <w:name w:val="__API_DOC_SQUARE_BULLET__"/>
+    <w:tmpl w:val="04090001"/>
     <w:lvl w:ilvl="0">
       <w:start w:val="1"/>
-      <w:numFmt w:val="decimal"/>
-      <w:lvlText w:val="%1."/>
+      <w:numFmt w:val="bullet"/>
+      <w:lvlText w:val="■"/>
       <w:lvlJc w:val="left"/>
       <w:pPr>
         <w:ind w:left="440" w:hanging="440"/>
       </w:pPr>
+      <w:rPr>
+        <w:rFonts w:ascii="Meiryo UI" w:hAnsi="Meiryo UI" w:eastAsia="Meiryo UI" w:cs="Meiryo UI" w:hint="default"/>
+      </w:rPr>
     </w:lvl>
   </w:abstractNum>
   <w:abstractNum w:abstractNumId="8" w15:restartNumberingAfterBreak="0">
@@ -14880,32 +14824,47 @@
       </w:rPr>
     </w:lvl>
   </w:abstractNum>
+  <w:abstractNum w:abstractNumId="9" w15:restartNumberingAfterBreak="0">
+    <w:nsid w:val="7F4A0D17"/>
+    <w:multiLevelType w:val="singleLevel"/>
+    <w:tmpl w:val="0409000F"/>
+    <w:name w:val="__API_DOC_SQUARE_BULLET__"/>
+    <w:lvl w:ilvl="0">
+      <w:start w:val="1"/>
+      <w:numFmt w:val="decimal"/>
+      <w:lvlText w:val="%1."/>
+      <w:lvlJc w:val="left"/>
+      <w:pPr>
+        <w:ind w:left="440" w:hanging="440"/>
+      </w:pPr>
+    </w:lvl>
+  </w:abstractNum>
   <w:num w:numId="1" w16cid:durableId="296302402">
     <w:abstractNumId w:val="8"/>
   </w:num>
-  <w:num w:numId="2" w16cid:durableId="1574704276">
+  <w:num w:numId="2" w16cid:durableId="1576278115">
+    <w:abstractNumId w:val="3"/>
+  </w:num>
+  <w:num w:numId="3" w16cid:durableId="1301156618">
+    <w:abstractNumId w:val="1"/>
+  </w:num>
+  <w:num w:numId="4" w16cid:durableId="1554996684">
+    <w:abstractNumId w:val="0"/>
+  </w:num>
+  <w:num w:numId="5" w16cid:durableId="1273323384">
     <w:abstractNumId w:val="2"/>
   </w:num>
-  <w:num w:numId="3" w16cid:durableId="47415154">
-    <w:abstractNumId w:val="7"/>
+  <w:num w:numId="6" w16cid:durableId="2132506334">
+    <w:abstractNumId w:val="6"/>
   </w:num>
-  <w:num w:numId="4" w16cid:durableId="1711177612">
+  <w:num w:numId="7" w16cid:durableId="370036546">
     <w:abstractNumId w:val="5"/>
   </w:num>
-  <w:num w:numId="5" w16cid:durableId="29259683">
-    <w:abstractNumId w:val="6"/>
+  <w:num w:numId="8" w16cid:durableId="248194669">
+    <w:abstractNumId w:val="4"/>
   </w:num>
-  <w:num w:numId="6" w16cid:durableId="1756322745">
-    <w:abstractNumId w:val="1"/>
-  </w:num>
-  <w:num w:numId="7" w16cid:durableId="913734011">
-    <w:abstractNumId w:val="3"/>
-  </w:num>
-  <w:num w:numId="8" w16cid:durableId="1880316513">
-    <w:abstractNumId w:val="0"/>
-  </w:num>
-  <w:num w:numId="9" w16cid:durableId="1938908151">
-    <w:abstractNumId w:val="4"/>
+  <w:num w:numId="9" w16cid:durableId="237256647">
+    <w:abstractNumId w:val="7"/>
   </w:num>
   <w:numIdMacAtCleanup w:val="9"/>
 </w:numbering>
@@ -16327,6 +16286,7 @@
       <w:bCs/>
       <w:i/>
       <w:iCs/>
+      <w:sz w:val="18"/>
       <w:szCs w:val="24"/>
     </w:rPr>
   </w:style>
@@ -16344,6 +16304,7 @@
     </w:pPr>
     <w:rPr>
       <w:bCs/>
+      <w:sz w:val="18"/>
     </w:rPr>
   </w:style>
   <w:style w:type="paragraph" w:styleId="31">
@@ -16358,6 +16319,7 @@
       <w:ind w:left="440"/>
     </w:pPr>
     <w:rPr>
+      <w:sz w:val="18"/>
       <w:szCs w:val="20"/>
     </w:rPr>
   </w:style>
